--- a/eng/docx/55.content.docx
+++ b/eng/docx/55.content.docx
@@ -295,6 +295,21 @@
           <w:b/>
           <w:lang w:val="en_US" w:bidi="en_US"/>
         </w:rPr>
+        <w:t>Παῦλος, ἀπόστολος</w:t>
+      </w:r>
+    </w:p>
+    <w:p>
+      <w:pPr/>
+      <w:r>
+        <w:rPr>
+          <w:lang w:val="en_US" w:bidi="en_US"/>
+        </w:rPr>
+      </w:r>
+      <w:r>
+        <w:rPr>
+          <w:b/>
+          <w:lang w:val="en_US" w:bidi="en_US"/>
+        </w:rPr>
         <w:t>"Paul, an apostle"</w:t>
       </w:r>
     </w:p>
@@ -378,6 +393,21 @@
           <w:b/>
           <w:lang w:val="en_US" w:bidi="en_US"/>
         </w:rPr>
+        <w:t>διὰ θελήματος Θεοῦ</w:t>
+      </w:r>
+    </w:p>
+    <w:p>
+      <w:pPr/>
+      <w:r>
+        <w:rPr>
+          <w:lang w:val="en_US" w:bidi="en_US"/>
+        </w:rPr>
+      </w:r>
+      <w:r>
+        <w:rPr>
+          <w:b/>
+          <w:lang w:val="en_US" w:bidi="en_US"/>
+        </w:rPr>
         <w:t>"through the will of God"</w:t>
       </w:r>
     </w:p>
@@ -474,6 +504,21 @@
           <w:b/>
           <w:lang w:val="en_US" w:bidi="en_US"/>
         </w:rPr>
+        <w:t>κατ’</w:t>
+      </w:r>
+    </w:p>
+    <w:p>
+      <w:pPr/>
+      <w:r>
+        <w:rPr>
+          <w:lang w:val="en_US" w:bidi="en_US"/>
+        </w:rPr>
+      </w:r>
+      <w:r>
+        <w:rPr>
+          <w:b/>
+          <w:lang w:val="en_US" w:bidi="en_US"/>
+        </w:rPr>
         <w:t>"according to"</w:t>
       </w:r>
     </w:p>
@@ -648,6 +693,21 @@
           <w:b/>
           <w:lang w:val="en_US" w:bidi="en_US"/>
         </w:rPr>
+        <w:t>ἐπαγγελίαν ζωῆς</w:t>
+      </w:r>
+    </w:p>
+    <w:p>
+      <w:pPr/>
+      <w:r>
+        <w:rPr>
+          <w:lang w:val="en_US" w:bidi="en_US"/>
+        </w:rPr>
+      </w:r>
+      <w:r>
+        <w:rPr>
+          <w:b/>
+          <w:lang w:val="en_US" w:bidi="en_US"/>
+        </w:rPr>
         <w:t>"the promise of life"</w:t>
       </w:r>
     </w:p>
@@ -757,6 +817,21 @@
           <w:b/>
           <w:lang w:val="en_US" w:bidi="en_US"/>
         </w:rPr>
+        <w:t>ζωῆς τῆς ἐν Χριστῷ Ἰησοῦ</w:t>
+      </w:r>
+    </w:p>
+    <w:p>
+      <w:pPr/>
+      <w:r>
+        <w:rPr>
+          <w:lang w:val="en_US" w:bidi="en_US"/>
+        </w:rPr>
+      </w:r>
+      <w:r>
+        <w:rPr>
+          <w:b/>
+          <w:lang w:val="en_US" w:bidi="en_US"/>
+        </w:rPr>
         <w:t>"of life that {is} in Christ Jesus"</w:t>
       </w:r>
     </w:p>
@@ -905,6 +980,21 @@
           <w:b/>
           <w:lang w:val="en_US" w:bidi="en_US"/>
         </w:rPr>
+        <w:t>ζωῆς τῆς</w:t>
+      </w:r>
+    </w:p>
+    <w:p>
+      <w:pPr/>
+      <w:r>
+        <w:rPr>
+          <w:lang w:val="en_US" w:bidi="en_US"/>
+        </w:rPr>
+      </w:r>
+      <w:r>
+        <w:rPr>
+          <w:b/>
+          <w:lang w:val="en_US" w:bidi="en_US"/>
+        </w:rPr>
         <w:t>"of life that {is"</w:t>
       </w:r>
     </w:p>
@@ -1001,6 +1091,21 @@
           <w:b/>
           <w:lang w:val="en_US" w:bidi="en_US"/>
         </w:rPr>
+        <w:t>ζωῆς τῆς</w:t>
+      </w:r>
+    </w:p>
+    <w:p>
+      <w:pPr/>
+      <w:r>
+        <w:rPr>
+          <w:lang w:val="en_US" w:bidi="en_US"/>
+        </w:rPr>
+      </w:r>
+      <w:r>
+        <w:rPr>
+          <w:b/>
+          <w:lang w:val="en_US" w:bidi="en_US"/>
+        </w:rPr>
         <w:t>"of life that {is"</w:t>
       </w:r>
     </w:p>
@@ -1097,6 +1202,21 @@
           <w:b/>
           <w:lang w:val="en_US" w:bidi="en_US"/>
         </w:rPr>
+        <w:t>Τιμοθέῳ</w:t>
+      </w:r>
+    </w:p>
+    <w:p>
+      <w:pPr/>
+      <w:r>
+        <w:rPr>
+          <w:lang w:val="en_US" w:bidi="en_US"/>
+        </w:rPr>
+      </w:r>
+      <w:r>
+        <w:rPr>
+          <w:b/>
+          <w:lang w:val="en_US" w:bidi="en_US"/>
+        </w:rPr>
         <w:t>"to Timothy"</w:t>
       </w:r>
     </w:p>
@@ -1180,6 +1300,21 @@
           <w:b/>
           <w:lang w:val="en_US" w:bidi="en_US"/>
         </w:rPr>
+        <w:t>ἀγαπητῷ τέκνῳ</w:t>
+      </w:r>
+    </w:p>
+    <w:p>
+      <w:pPr/>
+      <w:r>
+        <w:rPr>
+          <w:lang w:val="en_US" w:bidi="en_US"/>
+        </w:rPr>
+      </w:r>
+      <w:r>
+        <w:rPr>
+          <w:b/>
+          <w:lang w:val="en_US" w:bidi="en_US"/>
+        </w:rPr>
         <w:t>"beloved child"</w:t>
       </w:r>
     </w:p>
@@ -1276,6 +1411,21 @@
           <w:b/>
           <w:lang w:val="en_US" w:bidi="en_US"/>
         </w:rPr>
+        <w:t>ἀγαπητῷ τέκνῳ</w:t>
+      </w:r>
+    </w:p>
+    <w:p>
+      <w:pPr/>
+      <w:r>
+        <w:rPr>
+          <w:lang w:val="en_US" w:bidi="en_US"/>
+        </w:rPr>
+      </w:r>
+      <w:r>
+        <w:rPr>
+          <w:b/>
+          <w:lang w:val="en_US" w:bidi="en_US"/>
+        </w:rPr>
         <w:t>"beloved child"</w:t>
       </w:r>
     </w:p>
@@ -1359,6 +1509,21 @@
           <w:b/>
           <w:lang w:val="en_US" w:bidi="en_US"/>
         </w:rPr>
+        <w:t>χάρις, ἔλεος, εἰρήνη, ἀπὸ Θεοῦ Πατρὸς καὶ Χριστοῦ Ἰησοῦ τοῦ Κυρίου ἡμῶν</w:t>
+      </w:r>
+    </w:p>
+    <w:p>
+      <w:pPr/>
+      <w:r>
+        <w:rPr>
+          <w:lang w:val="en_US" w:bidi="en_US"/>
+        </w:rPr>
+      </w:r>
+      <w:r>
+        <w:rPr>
+          <w:b/>
+          <w:lang w:val="en_US" w:bidi="en_US"/>
+        </w:rPr>
         <w:t>"Grace, mercy, peace from God the Father and Christ Jesus our Lord"</w:t>
       </w:r>
     </w:p>
@@ -1442,6 +1607,21 @@
           <w:b/>
           <w:lang w:val="en_US" w:bidi="en_US"/>
         </w:rPr>
+        <w:t>χάρις, ἔλεος, εἰρήνη</w:t>
+      </w:r>
+    </w:p>
+    <w:p>
+      <w:pPr/>
+      <w:r>
+        <w:rPr>
+          <w:lang w:val="en_US" w:bidi="en_US"/>
+        </w:rPr>
+      </w:r>
+      <w:r>
+        <w:rPr>
+          <w:b/>
+          <w:lang w:val="en_US" w:bidi="en_US"/>
+        </w:rPr>
         <w:t>"Grace, mercy, peace"</w:t>
       </w:r>
     </w:p>
@@ -1564,6 +1744,21 @@
           <w:b/>
           <w:lang w:val="en_US" w:bidi="en_US"/>
         </w:rPr>
+        <w:t>Θεοῦ Πατρὸς</w:t>
+      </w:r>
+    </w:p>
+    <w:p>
+      <w:pPr/>
+      <w:r>
+        <w:rPr>
+          <w:lang w:val="en_US" w:bidi="en_US"/>
+        </w:rPr>
+      </w:r>
+      <w:r>
+        <w:rPr>
+          <w:b/>
+          <w:lang w:val="en_US" w:bidi="en_US"/>
+        </w:rPr>
         <w:t>"God the Father"</w:t>
       </w:r>
     </w:p>
@@ -1680,6 +1875,21 @@
           <w:b/>
           <w:lang w:val="en_US" w:bidi="en_US"/>
         </w:rPr>
+        <w:t>ἡμῶν</w:t>
+      </w:r>
+    </w:p>
+    <w:p>
+      <w:pPr/>
+      <w:r>
+        <w:rPr>
+          <w:lang w:val="en_US" w:bidi="en_US"/>
+        </w:rPr>
+      </w:r>
+      <w:r>
+        <w:rPr>
+          <w:b/>
+          <w:lang w:val="en_US" w:bidi="en_US"/>
+        </w:rPr>
         <w:t>"our"</w:t>
       </w:r>
     </w:p>
@@ -1776,6 +1986,21 @@
           <w:b/>
           <w:lang w:val="en_US" w:bidi="en_US"/>
         </w:rPr>
+        <w:t>χάριν ἔχω</w:t>
+      </w:r>
+    </w:p>
+    <w:p>
+      <w:pPr/>
+      <w:r>
+        <w:rPr>
+          <w:lang w:val="en_US" w:bidi="en_US"/>
+        </w:rPr>
+      </w:r>
+      <w:r>
+        <w:rPr>
+          <w:b/>
+          <w:lang w:val="en_US" w:bidi="en_US"/>
+        </w:rPr>
         <w:t>"I have gratitude"</w:t>
       </w:r>
     </w:p>
@@ -1872,6 +2097,21 @@
           <w:b/>
           <w:lang w:val="en_US" w:bidi="en_US"/>
         </w:rPr>
+        <w:t>ᾧ λατρεύω ἀπὸ προγόνων</w:t>
+      </w:r>
+    </w:p>
+    <w:p>
+      <w:pPr/>
+      <w:r>
+        <w:rPr>
+          <w:lang w:val="en_US" w:bidi="en_US"/>
+        </w:rPr>
+      </w:r>
+      <w:r>
+        <w:rPr>
+          <w:b/>
+          <w:lang w:val="en_US" w:bidi="en_US"/>
+        </w:rPr>
         <w:t>"whom I serve from my ancestors"</w:t>
       </w:r>
     </w:p>
@@ -1968,6 +2208,21 @@
           <w:b/>
           <w:lang w:val="en_US" w:bidi="en_US"/>
         </w:rPr>
+        <w:t>ἐν καθαρᾷ συνειδήσει</w:t>
+      </w:r>
+    </w:p>
+    <w:p>
+      <w:pPr/>
+      <w:r>
+        <w:rPr>
+          <w:lang w:val="en_US" w:bidi="en_US"/>
+        </w:rPr>
+      </w:r>
+      <w:r>
+        <w:rPr>
+          <w:b/>
+          <w:lang w:val="en_US" w:bidi="en_US"/>
+        </w:rPr>
         <w:t>"with a pure conscience"</w:t>
       </w:r>
     </w:p>
@@ -2063,6 +2318,21 @@
         <w:rPr>
           <w:lang w:val="en_US" w:bidi="en_US"/>
         </w:rPr>
+      </w:r>
+    </w:p>
+    <w:p>
+      <w:pPr/>
+      <w:r>
+        <w:rPr>
+          <w:lang w:val="en_US" w:bidi="en_US"/>
+        </w:rPr>
+      </w:r>
+      <w:r>
+        <w:rPr>
+          <w:b/>
+          <w:lang w:val="en_US" w:bidi="en_US"/>
+        </w:rPr>
+        <w:t>ὡς ἀδιάλειπτον ἔχω τὴν περὶ σοῦ μνείαν</w:t>
       </w:r>
     </w:p>
     <w:p>
@@ -2287,6 +2557,21 @@
           <w:b/>
           <w:lang w:val="en_US" w:bidi="en_US"/>
         </w:rPr>
+        <w:t>νυκτὸς καὶ ἡμέρας</w:t>
+      </w:r>
+    </w:p>
+    <w:p>
+      <w:pPr/>
+      <w:r>
+        <w:rPr>
+          <w:lang w:val="en_US" w:bidi="en_US"/>
+        </w:rPr>
+      </w:r>
+      <w:r>
+        <w:rPr>
+          <w:b/>
+          <w:lang w:val="en_US" w:bidi="en_US"/>
+        </w:rPr>
         <w:t>"night and day"</w:t>
       </w:r>
     </w:p>
@@ -2383,6 +2668,21 @@
           <w:b/>
           <w:lang w:val="en_US" w:bidi="en_US"/>
         </w:rPr>
+        <w:t>μεμνημένος σου τῶν δακρύων</w:t>
+      </w:r>
+    </w:p>
+    <w:p>
+      <w:pPr/>
+      <w:r>
+        <w:rPr>
+          <w:lang w:val="en_US" w:bidi="en_US"/>
+        </w:rPr>
+      </w:r>
+      <w:r>
+        <w:rPr>
+          <w:b/>
+          <w:lang w:val="en_US" w:bidi="en_US"/>
+        </w:rPr>
         <w:t>"remembering your tears"</w:t>
       </w:r>
     </w:p>
@@ -2479,6 +2779,21 @@
           <w:b/>
           <w:lang w:val="en_US" w:bidi="en_US"/>
         </w:rPr>
+        <w:t>σου τῶν δακρύων</w:t>
+      </w:r>
+    </w:p>
+    <w:p>
+      <w:pPr/>
+      <w:r>
+        <w:rPr>
+          <w:lang w:val="en_US" w:bidi="en_US"/>
+        </w:rPr>
+      </w:r>
+      <w:r>
+        <w:rPr>
+          <w:b/>
+          <w:lang w:val="en_US" w:bidi="en_US"/>
+        </w:rPr>
         <w:t>"your tears"</w:t>
       </w:r>
     </w:p>
@@ -2588,6 +2903,21 @@
           <w:b/>
           <w:lang w:val="en_US" w:bidi="en_US"/>
         </w:rPr>
+        <w:t>χαρᾶς πληρωθῶ</w:t>
+      </w:r>
+    </w:p>
+    <w:p>
+      <w:pPr/>
+      <w:r>
+        <w:rPr>
+          <w:lang w:val="en_US" w:bidi="en_US"/>
+        </w:rPr>
+      </w:r>
+      <w:r>
+        <w:rPr>
+          <w:b/>
+          <w:lang w:val="en_US" w:bidi="en_US"/>
+        </w:rPr>
         <w:t>"I may be filled with joy"</w:t>
       </w:r>
     </w:p>
@@ -2697,6 +3027,21 @@
           <w:b/>
           <w:lang w:val="en_US" w:bidi="en_US"/>
         </w:rPr>
+        <w:t>χαρᾶς πληρωθῶ</w:t>
+      </w:r>
+    </w:p>
+    <w:p>
+      <w:pPr/>
+      <w:r>
+        <w:rPr>
+          <w:lang w:val="en_US" w:bidi="en_US"/>
+        </w:rPr>
+      </w:r>
+      <w:r>
+        <w:rPr>
+          <w:b/>
+          <w:lang w:val="en_US" w:bidi="en_US"/>
+        </w:rPr>
         <w:t>"I may be filled with joy"</w:t>
       </w:r>
     </w:p>
@@ -2780,6 +3125,21 @@
           <w:b/>
           <w:lang w:val="en_US" w:bidi="en_US"/>
         </w:rPr>
+        <w:t>χαρᾶς πληρωθῶ</w:t>
+      </w:r>
+    </w:p>
+    <w:p>
+      <w:pPr/>
+      <w:r>
+        <w:rPr>
+          <w:lang w:val="en_US" w:bidi="en_US"/>
+        </w:rPr>
+      </w:r>
+      <w:r>
+        <w:rPr>
+          <w:b/>
+          <w:lang w:val="en_US" w:bidi="en_US"/>
+        </w:rPr>
         <w:t>"I may be filled with joy"</w:t>
       </w:r>
     </w:p>
@@ -2876,6 +3236,21 @@
           <w:b/>
           <w:lang w:val="en_US" w:bidi="en_US"/>
         </w:rPr>
+        <w:t>ὑπόμνησιν λαβὼν</w:t>
+      </w:r>
+    </w:p>
+    <w:p>
+      <w:pPr/>
+      <w:r>
+        <w:rPr>
+          <w:lang w:val="en_US" w:bidi="en_US"/>
+        </w:rPr>
+      </w:r>
+      <w:r>
+        <w:rPr>
+          <w:b/>
+          <w:lang w:val="en_US" w:bidi="en_US"/>
+        </w:rPr>
         <w:t>"having received remembrance"</w:t>
       </w:r>
     </w:p>
@@ -2972,6 +3347,21 @@
           <w:b/>
           <w:lang w:val="en_US" w:bidi="en_US"/>
         </w:rPr>
+        <w:t>τῆς ἐν σοὶ ἀνυποκρίτου πίστεως, ἥτις ἐνῴκησεν πρῶτον</w:t>
+      </w:r>
+    </w:p>
+    <w:p>
+      <w:pPr/>
+      <w:r>
+        <w:rPr>
+          <w:lang w:val="en_US" w:bidi="en_US"/>
+        </w:rPr>
+      </w:r>
+      <w:r>
+        <w:rPr>
+          <w:b/>
+          <w:lang w:val="en_US" w:bidi="en_US"/>
+        </w:rPr>
         <w:t>"of the sincere faith in you which dwelt first"</w:t>
       </w:r>
     </w:p>
@@ -3299,6 +3689,21 @@
           <w:b/>
           <w:lang w:val="en_US" w:bidi="en_US"/>
         </w:rPr>
+        <w:t>τῇ μάμμῃ σου</w:t>
+      </w:r>
+    </w:p>
+    <w:p>
+      <w:pPr/>
+      <w:r>
+        <w:rPr>
+          <w:lang w:val="en_US" w:bidi="en_US"/>
+        </w:rPr>
+      </w:r>
+      <w:r>
+        <w:rPr>
+          <w:b/>
+          <w:lang w:val="en_US" w:bidi="en_US"/>
+        </w:rPr>
         <w:t>"your grandmother"</w:t>
       </w:r>
     </w:p>
@@ -3395,6 +3800,21 @@
           <w:b/>
           <w:lang w:val="en_US" w:bidi="en_US"/>
         </w:rPr>
+        <w:t>Λωΐδι &amp; Εὐνίκῃ</w:t>
+      </w:r>
+    </w:p>
+    <w:p>
+      <w:pPr/>
+      <w:r>
+        <w:rPr>
+          <w:lang w:val="en_US" w:bidi="en_US"/>
+        </w:rPr>
+      </w:r>
+      <w:r>
+        <w:rPr>
+          <w:b/>
+          <w:lang w:val="en_US" w:bidi="en_US"/>
+        </w:rPr>
         <w:t>"Lois"</w:t>
       </w:r>
       <w:r>
@@ -3517,6 +3937,21 @@
           <w:b/>
           <w:lang w:val="en_US" w:bidi="en_US"/>
         </w:rPr>
+        <w:t>πέπεισμαι</w:t>
+      </w:r>
+    </w:p>
+    <w:p>
+      <w:pPr/>
+      <w:r>
+        <w:rPr>
+          <w:lang w:val="en_US" w:bidi="en_US"/>
+        </w:rPr>
+      </w:r>
+      <w:r>
+        <w:rPr>
+          <w:b/>
+          <w:lang w:val="en_US" w:bidi="en_US"/>
+        </w:rPr>
         <w:t>"I am persuaded"</w:t>
       </w:r>
     </w:p>
@@ -3586,6 +4021,21 @@
         <w:rPr>
           <w:lang w:val="en_US" w:bidi="en_US"/>
         </w:rPr>
+      </w:r>
+    </w:p>
+    <w:p>
+      <w:pPr/>
+      <w:r>
+        <w:rPr>
+          <w:lang w:val="en_US" w:bidi="en_US"/>
+        </w:rPr>
+      </w:r>
+      <w:r>
+        <w:rPr>
+          <w:b/>
+          <w:lang w:val="en_US" w:bidi="en_US"/>
+        </w:rPr>
+        <w:t>δι’ ἣν αἰτίαν</w:t>
       </w:r>
     </w:p>
     <w:p>
@@ -3714,6 +4164,21 @@
           <w:b/>
           <w:lang w:val="en_US" w:bidi="en_US"/>
         </w:rPr>
+        <w:t>ἀναζωπυρεῖν τὸ χάρισμα</w:t>
+      </w:r>
+    </w:p>
+    <w:p>
+      <w:pPr/>
+      <w:r>
+        <w:rPr>
+          <w:lang w:val="en_US" w:bidi="en_US"/>
+        </w:rPr>
+      </w:r>
+      <w:r>
+        <w:rPr>
+          <w:b/>
+          <w:lang w:val="en_US" w:bidi="en_US"/>
+        </w:rPr>
         <w:t>"to rekindle the gift"</w:t>
       </w:r>
     </w:p>
@@ -3849,6 +4314,21 @@
           <w:b/>
           <w:lang w:val="en_US" w:bidi="en_US"/>
         </w:rPr>
+        <w:t>τὸ χάρισμα τοῦ Θεοῦ, ὅ ἐστιν ἐν σοὶ</w:t>
+      </w:r>
+    </w:p>
+    <w:p>
+      <w:pPr/>
+      <w:r>
+        <w:rPr>
+          <w:lang w:val="en_US" w:bidi="en_US"/>
+        </w:rPr>
+      </w:r>
+      <w:r>
+        <w:rPr>
+          <w:b/>
+          <w:lang w:val="en_US" w:bidi="en_US"/>
+        </w:rPr>
         <w:t>"the gift of God that is in you"</w:t>
       </w:r>
     </w:p>
@@ -3945,6 +4425,21 @@
           <w:b/>
           <w:lang w:val="en_US" w:bidi="en_US"/>
         </w:rPr>
+        <w:t>τὸ χάρισμα τοῦ Θεοῦ, ὅ ἐστιν ἐν σοὶ</w:t>
+      </w:r>
+    </w:p>
+    <w:p>
+      <w:pPr/>
+      <w:r>
+        <w:rPr>
+          <w:lang w:val="en_US" w:bidi="en_US"/>
+        </w:rPr>
+      </w:r>
+      <w:r>
+        <w:rPr>
+          <w:b/>
+          <w:lang w:val="en_US" w:bidi="en_US"/>
+        </w:rPr>
         <w:t>"the gift of God that is in you"</w:t>
       </w:r>
     </w:p>
@@ -4054,6 +4549,21 @@
           <w:b/>
           <w:lang w:val="en_US" w:bidi="en_US"/>
         </w:rPr>
+        <w:t>διὰ τῆς ἐπιθέσεως τῶν χειρῶν μου</w:t>
+      </w:r>
+    </w:p>
+    <w:p>
+      <w:pPr/>
+      <w:r>
+        <w:rPr>
+          <w:lang w:val="en_US" w:bidi="en_US"/>
+        </w:rPr>
+      </w:r>
+      <w:r>
+        <w:rPr>
+          <w:b/>
+          <w:lang w:val="en_US" w:bidi="en_US"/>
+        </w:rPr>
         <w:t>"through the laying on of my hands"</w:t>
       </w:r>
     </w:p>
@@ -4136,6 +4646,21 @@
         <w:rPr>
           <w:lang w:val="en_US" w:bidi="en_US"/>
         </w:rPr>
+      </w:r>
+    </w:p>
+    <w:p>
+      <w:pPr/>
+      <w:r>
+        <w:rPr>
+          <w:lang w:val="en_US" w:bidi="en_US"/>
+        </w:rPr>
+      </w:r>
+      <w:r>
+        <w:rPr>
+          <w:b/>
+          <w:lang w:val="en_US" w:bidi="en_US"/>
+        </w:rPr>
+        <w:t>γὰρ</w:t>
       </w:r>
     </w:p>
     <w:p>
@@ -4277,6 +4802,21 @@
           <w:b/>
           <w:lang w:val="en_US" w:bidi="en_US"/>
         </w:rPr>
+        <w:t>πνεῦμα δειλίας, ἀλλὰ δυνάμεως, καὶ ἀγάπης, καὶ σωφρονισμοῦ</w:t>
+      </w:r>
+    </w:p>
+    <w:p>
+      <w:pPr/>
+      <w:r>
+        <w:rPr>
+          <w:lang w:val="en_US" w:bidi="en_US"/>
+        </w:rPr>
+      </w:r>
+      <w:r>
+        <w:rPr>
+          <w:b/>
+          <w:lang w:val="en_US" w:bidi="en_US"/>
+        </w:rPr>
         <w:t>"a spirit of cowardice but of power and of love and of self-control"</w:t>
       </w:r>
     </w:p>
@@ -4386,6 +4926,21 @@
           <w:b/>
           <w:lang w:val="en_US" w:bidi="en_US"/>
         </w:rPr>
+        <w:t>δειλίας, ἀλλὰ δυνάμεως, καὶ ἀγάπης, καὶ σωφρονισμοῦ</w:t>
+      </w:r>
+    </w:p>
+    <w:p>
+      <w:pPr/>
+      <w:r>
+        <w:rPr>
+          <w:lang w:val="en_US" w:bidi="en_US"/>
+        </w:rPr>
+      </w:r>
+      <w:r>
+        <w:rPr>
+          <w:b/>
+          <w:lang w:val="en_US" w:bidi="en_US"/>
+        </w:rPr>
         <w:t>"of cowardice but of power and of love and of self-control"</w:t>
       </w:r>
     </w:p>
@@ -4521,6 +5076,21 @@
           <w:b/>
           <w:lang w:val="en_US" w:bidi="en_US"/>
         </w:rPr>
+        <w:t>σωφρονισμοῦ</w:t>
+      </w:r>
+    </w:p>
+    <w:p>
+      <w:pPr/>
+      <w:r>
+        <w:rPr>
+          <w:lang w:val="en_US" w:bidi="en_US"/>
+        </w:rPr>
+      </w:r>
+      <w:r>
+        <w:rPr>
+          <w:b/>
+          <w:lang w:val="en_US" w:bidi="en_US"/>
+        </w:rPr>
         <w:t>"of self-control"</w:t>
       </w:r>
     </w:p>
@@ -4617,6 +5187,21 @@
           <w:b/>
           <w:lang w:val="en_US" w:bidi="en_US"/>
         </w:rPr>
+        <w:t>οὖν</w:t>
+      </w:r>
+    </w:p>
+    <w:p>
+      <w:pPr/>
+      <w:r>
+        <w:rPr>
+          <w:lang w:val="en_US" w:bidi="en_US"/>
+        </w:rPr>
+      </w:r>
+      <w:r>
+        <w:rPr>
+          <w:b/>
+          <w:lang w:val="en_US" w:bidi="en_US"/>
+        </w:rPr>
         <w:t>"Therefore"</w:t>
       </w:r>
     </w:p>
@@ -4713,6 +5298,21 @@
           <w:b/>
           <w:lang w:val="en_US" w:bidi="en_US"/>
         </w:rPr>
+        <w:t>μὴ &amp; ἐπαισχυνθῇς τὸ μαρτύριον τοῦ Κυρίου ἡμῶν, μηδὲ ἐμὲ, τὸν δέσμιον αὐτοῦ</w:t>
+      </w:r>
+    </w:p>
+    <w:p>
+      <w:pPr/>
+      <w:r>
+        <w:rPr>
+          <w:lang w:val="en_US" w:bidi="en_US"/>
+        </w:rPr>
+      </w:r>
+      <w:r>
+        <w:rPr>
+          <w:b/>
+          <w:lang w:val="en_US" w:bidi="en_US"/>
+        </w:rPr>
         <w:t>"do not be ashamed of the testimony of our Lord, nor of me, his prisoner"</w:t>
       </w:r>
     </w:p>
@@ -4796,6 +5396,21 @@
           <w:b/>
           <w:lang w:val="en_US" w:bidi="en_US"/>
         </w:rPr>
+        <w:t>τὸ μαρτύριον τοῦ Κυρίου ἡμῶν</w:t>
+      </w:r>
+    </w:p>
+    <w:p>
+      <w:pPr/>
+      <w:r>
+        <w:rPr>
+          <w:lang w:val="en_US" w:bidi="en_US"/>
+        </w:rPr>
+      </w:r>
+      <w:r>
+        <w:rPr>
+          <w:b/>
+          <w:lang w:val="en_US" w:bidi="en_US"/>
+        </w:rPr>
         <w:t>"the testimony of our Lord"</w:t>
       </w:r>
     </w:p>
@@ -4905,6 +5520,21 @@
           <w:b/>
           <w:lang w:val="en_US" w:bidi="en_US"/>
         </w:rPr>
+        <w:t>τὸν δέσμιον αὐτοῦ</w:t>
+      </w:r>
+    </w:p>
+    <w:p>
+      <w:pPr/>
+      <w:r>
+        <w:rPr>
+          <w:lang w:val="en_US" w:bidi="en_US"/>
+        </w:rPr>
+      </w:r>
+      <w:r>
+        <w:rPr>
+          <w:b/>
+          <w:lang w:val="en_US" w:bidi="en_US"/>
+        </w:rPr>
         <w:t>"his prisoner"</w:t>
       </w:r>
     </w:p>
@@ -5001,6 +5631,21 @@
           <w:b/>
           <w:lang w:val="en_US" w:bidi="en_US"/>
         </w:rPr>
+        <w:t>συνκακοπάθησον</w:t>
+      </w:r>
+    </w:p>
+    <w:p>
+      <w:pPr/>
+      <w:r>
+        <w:rPr>
+          <w:lang w:val="en_US" w:bidi="en_US"/>
+        </w:rPr>
+      </w:r>
+      <w:r>
+        <w:rPr>
+          <w:b/>
+          <w:lang w:val="en_US" w:bidi="en_US"/>
+        </w:rPr>
         <w:t>"suffer together"</w:t>
       </w:r>
     </w:p>
@@ -5097,6 +5742,21 @@
           <w:b/>
           <w:lang w:val="en_US" w:bidi="en_US"/>
         </w:rPr>
+        <w:t>τῷ εὐαγγελίῳ</w:t>
+      </w:r>
+    </w:p>
+    <w:p>
+      <w:pPr/>
+      <w:r>
+        <w:rPr>
+          <w:lang w:val="en_US" w:bidi="en_US"/>
+        </w:rPr>
+      </w:r>
+      <w:r>
+        <w:rPr>
+          <w:b/>
+          <w:lang w:val="en_US" w:bidi="en_US"/>
+        </w:rPr>
         <w:t>"for the gospel"</w:t>
       </w:r>
     </w:p>
@@ -5193,6 +5853,21 @@
           <w:b/>
           <w:lang w:val="en_US" w:bidi="en_US"/>
         </w:rPr>
+        <w:t>κατὰ δύναμιν Θεοῦ</w:t>
+      </w:r>
+    </w:p>
+    <w:p>
+      <w:pPr/>
+      <w:r>
+        <w:rPr>
+          <w:lang w:val="en_US" w:bidi="en_US"/>
+        </w:rPr>
+      </w:r>
+      <w:r>
+        <w:rPr>
+          <w:b/>
+          <w:lang w:val="en_US" w:bidi="en_US"/>
+        </w:rPr>
         <w:t>"according to the power of God"</w:t>
       </w:r>
     </w:p>
@@ -5289,6 +5964,21 @@
           <w:b/>
           <w:lang w:val="en_US" w:bidi="en_US"/>
         </w:rPr>
+        <w:t>κλήσει ἁγίᾳ</w:t>
+      </w:r>
+    </w:p>
+    <w:p>
+      <w:pPr/>
+      <w:r>
+        <w:rPr>
+          <w:lang w:val="en_US" w:bidi="en_US"/>
+        </w:rPr>
+      </w:r>
+      <w:r>
+        <w:rPr>
+          <w:b/>
+          <w:lang w:val="en_US" w:bidi="en_US"/>
+        </w:rPr>
         <w:t>"to a holy calling"</w:t>
       </w:r>
     </w:p>
@@ -5411,6 +6101,21 @@
           <w:b/>
           <w:lang w:val="en_US" w:bidi="en_US"/>
         </w:rPr>
+        <w:t>οὐ κατὰ τὰ ἔργα ἡμῶν, ἀλλὰ κατὰ ἰδίαν πρόθεσιν καὶ χάριν, τὴν δοθεῖσαν ἡμῖν</w:t>
+      </w:r>
+    </w:p>
+    <w:p>
+      <w:pPr/>
+      <w:r>
+        <w:rPr>
+          <w:lang w:val="en_US" w:bidi="en_US"/>
+        </w:rPr>
+      </w:r>
+      <w:r>
+        <w:rPr>
+          <w:b/>
+          <w:lang w:val="en_US" w:bidi="en_US"/>
+        </w:rPr>
         <w:t>"not according to our works, but according to his own purpose and grace, the {grace} having been given to us"</w:t>
       </w:r>
     </w:p>
@@ -5668,6 +6373,21 @@
           <w:b/>
           <w:lang w:val="en_US" w:bidi="en_US"/>
         </w:rPr>
+        <w:t>τὴν δοθεῖσαν</w:t>
+      </w:r>
+    </w:p>
+    <w:p>
+      <w:pPr/>
+      <w:r>
+        <w:rPr>
+          <w:lang w:val="en_US" w:bidi="en_US"/>
+        </w:rPr>
+      </w:r>
+      <w:r>
+        <w:rPr>
+          <w:b/>
+          <w:lang w:val="en_US" w:bidi="en_US"/>
+        </w:rPr>
         <w:t>"the {grace} having been given"</w:t>
       </w:r>
     </w:p>
@@ -5751,6 +6471,21 @@
           <w:b/>
           <w:lang w:val="en_US" w:bidi="en_US"/>
         </w:rPr>
+        <w:t>ἐν Χριστῷ Ἰησοῦ πρὸ χρόνων αἰωνίων</w:t>
+      </w:r>
+    </w:p>
+    <w:p>
+      <w:pPr/>
+      <w:r>
+        <w:rPr>
+          <w:lang w:val="en_US" w:bidi="en_US"/>
+        </w:rPr>
+      </w:r>
+      <w:r>
+        <w:rPr>
+          <w:b/>
+          <w:lang w:val="en_US" w:bidi="en_US"/>
+        </w:rPr>
         <w:t>"in Christ Jesus before eternal times"</w:t>
       </w:r>
     </w:p>
@@ -5886,6 +6621,21 @@
           <w:b/>
           <w:lang w:val="en_US" w:bidi="en_US"/>
         </w:rPr>
+        <w:t>πρὸ χρόνων αἰωνίων</w:t>
+      </w:r>
+    </w:p>
+    <w:p>
+      <w:pPr/>
+      <w:r>
+        <w:rPr>
+          <w:lang w:val="en_US" w:bidi="en_US"/>
+        </w:rPr>
+      </w:r>
+      <w:r>
+        <w:rPr>
+          <w:b/>
+          <w:lang w:val="en_US" w:bidi="en_US"/>
+        </w:rPr>
         <w:t>"before eternal times"</w:t>
       </w:r>
     </w:p>
@@ -5982,6 +6732,21 @@
           <w:b/>
           <w:lang w:val="en_US" w:bidi="en_US"/>
         </w:rPr>
+        <w:t>φανερωθεῖσαν δὲ νῦν</w:t>
+      </w:r>
+    </w:p>
+    <w:p>
+      <w:pPr/>
+      <w:r>
+        <w:rPr>
+          <w:lang w:val="en_US" w:bidi="en_US"/>
+        </w:rPr>
+      </w:r>
+      <w:r>
+        <w:rPr>
+          <w:b/>
+          <w:lang w:val="en_US" w:bidi="en_US"/>
+        </w:rPr>
         <w:t>"and now having been revealed"</w:t>
       </w:r>
     </w:p>
@@ -6065,6 +6830,21 @@
           <w:b/>
           <w:lang w:val="en_US" w:bidi="en_US"/>
         </w:rPr>
+        <w:t>διὰ τῆς ἐπιφανείας τοῦ Σωτῆρος ἡμῶν, Χριστοῦ Ἰησοῦ</w:t>
+      </w:r>
+    </w:p>
+    <w:p>
+      <w:pPr/>
+      <w:r>
+        <w:rPr>
+          <w:lang w:val="en_US" w:bidi="en_US"/>
+        </w:rPr>
+      </w:r>
+      <w:r>
+        <w:rPr>
+          <w:b/>
+          <w:lang w:val="en_US" w:bidi="en_US"/>
+        </w:rPr>
         <w:t>"through the appearance of our Savior Christ Jesus"</w:t>
       </w:r>
     </w:p>
@@ -6161,6 +6941,21 @@
           <w:b/>
           <w:lang w:val="en_US" w:bidi="en_US"/>
         </w:rPr>
+        <w:t>καταργήσαντος μὲν τὸν θάνατον</w:t>
+      </w:r>
+    </w:p>
+    <w:p>
+      <w:pPr/>
+      <w:r>
+        <w:rPr>
+          <w:lang w:val="en_US" w:bidi="en_US"/>
+        </w:rPr>
+      </w:r>
+      <w:r>
+        <w:rPr>
+          <w:b/>
+          <w:lang w:val="en_US" w:bidi="en_US"/>
+        </w:rPr>
         <w:t>"both having abolished death"</w:t>
       </w:r>
     </w:p>
@@ -6257,6 +7052,21 @@
           <w:b/>
           <w:lang w:val="en_US" w:bidi="en_US"/>
         </w:rPr>
+        <w:t>φωτίσαντος δὲ ζωὴν καὶ ἀφθαρσίαν διὰ τοῦ εὐαγγελίου</w:t>
+      </w:r>
+    </w:p>
+    <w:p>
+      <w:pPr/>
+      <w:r>
+        <w:rPr>
+          <w:lang w:val="en_US" w:bidi="en_US"/>
+        </w:rPr>
+      </w:r>
+      <w:r>
+        <w:rPr>
+          <w:b/>
+          <w:lang w:val="en_US" w:bidi="en_US"/>
+        </w:rPr>
         <w:t>"and having brought to light life and immortality through the gospel"</w:t>
       </w:r>
     </w:p>
@@ -6405,6 +7215,21 @@
           <w:b/>
           <w:lang w:val="en_US" w:bidi="en_US"/>
         </w:rPr>
+        <w:t>ζωὴν καὶ ἀφθαρσίαν</w:t>
+      </w:r>
+    </w:p>
+    <w:p>
+      <w:pPr/>
+      <w:r>
+        <w:rPr>
+          <w:lang w:val="en_US" w:bidi="en_US"/>
+        </w:rPr>
+      </w:r>
+      <w:r>
+        <w:rPr>
+          <w:b/>
+          <w:lang w:val="en_US" w:bidi="en_US"/>
+        </w:rPr>
         <w:t>"life and immortality"</w:t>
       </w:r>
     </w:p>
@@ -6514,6 +7339,21 @@
           <w:b/>
           <w:lang w:val="en_US" w:bidi="en_US"/>
         </w:rPr>
+        <w:t>ζωὴν καὶ ἀφθαρσίαν</w:t>
+      </w:r>
+    </w:p>
+    <w:p>
+      <w:pPr/>
+      <w:r>
+        <w:rPr>
+          <w:lang w:val="en_US" w:bidi="en_US"/>
+        </w:rPr>
+      </w:r>
+      <w:r>
+        <w:rPr>
+          <w:b/>
+          <w:lang w:val="en_US" w:bidi="en_US"/>
+        </w:rPr>
         <w:t>"life and immortality"</w:t>
       </w:r>
     </w:p>
@@ -6649,6 +7489,21 @@
           <w:b/>
           <w:lang w:val="en_US" w:bidi="en_US"/>
         </w:rPr>
+        <w:t>ζωὴν</w:t>
+      </w:r>
+    </w:p>
+    <w:p>
+      <w:pPr/>
+      <w:r>
+        <w:rPr>
+          <w:lang w:val="en_US" w:bidi="en_US"/>
+        </w:rPr>
+      </w:r>
+      <w:r>
+        <w:rPr>
+          <w:b/>
+          <w:lang w:val="en_US" w:bidi="en_US"/>
+        </w:rPr>
         <w:t>"life"</w:t>
       </w:r>
     </w:p>
@@ -6732,6 +7587,21 @@
           <w:b/>
           <w:lang w:val="en_US" w:bidi="en_US"/>
         </w:rPr>
+        <w:t>εἰς ὃ</w:t>
+      </w:r>
+    </w:p>
+    <w:p>
+      <w:pPr/>
+      <w:r>
+        <w:rPr>
+          <w:lang w:val="en_US" w:bidi="en_US"/>
+        </w:rPr>
+      </w:r>
+      <w:r>
+        <w:rPr>
+          <w:b/>
+          <w:lang w:val="en_US" w:bidi="en_US"/>
+        </w:rPr>
         <w:t>"for which"</w:t>
       </w:r>
     </w:p>
@@ -6828,6 +7698,21 @@
           <w:b/>
           <w:lang w:val="en_US" w:bidi="en_US"/>
         </w:rPr>
+        <w:t>ἐτέθην ἐγὼ</w:t>
+      </w:r>
+    </w:p>
+    <w:p>
+      <w:pPr/>
+      <w:r>
+        <w:rPr>
+          <w:lang w:val="en_US" w:bidi="en_US"/>
+        </w:rPr>
+      </w:r>
+      <w:r>
+        <w:rPr>
+          <w:b/>
+          <w:lang w:val="en_US" w:bidi="en_US"/>
+        </w:rPr>
         <w:t>"I was appointed"</w:t>
       </w:r>
     </w:p>
@@ -6911,6 +7796,21 @@
           <w:b/>
           <w:lang w:val="en_US" w:bidi="en_US"/>
         </w:rPr>
+        <w:t>κῆρυξ</w:t>
+      </w:r>
+    </w:p>
+    <w:p>
+      <w:pPr/>
+      <w:r>
+        <w:rPr>
+          <w:lang w:val="en_US" w:bidi="en_US"/>
+        </w:rPr>
+      </w:r>
+      <w:r>
+        <w:rPr>
+          <w:b/>
+          <w:lang w:val="en_US" w:bidi="en_US"/>
+        </w:rPr>
         <w:t>"a herald"</w:t>
       </w:r>
     </w:p>
@@ -7007,6 +7907,21 @@
           <w:b/>
           <w:lang w:val="en_US" w:bidi="en_US"/>
         </w:rPr>
+        <w:t>διδάσκαλος</w:t>
+      </w:r>
+    </w:p>
+    <w:p>
+      <w:pPr/>
+      <w:r>
+        <w:rPr>
+          <w:lang w:val="en_US" w:bidi="en_US"/>
+        </w:rPr>
+      </w:r>
+      <w:r>
+        <w:rPr>
+          <w:b/>
+          <w:lang w:val="en_US" w:bidi="en_US"/>
+        </w:rPr>
         <w:t>"a teacher"</w:t>
       </w:r>
     </w:p>
@@ -7089,6 +8004,21 @@
         <w:rPr>
           <w:lang w:val="en_US" w:bidi="en_US"/>
         </w:rPr>
+      </w:r>
+    </w:p>
+    <w:p>
+      <w:pPr/>
+      <w:r>
+        <w:rPr>
+          <w:lang w:val="en_US" w:bidi="en_US"/>
+        </w:rPr>
+      </w:r>
+      <w:r>
+        <w:rPr>
+          <w:b/>
+          <w:lang w:val="en_US" w:bidi="en_US"/>
+        </w:rPr>
+        <w:t>δι’ ἣν αἰτίαν</w:t>
       </w:r>
     </w:p>
     <w:p>
@@ -7204,6 +8134,21 @@
           <w:b/>
           <w:lang w:val="en_US" w:bidi="en_US"/>
         </w:rPr>
+        <w:t>καὶ ταῦτα πάσχω</w:t>
+      </w:r>
+    </w:p>
+    <w:p>
+      <w:pPr/>
+      <w:r>
+        <w:rPr>
+          <w:lang w:val="en_US" w:bidi="en_US"/>
+        </w:rPr>
+      </w:r>
+      <w:r>
+        <w:rPr>
+          <w:b/>
+          <w:lang w:val="en_US" w:bidi="en_US"/>
+        </w:rPr>
         <w:t>"I also suffer these things"</w:t>
       </w:r>
     </w:p>
@@ -7318,6 +8263,21 @@
           <w:b/>
           <w:lang w:val="en_US" w:bidi="en_US"/>
         </w:rPr>
+        <w:t>οὐκ ἐπαισχύνομαι</w:t>
+      </w:r>
+    </w:p>
+    <w:p>
+      <w:pPr/>
+      <w:r>
+        <w:rPr>
+          <w:lang w:val="en_US" w:bidi="en_US"/>
+        </w:rPr>
+      </w:r>
+      <w:r>
+        <w:rPr>
+          <w:b/>
+          <w:lang w:val="en_US" w:bidi="en_US"/>
+        </w:rPr>
         <w:t>"I am not ashamed"</w:t>
       </w:r>
     </w:p>
@@ -7401,6 +8361,21 @@
           <w:b/>
           <w:lang w:val="en_US" w:bidi="en_US"/>
         </w:rPr>
+        <w:t>ᾧ</w:t>
+      </w:r>
+    </w:p>
+    <w:p>
+      <w:pPr/>
+      <w:r>
+        <w:rPr>
+          <w:lang w:val="en_US" w:bidi="en_US"/>
+        </w:rPr>
+      </w:r>
+      <w:r>
+        <w:rPr>
+          <w:b/>
+          <w:lang w:val="en_US" w:bidi="en_US"/>
+        </w:rPr>
         <w:t>"in whom"</w:t>
       </w:r>
     </w:p>
@@ -7497,6 +8472,21 @@
           <w:b/>
           <w:lang w:val="en_US" w:bidi="en_US"/>
         </w:rPr>
+        <w:t>πέπεισμαι</w:t>
+      </w:r>
+    </w:p>
+    <w:p>
+      <w:pPr/>
+      <w:r>
+        <w:rPr>
+          <w:lang w:val="en_US" w:bidi="en_US"/>
+        </w:rPr>
+      </w:r>
+      <w:r>
+        <w:rPr>
+          <w:b/>
+          <w:lang w:val="en_US" w:bidi="en_US"/>
+        </w:rPr>
         <w:t>"I have been persuaded"</w:t>
       </w:r>
     </w:p>
@@ -7580,6 +8570,21 @@
           <w:b/>
           <w:lang w:val="en_US" w:bidi="en_US"/>
         </w:rPr>
+        <w:t>τὴν παραθήκην μου φυλάξαι</w:t>
+      </w:r>
+    </w:p>
+    <w:p>
+      <w:pPr/>
+      <w:r>
+        <w:rPr>
+          <w:lang w:val="en_US" w:bidi="en_US"/>
+        </w:rPr>
+      </w:r>
+      <w:r>
+        <w:rPr>
+          <w:b/>
+          <w:lang w:val="en_US" w:bidi="en_US"/>
+        </w:rPr>
         <w:t>"to guard my deposit"</w:t>
       </w:r>
     </w:p>
@@ -7676,6 +8681,21 @@
           <w:b/>
           <w:lang w:val="en_US" w:bidi="en_US"/>
         </w:rPr>
+        <w:t>τὴν παραθήκην μου φυλάξαι</w:t>
+      </w:r>
+    </w:p>
+    <w:p>
+      <w:pPr/>
+      <w:r>
+        <w:rPr>
+          <w:lang w:val="en_US" w:bidi="en_US"/>
+        </w:rPr>
+      </w:r>
+      <w:r>
+        <w:rPr>
+          <w:b/>
+          <w:lang w:val="en_US" w:bidi="en_US"/>
+        </w:rPr>
         <w:t>"to guard my deposit"</w:t>
       </w:r>
     </w:p>
@@ -7824,6 +8844,21 @@
           <w:b/>
           <w:lang w:val="en_US" w:bidi="en_US"/>
         </w:rPr>
+        <w:t>ἐκείνην τὴν ἡμέραν</w:t>
+      </w:r>
+    </w:p>
+    <w:p>
+      <w:pPr/>
+      <w:r>
+        <w:rPr>
+          <w:lang w:val="en_US" w:bidi="en_US"/>
+        </w:rPr>
+      </w:r>
+      <w:r>
+        <w:rPr>
+          <w:b/>
+          <w:lang w:val="en_US" w:bidi="en_US"/>
+        </w:rPr>
         <w:t>"that day"</w:t>
       </w:r>
     </w:p>
@@ -7907,6 +8942,21 @@
           <w:b/>
           <w:lang w:val="en_US" w:bidi="en_US"/>
         </w:rPr>
+        <w:t>ὑποτύπωσιν ἔχε</w:t>
+      </w:r>
+    </w:p>
+    <w:p>
+      <w:pPr/>
+      <w:r>
+        <w:rPr>
+          <w:lang w:val="en_US" w:bidi="en_US"/>
+        </w:rPr>
+      </w:r>
+      <w:r>
+        <w:rPr>
+          <w:b/>
+          <w:lang w:val="en_US" w:bidi="en_US"/>
+        </w:rPr>
         <w:t>"Hold the pattern"</w:t>
       </w:r>
     </w:p>
@@ -8003,6 +9053,21 @@
           <w:b/>
           <w:lang w:val="en_US" w:bidi="en_US"/>
         </w:rPr>
+        <w:t>ὑγιαινόντων λόγων</w:t>
+      </w:r>
+    </w:p>
+    <w:p>
+      <w:pPr/>
+      <w:r>
+        <w:rPr>
+          <w:lang w:val="en_US" w:bidi="en_US"/>
+        </w:rPr>
+      </w:r>
+      <w:r>
+        <w:rPr>
+          <w:b/>
+          <w:lang w:val="en_US" w:bidi="en_US"/>
+        </w:rPr>
         <w:t>"of healthy words"</w:t>
       </w:r>
     </w:p>
@@ -8125,6 +9190,21 @@
           <w:b/>
           <w:lang w:val="en_US" w:bidi="en_US"/>
         </w:rPr>
+        <w:t>ὑγιαινόντων λόγων</w:t>
+      </w:r>
+    </w:p>
+    <w:p>
+      <w:pPr/>
+      <w:r>
+        <w:rPr>
+          <w:lang w:val="en_US" w:bidi="en_US"/>
+        </w:rPr>
+      </w:r>
+      <w:r>
+        <w:rPr>
+          <w:b/>
+          <w:lang w:val="en_US" w:bidi="en_US"/>
+        </w:rPr>
         <w:t>"of healthy words"</w:t>
       </w:r>
     </w:p>
@@ -8221,6 +9301,21 @@
           <w:b/>
           <w:lang w:val="en_US" w:bidi="en_US"/>
         </w:rPr>
+        <w:t>ἐν πίστει καὶ ἀγάπῃ τῇ ἐν Χριστῷ Ἰησοῦ</w:t>
+      </w:r>
+    </w:p>
+    <w:p>
+      <w:pPr/>
+      <w:r>
+        <w:rPr>
+          <w:lang w:val="en_US" w:bidi="en_US"/>
+        </w:rPr>
+      </w:r>
+      <w:r>
+        <w:rPr>
+          <w:b/>
+          <w:lang w:val="en_US" w:bidi="en_US"/>
+        </w:rPr>
         <w:t>"in faith and love {that are} in Christ Jesus"</w:t>
       </w:r>
     </w:p>
@@ -8330,6 +9425,21 @@
           <w:b/>
           <w:lang w:val="en_US" w:bidi="en_US"/>
         </w:rPr>
+        <w:t>τῇ ἐν Χριστῷ Ἰησοῦ</w:t>
+      </w:r>
+    </w:p>
+    <w:p>
+      <w:pPr/>
+      <w:r>
+        <w:rPr>
+          <w:lang w:val="en_US" w:bidi="en_US"/>
+        </w:rPr>
+      </w:r>
+      <w:r>
+        <w:rPr>
+          <w:b/>
+          <w:lang w:val="en_US" w:bidi="en_US"/>
+        </w:rPr>
         <w:t>"that are} in Christ Jesus"</w:t>
       </w:r>
     </w:p>
@@ -8465,6 +9575,21 @@
           <w:b/>
           <w:lang w:val="en_US" w:bidi="en_US"/>
         </w:rPr>
+        <w:t>τῇ ἐν Χριστῷ Ἰησοῦ</w:t>
+      </w:r>
+    </w:p>
+    <w:p>
+      <w:pPr/>
+      <w:r>
+        <w:rPr>
+          <w:lang w:val="en_US" w:bidi="en_US"/>
+        </w:rPr>
+      </w:r>
+      <w:r>
+        <w:rPr>
+          <w:b/>
+          <w:lang w:val="en_US" w:bidi="en_US"/>
+        </w:rPr>
         <w:t>"that are} in Christ Jesus"</w:t>
       </w:r>
     </w:p>
@@ -8652,6 +9777,21 @@
           <w:b/>
           <w:lang w:val="en_US" w:bidi="en_US"/>
         </w:rPr>
+        <w:t>τὴν καλὴν παραθήκην φύλαξον</w:t>
+      </w:r>
+    </w:p>
+    <w:p>
+      <w:pPr/>
+      <w:r>
+        <w:rPr>
+          <w:lang w:val="en_US" w:bidi="en_US"/>
+        </w:rPr>
+      </w:r>
+      <w:r>
+        <w:rPr>
+          <w:b/>
+          <w:lang w:val="en_US" w:bidi="en_US"/>
+        </w:rPr>
         <w:t>"Guard the good deposit"</w:t>
       </w:r>
     </w:p>
@@ -8774,6 +9914,21 @@
           <w:b/>
           <w:lang w:val="en_US" w:bidi="en_US"/>
         </w:rPr>
+        <w:t>διὰ Πνεύματος Ἁγίου</w:t>
+      </w:r>
+    </w:p>
+    <w:p>
+      <w:pPr/>
+      <w:r>
+        <w:rPr>
+          <w:lang w:val="en_US" w:bidi="en_US"/>
+        </w:rPr>
+      </w:r>
+      <w:r>
+        <w:rPr>
+          <w:b/>
+          <w:lang w:val="en_US" w:bidi="en_US"/>
+        </w:rPr>
         <w:t>"through the Holy Spirit"</w:t>
       </w:r>
     </w:p>
@@ -8837,6 +9992,21 @@
           <w:b/>
           <w:lang w:val="en_US" w:bidi="en_US"/>
         </w:rPr>
+        <w:t>τοῦ ἐνοικοῦντος ἐν ἡμῖν</w:t>
+      </w:r>
+    </w:p>
+    <w:p>
+      <w:pPr/>
+      <w:r>
+        <w:rPr>
+          <w:lang w:val="en_US" w:bidi="en_US"/>
+        </w:rPr>
+      </w:r>
+      <w:r>
+        <w:rPr>
+          <w:b/>
+          <w:lang w:val="en_US" w:bidi="en_US"/>
+        </w:rPr>
         <w:t>"the one dwelling in us"</w:t>
       </w:r>
     </w:p>
@@ -8946,6 +10116,21 @@
           <w:b/>
           <w:lang w:val="en_US" w:bidi="en_US"/>
         </w:rPr>
+        <w:t>οἶδας τοῦτο, ὅτι</w:t>
+      </w:r>
+    </w:p>
+    <w:p>
+      <w:pPr/>
+      <w:r>
+        <w:rPr>
+          <w:lang w:val="en_US" w:bidi="en_US"/>
+        </w:rPr>
+      </w:r>
+      <w:r>
+        <w:rPr>
+          <w:b/>
+          <w:lang w:val="en_US" w:bidi="en_US"/>
+        </w:rPr>
         <w:t>"You know this, that"</w:t>
       </w:r>
     </w:p>
@@ -9068,6 +10253,21 @@
           <w:b/>
           <w:lang w:val="en_US" w:bidi="en_US"/>
         </w:rPr>
+        <w:t>πάντες οἱ ἐν τῇ Ἀσίᾳ</w:t>
+      </w:r>
+    </w:p>
+    <w:p>
+      <w:pPr/>
+      <w:r>
+        <w:rPr>
+          <w:lang w:val="en_US" w:bidi="en_US"/>
+        </w:rPr>
+      </w:r>
+      <w:r>
+        <w:rPr>
+          <w:b/>
+          <w:lang w:val="en_US" w:bidi="en_US"/>
+        </w:rPr>
         <w:t>"all the ones in Asia"</w:t>
       </w:r>
     </w:p>
@@ -9164,6 +10364,21 @@
           <w:b/>
           <w:lang w:val="en_US" w:bidi="en_US"/>
         </w:rPr>
+        <w:t>οἱ ἐν τῇ Ἀσίᾳ</w:t>
+      </w:r>
+    </w:p>
+    <w:p>
+      <w:pPr/>
+      <w:r>
+        <w:rPr>
+          <w:lang w:val="en_US" w:bidi="en_US"/>
+        </w:rPr>
+      </w:r>
+      <w:r>
+        <w:rPr>
+          <w:b/>
+          <w:lang w:val="en_US" w:bidi="en_US"/>
+        </w:rPr>
         <w:t>"the ones in Asia"</w:t>
       </w:r>
     </w:p>
@@ -9286,6 +10501,21 @@
           <w:b/>
           <w:lang w:val="en_US" w:bidi="en_US"/>
         </w:rPr>
+        <w:t>ἀπεστράφησάν με</w:t>
+      </w:r>
+    </w:p>
+    <w:p>
+      <w:pPr/>
+      <w:r>
+        <w:rPr>
+          <w:lang w:val="en_US" w:bidi="en_US"/>
+        </w:rPr>
+      </w:r>
+      <w:r>
+        <w:rPr>
+          <w:b/>
+          <w:lang w:val="en_US" w:bidi="en_US"/>
+        </w:rPr>
         <w:t>"turned away from me"</w:t>
       </w:r>
     </w:p>
@@ -9382,6 +10612,21 @@
           <w:b/>
           <w:lang w:val="en_US" w:bidi="en_US"/>
         </w:rPr>
+        <w:t>ἀπεστράφησάν με</w:t>
+      </w:r>
+    </w:p>
+    <w:p>
+      <w:pPr/>
+      <w:r>
+        <w:rPr>
+          <w:lang w:val="en_US" w:bidi="en_US"/>
+        </w:rPr>
+      </w:r>
+      <w:r>
+        <w:rPr>
+          <w:b/>
+          <w:lang w:val="en_US" w:bidi="en_US"/>
+        </w:rPr>
         <w:t>"turned away from me"</w:t>
       </w:r>
     </w:p>
@@ -9478,6 +10723,21 @@
           <w:b/>
           <w:lang w:val="en_US" w:bidi="en_US"/>
         </w:rPr>
+        <w:t>Φύγελος &amp; Ἑρμογένης</w:t>
+      </w:r>
+    </w:p>
+    <w:p>
+      <w:pPr/>
+      <w:r>
+        <w:rPr>
+          <w:lang w:val="en_US" w:bidi="en_US"/>
+        </w:rPr>
+      </w:r>
+      <w:r>
+        <w:rPr>
+          <w:b/>
+          <w:lang w:val="en_US" w:bidi="en_US"/>
+        </w:rPr>
         <w:t>"Phygelus"</w:t>
       </w:r>
       <w:r>
@@ -9600,6 +10860,21 @@
           <w:b/>
           <w:lang w:val="en_US" w:bidi="en_US"/>
         </w:rPr>
+        <w:t>δῴη ἔλεος ὁ Κύριος τῷ Ὀνησιφόρου οἴκῳ</w:t>
+      </w:r>
+    </w:p>
+    <w:p>
+      <w:pPr/>
+      <w:r>
+        <w:rPr>
+          <w:lang w:val="en_US" w:bidi="en_US"/>
+        </w:rPr>
+      </w:r>
+      <w:r>
+        <w:rPr>
+          <w:b/>
+          <w:lang w:val="en_US" w:bidi="en_US"/>
+        </w:rPr>
         <w:t>"May the Lord give mercy to the household of Onesiphorus"</w:t>
       </w:r>
     </w:p>
@@ -9696,6 +10971,21 @@
           <w:b/>
           <w:lang w:val="en_US" w:bidi="en_US"/>
         </w:rPr>
+        <w:t>δῴη ἔλεος ὁ Κύριος</w:t>
+      </w:r>
+    </w:p>
+    <w:p>
+      <w:pPr/>
+      <w:r>
+        <w:rPr>
+          <w:lang w:val="en_US" w:bidi="en_US"/>
+        </w:rPr>
+      </w:r>
+      <w:r>
+        <w:rPr>
+          <w:b/>
+          <w:lang w:val="en_US" w:bidi="en_US"/>
+        </w:rPr>
         <w:t>"May the Lord give mercy"</w:t>
       </w:r>
     </w:p>
@@ -9792,6 +11082,21 @@
           <w:b/>
           <w:lang w:val="en_US" w:bidi="en_US"/>
         </w:rPr>
+        <w:t>Ὀνησιφόρου</w:t>
+      </w:r>
+    </w:p>
+    <w:p>
+      <w:pPr/>
+      <w:r>
+        <w:rPr>
+          <w:lang w:val="en_US" w:bidi="en_US"/>
+        </w:rPr>
+      </w:r>
+      <w:r>
+        <w:rPr>
+          <w:b/>
+          <w:lang w:val="en_US" w:bidi="en_US"/>
+        </w:rPr>
         <w:t>"of Onesiphorus"</w:t>
       </w:r>
     </w:p>
@@ -9888,6 +11193,21 @@
           <w:b/>
           <w:lang w:val="en_US" w:bidi="en_US"/>
         </w:rPr>
+        <w:t>τὴν ἅλυσίν μου οὐκ ἐπησχύνθη</w:t>
+      </w:r>
+    </w:p>
+    <w:p>
+      <w:pPr/>
+      <w:r>
+        <w:rPr>
+          <w:lang w:val="en_US" w:bidi="en_US"/>
+        </w:rPr>
+      </w:r>
+      <w:r>
+        <w:rPr>
+          <w:b/>
+          <w:lang w:val="en_US" w:bidi="en_US"/>
+        </w:rPr>
         <w:t>"was not ashamed of my chain"</w:t>
       </w:r>
     </w:p>
@@ -9971,6 +11291,21 @@
           <w:b/>
           <w:lang w:val="en_US" w:bidi="en_US"/>
         </w:rPr>
+        <w:t>τὴν ἅλυσίν μου</w:t>
+      </w:r>
+    </w:p>
+    <w:p>
+      <w:pPr/>
+      <w:r>
+        <w:rPr>
+          <w:lang w:val="en_US" w:bidi="en_US"/>
+        </w:rPr>
+      </w:r>
+      <w:r>
+        <w:rPr>
+          <w:b/>
+          <w:lang w:val="en_US" w:bidi="en_US"/>
+        </w:rPr>
         <w:t>"my chain"</w:t>
       </w:r>
     </w:p>
@@ -10067,6 +11402,21 @@
           <w:b/>
           <w:lang w:val="en_US" w:bidi="en_US"/>
         </w:rPr>
+        <w:t>ἀλλὰ</w:t>
+      </w:r>
+    </w:p>
+    <w:p>
+      <w:pPr/>
+      <w:r>
+        <w:rPr>
+          <w:lang w:val="en_US" w:bidi="en_US"/>
+        </w:rPr>
+      </w:r>
+      <w:r>
+        <w:rPr>
+          <w:b/>
+          <w:lang w:val="en_US" w:bidi="en_US"/>
+        </w:rPr>
         <w:t>"but"</w:t>
       </w:r>
     </w:p>
@@ -10176,6 +11526,21 @@
           <w:b/>
           <w:lang w:val="en_US" w:bidi="en_US"/>
         </w:rPr>
+        <w:t>ἐν Ῥώμῃ</w:t>
+      </w:r>
+    </w:p>
+    <w:p>
+      <w:pPr/>
+      <w:r>
+        <w:rPr>
+          <w:lang w:val="en_US" w:bidi="en_US"/>
+        </w:rPr>
+      </w:r>
+      <w:r>
+        <w:rPr>
+          <w:b/>
+          <w:lang w:val="en_US" w:bidi="en_US"/>
+        </w:rPr>
         <w:t>"in Rome"</w:t>
       </w:r>
     </w:p>
@@ -10272,6 +11637,21 @@
           <w:b/>
           <w:lang w:val="en_US" w:bidi="en_US"/>
         </w:rPr>
+        <w:t>(δῴη αὐτῷ ὁ Κύριος, εὑρεῖν ἔλεος παρὰ Κυρίου ἐν ἐκείνῃ τῇ ἡμέρᾳ), καὶ ὅσα ἐν Ἐφέσῳ διηκόνησεν, βέλτιον σὺ γινώσκεις</w:t>
+      </w:r>
+    </w:p>
+    <w:p>
+      <w:pPr/>
+      <w:r>
+        <w:rPr>
+          <w:lang w:val="en_US" w:bidi="en_US"/>
+        </w:rPr>
+      </w:r>
+      <w:r>
+        <w:rPr>
+          <w:b/>
+          <w:lang w:val="en_US" w:bidi="en_US"/>
+        </w:rPr>
         <w:t>"May the Lord give to him to find mercy from the Lord in that day. And as much as he served in Ephesus, you know very well"</w:t>
       </w:r>
     </w:p>
@@ -10341,6 +11721,21 @@
         <w:rPr>
           <w:lang w:val="en_US" w:bidi="en_US"/>
         </w:rPr>
+      </w:r>
+    </w:p>
+    <w:p>
+      <w:pPr/>
+      <w:r>
+        <w:rPr>
+          <w:lang w:val="en_US" w:bidi="en_US"/>
+        </w:rPr>
+      </w:r>
+      <w:r>
+        <w:rPr>
+          <w:b/>
+          <w:lang w:val="en_US" w:bidi="en_US"/>
+        </w:rPr>
+        <w:t>δῴη αὐτῷ ὁ Κύριος, εὑρεῖν ἔλεος παρὰ Κυρίου</w:t>
       </w:r>
     </w:p>
     <w:p>
@@ -10456,6 +11851,21 @@
           <w:b/>
           <w:lang w:val="en_US" w:bidi="en_US"/>
         </w:rPr>
+        <w:t>εὑρεῖν ἔλεος παρὰ Κυρίου</w:t>
+      </w:r>
+    </w:p>
+    <w:p>
+      <w:pPr/>
+      <w:r>
+        <w:rPr>
+          <w:lang w:val="en_US" w:bidi="en_US"/>
+        </w:rPr>
+      </w:r>
+      <w:r>
+        <w:rPr>
+          <w:b/>
+          <w:lang w:val="en_US" w:bidi="en_US"/>
+        </w:rPr>
         <w:t>"to find mercy from the Lord"</w:t>
       </w:r>
     </w:p>
@@ -10578,6 +11988,21 @@
           <w:b/>
           <w:lang w:val="en_US" w:bidi="en_US"/>
         </w:rPr>
+        <w:t>εὑρεῖν ἔλεος παρὰ Κυρίου</w:t>
+      </w:r>
+    </w:p>
+    <w:p>
+      <w:pPr/>
+      <w:r>
+        <w:rPr>
+          <w:lang w:val="en_US" w:bidi="en_US"/>
+        </w:rPr>
+      </w:r>
+      <w:r>
+        <w:rPr>
+          <w:b/>
+          <w:lang w:val="en_US" w:bidi="en_US"/>
+        </w:rPr>
         <w:t>"to find mercy from the Lord"</w:t>
       </w:r>
     </w:p>
@@ -10674,6 +12099,21 @@
           <w:b/>
           <w:lang w:val="en_US" w:bidi="en_US"/>
         </w:rPr>
+        <w:t>ἐν ἐκείνῃ τῇ ἡμέρᾳ</w:t>
+      </w:r>
+    </w:p>
+    <w:p>
+      <w:pPr/>
+      <w:r>
+        <w:rPr>
+          <w:lang w:val="en_US" w:bidi="en_US"/>
+        </w:rPr>
+      </w:r>
+      <w:r>
+        <w:rPr>
+          <w:b/>
+          <w:lang w:val="en_US" w:bidi="en_US"/>
+        </w:rPr>
         <w:t>"in that day"</w:t>
       </w:r>
     </w:p>
@@ -10757,6 +12197,21 @@
           <w:b/>
           <w:lang w:val="en_US" w:bidi="en_US"/>
         </w:rPr>
+        <w:t>ὅσα &amp; διηκόνησεν</w:t>
+      </w:r>
+    </w:p>
+    <w:p>
+      <w:pPr/>
+      <w:r>
+        <w:rPr>
+          <w:lang w:val="en_US" w:bidi="en_US"/>
+        </w:rPr>
+      </w:r>
+      <w:r>
+        <w:rPr>
+          <w:b/>
+          <w:lang w:val="en_US" w:bidi="en_US"/>
+        </w:rPr>
         <w:t>"as much as he served"</w:t>
       </w:r>
     </w:p>
@@ -10839,6 +12294,21 @@
         <w:rPr>
           <w:lang w:val="en_US" w:bidi="en_US"/>
         </w:rPr>
+      </w:r>
+    </w:p>
+    <w:p>
+      <w:pPr/>
+      <w:r>
+        <w:rPr>
+          <w:lang w:val="en_US" w:bidi="en_US"/>
+        </w:rPr>
+      </w:r>
+      <w:r>
+        <w:rPr>
+          <w:b/>
+          <w:lang w:val="en_US" w:bidi="en_US"/>
+        </w:rPr>
+        <w:t>σὺ οὖν</w:t>
       </w:r>
     </w:p>
     <w:p>
@@ -10967,6 +12437,21 @@
           <w:b/>
           <w:lang w:val="en_US" w:bidi="en_US"/>
         </w:rPr>
+        <w:t>τέκνον μου</w:t>
+      </w:r>
+    </w:p>
+    <w:p>
+      <w:pPr/>
+      <w:r>
+        <w:rPr>
+          <w:lang w:val="en_US" w:bidi="en_US"/>
+        </w:rPr>
+      </w:r>
+      <w:r>
+        <w:rPr>
+          <w:b/>
+          <w:lang w:val="en_US" w:bidi="en_US"/>
+        </w:rPr>
         <w:t>"my child"</w:t>
       </w:r>
     </w:p>
@@ -11063,6 +12548,21 @@
           <w:b/>
           <w:lang w:val="en_US" w:bidi="en_US"/>
         </w:rPr>
+        <w:t>ἐνδυναμοῦ</w:t>
+      </w:r>
+    </w:p>
+    <w:p>
+      <w:pPr/>
+      <w:r>
+        <w:rPr>
+          <w:lang w:val="en_US" w:bidi="en_US"/>
+        </w:rPr>
+      </w:r>
+      <w:r>
+        <w:rPr>
+          <w:b/>
+          <w:lang w:val="en_US" w:bidi="en_US"/>
+        </w:rPr>
         <w:t>"be strengthened"</w:t>
       </w:r>
     </w:p>
@@ -11146,6 +12646,21 @@
           <w:b/>
           <w:lang w:val="en_US" w:bidi="en_US"/>
         </w:rPr>
+        <w:t>ἐν τῇ χάριτι τῇ ἐν Χριστῷ Ἰησοῦ</w:t>
+      </w:r>
+    </w:p>
+    <w:p>
+      <w:pPr/>
+      <w:r>
+        <w:rPr>
+          <w:lang w:val="en_US" w:bidi="en_US"/>
+        </w:rPr>
+      </w:r>
+      <w:r>
+        <w:rPr>
+          <w:b/>
+          <w:lang w:val="en_US" w:bidi="en_US"/>
+        </w:rPr>
         <w:t>"in the grace {that is} in Christ Jesus"</w:t>
       </w:r>
     </w:p>
@@ -11242,6 +12757,21 @@
           <w:b/>
           <w:lang w:val="en_US" w:bidi="en_US"/>
         </w:rPr>
+        <w:t>ἐν τῇ χάριτι</w:t>
+      </w:r>
+    </w:p>
+    <w:p>
+      <w:pPr/>
+      <w:r>
+        <w:rPr>
+          <w:lang w:val="en_US" w:bidi="en_US"/>
+        </w:rPr>
+      </w:r>
+      <w:r>
+        <w:rPr>
+          <w:b/>
+          <w:lang w:val="en_US" w:bidi="en_US"/>
+        </w:rPr>
         <w:t>"in the grace"</w:t>
       </w:r>
     </w:p>
@@ -11364,6 +12894,21 @@
           <w:b/>
           <w:lang w:val="en_US" w:bidi="en_US"/>
         </w:rPr>
+        <w:t>τῇ ἐν Χριστῷ Ἰησοῦ</w:t>
+      </w:r>
+    </w:p>
+    <w:p>
+      <w:pPr/>
+      <w:r>
+        <w:rPr>
+          <w:lang w:val="en_US" w:bidi="en_US"/>
+        </w:rPr>
+      </w:r>
+      <w:r>
+        <w:rPr>
+          <w:b/>
+          <w:lang w:val="en_US" w:bidi="en_US"/>
+        </w:rPr>
         <w:t>"that is} in Christ Jesus"</w:t>
       </w:r>
     </w:p>
@@ -11525,6 +13070,21 @@
           <w:b/>
           <w:lang w:val="en_US" w:bidi="en_US"/>
         </w:rPr>
+        <w:t>διὰ πολλῶν μαρτύρων</w:t>
+      </w:r>
+    </w:p>
+    <w:p>
+      <w:pPr/>
+      <w:r>
+        <w:rPr>
+          <w:lang w:val="en_US" w:bidi="en_US"/>
+        </w:rPr>
+      </w:r>
+      <w:r>
+        <w:rPr>
+          <w:b/>
+          <w:lang w:val="en_US" w:bidi="en_US"/>
+        </w:rPr>
         <w:t>"through many witnesses"</w:t>
       </w:r>
     </w:p>
@@ -11621,6 +13181,21 @@
           <w:b/>
           <w:lang w:val="en_US" w:bidi="en_US"/>
         </w:rPr>
+        <w:t>ταῦτα παράθου</w:t>
+      </w:r>
+    </w:p>
+    <w:p>
+      <w:pPr/>
+      <w:r>
+        <w:rPr>
+          <w:lang w:val="en_US" w:bidi="en_US"/>
+        </w:rPr>
+      </w:r>
+      <w:r>
+        <w:rPr>
+          <w:b/>
+          <w:lang w:val="en_US" w:bidi="en_US"/>
+        </w:rPr>
         <w:t>"place these things before"</w:t>
       </w:r>
     </w:p>
@@ -11717,6 +13292,21 @@
           <w:b/>
           <w:lang w:val="en_US" w:bidi="en_US"/>
         </w:rPr>
+        <w:t>πιστοῖς ἀνθρώποις</w:t>
+      </w:r>
+    </w:p>
+    <w:p>
+      <w:pPr/>
+      <w:r>
+        <w:rPr>
+          <w:lang w:val="en_US" w:bidi="en_US"/>
+        </w:rPr>
+      </w:r>
+      <w:r>
+        <w:rPr>
+          <w:b/>
+          <w:lang w:val="en_US" w:bidi="en_US"/>
+        </w:rPr>
         <w:t>"faithful men"</w:t>
       </w:r>
     </w:p>
@@ -11813,6 +13403,21 @@
           <w:b/>
           <w:lang w:val="en_US" w:bidi="en_US"/>
         </w:rPr>
+        <w:t>συνκακοπάθησον</w:t>
+      </w:r>
+    </w:p>
+    <w:p>
+      <w:pPr/>
+      <w:r>
+        <w:rPr>
+          <w:lang w:val="en_US" w:bidi="en_US"/>
+        </w:rPr>
+      </w:r>
+      <w:r>
+        <w:rPr>
+          <w:b/>
+          <w:lang w:val="en_US" w:bidi="en_US"/>
+        </w:rPr>
         <w:t>"Suffer together"</w:t>
       </w:r>
     </w:p>
@@ -11909,6 +13514,21 @@
           <w:b/>
           <w:lang w:val="en_US" w:bidi="en_US"/>
         </w:rPr>
+        <w:t>συνκακοπάθησον</w:t>
+      </w:r>
+    </w:p>
+    <w:p>
+      <w:pPr/>
+      <w:r>
+        <w:rPr>
+          <w:lang w:val="en_US" w:bidi="en_US"/>
+        </w:rPr>
+      </w:r>
+      <w:r>
+        <w:rPr>
+          <w:b/>
+          <w:lang w:val="en_US" w:bidi="en_US"/>
+        </w:rPr>
         <w:t>"Suffer together"</w:t>
       </w:r>
     </w:p>
@@ -12005,6 +13625,21 @@
           <w:b/>
           <w:lang w:val="en_US" w:bidi="en_US"/>
         </w:rPr>
+        <w:t>ὡς καλὸς στρατιώτης Ἰησοῦ Χριστοῦ</w:t>
+      </w:r>
+    </w:p>
+    <w:p>
+      <w:pPr/>
+      <w:r>
+        <w:rPr>
+          <w:lang w:val="en_US" w:bidi="en_US"/>
+        </w:rPr>
+      </w:r>
+      <w:r>
+        <w:rPr>
+          <w:b/>
+          <w:lang w:val="en_US" w:bidi="en_US"/>
+        </w:rPr>
         <w:t>"as a good soldier of Jesus Christ"</w:t>
       </w:r>
     </w:p>
@@ -12139,6 +13774,21 @@
         <w:rPr>
           <w:lang w:val="en_US" w:bidi="en_US"/>
         </w:rPr>
+      </w:r>
+    </w:p>
+    <w:p>
+      <w:pPr/>
+      <w:r>
+        <w:rPr>
+          <w:lang w:val="en_US" w:bidi="en_US"/>
+        </w:rPr>
+      </w:r>
+      <w:r>
+        <w:rPr>
+          <w:b/>
+          <w:lang w:val="en_US" w:bidi="en_US"/>
+        </w:rPr>
+        <w:t>οὐδεὶς στρατευόμενος ἐμπλέκεται ταῖς τοῦ βίου πραγματίαις, ἵνα τῷ στρατολογήσαντι ἀρέσῃ</w:t>
       </w:r>
     </w:p>
     <w:p>
@@ -12298,6 +13948,21 @@
           <w:b/>
           <w:lang w:val="en_US" w:bidi="en_US"/>
         </w:rPr>
+        <w:t>ἐμπλέκεται ταῖς τοῦ βίου πραγματίαις</w:t>
+      </w:r>
+    </w:p>
+    <w:p>
+      <w:pPr/>
+      <w:r>
+        <w:rPr>
+          <w:lang w:val="en_US" w:bidi="en_US"/>
+        </w:rPr>
+      </w:r>
+      <w:r>
+        <w:rPr>
+          <w:b/>
+          <w:lang w:val="en_US" w:bidi="en_US"/>
+        </w:rPr>
         <w:t>"is entangled in the affairs of life"</w:t>
       </w:r>
     </w:p>
@@ -12407,6 +14072,21 @@
           <w:b/>
           <w:lang w:val="en_US" w:bidi="en_US"/>
         </w:rPr>
+        <w:t>ἐμπλέκεται</w:t>
+      </w:r>
+    </w:p>
+    <w:p>
+      <w:pPr/>
+      <w:r>
+        <w:rPr>
+          <w:lang w:val="en_US" w:bidi="en_US"/>
+        </w:rPr>
+      </w:r>
+      <w:r>
+        <w:rPr>
+          <w:b/>
+          <w:lang w:val="en_US" w:bidi="en_US"/>
+        </w:rPr>
         <w:t>"is entangled"</w:t>
       </w:r>
     </w:p>
@@ -12490,6 +14170,21 @@
           <w:b/>
           <w:lang w:val="en_US" w:bidi="en_US"/>
         </w:rPr>
+        <w:t>ταῖς τοῦ βίου πραγματίαις</w:t>
+      </w:r>
+    </w:p>
+    <w:p>
+      <w:pPr/>
+      <w:r>
+        <w:rPr>
+          <w:lang w:val="en_US" w:bidi="en_US"/>
+        </w:rPr>
+      </w:r>
+      <w:r>
+        <w:rPr>
+          <w:b/>
+          <w:lang w:val="en_US" w:bidi="en_US"/>
+        </w:rPr>
         <w:t>"in the affairs of life"</w:t>
       </w:r>
     </w:p>
@@ -12586,6 +14281,21 @@
           <w:b/>
           <w:lang w:val="en_US" w:bidi="en_US"/>
         </w:rPr>
+        <w:t>τῷ στρατολογήσαντι</w:t>
+      </w:r>
+    </w:p>
+    <w:p>
+      <w:pPr/>
+      <w:r>
+        <w:rPr>
+          <w:lang w:val="en_US" w:bidi="en_US"/>
+        </w:rPr>
+      </w:r>
+      <w:r>
+        <w:rPr>
+          <w:b/>
+          <w:lang w:val="en_US" w:bidi="en_US"/>
+        </w:rPr>
         <w:t>"the one having enlisted him"</w:t>
       </w:r>
     </w:p>
@@ -12649,6 +14359,21 @@
           <w:b/>
           <w:lang w:val="en_US" w:bidi="en_US"/>
         </w:rPr>
+        <w:t>δὲ καὶ</w:t>
+      </w:r>
+    </w:p>
+    <w:p>
+      <w:pPr/>
+      <w:r>
+        <w:rPr>
+          <w:lang w:val="en_US" w:bidi="en_US"/>
+        </w:rPr>
+      </w:r>
+      <w:r>
+        <w:rPr>
+          <w:b/>
+          <w:lang w:val="en_US" w:bidi="en_US"/>
+        </w:rPr>
         <w:t>"But also"</w:t>
       </w:r>
     </w:p>
@@ -12744,6 +14469,21 @@
         <w:rPr>
           <w:lang w:val="en_US" w:bidi="en_US"/>
         </w:rPr>
+      </w:r>
+    </w:p>
+    <w:p>
+      <w:pPr/>
+      <w:r>
+        <w:rPr>
+          <w:lang w:val="en_US" w:bidi="en_US"/>
+        </w:rPr>
+      </w:r>
+      <w:r>
+        <w:rPr>
+          <w:b/>
+          <w:lang w:val="en_US" w:bidi="en_US"/>
+        </w:rPr>
+        <w:t>ἐὰν &amp; ἀθλῇ τις, οὐ στεφανοῦται, ἐὰν μὴ νομίμως ἀθλήσῃ</w:t>
       </w:r>
     </w:p>
     <w:p>
@@ -12934,6 +14674,21 @@
           <w:b/>
           <w:lang w:val="en_US" w:bidi="en_US"/>
         </w:rPr>
+        <w:t>ἐὰν &amp; ἀθλῇ τις, οὐ στεφανοῦται, ἐὰν μὴ νομίμως ἀθλήσῃ</w:t>
+      </w:r>
+    </w:p>
+    <w:p>
+      <w:pPr/>
+      <w:r>
+        <w:rPr>
+          <w:lang w:val="en_US" w:bidi="en_US"/>
+        </w:rPr>
+      </w:r>
+      <w:r>
+        <w:rPr>
+          <w:b/>
+          <w:lang w:val="en_US" w:bidi="en_US"/>
+        </w:rPr>
         <w:t>"if anyone competes, he is not crowned if he has not competed lawfully"</w:t>
       </w:r>
     </w:p>
@@ -13030,6 +14785,21 @@
           <w:b/>
           <w:lang w:val="en_US" w:bidi="en_US"/>
         </w:rPr>
+        <w:t>ἀθλῇ</w:t>
+      </w:r>
+    </w:p>
+    <w:p>
+      <w:pPr/>
+      <w:r>
+        <w:rPr>
+          <w:lang w:val="en_US" w:bidi="en_US"/>
+        </w:rPr>
+      </w:r>
+      <w:r>
+        <w:rPr>
+          <w:b/>
+          <w:lang w:val="en_US" w:bidi="en_US"/>
+        </w:rPr>
         <w:t>"competes"</w:t>
       </w:r>
     </w:p>
@@ -13126,6 +14896,21 @@
           <w:b/>
           <w:lang w:val="en_US" w:bidi="en_US"/>
         </w:rPr>
+        <w:t>οὐ στεφανοῦται, ἐὰν μὴ νομίμως ἀθλήσῃ</w:t>
+      </w:r>
+    </w:p>
+    <w:p>
+      <w:pPr/>
+      <w:r>
+        <w:rPr>
+          <w:lang w:val="en_US" w:bidi="en_US"/>
+        </w:rPr>
+      </w:r>
+      <w:r>
+        <w:rPr>
+          <w:b/>
+          <w:lang w:val="en_US" w:bidi="en_US"/>
+        </w:rPr>
         <w:t>"he is not crowned if he has not competed lawfully"</w:t>
       </w:r>
     </w:p>
@@ -13209,6 +14994,21 @@
           <w:b/>
           <w:lang w:val="en_US" w:bidi="en_US"/>
         </w:rPr>
+        <w:t>οὐ στεφανοῦται</w:t>
+      </w:r>
+    </w:p>
+    <w:p>
+      <w:pPr/>
+      <w:r>
+        <w:rPr>
+          <w:lang w:val="en_US" w:bidi="en_US"/>
+        </w:rPr>
+      </w:r>
+      <w:r>
+        <w:rPr>
+          <w:b/>
+          <w:lang w:val="en_US" w:bidi="en_US"/>
+        </w:rPr>
         <w:t>"he is not crowned"</w:t>
       </w:r>
     </w:p>
@@ -13292,6 +15092,21 @@
           <w:b/>
           <w:lang w:val="en_US" w:bidi="en_US"/>
         </w:rPr>
+        <w:t>οὐ στεφανοῦται</w:t>
+      </w:r>
+    </w:p>
+    <w:p>
+      <w:pPr/>
+      <w:r>
+        <w:rPr>
+          <w:lang w:val="en_US" w:bidi="en_US"/>
+        </w:rPr>
+      </w:r>
+      <w:r>
+        <w:rPr>
+          <w:b/>
+          <w:lang w:val="en_US" w:bidi="en_US"/>
+        </w:rPr>
         <w:t>"he is not crowned"</w:t>
       </w:r>
     </w:p>
@@ -13388,6 +15203,21 @@
           <w:b/>
           <w:lang w:val="en_US" w:bidi="en_US"/>
         </w:rPr>
+        <w:t>μὴ νομίμως ἀθλήσῃ</w:t>
+      </w:r>
+    </w:p>
+    <w:p>
+      <w:pPr/>
+      <w:r>
+        <w:rPr>
+          <w:lang w:val="en_US" w:bidi="en_US"/>
+        </w:rPr>
+      </w:r>
+      <w:r>
+        <w:rPr>
+          <w:b/>
+          <w:lang w:val="en_US" w:bidi="en_US"/>
+        </w:rPr>
         <w:t>"he has not competed lawfully"</w:t>
       </w:r>
     </w:p>
@@ -13457,6 +15287,21 @@
         <w:rPr>
           <w:lang w:val="en_US" w:bidi="en_US"/>
         </w:rPr>
+      </w:r>
+    </w:p>
+    <w:p>
+      <w:pPr/>
+      <w:r>
+        <w:rPr>
+          <w:lang w:val="en_US" w:bidi="en_US"/>
+        </w:rPr>
+      </w:r>
+      <w:r>
+        <w:rPr>
+          <w:b/>
+          <w:lang w:val="en_US" w:bidi="en_US"/>
+        </w:rPr>
+        <w:t>τὸν κοπιῶντα γεωργὸν δεῖ πρῶτον τῶν καρπῶν μεταλαμβάνειν</w:t>
       </w:r>
     </w:p>
     <w:p>
@@ -13655,6 +15500,21 @@
           <w:b/>
           <w:lang w:val="en_US" w:bidi="en_US"/>
         </w:rPr>
+        <w:t>τὸν κοπιῶντα γεωργὸν</w:t>
+      </w:r>
+    </w:p>
+    <w:p>
+      <w:pPr/>
+      <w:r>
+        <w:rPr>
+          <w:lang w:val="en_US" w:bidi="en_US"/>
+        </w:rPr>
+      </w:r>
+      <w:r>
+        <w:rPr>
+          <w:b/>
+          <w:lang w:val="en_US" w:bidi="en_US"/>
+        </w:rPr>
         <w:t>"for the hardworking farmer"</w:t>
       </w:r>
     </w:p>
@@ -13751,6 +15611,21 @@
           <w:b/>
           <w:lang w:val="en_US" w:bidi="en_US"/>
         </w:rPr>
+        <w:t>πρῶτον τῶν καρπῶν μεταλαμβάνειν</w:t>
+      </w:r>
+    </w:p>
+    <w:p>
+      <w:pPr/>
+      <w:r>
+        <w:rPr>
+          <w:lang w:val="en_US" w:bidi="en_US"/>
+        </w:rPr>
+      </w:r>
+      <w:r>
+        <w:rPr>
+          <w:b/>
+          <w:lang w:val="en_US" w:bidi="en_US"/>
+        </w:rPr>
         <w:t>"first to share in the fruits"</w:t>
       </w:r>
     </w:p>
@@ -13859,6 +15734,21 @@
         <w:rPr>
           <w:lang w:val="en_US" w:bidi="en_US"/>
         </w:rPr>
+      </w:r>
+    </w:p>
+    <w:p>
+      <w:pPr/>
+      <w:r>
+        <w:rPr>
+          <w:lang w:val="en_US" w:bidi="en_US"/>
+        </w:rPr>
+      </w:r>
+      <w:r>
+        <w:rPr>
+          <w:b/>
+          <w:lang w:val="en_US" w:bidi="en_US"/>
+        </w:rPr>
+        <w:t>νόει ὃ λέγω</w:t>
       </w:r>
     </w:p>
     <w:p>
@@ -13987,6 +15877,21 @@
           <w:b/>
           <w:lang w:val="en_US" w:bidi="en_US"/>
         </w:rPr>
+        <w:t>δώσει &amp; σοι &amp; σύνεσιν</w:t>
+      </w:r>
+    </w:p>
+    <w:p>
+      <w:pPr/>
+      <w:r>
+        <w:rPr>
+          <w:lang w:val="en_US" w:bidi="en_US"/>
+        </w:rPr>
+      </w:r>
+      <w:r>
+        <w:rPr>
+          <w:b/>
+          <w:lang w:val="en_US" w:bidi="en_US"/>
+        </w:rPr>
         <w:t>"will give you understanding"</w:t>
       </w:r>
     </w:p>
@@ -14083,6 +15988,21 @@
           <w:b/>
           <w:lang w:val="en_US" w:bidi="en_US"/>
         </w:rPr>
+        <w:t>ἐν πᾶσιν</w:t>
+      </w:r>
+    </w:p>
+    <w:p>
+      <w:pPr/>
+      <w:r>
+        <w:rPr>
+          <w:lang w:val="en_US" w:bidi="en_US"/>
+        </w:rPr>
+      </w:r>
+      <w:r>
+        <w:rPr>
+          <w:b/>
+          <w:lang w:val="en_US" w:bidi="en_US"/>
+        </w:rPr>
         <w:t>"in everything"</w:t>
       </w:r>
     </w:p>
@@ -14179,6 +16099,21 @@
           <w:b/>
           <w:lang w:val="en_US" w:bidi="en_US"/>
         </w:rPr>
+        <w:t>μνημόνευε</w:t>
+      </w:r>
+    </w:p>
+    <w:p>
+      <w:pPr/>
+      <w:r>
+        <w:rPr>
+          <w:lang w:val="en_US" w:bidi="en_US"/>
+        </w:rPr>
+      </w:r>
+      <w:r>
+        <w:rPr>
+          <w:b/>
+          <w:lang w:val="en_US" w:bidi="en_US"/>
+        </w:rPr>
         <w:t>"Remember"</w:t>
       </w:r>
     </w:p>
@@ -14301,6 +16236,21 @@
           <w:b/>
           <w:lang w:val="en_US" w:bidi="en_US"/>
         </w:rPr>
+        <w:t>ἐγηγερμένον ἐκ νεκρῶν, ἐκ σπέρματος Δαυείδ</w:t>
+      </w:r>
+    </w:p>
+    <w:p>
+      <w:pPr/>
+      <w:r>
+        <w:rPr>
+          <w:lang w:val="en_US" w:bidi="en_US"/>
+        </w:rPr>
+      </w:r>
+      <w:r>
+        <w:rPr>
+          <w:b/>
+          <w:lang w:val="en_US" w:bidi="en_US"/>
+        </w:rPr>
         <w:t>"having been raised from the dead, from the seed of David"</w:t>
       </w:r>
     </w:p>
@@ -14410,6 +16360,21 @@
           <w:b/>
           <w:lang w:val="en_US" w:bidi="en_US"/>
         </w:rPr>
+        <w:t>ἐγηγερμένον</w:t>
+      </w:r>
+    </w:p>
+    <w:p>
+      <w:pPr/>
+      <w:r>
+        <w:rPr>
+          <w:lang w:val="en_US" w:bidi="en_US"/>
+        </w:rPr>
+      </w:r>
+      <w:r>
+        <w:rPr>
+          <w:b/>
+          <w:lang w:val="en_US" w:bidi="en_US"/>
+        </w:rPr>
         <w:t>"having been raised"</w:t>
       </w:r>
     </w:p>
@@ -14506,6 +16471,21 @@
           <w:b/>
           <w:lang w:val="en_US" w:bidi="en_US"/>
         </w:rPr>
+        <w:t>ἐγηγερμένον</w:t>
+      </w:r>
+    </w:p>
+    <w:p>
+      <w:pPr/>
+      <w:r>
+        <w:rPr>
+          <w:lang w:val="en_US" w:bidi="en_US"/>
+        </w:rPr>
+      </w:r>
+      <w:r>
+        <w:rPr>
+          <w:b/>
+          <w:lang w:val="en_US" w:bidi="en_US"/>
+        </w:rPr>
         <w:t>"having been raised"</w:t>
       </w:r>
     </w:p>
@@ -14589,6 +16569,21 @@
           <w:b/>
           <w:lang w:val="en_US" w:bidi="en_US"/>
         </w:rPr>
+        <w:t>ἐκ νεκρῶν</w:t>
+      </w:r>
+    </w:p>
+    <w:p>
+      <w:pPr/>
+      <w:r>
+        <w:rPr>
+          <w:lang w:val="en_US" w:bidi="en_US"/>
+        </w:rPr>
+      </w:r>
+      <w:r>
+        <w:rPr>
+          <w:b/>
+          <w:lang w:val="en_US" w:bidi="en_US"/>
+        </w:rPr>
         <w:t>"from the dead"</w:t>
       </w:r>
     </w:p>
@@ -14698,6 +16693,21 @@
           <w:b/>
           <w:lang w:val="en_US" w:bidi="en_US"/>
         </w:rPr>
+        <w:t>ἐκ σπέρματος Δαυείδ</w:t>
+      </w:r>
+    </w:p>
+    <w:p>
+      <w:pPr/>
+      <w:r>
+        <w:rPr>
+          <w:lang w:val="en_US" w:bidi="en_US"/>
+        </w:rPr>
+      </w:r>
+      <w:r>
+        <w:rPr>
+          <w:b/>
+          <w:lang w:val="en_US" w:bidi="en_US"/>
+        </w:rPr>
         <w:t>"from the seed of David"</w:t>
       </w:r>
     </w:p>
@@ -14820,6 +16830,21 @@
           <w:b/>
           <w:lang w:val="en_US" w:bidi="en_US"/>
         </w:rPr>
+        <w:t>κατὰ τὸ εὐαγγέλιόν μου</w:t>
+      </w:r>
+    </w:p>
+    <w:p>
+      <w:pPr/>
+      <w:r>
+        <w:rPr>
+          <w:lang w:val="en_US" w:bidi="en_US"/>
+        </w:rPr>
+      </w:r>
+      <w:r>
+        <w:rPr>
+          <w:b/>
+          <w:lang w:val="en_US" w:bidi="en_US"/>
+        </w:rPr>
         <w:t>"according to my gospel"</w:t>
       </w:r>
     </w:p>
@@ -14916,6 +16941,21 @@
           <w:b/>
           <w:lang w:val="en_US" w:bidi="en_US"/>
         </w:rPr>
+        <w:t>μέχρι δεσμῶν</w:t>
+      </w:r>
+    </w:p>
+    <w:p>
+      <w:pPr/>
+      <w:r>
+        <w:rPr>
+          <w:lang w:val="en_US" w:bidi="en_US"/>
+        </w:rPr>
+      </w:r>
+      <w:r>
+        <w:rPr>
+          <w:b/>
+          <w:lang w:val="en_US" w:bidi="en_US"/>
+        </w:rPr>
         <w:t>"even to chains"</w:t>
       </w:r>
     </w:p>
@@ -15012,6 +17052,21 @@
           <w:b/>
           <w:lang w:val="en_US" w:bidi="en_US"/>
         </w:rPr>
+        <w:t>ὡς κακοῦργος</w:t>
+      </w:r>
+    </w:p>
+    <w:p>
+      <w:pPr/>
+      <w:r>
+        <w:rPr>
+          <w:lang w:val="en_US" w:bidi="en_US"/>
+        </w:rPr>
+      </w:r>
+      <w:r>
+        <w:rPr>
+          <w:b/>
+          <w:lang w:val="en_US" w:bidi="en_US"/>
+        </w:rPr>
         <w:t>"like a criminal"</w:t>
       </w:r>
     </w:p>
@@ -15108,6 +17163,21 @@
           <w:b/>
           <w:lang w:val="en_US" w:bidi="en_US"/>
         </w:rPr>
+        <w:t>ὁ λόγος τοῦ Θεοῦ οὐ δέδεται</w:t>
+      </w:r>
+    </w:p>
+    <w:p>
+      <w:pPr/>
+      <w:r>
+        <w:rPr>
+          <w:lang w:val="en_US" w:bidi="en_US"/>
+        </w:rPr>
+      </w:r>
+      <w:r>
+        <w:rPr>
+          <w:b/>
+          <w:lang w:val="en_US" w:bidi="en_US"/>
+        </w:rPr>
         <w:t>"the word of God has not been bound"</w:t>
       </w:r>
     </w:p>
@@ -15230,6 +17300,21 @@
           <w:b/>
           <w:lang w:val="en_US" w:bidi="en_US"/>
         </w:rPr>
+        <w:t>ὁ λόγος τοῦ Θεοῦ οὐ δέδεται</w:t>
+      </w:r>
+    </w:p>
+    <w:p>
+      <w:pPr/>
+      <w:r>
+        <w:rPr>
+          <w:lang w:val="en_US" w:bidi="en_US"/>
+        </w:rPr>
+      </w:r>
+      <w:r>
+        <w:rPr>
+          <w:b/>
+          <w:lang w:val="en_US" w:bidi="en_US"/>
+        </w:rPr>
         <w:t>"the word of God has not been bound"</w:t>
       </w:r>
     </w:p>
@@ -15313,6 +17398,21 @@
           <w:b/>
           <w:lang w:val="en_US" w:bidi="en_US"/>
         </w:rPr>
+        <w:t>ὁ λόγος τοῦ Θεοῦ</w:t>
+      </w:r>
+    </w:p>
+    <w:p>
+      <w:pPr/>
+      <w:r>
+        <w:rPr>
+          <w:lang w:val="en_US" w:bidi="en_US"/>
+        </w:rPr>
+      </w:r>
+      <w:r>
+        <w:rPr>
+          <w:b/>
+          <w:lang w:val="en_US" w:bidi="en_US"/>
+        </w:rPr>
         <w:t>"the word of God"</w:t>
       </w:r>
     </w:p>
@@ -15409,6 +17509,21 @@
           <w:b/>
           <w:lang w:val="en_US" w:bidi="en_US"/>
         </w:rPr>
+        <w:t>ὁ λόγος</w:t>
+      </w:r>
+    </w:p>
+    <w:p>
+      <w:pPr/>
+      <w:r>
+        <w:rPr>
+          <w:lang w:val="en_US" w:bidi="en_US"/>
+        </w:rPr>
+      </w:r>
+      <w:r>
+        <w:rPr>
+          <w:b/>
+          <w:lang w:val="en_US" w:bidi="en_US"/>
+        </w:rPr>
         <w:t>"the word"</w:t>
       </w:r>
     </w:p>
@@ -15505,6 +17620,21 @@
           <w:b/>
           <w:lang w:val="en_US" w:bidi="en_US"/>
         </w:rPr>
+        <w:t>διὰ τοῦτο, πάντα ὑπομένω</w:t>
+      </w:r>
+    </w:p>
+    <w:p>
+      <w:pPr/>
+      <w:r>
+        <w:rPr>
+          <w:lang w:val="en_US" w:bidi="en_US"/>
+        </w:rPr>
+      </w:r>
+      <w:r>
+        <w:rPr>
+          <w:b/>
+          <w:lang w:val="en_US" w:bidi="en_US"/>
+        </w:rPr>
         <w:t>"Because of this, I endure all things"</w:t>
       </w:r>
     </w:p>
@@ -15627,6 +17757,21 @@
           <w:b/>
           <w:lang w:val="en_US" w:bidi="en_US"/>
         </w:rPr>
+        <w:t>πάντα ὑπομένω</w:t>
+      </w:r>
+    </w:p>
+    <w:p>
+      <w:pPr/>
+      <w:r>
+        <w:rPr>
+          <w:lang w:val="en_US" w:bidi="en_US"/>
+        </w:rPr>
+      </w:r>
+      <w:r>
+        <w:rPr>
+          <w:b/>
+          <w:lang w:val="en_US" w:bidi="en_US"/>
+        </w:rPr>
         <w:t>"I endure all things"</w:t>
       </w:r>
     </w:p>
@@ -15723,6 +17868,21 @@
           <w:b/>
           <w:lang w:val="en_US" w:bidi="en_US"/>
         </w:rPr>
+        <w:t>τοὺς ἐκλεκτούς</w:t>
+      </w:r>
+    </w:p>
+    <w:p>
+      <w:pPr/>
+      <w:r>
+        <w:rPr>
+          <w:lang w:val="en_US" w:bidi="en_US"/>
+        </w:rPr>
+      </w:r>
+      <w:r>
+        <w:rPr>
+          <w:b/>
+          <w:lang w:val="en_US" w:bidi="en_US"/>
+        </w:rPr>
         <w:t>"the elect"</w:t>
       </w:r>
     </w:p>
@@ -15819,6 +17979,21 @@
           <w:b/>
           <w:lang w:val="en_US" w:bidi="en_US"/>
         </w:rPr>
+        <w:t>καὶ αὐτοὶ σωτηρίας τύχωσιν τῆς ἐν Χριστῷ Ἰησοῦ</w:t>
+      </w:r>
+    </w:p>
+    <w:p>
+      <w:pPr/>
+      <w:r>
+        <w:rPr>
+          <w:lang w:val="en_US" w:bidi="en_US"/>
+        </w:rPr>
+      </w:r>
+      <w:r>
+        <w:rPr>
+          <w:b/>
+          <w:lang w:val="en_US" w:bidi="en_US"/>
+        </w:rPr>
         <w:t>"they also may obtain salvation {that is} in Christ Jesus"</w:t>
       </w:r>
     </w:p>
@@ -15915,6 +18090,21 @@
           <w:b/>
           <w:lang w:val="en_US" w:bidi="en_US"/>
         </w:rPr>
+        <w:t>τῆς ἐν Χριστῷ Ἰησοῦ</w:t>
+      </w:r>
+    </w:p>
+    <w:p>
+      <w:pPr/>
+      <w:r>
+        <w:rPr>
+          <w:lang w:val="en_US" w:bidi="en_US"/>
+        </w:rPr>
+      </w:r>
+      <w:r>
+        <w:rPr>
+          <w:b/>
+          <w:lang w:val="en_US" w:bidi="en_US"/>
+        </w:rPr>
         <w:t>"that is} in Christ Jesus"</w:t>
       </w:r>
     </w:p>
@@ -16089,6 +18279,21 @@
           <w:b/>
           <w:lang w:val="en_US" w:bidi="en_US"/>
         </w:rPr>
+        <w:t>μετὰ δόξης αἰωνίου</w:t>
+      </w:r>
+    </w:p>
+    <w:p>
+      <w:pPr/>
+      <w:r>
+        <w:rPr>
+          <w:lang w:val="en_US" w:bidi="en_US"/>
+        </w:rPr>
+      </w:r>
+      <w:r>
+        <w:rPr>
+          <w:b/>
+          <w:lang w:val="en_US" w:bidi="en_US"/>
+        </w:rPr>
         <w:t>"with eternal glory"</w:t>
       </w:r>
     </w:p>
@@ -16198,6 +18403,21 @@
           <w:b/>
           <w:lang w:val="en_US" w:bidi="en_US"/>
         </w:rPr>
+        <w:t>μετὰ δόξης αἰωνίου</w:t>
+      </w:r>
+    </w:p>
+    <w:p>
+      <w:pPr/>
+      <w:r>
+        <w:rPr>
+          <w:lang w:val="en_US" w:bidi="en_US"/>
+        </w:rPr>
+      </w:r>
+      <w:r>
+        <w:rPr>
+          <w:b/>
+          <w:lang w:val="en_US" w:bidi="en_US"/>
+        </w:rPr>
         <w:t>"with eternal glory"</w:t>
       </w:r>
     </w:p>
@@ -16294,6 +18514,21 @@
           <w:b/>
           <w:lang w:val="en_US" w:bidi="en_US"/>
         </w:rPr>
+        <w:t>πιστὸς ὁ λόγος</w:t>
+      </w:r>
+    </w:p>
+    <w:p>
+      <w:pPr/>
+      <w:r>
+        <w:rPr>
+          <w:lang w:val="en_US" w:bidi="en_US"/>
+        </w:rPr>
+      </w:r>
+      <w:r>
+        <w:rPr>
+          <w:b/>
+          <w:lang w:val="en_US" w:bidi="en_US"/>
+        </w:rPr>
         <w:t>"The word {is} trustworthy"</w:t>
       </w:r>
     </w:p>
@@ -16390,6 +18625,21 @@
           <w:b/>
           <w:lang w:val="en_US" w:bidi="en_US"/>
         </w:rPr>
+        <w:t>γὰρ</w:t>
+      </w:r>
+    </w:p>
+    <w:p>
+      <w:pPr/>
+      <w:r>
+        <w:rPr>
+          <w:lang w:val="en_US" w:bidi="en_US"/>
+        </w:rPr>
+      </w:r>
+      <w:r>
+        <w:rPr>
+          <w:b/>
+          <w:lang w:val="en_US" w:bidi="en_US"/>
+        </w:rPr>
         <w:t>"For"</w:t>
       </w:r>
     </w:p>
@@ -16525,6 +18775,21 @@
           <w:b/>
           <w:lang w:val="en_US" w:bidi="en_US"/>
         </w:rPr>
+        <w:t>εἰ &amp; συναπεθάνομεν</w:t>
+      </w:r>
+    </w:p>
+    <w:p>
+      <w:pPr/>
+      <w:r>
+        <w:rPr>
+          <w:lang w:val="en_US" w:bidi="en_US"/>
+        </w:rPr>
+      </w:r>
+      <w:r>
+        <w:rPr>
+          <w:b/>
+          <w:lang w:val="en_US" w:bidi="en_US"/>
+        </w:rPr>
         <w:t>"if we died with {him"</w:t>
       </w:r>
     </w:p>
@@ -16608,6 +18873,21 @@
           <w:b/>
           <w:lang w:val="en_US" w:bidi="en_US"/>
         </w:rPr>
+        <w:t>συναπεθάνομεν</w:t>
+      </w:r>
+    </w:p>
+    <w:p>
+      <w:pPr/>
+      <w:r>
+        <w:rPr>
+          <w:lang w:val="en_US" w:bidi="en_US"/>
+        </w:rPr>
+      </w:r>
+      <w:r>
+        <w:rPr>
+          <w:b/>
+          <w:lang w:val="en_US" w:bidi="en_US"/>
+        </w:rPr>
         <w:t>"we died with {him"</w:t>
       </w:r>
     </w:p>
@@ -16691,6 +18971,21 @@
           <w:b/>
           <w:lang w:val="en_US" w:bidi="en_US"/>
         </w:rPr>
+        <w:t>καὶ συνζήσομεν</w:t>
+      </w:r>
+    </w:p>
+    <w:p>
+      <w:pPr/>
+      <w:r>
+        <w:rPr>
+          <w:lang w:val="en_US" w:bidi="en_US"/>
+        </w:rPr>
+      </w:r>
+      <w:r>
+        <w:rPr>
+          <w:b/>
+          <w:lang w:val="en_US" w:bidi="en_US"/>
+        </w:rPr>
         <w:t>"we will also live with {him"</w:t>
       </w:r>
     </w:p>
@@ -16774,6 +19069,21 @@
           <w:b/>
           <w:lang w:val="en_US" w:bidi="en_US"/>
         </w:rPr>
+        <w:t>εἰ γὰρ συναπεθάνομεν, καὶ συνζήσομεν &amp; εἰ ὑπομένομεν, καὶ συνβασιλεύσομεν; εἰ ἀρνησόμεθα, κἀκεῖνος ἀρνήσεται ἡμᾶς &amp; εἰ ἀπιστοῦμεν, ἐκεῖνος πιστὸς μένει; ἀρνήσασθαι γὰρ ἑαυτὸν οὐ δύναται</w:t>
+      </w:r>
+    </w:p>
+    <w:p>
+      <w:pPr/>
+      <w:r>
+        <w:rPr>
+          <w:lang w:val="en_US" w:bidi="en_US"/>
+        </w:rPr>
+      </w:r>
+      <w:r>
+        <w:rPr>
+          <w:b/>
+          <w:lang w:val="en_US" w:bidi="en_US"/>
+        </w:rPr>
         <w:t>""For if we died with {him}, we will also live with {him"</w:t>
       </w:r>
       <w:r>
@@ -16883,6 +19193,21 @@
           <w:b/>
           <w:lang w:val="en_US" w:bidi="en_US"/>
         </w:rPr>
+        <w:t>ὑπομένομεν</w:t>
+      </w:r>
+    </w:p>
+    <w:p>
+      <w:pPr/>
+      <w:r>
+        <w:rPr>
+          <w:lang w:val="en_US" w:bidi="en_US"/>
+        </w:rPr>
+      </w:r>
+      <w:r>
+        <w:rPr>
+          <w:b/>
+          <w:lang w:val="en_US" w:bidi="en_US"/>
+        </w:rPr>
         <w:t>"we endure"</w:t>
       </w:r>
     </w:p>
@@ -16979,6 +19304,21 @@
           <w:b/>
           <w:lang w:val="en_US" w:bidi="en_US"/>
         </w:rPr>
+        <w:t>ἀρνησόμεθα</w:t>
+      </w:r>
+    </w:p>
+    <w:p>
+      <w:pPr/>
+      <w:r>
+        <w:rPr>
+          <w:lang w:val="en_US" w:bidi="en_US"/>
+        </w:rPr>
+      </w:r>
+      <w:r>
+        <w:rPr>
+          <w:b/>
+          <w:lang w:val="en_US" w:bidi="en_US"/>
+        </w:rPr>
         <w:t>"we deny {him"</w:t>
       </w:r>
     </w:p>
@@ -17062,6 +19402,21 @@
           <w:b/>
           <w:lang w:val="en_US" w:bidi="en_US"/>
         </w:rPr>
+        <w:t>κἀκεῖνος ἀρνήσεται ἡμᾶς</w:t>
+      </w:r>
+    </w:p>
+    <w:p>
+      <w:pPr/>
+      <w:r>
+        <w:rPr>
+          <w:lang w:val="en_US" w:bidi="en_US"/>
+        </w:rPr>
+      </w:r>
+      <w:r>
+        <w:rPr>
+          <w:b/>
+          <w:lang w:val="en_US" w:bidi="en_US"/>
+        </w:rPr>
         <w:t>"he also will deny us"</w:t>
       </w:r>
     </w:p>
@@ -17158,6 +19513,21 @@
           <w:b/>
           <w:lang w:val="en_US" w:bidi="en_US"/>
         </w:rPr>
+        <w:t>ἀπιστοῦμεν</w:t>
+      </w:r>
+    </w:p>
+    <w:p>
+      <w:pPr/>
+      <w:r>
+        <w:rPr>
+          <w:lang w:val="en_US" w:bidi="en_US"/>
+        </w:rPr>
+      </w:r>
+      <w:r>
+        <w:rPr>
+          <w:b/>
+          <w:lang w:val="en_US" w:bidi="en_US"/>
+        </w:rPr>
         <w:t>"we are unfaithful"</w:t>
       </w:r>
     </w:p>
@@ -17254,6 +19624,21 @@
           <w:b/>
           <w:lang w:val="en_US" w:bidi="en_US"/>
         </w:rPr>
+        <w:t>ἐκεῖνος πιστὸς μένει</w:t>
+      </w:r>
+    </w:p>
+    <w:p>
+      <w:pPr/>
+      <w:r>
+        <w:rPr>
+          <w:lang w:val="en_US" w:bidi="en_US"/>
+        </w:rPr>
+      </w:r>
+      <w:r>
+        <w:rPr>
+          <w:b/>
+          <w:lang w:val="en_US" w:bidi="en_US"/>
+        </w:rPr>
         <w:t>"he remains faithful"</w:t>
       </w:r>
     </w:p>
@@ -17363,6 +19748,21 @@
           <w:b/>
           <w:lang w:val="en_US" w:bidi="en_US"/>
         </w:rPr>
+        <w:t>ἀρνήσασθαι &amp; ἑαυτὸν οὐ δύναται</w:t>
+      </w:r>
+    </w:p>
+    <w:p>
+      <w:pPr/>
+      <w:r>
+        <w:rPr>
+          <w:lang w:val="en_US" w:bidi="en_US"/>
+        </w:rPr>
+      </w:r>
+      <w:r>
+        <w:rPr>
+          <w:b/>
+          <w:lang w:val="en_US" w:bidi="en_US"/>
+        </w:rPr>
         <w:t>"he is not able to deny himself"</w:t>
       </w:r>
     </w:p>
@@ -17459,6 +19859,21 @@
           <w:b/>
           <w:lang w:val="en_US" w:bidi="en_US"/>
         </w:rPr>
+        <w:t>ὑπομίμνῃσκε</w:t>
+      </w:r>
+    </w:p>
+    <w:p>
+      <w:pPr/>
+      <w:r>
+        <w:rPr>
+          <w:lang w:val="en_US" w:bidi="en_US"/>
+        </w:rPr>
+      </w:r>
+      <w:r>
+        <w:rPr>
+          <w:b/>
+          <w:lang w:val="en_US" w:bidi="en_US"/>
+        </w:rPr>
         <w:t>"Remind {them} of"</w:t>
       </w:r>
     </w:p>
@@ -17541,6 +19956,21 @@
         <w:rPr>
           <w:lang w:val="en_US" w:bidi="en_US"/>
         </w:rPr>
+      </w:r>
+    </w:p>
+    <w:p>
+      <w:pPr/>
+      <w:r>
+        <w:rPr>
+          <w:lang w:val="en_US" w:bidi="en_US"/>
+        </w:rPr>
+      </w:r>
+      <w:r>
+        <w:rPr>
+          <w:b/>
+          <w:lang w:val="en_US" w:bidi="en_US"/>
+        </w:rPr>
+        <w:t>ταῦτα</w:t>
       </w:r>
     </w:p>
     <w:p>
@@ -17783,6 +20213,21 @@
           <w:b/>
           <w:lang w:val="en_US" w:bidi="en_US"/>
         </w:rPr>
+        <w:t>τοῦ Θεοῦ</w:t>
+      </w:r>
+    </w:p>
+    <w:p>
+      <w:pPr/>
+      <w:r>
+        <w:rPr>
+          <w:lang w:val="en_US" w:bidi="en_US"/>
+        </w:rPr>
+      </w:r>
+      <w:r>
+        <w:rPr>
+          <w:b/>
+          <w:lang w:val="en_US" w:bidi="en_US"/>
+        </w:rPr>
         <w:t>"God"</w:t>
       </w:r>
     </w:p>
@@ -17879,6 +20324,21 @@
           <w:b/>
           <w:lang w:val="en_US" w:bidi="en_US"/>
         </w:rPr>
+        <w:t>μὴ λογομαχεῖν</w:t>
+      </w:r>
+    </w:p>
+    <w:p>
+      <w:pPr/>
+      <w:r>
+        <w:rPr>
+          <w:lang w:val="en_US" w:bidi="en_US"/>
+        </w:rPr>
+      </w:r>
+      <w:r>
+        <w:rPr>
+          <w:b/>
+          <w:lang w:val="en_US" w:bidi="en_US"/>
+        </w:rPr>
         <w:t>"not to battle about words"</w:t>
       </w:r>
     </w:p>
@@ -17975,6 +20435,21 @@
           <w:b/>
           <w:lang w:val="en_US" w:bidi="en_US"/>
         </w:rPr>
+        <w:t>ἐπὶ καταστροφῇ τῶν ἀκουόντων</w:t>
+      </w:r>
+    </w:p>
+    <w:p>
+      <w:pPr/>
+      <w:r>
+        <w:rPr>
+          <w:lang w:val="en_US" w:bidi="en_US"/>
+        </w:rPr>
+      </w:r>
+      <w:r>
+        <w:rPr>
+          <w:b/>
+          <w:lang w:val="en_US" w:bidi="en_US"/>
+        </w:rPr>
         <w:t>"to the destruction of the ones hearing"</w:t>
       </w:r>
     </w:p>
@@ -18071,6 +20546,21 @@
           <w:b/>
           <w:lang w:val="en_US" w:bidi="en_US"/>
         </w:rPr>
+        <w:t>ἐπὶ καταστροφῇ τῶν ἀκουόντων</w:t>
+      </w:r>
+    </w:p>
+    <w:p>
+      <w:pPr/>
+      <w:r>
+        <w:rPr>
+          <w:lang w:val="en_US" w:bidi="en_US"/>
+        </w:rPr>
+      </w:r>
+      <w:r>
+        <w:rPr>
+          <w:b/>
+          <w:lang w:val="en_US" w:bidi="en_US"/>
+        </w:rPr>
         <w:t>"to the destruction of the ones hearing"</w:t>
       </w:r>
     </w:p>
@@ -18167,6 +20657,21 @@
           <w:b/>
           <w:lang w:val="en_US" w:bidi="en_US"/>
         </w:rPr>
+        <w:t>σπούδασον σεαυτὸν, δόκιμον παραστῆσαι τῷ Θεῷ</w:t>
+      </w:r>
+    </w:p>
+    <w:p>
+      <w:pPr/>
+      <w:r>
+        <w:rPr>
+          <w:lang w:val="en_US" w:bidi="en_US"/>
+        </w:rPr>
+      </w:r>
+      <w:r>
+        <w:rPr>
+          <w:b/>
+          <w:lang w:val="en_US" w:bidi="en_US"/>
+        </w:rPr>
         <w:t>"Strive to present yourself approved to God"</w:t>
       </w:r>
     </w:p>
@@ -18289,6 +20794,21 @@
           <w:b/>
           <w:lang w:val="en_US" w:bidi="en_US"/>
         </w:rPr>
+        <w:t>ἐργάτην</w:t>
+      </w:r>
+    </w:p>
+    <w:p>
+      <w:pPr/>
+      <w:r>
+        <w:rPr>
+          <w:lang w:val="en_US" w:bidi="en_US"/>
+        </w:rPr>
+      </w:r>
+      <w:r>
+        <w:rPr>
+          <w:b/>
+          <w:lang w:val="en_US" w:bidi="en_US"/>
+        </w:rPr>
         <w:t>"a worker"</w:t>
       </w:r>
     </w:p>
@@ -18385,6 +20905,21 @@
           <w:b/>
           <w:lang w:val="en_US" w:bidi="en_US"/>
         </w:rPr>
+        <w:t>ἀνεπαίσχυντον</w:t>
+      </w:r>
+    </w:p>
+    <w:p>
+      <w:pPr/>
+      <w:r>
+        <w:rPr>
+          <w:lang w:val="en_US" w:bidi="en_US"/>
+        </w:rPr>
+      </w:r>
+      <w:r>
+        <w:rPr>
+          <w:b/>
+          <w:lang w:val="en_US" w:bidi="en_US"/>
+        </w:rPr>
         <w:t>"not ashamed"</w:t>
       </w:r>
     </w:p>
@@ -18468,6 +21003,21 @@
           <w:b/>
           <w:lang w:val="en_US" w:bidi="en_US"/>
         </w:rPr>
+        <w:t>ὀρθοτομοῦντα τὸν λόγον τῆς ἀληθείας</w:t>
+      </w:r>
+    </w:p>
+    <w:p>
+      <w:pPr/>
+      <w:r>
+        <w:rPr>
+          <w:lang w:val="en_US" w:bidi="en_US"/>
+        </w:rPr>
+      </w:r>
+      <w:r>
+        <w:rPr>
+          <w:b/>
+          <w:lang w:val="en_US" w:bidi="en_US"/>
+        </w:rPr>
         <w:t>"cutting the word of truth straight"</w:t>
       </w:r>
     </w:p>
@@ -18590,6 +21140,21 @@
           <w:b/>
           <w:lang w:val="en_US" w:bidi="en_US"/>
         </w:rPr>
+        <w:t>τὸν λόγον τῆς ἀληθείας</w:t>
+      </w:r>
+    </w:p>
+    <w:p>
+      <w:pPr/>
+      <w:r>
+        <w:rPr>
+          <w:lang w:val="en_US" w:bidi="en_US"/>
+        </w:rPr>
+      </w:r>
+      <w:r>
+        <w:rPr>
+          <w:b/>
+          <w:lang w:val="en_US" w:bidi="en_US"/>
+        </w:rPr>
         <w:t>"the word of truth"</w:t>
       </w:r>
     </w:p>
@@ -18686,6 +21251,21 @@
           <w:b/>
           <w:lang w:val="en_US" w:bidi="en_US"/>
         </w:rPr>
+        <w:t>τὸν λόγον τῆς ἀληθείας</w:t>
+      </w:r>
+    </w:p>
+    <w:p>
+      <w:pPr/>
+      <w:r>
+        <w:rPr>
+          <w:lang w:val="en_US" w:bidi="en_US"/>
+        </w:rPr>
+      </w:r>
+      <w:r>
+        <w:rPr>
+          <w:b/>
+          <w:lang w:val="en_US" w:bidi="en_US"/>
+        </w:rPr>
         <w:t>"the word of truth"</w:t>
       </w:r>
     </w:p>
@@ -18782,6 +21362,21 @@
           <w:b/>
           <w:lang w:val="en_US" w:bidi="en_US"/>
         </w:rPr>
+        <w:t>τὸν λόγον</w:t>
+      </w:r>
+    </w:p>
+    <w:p>
+      <w:pPr/>
+      <w:r>
+        <w:rPr>
+          <w:lang w:val="en_US" w:bidi="en_US"/>
+        </w:rPr>
+      </w:r>
+      <w:r>
+        <w:rPr>
+          <w:b/>
+          <w:lang w:val="en_US" w:bidi="en_US"/>
+        </w:rPr>
         <w:t>"the word"</w:t>
       </w:r>
     </w:p>
@@ -18864,6 +21459,21 @@
         <w:rPr>
           <w:lang w:val="en_US" w:bidi="en_US"/>
         </w:rPr>
+      </w:r>
+    </w:p>
+    <w:p>
+      <w:pPr/>
+      <w:r>
+        <w:rPr>
+          <w:lang w:val="en_US" w:bidi="en_US"/>
+        </w:rPr>
+      </w:r>
+      <w:r>
+        <w:rPr>
+          <w:b/>
+          <w:lang w:val="en_US" w:bidi="en_US"/>
+        </w:rPr>
+        <w:t>δὲ</w:t>
       </w:r>
     </w:p>
     <w:p>
@@ -19018,6 +21628,21 @@
           <w:b/>
           <w:lang w:val="en_US" w:bidi="en_US"/>
         </w:rPr>
+        <w:t>τὰς &amp; βεβήλους κενοφωνίας</w:t>
+      </w:r>
+    </w:p>
+    <w:p>
+      <w:pPr/>
+      <w:r>
+        <w:rPr>
+          <w:lang w:val="en_US" w:bidi="en_US"/>
+        </w:rPr>
+      </w:r>
+      <w:r>
+        <w:rPr>
+          <w:b/>
+          <w:lang w:val="en_US" w:bidi="en_US"/>
+        </w:rPr>
         <w:t>"profane, empty sayings"</w:t>
       </w:r>
     </w:p>
@@ -19113,6 +21738,21 @@
         <w:rPr>
           <w:lang w:val="en_US" w:bidi="en_US"/>
         </w:rPr>
+      </w:r>
+    </w:p>
+    <w:p>
+      <w:pPr/>
+      <w:r>
+        <w:rPr>
+          <w:lang w:val="en_US" w:bidi="en_US"/>
+        </w:rPr>
+      </w:r>
+      <w:r>
+        <w:rPr>
+          <w:b/>
+          <w:lang w:val="en_US" w:bidi="en_US"/>
+        </w:rPr>
+        <w:t>προκόψουσιν</w:t>
       </w:r>
     </w:p>
     <w:p>
@@ -19280,6 +21920,21 @@
           <w:b/>
           <w:lang w:val="en_US" w:bidi="en_US"/>
         </w:rPr>
+        <w:t>ἐπὶ πλεῖον &amp; προκόψουσιν ἀσεβείας</w:t>
+      </w:r>
+    </w:p>
+    <w:p>
+      <w:pPr/>
+      <w:r>
+        <w:rPr>
+          <w:lang w:val="en_US" w:bidi="en_US"/>
+        </w:rPr>
+      </w:r>
+      <w:r>
+        <w:rPr>
+          <w:b/>
+          <w:lang w:val="en_US" w:bidi="en_US"/>
+        </w:rPr>
         <w:t>"they will advance further in ungodliness"</w:t>
       </w:r>
     </w:p>
@@ -19415,6 +22070,21 @@
           <w:b/>
           <w:lang w:val="en_US" w:bidi="en_US"/>
         </w:rPr>
+        <w:t>ἀσεβείας</w:t>
+      </w:r>
+    </w:p>
+    <w:p>
+      <w:pPr/>
+      <w:r>
+        <w:rPr>
+          <w:lang w:val="en_US" w:bidi="en_US"/>
+        </w:rPr>
+      </w:r>
+      <w:r>
+        <w:rPr>
+          <w:b/>
+          <w:lang w:val="en_US" w:bidi="en_US"/>
+        </w:rPr>
         <w:t>"in ungodliness"</w:t>
       </w:r>
     </w:p>
@@ -19497,6 +22167,21 @@
         <w:rPr>
           <w:lang w:val="en_US" w:bidi="en_US"/>
         </w:rPr>
+      </w:r>
+    </w:p>
+    <w:p>
+      <w:pPr/>
+      <w:r>
+        <w:rPr>
+          <w:lang w:val="en_US" w:bidi="en_US"/>
+        </w:rPr>
+      </w:r>
+      <w:r>
+        <w:rPr>
+          <w:b/>
+          <w:lang w:val="en_US" w:bidi="en_US"/>
+        </w:rPr>
+        <w:t>ὁ λόγος αὐτῶν</w:t>
       </w:r>
     </w:p>
     <w:p>
@@ -19625,6 +22310,21 @@
           <w:b/>
           <w:lang w:val="en_US" w:bidi="en_US"/>
         </w:rPr>
+        <w:t>ὡς γάγγραινα νομὴν ἕξει</w:t>
+      </w:r>
+    </w:p>
+    <w:p>
+      <w:pPr/>
+      <w:r>
+        <w:rPr>
+          <w:lang w:val="en_US" w:bidi="en_US"/>
+        </w:rPr>
+      </w:r>
+      <w:r>
+        <w:rPr>
+          <w:b/>
+          <w:lang w:val="en_US" w:bidi="en_US"/>
+        </w:rPr>
         <w:t>"will have a spreading like gangrene"</w:t>
       </w:r>
     </w:p>
@@ -19734,6 +22434,21 @@
           <w:b/>
           <w:lang w:val="en_US" w:bidi="en_US"/>
         </w:rPr>
+        <w:t>γάγγραινα</w:t>
+      </w:r>
+    </w:p>
+    <w:p>
+      <w:pPr/>
+      <w:r>
+        <w:rPr>
+          <w:lang w:val="en_US" w:bidi="en_US"/>
+        </w:rPr>
+      </w:r>
+      <w:r>
+        <w:rPr>
+          <w:b/>
+          <w:lang w:val="en_US" w:bidi="en_US"/>
+        </w:rPr>
         <w:t>"gangrene"</w:t>
       </w:r>
     </w:p>
@@ -19843,6 +22558,21 @@
           <w:b/>
           <w:lang w:val="en_US" w:bidi="en_US"/>
         </w:rPr>
+        <w:t>Ὑμέναιος, καὶ Φίλητος</w:t>
+      </w:r>
+    </w:p>
+    <w:p>
+      <w:pPr/>
+      <w:r>
+        <w:rPr>
+          <w:lang w:val="en_US" w:bidi="en_US"/>
+        </w:rPr>
+      </w:r>
+      <w:r>
+        <w:rPr>
+          <w:b/>
+          <w:lang w:val="en_US" w:bidi="en_US"/>
+        </w:rPr>
         <w:t>"Hymenaeus and Philetus"</w:t>
       </w:r>
     </w:p>
@@ -19952,6 +22682,21 @@
           <w:b/>
           <w:lang w:val="en_US" w:bidi="en_US"/>
         </w:rPr>
+        <w:t>περὶ τὴν ἀλήθειαν ἠστόχησαν</w:t>
+      </w:r>
+    </w:p>
+    <w:p>
+      <w:pPr/>
+      <w:r>
+        <w:rPr>
+          <w:lang w:val="en_US" w:bidi="en_US"/>
+        </w:rPr>
+      </w:r>
+      <w:r>
+        <w:rPr>
+          <w:b/>
+          <w:lang w:val="en_US" w:bidi="en_US"/>
+        </w:rPr>
         <w:t>"have missed the mark concerning the truth"</w:t>
       </w:r>
     </w:p>
@@ -20074,6 +22819,21 @@
           <w:b/>
           <w:lang w:val="en_US" w:bidi="en_US"/>
         </w:rPr>
+        <w:t>περὶ τὴν ἀλήθειαν</w:t>
+      </w:r>
+    </w:p>
+    <w:p>
+      <w:pPr/>
+      <w:r>
+        <w:rPr>
+          <w:lang w:val="en_US" w:bidi="en_US"/>
+        </w:rPr>
+      </w:r>
+      <w:r>
+        <w:rPr>
+          <w:b/>
+          <w:lang w:val="en_US" w:bidi="en_US"/>
+        </w:rPr>
         <w:t>"concerning the truth"</w:t>
       </w:r>
     </w:p>
@@ -20170,6 +22930,21 @@
           <w:b/>
           <w:lang w:val="en_US" w:bidi="en_US"/>
         </w:rPr>
+        <w:t>ἀνάστασιν ἤδη γεγονέναι</w:t>
+      </w:r>
+    </w:p>
+    <w:p>
+      <w:pPr/>
+      <w:r>
+        <w:rPr>
+          <w:lang w:val="en_US" w:bidi="en_US"/>
+        </w:rPr>
+      </w:r>
+      <w:r>
+        <w:rPr>
+          <w:b/>
+          <w:lang w:val="en_US" w:bidi="en_US"/>
+        </w:rPr>
         <w:t>"the resurrection has already happened"</w:t>
       </w:r>
     </w:p>
@@ -20266,6 +23041,21 @@
           <w:b/>
           <w:lang w:val="en_US" w:bidi="en_US"/>
         </w:rPr>
+        <w:t>ἀνατρέπουσιν τήν τινων πίστιν</w:t>
+      </w:r>
+    </w:p>
+    <w:p>
+      <w:pPr/>
+      <w:r>
+        <w:rPr>
+          <w:lang w:val="en_US" w:bidi="en_US"/>
+        </w:rPr>
+      </w:r>
+      <w:r>
+        <w:rPr>
+          <w:b/>
+          <w:lang w:val="en_US" w:bidi="en_US"/>
+        </w:rPr>
         <w:t>"who} overturn the faith of some"</w:t>
       </w:r>
     </w:p>
@@ -20375,6 +23165,21 @@
           <w:b/>
           <w:lang w:val="en_US" w:bidi="en_US"/>
         </w:rPr>
+        <w:t>τήν τινων πίστιν</w:t>
+      </w:r>
+    </w:p>
+    <w:p>
+      <w:pPr/>
+      <w:r>
+        <w:rPr>
+          <w:lang w:val="en_US" w:bidi="en_US"/>
+        </w:rPr>
+      </w:r>
+      <w:r>
+        <w:rPr>
+          <w:b/>
+          <w:lang w:val="en_US" w:bidi="en_US"/>
+        </w:rPr>
         <w:t>"the faith of some"</w:t>
       </w:r>
     </w:p>
@@ -20471,6 +23276,21 @@
           <w:b/>
           <w:lang w:val="en_US" w:bidi="en_US"/>
         </w:rPr>
+        <w:t>ὁ &amp; στερεὸς θεμέλιος τοῦ Θεοῦ ἕστηκεν</w:t>
+      </w:r>
+    </w:p>
+    <w:p>
+      <w:pPr/>
+      <w:r>
+        <w:rPr>
+          <w:lang w:val="en_US" w:bidi="en_US"/>
+        </w:rPr>
+      </w:r>
+      <w:r>
+        <w:rPr>
+          <w:b/>
+          <w:lang w:val="en_US" w:bidi="en_US"/>
+        </w:rPr>
         <w:t>"the firm foundation of God stands"</w:t>
       </w:r>
     </w:p>
@@ -20619,6 +23439,21 @@
           <w:b/>
           <w:lang w:val="en_US" w:bidi="en_US"/>
         </w:rPr>
+        <w:t>ἔχων τὴν σφραγῖδα ταύτην</w:t>
+      </w:r>
+    </w:p>
+    <w:p>
+      <w:pPr/>
+      <w:r>
+        <w:rPr>
+          <w:lang w:val="en_US" w:bidi="en_US"/>
+        </w:rPr>
+      </w:r>
+      <w:r>
+        <w:rPr>
+          <w:b/>
+          <w:lang w:val="en_US" w:bidi="en_US"/>
+        </w:rPr>
         <w:t>"having this seal"</w:t>
       </w:r>
     </w:p>
@@ -20740,6 +23575,21 @@
         <w:rPr>
           <w:lang w:val="en_US" w:bidi="en_US"/>
         </w:rPr>
+      </w:r>
+    </w:p>
+    <w:p>
+      <w:pPr/>
+      <w:r>
+        <w:rPr>
+          <w:lang w:val="en_US" w:bidi="en_US"/>
+        </w:rPr>
+      </w:r>
+      <w:r>
+        <w:rPr>
+          <w:b/>
+          <w:lang w:val="en_US" w:bidi="en_US"/>
+        </w:rPr>
+        <w:t>ἔγνω Κύριος τοὺς ὄντας αὐτοῦ, καί, ἀποστήτω ἀπὸ ἀδικίας πᾶς ὁ ὀνομάζων τὸ ὄνομα Κυρίου</w:t>
       </w:r>
     </w:p>
     <w:p>
@@ -20855,6 +23705,21 @@
           <w:b/>
           <w:lang w:val="en_US" w:bidi="en_US"/>
         </w:rPr>
+        <w:t>Κύριος &amp; Κυρίου</w:t>
+      </w:r>
+    </w:p>
+    <w:p>
+      <w:pPr/>
+      <w:r>
+        <w:rPr>
+          <w:lang w:val="en_US" w:bidi="en_US"/>
+        </w:rPr>
+      </w:r>
+      <w:r>
+        <w:rPr>
+          <w:b/>
+          <w:lang w:val="en_US" w:bidi="en_US"/>
+        </w:rPr>
         <w:t>"The Lord"</w:t>
       </w:r>
       <w:r>
@@ -20964,6 +23829,21 @@
           <w:b/>
           <w:lang w:val="en_US" w:bidi="en_US"/>
         </w:rPr>
+        <w:t>ἔγνω</w:t>
+      </w:r>
+    </w:p>
+    <w:p>
+      <w:pPr/>
+      <w:r>
+        <w:rPr>
+          <w:lang w:val="en_US" w:bidi="en_US"/>
+        </w:rPr>
+      </w:r>
+      <w:r>
+        <w:rPr>
+          <w:b/>
+          <w:lang w:val="en_US" w:bidi="en_US"/>
+        </w:rPr>
         <w:t>"knew"</w:t>
       </w:r>
     </w:p>
@@ -21047,6 +23927,21 @@
           <w:b/>
           <w:lang w:val="en_US" w:bidi="en_US"/>
         </w:rPr>
+        <w:t>ἀποστήτω ἀπὸ &amp; πᾶς ὁ ὀνομάζων τὸ ὄνομα Κυρίου</w:t>
+      </w:r>
+    </w:p>
+    <w:p>
+      <w:pPr/>
+      <w:r>
+        <w:rPr>
+          <w:lang w:val="en_US" w:bidi="en_US"/>
+        </w:rPr>
+      </w:r>
+      <w:r>
+        <w:rPr>
+          <w:b/>
+          <w:lang w:val="en_US" w:bidi="en_US"/>
+        </w:rPr>
         <w:t>"Let everyone naming the name of the Lord depart from"</w:t>
       </w:r>
     </w:p>
@@ -21156,6 +24051,21 @@
           <w:b/>
           <w:lang w:val="en_US" w:bidi="en_US"/>
         </w:rPr>
+        <w:t>ἀποστήτω &amp; πᾶς ὁ ὀνομάζων τὸ ὄνομα Κυρίου</w:t>
+      </w:r>
+    </w:p>
+    <w:p>
+      <w:pPr/>
+      <w:r>
+        <w:rPr>
+          <w:lang w:val="en_US" w:bidi="en_US"/>
+        </w:rPr>
+      </w:r>
+      <w:r>
+        <w:rPr>
+          <w:b/>
+          <w:lang w:val="en_US" w:bidi="en_US"/>
+        </w:rPr>
         <w:t>"Let everyone naming the name of the Lord depart"</w:t>
       </w:r>
     </w:p>
@@ -21239,6 +24149,21 @@
           <w:b/>
           <w:lang w:val="en_US" w:bidi="en_US"/>
         </w:rPr>
+        <w:t>ὁ ὀνομάζων τὸ ὄνομα Κυρίου</w:t>
+      </w:r>
+    </w:p>
+    <w:p>
+      <w:pPr/>
+      <w:r>
+        <w:rPr>
+          <w:lang w:val="en_US" w:bidi="en_US"/>
+        </w:rPr>
+      </w:r>
+      <w:r>
+        <w:rPr>
+          <w:b/>
+          <w:lang w:val="en_US" w:bidi="en_US"/>
+        </w:rPr>
         <w:t>"naming the name of the Lord"</w:t>
       </w:r>
     </w:p>
@@ -21348,6 +24273,21 @@
           <w:b/>
           <w:lang w:val="en_US" w:bidi="en_US"/>
         </w:rPr>
+        <w:t>ἀπὸ ἀδικίας</w:t>
+      </w:r>
+    </w:p>
+    <w:p>
+      <w:pPr/>
+      <w:r>
+        <w:rPr>
+          <w:lang w:val="en_US" w:bidi="en_US"/>
+        </w:rPr>
+      </w:r>
+      <w:r>
+        <w:rPr>
+          <w:b/>
+          <w:lang w:val="en_US" w:bidi="en_US"/>
+        </w:rPr>
         <w:t>"from unrighteousness"</w:t>
       </w:r>
     </w:p>
@@ -21444,6 +24384,21 @@
           <w:b/>
           <w:lang w:val="en_US" w:bidi="en_US"/>
         </w:rPr>
+        <w:t>δὲ</w:t>
+      </w:r>
+    </w:p>
+    <w:p>
+      <w:pPr/>
+      <w:r>
+        <w:rPr>
+          <w:lang w:val="en_US" w:bidi="en_US"/>
+        </w:rPr>
+      </w:r>
+      <w:r>
+        <w:rPr>
+          <w:b/>
+          <w:lang w:val="en_US" w:bidi="en_US"/>
+        </w:rPr>
         <w:t>"Now"</w:t>
       </w:r>
     </w:p>
@@ -21553,6 +24508,21 @@
           <w:b/>
           <w:lang w:val="en_US" w:bidi="en_US"/>
         </w:rPr>
+        <w:t>ἐν μεγάλῃ &amp; οἰκίᾳ, οὐκ ἔστιν μόνον σκεύη χρυσᾶ καὶ ἀργυρᾶ, ἀλλὰ καὶ ξύλινα καὶ ὀστράκινα; καὶ ἃ μὲν εἰς τιμὴν, ἃ δὲ εἰς ἀτιμίαν</w:t>
+      </w:r>
+    </w:p>
+    <w:p>
+      <w:pPr/>
+      <w:r>
+        <w:rPr>
+          <w:lang w:val="en_US" w:bidi="en_US"/>
+        </w:rPr>
+      </w:r>
+      <w:r>
+        <w:rPr>
+          <w:b/>
+          <w:lang w:val="en_US" w:bidi="en_US"/>
+        </w:rPr>
         <w:t>"in a great house, there are not only gold and silver containers, but also wood and clay, and some for honor and some for dishonor"</w:t>
       </w:r>
     </w:p>
@@ -21662,6 +24632,21 @@
           <w:b/>
           <w:lang w:val="en_US" w:bidi="en_US"/>
         </w:rPr>
+        <w:t>σκεύη</w:t>
+      </w:r>
+    </w:p>
+    <w:p>
+      <w:pPr/>
+      <w:r>
+        <w:rPr>
+          <w:lang w:val="en_US" w:bidi="en_US"/>
+        </w:rPr>
+      </w:r>
+      <w:r>
+        <w:rPr>
+          <w:b/>
+          <w:lang w:val="en_US" w:bidi="en_US"/>
+        </w:rPr>
         <w:t>"containers"</w:t>
       </w:r>
     </w:p>
@@ -21758,6 +24743,21 @@
           <w:b/>
           <w:lang w:val="en_US" w:bidi="en_US"/>
         </w:rPr>
+        <w:t>ἀλλὰ καὶ ξύλινα καὶ ὀστράκινα</w:t>
+      </w:r>
+    </w:p>
+    <w:p>
+      <w:pPr/>
+      <w:r>
+        <w:rPr>
+          <w:lang w:val="en_US" w:bidi="en_US"/>
+        </w:rPr>
+      </w:r>
+      <w:r>
+        <w:rPr>
+          <w:b/>
+          <w:lang w:val="en_US" w:bidi="en_US"/>
+        </w:rPr>
         <w:t>"but also wood and clay"</w:t>
       </w:r>
     </w:p>
@@ -21841,6 +24841,21 @@
           <w:b/>
           <w:lang w:val="en_US" w:bidi="en_US"/>
         </w:rPr>
+        <w:t>ἃ μὲν εἰς τιμὴν, ἃ δὲ εἰς ἀτιμίαν</w:t>
+      </w:r>
+    </w:p>
+    <w:p>
+      <w:pPr/>
+      <w:r>
+        <w:rPr>
+          <w:lang w:val="en_US" w:bidi="en_US"/>
+        </w:rPr>
+      </w:r>
+      <w:r>
+        <w:rPr>
+          <w:b/>
+          <w:lang w:val="en_US" w:bidi="en_US"/>
+        </w:rPr>
         <w:t>"some for honor and some for dishonor"</w:t>
       </w:r>
     </w:p>
@@ -21924,6 +24939,21 @@
           <w:b/>
           <w:lang w:val="en_US" w:bidi="en_US"/>
         </w:rPr>
+        <w:t>ἃ μὲν εἰς τιμὴν, ἃ δὲ εἰς ἀτιμίαν</w:t>
+      </w:r>
+    </w:p>
+    <w:p>
+      <w:pPr/>
+      <w:r>
+        <w:rPr>
+          <w:lang w:val="en_US" w:bidi="en_US"/>
+        </w:rPr>
+      </w:r>
+      <w:r>
+        <w:rPr>
+          <w:b/>
+          <w:lang w:val="en_US" w:bidi="en_US"/>
+        </w:rPr>
         <w:t>"some for honor and some for dishonor"</w:t>
       </w:r>
     </w:p>
@@ -22033,6 +25063,21 @@
           <w:b/>
           <w:lang w:val="en_US" w:bidi="en_US"/>
         </w:rPr>
+        <w:t>ἐὰν &amp; τις ἐκκαθάρῃ ἑαυτὸν ἀπὸ τούτων, ἔσται σκεῦος εἰς τιμήν, ἡγιασμένον εὔχρηστον τῷ Δεσπότῃ, εἰς πᾶν ἔργον ἀγαθὸν ἡτοιμασμένον</w:t>
+      </w:r>
+    </w:p>
+    <w:p>
+      <w:pPr/>
+      <w:r>
+        <w:rPr>
+          <w:lang w:val="en_US" w:bidi="en_US"/>
+        </w:rPr>
+      </w:r>
+      <w:r>
+        <w:rPr>
+          <w:b/>
+          <w:lang w:val="en_US" w:bidi="en_US"/>
+        </w:rPr>
         <w:t>"if someone has cleansed himself from these, he will be a container for honor, having been sanctified, useful to the master, having been prepared for every good work"</w:t>
       </w:r>
     </w:p>
@@ -22128,6 +25173,21 @@
         <w:rPr>
           <w:lang w:val="en_US" w:bidi="en_US"/>
         </w:rPr>
+      </w:r>
+    </w:p>
+    <w:p>
+      <w:pPr/>
+      <w:r>
+        <w:rPr>
+          <w:lang w:val="en_US" w:bidi="en_US"/>
+        </w:rPr>
+      </w:r>
+      <w:r>
+        <w:rPr>
+          <w:b/>
+          <w:lang w:val="en_US" w:bidi="en_US"/>
+        </w:rPr>
+        <w:t>τούτων</w:t>
       </w:r>
     </w:p>
     <w:p>
@@ -22274,6 +25334,21 @@
           <w:b/>
           <w:lang w:val="en_US" w:bidi="en_US"/>
         </w:rPr>
+        <w:t>ἑαυτὸν &amp; ἔσται</w:t>
+      </w:r>
+    </w:p>
+    <w:p>
+      <w:pPr/>
+      <w:r>
+        <w:rPr>
+          <w:lang w:val="en_US" w:bidi="en_US"/>
+        </w:rPr>
+      </w:r>
+      <w:r>
+        <w:rPr>
+          <w:b/>
+          <w:lang w:val="en_US" w:bidi="en_US"/>
+        </w:rPr>
         <w:t>"himself"</w:t>
       </w:r>
       <w:r>
@@ -22396,6 +25471,21 @@
           <w:b/>
           <w:lang w:val="en_US" w:bidi="en_US"/>
         </w:rPr>
+        <w:t>εἰς τιμήν</w:t>
+      </w:r>
+    </w:p>
+    <w:p>
+      <w:pPr/>
+      <w:r>
+        <w:rPr>
+          <w:lang w:val="en_US" w:bidi="en_US"/>
+        </w:rPr>
+      </w:r>
+      <w:r>
+        <w:rPr>
+          <w:b/>
+          <w:lang w:val="en_US" w:bidi="en_US"/>
+        </w:rPr>
         <w:t>"for honor"</w:t>
       </w:r>
     </w:p>
@@ -22492,6 +25582,21 @@
           <w:b/>
           <w:lang w:val="en_US" w:bidi="en_US"/>
         </w:rPr>
+        <w:t>ἡγιασμένον</w:t>
+      </w:r>
+    </w:p>
+    <w:p>
+      <w:pPr/>
+      <w:r>
+        <w:rPr>
+          <w:lang w:val="en_US" w:bidi="en_US"/>
+        </w:rPr>
+      </w:r>
+      <w:r>
+        <w:rPr>
+          <w:b/>
+          <w:lang w:val="en_US" w:bidi="en_US"/>
+        </w:rPr>
         <w:t>"having been sanctified"</w:t>
       </w:r>
     </w:p>
@@ -22575,6 +25680,21 @@
           <w:b/>
           <w:lang w:val="en_US" w:bidi="en_US"/>
         </w:rPr>
+        <w:t>ἡτοιμασμένον</w:t>
+      </w:r>
+    </w:p>
+    <w:p>
+      <w:pPr/>
+      <w:r>
+        <w:rPr>
+          <w:lang w:val="en_US" w:bidi="en_US"/>
+        </w:rPr>
+      </w:r>
+      <w:r>
+        <w:rPr>
+          <w:b/>
+          <w:lang w:val="en_US" w:bidi="en_US"/>
+        </w:rPr>
         <w:t>"having been prepared"</w:t>
       </w:r>
     </w:p>
@@ -22658,6 +25778,21 @@
           <w:b/>
           <w:lang w:val="en_US" w:bidi="en_US"/>
         </w:rPr>
+        <w:t>δὲ</w:t>
+      </w:r>
+    </w:p>
+    <w:p>
+      <w:pPr/>
+      <w:r>
+        <w:rPr>
+          <w:lang w:val="en_US" w:bidi="en_US"/>
+        </w:rPr>
+      </w:r>
+      <w:r>
+        <w:rPr>
+          <w:b/>
+          <w:lang w:val="en_US" w:bidi="en_US"/>
+        </w:rPr>
         <w:t>"But"</w:t>
       </w:r>
     </w:p>
@@ -22767,6 +25902,21 @@
           <w:b/>
           <w:lang w:val="en_US" w:bidi="en_US"/>
         </w:rPr>
+        <w:t>φεῦγε</w:t>
+      </w:r>
+    </w:p>
+    <w:p>
+      <w:pPr/>
+      <w:r>
+        <w:rPr>
+          <w:lang w:val="en_US" w:bidi="en_US"/>
+        </w:rPr>
+      </w:r>
+      <w:r>
+        <w:rPr>
+          <w:b/>
+          <w:lang w:val="en_US" w:bidi="en_US"/>
+        </w:rPr>
         <w:t>"flee"</w:t>
       </w:r>
     </w:p>
@@ -22876,6 +26026,21 @@
           <w:b/>
           <w:lang w:val="en_US" w:bidi="en_US"/>
         </w:rPr>
+        <w:t>τὰς &amp; νεωτερικὰς ἐπιθυμίας</w:t>
+      </w:r>
+    </w:p>
+    <w:p>
+      <w:pPr/>
+      <w:r>
+        <w:rPr>
+          <w:lang w:val="en_US" w:bidi="en_US"/>
+        </w:rPr>
+      </w:r>
+      <w:r>
+        <w:rPr>
+          <w:b/>
+          <w:lang w:val="en_US" w:bidi="en_US"/>
+        </w:rPr>
         <w:t>"youthful lusts"</w:t>
       </w:r>
     </w:p>
@@ -22985,6 +26150,21 @@
           <w:b/>
           <w:lang w:val="en_US" w:bidi="en_US"/>
         </w:rPr>
+        <w:t>δίωκε &amp; δικαιοσύνην, πίστιν, ἀγάπην, εἰρήνην, μετὰ τῶν ἐπικαλουμένων τὸν Κύριον ἐκ καθαρᾶς καρδίας</w:t>
+      </w:r>
+    </w:p>
+    <w:p>
+      <w:pPr/>
+      <w:r>
+        <w:rPr>
+          <w:lang w:val="en_US" w:bidi="en_US"/>
+        </w:rPr>
+      </w:r>
+      <w:r>
+        <w:rPr>
+          <w:b/>
+          <w:lang w:val="en_US" w:bidi="en_US"/>
+        </w:rPr>
         <w:t>"pursue righteousness, faith, love, peace with the ones calling on the Lord from a pure heart"</w:t>
       </w:r>
     </w:p>
@@ -23126,6 +26306,21 @@
           <w:b/>
           <w:lang w:val="en_US" w:bidi="en_US"/>
         </w:rPr>
+        <w:t>δίωκε</w:t>
+      </w:r>
+    </w:p>
+    <w:p>
+      <w:pPr/>
+      <w:r>
+        <w:rPr>
+          <w:lang w:val="en_US" w:bidi="en_US"/>
+        </w:rPr>
+      </w:r>
+      <w:r>
+        <w:rPr>
+          <w:b/>
+          <w:lang w:val="en_US" w:bidi="en_US"/>
+        </w:rPr>
         <w:t>"pursue"</w:t>
       </w:r>
     </w:p>
@@ -23222,6 +26417,21 @@
           <w:b/>
           <w:lang w:val="en_US" w:bidi="en_US"/>
         </w:rPr>
+        <w:t>δικαιοσύνην, πίστιν, ἀγάπην, εἰρήνην</w:t>
+      </w:r>
+    </w:p>
+    <w:p>
+      <w:pPr/>
+      <w:r>
+        <w:rPr>
+          <w:lang w:val="en_US" w:bidi="en_US"/>
+        </w:rPr>
+      </w:r>
+      <w:r>
+        <w:rPr>
+          <w:b/>
+          <w:lang w:val="en_US" w:bidi="en_US"/>
+        </w:rPr>
         <w:t>"righteousness, faith, love, peace"</w:t>
       </w:r>
     </w:p>
@@ -23305,6 +26515,21 @@
           <w:b/>
           <w:lang w:val="en_US" w:bidi="en_US"/>
         </w:rPr>
+        <w:t>πίστιν</w:t>
+      </w:r>
+    </w:p>
+    <w:p>
+      <w:pPr/>
+      <w:r>
+        <w:rPr>
+          <w:lang w:val="en_US" w:bidi="en_US"/>
+        </w:rPr>
+      </w:r>
+      <w:r>
+        <w:rPr>
+          <w:b/>
+          <w:lang w:val="en_US" w:bidi="en_US"/>
+        </w:rPr>
         <w:t>"faith"</w:t>
       </w:r>
     </w:p>
@@ -23401,6 +26626,21 @@
           <w:b/>
           <w:lang w:val="en_US" w:bidi="en_US"/>
         </w:rPr>
+        <w:t>τῶν ἐπικαλουμένων τὸν Κύριον</w:t>
+      </w:r>
+    </w:p>
+    <w:p>
+      <w:pPr/>
+      <w:r>
+        <w:rPr>
+          <w:lang w:val="en_US" w:bidi="en_US"/>
+        </w:rPr>
+      </w:r>
+      <w:r>
+        <w:rPr>
+          <w:b/>
+          <w:lang w:val="en_US" w:bidi="en_US"/>
+        </w:rPr>
         <w:t>"the ones calling on the Lord"</w:t>
       </w:r>
     </w:p>
@@ -23510,6 +26750,21 @@
           <w:b/>
           <w:lang w:val="en_US" w:bidi="en_US"/>
         </w:rPr>
+        <w:t>τὸν Κύριον ἐκ καθαρᾶς καρδίας</w:t>
+      </w:r>
+    </w:p>
+    <w:p>
+      <w:pPr/>
+      <w:r>
+        <w:rPr>
+          <w:lang w:val="en_US" w:bidi="en_US"/>
+        </w:rPr>
+      </w:r>
+      <w:r>
+        <w:rPr>
+          <w:b/>
+          <w:lang w:val="en_US" w:bidi="en_US"/>
+        </w:rPr>
         <w:t>"the Lord from a pure heart"</w:t>
       </w:r>
     </w:p>
@@ -23619,6 +26874,21 @@
           <w:b/>
           <w:lang w:val="en_US" w:bidi="en_US"/>
         </w:rPr>
+        <w:t>ἐκ καθαρᾶς καρδίας</w:t>
+      </w:r>
+    </w:p>
+    <w:p>
+      <w:pPr/>
+      <w:r>
+        <w:rPr>
+          <w:lang w:val="en_US" w:bidi="en_US"/>
+        </w:rPr>
+      </w:r>
+      <w:r>
+        <w:rPr>
+          <w:b/>
+          <w:lang w:val="en_US" w:bidi="en_US"/>
+        </w:rPr>
         <w:t>"from a pure heart"</w:t>
       </w:r>
     </w:p>
@@ -23728,6 +26998,21 @@
           <w:b/>
           <w:lang w:val="en_US" w:bidi="en_US"/>
         </w:rPr>
+        <w:t>δὲ</w:t>
+      </w:r>
+    </w:p>
+    <w:p>
+      <w:pPr/>
+      <w:r>
+        <w:rPr>
+          <w:lang w:val="en_US" w:bidi="en_US"/>
+        </w:rPr>
+      </w:r>
+      <w:r>
+        <w:rPr>
+          <w:b/>
+          <w:lang w:val="en_US" w:bidi="en_US"/>
+        </w:rPr>
         <w:t>"But"</w:t>
       </w:r>
     </w:p>
@@ -23850,6 +27135,21 @@
           <w:b/>
           <w:lang w:val="en_US" w:bidi="en_US"/>
         </w:rPr>
+        <w:t>τὰς &amp; μωρὰς καὶ ἀπαιδεύτους ζητήσεις</w:t>
+      </w:r>
+    </w:p>
+    <w:p>
+      <w:pPr/>
+      <w:r>
+        <w:rPr>
+          <w:lang w:val="en_US" w:bidi="en_US"/>
+        </w:rPr>
+      </w:r>
+      <w:r>
+        <w:rPr>
+          <w:b/>
+          <w:lang w:val="en_US" w:bidi="en_US"/>
+        </w:rPr>
         <w:t>"foolish and uneducated controversies"</w:t>
       </w:r>
     </w:p>
@@ -23933,6 +27233,21 @@
           <w:b/>
           <w:lang w:val="en_US" w:bidi="en_US"/>
         </w:rPr>
+        <w:t>μωρὰς καὶ ἀπαιδεύτους</w:t>
+      </w:r>
+    </w:p>
+    <w:p>
+      <w:pPr/>
+      <w:r>
+        <w:rPr>
+          <w:lang w:val="en_US" w:bidi="en_US"/>
+        </w:rPr>
+      </w:r>
+      <w:r>
+        <w:rPr>
+          <w:b/>
+          <w:lang w:val="en_US" w:bidi="en_US"/>
+        </w:rPr>
         <w:t>"foolish and uneducated"</w:t>
       </w:r>
     </w:p>
@@ -24042,6 +27357,21 @@
           <w:b/>
           <w:lang w:val="en_US" w:bidi="en_US"/>
         </w:rPr>
+        <w:t>γεννῶσι</w:t>
+      </w:r>
+    </w:p>
+    <w:p>
+      <w:pPr/>
+      <w:r>
+        <w:rPr>
+          <w:lang w:val="en_US" w:bidi="en_US"/>
+        </w:rPr>
+      </w:r>
+      <w:r>
+        <w:rPr>
+          <w:b/>
+          <w:lang w:val="en_US" w:bidi="en_US"/>
+        </w:rPr>
         <w:t>"they give birth to"</w:t>
       </w:r>
     </w:p>
@@ -24177,6 +27507,21 @@
           <w:b/>
           <w:lang w:val="en_US" w:bidi="en_US"/>
         </w:rPr>
+        <w:t>μάχας</w:t>
+      </w:r>
+    </w:p>
+    <w:p>
+      <w:pPr/>
+      <w:r>
+        <w:rPr>
+          <w:lang w:val="en_US" w:bidi="en_US"/>
+        </w:rPr>
+      </w:r>
+      <w:r>
+        <w:rPr>
+          <w:b/>
+          <w:lang w:val="en_US" w:bidi="en_US"/>
+        </w:rPr>
         <w:t>"battles"</w:t>
       </w:r>
     </w:p>
@@ -24273,6 +27618,21 @@
           <w:b/>
           <w:lang w:val="en_US" w:bidi="en_US"/>
         </w:rPr>
+        <w:t>δὲ</w:t>
+      </w:r>
+    </w:p>
+    <w:p>
+      <w:pPr/>
+      <w:r>
+        <w:rPr>
+          <w:lang w:val="en_US" w:bidi="en_US"/>
+        </w:rPr>
+      </w:r>
+      <w:r>
+        <w:rPr>
+          <w:b/>
+          <w:lang w:val="en_US" w:bidi="en_US"/>
+        </w:rPr>
         <w:t>"But"</w:t>
       </w:r>
     </w:p>
@@ -24395,6 +27755,21 @@
           <w:b/>
           <w:lang w:val="en_US" w:bidi="en_US"/>
         </w:rPr>
+        <w:t>δοῦλον &amp; Κυρίου</w:t>
+      </w:r>
+    </w:p>
+    <w:p>
+      <w:pPr/>
+      <w:r>
+        <w:rPr>
+          <w:lang w:val="en_US" w:bidi="en_US"/>
+        </w:rPr>
+      </w:r>
+      <w:r>
+        <w:rPr>
+          <w:b/>
+          <w:lang w:val="en_US" w:bidi="en_US"/>
+        </w:rPr>
         <w:t>"for a slave of the Lord"</w:t>
       </w:r>
     </w:p>
@@ -24504,6 +27879,21 @@
           <w:b/>
           <w:lang w:val="en_US" w:bidi="en_US"/>
         </w:rPr>
+        <w:t>δοῦλον &amp; Κυρίου</w:t>
+      </w:r>
+    </w:p>
+    <w:p>
+      <w:pPr/>
+      <w:r>
+        <w:rPr>
+          <w:lang w:val="en_US" w:bidi="en_US"/>
+        </w:rPr>
+      </w:r>
+      <w:r>
+        <w:rPr>
+          <w:b/>
+          <w:lang w:val="en_US" w:bidi="en_US"/>
+        </w:rPr>
         <w:t>"for a slave of the Lord"</w:t>
       </w:r>
     </w:p>
@@ -24599,6 +27989,21 @@
         <w:rPr>
           <w:lang w:val="en_US" w:bidi="en_US"/>
         </w:rPr>
+      </w:r>
+    </w:p>
+    <w:p>
+      <w:pPr/>
+      <w:r>
+        <w:rPr>
+          <w:lang w:val="en_US" w:bidi="en_US"/>
+        </w:rPr>
+      </w:r>
+      <w:r>
+        <w:rPr>
+          <w:b/>
+          <w:lang w:val="en_US" w:bidi="en_US"/>
+        </w:rPr>
+        <w:t>οὐ &amp; μάχεσθαι</w:t>
       </w:r>
     </w:p>
     <w:p>
@@ -24714,6 +28119,21 @@
           <w:b/>
           <w:lang w:val="en_US" w:bidi="en_US"/>
         </w:rPr>
+        <w:t>πάντας</w:t>
+      </w:r>
+    </w:p>
+    <w:p>
+      <w:pPr/>
+      <w:r>
+        <w:rPr>
+          <w:lang w:val="en_US" w:bidi="en_US"/>
+        </w:rPr>
+      </w:r>
+      <w:r>
+        <w:rPr>
+          <w:b/>
+          <w:lang w:val="en_US" w:bidi="en_US"/>
+        </w:rPr>
         <w:t>"all"</w:t>
       </w:r>
     </w:p>
@@ -24810,6 +28230,21 @@
           <w:b/>
           <w:lang w:val="en_US" w:bidi="en_US"/>
         </w:rPr>
+        <w:t>ἐν πραΰτητι</w:t>
+      </w:r>
+    </w:p>
+    <w:p>
+      <w:pPr/>
+      <w:r>
+        <w:rPr>
+          <w:lang w:val="en_US" w:bidi="en_US"/>
+        </w:rPr>
+      </w:r>
+      <w:r>
+        <w:rPr>
+          <w:b/>
+          <w:lang w:val="en_US" w:bidi="en_US"/>
+        </w:rPr>
         <w:t>"in meekness"</w:t>
       </w:r>
     </w:p>
@@ -24892,6 +28327,21 @@
         <w:rPr>
           <w:lang w:val="en_US" w:bidi="en_US"/>
         </w:rPr>
+      </w:r>
+    </w:p>
+    <w:p>
+      <w:pPr/>
+      <w:r>
+        <w:rPr>
+          <w:lang w:val="en_US" w:bidi="en_US"/>
+        </w:rPr>
+      </w:r>
+      <w:r>
+        <w:rPr>
+          <w:b/>
+          <w:lang w:val="en_US" w:bidi="en_US"/>
+        </w:rPr>
+        <w:t>τοὺς ἀντιδιατιθεμένους</w:t>
       </w:r>
     </w:p>
     <w:p>
@@ -25020,6 +28470,21 @@
           <w:b/>
           <w:lang w:val="en_US" w:bidi="en_US"/>
         </w:rPr>
+        <w:t>μήποτε δώῃ αὐτοῖς ὁ Θεὸς μετάνοιαν</w:t>
+      </w:r>
+    </w:p>
+    <w:p>
+      <w:pPr/>
+      <w:r>
+        <w:rPr>
+          <w:lang w:val="en_US" w:bidi="en_US"/>
+        </w:rPr>
+      </w:r>
+      <w:r>
+        <w:rPr>
+          <w:b/>
+          <w:lang w:val="en_US" w:bidi="en_US"/>
+        </w:rPr>
         <w:t>"God may perhaps give them repentance"</w:t>
       </w:r>
     </w:p>
@@ -25129,6 +28594,21 @@
           <w:b/>
           <w:lang w:val="en_US" w:bidi="en_US"/>
         </w:rPr>
+        <w:t>μήποτε δώῃ αὐτοῖς &amp; μετάνοιαν εἰς ἐπίγνωσιν ἀληθείας</w:t>
+      </w:r>
+    </w:p>
+    <w:p>
+      <w:pPr/>
+      <w:r>
+        <w:rPr>
+          <w:lang w:val="en_US" w:bidi="en_US"/>
+        </w:rPr>
+      </w:r>
+      <w:r>
+        <w:rPr>
+          <w:b/>
+          <w:lang w:val="en_US" w:bidi="en_US"/>
+        </w:rPr>
         <w:t>"may perhaps give them repentance for knowledge of the truth"</w:t>
       </w:r>
     </w:p>
@@ -25251,6 +28731,21 @@
           <w:b/>
           <w:lang w:val="en_US" w:bidi="en_US"/>
         </w:rPr>
+        <w:t>ἀνανήψωσιν ἐκ τῆς τοῦ διαβόλου παγίδος, ἐζωγρημένοι ὑπ’ αὐτοῦ, εἰς τὸ ἐκείνου θέλημα</w:t>
+      </w:r>
+    </w:p>
+    <w:p>
+      <w:pPr/>
+      <w:r>
+        <w:rPr>
+          <w:lang w:val="en_US" w:bidi="en_US"/>
+        </w:rPr>
+      </w:r>
+      <w:r>
+        <w:rPr>
+          <w:b/>
+          <w:lang w:val="en_US" w:bidi="en_US"/>
+        </w:rPr>
         <w:t>"they may become sober again from the trap of the devil, having been captured by him for the will of that one"</w:t>
       </w:r>
     </w:p>
@@ -25360,6 +28855,21 @@
           <w:b/>
           <w:lang w:val="en_US" w:bidi="en_US"/>
         </w:rPr>
+        <w:t>ἀνανήψωσιν ἐκ τῆς τοῦ διαβόλου παγίδος</w:t>
+      </w:r>
+    </w:p>
+    <w:p>
+      <w:pPr/>
+      <w:r>
+        <w:rPr>
+          <w:lang w:val="en_US" w:bidi="en_US"/>
+        </w:rPr>
+      </w:r>
+      <w:r>
+        <w:rPr>
+          <w:b/>
+          <w:lang w:val="en_US" w:bidi="en_US"/>
+        </w:rPr>
         <w:t>"they may become sober again from the trap of the devil"</w:t>
       </w:r>
     </w:p>
@@ -25469,6 +28979,21 @@
           <w:b/>
           <w:lang w:val="en_US" w:bidi="en_US"/>
         </w:rPr>
+        <w:t>ἀνανήψωσιν</w:t>
+      </w:r>
+    </w:p>
+    <w:p>
+      <w:pPr/>
+      <w:r>
+        <w:rPr>
+          <w:lang w:val="en_US" w:bidi="en_US"/>
+        </w:rPr>
+      </w:r>
+      <w:r>
+        <w:rPr>
+          <w:b/>
+          <w:lang w:val="en_US" w:bidi="en_US"/>
+        </w:rPr>
         <w:t>"they may become sober again"</w:t>
       </w:r>
     </w:p>
@@ -25565,6 +29090,21 @@
           <w:b/>
           <w:lang w:val="en_US" w:bidi="en_US"/>
         </w:rPr>
+        <w:t>ἐκ τῆς τοῦ διαβόλου παγίδος, ἐζωγρημένοι ὑπ’ αὐτοῦ</w:t>
+      </w:r>
+    </w:p>
+    <w:p>
+      <w:pPr/>
+      <w:r>
+        <w:rPr>
+          <w:lang w:val="en_US" w:bidi="en_US"/>
+        </w:rPr>
+      </w:r>
+      <w:r>
+        <w:rPr>
+          <w:b/>
+          <w:lang w:val="en_US" w:bidi="en_US"/>
+        </w:rPr>
         <w:t>"from the trap of the devil, having been captured by him"</w:t>
       </w:r>
     </w:p>
@@ -25674,6 +29214,21 @@
           <w:b/>
           <w:lang w:val="en_US" w:bidi="en_US"/>
         </w:rPr>
+        <w:t>ἐζωγρημένοι ὑπ’ αὐτοῦ</w:t>
+      </w:r>
+    </w:p>
+    <w:p>
+      <w:pPr/>
+      <w:r>
+        <w:rPr>
+          <w:lang w:val="en_US" w:bidi="en_US"/>
+        </w:rPr>
+      </w:r>
+      <w:r>
+        <w:rPr>
+          <w:b/>
+          <w:lang w:val="en_US" w:bidi="en_US"/>
+        </w:rPr>
         <w:t>"having been captured by him"</w:t>
       </w:r>
     </w:p>
@@ -25757,6 +29312,21 @@
           <w:b/>
           <w:lang w:val="en_US" w:bidi="en_US"/>
         </w:rPr>
+        <w:t>ὑπ’ αὐτοῦ, εἰς τὸ ἐκείνου θέλημα</w:t>
+      </w:r>
+    </w:p>
+    <w:p>
+      <w:pPr/>
+      <w:r>
+        <w:rPr>
+          <w:lang w:val="en_US" w:bidi="en_US"/>
+        </w:rPr>
+      </w:r>
+      <w:r>
+        <w:rPr>
+          <w:b/>
+          <w:lang w:val="en_US" w:bidi="en_US"/>
+        </w:rPr>
         <w:t>"by him for the will of that one"</w:t>
       </w:r>
     </w:p>
@@ -25905,6 +29475,21 @@
           <w:b/>
           <w:lang w:val="en_US" w:bidi="en_US"/>
         </w:rPr>
+        <w:t>εἰς τὸ ἐκείνου θέλημα</w:t>
+      </w:r>
+    </w:p>
+    <w:p>
+      <w:pPr/>
+      <w:r>
+        <w:rPr>
+          <w:lang w:val="en_US" w:bidi="en_US"/>
+        </w:rPr>
+      </w:r>
+      <w:r>
+        <w:rPr>
+          <w:b/>
+          <w:lang w:val="en_US" w:bidi="en_US"/>
+        </w:rPr>
         <w:t>"for the will of that one"</w:t>
       </w:r>
     </w:p>
@@ -26001,6 +29586,21 @@
           <w:b/>
           <w:lang w:val="en_US" w:bidi="en_US"/>
         </w:rPr>
+        <w:t>δὲ</w:t>
+      </w:r>
+    </w:p>
+    <w:p>
+      <w:pPr/>
+      <w:r>
+        <w:rPr>
+          <w:lang w:val="en_US" w:bidi="en_US"/>
+        </w:rPr>
+      </w:r>
+      <w:r>
+        <w:rPr>
+          <w:b/>
+          <w:lang w:val="en_US" w:bidi="en_US"/>
+        </w:rPr>
         <w:t>"But"</w:t>
       </w:r>
     </w:p>
@@ -26110,6 +29710,21 @@
           <w:b/>
           <w:lang w:val="en_US" w:bidi="en_US"/>
         </w:rPr>
+        <w:t>τοῦτο &amp; γίνωσκε, ὅτι</w:t>
+      </w:r>
+    </w:p>
+    <w:p>
+      <w:pPr/>
+      <w:r>
+        <w:rPr>
+          <w:lang w:val="en_US" w:bidi="en_US"/>
+        </w:rPr>
+      </w:r>
+      <w:r>
+        <w:rPr>
+          <w:b/>
+          <w:lang w:val="en_US" w:bidi="en_US"/>
+        </w:rPr>
         <w:t>"know this, that"</w:t>
       </w:r>
     </w:p>
@@ -26206,6 +29821,21 @@
           <w:b/>
           <w:lang w:val="en_US" w:bidi="en_US"/>
         </w:rPr>
+        <w:t>ἐν ἐσχάταις ἡμέραις</w:t>
+      </w:r>
+    </w:p>
+    <w:p>
+      <w:pPr/>
+      <w:r>
+        <w:rPr>
+          <w:lang w:val="en_US" w:bidi="en_US"/>
+        </w:rPr>
+      </w:r>
+      <w:r>
+        <w:rPr>
+          <w:b/>
+          <w:lang w:val="en_US" w:bidi="en_US"/>
+        </w:rPr>
         <w:t>"in the last days"</w:t>
       </w:r>
     </w:p>
@@ -26288,6 +29918,21 @@
         <w:rPr>
           <w:lang w:val="en_US" w:bidi="en_US"/>
         </w:rPr>
+      </w:r>
+    </w:p>
+    <w:p>
+      <w:pPr/>
+      <w:r>
+        <w:rPr>
+          <w:lang w:val="en_US" w:bidi="en_US"/>
+        </w:rPr>
+      </w:r>
+      <w:r>
+        <w:rPr>
+          <w:b/>
+          <w:lang w:val="en_US" w:bidi="en_US"/>
+        </w:rPr>
+        <w:t>ἐνστήσονται καιροὶ χαλεποί</w:t>
       </w:r>
     </w:p>
     <w:p>
@@ -26429,6 +30074,21 @@
           <w:b/>
           <w:lang w:val="en_US" w:bidi="en_US"/>
         </w:rPr>
+        <w:t>γὰρ</w:t>
+      </w:r>
+    </w:p>
+    <w:p>
+      <w:pPr/>
+      <w:r>
+        <w:rPr>
+          <w:lang w:val="en_US" w:bidi="en_US"/>
+        </w:rPr>
+      </w:r>
+      <w:r>
+        <w:rPr>
+          <w:b/>
+          <w:lang w:val="en_US" w:bidi="en_US"/>
+        </w:rPr>
         <w:t>"For"</w:t>
       </w:r>
     </w:p>
@@ -26538,6 +30198,21 @@
           <w:b/>
           <w:lang w:val="en_US" w:bidi="en_US"/>
         </w:rPr>
+        <w:t>οἱ ἄνθρωποι</w:t>
+      </w:r>
+    </w:p>
+    <w:p>
+      <w:pPr/>
+      <w:r>
+        <w:rPr>
+          <w:lang w:val="en_US" w:bidi="en_US"/>
+        </w:rPr>
+      </w:r>
+      <w:r>
+        <w:rPr>
+          <w:b/>
+          <w:lang w:val="en_US" w:bidi="en_US"/>
+        </w:rPr>
         <w:t>"the men"</w:t>
       </w:r>
     </w:p>
@@ -26647,6 +30322,21 @@
           <w:b/>
           <w:lang w:val="en_US" w:bidi="en_US"/>
         </w:rPr>
+        <w:t>οἱ ἄνθρωποι</w:t>
+      </w:r>
+    </w:p>
+    <w:p>
+      <w:pPr/>
+      <w:r>
+        <w:rPr>
+          <w:lang w:val="en_US" w:bidi="en_US"/>
+        </w:rPr>
+      </w:r>
+      <w:r>
+        <w:rPr>
+          <w:b/>
+          <w:lang w:val="en_US" w:bidi="en_US"/>
+        </w:rPr>
         <w:t>"the men"</w:t>
       </w:r>
     </w:p>
@@ -26743,6 +30433,21 @@
           <w:b/>
           <w:lang w:val="en_US" w:bidi="en_US"/>
         </w:rPr>
+        <w:t>φίλαυτοι</w:t>
+      </w:r>
+    </w:p>
+    <w:p>
+      <w:pPr/>
+      <w:r>
+        <w:rPr>
+          <w:lang w:val="en_US" w:bidi="en_US"/>
+        </w:rPr>
+      </w:r>
+      <w:r>
+        <w:rPr>
+          <w:b/>
+          <w:lang w:val="en_US" w:bidi="en_US"/>
+        </w:rPr>
         <w:t>"lovers of self"</w:t>
       </w:r>
     </w:p>
@@ -26839,6 +30544,21 @@
           <w:b/>
           <w:lang w:val="en_US" w:bidi="en_US"/>
         </w:rPr>
+        <w:t>ἀφιλάγαθοι</w:t>
+      </w:r>
+    </w:p>
+    <w:p>
+      <w:pPr/>
+      <w:r>
+        <w:rPr>
+          <w:lang w:val="en_US" w:bidi="en_US"/>
+        </w:rPr>
+      </w:r>
+      <w:r>
+        <w:rPr>
+          <w:b/>
+          <w:lang w:val="en_US" w:bidi="en_US"/>
+        </w:rPr>
         <w:t>"not lovers of the good"</w:t>
       </w:r>
     </w:p>
@@ -26935,6 +30655,21 @@
           <w:b/>
           <w:lang w:val="en_US" w:bidi="en_US"/>
         </w:rPr>
+        <w:t>τετυφωμένοι</w:t>
+      </w:r>
+    </w:p>
+    <w:p>
+      <w:pPr/>
+      <w:r>
+        <w:rPr>
+          <w:lang w:val="en_US" w:bidi="en_US"/>
+        </w:rPr>
+      </w:r>
+      <w:r>
+        <w:rPr>
+          <w:b/>
+          <w:lang w:val="en_US" w:bidi="en_US"/>
+        </w:rPr>
         <w:t>"puffed up"</w:t>
       </w:r>
     </w:p>
@@ -27031,6 +30766,21 @@
           <w:b/>
           <w:lang w:val="en_US" w:bidi="en_US"/>
         </w:rPr>
+        <w:t>τετυφωμένοι</w:t>
+      </w:r>
+    </w:p>
+    <w:p>
+      <w:pPr/>
+      <w:r>
+        <w:rPr>
+          <w:lang w:val="en_US" w:bidi="en_US"/>
+        </w:rPr>
+      </w:r>
+      <w:r>
+        <w:rPr>
+          <w:b/>
+          <w:lang w:val="en_US" w:bidi="en_US"/>
+        </w:rPr>
         <w:t>"puffed up"</w:t>
       </w:r>
     </w:p>
@@ -27114,6 +30864,21 @@
           <w:b/>
           <w:lang w:val="en_US" w:bidi="en_US"/>
         </w:rPr>
+        <w:t>ἔχοντες μόρφωσιν εὐσεβείας, τὴν δὲ δύναμιν αὐτῆς ἠρνημένοι</w:t>
+      </w:r>
+    </w:p>
+    <w:p>
+      <w:pPr/>
+      <w:r>
+        <w:rPr>
+          <w:lang w:val="en_US" w:bidi="en_US"/>
+        </w:rPr>
+      </w:r>
+      <w:r>
+        <w:rPr>
+          <w:b/>
+          <w:lang w:val="en_US" w:bidi="en_US"/>
+        </w:rPr>
         <w:t>"having a form of godliness, but denying its power"</w:t>
       </w:r>
     </w:p>
@@ -27223,6 +30988,21 @@
           <w:b/>
           <w:lang w:val="en_US" w:bidi="en_US"/>
         </w:rPr>
+        <w:t>ἔχοντες μόρφωσιν εὐσεβείας</w:t>
+      </w:r>
+    </w:p>
+    <w:p>
+      <w:pPr/>
+      <w:r>
+        <w:rPr>
+          <w:lang w:val="en_US" w:bidi="en_US"/>
+        </w:rPr>
+      </w:r>
+      <w:r>
+        <w:rPr>
+          <w:b/>
+          <w:lang w:val="en_US" w:bidi="en_US"/>
+        </w:rPr>
         <w:t>"having a form of godliness"</w:t>
       </w:r>
     </w:p>
@@ -27332,6 +31112,21 @@
           <w:b/>
           <w:lang w:val="en_US" w:bidi="en_US"/>
         </w:rPr>
+        <w:t>τὴν &amp; δύναμιν αὐτῆς ἠρνημένοι</w:t>
+      </w:r>
+    </w:p>
+    <w:p>
+      <w:pPr/>
+      <w:r>
+        <w:rPr>
+          <w:lang w:val="en_US" w:bidi="en_US"/>
+        </w:rPr>
+      </w:r>
+      <w:r>
+        <w:rPr>
+          <w:b/>
+          <w:lang w:val="en_US" w:bidi="en_US"/>
+        </w:rPr>
         <w:t>"denying its power"</w:t>
       </w:r>
     </w:p>
@@ -27428,6 +31223,21 @@
           <w:b/>
           <w:lang w:val="en_US" w:bidi="en_US"/>
         </w:rPr>
+        <w:t>καὶ</w:t>
+      </w:r>
+    </w:p>
+    <w:p>
+      <w:pPr/>
+      <w:r>
+        <w:rPr>
+          <w:lang w:val="en_US" w:bidi="en_US"/>
+        </w:rPr>
+      </w:r>
+      <w:r>
+        <w:rPr>
+          <w:b/>
+          <w:lang w:val="en_US" w:bidi="en_US"/>
+        </w:rPr>
         <w:t>"And"</w:t>
       </w:r>
     </w:p>
@@ -27537,6 +31347,21 @@
           <w:b/>
           <w:lang w:val="en_US" w:bidi="en_US"/>
         </w:rPr>
+        <w:t>τούτους ἀποτρέπου</w:t>
+      </w:r>
+    </w:p>
+    <w:p>
+      <w:pPr/>
+      <w:r>
+        <w:rPr>
+          <w:lang w:val="en_US" w:bidi="en_US"/>
+        </w:rPr>
+      </w:r>
+      <w:r>
+        <w:rPr>
+          <w:b/>
+          <w:lang w:val="en_US" w:bidi="en_US"/>
+        </w:rPr>
         <w:t>"turn away from these"</w:t>
       </w:r>
     </w:p>
@@ -27633,6 +31458,21 @@
           <w:b/>
           <w:lang w:val="en_US" w:bidi="en_US"/>
         </w:rPr>
+        <w:t>τούτους</w:t>
+      </w:r>
+    </w:p>
+    <w:p>
+      <w:pPr/>
+      <w:r>
+        <w:rPr>
+          <w:lang w:val="en_US" w:bidi="en_US"/>
+        </w:rPr>
+      </w:r>
+      <w:r>
+        <w:rPr>
+          <w:b/>
+          <w:lang w:val="en_US" w:bidi="en_US"/>
+        </w:rPr>
         <w:t>"these"</w:t>
       </w:r>
     </w:p>
@@ -27715,6 +31555,21 @@
         <w:rPr>
           <w:lang w:val="en_US" w:bidi="en_US"/>
         </w:rPr>
+      </w:r>
+    </w:p>
+    <w:p>
+      <w:pPr/>
+      <w:r>
+        <w:rPr>
+          <w:lang w:val="en_US" w:bidi="en_US"/>
+        </w:rPr>
+      </w:r>
+      <w:r>
+        <w:rPr>
+          <w:b/>
+          <w:lang w:val="en_US" w:bidi="en_US"/>
+        </w:rPr>
+        <w:t>γάρ</w:t>
       </w:r>
     </w:p>
     <w:p>
@@ -27856,6 +31711,21 @@
           <w:b/>
           <w:lang w:val="en_US" w:bidi="en_US"/>
         </w:rPr>
+        <w:t>ἐκ τούτων</w:t>
+      </w:r>
+    </w:p>
+    <w:p>
+      <w:pPr/>
+      <w:r>
+        <w:rPr>
+          <w:lang w:val="en_US" w:bidi="en_US"/>
+        </w:rPr>
+      </w:r>
+      <w:r>
+        <w:rPr>
+          <w:b/>
+          <w:lang w:val="en_US" w:bidi="en_US"/>
+        </w:rPr>
         <w:t>"from these"</w:t>
       </w:r>
     </w:p>
@@ -27970,6 +31840,21 @@
           <w:b/>
           <w:lang w:val="en_US" w:bidi="en_US"/>
         </w:rPr>
+        <w:t>οἱ ἐνδύνοντες εἰς τὰς οἰκίας</w:t>
+      </w:r>
+    </w:p>
+    <w:p>
+      <w:pPr/>
+      <w:r>
+        <w:rPr>
+          <w:lang w:val="en_US" w:bidi="en_US"/>
+        </w:rPr>
+      </w:r>
+      <w:r>
+        <w:rPr>
+          <w:b/>
+          <w:lang w:val="en_US" w:bidi="en_US"/>
+        </w:rPr>
         <w:t>"the ones entering into households"</w:t>
       </w:r>
     </w:p>
@@ -28066,6 +31951,21 @@
           <w:b/>
           <w:lang w:val="en_US" w:bidi="en_US"/>
         </w:rPr>
+        <w:t>αἰχμαλωτίζοντες</w:t>
+      </w:r>
+    </w:p>
+    <w:p>
+      <w:pPr/>
+      <w:r>
+        <w:rPr>
+          <w:lang w:val="en_US" w:bidi="en_US"/>
+        </w:rPr>
+      </w:r>
+      <w:r>
+        <w:rPr>
+          <w:b/>
+          <w:lang w:val="en_US" w:bidi="en_US"/>
+        </w:rPr>
         <w:t>"taking captive"</w:t>
       </w:r>
     </w:p>
@@ -28188,6 +32088,21 @@
           <w:b/>
           <w:lang w:val="en_US" w:bidi="en_US"/>
         </w:rPr>
+        <w:t>γυναικάρια</w:t>
+      </w:r>
+    </w:p>
+    <w:p>
+      <w:pPr/>
+      <w:r>
+        <w:rPr>
+          <w:lang w:val="en_US" w:bidi="en_US"/>
+        </w:rPr>
+      </w:r>
+      <w:r>
+        <w:rPr>
+          <w:b/>
+          <w:lang w:val="en_US" w:bidi="en_US"/>
+        </w:rPr>
         <w:t>"little women"</w:t>
       </w:r>
     </w:p>
@@ -28297,6 +32212,21 @@
           <w:b/>
           <w:lang w:val="en_US" w:bidi="en_US"/>
         </w:rPr>
+        <w:t>σεσωρευμένα ἁμαρτίαις</w:t>
+      </w:r>
+    </w:p>
+    <w:p>
+      <w:pPr/>
+      <w:r>
+        <w:rPr>
+          <w:lang w:val="en_US" w:bidi="en_US"/>
+        </w:rPr>
+      </w:r>
+      <w:r>
+        <w:rPr>
+          <w:b/>
+          <w:lang w:val="en_US" w:bidi="en_US"/>
+        </w:rPr>
         <w:t>"having been heaped with sins"</w:t>
       </w:r>
     </w:p>
@@ -28406,6 +32336,21 @@
           <w:b/>
           <w:lang w:val="en_US" w:bidi="en_US"/>
         </w:rPr>
+        <w:t>σεσωρευμένα ἁμαρτίαις</w:t>
+      </w:r>
+    </w:p>
+    <w:p>
+      <w:pPr/>
+      <w:r>
+        <w:rPr>
+          <w:lang w:val="en_US" w:bidi="en_US"/>
+        </w:rPr>
+      </w:r>
+      <w:r>
+        <w:rPr>
+          <w:b/>
+          <w:lang w:val="en_US" w:bidi="en_US"/>
+        </w:rPr>
         <w:t>"having been heaped with sins"</w:t>
       </w:r>
     </w:p>
@@ -28489,6 +32434,21 @@
           <w:b/>
           <w:lang w:val="en_US" w:bidi="en_US"/>
         </w:rPr>
+        <w:t>ἀγόμενα ἐπιθυμίαις ποικίλαις</w:t>
+      </w:r>
+    </w:p>
+    <w:p>
+      <w:pPr/>
+      <w:r>
+        <w:rPr>
+          <w:lang w:val="en_US" w:bidi="en_US"/>
+        </w:rPr>
+      </w:r>
+      <w:r>
+        <w:rPr>
+          <w:b/>
+          <w:lang w:val="en_US" w:bidi="en_US"/>
+        </w:rPr>
         <w:t>"being led away by various desires"</w:t>
       </w:r>
     </w:p>
@@ -28585,6 +32545,21 @@
           <w:b/>
           <w:lang w:val="en_US" w:bidi="en_US"/>
         </w:rPr>
+        <w:t>ἀγόμενα ἐπιθυμίαις ποικίλαις</w:t>
+      </w:r>
+    </w:p>
+    <w:p>
+      <w:pPr/>
+      <w:r>
+        <w:rPr>
+          <w:lang w:val="en_US" w:bidi="en_US"/>
+        </w:rPr>
+      </w:r>
+      <w:r>
+        <w:rPr>
+          <w:b/>
+          <w:lang w:val="en_US" w:bidi="en_US"/>
+        </w:rPr>
         <w:t>"being led away by various desires"</w:t>
       </w:r>
     </w:p>
@@ -28668,6 +32643,21 @@
           <w:b/>
           <w:lang w:val="en_US" w:bidi="en_US"/>
         </w:rPr>
+        <w:t>καὶ</w:t>
+      </w:r>
+    </w:p>
+    <w:p>
+      <w:pPr/>
+      <w:r>
+        <w:rPr>
+          <w:lang w:val="en_US" w:bidi="en_US"/>
+        </w:rPr>
+      </w:r>
+      <w:r>
+        <w:rPr>
+          <w:b/>
+          <w:lang w:val="en_US" w:bidi="en_US"/>
+        </w:rPr>
         <w:t>"and"</w:t>
       </w:r>
     </w:p>
@@ -28777,6 +32767,21 @@
           <w:b/>
           <w:lang w:val="en_US" w:bidi="en_US"/>
         </w:rPr>
+        <w:t>μηδέποτε εἰς ἐπίγνωσιν ἀληθείας ἐλθεῖν δυνάμενα</w:t>
+      </w:r>
+    </w:p>
+    <w:p>
+      <w:pPr/>
+      <w:r>
+        <w:rPr>
+          <w:lang w:val="en_US" w:bidi="en_US"/>
+        </w:rPr>
+      </w:r>
+      <w:r>
+        <w:rPr>
+          <w:b/>
+          <w:lang w:val="en_US" w:bidi="en_US"/>
+        </w:rPr>
         <w:t>"never being able to come to knowledge of the truth"</w:t>
       </w:r>
     </w:p>
@@ -28886,6 +32891,21 @@
           <w:b/>
           <w:lang w:val="en_US" w:bidi="en_US"/>
         </w:rPr>
+        <w:t>εἰς ἐπίγνωσιν ἀληθείας</w:t>
+      </w:r>
+    </w:p>
+    <w:p>
+      <w:pPr/>
+      <w:r>
+        <w:rPr>
+          <w:lang w:val="en_US" w:bidi="en_US"/>
+        </w:rPr>
+      </w:r>
+      <w:r>
+        <w:rPr>
+          <w:b/>
+          <w:lang w:val="en_US" w:bidi="en_US"/>
+        </w:rPr>
         <w:t>"to knowledge of the truth"</w:t>
       </w:r>
     </w:p>
@@ -28981,6 +33001,21 @@
         <w:rPr>
           <w:lang w:val="en_US" w:bidi="en_US"/>
         </w:rPr>
+      </w:r>
+    </w:p>
+    <w:p>
+      <w:pPr/>
+      <w:r>
+        <w:rPr>
+          <w:lang w:val="en_US" w:bidi="en_US"/>
+        </w:rPr>
+      </w:r>
+      <w:r>
+        <w:rPr>
+          <w:b/>
+          <w:lang w:val="en_US" w:bidi="en_US"/>
+        </w:rPr>
+        <w:t>Ἰάννης καὶ Ἰαμβρῆς ἀντέστησαν Μωϋσεῖ</w:t>
       </w:r>
     </w:p>
     <w:p>
@@ -29148,6 +33183,21 @@
           <w:b/>
           <w:lang w:val="en_US" w:bidi="en_US"/>
         </w:rPr>
+        <w:t>Ἰάννης καὶ Ἰαμβρῆς</w:t>
+      </w:r>
+    </w:p>
+    <w:p>
+      <w:pPr/>
+      <w:r>
+        <w:rPr>
+          <w:lang w:val="en_US" w:bidi="en_US"/>
+        </w:rPr>
+      </w:r>
+      <w:r>
+        <w:rPr>
+          <w:b/>
+          <w:lang w:val="en_US" w:bidi="en_US"/>
+        </w:rPr>
         <w:t>"Jannes and Jambres"</w:t>
       </w:r>
     </w:p>
@@ -29243,6 +33293,21 @@
         <w:rPr>
           <w:lang w:val="en_US" w:bidi="en_US"/>
         </w:rPr>
+      </w:r>
+    </w:p>
+    <w:p>
+      <w:pPr/>
+      <w:r>
+        <w:rPr>
+          <w:lang w:val="en_US" w:bidi="en_US"/>
+        </w:rPr>
+      </w:r>
+      <w:r>
+        <w:rPr>
+          <w:b/>
+          <w:lang w:val="en_US" w:bidi="en_US"/>
+        </w:rPr>
+        <w:t>οὗτοι</w:t>
       </w:r>
     </w:p>
     <w:p>
@@ -29371,6 +33436,21 @@
           <w:b/>
           <w:lang w:val="en_US" w:bidi="en_US"/>
         </w:rPr>
+        <w:t>τῇ ἀληθείᾳ</w:t>
+      </w:r>
+    </w:p>
+    <w:p>
+      <w:pPr/>
+      <w:r>
+        <w:rPr>
+          <w:lang w:val="en_US" w:bidi="en_US"/>
+        </w:rPr>
+      </w:r>
+      <w:r>
+        <w:rPr>
+          <w:b/>
+          <w:lang w:val="en_US" w:bidi="en_US"/>
+        </w:rPr>
         <w:t>"the truth"</w:t>
       </w:r>
     </w:p>
@@ -29467,6 +33547,21 @@
           <w:b/>
           <w:lang w:val="en_US" w:bidi="en_US"/>
         </w:rPr>
+        <w:t>ἄνθρωποι</w:t>
+      </w:r>
+    </w:p>
+    <w:p>
+      <w:pPr/>
+      <w:r>
+        <w:rPr>
+          <w:lang w:val="en_US" w:bidi="en_US"/>
+        </w:rPr>
+      </w:r>
+      <w:r>
+        <w:rPr>
+          <w:b/>
+          <w:lang w:val="en_US" w:bidi="en_US"/>
+        </w:rPr>
         <w:t>"men"</w:t>
       </w:r>
     </w:p>
@@ -29563,6 +33658,21 @@
           <w:b/>
           <w:lang w:val="en_US" w:bidi="en_US"/>
         </w:rPr>
+        <w:t>κατεφθαρμένοι τὸν νοῦν</w:t>
+      </w:r>
+    </w:p>
+    <w:p>
+      <w:pPr/>
+      <w:r>
+        <w:rPr>
+          <w:lang w:val="en_US" w:bidi="en_US"/>
+        </w:rPr>
+      </w:r>
+      <w:r>
+        <w:rPr>
+          <w:b/>
+          <w:lang w:val="en_US" w:bidi="en_US"/>
+        </w:rPr>
         <w:t>"having been corrupted {in} the mind"</w:t>
       </w:r>
     </w:p>
@@ -29646,6 +33756,21 @@
           <w:b/>
           <w:lang w:val="en_US" w:bidi="en_US"/>
         </w:rPr>
+        <w:t>τὸν νοῦν</w:t>
+      </w:r>
+    </w:p>
+    <w:p>
+      <w:pPr/>
+      <w:r>
+        <w:rPr>
+          <w:lang w:val="en_US" w:bidi="en_US"/>
+        </w:rPr>
+      </w:r>
+      <w:r>
+        <w:rPr>
+          <w:b/>
+          <w:lang w:val="en_US" w:bidi="en_US"/>
+        </w:rPr>
         <w:t>"in} the mind"</w:t>
       </w:r>
     </w:p>
@@ -29742,6 +33867,21 @@
           <w:b/>
           <w:lang w:val="en_US" w:bidi="en_US"/>
         </w:rPr>
+        <w:t>ἀδόκιμοι περὶ τὴν πίστιν</w:t>
+      </w:r>
+    </w:p>
+    <w:p>
+      <w:pPr/>
+      <w:r>
+        <w:rPr>
+          <w:lang w:val="en_US" w:bidi="en_US"/>
+        </w:rPr>
+      </w:r>
+      <w:r>
+        <w:rPr>
+          <w:b/>
+          <w:lang w:val="en_US" w:bidi="en_US"/>
+        </w:rPr>
         <w:t>"unapproved concerning the faith"</w:t>
       </w:r>
     </w:p>
@@ -29838,6 +33978,21 @@
           <w:b/>
           <w:lang w:val="en_US" w:bidi="en_US"/>
         </w:rPr>
+        <w:t>περὶ τὴν πίστιν</w:t>
+      </w:r>
+    </w:p>
+    <w:p>
+      <w:pPr/>
+      <w:r>
+        <w:rPr>
+          <w:lang w:val="en_US" w:bidi="en_US"/>
+        </w:rPr>
+      </w:r>
+      <w:r>
+        <w:rPr>
+          <w:b/>
+          <w:lang w:val="en_US" w:bidi="en_US"/>
+        </w:rPr>
         <w:t>"concerning the faith"</w:t>
       </w:r>
     </w:p>
@@ -29960,6 +34115,21 @@
           <w:b/>
           <w:lang w:val="en_US" w:bidi="en_US"/>
         </w:rPr>
+        <w:t>περὶ τὴν πίστιν</w:t>
+      </w:r>
+    </w:p>
+    <w:p>
+      <w:pPr/>
+      <w:r>
+        <w:rPr>
+          <w:lang w:val="en_US" w:bidi="en_US"/>
+        </w:rPr>
+      </w:r>
+      <w:r>
+        <w:rPr>
+          <w:b/>
+          <w:lang w:val="en_US" w:bidi="en_US"/>
+        </w:rPr>
         <w:t>"concerning the faith"</w:t>
       </w:r>
     </w:p>
@@ -30042,6 +34212,21 @@
         <w:rPr>
           <w:lang w:val="en_US" w:bidi="en_US"/>
         </w:rPr>
+      </w:r>
+    </w:p>
+    <w:p>
+      <w:pPr/>
+      <w:r>
+        <w:rPr>
+          <w:lang w:val="en_US" w:bidi="en_US"/>
+        </w:rPr>
+      </w:r>
+      <w:r>
+        <w:rPr>
+          <w:b/>
+          <w:lang w:val="en_US" w:bidi="en_US"/>
+        </w:rPr>
+        <w:t>ἀλλ’</w:t>
       </w:r>
     </w:p>
     <w:p>
@@ -30170,6 +34355,21 @@
           <w:b/>
           <w:lang w:val="en_US" w:bidi="en_US"/>
         </w:rPr>
+        <w:t>οὐ προκόψουσιν ἐπὶ πλεῖον</w:t>
+      </w:r>
+    </w:p>
+    <w:p>
+      <w:pPr/>
+      <w:r>
+        <w:rPr>
+          <w:lang w:val="en_US" w:bidi="en_US"/>
+        </w:rPr>
+      </w:r>
+      <w:r>
+        <w:rPr>
+          <w:b/>
+          <w:lang w:val="en_US" w:bidi="en_US"/>
+        </w:rPr>
         <w:t>"they will not advance further"</w:t>
       </w:r>
     </w:p>
@@ -30266,6 +34466,21 @@
           <w:b/>
           <w:lang w:val="en_US" w:bidi="en_US"/>
         </w:rPr>
+        <w:t>ἡ &amp; ἄνοια αὐτῶν</w:t>
+      </w:r>
+    </w:p>
+    <w:p>
+      <w:pPr/>
+      <w:r>
+        <w:rPr>
+          <w:lang w:val="en_US" w:bidi="en_US"/>
+        </w:rPr>
+      </w:r>
+      <w:r>
+        <w:rPr>
+          <w:b/>
+          <w:lang w:val="en_US" w:bidi="en_US"/>
+        </w:rPr>
         <w:t>"their foolishness"</w:t>
       </w:r>
     </w:p>
@@ -30362,6 +34577,21 @@
           <w:b/>
           <w:lang w:val="en_US" w:bidi="en_US"/>
         </w:rPr>
+        <w:t>πᾶσιν</w:t>
+      </w:r>
+    </w:p>
+    <w:p>
+      <w:pPr/>
+      <w:r>
+        <w:rPr>
+          <w:lang w:val="en_US" w:bidi="en_US"/>
+        </w:rPr>
+      </w:r>
+      <w:r>
+        <w:rPr>
+          <w:b/>
+          <w:lang w:val="en_US" w:bidi="en_US"/>
+        </w:rPr>
         <w:t>"to all"</w:t>
       </w:r>
     </w:p>
@@ -30458,6 +34688,21 @@
           <w:b/>
           <w:lang w:val="en_US" w:bidi="en_US"/>
         </w:rPr>
+        <w:t>πᾶσιν</w:t>
+      </w:r>
+    </w:p>
+    <w:p>
+      <w:pPr/>
+      <w:r>
+        <w:rPr>
+          <w:lang w:val="en_US" w:bidi="en_US"/>
+        </w:rPr>
+      </w:r>
+      <w:r>
+        <w:rPr>
+          <w:b/>
+          <w:lang w:val="en_US" w:bidi="en_US"/>
+        </w:rPr>
         <w:t>"to all"</w:t>
       </w:r>
     </w:p>
@@ -30554,6 +34799,21 @@
           <w:b/>
           <w:lang w:val="en_US" w:bidi="en_US"/>
         </w:rPr>
+        <w:t>ἡ ἐκείνων</w:t>
+      </w:r>
+    </w:p>
+    <w:p>
+      <w:pPr/>
+      <w:r>
+        <w:rPr>
+          <w:lang w:val="en_US" w:bidi="en_US"/>
+        </w:rPr>
+      </w:r>
+      <w:r>
+        <w:rPr>
+          <w:b/>
+          <w:lang w:val="en_US" w:bidi="en_US"/>
+        </w:rPr>
         <w:t>"that of those"</w:t>
       </w:r>
     </w:p>
@@ -30663,6 +34923,21 @@
           <w:b/>
           <w:lang w:val="en_US" w:bidi="en_US"/>
         </w:rPr>
+        <w:t>ἐγένετο</w:t>
+      </w:r>
+    </w:p>
+    <w:p>
+      <w:pPr/>
+      <w:r>
+        <w:rPr>
+          <w:lang w:val="en_US" w:bidi="en_US"/>
+        </w:rPr>
+      </w:r>
+      <w:r>
+        <w:rPr>
+          <w:b/>
+          <w:lang w:val="en_US" w:bidi="en_US"/>
+        </w:rPr>
         <w:t>"became"</w:t>
       </w:r>
     </w:p>
@@ -30732,6 +35007,21 @@
         <w:rPr>
           <w:lang w:val="en_US" w:bidi="en_US"/>
         </w:rPr>
+      </w:r>
+    </w:p>
+    <w:p>
+      <w:pPr/>
+      <w:r>
+        <w:rPr>
+          <w:lang w:val="en_US" w:bidi="en_US"/>
+        </w:rPr>
+      </w:r>
+      <w:r>
+        <w:rPr>
+          <w:b/>
+          <w:lang w:val="en_US" w:bidi="en_US"/>
+        </w:rPr>
+        <w:t>ἐγένετο</w:t>
       </w:r>
     </w:p>
     <w:p>
@@ -30865,6 +35155,21 @@
           <w:b/>
           <w:lang w:val="en_US" w:bidi="en_US"/>
         </w:rPr>
+        <w:t>σὺ δὲ</w:t>
+      </w:r>
+    </w:p>
+    <w:p>
+      <w:pPr/>
+      <w:r>
+        <w:rPr>
+          <w:lang w:val="en_US" w:bidi="en_US"/>
+        </w:rPr>
+      </w:r>
+      <w:r>
+        <w:rPr>
+          <w:b/>
+          <w:lang w:val="en_US" w:bidi="en_US"/>
+        </w:rPr>
         <w:t>"But you"</w:t>
       </w:r>
     </w:p>
@@ -30974,6 +35279,21 @@
           <w:b/>
           <w:lang w:val="en_US" w:bidi="en_US"/>
         </w:rPr>
+        <w:t>σὺ &amp; παρηκολούθησάς</w:t>
+      </w:r>
+    </w:p>
+    <w:p>
+      <w:pPr/>
+      <w:r>
+        <w:rPr>
+          <w:lang w:val="en_US" w:bidi="en_US"/>
+        </w:rPr>
+      </w:r>
+      <w:r>
+        <w:rPr>
+          <w:b/>
+          <w:lang w:val="en_US" w:bidi="en_US"/>
+        </w:rPr>
         <w:t>"you have followed"</w:t>
       </w:r>
     </w:p>
@@ -31070,6 +35390,21 @@
           <w:b/>
           <w:lang w:val="en_US" w:bidi="en_US"/>
         </w:rPr>
+        <w:t>μου τῇ διδασκαλίᾳ, τῇ ἀγωγῇ, τῇ προθέσει, τῇ πίστει, τῇ μακροθυμίᾳ, τῇ ἀγάπῃ, τῇ ὑπομονῇ &amp; τοῖς διωγμοῖς, τοῖς παθήμασιν, οἷά</w:t>
+      </w:r>
+    </w:p>
+    <w:p>
+      <w:pPr/>
+      <w:r>
+        <w:rPr>
+          <w:lang w:val="en_US" w:bidi="en_US"/>
+        </w:rPr>
+      </w:r>
+      <w:r>
+        <w:rPr>
+          <w:b/>
+          <w:lang w:val="en_US" w:bidi="en_US"/>
+        </w:rPr>
         <w:t>"my teaching, conduct, purpose, faith, patience, love, endurance"</w:t>
       </w:r>
       <w:r>
@@ -31166,6 +35501,21 @@
           <w:b/>
           <w:lang w:val="en_US" w:bidi="en_US"/>
         </w:rPr>
+        <w:t>οἷά</w:t>
+      </w:r>
+    </w:p>
+    <w:p>
+      <w:pPr/>
+      <w:r>
+        <w:rPr>
+          <w:lang w:val="en_US" w:bidi="en_US"/>
+        </w:rPr>
+      </w:r>
+      <w:r>
+        <w:rPr>
+          <w:b/>
+          <w:lang w:val="en_US" w:bidi="en_US"/>
+        </w:rPr>
         <w:t>"such as"</w:t>
       </w:r>
     </w:p>
@@ -31301,6 +35651,21 @@
           <w:b/>
           <w:lang w:val="en_US" w:bidi="en_US"/>
         </w:rPr>
+        <w:t>οἵους διωγμοὺς ὑπήνεγκα</w:t>
+      </w:r>
+    </w:p>
+    <w:p>
+      <w:pPr/>
+      <w:r>
+        <w:rPr>
+          <w:lang w:val="en_US" w:bidi="en_US"/>
+        </w:rPr>
+      </w:r>
+      <w:r>
+        <w:rPr>
+          <w:b/>
+          <w:lang w:val="en_US" w:bidi="en_US"/>
+        </w:rPr>
         <w:t>"what kind of persecutions I endured"</w:t>
       </w:r>
     </w:p>
@@ -31397,6 +35762,21 @@
           <w:b/>
           <w:lang w:val="en_US" w:bidi="en_US"/>
         </w:rPr>
+        <w:t>οἵους διωγμοὺς ὑπήνεγκα</w:t>
+      </w:r>
+    </w:p>
+    <w:p>
+      <w:pPr/>
+      <w:r>
+        <w:rPr>
+          <w:lang w:val="en_US" w:bidi="en_US"/>
+        </w:rPr>
+      </w:r>
+      <w:r>
+        <w:rPr>
+          <w:b/>
+          <w:lang w:val="en_US" w:bidi="en_US"/>
+        </w:rPr>
         <w:t>"what kind of persecutions I endured"</w:t>
       </w:r>
     </w:p>
@@ -31493,6 +35873,21 @@
           <w:b/>
           <w:lang w:val="en_US" w:bidi="en_US"/>
         </w:rPr>
+        <w:t>καὶ</w:t>
+      </w:r>
+    </w:p>
+    <w:p>
+      <w:pPr/>
+      <w:r>
+        <w:rPr>
+          <w:lang w:val="en_US" w:bidi="en_US"/>
+        </w:rPr>
+      </w:r>
+      <w:r>
+        <w:rPr>
+          <w:b/>
+          <w:lang w:val="en_US" w:bidi="en_US"/>
+        </w:rPr>
         <w:t>"And"</w:t>
       </w:r>
     </w:p>
@@ -31602,6 +35997,21 @@
           <w:b/>
           <w:lang w:val="en_US" w:bidi="en_US"/>
         </w:rPr>
+        <w:t>καὶ &amp; δὲ</w:t>
+      </w:r>
+    </w:p>
+    <w:p>
+      <w:pPr/>
+      <w:r>
+        <w:rPr>
+          <w:lang w:val="en_US" w:bidi="en_US"/>
+        </w:rPr>
+      </w:r>
+      <w:r>
+        <w:rPr>
+          <w:b/>
+          <w:lang w:val="en_US" w:bidi="en_US"/>
+        </w:rPr>
         <w:t>"But also"</w:t>
       </w:r>
     </w:p>
@@ -31698,6 +36108,21 @@
           <w:b/>
           <w:lang w:val="en_US" w:bidi="en_US"/>
         </w:rPr>
+        <w:t>πάντες &amp; οἱ θέλοντες ζῆν εὐσεβῶς ἐν Χριστῷ Ἰησοῦ διωχθήσονται</w:t>
+      </w:r>
+    </w:p>
+    <w:p>
+      <w:pPr/>
+      <w:r>
+        <w:rPr>
+          <w:lang w:val="en_US" w:bidi="en_US"/>
+        </w:rPr>
+      </w:r>
+      <w:r>
+        <w:rPr>
+          <w:b/>
+          <w:lang w:val="en_US" w:bidi="en_US"/>
+        </w:rPr>
         <w:t>"all the ones wanting to live"</w:t>
       </w:r>
       <w:r>
@@ -31794,6 +36219,21 @@
           <w:b/>
           <w:lang w:val="en_US" w:bidi="en_US"/>
         </w:rPr>
+        <w:t>ἐν Χριστῷ Ἰησοῦ</w:t>
+      </w:r>
+    </w:p>
+    <w:p>
+      <w:pPr/>
+      <w:r>
+        <w:rPr>
+          <w:lang w:val="en_US" w:bidi="en_US"/>
+        </w:rPr>
+      </w:r>
+      <w:r>
+        <w:rPr>
+          <w:b/>
+          <w:lang w:val="en_US" w:bidi="en_US"/>
+        </w:rPr>
         <w:t>"in Christ Jesus"</w:t>
       </w:r>
     </w:p>
@@ -31968,6 +36408,21 @@
           <w:b/>
           <w:lang w:val="en_US" w:bidi="en_US"/>
         </w:rPr>
+        <w:t>δὲ</w:t>
+      </w:r>
+    </w:p>
+    <w:p>
+      <w:pPr/>
+      <w:r>
+        <w:rPr>
+          <w:lang w:val="en_US" w:bidi="en_US"/>
+        </w:rPr>
+      </w:r>
+      <w:r>
+        <w:rPr>
+          <w:b/>
+          <w:lang w:val="en_US" w:bidi="en_US"/>
+        </w:rPr>
         <w:t>"But"</w:t>
       </w:r>
     </w:p>
@@ -32090,6 +36545,21 @@
           <w:b/>
           <w:lang w:val="en_US" w:bidi="en_US"/>
         </w:rPr>
+        <w:t>ἄνθρωποι</w:t>
+      </w:r>
+    </w:p>
+    <w:p>
+      <w:pPr/>
+      <w:r>
+        <w:rPr>
+          <w:lang w:val="en_US" w:bidi="en_US"/>
+        </w:rPr>
+      </w:r>
+      <w:r>
+        <w:rPr>
+          <w:b/>
+          <w:lang w:val="en_US" w:bidi="en_US"/>
+        </w:rPr>
         <w:t>"men"</w:t>
       </w:r>
     </w:p>
@@ -32186,6 +36656,21 @@
           <w:b/>
           <w:lang w:val="en_US" w:bidi="en_US"/>
         </w:rPr>
+        <w:t>πονηροὶ &amp; ἄνθρωποι καὶ γόητες</w:t>
+      </w:r>
+    </w:p>
+    <w:p>
+      <w:pPr/>
+      <w:r>
+        <w:rPr>
+          <w:lang w:val="en_US" w:bidi="en_US"/>
+        </w:rPr>
+      </w:r>
+      <w:r>
+        <w:rPr>
+          <w:b/>
+          <w:lang w:val="en_US" w:bidi="en_US"/>
+        </w:rPr>
         <w:t>"evil men and impostors"</w:t>
       </w:r>
     </w:p>
@@ -32295,6 +36780,21 @@
           <w:b/>
           <w:lang w:val="en_US" w:bidi="en_US"/>
         </w:rPr>
+        <w:t>προκόψουσιν ἐπὶ τὸ χεῖρον</w:t>
+      </w:r>
+    </w:p>
+    <w:p>
+      <w:pPr/>
+      <w:r>
+        <w:rPr>
+          <w:lang w:val="en_US" w:bidi="en_US"/>
+        </w:rPr>
+      </w:r>
+      <w:r>
+        <w:rPr>
+          <w:b/>
+          <w:lang w:val="en_US" w:bidi="en_US"/>
+        </w:rPr>
         <w:t>"will advance to the worse"</w:t>
       </w:r>
     </w:p>
@@ -32430,6 +36930,21 @@
           <w:b/>
           <w:lang w:val="en_US" w:bidi="en_US"/>
         </w:rPr>
+        <w:t>ἐπὶ τὸ χεῖρον</w:t>
+      </w:r>
+    </w:p>
+    <w:p>
+      <w:pPr/>
+      <w:r>
+        <w:rPr>
+          <w:lang w:val="en_US" w:bidi="en_US"/>
+        </w:rPr>
+      </w:r>
+      <w:r>
+        <w:rPr>
+          <w:b/>
+          <w:lang w:val="en_US" w:bidi="en_US"/>
+        </w:rPr>
         <w:t>"to the worse"</w:t>
       </w:r>
     </w:p>
@@ -32526,6 +37041,21 @@
           <w:b/>
           <w:lang w:val="en_US" w:bidi="en_US"/>
         </w:rPr>
+        <w:t>πλανῶντες καὶ πλανώμενοι</w:t>
+      </w:r>
+    </w:p>
+    <w:p>
+      <w:pPr/>
+      <w:r>
+        <w:rPr>
+          <w:lang w:val="en_US" w:bidi="en_US"/>
+        </w:rPr>
+      </w:r>
+      <w:r>
+        <w:rPr>
+          <w:b/>
+          <w:lang w:val="en_US" w:bidi="en_US"/>
+        </w:rPr>
         <w:t>"leading astray and being led astray"</w:t>
       </w:r>
     </w:p>
@@ -32648,6 +37178,21 @@
           <w:b/>
           <w:lang w:val="en_US" w:bidi="en_US"/>
         </w:rPr>
+        <w:t>πλανώμενοι</w:t>
+      </w:r>
+    </w:p>
+    <w:p>
+      <w:pPr/>
+      <w:r>
+        <w:rPr>
+          <w:lang w:val="en_US" w:bidi="en_US"/>
+        </w:rPr>
+      </w:r>
+      <w:r>
+        <w:rPr>
+          <w:b/>
+          <w:lang w:val="en_US" w:bidi="en_US"/>
+        </w:rPr>
         <w:t>"being led astray"</w:t>
       </w:r>
     </w:p>
@@ -32731,6 +37276,21 @@
           <w:b/>
           <w:lang w:val="en_US" w:bidi="en_US"/>
         </w:rPr>
+        <w:t>σὺ δὲ</w:t>
+      </w:r>
+    </w:p>
+    <w:p>
+      <w:pPr/>
+      <w:r>
+        <w:rPr>
+          <w:lang w:val="en_US" w:bidi="en_US"/>
+        </w:rPr>
+      </w:r>
+      <w:r>
+        <w:rPr>
+          <w:b/>
+          <w:lang w:val="en_US" w:bidi="en_US"/>
+        </w:rPr>
         <w:t>"But you"</w:t>
       </w:r>
     </w:p>
@@ -32827,6 +37387,21 @@
           <w:b/>
           <w:lang w:val="en_US" w:bidi="en_US"/>
         </w:rPr>
+        <w:t>μένε ἐν οἷς ἔμαθες καὶ ἐπιστώθης, εἰδὼς παρὰ τίνων ἔμαθες</w:t>
+      </w:r>
+    </w:p>
+    <w:p>
+      <w:pPr/>
+      <w:r>
+        <w:rPr>
+          <w:lang w:val="en_US" w:bidi="en_US"/>
+        </w:rPr>
+      </w:r>
+      <w:r>
+        <w:rPr>
+          <w:b/>
+          <w:lang w:val="en_US" w:bidi="en_US"/>
+        </w:rPr>
         <w:t>"remain in what you learned and were convinced of, knowing from whom you learned"</w:t>
       </w:r>
     </w:p>
@@ -32910,6 +37485,21 @@
           <w:b/>
           <w:lang w:val="en_US" w:bidi="en_US"/>
         </w:rPr>
+        <w:t>μένε ἐν</w:t>
+      </w:r>
+    </w:p>
+    <w:p>
+      <w:pPr/>
+      <w:r>
+        <w:rPr>
+          <w:lang w:val="en_US" w:bidi="en_US"/>
+        </w:rPr>
+      </w:r>
+      <w:r>
+        <w:rPr>
+          <w:b/>
+          <w:lang w:val="en_US" w:bidi="en_US"/>
+        </w:rPr>
         <w:t>"remain in"</w:t>
       </w:r>
     </w:p>
@@ -33032,6 +37622,21 @@
           <w:b/>
           <w:lang w:val="en_US" w:bidi="en_US"/>
         </w:rPr>
+        <w:t>ἐπιστώθης</w:t>
+      </w:r>
+    </w:p>
+    <w:p>
+      <w:pPr/>
+      <w:r>
+        <w:rPr>
+          <w:lang w:val="en_US" w:bidi="en_US"/>
+        </w:rPr>
+      </w:r>
+      <w:r>
+        <w:rPr>
+          <w:b/>
+          <w:lang w:val="en_US" w:bidi="en_US"/>
+        </w:rPr>
         <w:t>"were convinced of"</w:t>
       </w:r>
     </w:p>
@@ -33115,6 +37720,21 @@
           <w:b/>
           <w:lang w:val="en_US" w:bidi="en_US"/>
         </w:rPr>
+        <w:t>εἰδὼς παρὰ τίνων ἔμαθες</w:t>
+      </w:r>
+    </w:p>
+    <w:p>
+      <w:pPr/>
+      <w:r>
+        <w:rPr>
+          <w:lang w:val="en_US" w:bidi="en_US"/>
+        </w:rPr>
+      </w:r>
+      <w:r>
+        <w:rPr>
+          <w:b/>
+          <w:lang w:val="en_US" w:bidi="en_US"/>
+        </w:rPr>
         <w:t>"knowing from whom you learned"</w:t>
       </w:r>
     </w:p>
@@ -33198,6 +37818,21 @@
           <w:b/>
           <w:lang w:val="en_US" w:bidi="en_US"/>
         </w:rPr>
+        <w:t>ἀπὸ βρέφους</w:t>
+      </w:r>
+    </w:p>
+    <w:p>
+      <w:pPr/>
+      <w:r>
+        <w:rPr>
+          <w:lang w:val="en_US" w:bidi="en_US"/>
+        </w:rPr>
+      </w:r>
+      <w:r>
+        <w:rPr>
+          <w:b/>
+          <w:lang w:val="en_US" w:bidi="en_US"/>
+        </w:rPr>
         <w:t>"from infancy"</w:t>
       </w:r>
     </w:p>
@@ -33294,6 +37929,21 @@
           <w:b/>
           <w:lang w:val="en_US" w:bidi="en_US"/>
         </w:rPr>
+        <w:t>εἰς σωτηρίαν διὰ πίστεως τῆς ἐν Χριστῷ Ἰησοῦ</w:t>
+      </w:r>
+    </w:p>
+    <w:p>
+      <w:pPr/>
+      <w:r>
+        <w:rPr>
+          <w:lang w:val="en_US" w:bidi="en_US"/>
+        </w:rPr>
+      </w:r>
+      <w:r>
+        <w:rPr>
+          <w:b/>
+          <w:lang w:val="en_US" w:bidi="en_US"/>
+        </w:rPr>
         <w:t>"for salvation through faith {that is} in Christ Jesus"</w:t>
       </w:r>
     </w:p>
@@ -33403,6 +38053,21 @@
           <w:b/>
           <w:lang w:val="en_US" w:bidi="en_US"/>
         </w:rPr>
+        <w:t>τῆς ἐν Χριστῷ Ἰησοῦ</w:t>
+      </w:r>
+    </w:p>
+    <w:p>
+      <w:pPr/>
+      <w:r>
+        <w:rPr>
+          <w:lang w:val="en_US" w:bidi="en_US"/>
+        </w:rPr>
+      </w:r>
+      <w:r>
+        <w:rPr>
+          <w:b/>
+          <w:lang w:val="en_US" w:bidi="en_US"/>
+        </w:rPr>
         <w:t>"that is} in Christ Jesus"</w:t>
       </w:r>
     </w:p>
@@ -33564,6 +38229,21 @@
           <w:b/>
           <w:lang w:val="en_US" w:bidi="en_US"/>
         </w:rPr>
+        <w:t>πᾶσα Γραφὴ θεόπνευστος καὶ ὠφέλιμος</w:t>
+      </w:r>
+    </w:p>
+    <w:p>
+      <w:pPr/>
+      <w:r>
+        <w:rPr>
+          <w:lang w:val="en_US" w:bidi="en_US"/>
+        </w:rPr>
+      </w:r>
+      <w:r>
+        <w:rPr>
+          <w:b/>
+          <w:lang w:val="en_US" w:bidi="en_US"/>
+        </w:rPr>
         <w:t>"All Scripture {is} God-breathed and {is} profitable"</w:t>
       </w:r>
     </w:p>
@@ -33647,6 +38327,21 @@
           <w:b/>
           <w:lang w:val="en_US" w:bidi="en_US"/>
         </w:rPr>
+        <w:t>πᾶσα Γραφὴ θεόπνευστος καὶ</w:t>
+      </w:r>
+    </w:p>
+    <w:p>
+      <w:pPr/>
+      <w:r>
+        <w:rPr>
+          <w:lang w:val="en_US" w:bidi="en_US"/>
+        </w:rPr>
+      </w:r>
+      <w:r>
+        <w:rPr>
+          <w:b/>
+          <w:lang w:val="en_US" w:bidi="en_US"/>
+        </w:rPr>
         <w:t>"All Scripture {is} God-breathed and"</w:t>
       </w:r>
     </w:p>
@@ -33782,6 +38477,21 @@
           <w:b/>
           <w:lang w:val="en_US" w:bidi="en_US"/>
         </w:rPr>
+        <w:t>πᾶσα Γραφὴ</w:t>
+      </w:r>
+    </w:p>
+    <w:p>
+      <w:pPr/>
+      <w:r>
+        <w:rPr>
+          <w:lang w:val="en_US" w:bidi="en_US"/>
+        </w:rPr>
+      </w:r>
+      <w:r>
+        <w:rPr>
+          <w:b/>
+          <w:lang w:val="en_US" w:bidi="en_US"/>
+        </w:rPr>
         <w:t>"All Scripture"</w:t>
       </w:r>
     </w:p>
@@ -33891,6 +38601,21 @@
           <w:b/>
           <w:lang w:val="en_US" w:bidi="en_US"/>
         </w:rPr>
+        <w:t>ὠφέλιμος</w:t>
+      </w:r>
+    </w:p>
+    <w:p>
+      <w:pPr/>
+      <w:r>
+        <w:rPr>
+          <w:lang w:val="en_US" w:bidi="en_US"/>
+        </w:rPr>
+      </w:r>
+      <w:r>
+        <w:rPr>
+          <w:b/>
+          <w:lang w:val="en_US" w:bidi="en_US"/>
+        </w:rPr>
         <w:t>"is} profitable"</w:t>
       </w:r>
     </w:p>
@@ -33987,6 +38712,21 @@
           <w:b/>
           <w:lang w:val="en_US" w:bidi="en_US"/>
         </w:rPr>
+        <w:t>πρὸς διδασκαλίαν, πρὸς ἐλεγμόν, πρὸς ἐπανόρθωσιν, πρὸς παιδείαν τὴν ἐν δικαιοσύνῃ</w:t>
+      </w:r>
+    </w:p>
+    <w:p>
+      <w:pPr/>
+      <w:r>
+        <w:rPr>
+          <w:lang w:val="en_US" w:bidi="en_US"/>
+        </w:rPr>
+      </w:r>
+      <w:r>
+        <w:rPr>
+          <w:b/>
+          <w:lang w:val="en_US" w:bidi="en_US"/>
+        </w:rPr>
         <w:t>"for teaching, for reproof, for correction, for training in righteousness"</w:t>
       </w:r>
     </w:p>
@@ -34070,6 +38810,21 @@
           <w:b/>
           <w:lang w:val="en_US" w:bidi="en_US"/>
         </w:rPr>
+        <w:t>ἵνα</w:t>
+      </w:r>
+    </w:p>
+    <w:p>
+      <w:pPr/>
+      <w:r>
+        <w:rPr>
+          <w:lang w:val="en_US" w:bidi="en_US"/>
+        </w:rPr>
+      </w:r>
+      <w:r>
+        <w:rPr>
+          <w:b/>
+          <w:lang w:val="en_US" w:bidi="en_US"/>
+        </w:rPr>
         <w:t>"so that"</w:t>
       </w:r>
     </w:p>
@@ -34166,6 +38921,21 @@
           <w:b/>
           <w:lang w:val="en_US" w:bidi="en_US"/>
         </w:rPr>
+        <w:t>ὁ τοῦ Θεοῦ ἄνθρωπος</w:t>
+      </w:r>
+    </w:p>
+    <w:p>
+      <w:pPr/>
+      <w:r>
+        <w:rPr>
+          <w:lang w:val="en_US" w:bidi="en_US"/>
+        </w:rPr>
+      </w:r>
+      <w:r>
+        <w:rPr>
+          <w:b/>
+          <w:lang w:val="en_US" w:bidi="en_US"/>
+        </w:rPr>
         <w:t>"the man of God"</w:t>
       </w:r>
     </w:p>
@@ -34275,6 +39045,21 @@
           <w:b/>
           <w:lang w:val="en_US" w:bidi="en_US"/>
         </w:rPr>
+        <w:t>ὁ τοῦ Θεοῦ ἄνθρωπος</w:t>
+      </w:r>
+    </w:p>
+    <w:p>
+      <w:pPr/>
+      <w:r>
+        <w:rPr>
+          <w:lang w:val="en_US" w:bidi="en_US"/>
+        </w:rPr>
+      </w:r>
+      <w:r>
+        <w:rPr>
+          <w:b/>
+          <w:lang w:val="en_US" w:bidi="en_US"/>
+        </w:rPr>
         <w:t>"the man of God"</w:t>
       </w:r>
     </w:p>
@@ -34371,6 +39156,21 @@
           <w:b/>
           <w:lang w:val="en_US" w:bidi="en_US"/>
         </w:rPr>
+        <w:t>ὁ τοῦ Θεοῦ ἄνθρωπος</w:t>
+      </w:r>
+    </w:p>
+    <w:p>
+      <w:pPr/>
+      <w:r>
+        <w:rPr>
+          <w:lang w:val="en_US" w:bidi="en_US"/>
+        </w:rPr>
+      </w:r>
+      <w:r>
+        <w:rPr>
+          <w:b/>
+          <w:lang w:val="en_US" w:bidi="en_US"/>
+        </w:rPr>
         <w:t>"the man of God"</w:t>
       </w:r>
     </w:p>
@@ -34467,6 +39267,21 @@
           <w:b/>
           <w:lang w:val="en_US" w:bidi="en_US"/>
         </w:rPr>
+        <w:t>ἄρτιος &amp; πρὸς πᾶν ἔργον ἀγαθὸν ἐξηρτισμένος</w:t>
+      </w:r>
+    </w:p>
+    <w:p>
+      <w:pPr/>
+      <w:r>
+        <w:rPr>
+          <w:lang w:val="en_US" w:bidi="en_US"/>
+        </w:rPr>
+      </w:r>
+      <w:r>
+        <w:rPr>
+          <w:b/>
+          <w:lang w:val="en_US" w:bidi="en_US"/>
+        </w:rPr>
         <w:t>"complete, having been equipped for every good work"</w:t>
       </w:r>
     </w:p>
@@ -34576,6 +39391,21 @@
           <w:b/>
           <w:lang w:val="en_US" w:bidi="en_US"/>
         </w:rPr>
+        <w:t>ἐξηρτισμένος</w:t>
+      </w:r>
+    </w:p>
+    <w:p>
+      <w:pPr/>
+      <w:r>
+        <w:rPr>
+          <w:lang w:val="en_US" w:bidi="en_US"/>
+        </w:rPr>
+      </w:r>
+      <w:r>
+        <w:rPr>
+          <w:b/>
+          <w:lang w:val="en_US" w:bidi="en_US"/>
+        </w:rPr>
         <w:t>"having been equipped"</w:t>
       </w:r>
     </w:p>
@@ -34794,6 +39624,21 @@
           <w:b/>
           <w:lang w:val="en_US" w:bidi="en_US"/>
         </w:rPr>
+        <w:t>ζῶντας καὶ νεκρούς</w:t>
+      </w:r>
+    </w:p>
+    <w:p>
+      <w:pPr/>
+      <w:r>
+        <w:rPr>
+          <w:lang w:val="en_US" w:bidi="en_US"/>
+        </w:rPr>
+      </w:r>
+      <w:r>
+        <w:rPr>
+          <w:b/>
+          <w:lang w:val="en_US" w:bidi="en_US"/>
+        </w:rPr>
         <w:t>"living and dead"</w:t>
       </w:r>
     </w:p>
@@ -34903,6 +39748,21 @@
           <w:b/>
           <w:lang w:val="en_US" w:bidi="en_US"/>
         </w:rPr>
+        <w:t>καὶ τὴν ἐπιφάνειαν αὐτοῦ</w:t>
+      </w:r>
+    </w:p>
+    <w:p>
+      <w:pPr/>
+      <w:r>
+        <w:rPr>
+          <w:lang w:val="en_US" w:bidi="en_US"/>
+        </w:rPr>
+      </w:r>
+      <w:r>
+        <w:rPr>
+          <w:b/>
+          <w:lang w:val="en_US" w:bidi="en_US"/>
+        </w:rPr>
         <w:t>"and by his appearing"</w:t>
       </w:r>
     </w:p>
@@ -34999,6 +39859,21 @@
           <w:b/>
           <w:lang w:val="en_US" w:bidi="en_US"/>
         </w:rPr>
+        <w:t>τὴν ἐπιφάνειαν αὐτοῦ</w:t>
+      </w:r>
+    </w:p>
+    <w:p>
+      <w:pPr/>
+      <w:r>
+        <w:rPr>
+          <w:lang w:val="en_US" w:bidi="en_US"/>
+        </w:rPr>
+      </w:r>
+      <w:r>
+        <w:rPr>
+          <w:b/>
+          <w:lang w:val="en_US" w:bidi="en_US"/>
+        </w:rPr>
         <w:t>"by his appearing"</w:t>
       </w:r>
     </w:p>
@@ -35108,6 +39983,21 @@
           <w:b/>
           <w:lang w:val="en_US" w:bidi="en_US"/>
         </w:rPr>
+        <w:t>τὸν λόγον</w:t>
+      </w:r>
+    </w:p>
+    <w:p>
+      <w:pPr/>
+      <w:r>
+        <w:rPr>
+          <w:lang w:val="en_US" w:bidi="en_US"/>
+        </w:rPr>
+      </w:r>
+      <w:r>
+        <w:rPr>
+          <w:b/>
+          <w:lang w:val="en_US" w:bidi="en_US"/>
+        </w:rPr>
         <w:t>"the word"</w:t>
       </w:r>
     </w:p>
@@ -35204,6 +40094,21 @@
           <w:b/>
           <w:lang w:val="en_US" w:bidi="en_US"/>
         </w:rPr>
+        <w:t>ἐπίστηθι</w:t>
+      </w:r>
+    </w:p>
+    <w:p>
+      <w:pPr/>
+      <w:r>
+        <w:rPr>
+          <w:lang w:val="en_US" w:bidi="en_US"/>
+        </w:rPr>
+      </w:r>
+      <w:r>
+        <w:rPr>
+          <w:b/>
+          <w:lang w:val="en_US" w:bidi="en_US"/>
+        </w:rPr>
         <w:t>"stand by"</w:t>
       </w:r>
     </w:p>
@@ -35300,6 +40205,21 @@
           <w:b/>
           <w:lang w:val="en_US" w:bidi="en_US"/>
         </w:rPr>
+        <w:t>εὐκαίρως, ἀκαίρως</w:t>
+      </w:r>
+    </w:p>
+    <w:p>
+      <w:pPr/>
+      <w:r>
+        <w:rPr>
+          <w:lang w:val="en_US" w:bidi="en_US"/>
+        </w:rPr>
+      </w:r>
+      <w:r>
+        <w:rPr>
+          <w:b/>
+          <w:lang w:val="en_US" w:bidi="en_US"/>
+        </w:rPr>
         <w:t>"opportunely, inopportunely"</w:t>
       </w:r>
     </w:p>
@@ -35383,6 +40303,21 @@
           <w:b/>
           <w:lang w:val="en_US" w:bidi="en_US"/>
         </w:rPr>
+        <w:t>ἐν πάσῃ μακροθυμίᾳ καὶ διδαχῇ</w:t>
+      </w:r>
+    </w:p>
+    <w:p>
+      <w:pPr/>
+      <w:r>
+        <w:rPr>
+          <w:lang w:val="en_US" w:bidi="en_US"/>
+        </w:rPr>
+      </w:r>
+      <w:r>
+        <w:rPr>
+          <w:b/>
+          <w:lang w:val="en_US" w:bidi="en_US"/>
+        </w:rPr>
         <w:t>"with all patience and teaching"</w:t>
       </w:r>
     </w:p>
@@ -35505,6 +40440,21 @@
           <w:b/>
           <w:lang w:val="en_US" w:bidi="en_US"/>
         </w:rPr>
+        <w:t>ἐν πάσῃ μακροθυμίᾳ καὶ διδαχῇ</w:t>
+      </w:r>
+    </w:p>
+    <w:p>
+      <w:pPr/>
+      <w:r>
+        <w:rPr>
+          <w:lang w:val="en_US" w:bidi="en_US"/>
+        </w:rPr>
+      </w:r>
+      <w:r>
+        <w:rPr>
+          <w:b/>
+          <w:lang w:val="en_US" w:bidi="en_US"/>
+        </w:rPr>
         <w:t>"with all patience and teaching"</w:t>
       </w:r>
     </w:p>
@@ -35614,6 +40564,21 @@
           <w:b/>
           <w:lang w:val="en_US" w:bidi="en_US"/>
         </w:rPr>
+        <w:t>γὰρ</w:t>
+      </w:r>
+    </w:p>
+    <w:p>
+      <w:pPr/>
+      <w:r>
+        <w:rPr>
+          <w:lang w:val="en_US" w:bidi="en_US"/>
+        </w:rPr>
+      </w:r>
+      <w:r>
+        <w:rPr>
+          <w:b/>
+          <w:lang w:val="en_US" w:bidi="en_US"/>
+        </w:rPr>
         <w:t>"For"</w:t>
       </w:r>
     </w:p>
@@ -35723,6 +40688,21 @@
           <w:b/>
           <w:lang w:val="en_US" w:bidi="en_US"/>
         </w:rPr>
+        <w:t>ἔσται &amp; καιρὸς ὅτε</w:t>
+      </w:r>
+    </w:p>
+    <w:p>
+      <w:pPr/>
+      <w:r>
+        <w:rPr>
+          <w:lang w:val="en_US" w:bidi="en_US"/>
+        </w:rPr>
+      </w:r>
+      <w:r>
+        <w:rPr>
+          <w:b/>
+          <w:lang w:val="en_US" w:bidi="en_US"/>
+        </w:rPr>
         <w:t>"there will be a time when"</w:t>
       </w:r>
     </w:p>
@@ -35786,6 +40766,21 @@
           <w:b/>
           <w:lang w:val="en_US" w:bidi="en_US"/>
         </w:rPr>
+        <w:t>οὐκ ἀνέξονται</w:t>
+      </w:r>
+    </w:p>
+    <w:p>
+      <w:pPr/>
+      <w:r>
+        <w:rPr>
+          <w:lang w:val="en_US" w:bidi="en_US"/>
+        </w:rPr>
+      </w:r>
+      <w:r>
+        <w:rPr>
+          <w:b/>
+          <w:lang w:val="en_US" w:bidi="en_US"/>
+        </w:rPr>
         <w:t>"they will not bear with"</w:t>
       </w:r>
     </w:p>
@@ -35882,6 +40877,21 @@
           <w:b/>
           <w:lang w:val="en_US" w:bidi="en_US"/>
         </w:rPr>
+        <w:t>οὐκ ἀνέξονται</w:t>
+      </w:r>
+    </w:p>
+    <w:p>
+      <w:pPr/>
+      <w:r>
+        <w:rPr>
+          <w:lang w:val="en_US" w:bidi="en_US"/>
+        </w:rPr>
+      </w:r>
+      <w:r>
+        <w:rPr>
+          <w:b/>
+          <w:lang w:val="en_US" w:bidi="en_US"/>
+        </w:rPr>
         <w:t>"they will not bear with"</w:t>
       </w:r>
     </w:p>
@@ -35991,6 +41001,21 @@
           <w:b/>
           <w:lang w:val="en_US" w:bidi="en_US"/>
         </w:rPr>
+        <w:t>τῆς ὑγιαινούσης διδασκαλίας</w:t>
+      </w:r>
+    </w:p>
+    <w:p>
+      <w:pPr/>
+      <w:r>
+        <w:rPr>
+          <w:lang w:val="en_US" w:bidi="en_US"/>
+        </w:rPr>
+      </w:r>
+      <w:r>
+        <w:rPr>
+          <w:b/>
+          <w:lang w:val="en_US" w:bidi="en_US"/>
+        </w:rPr>
         <w:t>"the healthy teaching"</w:t>
       </w:r>
     </w:p>
@@ -36113,6 +41138,21 @@
           <w:b/>
           <w:lang w:val="en_US" w:bidi="en_US"/>
         </w:rPr>
+        <w:t>κατὰ τὰς ἰδίας ἐπιθυμίας, ἑαυτοῖς ἐπισωρεύσουσιν διδασκάλους</w:t>
+      </w:r>
+    </w:p>
+    <w:p>
+      <w:pPr/>
+      <w:r>
+        <w:rPr>
+          <w:lang w:val="en_US" w:bidi="en_US"/>
+        </w:rPr>
+      </w:r>
+      <w:r>
+        <w:rPr>
+          <w:b/>
+          <w:lang w:val="en_US" w:bidi="en_US"/>
+        </w:rPr>
         <w:t>"they will heap up for themselves teachers according to their own desires"</w:t>
       </w:r>
     </w:p>
@@ -36235,6 +41275,21 @@
           <w:b/>
           <w:lang w:val="en_US" w:bidi="en_US"/>
         </w:rPr>
+        <w:t>ἑαυτοῖς ἐπισωρεύσουσιν διδασκάλους</w:t>
+      </w:r>
+    </w:p>
+    <w:p>
+      <w:pPr/>
+      <w:r>
+        <w:rPr>
+          <w:lang w:val="en_US" w:bidi="en_US"/>
+        </w:rPr>
+      </w:r>
+      <w:r>
+        <w:rPr>
+          <w:b/>
+          <w:lang w:val="en_US" w:bidi="en_US"/>
+        </w:rPr>
         <w:t>"they will heap up for themselves teachers"</w:t>
       </w:r>
     </w:p>
@@ -36344,6 +41399,21 @@
           <w:b/>
           <w:lang w:val="en_US" w:bidi="en_US"/>
         </w:rPr>
+        <w:t>κνηθόμενοι τὴν ἀκοήν</w:t>
+      </w:r>
+    </w:p>
+    <w:p>
+      <w:pPr/>
+      <w:r>
+        <w:rPr>
+          <w:lang w:val="en_US" w:bidi="en_US"/>
+        </w:rPr>
+      </w:r>
+      <w:r>
+        <w:rPr>
+          <w:b/>
+          <w:lang w:val="en_US" w:bidi="en_US"/>
+        </w:rPr>
         <w:t>"itching {in} the ear"</w:t>
       </w:r>
     </w:p>
@@ -36453,6 +41523,21 @@
           <w:b/>
           <w:lang w:val="en_US" w:bidi="en_US"/>
         </w:rPr>
+        <w:t>τὴν ἀκοήν</w:t>
+      </w:r>
+    </w:p>
+    <w:p>
+      <w:pPr/>
+      <w:r>
+        <w:rPr>
+          <w:lang w:val="en_US" w:bidi="en_US"/>
+        </w:rPr>
+      </w:r>
+      <w:r>
+        <w:rPr>
+          <w:b/>
+          <w:lang w:val="en_US" w:bidi="en_US"/>
+        </w:rPr>
         <w:t>"in} the ear"</w:t>
       </w:r>
     </w:p>
@@ -36549,6 +41634,21 @@
           <w:b/>
           <w:lang w:val="en_US" w:bidi="en_US"/>
         </w:rPr>
+        <w:t>ἀπὸ μὲν τῆς ἀληθείας τὴν ἀκοὴν ἀποστρέψουσιν</w:t>
+      </w:r>
+    </w:p>
+    <w:p>
+      <w:pPr/>
+      <w:r>
+        <w:rPr>
+          <w:lang w:val="en_US" w:bidi="en_US"/>
+        </w:rPr>
+      </w:r>
+      <w:r>
+        <w:rPr>
+          <w:b/>
+          <w:lang w:val="en_US" w:bidi="en_US"/>
+        </w:rPr>
         <w:t>"they will turn the ear away from the truth"</w:t>
       </w:r>
     </w:p>
@@ -36632,6 +41732,21 @@
           <w:b/>
           <w:lang w:val="en_US" w:bidi="en_US"/>
         </w:rPr>
+        <w:t>τὴν ἀκοὴν</w:t>
+      </w:r>
+    </w:p>
+    <w:p>
+      <w:pPr/>
+      <w:r>
+        <w:rPr>
+          <w:lang w:val="en_US" w:bidi="en_US"/>
+        </w:rPr>
+      </w:r>
+      <w:r>
+        <w:rPr>
+          <w:b/>
+          <w:lang w:val="en_US" w:bidi="en_US"/>
+        </w:rPr>
         <w:t>"the ear"</w:t>
       </w:r>
     </w:p>
@@ -36728,6 +41843,21 @@
           <w:b/>
           <w:lang w:val="en_US" w:bidi="en_US"/>
         </w:rPr>
+        <w:t>τῆς ἀληθείας</w:t>
+      </w:r>
+    </w:p>
+    <w:p>
+      <w:pPr/>
+      <w:r>
+        <w:rPr>
+          <w:lang w:val="en_US" w:bidi="en_US"/>
+        </w:rPr>
+      </w:r>
+      <w:r>
+        <w:rPr>
+          <w:b/>
+          <w:lang w:val="en_US" w:bidi="en_US"/>
+        </w:rPr>
         <w:t>"the truth"</w:t>
       </w:r>
     </w:p>
@@ -36824,6 +41954,21 @@
           <w:b/>
           <w:lang w:val="en_US" w:bidi="en_US"/>
         </w:rPr>
+        <w:t>ἐπὶ &amp; ἐκτραπήσονται</w:t>
+      </w:r>
+    </w:p>
+    <w:p>
+      <w:pPr/>
+      <w:r>
+        <w:rPr>
+          <w:lang w:val="en_US" w:bidi="en_US"/>
+        </w:rPr>
+      </w:r>
+      <w:r>
+        <w:rPr>
+          <w:b/>
+          <w:lang w:val="en_US" w:bidi="en_US"/>
+        </w:rPr>
         <w:t>"be turned away to"</w:t>
       </w:r>
     </w:p>
@@ -36907,6 +42052,21 @@
           <w:b/>
           <w:lang w:val="en_US" w:bidi="en_US"/>
         </w:rPr>
+        <w:t>ἐπὶ &amp; ἐκτραπήσονται</w:t>
+      </w:r>
+    </w:p>
+    <w:p>
+      <w:pPr/>
+      <w:r>
+        <w:rPr>
+          <w:lang w:val="en_US" w:bidi="en_US"/>
+        </w:rPr>
+      </w:r>
+      <w:r>
+        <w:rPr>
+          <w:b/>
+          <w:lang w:val="en_US" w:bidi="en_US"/>
+        </w:rPr>
         <w:t>"be turned away to"</w:t>
       </w:r>
     </w:p>
@@ -37003,6 +42163,21 @@
           <w:b/>
           <w:lang w:val="en_US" w:bidi="en_US"/>
         </w:rPr>
+        <w:t>τοὺς μύθους</w:t>
+      </w:r>
+    </w:p>
+    <w:p>
+      <w:pPr/>
+      <w:r>
+        <w:rPr>
+          <w:lang w:val="en_US" w:bidi="en_US"/>
+        </w:rPr>
+      </w:r>
+      <w:r>
+        <w:rPr>
+          <w:b/>
+          <w:lang w:val="en_US" w:bidi="en_US"/>
+        </w:rPr>
         <w:t>"the myths"</w:t>
       </w:r>
     </w:p>
@@ -37099,6 +42274,21 @@
           <w:b/>
           <w:lang w:val="en_US" w:bidi="en_US"/>
         </w:rPr>
+        <w:t>σὺ δὲ</w:t>
+      </w:r>
+    </w:p>
+    <w:p>
+      <w:pPr/>
+      <w:r>
+        <w:rPr>
+          <w:lang w:val="en_US" w:bidi="en_US"/>
+        </w:rPr>
+      </w:r>
+      <w:r>
+        <w:rPr>
+          <w:b/>
+          <w:lang w:val="en_US" w:bidi="en_US"/>
+        </w:rPr>
         <w:t>"But you"</w:t>
       </w:r>
     </w:p>
@@ -37181,6 +42371,21 @@
         <w:rPr>
           <w:lang w:val="en_US" w:bidi="en_US"/>
         </w:rPr>
+      </w:r>
+    </w:p>
+    <w:p>
+      <w:pPr/>
+      <w:r>
+        <w:rPr>
+          <w:lang w:val="en_US" w:bidi="en_US"/>
+        </w:rPr>
+      </w:r>
+      <w:r>
+        <w:rPr>
+          <w:b/>
+          <w:lang w:val="en_US" w:bidi="en_US"/>
+        </w:rPr>
+        <w:t>νῆφε</w:t>
       </w:r>
     </w:p>
     <w:p>
@@ -37309,6 +42514,21 @@
           <w:b/>
           <w:lang w:val="en_US" w:bidi="en_US"/>
         </w:rPr>
+        <w:t>ἐν πᾶσιν</w:t>
+      </w:r>
+    </w:p>
+    <w:p>
+      <w:pPr/>
+      <w:r>
+        <w:rPr>
+          <w:lang w:val="en_US" w:bidi="en_US"/>
+        </w:rPr>
+      </w:r>
+      <w:r>
+        <w:rPr>
+          <w:b/>
+          <w:lang w:val="en_US" w:bidi="en_US"/>
+        </w:rPr>
         <w:t>"in all things"</w:t>
       </w:r>
     </w:p>
@@ -37372,6 +42592,21 @@
           <w:b/>
           <w:lang w:val="en_US" w:bidi="en_US"/>
         </w:rPr>
+        <w:t>κακοπάθησον</w:t>
+      </w:r>
+    </w:p>
+    <w:p>
+      <w:pPr/>
+      <w:r>
+        <w:rPr>
+          <w:lang w:val="en_US" w:bidi="en_US"/>
+        </w:rPr>
+      </w:r>
+      <w:r>
+        <w:rPr>
+          <w:b/>
+          <w:lang w:val="en_US" w:bidi="en_US"/>
+        </w:rPr>
         <w:t>"Suffer hardship"</w:t>
       </w:r>
     </w:p>
@@ -37468,6 +42703,21 @@
           <w:b/>
           <w:lang w:val="en_US" w:bidi="en_US"/>
         </w:rPr>
+        <w:t>ἔργον &amp; εὐαγγελιστοῦ</w:t>
+      </w:r>
+    </w:p>
+    <w:p>
+      <w:pPr/>
+      <w:r>
+        <w:rPr>
+          <w:lang w:val="en_US" w:bidi="en_US"/>
+        </w:rPr>
+      </w:r>
+      <w:r>
+        <w:rPr>
+          <w:b/>
+          <w:lang w:val="en_US" w:bidi="en_US"/>
+        </w:rPr>
         <w:t>"the work of an evangelist"</w:t>
       </w:r>
     </w:p>
@@ -37577,6 +42827,21 @@
           <w:b/>
           <w:lang w:val="en_US" w:bidi="en_US"/>
         </w:rPr>
+        <w:t>τὴν διακονίαν σου πληροφόρησον</w:t>
+      </w:r>
+    </w:p>
+    <w:p>
+      <w:pPr/>
+      <w:r>
+        <w:rPr>
+          <w:lang w:val="en_US" w:bidi="en_US"/>
+        </w:rPr>
+      </w:r>
+      <w:r>
+        <w:rPr>
+          <w:b/>
+          <w:lang w:val="en_US" w:bidi="en_US"/>
+        </w:rPr>
         <w:t>"Fulfill your service"</w:t>
       </w:r>
     </w:p>
@@ -37673,6 +42938,21 @@
           <w:b/>
           <w:lang w:val="en_US" w:bidi="en_US"/>
         </w:rPr>
+        <w:t>γὰρ</w:t>
+      </w:r>
+    </w:p>
+    <w:p>
+      <w:pPr/>
+      <w:r>
+        <w:rPr>
+          <w:lang w:val="en_US" w:bidi="en_US"/>
+        </w:rPr>
+      </w:r>
+      <w:r>
+        <w:rPr>
+          <w:b/>
+          <w:lang w:val="en_US" w:bidi="en_US"/>
+        </w:rPr>
         <w:t>"For"</w:t>
       </w:r>
     </w:p>
@@ -37782,6 +43062,21 @@
           <w:b/>
           <w:lang w:val="en_US" w:bidi="en_US"/>
         </w:rPr>
+        <w:t>ἐγὼ &amp; ἤδη σπένδομαι</w:t>
+      </w:r>
+    </w:p>
+    <w:p>
+      <w:pPr/>
+      <w:r>
+        <w:rPr>
+          <w:lang w:val="en_US" w:bidi="en_US"/>
+        </w:rPr>
+      </w:r>
+      <w:r>
+        <w:rPr>
+          <w:b/>
+          <w:lang w:val="en_US" w:bidi="en_US"/>
+        </w:rPr>
         <w:t>"I am already being poured out as an offering"</w:t>
       </w:r>
     </w:p>
@@ -37865,6 +43160,21 @@
           <w:b/>
           <w:lang w:val="en_US" w:bidi="en_US"/>
         </w:rPr>
+        <w:t>ἐγὼ &amp; ἤδη σπένδομαι</w:t>
+      </w:r>
+    </w:p>
+    <w:p>
+      <w:pPr/>
+      <w:r>
+        <w:rPr>
+          <w:lang w:val="en_US" w:bidi="en_US"/>
+        </w:rPr>
+      </w:r>
+      <w:r>
+        <w:rPr>
+          <w:b/>
+          <w:lang w:val="en_US" w:bidi="en_US"/>
+        </w:rPr>
         <w:t>"I am already being poured out as an offering"</w:t>
       </w:r>
     </w:p>
@@ -37948,6 +43258,21 @@
           <w:b/>
           <w:lang w:val="en_US" w:bidi="en_US"/>
         </w:rPr>
+        <w:t>τῆς ἀναλύσεώς μου</w:t>
+      </w:r>
+    </w:p>
+    <w:p>
+      <w:pPr/>
+      <w:r>
+        <w:rPr>
+          <w:lang w:val="en_US" w:bidi="en_US"/>
+        </w:rPr>
+      </w:r>
+      <w:r>
+        <w:rPr>
+          <w:b/>
+          <w:lang w:val="en_US" w:bidi="en_US"/>
+        </w:rPr>
         <w:t>"of my departure"</w:t>
       </w:r>
     </w:p>
@@ -38044,6 +43369,21 @@
           <w:b/>
           <w:lang w:val="en_US" w:bidi="en_US"/>
         </w:rPr>
+        <w:t>τὸν καλὸν ἀγῶνα ἠγώνισμαι</w:t>
+      </w:r>
+    </w:p>
+    <w:p>
+      <w:pPr/>
+      <w:r>
+        <w:rPr>
+          <w:lang w:val="en_US" w:bidi="en_US"/>
+        </w:rPr>
+      </w:r>
+      <w:r>
+        <w:rPr>
+          <w:b/>
+          <w:lang w:val="en_US" w:bidi="en_US"/>
+        </w:rPr>
         <w:t>"I have fought the good fight"</w:t>
       </w:r>
     </w:p>
@@ -38140,6 +43480,21 @@
           <w:b/>
           <w:lang w:val="en_US" w:bidi="en_US"/>
         </w:rPr>
+        <w:t>τὸν καλὸν ἀγῶνα</w:t>
+      </w:r>
+    </w:p>
+    <w:p>
+      <w:pPr/>
+      <w:r>
+        <w:rPr>
+          <w:lang w:val="en_US" w:bidi="en_US"/>
+        </w:rPr>
+      </w:r>
+      <w:r>
+        <w:rPr>
+          <w:b/>
+          <w:lang w:val="en_US" w:bidi="en_US"/>
+        </w:rPr>
         <w:t>"the good fight"</w:t>
       </w:r>
     </w:p>
@@ -38249,6 +43604,21 @@
           <w:b/>
           <w:lang w:val="en_US" w:bidi="en_US"/>
         </w:rPr>
+        <w:t>τὸν δρόμον τετέλεκα</w:t>
+      </w:r>
+    </w:p>
+    <w:p>
+      <w:pPr/>
+      <w:r>
+        <w:rPr>
+          <w:lang w:val="en_US" w:bidi="en_US"/>
+        </w:rPr>
+      </w:r>
+      <w:r>
+        <w:rPr>
+          <w:b/>
+          <w:lang w:val="en_US" w:bidi="en_US"/>
+        </w:rPr>
         <w:t>"I have finished the race"</w:t>
       </w:r>
     </w:p>
@@ -38358,6 +43728,21 @@
           <w:b/>
           <w:lang w:val="en_US" w:bidi="en_US"/>
         </w:rPr>
+        <w:t>τὴν πίστιν τετήρηκα</w:t>
+      </w:r>
+    </w:p>
+    <w:p>
+      <w:pPr/>
+      <w:r>
+        <w:rPr>
+          <w:lang w:val="en_US" w:bidi="en_US"/>
+        </w:rPr>
+      </w:r>
+      <w:r>
+        <w:rPr>
+          <w:b/>
+          <w:lang w:val="en_US" w:bidi="en_US"/>
+        </w:rPr>
         <w:t>"I have kept the faith"</w:t>
       </w:r>
     </w:p>
@@ -38480,6 +43865,21 @@
           <w:b/>
           <w:lang w:val="en_US" w:bidi="en_US"/>
         </w:rPr>
+        <w:t>τὴν πίστιν τετήρηκα</w:t>
+      </w:r>
+    </w:p>
+    <w:p>
+      <w:pPr/>
+      <w:r>
+        <w:rPr>
+          <w:lang w:val="en_US" w:bidi="en_US"/>
+        </w:rPr>
+      </w:r>
+      <w:r>
+        <w:rPr>
+          <w:b/>
+          <w:lang w:val="en_US" w:bidi="en_US"/>
+        </w:rPr>
         <w:t>"I have kept the faith"</w:t>
       </w:r>
     </w:p>
@@ -38602,6 +44002,21 @@
           <w:b/>
           <w:lang w:val="en_US" w:bidi="en_US"/>
         </w:rPr>
+        <w:t>τὴν πίστιν</w:t>
+      </w:r>
+    </w:p>
+    <w:p>
+      <w:pPr/>
+      <w:r>
+        <w:rPr>
+          <w:lang w:val="en_US" w:bidi="en_US"/>
+        </w:rPr>
+      </w:r>
+      <w:r>
+        <w:rPr>
+          <w:b/>
+          <w:lang w:val="en_US" w:bidi="en_US"/>
+        </w:rPr>
         <w:t>"the faith"</w:t>
       </w:r>
     </w:p>
@@ -38698,6 +44113,21 @@
           <w:b/>
           <w:lang w:val="en_US" w:bidi="en_US"/>
         </w:rPr>
+        <w:t>λοιπὸν</w:t>
+      </w:r>
+    </w:p>
+    <w:p>
+      <w:pPr/>
+      <w:r>
+        <w:rPr>
+          <w:lang w:val="en_US" w:bidi="en_US"/>
+        </w:rPr>
+      </w:r>
+      <w:r>
+        <w:rPr>
+          <w:b/>
+          <w:lang w:val="en_US" w:bidi="en_US"/>
+        </w:rPr>
         <w:t>"From now on"</w:t>
       </w:r>
     </w:p>
@@ -38794,6 +44224,21 @@
           <w:b/>
           <w:lang w:val="en_US" w:bidi="en_US"/>
         </w:rPr>
+        <w:t>ἀπόκειταί &amp; ὁ τῆς δικαιοσύνης στέφανος</w:t>
+      </w:r>
+    </w:p>
+    <w:p>
+      <w:pPr/>
+      <w:r>
+        <w:rPr>
+          <w:lang w:val="en_US" w:bidi="en_US"/>
+        </w:rPr>
+      </w:r>
+      <w:r>
+        <w:rPr>
+          <w:b/>
+          <w:lang w:val="en_US" w:bidi="en_US"/>
+        </w:rPr>
         <w:t>"the crown of righteousness is reserved"</w:t>
       </w:r>
     </w:p>
@@ -38877,6 +44322,21 @@
           <w:b/>
           <w:lang w:val="en_US" w:bidi="en_US"/>
         </w:rPr>
+        <w:t>ὁ τῆς δικαιοσύνης στέφανος</w:t>
+      </w:r>
+    </w:p>
+    <w:p>
+      <w:pPr/>
+      <w:r>
+        <w:rPr>
+          <w:lang w:val="en_US" w:bidi="en_US"/>
+        </w:rPr>
+      </w:r>
+      <w:r>
+        <w:rPr>
+          <w:b/>
+          <w:lang w:val="en_US" w:bidi="en_US"/>
+        </w:rPr>
         <w:t>"the crown of righteousness"</w:t>
       </w:r>
     </w:p>
@@ -38999,6 +44459,21 @@
           <w:b/>
           <w:lang w:val="en_US" w:bidi="en_US"/>
         </w:rPr>
+        <w:t>ὁ τῆς δικαιοσύνης στέφανος</w:t>
+      </w:r>
+    </w:p>
+    <w:p>
+      <w:pPr/>
+      <w:r>
+        <w:rPr>
+          <w:lang w:val="en_US" w:bidi="en_US"/>
+        </w:rPr>
+      </w:r>
+      <w:r>
+        <w:rPr>
+          <w:b/>
+          <w:lang w:val="en_US" w:bidi="en_US"/>
+        </w:rPr>
         <w:t>"the crown of righteousness"</w:t>
       </w:r>
     </w:p>
@@ -39081,6 +44556,21 @@
         <w:rPr>
           <w:lang w:val="en_US" w:bidi="en_US"/>
         </w:rPr>
+      </w:r>
+    </w:p>
+    <w:p>
+      <w:pPr/>
+      <w:r>
+        <w:rPr>
+          <w:lang w:val="en_US" w:bidi="en_US"/>
+        </w:rPr>
+      </w:r>
+      <w:r>
+        <w:rPr>
+          <w:b/>
+          <w:lang w:val="en_US" w:bidi="en_US"/>
+        </w:rPr>
+        <w:t>ἐν, ἐκείνῃ τῇ ἡμέρᾳ</w:t>
       </w:r>
     </w:p>
     <w:p>
@@ -39196,6 +44686,21 @@
           <w:b/>
           <w:lang w:val="en_US" w:bidi="en_US"/>
         </w:rPr>
+        <w:t>οὐ μόνον δὲ ἐμοὶ, ἀλλὰ καὶ πᾶσιν τοῖς</w:t>
+      </w:r>
+    </w:p>
+    <w:p>
+      <w:pPr/>
+      <w:r>
+        <w:rPr>
+          <w:lang w:val="en_US" w:bidi="en_US"/>
+        </w:rPr>
+      </w:r>
+      <w:r>
+        <w:rPr>
+          <w:b/>
+          <w:lang w:val="en_US" w:bidi="en_US"/>
+        </w:rPr>
         <w:t>"and not only to me, but also to all the ones"</w:t>
       </w:r>
     </w:p>
@@ -39279,6 +44784,21 @@
           <w:b/>
           <w:lang w:val="en_US" w:bidi="en_US"/>
         </w:rPr>
+        <w:t>πᾶσιν τοῖς ἠγαπηκόσι τὴν ἐπιφάνειαν αὐτοῦ</w:t>
+      </w:r>
+    </w:p>
+    <w:p>
+      <w:pPr/>
+      <w:r>
+        <w:rPr>
+          <w:lang w:val="en_US" w:bidi="en_US"/>
+        </w:rPr>
+      </w:r>
+      <w:r>
+        <w:rPr>
+          <w:b/>
+          <w:lang w:val="en_US" w:bidi="en_US"/>
+        </w:rPr>
         <w:t>"to all the ones having loved his appearing"</w:t>
       </w:r>
     </w:p>
@@ -39374,6 +44894,21 @@
         <w:rPr>
           <w:lang w:val="en_US" w:bidi="en_US"/>
         </w:rPr>
+      </w:r>
+    </w:p>
+    <w:p>
+      <w:pPr/>
+      <w:r>
+        <w:rPr>
+          <w:lang w:val="en_US" w:bidi="en_US"/>
+        </w:rPr>
+      </w:r>
+      <w:r>
+        <w:rPr>
+          <w:b/>
+          <w:lang w:val="en_US" w:bidi="en_US"/>
+        </w:rPr>
+        <w:t>τὴν ἐπιφάνειαν αὐτοῦ</w:t>
       </w:r>
     </w:p>
     <w:p>
@@ -39515,6 +45050,21 @@
           <w:b/>
           <w:lang w:val="en_US" w:bidi="en_US"/>
         </w:rPr>
+        <w:t>σπούδασον ἐλθεῖν &amp; ταχέως</w:t>
+      </w:r>
+    </w:p>
+    <w:p>
+      <w:pPr/>
+      <w:r>
+        <w:rPr>
+          <w:lang w:val="en_US" w:bidi="en_US"/>
+        </w:rPr>
+      </w:r>
+      <w:r>
+        <w:rPr>
+          <w:b/>
+          <w:lang w:val="en_US" w:bidi="en_US"/>
+        </w:rPr>
         <w:t>"Strive to come"</w:t>
       </w:r>
       <w:r>
@@ -39591,6 +45141,21 @@
           <w:b/>
           <w:lang w:val="en_US" w:bidi="en_US"/>
         </w:rPr>
+        <w:t>ἐλθεῖν</w:t>
+      </w:r>
+    </w:p>
+    <w:p>
+      <w:pPr/>
+      <w:r>
+        <w:rPr>
+          <w:lang w:val="en_US" w:bidi="en_US"/>
+        </w:rPr>
+      </w:r>
+      <w:r>
+        <w:rPr>
+          <w:b/>
+          <w:lang w:val="en_US" w:bidi="en_US"/>
+        </w:rPr>
         <w:t>"to come"</w:t>
       </w:r>
     </w:p>
@@ -39687,6 +45252,21 @@
           <w:b/>
           <w:lang w:val="en_US" w:bidi="en_US"/>
         </w:rPr>
+        <w:t>γάρ</w:t>
+      </w:r>
+    </w:p>
+    <w:p>
+      <w:pPr/>
+      <w:r>
+        <w:rPr>
+          <w:lang w:val="en_US" w:bidi="en_US"/>
+        </w:rPr>
+      </w:r>
+      <w:r>
+        <w:rPr>
+          <w:b/>
+          <w:lang w:val="en_US" w:bidi="en_US"/>
+        </w:rPr>
         <w:t>"for"</w:t>
       </w:r>
     </w:p>
@@ -39796,6 +45376,21 @@
           <w:b/>
           <w:lang w:val="en_US" w:bidi="en_US"/>
         </w:rPr>
+        <w:t>Δημᾶς &amp; Κρήσκης</w:t>
+      </w:r>
+    </w:p>
+    <w:p>
+      <w:pPr/>
+      <w:r>
+        <w:rPr>
+          <w:lang w:val="en_US" w:bidi="en_US"/>
+        </w:rPr>
+      </w:r>
+      <w:r>
+        <w:rPr>
+          <w:b/>
+          <w:lang w:val="en_US" w:bidi="en_US"/>
+        </w:rPr>
         <w:t>"Demas"</w:t>
       </w:r>
       <w:r>
@@ -39918,6 +45513,21 @@
           <w:b/>
           <w:lang w:val="en_US" w:bidi="en_US"/>
         </w:rPr>
+        <w:t>τὸν νῦν αἰῶνα</w:t>
+      </w:r>
+    </w:p>
+    <w:p>
+      <w:pPr/>
+      <w:r>
+        <w:rPr>
+          <w:lang w:val="en_US" w:bidi="en_US"/>
+        </w:rPr>
+      </w:r>
+      <w:r>
+        <w:rPr>
+          <w:b/>
+          <w:lang w:val="en_US" w:bidi="en_US"/>
+        </w:rPr>
         <w:t>"the present age"</w:t>
       </w:r>
     </w:p>
@@ -40027,6 +45637,21 @@
           <w:b/>
           <w:lang w:val="en_US" w:bidi="en_US"/>
         </w:rPr>
+        <w:t>ἐπορεύθη</w:t>
+      </w:r>
+    </w:p>
+    <w:p>
+      <w:pPr/>
+      <w:r>
+        <w:rPr>
+          <w:lang w:val="en_US" w:bidi="en_US"/>
+        </w:rPr>
+      </w:r>
+      <w:r>
+        <w:rPr>
+          <w:b/>
+          <w:lang w:val="en_US" w:bidi="en_US"/>
+        </w:rPr>
         <w:t>"has gone"</w:t>
       </w:r>
     </w:p>
@@ -40123,6 +45748,21 @@
           <w:b/>
           <w:lang w:val="en_US" w:bidi="en_US"/>
         </w:rPr>
+        <w:t>Κρήσκης εἰς Γαλατίαν, Τίτος εἰς Δαλματίαν</w:t>
+      </w:r>
+    </w:p>
+    <w:p>
+      <w:pPr/>
+      <w:r>
+        <w:rPr>
+          <w:lang w:val="en_US" w:bidi="en_US"/>
+        </w:rPr>
+      </w:r>
+      <w:r>
+        <w:rPr>
+          <w:b/>
+          <w:lang w:val="en_US" w:bidi="en_US"/>
+        </w:rPr>
         <w:t>"Crescens to Galatia, Titus to Dalmatia"</w:t>
       </w:r>
     </w:p>
@@ -40206,6 +45846,21 @@
           <w:b/>
           <w:lang w:val="en_US" w:bidi="en_US"/>
         </w:rPr>
+        <w:t>Δαλματίαν</w:t>
+      </w:r>
+    </w:p>
+    <w:p>
+      <w:pPr/>
+      <w:r>
+        <w:rPr>
+          <w:lang w:val="en_US" w:bidi="en_US"/>
+        </w:rPr>
+      </w:r>
+      <w:r>
+        <w:rPr>
+          <w:b/>
+          <w:lang w:val="en_US" w:bidi="en_US"/>
+        </w:rPr>
         <w:t>"Dalmatia"</w:t>
       </w:r>
     </w:p>
@@ -40302,6 +45957,21 @@
           <w:b/>
           <w:lang w:val="en_US" w:bidi="en_US"/>
         </w:rPr>
+        <w:t>μοι εὔχρηστος εἰς διακονίαν</w:t>
+      </w:r>
+    </w:p>
+    <w:p>
+      <w:pPr/>
+      <w:r>
+        <w:rPr>
+          <w:lang w:val="en_US" w:bidi="en_US"/>
+        </w:rPr>
+      </w:r>
+      <w:r>
+        <w:rPr>
+          <w:b/>
+          <w:lang w:val="en_US" w:bidi="en_US"/>
+        </w:rPr>
         <w:t>"useful to me for service"</w:t>
       </w:r>
     </w:p>
@@ -40398,6 +46068,21 @@
           <w:b/>
           <w:lang w:val="en_US" w:bidi="en_US"/>
         </w:rPr>
+        <w:t>εἰς διακονίαν</w:t>
+      </w:r>
+    </w:p>
+    <w:p>
+      <w:pPr/>
+      <w:r>
+        <w:rPr>
+          <w:lang w:val="en_US" w:bidi="en_US"/>
+        </w:rPr>
+      </w:r>
+      <w:r>
+        <w:rPr>
+          <w:b/>
+          <w:lang w:val="en_US" w:bidi="en_US"/>
+        </w:rPr>
         <w:t>"for service"</w:t>
       </w:r>
     </w:p>
@@ -40494,6 +46179,21 @@
           <w:b/>
           <w:lang w:val="en_US" w:bidi="en_US"/>
         </w:rPr>
+        <w:t>δὲ</w:t>
+      </w:r>
+    </w:p>
+    <w:p>
+      <w:pPr/>
+      <w:r>
+        <w:rPr>
+          <w:lang w:val="en_US" w:bidi="en_US"/>
+        </w:rPr>
+      </w:r>
+      <w:r>
+        <w:rPr>
+          <w:b/>
+          <w:lang w:val="en_US" w:bidi="en_US"/>
+        </w:rPr>
         <w:t>"But"</w:t>
       </w:r>
     </w:p>
@@ -40603,6 +46303,21 @@
           <w:b/>
           <w:lang w:val="en_US" w:bidi="en_US"/>
         </w:rPr>
+        <w:t>ἀπέστειλα</w:t>
+      </w:r>
+    </w:p>
+    <w:p>
+      <w:pPr/>
+      <w:r>
+        <w:rPr>
+          <w:lang w:val="en_US" w:bidi="en_US"/>
+        </w:rPr>
+      </w:r>
+      <w:r>
+        <w:rPr>
+          <w:b/>
+          <w:lang w:val="en_US" w:bidi="en_US"/>
+        </w:rPr>
         <w:t>"I sent"</w:t>
       </w:r>
     </w:p>
@@ -40738,6 +46453,21 @@
           <w:b/>
           <w:lang w:val="en_US" w:bidi="en_US"/>
         </w:rPr>
+        <w:t>φελόνην</w:t>
+      </w:r>
+    </w:p>
+    <w:p>
+      <w:pPr/>
+      <w:r>
+        <w:rPr>
+          <w:lang w:val="en_US" w:bidi="en_US"/>
+        </w:rPr>
+      </w:r>
+      <w:r>
+        <w:rPr>
+          <w:b/>
+          <w:lang w:val="en_US" w:bidi="en_US"/>
+        </w:rPr>
         <w:t>"cloak"</w:t>
       </w:r>
     </w:p>
@@ -40834,6 +46564,21 @@
           <w:b/>
           <w:lang w:val="en_US" w:bidi="en_US"/>
         </w:rPr>
+        <w:t>Κάρπῳ</w:t>
+      </w:r>
+    </w:p>
+    <w:p>
+      <w:pPr/>
+      <w:r>
+        <w:rPr>
+          <w:lang w:val="en_US" w:bidi="en_US"/>
+        </w:rPr>
+      </w:r>
+      <w:r>
+        <w:rPr>
+          <w:b/>
+          <w:lang w:val="en_US" w:bidi="en_US"/>
+        </w:rPr>
         <w:t>"Carpus"</w:t>
       </w:r>
     </w:p>
@@ -40930,6 +46675,21 @@
           <w:b/>
           <w:lang w:val="en_US" w:bidi="en_US"/>
         </w:rPr>
+        <w:t>ἐρχόμενος</w:t>
+      </w:r>
+    </w:p>
+    <w:p>
+      <w:pPr/>
+      <w:r>
+        <w:rPr>
+          <w:lang w:val="en_US" w:bidi="en_US"/>
+        </w:rPr>
+      </w:r>
+      <w:r>
+        <w:rPr>
+          <w:b/>
+          <w:lang w:val="en_US" w:bidi="en_US"/>
+        </w:rPr>
         <w:t>"coming"</w:t>
       </w:r>
     </w:p>
@@ -41026,6 +46786,21 @@
           <w:b/>
           <w:lang w:val="en_US" w:bidi="en_US"/>
         </w:rPr>
+        <w:t>μάλιστα τὰς μεμβράνας</w:t>
+      </w:r>
+    </w:p>
+    <w:p>
+      <w:pPr/>
+      <w:r>
+        <w:rPr>
+          <w:lang w:val="en_US" w:bidi="en_US"/>
+        </w:rPr>
+      </w:r>
+      <w:r>
+        <w:rPr>
+          <w:b/>
+          <w:lang w:val="en_US" w:bidi="en_US"/>
+        </w:rPr>
         <w:t>"especially the parchments"</w:t>
       </w:r>
     </w:p>
@@ -41161,6 +46936,21 @@
           <w:b/>
           <w:lang w:val="en_US" w:bidi="en_US"/>
         </w:rPr>
+        <w:t>τὰς μεμβράνας</w:t>
+      </w:r>
+    </w:p>
+    <w:p>
+      <w:pPr/>
+      <w:r>
+        <w:rPr>
+          <w:lang w:val="en_US" w:bidi="en_US"/>
+        </w:rPr>
+      </w:r>
+      <w:r>
+        <w:rPr>
+          <w:b/>
+          <w:lang w:val="en_US" w:bidi="en_US"/>
+        </w:rPr>
         <w:t>"the parchments"</w:t>
       </w:r>
     </w:p>
@@ -41257,6 +47047,21 @@
           <w:b/>
           <w:lang w:val="en_US" w:bidi="en_US"/>
         </w:rPr>
+        <w:t>Ἀλέξανδρος ὁ χαλκεὺς</w:t>
+      </w:r>
+    </w:p>
+    <w:p>
+      <w:pPr/>
+      <w:r>
+        <w:rPr>
+          <w:lang w:val="en_US" w:bidi="en_US"/>
+        </w:rPr>
+      </w:r>
+      <w:r>
+        <w:rPr>
+          <w:b/>
+          <w:lang w:val="en_US" w:bidi="en_US"/>
+        </w:rPr>
         <w:t>"Alexander the coppersmith"</w:t>
       </w:r>
     </w:p>
@@ -41353,6 +47158,21 @@
           <w:b/>
           <w:lang w:val="en_US" w:bidi="en_US"/>
         </w:rPr>
+        <w:t>Ἀλέξανδρος</w:t>
+      </w:r>
+    </w:p>
+    <w:p>
+      <w:pPr/>
+      <w:r>
+        <w:rPr>
+          <w:lang w:val="en_US" w:bidi="en_US"/>
+        </w:rPr>
+      </w:r>
+      <w:r>
+        <w:rPr>
+          <w:b/>
+          <w:lang w:val="en_US" w:bidi="en_US"/>
+        </w:rPr>
         <w:t>"Alexander"</w:t>
       </w:r>
     </w:p>
@@ -41449,6 +47269,21 @@
           <w:b/>
           <w:lang w:val="en_US" w:bidi="en_US"/>
         </w:rPr>
+        <w:t>πολλά μοι κακὰ ἐνεδείξατο</w:t>
+      </w:r>
+    </w:p>
+    <w:p>
+      <w:pPr/>
+      <w:r>
+        <w:rPr>
+          <w:lang w:val="en_US" w:bidi="en_US"/>
+        </w:rPr>
+      </w:r>
+      <w:r>
+        <w:rPr>
+          <w:b/>
+          <w:lang w:val="en_US" w:bidi="en_US"/>
+        </w:rPr>
         <w:t>"showed many evils to me"</w:t>
       </w:r>
     </w:p>
@@ -41532,6 +47367,21 @@
           <w:b/>
           <w:lang w:val="en_US" w:bidi="en_US"/>
         </w:rPr>
+        <w:t>ἀποδώσει αὐτῷ ὁ Κύριος</w:t>
+      </w:r>
+    </w:p>
+    <w:p>
+      <w:pPr/>
+      <w:r>
+        <w:rPr>
+          <w:lang w:val="en_US" w:bidi="en_US"/>
+        </w:rPr>
+      </w:r>
+      <w:r>
+        <w:rPr>
+          <w:b/>
+          <w:lang w:val="en_US" w:bidi="en_US"/>
+        </w:rPr>
         <w:t>"The Lord will repay him"</w:t>
       </w:r>
     </w:p>
@@ -41654,6 +47504,21 @@
           <w:b/>
           <w:lang w:val="en_US" w:bidi="en_US"/>
         </w:rPr>
+        <w:t>ὃν καὶ σὺ φυλάσσου, λίαν γὰρ ἀντέστη τοῖς ἡμετέροις λόγοις</w:t>
+      </w:r>
+    </w:p>
+    <w:p>
+      <w:pPr/>
+      <w:r>
+        <w:rPr>
+          <w:lang w:val="en_US" w:bidi="en_US"/>
+        </w:rPr>
+      </w:r>
+      <w:r>
+        <w:rPr>
+          <w:b/>
+          <w:lang w:val="en_US" w:bidi="en_US"/>
+        </w:rPr>
         <w:t>"whom you also, guard yourself against, for he opposed our words very much"</w:t>
       </w:r>
     </w:p>
@@ -41737,6 +47602,21 @@
           <w:b/>
           <w:lang w:val="en_US" w:bidi="en_US"/>
         </w:rPr>
+        <w:t>τοῖς ἡμετέροις λόγοις</w:t>
+      </w:r>
+    </w:p>
+    <w:p>
+      <w:pPr/>
+      <w:r>
+        <w:rPr>
+          <w:lang w:val="en_US" w:bidi="en_US"/>
+        </w:rPr>
+      </w:r>
+      <w:r>
+        <w:rPr>
+          <w:b/>
+          <w:lang w:val="en_US" w:bidi="en_US"/>
+        </w:rPr>
         <w:t>"our words"</w:t>
       </w:r>
     </w:p>
@@ -41846,6 +47726,21 @@
           <w:b/>
           <w:lang w:val="en_US" w:bidi="en_US"/>
         </w:rPr>
+        <w:t>ἐν τῇ πρώτῃ μου ἀπολογίᾳ</w:t>
+      </w:r>
+    </w:p>
+    <w:p>
+      <w:pPr/>
+      <w:r>
+        <w:rPr>
+          <w:lang w:val="en_US" w:bidi="en_US"/>
+        </w:rPr>
+      </w:r>
+      <w:r>
+        <w:rPr>
+          <w:b/>
+          <w:lang w:val="en_US" w:bidi="en_US"/>
+        </w:rPr>
         <w:t>"At my first defense"</w:t>
       </w:r>
     </w:p>
@@ -41942,6 +47837,21 @@
           <w:b/>
           <w:lang w:val="en_US" w:bidi="en_US"/>
         </w:rPr>
+        <w:t>οὐδείς μοι παρεγένετο</w:t>
+      </w:r>
+    </w:p>
+    <w:p>
+      <w:pPr/>
+      <w:r>
+        <w:rPr>
+          <w:lang w:val="en_US" w:bidi="en_US"/>
+        </w:rPr>
+      </w:r>
+      <w:r>
+        <w:rPr>
+          <w:b/>
+          <w:lang w:val="en_US" w:bidi="en_US"/>
+        </w:rPr>
         <w:t>"no one appeared with me"</w:t>
       </w:r>
     </w:p>
@@ -42038,6 +47948,21 @@
           <w:b/>
           <w:lang w:val="en_US" w:bidi="en_US"/>
         </w:rPr>
+        <w:t>πάντες</w:t>
+      </w:r>
+    </w:p>
+    <w:p>
+      <w:pPr/>
+      <w:r>
+        <w:rPr>
+          <w:lang w:val="en_US" w:bidi="en_US"/>
+        </w:rPr>
+      </w:r>
+      <w:r>
+        <w:rPr>
+          <w:b/>
+          <w:lang w:val="en_US" w:bidi="en_US"/>
+        </w:rPr>
         <w:t>"all"</w:t>
       </w:r>
     </w:p>
@@ -42134,6 +48059,21 @@
           <w:b/>
           <w:lang w:val="en_US" w:bidi="en_US"/>
         </w:rPr>
+        <w:t>μὴ αὐτοῖς λογισθείη</w:t>
+      </w:r>
+    </w:p>
+    <w:p>
+      <w:pPr/>
+      <w:r>
+        <w:rPr>
+          <w:lang w:val="en_US" w:bidi="en_US"/>
+        </w:rPr>
+      </w:r>
+      <w:r>
+        <w:rPr>
+          <w:b/>
+          <w:lang w:val="en_US" w:bidi="en_US"/>
+        </w:rPr>
         <w:t>"May it not be reckoned against them"</w:t>
       </w:r>
     </w:p>
@@ -42217,6 +48157,21 @@
           <w:b/>
           <w:lang w:val="en_US" w:bidi="en_US"/>
         </w:rPr>
+        <w:t>μὴ αὐτοῖς λογισθείη</w:t>
+      </w:r>
+    </w:p>
+    <w:p>
+      <w:pPr/>
+      <w:r>
+        <w:rPr>
+          <w:lang w:val="en_US" w:bidi="en_US"/>
+        </w:rPr>
+      </w:r>
+      <w:r>
+        <w:rPr>
+          <w:b/>
+          <w:lang w:val="en_US" w:bidi="en_US"/>
+        </w:rPr>
         <w:t>"May it not be reckoned against them"</w:t>
       </w:r>
     </w:p>
@@ -42286,6 +48241,21 @@
         <w:rPr>
           <w:lang w:val="en_US" w:bidi="en_US"/>
         </w:rPr>
+      </w:r>
+    </w:p>
+    <w:p>
+      <w:pPr/>
+      <w:r>
+        <w:rPr>
+          <w:lang w:val="en_US" w:bidi="en_US"/>
+        </w:rPr>
+      </w:r>
+      <w:r>
+        <w:rPr>
+          <w:b/>
+          <w:lang w:val="en_US" w:bidi="en_US"/>
+        </w:rPr>
+        <w:t>δὲ</w:t>
       </w:r>
     </w:p>
     <w:p>
@@ -42440,6 +48410,21 @@
           <w:b/>
           <w:lang w:val="en_US" w:bidi="en_US"/>
         </w:rPr>
+        <w:t>ὁ &amp; Κύριός μοι παρέστη</w:t>
+      </w:r>
+    </w:p>
+    <w:p>
+      <w:pPr/>
+      <w:r>
+        <w:rPr>
+          <w:lang w:val="en_US" w:bidi="en_US"/>
+        </w:rPr>
+      </w:r>
+      <w:r>
+        <w:rPr>
+          <w:b/>
+          <w:lang w:val="en_US" w:bidi="en_US"/>
+        </w:rPr>
         <w:t>"the Lord stood with me"</w:t>
       </w:r>
     </w:p>
@@ -42562,6 +48547,21 @@
           <w:b/>
           <w:lang w:val="en_US" w:bidi="en_US"/>
         </w:rPr>
+        <w:t>δι’ ἐμοῦ τὸ κήρυγμα πληροφορηθῇ</w:t>
+      </w:r>
+    </w:p>
+    <w:p>
+      <w:pPr/>
+      <w:r>
+        <w:rPr>
+          <w:lang w:val="en_US" w:bidi="en_US"/>
+        </w:rPr>
+      </w:r>
+      <w:r>
+        <w:rPr>
+          <w:b/>
+          <w:lang w:val="en_US" w:bidi="en_US"/>
+        </w:rPr>
         <w:t>"through me the proclamation might be fulfilled"</w:t>
       </w:r>
     </w:p>
@@ -42645,6 +48645,21 @@
           <w:b/>
           <w:lang w:val="en_US" w:bidi="en_US"/>
         </w:rPr>
+        <w:t>δι’ ἐμοῦ τὸ κήρυγμα πληροφορηθῇ</w:t>
+      </w:r>
+    </w:p>
+    <w:p>
+      <w:pPr/>
+      <w:r>
+        <w:rPr>
+          <w:lang w:val="en_US" w:bidi="en_US"/>
+        </w:rPr>
+      </w:r>
+      <w:r>
+        <w:rPr>
+          <w:b/>
+          <w:lang w:val="en_US" w:bidi="en_US"/>
+        </w:rPr>
         <w:t>"through me the proclamation might be fulfilled"</w:t>
       </w:r>
     </w:p>
@@ -42754,6 +48769,21 @@
           <w:b/>
           <w:lang w:val="en_US" w:bidi="en_US"/>
         </w:rPr>
+        <w:t>τὸ κήρυγμα πληροφορηθῇ</w:t>
+      </w:r>
+    </w:p>
+    <w:p>
+      <w:pPr/>
+      <w:r>
+        <w:rPr>
+          <w:lang w:val="en_US" w:bidi="en_US"/>
+        </w:rPr>
+      </w:r>
+      <w:r>
+        <w:rPr>
+          <w:b/>
+          <w:lang w:val="en_US" w:bidi="en_US"/>
+        </w:rPr>
         <w:t>"the proclamation might be fulfilled"</w:t>
       </w:r>
     </w:p>
@@ -42850,6 +48880,21 @@
           <w:b/>
           <w:lang w:val="en_US" w:bidi="en_US"/>
         </w:rPr>
+        <w:t>πάντα τὰ ἔθνη</w:t>
+      </w:r>
+    </w:p>
+    <w:p>
+      <w:pPr/>
+      <w:r>
+        <w:rPr>
+          <w:lang w:val="en_US" w:bidi="en_US"/>
+        </w:rPr>
+      </w:r>
+      <w:r>
+        <w:rPr>
+          <w:b/>
+          <w:lang w:val="en_US" w:bidi="en_US"/>
+        </w:rPr>
         <w:t>"all the Gentiles"</w:t>
       </w:r>
     </w:p>
@@ -42946,6 +48991,21 @@
           <w:b/>
           <w:lang w:val="en_US" w:bidi="en_US"/>
         </w:rPr>
+        <w:t>ἐρύσθην ἐκ στόματος λέοντος</w:t>
+      </w:r>
+    </w:p>
+    <w:p>
+      <w:pPr/>
+      <w:r>
+        <w:rPr>
+          <w:lang w:val="en_US" w:bidi="en_US"/>
+        </w:rPr>
+      </w:r>
+      <w:r>
+        <w:rPr>
+          <w:b/>
+          <w:lang w:val="en_US" w:bidi="en_US"/>
+        </w:rPr>
         <w:t>"I was rescued out of the mouth of the lion"</w:t>
       </w:r>
     </w:p>
@@ -43055,6 +49115,21 @@
           <w:b/>
           <w:lang w:val="en_US" w:bidi="en_US"/>
         </w:rPr>
+        <w:t>ἐρύσθην</w:t>
+      </w:r>
+    </w:p>
+    <w:p>
+      <w:pPr/>
+      <w:r>
+        <w:rPr>
+          <w:lang w:val="en_US" w:bidi="en_US"/>
+        </w:rPr>
+      </w:r>
+      <w:r>
+        <w:rPr>
+          <w:b/>
+          <w:lang w:val="en_US" w:bidi="en_US"/>
+        </w:rPr>
         <w:t>"I was rescued"</w:t>
       </w:r>
     </w:p>
@@ -43138,6 +49213,21 @@
           <w:b/>
           <w:lang w:val="en_US" w:bidi="en_US"/>
         </w:rPr>
+        <w:t>ᾧ ἡ δόξα</w:t>
+      </w:r>
+    </w:p>
+    <w:p>
+      <w:pPr/>
+      <w:r>
+        <w:rPr>
+          <w:lang w:val="en_US" w:bidi="en_US"/>
+        </w:rPr>
+      </w:r>
+      <w:r>
+        <w:rPr>
+          <w:b/>
+          <w:lang w:val="en_US" w:bidi="en_US"/>
+        </w:rPr>
         <w:t>"To him {be} the glory"</w:t>
       </w:r>
     </w:p>
@@ -43220,6 +49310,21 @@
         <w:rPr>
           <w:lang w:val="en_US" w:bidi="en_US"/>
         </w:rPr>
+      </w:r>
+    </w:p>
+    <w:p>
+      <w:pPr/>
+      <w:r>
+        <w:rPr>
+          <w:lang w:val="en_US" w:bidi="en_US"/>
+        </w:rPr>
+      </w:r>
+      <w:r>
+        <w:rPr>
+          <w:b/>
+          <w:lang w:val="en_US" w:bidi="en_US"/>
+        </w:rPr>
+        <w:t>εἰς τοὺς αἰῶνας τῶν αἰώνων</w:t>
       </w:r>
     </w:p>
     <w:p>
@@ -43501,6 +49606,21 @@
           <w:b/>
           <w:lang w:val="en_US" w:bidi="en_US"/>
         </w:rPr>
+        <w:t>Ἔραστος &amp; Τρόφιμον</w:t>
+      </w:r>
+    </w:p>
+    <w:p>
+      <w:pPr/>
+      <w:r>
+        <w:rPr>
+          <w:lang w:val="en_US" w:bidi="en_US"/>
+        </w:rPr>
+      </w:r>
+      <w:r>
+        <w:rPr>
+          <w:b/>
+          <w:lang w:val="en_US" w:bidi="en_US"/>
+        </w:rPr>
         <w:t>"Erastus"</w:t>
       </w:r>
       <w:r>
@@ -43623,6 +49743,21 @@
           <w:b/>
           <w:lang w:val="en_US" w:bidi="en_US"/>
         </w:rPr>
+        <w:t>Μιλήτῳ</w:t>
+      </w:r>
+    </w:p>
+    <w:p>
+      <w:pPr/>
+      <w:r>
+        <w:rPr>
+          <w:lang w:val="en_US" w:bidi="en_US"/>
+        </w:rPr>
+      </w:r>
+      <w:r>
+        <w:rPr>
+          <w:b/>
+          <w:lang w:val="en_US" w:bidi="en_US"/>
+        </w:rPr>
         <w:t>"Miletus"</w:t>
       </w:r>
     </w:p>
@@ -43719,6 +49854,21 @@
           <w:b/>
           <w:lang w:val="en_US" w:bidi="en_US"/>
         </w:rPr>
+        <w:t>σπούδασον &amp; ἐλθεῖν</w:t>
+      </w:r>
+    </w:p>
+    <w:p>
+      <w:pPr/>
+      <w:r>
+        <w:rPr>
+          <w:lang w:val="en_US" w:bidi="en_US"/>
+        </w:rPr>
+      </w:r>
+      <w:r>
+        <w:rPr>
+          <w:b/>
+          <w:lang w:val="en_US" w:bidi="en_US"/>
+        </w:rPr>
         <w:t>"Strive to come"</w:t>
       </w:r>
     </w:p>
@@ -43782,6 +49932,21 @@
           <w:b/>
           <w:lang w:val="en_US" w:bidi="en_US"/>
         </w:rPr>
+        <w:t>πρὸ χειμῶνος</w:t>
+      </w:r>
+    </w:p>
+    <w:p>
+      <w:pPr/>
+      <w:r>
+        <w:rPr>
+          <w:lang w:val="en_US" w:bidi="en_US"/>
+        </w:rPr>
+      </w:r>
+      <w:r>
+        <w:rPr>
+          <w:b/>
+          <w:lang w:val="en_US" w:bidi="en_US"/>
+        </w:rPr>
         <w:t>"before winter"</w:t>
       </w:r>
     </w:p>
@@ -43941,6 +50106,21 @@
           <w:b/>
           <w:lang w:val="en_US" w:bidi="en_US"/>
         </w:rPr>
+        <w:t>ἀσπάζεταί σε Εὔβουλος, καὶ Πούδης, καὶ Λίνος, καὶ Κλαυδία, καὶ οἱ ἀδελφοὶ</w:t>
+      </w:r>
+    </w:p>
+    <w:p>
+      <w:pPr/>
+      <w:r>
+        <w:rPr>
+          <w:lang w:val="en_US" w:bidi="en_US"/>
+        </w:rPr>
+      </w:r>
+      <w:r>
+        <w:rPr>
+          <w:b/>
+          <w:lang w:val="en_US" w:bidi="en_US"/>
+        </w:rPr>
         <w:t>"Eubulus greets you, and Pudens and Linus and Claudia and the brothers"</w:t>
       </w:r>
     </w:p>
@@ -44024,6 +50204,21 @@
           <w:b/>
           <w:lang w:val="en_US" w:bidi="en_US"/>
         </w:rPr>
+        <w:t>Εὔβουλος &amp; Πούδης &amp; Λίνος</w:t>
+      </w:r>
+    </w:p>
+    <w:p>
+      <w:pPr/>
+      <w:r>
+        <w:rPr>
+          <w:lang w:val="en_US" w:bidi="en_US"/>
+        </w:rPr>
+      </w:r>
+      <w:r>
+        <w:rPr>
+          <w:b/>
+          <w:lang w:val="en_US" w:bidi="en_US"/>
+        </w:rPr>
         <w:t>"Eubulus"</w:t>
       </w:r>
       <w:r>
@@ -44172,6 +50367,21 @@
           <w:b/>
           <w:lang w:val="en_US" w:bidi="en_US"/>
         </w:rPr>
+        <w:t>Κλαυδία</w:t>
+      </w:r>
+    </w:p>
+    <w:p>
+      <w:pPr/>
+      <w:r>
+        <w:rPr>
+          <w:lang w:val="en_US" w:bidi="en_US"/>
+        </w:rPr>
+      </w:r>
+      <w:r>
+        <w:rPr>
+          <w:b/>
+          <w:lang w:val="en_US" w:bidi="en_US"/>
+        </w:rPr>
         <w:t>"Claudia"</w:t>
       </w:r>
     </w:p>
@@ -44268,6 +50478,21 @@
           <w:b/>
           <w:lang w:val="en_US" w:bidi="en_US"/>
         </w:rPr>
+        <w:t>οἱ ἀδελφοὶ</w:t>
+      </w:r>
+    </w:p>
+    <w:p>
+      <w:pPr/>
+      <w:r>
+        <w:rPr>
+          <w:lang w:val="en_US" w:bidi="en_US"/>
+        </w:rPr>
+      </w:r>
+      <w:r>
+        <w:rPr>
+          <w:b/>
+          <w:lang w:val="en_US" w:bidi="en_US"/>
+        </w:rPr>
         <w:t>"the brothers"</w:t>
       </w:r>
     </w:p>
@@ -44429,6 +50654,21 @@
           <w:b/>
           <w:lang w:val="en_US" w:bidi="en_US"/>
         </w:rPr>
+        <w:t>οἱ ἀδελφοὶ</w:t>
+      </w:r>
+    </w:p>
+    <w:p>
+      <w:pPr/>
+      <w:r>
+        <w:rPr>
+          <w:lang w:val="en_US" w:bidi="en_US"/>
+        </w:rPr>
+      </w:r>
+      <w:r>
+        <w:rPr>
+          <w:b/>
+          <w:lang w:val="en_US" w:bidi="en_US"/>
+        </w:rPr>
         <w:t>"the brothers"</w:t>
       </w:r>
     </w:p>
@@ -44525,6 +50765,21 @@
           <w:b/>
           <w:lang w:val="en_US" w:bidi="en_US"/>
         </w:rPr>
+        <w:t>οἱ ἀδελφοὶ</w:t>
+      </w:r>
+    </w:p>
+    <w:p>
+      <w:pPr/>
+      <w:r>
+        <w:rPr>
+          <w:lang w:val="en_US" w:bidi="en_US"/>
+        </w:rPr>
+      </w:r>
+      <w:r>
+        <w:rPr>
+          <w:b/>
+          <w:lang w:val="en_US" w:bidi="en_US"/>
+        </w:rPr>
         <w:t>"the brothers"</w:t>
       </w:r>
     </w:p>
@@ -44621,6 +50876,21 @@
           <w:b/>
           <w:lang w:val="en_US" w:bidi="en_US"/>
         </w:rPr>
+        <w:t>ὁ Κύριος μετὰ τοῦ πνεύματός σου</w:t>
+      </w:r>
+    </w:p>
+    <w:p>
+      <w:pPr/>
+      <w:r>
+        <w:rPr>
+          <w:lang w:val="en_US" w:bidi="en_US"/>
+        </w:rPr>
+      </w:r>
+      <w:r>
+        <w:rPr>
+          <w:b/>
+          <w:lang w:val="en_US" w:bidi="en_US"/>
+        </w:rPr>
         <w:t>"The Lord be} with your spirit"</w:t>
       </w:r>
     </w:p>
@@ -44704,6 +50974,21 @@
           <w:b/>
           <w:lang w:val="en_US" w:bidi="en_US"/>
         </w:rPr>
+        <w:t>ὁ Κύριος</w:t>
+      </w:r>
+    </w:p>
+    <w:p>
+      <w:pPr/>
+      <w:r>
+        <w:rPr>
+          <w:lang w:val="en_US" w:bidi="en_US"/>
+        </w:rPr>
+      </w:r>
+      <w:r>
+        <w:rPr>
+          <w:b/>
+          <w:lang w:val="en_US" w:bidi="en_US"/>
+        </w:rPr>
         <w:t>"The Lord"</w:t>
       </w:r>
     </w:p>
@@ -44800,6 +51085,21 @@
           <w:b/>
           <w:lang w:val="en_US" w:bidi="en_US"/>
         </w:rPr>
+        <w:t>μετὰ τοῦ πνεύματός σου</w:t>
+      </w:r>
+    </w:p>
+    <w:p>
+      <w:pPr/>
+      <w:r>
+        <w:rPr>
+          <w:lang w:val="en_US" w:bidi="en_US"/>
+        </w:rPr>
+      </w:r>
+      <w:r>
+        <w:rPr>
+          <w:b/>
+          <w:lang w:val="en_US" w:bidi="en_US"/>
+        </w:rPr>
         <w:t>"be} with your spirit"</w:t>
       </w:r>
     </w:p>
@@ -44909,6 +51209,21 @@
           <w:b/>
           <w:lang w:val="en_US" w:bidi="en_US"/>
         </w:rPr>
+        <w:t>ἡ χάρις μεθ’ ὑμῶν</w:t>
+      </w:r>
+    </w:p>
+    <w:p>
+      <w:pPr/>
+      <w:r>
+        <w:rPr>
+          <w:lang w:val="en_US" w:bidi="en_US"/>
+        </w:rPr>
+      </w:r>
+      <w:r>
+        <w:rPr>
+          <w:b/>
+          <w:lang w:val="en_US" w:bidi="en_US"/>
+        </w:rPr>
         <w:t>"Grace {be} with you"</w:t>
       </w:r>
     </w:p>
@@ -45005,6 +51320,21 @@
           <w:b/>
           <w:lang w:val="en_US" w:bidi="en_US"/>
         </w:rPr>
+        <w:t>ἡ χάρις μεθ’ ὑμῶν</w:t>
+      </w:r>
+    </w:p>
+    <w:p>
+      <w:pPr/>
+      <w:r>
+        <w:rPr>
+          <w:lang w:val="en_US" w:bidi="en_US"/>
+        </w:rPr>
+      </w:r>
+      <w:r>
+        <w:rPr>
+          <w:b/>
+          <w:lang w:val="en_US" w:bidi="en_US"/>
+        </w:rPr>
         <w:t>"Grace {be} with you"</w:t>
       </w:r>
     </w:p>
@@ -45101,6 +51431,21 @@
           <w:b/>
           <w:lang w:val="en_US" w:bidi="en_US"/>
         </w:rPr>
+        <w:t>ὑμῶν</w:t>
+      </w:r>
+    </w:p>
+    <w:p>
+      <w:pPr/>
+      <w:r>
+        <w:rPr>
+          <w:lang w:val="en_US" w:bidi="en_US"/>
+        </w:rPr>
+      </w:r>
+      <w:r>
+        <w:rPr>
+          <w:b/>
+          <w:lang w:val="en_US" w:bidi="en_US"/>
+        </w:rPr>
         <w:t>"you"</w:t>
       </w:r>
     </w:p>
@@ -45183,6 +51528,21 @@
         <w:rPr>
           <w:lang w:val="en_US" w:bidi="en_US"/>
         </w:rPr>
+      </w:r>
+    </w:p>
+    <w:p>
+      <w:pPr/>
+      <w:r>
+        <w:rPr>
+          <w:lang w:val="en_US" w:bidi="en_US"/>
+        </w:rPr>
+      </w:r>
+      <w:r>
+        <w:rPr>
+          <w:b/>
+          <w:lang w:val="en_US" w:bidi="en_US"/>
+        </w:rPr>
+        <w:t>ὑμῶν</w:t>
       </w:r>
     </w:p>
     <w:p>

--- a/eng/docx/55.content.docx
+++ b/eng/docx/55.content.docx
@@ -28,49 +28,15 @@
       </w:r>
     </w:p>
     <w:p>
-      <w:pPr>
-        <w:pStyle w:val="Heading2"/>
-      </w:pPr>
-      <w:r>
-        <w:rPr>
-          <w:lang w:val="en_US" w:bidi="en_US"/>
-        </w:rPr>
-        <w:t>License Information</w:t>
-      </w:r>
-      <w:r>
-        <w:rPr>
-          <w:lang w:val="en_US" w:bidi="en_US"/>
-        </w:rPr>
-      </w:r>
-    </w:p>
-    <w:p>
-      <w:pPr/>
-      <w:r>
-        <w:rPr>
-          <w:lang w:val="en_US" w:bidi="en_US"/>
-        </w:rPr>
-      </w:r>
-      <w:r>
-        <w:rPr>
-          <w:b/>
-          <w:lang w:val="en_US" w:bidi="en_US"/>
-        </w:rPr>
-        <w:t>Translation Notes (unfoldingWord)</w:t>
-      </w:r>
-      <w:r>
-        <w:rPr>
-          <w:lang w:val="en_US" w:bidi="en_US"/>
-        </w:rPr>
-        <w:t xml:space="preserve"> is based on</w:t>
-      </w:r>
-      <w:r>
-        <w:rPr>
-          <w:lang w:val="en_US" w:bidi="en_US"/>
-        </w:rPr>
-        <w:t xml:space="preserve">: </w:t>
-      </w:r>
-      <w:r>
-        <w:rPr>
+      <w:pPr/>
+      <w:r>
+        <w:rPr>
+          <w:lang w:val="en_US" w:bidi="en_US"/>
+        </w:rPr>
+      </w:r>
+      <w:r>
+        <w:rPr>
+          <w:b/>
           <w:lang w:val="en_US" w:bidi="en_US"/>
         </w:rPr>
         <w:t>unfoldingWord® Translation Notes</w:t>
@@ -79,62 +45,31 @@
         <w:rPr>
           <w:lang w:val="en_US" w:bidi="en_US"/>
         </w:rPr>
-        <w:t xml:space="preserve">, </w:t>
-      </w:r>
-      <w:hyperlink r:id="rId13">
-        <w:r>
-          <w:rPr>
-            <w:lang w:val="en_US" w:bidi="en_US"/>
-          </w:rPr>
-          <w:rPr>
-            <w:color w:val="0000EE"/>
-            <w:u w:val="single"/>
-          </w:rPr>
-          <w:t>unfoldingWord</w:t>
-        </w:r>
-      </w:hyperlink>
-      <w:r>
-        <w:rPr>
-          <w:lang w:val="en_US" w:bidi="en_US"/>
-        </w:rPr>
-        <w:t xml:space="preserve">, 2022, which is licensed under a </w:t>
-      </w:r>
-      <w:hyperlink r:id="rId14">
-        <w:r>
-          <w:rPr>
-            <w:lang w:val="en_US" w:bidi="en_US"/>
-          </w:rPr>
-          <w:rPr>
-            <w:color w:val="0000EE"/>
-            <w:u w:val="single"/>
-          </w:rPr>
-          <w:t>CC BY-SA 4.0 license</w:t>
-        </w:r>
-      </w:hyperlink>
-      <w:r>
-        <w:rPr>
-          <w:lang w:val="en_US" w:bidi="en_US"/>
-        </w:rPr>
-        <w:t>.</w:t>
-      </w:r>
-      <w:r>
-        <w:rPr>
-          <w:lang w:val="en_US" w:bidi="en_US"/>
-        </w:rPr>
-      </w:r>
-    </w:p>
-    <w:p>
-      <w:pPr/>
-      <w:r>
-        <w:rPr>
-          <w:lang w:val="en_US" w:bidi="en_US"/>
-        </w:rPr>
-      </w:r>
-      <w:r>
-        <w:rPr>
-          <w:lang w:val="en_US" w:bidi="en_US"/>
-        </w:rPr>
-        <w:t>This PDF version is provided under the same license.</w:t>
+        <w:t xml:space="preserve"> © 2022 unfoldingWord. Released under CC BY-SA 4.0 license. </w:t>
+      </w:r>
+      <w:r>
+        <w:rPr>
+          <w:lang w:val="en_US" w:bidi="en_US"/>
+        </w:rPr>
+        <w:t>unfoldingWord® Translation Notes</w:t>
+      </w:r>
+      <w:r>
+        <w:rPr>
+          <w:lang w:val="en_US" w:bidi="en_US"/>
+        </w:rPr>
+        <w:t xml:space="preserve"> has been adapted in the following languages: Tok Pisin, Arabic (عربي), French (Français), Hindi (हिंदी), Indonesian (Bahasa Indonesia), Portuguese (Português), Russian (Русский), Spanish (Español), Swahili (Kiswahili), and Simplified Chinese (简体中文) from </w:t>
+      </w:r>
+      <w:r>
+        <w:rPr>
+          <w:lang w:val="en_US" w:bidi="en_US"/>
+        </w:rPr>
+        <w:t>unfoldingWord® Translation Notes</w:t>
+      </w:r>
+      <w:r>
+        <w:rPr>
+          <w:lang w:val="en_US" w:bidi="en_US"/>
+        </w:rPr>
+        <w:t xml:space="preserve"> © 2022 unfoldingWord. Released under CC BY-SA 4.0 license by Mission Mutual</w:t>
       </w:r>
       <w:r>
         <w:rPr>
@@ -295,21 +230,6 @@
           <w:b/>
           <w:lang w:val="en_US" w:bidi="en_US"/>
         </w:rPr>
-        <w:t>Παῦλος, ἀπόστολος</w:t>
-      </w:r>
-    </w:p>
-    <w:p>
-      <w:pPr/>
-      <w:r>
-        <w:rPr>
-          <w:lang w:val="en_US" w:bidi="en_US"/>
-        </w:rPr>
-      </w:r>
-      <w:r>
-        <w:rPr>
-          <w:b/>
-          <w:lang w:val="en_US" w:bidi="en_US"/>
-        </w:rPr>
         <w:t>"Paul, an apostle"</w:t>
       </w:r>
     </w:p>
@@ -393,21 +313,6 @@
           <w:b/>
           <w:lang w:val="en_US" w:bidi="en_US"/>
         </w:rPr>
-        <w:t>διὰ θελήματος Θεοῦ</w:t>
-      </w:r>
-    </w:p>
-    <w:p>
-      <w:pPr/>
-      <w:r>
-        <w:rPr>
-          <w:lang w:val="en_US" w:bidi="en_US"/>
-        </w:rPr>
-      </w:r>
-      <w:r>
-        <w:rPr>
-          <w:b/>
-          <w:lang w:val="en_US" w:bidi="en_US"/>
-        </w:rPr>
         <w:t>"through the will of God"</w:t>
       </w:r>
     </w:p>
@@ -504,21 +409,6 @@
           <w:b/>
           <w:lang w:val="en_US" w:bidi="en_US"/>
         </w:rPr>
-        <w:t>κατ’</w:t>
-      </w:r>
-    </w:p>
-    <w:p>
-      <w:pPr/>
-      <w:r>
-        <w:rPr>
-          <w:lang w:val="en_US" w:bidi="en_US"/>
-        </w:rPr>
-      </w:r>
-      <w:r>
-        <w:rPr>
-          <w:b/>
-          <w:lang w:val="en_US" w:bidi="en_US"/>
-        </w:rPr>
         <w:t>"according to"</w:t>
       </w:r>
     </w:p>
@@ -693,21 +583,6 @@
           <w:b/>
           <w:lang w:val="en_US" w:bidi="en_US"/>
         </w:rPr>
-        <w:t>ἐπαγγελίαν ζωῆς</w:t>
-      </w:r>
-    </w:p>
-    <w:p>
-      <w:pPr/>
-      <w:r>
-        <w:rPr>
-          <w:lang w:val="en_US" w:bidi="en_US"/>
-        </w:rPr>
-      </w:r>
-      <w:r>
-        <w:rPr>
-          <w:b/>
-          <w:lang w:val="en_US" w:bidi="en_US"/>
-        </w:rPr>
         <w:t>"the promise of life"</w:t>
       </w:r>
     </w:p>
@@ -817,21 +692,6 @@
           <w:b/>
           <w:lang w:val="en_US" w:bidi="en_US"/>
         </w:rPr>
-        <w:t>ζωῆς τῆς ἐν Χριστῷ Ἰησοῦ</w:t>
-      </w:r>
-    </w:p>
-    <w:p>
-      <w:pPr/>
-      <w:r>
-        <w:rPr>
-          <w:lang w:val="en_US" w:bidi="en_US"/>
-        </w:rPr>
-      </w:r>
-      <w:r>
-        <w:rPr>
-          <w:b/>
-          <w:lang w:val="en_US" w:bidi="en_US"/>
-        </w:rPr>
         <w:t>"of life that {is} in Christ Jesus"</w:t>
       </w:r>
     </w:p>
@@ -980,21 +840,6 @@
           <w:b/>
           <w:lang w:val="en_US" w:bidi="en_US"/>
         </w:rPr>
-        <w:t>ζωῆς τῆς</w:t>
-      </w:r>
-    </w:p>
-    <w:p>
-      <w:pPr/>
-      <w:r>
-        <w:rPr>
-          <w:lang w:val="en_US" w:bidi="en_US"/>
-        </w:rPr>
-      </w:r>
-      <w:r>
-        <w:rPr>
-          <w:b/>
-          <w:lang w:val="en_US" w:bidi="en_US"/>
-        </w:rPr>
         <w:t>"of life that {is"</w:t>
       </w:r>
     </w:p>
@@ -1091,21 +936,6 @@
           <w:b/>
           <w:lang w:val="en_US" w:bidi="en_US"/>
         </w:rPr>
-        <w:t>ζωῆς τῆς</w:t>
-      </w:r>
-    </w:p>
-    <w:p>
-      <w:pPr/>
-      <w:r>
-        <w:rPr>
-          <w:lang w:val="en_US" w:bidi="en_US"/>
-        </w:rPr>
-      </w:r>
-      <w:r>
-        <w:rPr>
-          <w:b/>
-          <w:lang w:val="en_US" w:bidi="en_US"/>
-        </w:rPr>
         <w:t>"of life that {is"</w:t>
       </w:r>
     </w:p>
@@ -1202,21 +1032,6 @@
           <w:b/>
           <w:lang w:val="en_US" w:bidi="en_US"/>
         </w:rPr>
-        <w:t>Τιμοθέῳ</w:t>
-      </w:r>
-    </w:p>
-    <w:p>
-      <w:pPr/>
-      <w:r>
-        <w:rPr>
-          <w:lang w:val="en_US" w:bidi="en_US"/>
-        </w:rPr>
-      </w:r>
-      <w:r>
-        <w:rPr>
-          <w:b/>
-          <w:lang w:val="en_US" w:bidi="en_US"/>
-        </w:rPr>
         <w:t>"to Timothy"</w:t>
       </w:r>
     </w:p>
@@ -1300,21 +1115,6 @@
           <w:b/>
           <w:lang w:val="en_US" w:bidi="en_US"/>
         </w:rPr>
-        <w:t>ἀγαπητῷ τέκνῳ</w:t>
-      </w:r>
-    </w:p>
-    <w:p>
-      <w:pPr/>
-      <w:r>
-        <w:rPr>
-          <w:lang w:val="en_US" w:bidi="en_US"/>
-        </w:rPr>
-      </w:r>
-      <w:r>
-        <w:rPr>
-          <w:b/>
-          <w:lang w:val="en_US" w:bidi="en_US"/>
-        </w:rPr>
         <w:t>"beloved child"</w:t>
       </w:r>
     </w:p>
@@ -1411,21 +1211,6 @@
           <w:b/>
           <w:lang w:val="en_US" w:bidi="en_US"/>
         </w:rPr>
-        <w:t>ἀγαπητῷ τέκνῳ</w:t>
-      </w:r>
-    </w:p>
-    <w:p>
-      <w:pPr/>
-      <w:r>
-        <w:rPr>
-          <w:lang w:val="en_US" w:bidi="en_US"/>
-        </w:rPr>
-      </w:r>
-      <w:r>
-        <w:rPr>
-          <w:b/>
-          <w:lang w:val="en_US" w:bidi="en_US"/>
-        </w:rPr>
         <w:t>"beloved child"</w:t>
       </w:r>
     </w:p>
@@ -1509,21 +1294,6 @@
           <w:b/>
           <w:lang w:val="en_US" w:bidi="en_US"/>
         </w:rPr>
-        <w:t>χάρις, ἔλεος, εἰρήνη, ἀπὸ Θεοῦ Πατρὸς καὶ Χριστοῦ Ἰησοῦ τοῦ Κυρίου ἡμῶν</w:t>
-      </w:r>
-    </w:p>
-    <w:p>
-      <w:pPr/>
-      <w:r>
-        <w:rPr>
-          <w:lang w:val="en_US" w:bidi="en_US"/>
-        </w:rPr>
-      </w:r>
-      <w:r>
-        <w:rPr>
-          <w:b/>
-          <w:lang w:val="en_US" w:bidi="en_US"/>
-        </w:rPr>
         <w:t>"Grace, mercy, peace from God the Father and Christ Jesus our Lord"</w:t>
       </w:r>
     </w:p>
@@ -1607,21 +1377,6 @@
           <w:b/>
           <w:lang w:val="en_US" w:bidi="en_US"/>
         </w:rPr>
-        <w:t>χάρις, ἔλεος, εἰρήνη</w:t>
-      </w:r>
-    </w:p>
-    <w:p>
-      <w:pPr/>
-      <w:r>
-        <w:rPr>
-          <w:lang w:val="en_US" w:bidi="en_US"/>
-        </w:rPr>
-      </w:r>
-      <w:r>
-        <w:rPr>
-          <w:b/>
-          <w:lang w:val="en_US" w:bidi="en_US"/>
-        </w:rPr>
         <w:t>"Grace, mercy, peace"</w:t>
       </w:r>
     </w:p>
@@ -1744,21 +1499,6 @@
           <w:b/>
           <w:lang w:val="en_US" w:bidi="en_US"/>
         </w:rPr>
-        <w:t>Θεοῦ Πατρὸς</w:t>
-      </w:r>
-    </w:p>
-    <w:p>
-      <w:pPr/>
-      <w:r>
-        <w:rPr>
-          <w:lang w:val="en_US" w:bidi="en_US"/>
-        </w:rPr>
-      </w:r>
-      <w:r>
-        <w:rPr>
-          <w:b/>
-          <w:lang w:val="en_US" w:bidi="en_US"/>
-        </w:rPr>
         <w:t>"God the Father"</w:t>
       </w:r>
     </w:p>
@@ -1875,21 +1615,6 @@
           <w:b/>
           <w:lang w:val="en_US" w:bidi="en_US"/>
         </w:rPr>
-        <w:t>ἡμῶν</w:t>
-      </w:r>
-    </w:p>
-    <w:p>
-      <w:pPr/>
-      <w:r>
-        <w:rPr>
-          <w:lang w:val="en_US" w:bidi="en_US"/>
-        </w:rPr>
-      </w:r>
-      <w:r>
-        <w:rPr>
-          <w:b/>
-          <w:lang w:val="en_US" w:bidi="en_US"/>
-        </w:rPr>
         <w:t>"our"</w:t>
       </w:r>
     </w:p>
@@ -1986,21 +1711,6 @@
           <w:b/>
           <w:lang w:val="en_US" w:bidi="en_US"/>
         </w:rPr>
-        <w:t>χάριν ἔχω</w:t>
-      </w:r>
-    </w:p>
-    <w:p>
-      <w:pPr/>
-      <w:r>
-        <w:rPr>
-          <w:lang w:val="en_US" w:bidi="en_US"/>
-        </w:rPr>
-      </w:r>
-      <w:r>
-        <w:rPr>
-          <w:b/>
-          <w:lang w:val="en_US" w:bidi="en_US"/>
-        </w:rPr>
         <w:t>"I have gratitude"</w:t>
       </w:r>
     </w:p>
@@ -2097,21 +1807,6 @@
           <w:b/>
           <w:lang w:val="en_US" w:bidi="en_US"/>
         </w:rPr>
-        <w:t>ᾧ λατρεύω ἀπὸ προγόνων</w:t>
-      </w:r>
-    </w:p>
-    <w:p>
-      <w:pPr/>
-      <w:r>
-        <w:rPr>
-          <w:lang w:val="en_US" w:bidi="en_US"/>
-        </w:rPr>
-      </w:r>
-      <w:r>
-        <w:rPr>
-          <w:b/>
-          <w:lang w:val="en_US" w:bidi="en_US"/>
-        </w:rPr>
         <w:t>"whom I serve from my ancestors"</w:t>
       </w:r>
     </w:p>
@@ -2208,21 +1903,6 @@
           <w:b/>
           <w:lang w:val="en_US" w:bidi="en_US"/>
         </w:rPr>
-        <w:t>ἐν καθαρᾷ συνειδήσει</w:t>
-      </w:r>
-    </w:p>
-    <w:p>
-      <w:pPr/>
-      <w:r>
-        <w:rPr>
-          <w:lang w:val="en_US" w:bidi="en_US"/>
-        </w:rPr>
-      </w:r>
-      <w:r>
-        <w:rPr>
-          <w:b/>
-          <w:lang w:val="en_US" w:bidi="en_US"/>
-        </w:rPr>
         <w:t>"with a pure conscience"</w:t>
       </w:r>
     </w:p>
@@ -2332,21 +2012,6 @@
           <w:b/>
           <w:lang w:val="en_US" w:bidi="en_US"/>
         </w:rPr>
-        <w:t>ὡς ἀδιάλειπτον ἔχω τὴν περὶ σοῦ μνείαν</w:t>
-      </w:r>
-    </w:p>
-    <w:p>
-      <w:pPr/>
-      <w:r>
-        <w:rPr>
-          <w:lang w:val="en_US" w:bidi="en_US"/>
-        </w:rPr>
-      </w:r>
-      <w:r>
-        <w:rPr>
-          <w:b/>
-          <w:lang w:val="en_US" w:bidi="en_US"/>
-        </w:rPr>
         <w:t>"as I have the constant remembrance concerning you"</w:t>
       </w:r>
     </w:p>
@@ -2472,7 +2137,7 @@
         </w:rPr>
         <w:t xml:space="preserve">, “your,” and “yourself” refer to Timothy and so are singular. A note will discuss the one exception in </w:t>
       </w:r>
-      <w:hyperlink r:id="rId15">
+      <w:hyperlink r:id="rId13">
         <w:r>
           <w:rPr>
             <w:lang w:val="en_US" w:bidi="en_US"/>
@@ -2557,21 +2222,6 @@
           <w:b/>
           <w:lang w:val="en_US" w:bidi="en_US"/>
         </w:rPr>
-        <w:t>νυκτὸς καὶ ἡμέρας</w:t>
-      </w:r>
-    </w:p>
-    <w:p>
-      <w:pPr/>
-      <w:r>
-        <w:rPr>
-          <w:lang w:val="en_US" w:bidi="en_US"/>
-        </w:rPr>
-      </w:r>
-      <w:r>
-        <w:rPr>
-          <w:b/>
-          <w:lang w:val="en_US" w:bidi="en_US"/>
-        </w:rPr>
         <w:t>"night and day"</w:t>
       </w:r>
     </w:p>
@@ -2668,21 +2318,6 @@
           <w:b/>
           <w:lang w:val="en_US" w:bidi="en_US"/>
         </w:rPr>
-        <w:t>μεμνημένος σου τῶν δακρύων</w:t>
-      </w:r>
-    </w:p>
-    <w:p>
-      <w:pPr/>
-      <w:r>
-        <w:rPr>
-          <w:lang w:val="en_US" w:bidi="en_US"/>
-        </w:rPr>
-      </w:r>
-      <w:r>
-        <w:rPr>
-          <w:b/>
-          <w:lang w:val="en_US" w:bidi="en_US"/>
-        </w:rPr>
         <w:t>"remembering your tears"</w:t>
       </w:r>
     </w:p>
@@ -2779,21 +2414,6 @@
           <w:b/>
           <w:lang w:val="en_US" w:bidi="en_US"/>
         </w:rPr>
-        <w:t>σου τῶν δακρύων</w:t>
-      </w:r>
-    </w:p>
-    <w:p>
-      <w:pPr/>
-      <w:r>
-        <w:rPr>
-          <w:lang w:val="en_US" w:bidi="en_US"/>
-        </w:rPr>
-      </w:r>
-      <w:r>
-        <w:rPr>
-          <w:b/>
-          <w:lang w:val="en_US" w:bidi="en_US"/>
-        </w:rPr>
         <w:t>"your tears"</w:t>
       </w:r>
     </w:p>
@@ -2903,21 +2523,6 @@
           <w:b/>
           <w:lang w:val="en_US" w:bidi="en_US"/>
         </w:rPr>
-        <w:t>χαρᾶς πληρωθῶ</w:t>
-      </w:r>
-    </w:p>
-    <w:p>
-      <w:pPr/>
-      <w:r>
-        <w:rPr>
-          <w:lang w:val="en_US" w:bidi="en_US"/>
-        </w:rPr>
-      </w:r>
-      <w:r>
-        <w:rPr>
-          <w:b/>
-          <w:lang w:val="en_US" w:bidi="en_US"/>
-        </w:rPr>
         <w:t>"I may be filled with joy"</w:t>
       </w:r>
     </w:p>
@@ -3027,21 +2632,6 @@
           <w:b/>
           <w:lang w:val="en_US" w:bidi="en_US"/>
         </w:rPr>
-        <w:t>χαρᾶς πληρωθῶ</w:t>
-      </w:r>
-    </w:p>
-    <w:p>
-      <w:pPr/>
-      <w:r>
-        <w:rPr>
-          <w:lang w:val="en_US" w:bidi="en_US"/>
-        </w:rPr>
-      </w:r>
-      <w:r>
-        <w:rPr>
-          <w:b/>
-          <w:lang w:val="en_US" w:bidi="en_US"/>
-        </w:rPr>
         <w:t>"I may be filled with joy"</w:t>
       </w:r>
     </w:p>
@@ -3125,21 +2715,6 @@
           <w:b/>
           <w:lang w:val="en_US" w:bidi="en_US"/>
         </w:rPr>
-        <w:t>χαρᾶς πληρωθῶ</w:t>
-      </w:r>
-    </w:p>
-    <w:p>
-      <w:pPr/>
-      <w:r>
-        <w:rPr>
-          <w:lang w:val="en_US" w:bidi="en_US"/>
-        </w:rPr>
-      </w:r>
-      <w:r>
-        <w:rPr>
-          <w:b/>
-          <w:lang w:val="en_US" w:bidi="en_US"/>
-        </w:rPr>
         <w:t>"I may be filled with joy"</w:t>
       </w:r>
     </w:p>
@@ -3236,21 +2811,6 @@
           <w:b/>
           <w:lang w:val="en_US" w:bidi="en_US"/>
         </w:rPr>
-        <w:t>ὑπόμνησιν λαβὼν</w:t>
-      </w:r>
-    </w:p>
-    <w:p>
-      <w:pPr/>
-      <w:r>
-        <w:rPr>
-          <w:lang w:val="en_US" w:bidi="en_US"/>
-        </w:rPr>
-      </w:r>
-      <w:r>
-        <w:rPr>
-          <w:b/>
-          <w:lang w:val="en_US" w:bidi="en_US"/>
-        </w:rPr>
         <w:t>"having received remembrance"</w:t>
       </w:r>
     </w:p>
@@ -3347,21 +2907,6 @@
           <w:b/>
           <w:lang w:val="en_US" w:bidi="en_US"/>
         </w:rPr>
-        <w:t>τῆς ἐν σοὶ ἀνυποκρίτου πίστεως, ἥτις ἐνῴκησεν πρῶτον</w:t>
-      </w:r>
-    </w:p>
-    <w:p>
-      <w:pPr/>
-      <w:r>
-        <w:rPr>
-          <w:lang w:val="en_US" w:bidi="en_US"/>
-        </w:rPr>
-      </w:r>
-      <w:r>
-        <w:rPr>
-          <w:b/>
-          <w:lang w:val="en_US" w:bidi="en_US"/>
-        </w:rPr>
         <w:t>"of the sincere faith in you which dwelt first"</w:t>
       </w:r>
     </w:p>
@@ -3689,21 +3234,6 @@
           <w:b/>
           <w:lang w:val="en_US" w:bidi="en_US"/>
         </w:rPr>
-        <w:t>τῇ μάμμῃ σου</w:t>
-      </w:r>
-    </w:p>
-    <w:p>
-      <w:pPr/>
-      <w:r>
-        <w:rPr>
-          <w:lang w:val="en_US" w:bidi="en_US"/>
-        </w:rPr>
-      </w:r>
-      <w:r>
-        <w:rPr>
-          <w:b/>
-          <w:lang w:val="en_US" w:bidi="en_US"/>
-        </w:rPr>
         <w:t>"your grandmother"</w:t>
       </w:r>
     </w:p>
@@ -3800,21 +3330,6 @@
           <w:b/>
           <w:lang w:val="en_US" w:bidi="en_US"/>
         </w:rPr>
-        <w:t>Λωΐδι &amp; Εὐνίκῃ</w:t>
-      </w:r>
-    </w:p>
-    <w:p>
-      <w:pPr/>
-      <w:r>
-        <w:rPr>
-          <w:lang w:val="en_US" w:bidi="en_US"/>
-        </w:rPr>
-      </w:r>
-      <w:r>
-        <w:rPr>
-          <w:b/>
-          <w:lang w:val="en_US" w:bidi="en_US"/>
-        </w:rPr>
         <w:t>"Lois"</w:t>
       </w:r>
       <w:r>
@@ -3937,21 +3452,6 @@
           <w:b/>
           <w:lang w:val="en_US" w:bidi="en_US"/>
         </w:rPr>
-        <w:t>πέπεισμαι</w:t>
-      </w:r>
-    </w:p>
-    <w:p>
-      <w:pPr/>
-      <w:r>
-        <w:rPr>
-          <w:lang w:val="en_US" w:bidi="en_US"/>
-        </w:rPr>
-      </w:r>
-      <w:r>
-        <w:rPr>
-          <w:b/>
-          <w:lang w:val="en_US" w:bidi="en_US"/>
-        </w:rPr>
         <w:t>"I am persuaded"</w:t>
       </w:r>
     </w:p>
@@ -4035,21 +3535,6 @@
           <w:b/>
           <w:lang w:val="en_US" w:bidi="en_US"/>
         </w:rPr>
-        <w:t>δι’ ἣν αἰτίαν</w:t>
-      </w:r>
-    </w:p>
-    <w:p>
-      <w:pPr/>
-      <w:r>
-        <w:rPr>
-          <w:lang w:val="en_US" w:bidi="en_US"/>
-        </w:rPr>
-      </w:r>
-      <w:r>
-        <w:rPr>
-          <w:b/>
-          <w:lang w:val="en_US" w:bidi="en_US"/>
-        </w:rPr>
         <w:t>"For which reason"</w:t>
       </w:r>
     </w:p>
@@ -4079,7 +3564,7 @@
         </w:rPr>
         <w:t xml:space="preserve"> refers back to the fact of Timothy’s sincere faith (see </w:t>
       </w:r>
-      <w:hyperlink r:id="rId16">
+      <w:hyperlink r:id="rId14">
         <w:r>
           <w:rPr>
             <w:lang w:val="en_US" w:bidi="en_US"/>
@@ -4164,21 +3649,6 @@
           <w:b/>
           <w:lang w:val="en_US" w:bidi="en_US"/>
         </w:rPr>
-        <w:t>ἀναζωπυρεῖν τὸ χάρισμα</w:t>
-      </w:r>
-    </w:p>
-    <w:p>
-      <w:pPr/>
-      <w:r>
-        <w:rPr>
-          <w:lang w:val="en_US" w:bidi="en_US"/>
-        </w:rPr>
-      </w:r>
-      <w:r>
-        <w:rPr>
-          <w:b/>
-          <w:lang w:val="en_US" w:bidi="en_US"/>
-        </w:rPr>
         <w:t>"to rekindle the gift"</w:t>
       </w:r>
     </w:p>
@@ -4314,21 +3784,6 @@
           <w:b/>
           <w:lang w:val="en_US" w:bidi="en_US"/>
         </w:rPr>
-        <w:t>τὸ χάρισμα τοῦ Θεοῦ, ὅ ἐστιν ἐν σοὶ</w:t>
-      </w:r>
-    </w:p>
-    <w:p>
-      <w:pPr/>
-      <w:r>
-        <w:rPr>
-          <w:lang w:val="en_US" w:bidi="en_US"/>
-        </w:rPr>
-      </w:r>
-      <w:r>
-        <w:rPr>
-          <w:b/>
-          <w:lang w:val="en_US" w:bidi="en_US"/>
-        </w:rPr>
         <w:t>"the gift of God that is in you"</w:t>
       </w:r>
     </w:p>
@@ -4425,21 +3880,6 @@
           <w:b/>
           <w:lang w:val="en_US" w:bidi="en_US"/>
         </w:rPr>
-        <w:t>τὸ χάρισμα τοῦ Θεοῦ, ὅ ἐστιν ἐν σοὶ</w:t>
-      </w:r>
-    </w:p>
-    <w:p>
-      <w:pPr/>
-      <w:r>
-        <w:rPr>
-          <w:lang w:val="en_US" w:bidi="en_US"/>
-        </w:rPr>
-      </w:r>
-      <w:r>
-        <w:rPr>
-          <w:b/>
-          <w:lang w:val="en_US" w:bidi="en_US"/>
-        </w:rPr>
         <w:t>"the gift of God that is in you"</w:t>
       </w:r>
     </w:p>
@@ -4549,21 +3989,6 @@
           <w:b/>
           <w:lang w:val="en_US" w:bidi="en_US"/>
         </w:rPr>
-        <w:t>διὰ τῆς ἐπιθέσεως τῶν χειρῶν μου</w:t>
-      </w:r>
-    </w:p>
-    <w:p>
-      <w:pPr/>
-      <w:r>
-        <w:rPr>
-          <w:lang w:val="en_US" w:bidi="en_US"/>
-        </w:rPr>
-      </w:r>
-      <w:r>
-        <w:rPr>
-          <w:b/>
-          <w:lang w:val="en_US" w:bidi="en_US"/>
-        </w:rPr>
         <w:t>"through the laying on of my hands"</w:t>
       </w:r>
     </w:p>
@@ -4660,21 +4085,6 @@
           <w:b/>
           <w:lang w:val="en_US" w:bidi="en_US"/>
         </w:rPr>
-        <w:t>γὰρ</w:t>
-      </w:r>
-    </w:p>
-    <w:p>
-      <w:pPr/>
-      <w:r>
-        <w:rPr>
-          <w:lang w:val="en_US" w:bidi="en_US"/>
-        </w:rPr>
-      </w:r>
-      <w:r>
-        <w:rPr>
-          <w:b/>
-          <w:lang w:val="en_US" w:bidi="en_US"/>
-        </w:rPr>
         <w:t>"For"</w:t>
       </w:r>
     </w:p>
@@ -4704,7 +4114,7 @@
         </w:rPr>
         <w:t xml:space="preserve"> introduces a reason why Timothy should rekindle his gift (</w:t>
       </w:r>
-      <w:hyperlink r:id="rId17">
+      <w:hyperlink r:id="rId15">
         <w:r>
           <w:rPr>
             <w:lang w:val="en_US" w:bidi="en_US"/>
@@ -4802,21 +4212,6 @@
           <w:b/>
           <w:lang w:val="en_US" w:bidi="en_US"/>
         </w:rPr>
-        <w:t>πνεῦμα δειλίας, ἀλλὰ δυνάμεως, καὶ ἀγάπης, καὶ σωφρονισμοῦ</w:t>
-      </w:r>
-    </w:p>
-    <w:p>
-      <w:pPr/>
-      <w:r>
-        <w:rPr>
-          <w:lang w:val="en_US" w:bidi="en_US"/>
-        </w:rPr>
-      </w:r>
-      <w:r>
-        <w:rPr>
-          <w:b/>
-          <w:lang w:val="en_US" w:bidi="en_US"/>
-        </w:rPr>
         <w:t>"a spirit of cowardice but of power and of love and of self-control"</w:t>
       </w:r>
     </w:p>
@@ -4926,21 +4321,6 @@
           <w:b/>
           <w:lang w:val="en_US" w:bidi="en_US"/>
         </w:rPr>
-        <w:t>δειλίας, ἀλλὰ δυνάμεως, καὶ ἀγάπης, καὶ σωφρονισμοῦ</w:t>
-      </w:r>
-    </w:p>
-    <w:p>
-      <w:pPr/>
-      <w:r>
-        <w:rPr>
-          <w:lang w:val="en_US" w:bidi="en_US"/>
-        </w:rPr>
-      </w:r>
-      <w:r>
-        <w:rPr>
-          <w:b/>
-          <w:lang w:val="en_US" w:bidi="en_US"/>
-        </w:rPr>
         <w:t>"of cowardice but of power and of love and of self-control"</w:t>
       </w:r>
     </w:p>
@@ -5076,21 +4456,6 @@
           <w:b/>
           <w:lang w:val="en_US" w:bidi="en_US"/>
         </w:rPr>
-        <w:t>σωφρονισμοῦ</w:t>
-      </w:r>
-    </w:p>
-    <w:p>
-      <w:pPr/>
-      <w:r>
-        <w:rPr>
-          <w:lang w:val="en_US" w:bidi="en_US"/>
-        </w:rPr>
-      </w:r>
-      <w:r>
-        <w:rPr>
-          <w:b/>
-          <w:lang w:val="en_US" w:bidi="en_US"/>
-        </w:rPr>
         <w:t>"of self-control"</w:t>
       </w:r>
     </w:p>
@@ -5187,21 +4552,6 @@
           <w:b/>
           <w:lang w:val="en_US" w:bidi="en_US"/>
         </w:rPr>
-        <w:t>οὖν</w:t>
-      </w:r>
-    </w:p>
-    <w:p>
-      <w:pPr/>
-      <w:r>
-        <w:rPr>
-          <w:lang w:val="en_US" w:bidi="en_US"/>
-        </w:rPr>
-      </w:r>
-      <w:r>
-        <w:rPr>
-          <w:b/>
-          <w:lang w:val="en_US" w:bidi="en_US"/>
-        </w:rPr>
         <w:t>"Therefore"</w:t>
       </w:r>
     </w:p>
@@ -5298,21 +4648,6 @@
           <w:b/>
           <w:lang w:val="en_US" w:bidi="en_US"/>
         </w:rPr>
-        <w:t>μὴ &amp; ἐπαισχυνθῇς τὸ μαρτύριον τοῦ Κυρίου ἡμῶν, μηδὲ ἐμὲ, τὸν δέσμιον αὐτοῦ</w:t>
-      </w:r>
-    </w:p>
-    <w:p>
-      <w:pPr/>
-      <w:r>
-        <w:rPr>
-          <w:lang w:val="en_US" w:bidi="en_US"/>
-        </w:rPr>
-      </w:r>
-      <w:r>
-        <w:rPr>
-          <w:b/>
-          <w:lang w:val="en_US" w:bidi="en_US"/>
-        </w:rPr>
         <w:t>"do not be ashamed of the testimony of our Lord, nor of me, his prisoner"</w:t>
       </w:r>
     </w:p>
@@ -5396,21 +4731,6 @@
           <w:b/>
           <w:lang w:val="en_US" w:bidi="en_US"/>
         </w:rPr>
-        <w:t>τὸ μαρτύριον τοῦ Κυρίου ἡμῶν</w:t>
-      </w:r>
-    </w:p>
-    <w:p>
-      <w:pPr/>
-      <w:r>
-        <w:rPr>
-          <w:lang w:val="en_US" w:bidi="en_US"/>
-        </w:rPr>
-      </w:r>
-      <w:r>
-        <w:rPr>
-          <w:b/>
-          <w:lang w:val="en_US" w:bidi="en_US"/>
-        </w:rPr>
         <w:t>"the testimony of our Lord"</w:t>
       </w:r>
     </w:p>
@@ -5520,21 +4840,6 @@
           <w:b/>
           <w:lang w:val="en_US" w:bidi="en_US"/>
         </w:rPr>
-        <w:t>τὸν δέσμιον αὐτοῦ</w:t>
-      </w:r>
-    </w:p>
-    <w:p>
-      <w:pPr/>
-      <w:r>
-        <w:rPr>
-          <w:lang w:val="en_US" w:bidi="en_US"/>
-        </w:rPr>
-      </w:r>
-      <w:r>
-        <w:rPr>
-          <w:b/>
-          <w:lang w:val="en_US" w:bidi="en_US"/>
-        </w:rPr>
         <w:t>"his prisoner"</w:t>
       </w:r>
     </w:p>
@@ -5631,21 +4936,6 @@
           <w:b/>
           <w:lang w:val="en_US" w:bidi="en_US"/>
         </w:rPr>
-        <w:t>συνκακοπάθησον</w:t>
-      </w:r>
-    </w:p>
-    <w:p>
-      <w:pPr/>
-      <w:r>
-        <w:rPr>
-          <w:lang w:val="en_US" w:bidi="en_US"/>
-        </w:rPr>
-      </w:r>
-      <w:r>
-        <w:rPr>
-          <w:b/>
-          <w:lang w:val="en_US" w:bidi="en_US"/>
-        </w:rPr>
         <w:t>"suffer together"</w:t>
       </w:r>
     </w:p>
@@ -5742,21 +5032,6 @@
           <w:b/>
           <w:lang w:val="en_US" w:bidi="en_US"/>
         </w:rPr>
-        <w:t>τῷ εὐαγγελίῳ</w:t>
-      </w:r>
-    </w:p>
-    <w:p>
-      <w:pPr/>
-      <w:r>
-        <w:rPr>
-          <w:lang w:val="en_US" w:bidi="en_US"/>
-        </w:rPr>
-      </w:r>
-      <w:r>
-        <w:rPr>
-          <w:b/>
-          <w:lang w:val="en_US" w:bidi="en_US"/>
-        </w:rPr>
         <w:t>"for the gospel"</w:t>
       </w:r>
     </w:p>
@@ -5853,21 +5128,6 @@
           <w:b/>
           <w:lang w:val="en_US" w:bidi="en_US"/>
         </w:rPr>
-        <w:t>κατὰ δύναμιν Θεοῦ</w:t>
-      </w:r>
-    </w:p>
-    <w:p>
-      <w:pPr/>
-      <w:r>
-        <w:rPr>
-          <w:lang w:val="en_US" w:bidi="en_US"/>
-        </w:rPr>
-      </w:r>
-      <w:r>
-        <w:rPr>
-          <w:b/>
-          <w:lang w:val="en_US" w:bidi="en_US"/>
-        </w:rPr>
         <w:t>"according to the power of God"</w:t>
       </w:r>
     </w:p>
@@ -5964,21 +5224,6 @@
           <w:b/>
           <w:lang w:val="en_US" w:bidi="en_US"/>
         </w:rPr>
-        <w:t>κλήσει ἁγίᾳ</w:t>
-      </w:r>
-    </w:p>
-    <w:p>
-      <w:pPr/>
-      <w:r>
-        <w:rPr>
-          <w:lang w:val="en_US" w:bidi="en_US"/>
-        </w:rPr>
-      </w:r>
-      <w:r>
-        <w:rPr>
-          <w:b/>
-          <w:lang w:val="en_US" w:bidi="en_US"/>
-        </w:rPr>
         <w:t>"to a holy calling"</w:t>
       </w:r>
     </w:p>
@@ -6101,21 +5346,6 @@
           <w:b/>
           <w:lang w:val="en_US" w:bidi="en_US"/>
         </w:rPr>
-        <w:t>οὐ κατὰ τὰ ἔργα ἡμῶν, ἀλλὰ κατὰ ἰδίαν πρόθεσιν καὶ χάριν, τὴν δοθεῖσαν ἡμῖν</w:t>
-      </w:r>
-    </w:p>
-    <w:p>
-      <w:pPr/>
-      <w:r>
-        <w:rPr>
-          <w:lang w:val="en_US" w:bidi="en_US"/>
-        </w:rPr>
-      </w:r>
-      <w:r>
-        <w:rPr>
-          <w:b/>
-          <w:lang w:val="en_US" w:bidi="en_US"/>
-        </w:rPr>
         <w:t>"not according to our works, but according to his own purpose and grace, the {grace} having been given to us"</w:t>
       </w:r>
     </w:p>
@@ -6373,21 +5603,6 @@
           <w:b/>
           <w:lang w:val="en_US" w:bidi="en_US"/>
         </w:rPr>
-        <w:t>τὴν δοθεῖσαν</w:t>
-      </w:r>
-    </w:p>
-    <w:p>
-      <w:pPr/>
-      <w:r>
-        <w:rPr>
-          <w:lang w:val="en_US" w:bidi="en_US"/>
-        </w:rPr>
-      </w:r>
-      <w:r>
-        <w:rPr>
-          <w:b/>
-          <w:lang w:val="en_US" w:bidi="en_US"/>
-        </w:rPr>
         <w:t>"the {grace} having been given"</w:t>
       </w:r>
     </w:p>
@@ -6471,21 +5686,6 @@
           <w:b/>
           <w:lang w:val="en_US" w:bidi="en_US"/>
         </w:rPr>
-        <w:t>ἐν Χριστῷ Ἰησοῦ πρὸ χρόνων αἰωνίων</w:t>
-      </w:r>
-    </w:p>
-    <w:p>
-      <w:pPr/>
-      <w:r>
-        <w:rPr>
-          <w:lang w:val="en_US" w:bidi="en_US"/>
-        </w:rPr>
-      </w:r>
-      <w:r>
-        <w:rPr>
-          <w:b/>
-          <w:lang w:val="en_US" w:bidi="en_US"/>
-        </w:rPr>
         <w:t>"in Christ Jesus before eternal times"</w:t>
       </w:r>
     </w:p>
@@ -6621,21 +5821,6 @@
           <w:b/>
           <w:lang w:val="en_US" w:bidi="en_US"/>
         </w:rPr>
-        <w:t>πρὸ χρόνων αἰωνίων</w:t>
-      </w:r>
-    </w:p>
-    <w:p>
-      <w:pPr/>
-      <w:r>
-        <w:rPr>
-          <w:lang w:val="en_US" w:bidi="en_US"/>
-        </w:rPr>
-      </w:r>
-      <w:r>
-        <w:rPr>
-          <w:b/>
-          <w:lang w:val="en_US" w:bidi="en_US"/>
-        </w:rPr>
         <w:t>"before eternal times"</w:t>
       </w:r>
     </w:p>
@@ -6732,21 +5917,6 @@
           <w:b/>
           <w:lang w:val="en_US" w:bidi="en_US"/>
         </w:rPr>
-        <w:t>φανερωθεῖσαν δὲ νῦν</w:t>
-      </w:r>
-    </w:p>
-    <w:p>
-      <w:pPr/>
-      <w:r>
-        <w:rPr>
-          <w:lang w:val="en_US" w:bidi="en_US"/>
-        </w:rPr>
-      </w:r>
-      <w:r>
-        <w:rPr>
-          <w:b/>
-          <w:lang w:val="en_US" w:bidi="en_US"/>
-        </w:rPr>
         <w:t>"and now having been revealed"</w:t>
       </w:r>
     </w:p>
@@ -6830,21 +6000,6 @@
           <w:b/>
           <w:lang w:val="en_US" w:bidi="en_US"/>
         </w:rPr>
-        <w:t>διὰ τῆς ἐπιφανείας τοῦ Σωτῆρος ἡμῶν, Χριστοῦ Ἰησοῦ</w:t>
-      </w:r>
-    </w:p>
-    <w:p>
-      <w:pPr/>
-      <w:r>
-        <w:rPr>
-          <w:lang w:val="en_US" w:bidi="en_US"/>
-        </w:rPr>
-      </w:r>
-      <w:r>
-        <w:rPr>
-          <w:b/>
-          <w:lang w:val="en_US" w:bidi="en_US"/>
-        </w:rPr>
         <w:t>"through the appearance of our Savior Christ Jesus"</w:t>
       </w:r>
     </w:p>
@@ -6941,21 +6096,6 @@
           <w:b/>
           <w:lang w:val="en_US" w:bidi="en_US"/>
         </w:rPr>
-        <w:t>καταργήσαντος μὲν τὸν θάνατον</w:t>
-      </w:r>
-    </w:p>
-    <w:p>
-      <w:pPr/>
-      <w:r>
-        <w:rPr>
-          <w:lang w:val="en_US" w:bidi="en_US"/>
-        </w:rPr>
-      </w:r>
-      <w:r>
-        <w:rPr>
-          <w:b/>
-          <w:lang w:val="en_US" w:bidi="en_US"/>
-        </w:rPr>
         <w:t>"both having abolished death"</w:t>
       </w:r>
     </w:p>
@@ -7052,21 +6192,6 @@
           <w:b/>
           <w:lang w:val="en_US" w:bidi="en_US"/>
         </w:rPr>
-        <w:t>φωτίσαντος δὲ ζωὴν καὶ ἀφθαρσίαν διὰ τοῦ εὐαγγελίου</w:t>
-      </w:r>
-    </w:p>
-    <w:p>
-      <w:pPr/>
-      <w:r>
-        <w:rPr>
-          <w:lang w:val="en_US" w:bidi="en_US"/>
-        </w:rPr>
-      </w:r>
-      <w:r>
-        <w:rPr>
-          <w:b/>
-          <w:lang w:val="en_US" w:bidi="en_US"/>
-        </w:rPr>
         <w:t>"and having brought to light life and immortality through the gospel"</w:t>
       </w:r>
     </w:p>
@@ -7215,21 +6340,6 @@
           <w:b/>
           <w:lang w:val="en_US" w:bidi="en_US"/>
         </w:rPr>
-        <w:t>ζωὴν καὶ ἀφθαρσίαν</w:t>
-      </w:r>
-    </w:p>
-    <w:p>
-      <w:pPr/>
-      <w:r>
-        <w:rPr>
-          <w:lang w:val="en_US" w:bidi="en_US"/>
-        </w:rPr>
-      </w:r>
-      <w:r>
-        <w:rPr>
-          <w:b/>
-          <w:lang w:val="en_US" w:bidi="en_US"/>
-        </w:rPr>
         <w:t>"life and immortality"</w:t>
       </w:r>
     </w:p>
@@ -7339,21 +6449,6 @@
           <w:b/>
           <w:lang w:val="en_US" w:bidi="en_US"/>
         </w:rPr>
-        <w:t>ζωὴν καὶ ἀφθαρσίαν</w:t>
-      </w:r>
-    </w:p>
-    <w:p>
-      <w:pPr/>
-      <w:r>
-        <w:rPr>
-          <w:lang w:val="en_US" w:bidi="en_US"/>
-        </w:rPr>
-      </w:r>
-      <w:r>
-        <w:rPr>
-          <w:b/>
-          <w:lang w:val="en_US" w:bidi="en_US"/>
-        </w:rPr>
         <w:t>"life and immortality"</w:t>
       </w:r>
     </w:p>
@@ -7489,21 +6584,6 @@
           <w:b/>
           <w:lang w:val="en_US" w:bidi="en_US"/>
         </w:rPr>
-        <w:t>ζωὴν</w:t>
-      </w:r>
-    </w:p>
-    <w:p>
-      <w:pPr/>
-      <w:r>
-        <w:rPr>
-          <w:lang w:val="en_US" w:bidi="en_US"/>
-        </w:rPr>
-      </w:r>
-      <w:r>
-        <w:rPr>
-          <w:b/>
-          <w:lang w:val="en_US" w:bidi="en_US"/>
-        </w:rPr>
         <w:t>"life"</w:t>
       </w:r>
     </w:p>
@@ -7587,21 +6667,6 @@
           <w:b/>
           <w:lang w:val="en_US" w:bidi="en_US"/>
         </w:rPr>
-        <w:t>εἰς ὃ</w:t>
-      </w:r>
-    </w:p>
-    <w:p>
-      <w:pPr/>
-      <w:r>
-        <w:rPr>
-          <w:lang w:val="en_US" w:bidi="en_US"/>
-        </w:rPr>
-      </w:r>
-      <w:r>
-        <w:rPr>
-          <w:b/>
-          <w:lang w:val="en_US" w:bidi="en_US"/>
-        </w:rPr>
         <w:t>"for which"</w:t>
       </w:r>
     </w:p>
@@ -7698,21 +6763,6 @@
           <w:b/>
           <w:lang w:val="en_US" w:bidi="en_US"/>
         </w:rPr>
-        <w:t>ἐτέθην ἐγὼ</w:t>
-      </w:r>
-    </w:p>
-    <w:p>
-      <w:pPr/>
-      <w:r>
-        <w:rPr>
-          <w:lang w:val="en_US" w:bidi="en_US"/>
-        </w:rPr>
-      </w:r>
-      <w:r>
-        <w:rPr>
-          <w:b/>
-          <w:lang w:val="en_US" w:bidi="en_US"/>
-        </w:rPr>
         <w:t>"I was appointed"</w:t>
       </w:r>
     </w:p>
@@ -7796,21 +6846,6 @@
           <w:b/>
           <w:lang w:val="en_US" w:bidi="en_US"/>
         </w:rPr>
-        <w:t>κῆρυξ</w:t>
-      </w:r>
-    </w:p>
-    <w:p>
-      <w:pPr/>
-      <w:r>
-        <w:rPr>
-          <w:lang w:val="en_US" w:bidi="en_US"/>
-        </w:rPr>
-      </w:r>
-      <w:r>
-        <w:rPr>
-          <w:b/>
-          <w:lang w:val="en_US" w:bidi="en_US"/>
-        </w:rPr>
         <w:t>"a herald"</w:t>
       </w:r>
     </w:p>
@@ -7907,21 +6942,6 @@
           <w:b/>
           <w:lang w:val="en_US" w:bidi="en_US"/>
         </w:rPr>
-        <w:t>διδάσκαλος</w:t>
-      </w:r>
-    </w:p>
-    <w:p>
-      <w:pPr/>
-      <w:r>
-        <w:rPr>
-          <w:lang w:val="en_US" w:bidi="en_US"/>
-        </w:rPr>
-      </w:r>
-      <w:r>
-        <w:rPr>
-          <w:b/>
-          <w:lang w:val="en_US" w:bidi="en_US"/>
-        </w:rPr>
         <w:t>"a teacher"</w:t>
       </w:r>
     </w:p>
@@ -8018,21 +7038,6 @@
           <w:b/>
           <w:lang w:val="en_US" w:bidi="en_US"/>
         </w:rPr>
-        <w:t>δι’ ἣν αἰτίαν</w:t>
-      </w:r>
-    </w:p>
-    <w:p>
-      <w:pPr/>
-      <w:r>
-        <w:rPr>
-          <w:lang w:val="en_US" w:bidi="en_US"/>
-        </w:rPr>
-      </w:r>
-      <w:r>
-        <w:rPr>
-          <w:b/>
-          <w:lang w:val="en_US" w:bidi="en_US"/>
-        </w:rPr>
         <w:t>"for which reason"</w:t>
       </w:r>
     </w:p>
@@ -8049,7 +7054,7 @@
         </w:rPr>
         <w:t xml:space="preserve">Here, the phrase which reason refers back to the fact that Paul was appointed to be a herald, apostle, and teacher (see </w:t>
       </w:r>
-      <w:hyperlink r:id="rId18">
+      <w:hyperlink r:id="rId16">
         <w:r>
           <w:rPr>
             <w:lang w:val="en_US" w:bidi="en_US"/>
@@ -8134,21 +7139,6 @@
           <w:b/>
           <w:lang w:val="en_US" w:bidi="en_US"/>
         </w:rPr>
-        <w:t>καὶ ταῦτα πάσχω</w:t>
-      </w:r>
-    </w:p>
-    <w:p>
-      <w:pPr/>
-      <w:r>
-        <w:rPr>
-          <w:lang w:val="en_US" w:bidi="en_US"/>
-        </w:rPr>
-      </w:r>
-      <w:r>
-        <w:rPr>
-          <w:b/>
-          <w:lang w:val="en_US" w:bidi="en_US"/>
-        </w:rPr>
         <w:t>"I also suffer these things"</w:t>
       </w:r>
     </w:p>
@@ -8178,7 +7168,7 @@
         </w:rPr>
         <w:t xml:space="preserve"> that he is suffering, but from the context of the letter, Timothy would have known that he was referring to suffering as a prisoner (see </w:t>
       </w:r>
-      <w:hyperlink r:id="rId19">
+      <w:hyperlink r:id="rId17">
         <w:r>
           <w:rPr>
             <w:lang w:val="en_US" w:bidi="en_US"/>
@@ -8263,21 +7253,6 @@
           <w:b/>
           <w:lang w:val="en_US" w:bidi="en_US"/>
         </w:rPr>
-        <w:t>οὐκ ἐπαισχύνομαι</w:t>
-      </w:r>
-    </w:p>
-    <w:p>
-      <w:pPr/>
-      <w:r>
-        <w:rPr>
-          <w:lang w:val="en_US" w:bidi="en_US"/>
-        </w:rPr>
-      </w:r>
-      <w:r>
-        <w:rPr>
-          <w:b/>
-          <w:lang w:val="en_US" w:bidi="en_US"/>
-        </w:rPr>
         <w:t>"I am not ashamed"</w:t>
       </w:r>
     </w:p>
@@ -8361,21 +7336,6 @@
           <w:b/>
           <w:lang w:val="en_US" w:bidi="en_US"/>
         </w:rPr>
-        <w:t>ᾧ</w:t>
-      </w:r>
-    </w:p>
-    <w:p>
-      <w:pPr/>
-      <w:r>
-        <w:rPr>
-          <w:lang w:val="en_US" w:bidi="en_US"/>
-        </w:rPr>
-      </w:r>
-      <w:r>
-        <w:rPr>
-          <w:b/>
-          <w:lang w:val="en_US" w:bidi="en_US"/>
-        </w:rPr>
         <w:t>"in whom"</w:t>
       </w:r>
     </w:p>
@@ -8472,21 +7432,6 @@
           <w:b/>
           <w:lang w:val="en_US" w:bidi="en_US"/>
         </w:rPr>
-        <w:t>πέπεισμαι</w:t>
-      </w:r>
-    </w:p>
-    <w:p>
-      <w:pPr/>
-      <w:r>
-        <w:rPr>
-          <w:lang w:val="en_US" w:bidi="en_US"/>
-        </w:rPr>
-      </w:r>
-      <w:r>
-        <w:rPr>
-          <w:b/>
-          <w:lang w:val="en_US" w:bidi="en_US"/>
-        </w:rPr>
         <w:t>"I have been persuaded"</w:t>
       </w:r>
     </w:p>
@@ -8570,21 +7515,6 @@
           <w:b/>
           <w:lang w:val="en_US" w:bidi="en_US"/>
         </w:rPr>
-        <w:t>τὴν παραθήκην μου φυλάξαι</w:t>
-      </w:r>
-    </w:p>
-    <w:p>
-      <w:pPr/>
-      <w:r>
-        <w:rPr>
-          <w:lang w:val="en_US" w:bidi="en_US"/>
-        </w:rPr>
-      </w:r>
-      <w:r>
-        <w:rPr>
-          <w:b/>
-          <w:lang w:val="en_US" w:bidi="en_US"/>
-        </w:rPr>
         <w:t>"to guard my deposit"</w:t>
       </w:r>
     </w:p>
@@ -8681,21 +7611,6 @@
           <w:b/>
           <w:lang w:val="en_US" w:bidi="en_US"/>
         </w:rPr>
-        <w:t>τὴν παραθήκην μου φυλάξαι</w:t>
-      </w:r>
-    </w:p>
-    <w:p>
-      <w:pPr/>
-      <w:r>
-        <w:rPr>
-          <w:lang w:val="en_US" w:bidi="en_US"/>
-        </w:rPr>
-      </w:r>
-      <w:r>
-        <w:rPr>
-          <w:b/>
-          <w:lang w:val="en_US" w:bidi="en_US"/>
-        </w:rPr>
         <w:t>"to guard my deposit"</w:t>
       </w:r>
     </w:p>
@@ -8844,21 +7759,6 @@
           <w:b/>
           <w:lang w:val="en_US" w:bidi="en_US"/>
         </w:rPr>
-        <w:t>ἐκείνην τὴν ἡμέραν</w:t>
-      </w:r>
-    </w:p>
-    <w:p>
-      <w:pPr/>
-      <w:r>
-        <w:rPr>
-          <w:lang w:val="en_US" w:bidi="en_US"/>
-        </w:rPr>
-      </w:r>
-      <w:r>
-        <w:rPr>
-          <w:b/>
-          <w:lang w:val="en_US" w:bidi="en_US"/>
-        </w:rPr>
         <w:t>"that day"</w:t>
       </w:r>
     </w:p>
@@ -8942,21 +7842,6 @@
           <w:b/>
           <w:lang w:val="en_US" w:bidi="en_US"/>
         </w:rPr>
-        <w:t>ὑποτύπωσιν ἔχε</w:t>
-      </w:r>
-    </w:p>
-    <w:p>
-      <w:pPr/>
-      <w:r>
-        <w:rPr>
-          <w:lang w:val="en_US" w:bidi="en_US"/>
-        </w:rPr>
-      </w:r>
-      <w:r>
-        <w:rPr>
-          <w:b/>
-          <w:lang w:val="en_US" w:bidi="en_US"/>
-        </w:rPr>
         <w:t>"Hold the pattern"</w:t>
       </w:r>
     </w:p>
@@ -9053,21 +7938,6 @@
           <w:b/>
           <w:lang w:val="en_US" w:bidi="en_US"/>
         </w:rPr>
-        <w:t>ὑγιαινόντων λόγων</w:t>
-      </w:r>
-    </w:p>
-    <w:p>
-      <w:pPr/>
-      <w:r>
-        <w:rPr>
-          <w:lang w:val="en_US" w:bidi="en_US"/>
-        </w:rPr>
-      </w:r>
-      <w:r>
-        <w:rPr>
-          <w:b/>
-          <w:lang w:val="en_US" w:bidi="en_US"/>
-        </w:rPr>
         <w:t>"of healthy words"</w:t>
       </w:r>
     </w:p>
@@ -9190,21 +8060,6 @@
           <w:b/>
           <w:lang w:val="en_US" w:bidi="en_US"/>
         </w:rPr>
-        <w:t>ὑγιαινόντων λόγων</w:t>
-      </w:r>
-    </w:p>
-    <w:p>
-      <w:pPr/>
-      <w:r>
-        <w:rPr>
-          <w:lang w:val="en_US" w:bidi="en_US"/>
-        </w:rPr>
-      </w:r>
-      <w:r>
-        <w:rPr>
-          <w:b/>
-          <w:lang w:val="en_US" w:bidi="en_US"/>
-        </w:rPr>
         <w:t>"of healthy words"</w:t>
       </w:r>
     </w:p>
@@ -9301,21 +8156,6 @@
           <w:b/>
           <w:lang w:val="en_US" w:bidi="en_US"/>
         </w:rPr>
-        <w:t>ἐν πίστει καὶ ἀγάπῃ τῇ ἐν Χριστῷ Ἰησοῦ</w:t>
-      </w:r>
-    </w:p>
-    <w:p>
-      <w:pPr/>
-      <w:r>
-        <w:rPr>
-          <w:lang w:val="en_US" w:bidi="en_US"/>
-        </w:rPr>
-      </w:r>
-      <w:r>
-        <w:rPr>
-          <w:b/>
-          <w:lang w:val="en_US" w:bidi="en_US"/>
-        </w:rPr>
         <w:t>"in faith and love {that are} in Christ Jesus"</w:t>
       </w:r>
     </w:p>
@@ -9425,21 +8265,6 @@
           <w:b/>
           <w:lang w:val="en_US" w:bidi="en_US"/>
         </w:rPr>
-        <w:t>τῇ ἐν Χριστῷ Ἰησοῦ</w:t>
-      </w:r>
-    </w:p>
-    <w:p>
-      <w:pPr/>
-      <w:r>
-        <w:rPr>
-          <w:lang w:val="en_US" w:bidi="en_US"/>
-        </w:rPr>
-      </w:r>
-      <w:r>
-        <w:rPr>
-          <w:b/>
-          <w:lang w:val="en_US" w:bidi="en_US"/>
-        </w:rPr>
         <w:t>"that are} in Christ Jesus"</w:t>
       </w:r>
     </w:p>
@@ -9575,21 +8400,6 @@
           <w:b/>
           <w:lang w:val="en_US" w:bidi="en_US"/>
         </w:rPr>
-        <w:t>τῇ ἐν Χριστῷ Ἰησοῦ</w:t>
-      </w:r>
-    </w:p>
-    <w:p>
-      <w:pPr/>
-      <w:r>
-        <w:rPr>
-          <w:lang w:val="en_US" w:bidi="en_US"/>
-        </w:rPr>
-      </w:r>
-      <w:r>
-        <w:rPr>
-          <w:b/>
-          <w:lang w:val="en_US" w:bidi="en_US"/>
-        </w:rPr>
         <w:t>"that are} in Christ Jesus"</w:t>
       </w:r>
     </w:p>
@@ -9777,21 +8587,6 @@
           <w:b/>
           <w:lang w:val="en_US" w:bidi="en_US"/>
         </w:rPr>
-        <w:t>τὴν καλὴν παραθήκην φύλαξον</w:t>
-      </w:r>
-    </w:p>
-    <w:p>
-      <w:pPr/>
-      <w:r>
-        <w:rPr>
-          <w:lang w:val="en_US" w:bidi="en_US"/>
-        </w:rPr>
-      </w:r>
-      <w:r>
-        <w:rPr>
-          <w:b/>
-          <w:lang w:val="en_US" w:bidi="en_US"/>
-        </w:rPr>
         <w:t>"Guard the good deposit"</w:t>
       </w:r>
     </w:p>
@@ -9914,21 +8709,6 @@
           <w:b/>
           <w:lang w:val="en_US" w:bidi="en_US"/>
         </w:rPr>
-        <w:t>διὰ Πνεύματος Ἁγίου</w:t>
-      </w:r>
-    </w:p>
-    <w:p>
-      <w:pPr/>
-      <w:r>
-        <w:rPr>
-          <w:lang w:val="en_US" w:bidi="en_US"/>
-        </w:rPr>
-      </w:r>
-      <w:r>
-        <w:rPr>
-          <w:b/>
-          <w:lang w:val="en_US" w:bidi="en_US"/>
-        </w:rPr>
         <w:t>"through the Holy Spirit"</w:t>
       </w:r>
     </w:p>
@@ -9992,21 +8772,6 @@
           <w:b/>
           <w:lang w:val="en_US" w:bidi="en_US"/>
         </w:rPr>
-        <w:t>τοῦ ἐνοικοῦντος ἐν ἡμῖν</w:t>
-      </w:r>
-    </w:p>
-    <w:p>
-      <w:pPr/>
-      <w:r>
-        <w:rPr>
-          <w:lang w:val="en_US" w:bidi="en_US"/>
-        </w:rPr>
-      </w:r>
-      <w:r>
-        <w:rPr>
-          <w:b/>
-          <w:lang w:val="en_US" w:bidi="en_US"/>
-        </w:rPr>
         <w:t>"the one dwelling in us"</w:t>
       </w:r>
     </w:p>
@@ -10116,21 +8881,6 @@
           <w:b/>
           <w:lang w:val="en_US" w:bidi="en_US"/>
         </w:rPr>
-        <w:t>οἶδας τοῦτο, ὅτι</w:t>
-      </w:r>
-    </w:p>
-    <w:p>
-      <w:pPr/>
-      <w:r>
-        <w:rPr>
-          <w:lang w:val="en_US" w:bidi="en_US"/>
-        </w:rPr>
-      </w:r>
-      <w:r>
-        <w:rPr>
-          <w:b/>
-          <w:lang w:val="en_US" w:bidi="en_US"/>
-        </w:rPr>
         <w:t>"You know this, that"</w:t>
       </w:r>
     </w:p>
@@ -10253,21 +9003,6 @@
           <w:b/>
           <w:lang w:val="en_US" w:bidi="en_US"/>
         </w:rPr>
-        <w:t>πάντες οἱ ἐν τῇ Ἀσίᾳ</w:t>
-      </w:r>
-    </w:p>
-    <w:p>
-      <w:pPr/>
-      <w:r>
-        <w:rPr>
-          <w:lang w:val="en_US" w:bidi="en_US"/>
-        </w:rPr>
-      </w:r>
-      <w:r>
-        <w:rPr>
-          <w:b/>
-          <w:lang w:val="en_US" w:bidi="en_US"/>
-        </w:rPr>
         <w:t>"all the ones in Asia"</w:t>
       </w:r>
     </w:p>
@@ -10364,21 +9099,6 @@
           <w:b/>
           <w:lang w:val="en_US" w:bidi="en_US"/>
         </w:rPr>
-        <w:t>οἱ ἐν τῇ Ἀσίᾳ</w:t>
-      </w:r>
-    </w:p>
-    <w:p>
-      <w:pPr/>
-      <w:r>
-        <w:rPr>
-          <w:lang w:val="en_US" w:bidi="en_US"/>
-        </w:rPr>
-      </w:r>
-      <w:r>
-        <w:rPr>
-          <w:b/>
-          <w:lang w:val="en_US" w:bidi="en_US"/>
-        </w:rPr>
         <w:t>"the ones in Asia"</w:t>
       </w:r>
     </w:p>
@@ -10501,21 +9221,6 @@
           <w:b/>
           <w:lang w:val="en_US" w:bidi="en_US"/>
         </w:rPr>
-        <w:t>ἀπεστράφησάν με</w:t>
-      </w:r>
-    </w:p>
-    <w:p>
-      <w:pPr/>
-      <w:r>
-        <w:rPr>
-          <w:lang w:val="en_US" w:bidi="en_US"/>
-        </w:rPr>
-      </w:r>
-      <w:r>
-        <w:rPr>
-          <w:b/>
-          <w:lang w:val="en_US" w:bidi="en_US"/>
-        </w:rPr>
         <w:t>"turned away from me"</w:t>
       </w:r>
     </w:p>
@@ -10612,21 +9317,6 @@
           <w:b/>
           <w:lang w:val="en_US" w:bidi="en_US"/>
         </w:rPr>
-        <w:t>ἀπεστράφησάν με</w:t>
-      </w:r>
-    </w:p>
-    <w:p>
-      <w:pPr/>
-      <w:r>
-        <w:rPr>
-          <w:lang w:val="en_US" w:bidi="en_US"/>
-        </w:rPr>
-      </w:r>
-      <w:r>
-        <w:rPr>
-          <w:b/>
-          <w:lang w:val="en_US" w:bidi="en_US"/>
-        </w:rPr>
         <w:t>"turned away from me"</w:t>
       </w:r>
     </w:p>
@@ -10723,21 +9413,6 @@
           <w:b/>
           <w:lang w:val="en_US" w:bidi="en_US"/>
         </w:rPr>
-        <w:t>Φύγελος &amp; Ἑρμογένης</w:t>
-      </w:r>
-    </w:p>
-    <w:p>
-      <w:pPr/>
-      <w:r>
-        <w:rPr>
-          <w:lang w:val="en_US" w:bidi="en_US"/>
-        </w:rPr>
-      </w:r>
-      <w:r>
-        <w:rPr>
-          <w:b/>
-          <w:lang w:val="en_US" w:bidi="en_US"/>
-        </w:rPr>
         <w:t>"Phygelus"</w:t>
       </w:r>
       <w:r>
@@ -10860,21 +9535,6 @@
           <w:b/>
           <w:lang w:val="en_US" w:bidi="en_US"/>
         </w:rPr>
-        <w:t>δῴη ἔλεος ὁ Κύριος τῷ Ὀνησιφόρου οἴκῳ</w:t>
-      </w:r>
-    </w:p>
-    <w:p>
-      <w:pPr/>
-      <w:r>
-        <w:rPr>
-          <w:lang w:val="en_US" w:bidi="en_US"/>
-        </w:rPr>
-      </w:r>
-      <w:r>
-        <w:rPr>
-          <w:b/>
-          <w:lang w:val="en_US" w:bidi="en_US"/>
-        </w:rPr>
         <w:t>"May the Lord give mercy to the household of Onesiphorus"</w:t>
       </w:r>
     </w:p>
@@ -10971,21 +9631,6 @@
           <w:b/>
           <w:lang w:val="en_US" w:bidi="en_US"/>
         </w:rPr>
-        <w:t>δῴη ἔλεος ὁ Κύριος</w:t>
-      </w:r>
-    </w:p>
-    <w:p>
-      <w:pPr/>
-      <w:r>
-        <w:rPr>
-          <w:lang w:val="en_US" w:bidi="en_US"/>
-        </w:rPr>
-      </w:r>
-      <w:r>
-        <w:rPr>
-          <w:b/>
-          <w:lang w:val="en_US" w:bidi="en_US"/>
-        </w:rPr>
         <w:t>"May the Lord give mercy"</w:t>
       </w:r>
     </w:p>
@@ -11082,21 +9727,6 @@
           <w:b/>
           <w:lang w:val="en_US" w:bidi="en_US"/>
         </w:rPr>
-        <w:t>Ὀνησιφόρου</w:t>
-      </w:r>
-    </w:p>
-    <w:p>
-      <w:pPr/>
-      <w:r>
-        <w:rPr>
-          <w:lang w:val="en_US" w:bidi="en_US"/>
-        </w:rPr>
-      </w:r>
-      <w:r>
-        <w:rPr>
-          <w:b/>
-          <w:lang w:val="en_US" w:bidi="en_US"/>
-        </w:rPr>
         <w:t>"of Onesiphorus"</w:t>
       </w:r>
     </w:p>
@@ -11193,21 +9823,6 @@
           <w:b/>
           <w:lang w:val="en_US" w:bidi="en_US"/>
         </w:rPr>
-        <w:t>τὴν ἅλυσίν μου οὐκ ἐπησχύνθη</w:t>
-      </w:r>
-    </w:p>
-    <w:p>
-      <w:pPr/>
-      <w:r>
-        <w:rPr>
-          <w:lang w:val="en_US" w:bidi="en_US"/>
-        </w:rPr>
-      </w:r>
-      <w:r>
-        <w:rPr>
-          <w:b/>
-          <w:lang w:val="en_US" w:bidi="en_US"/>
-        </w:rPr>
         <w:t>"was not ashamed of my chain"</w:t>
       </w:r>
     </w:p>
@@ -11291,21 +9906,6 @@
           <w:b/>
           <w:lang w:val="en_US" w:bidi="en_US"/>
         </w:rPr>
-        <w:t>τὴν ἅλυσίν μου</w:t>
-      </w:r>
-    </w:p>
-    <w:p>
-      <w:pPr/>
-      <w:r>
-        <w:rPr>
-          <w:lang w:val="en_US" w:bidi="en_US"/>
-        </w:rPr>
-      </w:r>
-      <w:r>
-        <w:rPr>
-          <w:b/>
-          <w:lang w:val="en_US" w:bidi="en_US"/>
-        </w:rPr>
         <w:t>"my chain"</w:t>
       </w:r>
     </w:p>
@@ -11402,21 +10002,6 @@
           <w:b/>
           <w:lang w:val="en_US" w:bidi="en_US"/>
         </w:rPr>
-        <w:t>ἀλλὰ</w:t>
-      </w:r>
-    </w:p>
-    <w:p>
-      <w:pPr/>
-      <w:r>
-        <w:rPr>
-          <w:lang w:val="en_US" w:bidi="en_US"/>
-        </w:rPr>
-      </w:r>
-      <w:r>
-        <w:rPr>
-          <w:b/>
-          <w:lang w:val="en_US" w:bidi="en_US"/>
-        </w:rPr>
         <w:t>"but"</w:t>
       </w:r>
     </w:p>
@@ -11526,21 +10111,6 @@
           <w:b/>
           <w:lang w:val="en_US" w:bidi="en_US"/>
         </w:rPr>
-        <w:t>ἐν Ῥώμῃ</w:t>
-      </w:r>
-    </w:p>
-    <w:p>
-      <w:pPr/>
-      <w:r>
-        <w:rPr>
-          <w:lang w:val="en_US" w:bidi="en_US"/>
-        </w:rPr>
-      </w:r>
-      <w:r>
-        <w:rPr>
-          <w:b/>
-          <w:lang w:val="en_US" w:bidi="en_US"/>
-        </w:rPr>
         <w:t>"in Rome"</w:t>
       </w:r>
     </w:p>
@@ -11637,21 +10207,6 @@
           <w:b/>
           <w:lang w:val="en_US" w:bidi="en_US"/>
         </w:rPr>
-        <w:t>(δῴη αὐτῷ ὁ Κύριος, εὑρεῖν ἔλεος παρὰ Κυρίου ἐν ἐκείνῃ τῇ ἡμέρᾳ), καὶ ὅσα ἐν Ἐφέσῳ διηκόνησεν, βέλτιον σὺ γινώσκεις</w:t>
-      </w:r>
-    </w:p>
-    <w:p>
-      <w:pPr/>
-      <w:r>
-        <w:rPr>
-          <w:lang w:val="en_US" w:bidi="en_US"/>
-        </w:rPr>
-      </w:r>
-      <w:r>
-        <w:rPr>
-          <w:b/>
-          <w:lang w:val="en_US" w:bidi="en_US"/>
-        </w:rPr>
         <w:t>"May the Lord give to him to find mercy from the Lord in that day. And as much as he served in Ephesus, you know very well"</w:t>
       </w:r>
     </w:p>
@@ -11735,21 +10290,6 @@
           <w:b/>
           <w:lang w:val="en_US" w:bidi="en_US"/>
         </w:rPr>
-        <w:t>δῴη αὐτῷ ὁ Κύριος, εὑρεῖν ἔλεος παρὰ Κυρίου</w:t>
-      </w:r>
-    </w:p>
-    <w:p>
-      <w:pPr/>
-      <w:r>
-        <w:rPr>
-          <w:lang w:val="en_US" w:bidi="en_US"/>
-        </w:rPr>
-      </w:r>
-      <w:r>
-        <w:rPr>
-          <w:b/>
-          <w:lang w:val="en_US" w:bidi="en_US"/>
-        </w:rPr>
         <w:t>"May the Lord give to him to find mercy from the Lord"</w:t>
       </w:r>
     </w:p>
@@ -11766,7 +10306,7 @@
         </w:rPr>
         <w:t xml:space="preserve">Here Paul again asks God to bless Onesiphorus. Use a form that people would recognize as a blessing in your language. See how you translated the similar blessing in </w:t>
       </w:r>
-      <w:hyperlink r:id="rId20">
+      <w:hyperlink r:id="rId18">
         <w:r>
           <w:rPr>
             <w:lang w:val="en_US" w:bidi="en_US"/>
@@ -11851,21 +10391,6 @@
           <w:b/>
           <w:lang w:val="en_US" w:bidi="en_US"/>
         </w:rPr>
-        <w:t>εὑρεῖν ἔλεος παρὰ Κυρίου</w:t>
-      </w:r>
-    </w:p>
-    <w:p>
-      <w:pPr/>
-      <w:r>
-        <w:rPr>
-          <w:lang w:val="en_US" w:bidi="en_US"/>
-        </w:rPr>
-      </w:r>
-      <w:r>
-        <w:rPr>
-          <w:b/>
-          <w:lang w:val="en_US" w:bidi="en_US"/>
-        </w:rPr>
         <w:t>"to find mercy from the Lord"</w:t>
       </w:r>
     </w:p>
@@ -11988,21 +10513,6 @@
           <w:b/>
           <w:lang w:val="en_US" w:bidi="en_US"/>
         </w:rPr>
-        <w:t>εὑρεῖν ἔλεος παρὰ Κυρίου</w:t>
-      </w:r>
-    </w:p>
-    <w:p>
-      <w:pPr/>
-      <w:r>
-        <w:rPr>
-          <w:lang w:val="en_US" w:bidi="en_US"/>
-        </w:rPr>
-      </w:r>
-      <w:r>
-        <w:rPr>
-          <w:b/>
-          <w:lang w:val="en_US" w:bidi="en_US"/>
-        </w:rPr>
         <w:t>"to find mercy from the Lord"</w:t>
       </w:r>
     </w:p>
@@ -12099,21 +10609,6 @@
           <w:b/>
           <w:lang w:val="en_US" w:bidi="en_US"/>
         </w:rPr>
-        <w:t>ἐν ἐκείνῃ τῇ ἡμέρᾳ</w:t>
-      </w:r>
-    </w:p>
-    <w:p>
-      <w:pPr/>
-      <w:r>
-        <w:rPr>
-          <w:lang w:val="en_US" w:bidi="en_US"/>
-        </w:rPr>
-      </w:r>
-      <w:r>
-        <w:rPr>
-          <w:b/>
-          <w:lang w:val="en_US" w:bidi="en_US"/>
-        </w:rPr>
         <w:t>"in that day"</w:t>
       </w:r>
     </w:p>
@@ -12197,21 +10692,6 @@
           <w:b/>
           <w:lang w:val="en_US" w:bidi="en_US"/>
         </w:rPr>
-        <w:t>ὅσα &amp; διηκόνησεν</w:t>
-      </w:r>
-    </w:p>
-    <w:p>
-      <w:pPr/>
-      <w:r>
-        <w:rPr>
-          <w:lang w:val="en_US" w:bidi="en_US"/>
-        </w:rPr>
-      </w:r>
-      <w:r>
-        <w:rPr>
-          <w:b/>
-          <w:lang w:val="en_US" w:bidi="en_US"/>
-        </w:rPr>
         <w:t>"as much as he served"</w:t>
       </w:r>
     </w:p>
@@ -12308,21 +10788,6 @@
           <w:b/>
           <w:lang w:val="en_US" w:bidi="en_US"/>
         </w:rPr>
-        <w:t>σὺ οὖν</w:t>
-      </w:r>
-    </w:p>
-    <w:p>
-      <w:pPr/>
-      <w:r>
-        <w:rPr>
-          <w:lang w:val="en_US" w:bidi="en_US"/>
-        </w:rPr>
-      </w:r>
-      <w:r>
-        <w:rPr>
-          <w:b/>
-          <w:lang w:val="en_US" w:bidi="en_US"/>
-        </w:rPr>
         <w:t>"You, therefore"</w:t>
       </w:r>
     </w:p>
@@ -12352,7 +10817,7 @@
         </w:rPr>
         <w:t xml:space="preserve"> could introduce: (1) an inference from </w:t>
       </w:r>
-      <w:hyperlink r:id="rId21">
+      <w:hyperlink r:id="rId19">
         <w:r>
           <w:rPr>
             <w:lang w:val="en_US" w:bidi="en_US"/>
@@ -12437,21 +10902,6 @@
           <w:b/>
           <w:lang w:val="en_US" w:bidi="en_US"/>
         </w:rPr>
-        <w:t>τέκνον μου</w:t>
-      </w:r>
-    </w:p>
-    <w:p>
-      <w:pPr/>
-      <w:r>
-        <w:rPr>
-          <w:lang w:val="en_US" w:bidi="en_US"/>
-        </w:rPr>
-      </w:r>
-      <w:r>
-        <w:rPr>
-          <w:b/>
-          <w:lang w:val="en_US" w:bidi="en_US"/>
-        </w:rPr>
         <w:t>"my child"</w:t>
       </w:r>
     </w:p>
@@ -12548,21 +10998,6 @@
           <w:b/>
           <w:lang w:val="en_US" w:bidi="en_US"/>
         </w:rPr>
-        <w:t>ἐνδυναμοῦ</w:t>
-      </w:r>
-    </w:p>
-    <w:p>
-      <w:pPr/>
-      <w:r>
-        <w:rPr>
-          <w:lang w:val="en_US" w:bidi="en_US"/>
-        </w:rPr>
-      </w:r>
-      <w:r>
-        <w:rPr>
-          <w:b/>
-          <w:lang w:val="en_US" w:bidi="en_US"/>
-        </w:rPr>
         <w:t>"be strengthened"</w:t>
       </w:r>
     </w:p>
@@ -12646,21 +11081,6 @@
           <w:b/>
           <w:lang w:val="en_US" w:bidi="en_US"/>
         </w:rPr>
-        <w:t>ἐν τῇ χάριτι τῇ ἐν Χριστῷ Ἰησοῦ</w:t>
-      </w:r>
-    </w:p>
-    <w:p>
-      <w:pPr/>
-      <w:r>
-        <w:rPr>
-          <w:lang w:val="en_US" w:bidi="en_US"/>
-        </w:rPr>
-      </w:r>
-      <w:r>
-        <w:rPr>
-          <w:b/>
-          <w:lang w:val="en_US" w:bidi="en_US"/>
-        </w:rPr>
         <w:t>"in the grace {that is} in Christ Jesus"</w:t>
       </w:r>
     </w:p>
@@ -12757,21 +11177,6 @@
           <w:b/>
           <w:lang w:val="en_US" w:bidi="en_US"/>
         </w:rPr>
-        <w:t>ἐν τῇ χάριτι</w:t>
-      </w:r>
-    </w:p>
-    <w:p>
-      <w:pPr/>
-      <w:r>
-        <w:rPr>
-          <w:lang w:val="en_US" w:bidi="en_US"/>
-        </w:rPr>
-      </w:r>
-      <w:r>
-        <w:rPr>
-          <w:b/>
-          <w:lang w:val="en_US" w:bidi="en_US"/>
-        </w:rPr>
         <w:t>"in the grace"</w:t>
       </w:r>
     </w:p>
@@ -12894,21 +11299,6 @@
           <w:b/>
           <w:lang w:val="en_US" w:bidi="en_US"/>
         </w:rPr>
-        <w:t>τῇ ἐν Χριστῷ Ἰησοῦ</w:t>
-      </w:r>
-    </w:p>
-    <w:p>
-      <w:pPr/>
-      <w:r>
-        <w:rPr>
-          <w:lang w:val="en_US" w:bidi="en_US"/>
-        </w:rPr>
-      </w:r>
-      <w:r>
-        <w:rPr>
-          <w:b/>
-          <w:lang w:val="en_US" w:bidi="en_US"/>
-        </w:rPr>
         <w:t>"that is} in Christ Jesus"</w:t>
       </w:r>
     </w:p>
@@ -13070,21 +11460,6 @@
           <w:b/>
           <w:lang w:val="en_US" w:bidi="en_US"/>
         </w:rPr>
-        <w:t>διὰ πολλῶν μαρτύρων</w:t>
-      </w:r>
-    </w:p>
-    <w:p>
-      <w:pPr/>
-      <w:r>
-        <w:rPr>
-          <w:lang w:val="en_US" w:bidi="en_US"/>
-        </w:rPr>
-      </w:r>
-      <w:r>
-        <w:rPr>
-          <w:b/>
-          <w:lang w:val="en_US" w:bidi="en_US"/>
-        </w:rPr>
         <w:t>"through many witnesses"</w:t>
       </w:r>
     </w:p>
@@ -13181,21 +11556,6 @@
           <w:b/>
           <w:lang w:val="en_US" w:bidi="en_US"/>
         </w:rPr>
-        <w:t>ταῦτα παράθου</w:t>
-      </w:r>
-    </w:p>
-    <w:p>
-      <w:pPr/>
-      <w:r>
-        <w:rPr>
-          <w:lang w:val="en_US" w:bidi="en_US"/>
-        </w:rPr>
-      </w:r>
-      <w:r>
-        <w:rPr>
-          <w:b/>
-          <w:lang w:val="en_US" w:bidi="en_US"/>
-        </w:rPr>
         <w:t>"place these things before"</w:t>
       </w:r>
     </w:p>
@@ -13292,21 +11652,6 @@
           <w:b/>
           <w:lang w:val="en_US" w:bidi="en_US"/>
         </w:rPr>
-        <w:t>πιστοῖς ἀνθρώποις</w:t>
-      </w:r>
-    </w:p>
-    <w:p>
-      <w:pPr/>
-      <w:r>
-        <w:rPr>
-          <w:lang w:val="en_US" w:bidi="en_US"/>
-        </w:rPr>
-      </w:r>
-      <w:r>
-        <w:rPr>
-          <w:b/>
-          <w:lang w:val="en_US" w:bidi="en_US"/>
-        </w:rPr>
         <w:t>"faithful men"</w:t>
       </w:r>
     </w:p>
@@ -13403,21 +11748,6 @@
           <w:b/>
           <w:lang w:val="en_US" w:bidi="en_US"/>
         </w:rPr>
-        <w:t>συνκακοπάθησον</w:t>
-      </w:r>
-    </w:p>
-    <w:p>
-      <w:pPr/>
-      <w:r>
-        <w:rPr>
-          <w:lang w:val="en_US" w:bidi="en_US"/>
-        </w:rPr>
-      </w:r>
-      <w:r>
-        <w:rPr>
-          <w:b/>
-          <w:lang w:val="en_US" w:bidi="en_US"/>
-        </w:rPr>
         <w:t>"Suffer together"</w:t>
       </w:r>
     </w:p>
@@ -13514,21 +11844,6 @@
           <w:b/>
           <w:lang w:val="en_US" w:bidi="en_US"/>
         </w:rPr>
-        <w:t>συνκακοπάθησον</w:t>
-      </w:r>
-    </w:p>
-    <w:p>
-      <w:pPr/>
-      <w:r>
-        <w:rPr>
-          <w:lang w:val="en_US" w:bidi="en_US"/>
-        </w:rPr>
-      </w:r>
-      <w:r>
-        <w:rPr>
-          <w:b/>
-          <w:lang w:val="en_US" w:bidi="en_US"/>
-        </w:rPr>
         <w:t>"Suffer together"</w:t>
       </w:r>
     </w:p>
@@ -13625,21 +11940,6 @@
           <w:b/>
           <w:lang w:val="en_US" w:bidi="en_US"/>
         </w:rPr>
-        <w:t>ὡς καλὸς στρατιώτης Ἰησοῦ Χριστοῦ</w:t>
-      </w:r>
-    </w:p>
-    <w:p>
-      <w:pPr/>
-      <w:r>
-        <w:rPr>
-          <w:lang w:val="en_US" w:bidi="en_US"/>
-        </w:rPr>
-      </w:r>
-      <w:r>
-        <w:rPr>
-          <w:b/>
-          <w:lang w:val="en_US" w:bidi="en_US"/>
-        </w:rPr>
         <w:t>"as a good soldier of Jesus Christ"</w:t>
       </w:r>
     </w:p>
@@ -13788,21 +12088,6 @@
           <w:b/>
           <w:lang w:val="en_US" w:bidi="en_US"/>
         </w:rPr>
-        <w:t>οὐδεὶς στρατευόμενος ἐμπλέκεται ταῖς τοῦ βίου πραγματίαις, ἵνα τῷ στρατολογήσαντι ἀρέσῃ</w:t>
-      </w:r>
-    </w:p>
-    <w:p>
-      <w:pPr/>
-      <w:r>
-        <w:rPr>
-          <w:lang w:val="en_US" w:bidi="en_US"/>
-        </w:rPr>
-      </w:r>
-      <w:r>
-        <w:rPr>
-          <w:b/>
-          <w:lang w:val="en_US" w:bidi="en_US"/>
-        </w:rPr>
         <w:t>"No one serving as a soldier is entangled in the affairs of life, so that he may please the one having enlisted him"</w:t>
       </w:r>
     </w:p>
@@ -13845,7 +12130,7 @@
         </w:rPr>
         <w:t xml:space="preserve">. Since Paul tells Timothy in </w:t>
       </w:r>
-      <w:hyperlink r:id="rId22">
+      <w:hyperlink r:id="rId20">
         <w:r>
           <w:rPr>
             <w:lang w:val="en_US" w:bidi="en_US"/>
@@ -13863,7 +12148,7 @@
         </w:rPr>
         <w:t xml:space="preserve"> to think carefully about the examples that he gives in this verse and in </w:t>
       </w:r>
-      <w:hyperlink r:id="rId23">
+      <w:hyperlink r:id="rId21">
         <w:r>
           <w:rPr>
             <w:lang w:val="en_US" w:bidi="en_US"/>
@@ -13948,21 +12233,6 @@
           <w:b/>
           <w:lang w:val="en_US" w:bidi="en_US"/>
         </w:rPr>
-        <w:t>ἐμπλέκεται ταῖς τοῦ βίου πραγματίαις</w:t>
-      </w:r>
-    </w:p>
-    <w:p>
-      <w:pPr/>
-      <w:r>
-        <w:rPr>
-          <w:lang w:val="en_US" w:bidi="en_US"/>
-        </w:rPr>
-      </w:r>
-      <w:r>
-        <w:rPr>
-          <w:b/>
-          <w:lang w:val="en_US" w:bidi="en_US"/>
-        </w:rPr>
         <w:t>"is entangled in the affairs of life"</w:t>
       </w:r>
     </w:p>
@@ -14072,21 +12342,6 @@
           <w:b/>
           <w:lang w:val="en_US" w:bidi="en_US"/>
         </w:rPr>
-        <w:t>ἐμπλέκεται</w:t>
-      </w:r>
-    </w:p>
-    <w:p>
-      <w:pPr/>
-      <w:r>
-        <w:rPr>
-          <w:lang w:val="en_US" w:bidi="en_US"/>
-        </w:rPr>
-      </w:r>
-      <w:r>
-        <w:rPr>
-          <w:b/>
-          <w:lang w:val="en_US" w:bidi="en_US"/>
-        </w:rPr>
         <w:t>"is entangled"</w:t>
       </w:r>
     </w:p>
@@ -14170,21 +12425,6 @@
           <w:b/>
           <w:lang w:val="en_US" w:bidi="en_US"/>
         </w:rPr>
-        <w:t>ταῖς τοῦ βίου πραγματίαις</w:t>
-      </w:r>
-    </w:p>
-    <w:p>
-      <w:pPr/>
-      <w:r>
-        <w:rPr>
-          <w:lang w:val="en_US" w:bidi="en_US"/>
-        </w:rPr>
-      </w:r>
-      <w:r>
-        <w:rPr>
-          <w:b/>
-          <w:lang w:val="en_US" w:bidi="en_US"/>
-        </w:rPr>
         <w:t>"in the affairs of life"</w:t>
       </w:r>
     </w:p>
@@ -14281,21 +12521,6 @@
           <w:b/>
           <w:lang w:val="en_US" w:bidi="en_US"/>
         </w:rPr>
-        <w:t>τῷ στρατολογήσαντι</w:t>
-      </w:r>
-    </w:p>
-    <w:p>
-      <w:pPr/>
-      <w:r>
-        <w:rPr>
-          <w:lang w:val="en_US" w:bidi="en_US"/>
-        </w:rPr>
-      </w:r>
-      <w:r>
-        <w:rPr>
-          <w:b/>
-          <w:lang w:val="en_US" w:bidi="en_US"/>
-        </w:rPr>
         <w:t>"the one having enlisted him"</w:t>
       </w:r>
     </w:p>
@@ -14359,21 +12584,6 @@
           <w:b/>
           <w:lang w:val="en_US" w:bidi="en_US"/>
         </w:rPr>
-        <w:t>δὲ καὶ</w:t>
-      </w:r>
-    </w:p>
-    <w:p>
-      <w:pPr/>
-      <w:r>
-        <w:rPr>
-          <w:lang w:val="en_US" w:bidi="en_US"/>
-        </w:rPr>
-      </w:r>
-      <w:r>
-        <w:rPr>
-          <w:b/>
-          <w:lang w:val="en_US" w:bidi="en_US"/>
-        </w:rPr>
         <w:t>"But also"</w:t>
       </w:r>
     </w:p>
@@ -14483,21 +12693,6 @@
           <w:b/>
           <w:lang w:val="en_US" w:bidi="en_US"/>
         </w:rPr>
-        <w:t>ἐὰν &amp; ἀθλῇ τις, οὐ στεφανοῦται, ἐὰν μὴ νομίμως ἀθλήσῃ</w:t>
-      </w:r>
-    </w:p>
-    <w:p>
-      <w:pPr/>
-      <w:r>
-        <w:rPr>
-          <w:lang w:val="en_US" w:bidi="en_US"/>
-        </w:rPr>
-      </w:r>
-      <w:r>
-        <w:rPr>
-          <w:b/>
-          <w:lang w:val="en_US" w:bidi="en_US"/>
-        </w:rPr>
         <w:t>"if anyone competes, he is not crowned if he has not competed lawfully"</w:t>
       </w:r>
     </w:p>
@@ -14553,7 +12748,7 @@
         </w:rPr>
         <w:t xml:space="preserve">, that is, as Jesus desires. Since Paul tells Timothy in </w:t>
       </w:r>
-      <w:hyperlink r:id="rId22">
+      <w:hyperlink r:id="rId20">
         <w:r>
           <w:rPr>
             <w:lang w:val="en_US" w:bidi="en_US"/>
@@ -14571,7 +12766,7 @@
         </w:rPr>
         <w:t xml:space="preserve"> to think carefully about the examples that he gives in this verse and in </w:t>
       </w:r>
-      <w:hyperlink r:id="rId24">
+      <w:hyperlink r:id="rId22">
         <w:r>
           <w:rPr>
             <w:lang w:val="en_US" w:bidi="en_US"/>
@@ -14589,7 +12784,7 @@
         </w:rPr>
         <w:t xml:space="preserve"> and </w:t>
       </w:r>
-      <w:hyperlink r:id="rId25">
+      <w:hyperlink r:id="rId23">
         <w:r>
           <w:rPr>
             <w:lang w:val="en_US" w:bidi="en_US"/>
@@ -14674,21 +12869,6 @@
           <w:b/>
           <w:lang w:val="en_US" w:bidi="en_US"/>
         </w:rPr>
-        <w:t>ἐὰν &amp; ἀθλῇ τις, οὐ στεφανοῦται, ἐὰν μὴ νομίμως ἀθλήσῃ</w:t>
-      </w:r>
-    </w:p>
-    <w:p>
-      <w:pPr/>
-      <w:r>
-        <w:rPr>
-          <w:lang w:val="en_US" w:bidi="en_US"/>
-        </w:rPr>
-      </w:r>
-      <w:r>
-        <w:rPr>
-          <w:b/>
-          <w:lang w:val="en_US" w:bidi="en_US"/>
-        </w:rPr>
         <w:t>"if anyone competes, he is not crowned if he has not competed lawfully"</w:t>
       </w:r>
     </w:p>
@@ -14785,21 +12965,6 @@
           <w:b/>
           <w:lang w:val="en_US" w:bidi="en_US"/>
         </w:rPr>
-        <w:t>ἀθλῇ</w:t>
-      </w:r>
-    </w:p>
-    <w:p>
-      <w:pPr/>
-      <w:r>
-        <w:rPr>
-          <w:lang w:val="en_US" w:bidi="en_US"/>
-        </w:rPr>
-      </w:r>
-      <w:r>
-        <w:rPr>
-          <w:b/>
-          <w:lang w:val="en_US" w:bidi="en_US"/>
-        </w:rPr>
         <w:t>"competes"</w:t>
       </w:r>
     </w:p>
@@ -14896,21 +13061,6 @@
           <w:b/>
           <w:lang w:val="en_US" w:bidi="en_US"/>
         </w:rPr>
-        <w:t>οὐ στεφανοῦται, ἐὰν μὴ νομίμως ἀθλήσῃ</w:t>
-      </w:r>
-    </w:p>
-    <w:p>
-      <w:pPr/>
-      <w:r>
-        <w:rPr>
-          <w:lang w:val="en_US" w:bidi="en_US"/>
-        </w:rPr>
-      </w:r>
-      <w:r>
-        <w:rPr>
-          <w:b/>
-          <w:lang w:val="en_US" w:bidi="en_US"/>
-        </w:rPr>
         <w:t>"he is not crowned if he has not competed lawfully"</w:t>
       </w:r>
     </w:p>
@@ -14994,21 +13144,6 @@
           <w:b/>
           <w:lang w:val="en_US" w:bidi="en_US"/>
         </w:rPr>
-        <w:t>οὐ στεφανοῦται</w:t>
-      </w:r>
-    </w:p>
-    <w:p>
-      <w:pPr/>
-      <w:r>
-        <w:rPr>
-          <w:lang w:val="en_US" w:bidi="en_US"/>
-        </w:rPr>
-      </w:r>
-      <w:r>
-        <w:rPr>
-          <w:b/>
-          <w:lang w:val="en_US" w:bidi="en_US"/>
-        </w:rPr>
         <w:t>"he is not crowned"</w:t>
       </w:r>
     </w:p>
@@ -15092,21 +13227,6 @@
           <w:b/>
           <w:lang w:val="en_US" w:bidi="en_US"/>
         </w:rPr>
-        <w:t>οὐ στεφανοῦται</w:t>
-      </w:r>
-    </w:p>
-    <w:p>
-      <w:pPr/>
-      <w:r>
-        <w:rPr>
-          <w:lang w:val="en_US" w:bidi="en_US"/>
-        </w:rPr>
-      </w:r>
-      <w:r>
-        <w:rPr>
-          <w:b/>
-          <w:lang w:val="en_US" w:bidi="en_US"/>
-        </w:rPr>
         <w:t>"he is not crowned"</w:t>
       </w:r>
     </w:p>
@@ -15203,21 +13323,6 @@
           <w:b/>
           <w:lang w:val="en_US" w:bidi="en_US"/>
         </w:rPr>
-        <w:t>μὴ νομίμως ἀθλήσῃ</w:t>
-      </w:r>
-    </w:p>
-    <w:p>
-      <w:pPr/>
-      <w:r>
-        <w:rPr>
-          <w:lang w:val="en_US" w:bidi="en_US"/>
-        </w:rPr>
-      </w:r>
-      <w:r>
-        <w:rPr>
-          <w:b/>
-          <w:lang w:val="en_US" w:bidi="en_US"/>
-        </w:rPr>
         <w:t>"he has not competed lawfully"</w:t>
       </w:r>
     </w:p>
@@ -15301,21 +13406,6 @@
           <w:b/>
           <w:lang w:val="en_US" w:bidi="en_US"/>
         </w:rPr>
-        <w:t>τὸν κοπιῶντα γεωργὸν δεῖ πρῶτον τῶν καρπῶν μεταλαμβάνειν</w:t>
-      </w:r>
-    </w:p>
-    <w:p>
-      <w:pPr/>
-      <w:r>
-        <w:rPr>
-          <w:lang w:val="en_US" w:bidi="en_US"/>
-        </w:rPr>
-      </w:r>
-      <w:r>
-        <w:rPr>
-          <w:b/>
-          <w:lang w:val="en_US" w:bidi="en_US"/>
-        </w:rPr>
         <w:t>"It is necessary for the hardworking farmer first to share in the fruits"</w:t>
       </w:r>
     </w:p>
@@ -15397,7 +13487,7 @@
         </w:rPr>
         <w:t xml:space="preserve"> to receive rewards if he works hard to serve Jesus. Since Paul tells Timothy in </w:t>
       </w:r>
-      <w:hyperlink r:id="rId22">
+      <w:hyperlink r:id="rId20">
         <w:r>
           <w:rPr>
             <w:lang w:val="en_US" w:bidi="en_US"/>
@@ -15415,7 +13505,7 @@
         </w:rPr>
         <w:t xml:space="preserve"> to think carefully about the examples that he gives in this verse and in </w:t>
       </w:r>
-      <w:hyperlink r:id="rId26">
+      <w:hyperlink r:id="rId24">
         <w:r>
           <w:rPr>
             <w:lang w:val="en_US" w:bidi="en_US"/>
@@ -15500,21 +13590,6 @@
           <w:b/>
           <w:lang w:val="en_US" w:bidi="en_US"/>
         </w:rPr>
-        <w:t>τὸν κοπιῶντα γεωργὸν</w:t>
-      </w:r>
-    </w:p>
-    <w:p>
-      <w:pPr/>
-      <w:r>
-        <w:rPr>
-          <w:lang w:val="en_US" w:bidi="en_US"/>
-        </w:rPr>
-      </w:r>
-      <w:r>
-        <w:rPr>
-          <w:b/>
-          <w:lang w:val="en_US" w:bidi="en_US"/>
-        </w:rPr>
         <w:t>"for the hardworking farmer"</w:t>
       </w:r>
     </w:p>
@@ -15611,21 +13686,6 @@
           <w:b/>
           <w:lang w:val="en_US" w:bidi="en_US"/>
         </w:rPr>
-        <w:t>πρῶτον τῶν καρπῶν μεταλαμβάνειν</w:t>
-      </w:r>
-    </w:p>
-    <w:p>
-      <w:pPr/>
-      <w:r>
-        <w:rPr>
-          <w:lang w:val="en_US" w:bidi="en_US"/>
-        </w:rPr>
-      </w:r>
-      <w:r>
-        <w:rPr>
-          <w:b/>
-          <w:lang w:val="en_US" w:bidi="en_US"/>
-        </w:rPr>
         <w:t>"first to share in the fruits"</w:t>
       </w:r>
     </w:p>
@@ -15748,21 +13808,6 @@
           <w:b/>
           <w:lang w:val="en_US" w:bidi="en_US"/>
         </w:rPr>
-        <w:t>νόει ὃ λέγω</w:t>
-      </w:r>
-    </w:p>
-    <w:p>
-      <w:pPr/>
-      <w:r>
-        <w:rPr>
-          <w:lang w:val="en_US" w:bidi="en_US"/>
-        </w:rPr>
-      </w:r>
-      <w:r>
-        <w:rPr>
-          <w:b/>
-          <w:lang w:val="en_US" w:bidi="en_US"/>
-        </w:rPr>
         <w:t>"Think about what I am saying"</w:t>
       </w:r>
     </w:p>
@@ -15792,7 +13837,7 @@
         </w:rPr>
         <w:t xml:space="preserve"> what Paul has written about soldiers, athletes, and farmers (</w:t>
       </w:r>
-      <w:hyperlink r:id="rId27">
+      <w:hyperlink r:id="rId25">
         <w:r>
           <w:rPr>
             <w:lang w:val="en_US" w:bidi="en_US"/>
@@ -15877,21 +13922,6 @@
           <w:b/>
           <w:lang w:val="en_US" w:bidi="en_US"/>
         </w:rPr>
-        <w:t>δώσει &amp; σοι &amp; σύνεσιν</w:t>
-      </w:r>
-    </w:p>
-    <w:p>
-      <w:pPr/>
-      <w:r>
-        <w:rPr>
-          <w:lang w:val="en_US" w:bidi="en_US"/>
-        </w:rPr>
-      </w:r>
-      <w:r>
-        <w:rPr>
-          <w:b/>
-          <w:lang w:val="en_US" w:bidi="en_US"/>
-        </w:rPr>
         <w:t>"will give you understanding"</w:t>
       </w:r>
     </w:p>
@@ -15988,21 +14018,6 @@
           <w:b/>
           <w:lang w:val="en_US" w:bidi="en_US"/>
         </w:rPr>
-        <w:t>ἐν πᾶσιν</w:t>
-      </w:r>
-    </w:p>
-    <w:p>
-      <w:pPr/>
-      <w:r>
-        <w:rPr>
-          <w:lang w:val="en_US" w:bidi="en_US"/>
-        </w:rPr>
-      </w:r>
-      <w:r>
-        <w:rPr>
-          <w:b/>
-          <w:lang w:val="en_US" w:bidi="en_US"/>
-        </w:rPr>
         <w:t>"in everything"</w:t>
       </w:r>
     </w:p>
@@ -16099,21 +14114,6 @@
           <w:b/>
           <w:lang w:val="en_US" w:bidi="en_US"/>
         </w:rPr>
-        <w:t>μνημόνευε</w:t>
-      </w:r>
-    </w:p>
-    <w:p>
-      <w:pPr/>
-      <w:r>
-        <w:rPr>
-          <w:lang w:val="en_US" w:bidi="en_US"/>
-        </w:rPr>
-      </w:r>
-      <w:r>
-        <w:rPr>
-          <w:b/>
-          <w:lang w:val="en_US" w:bidi="en_US"/>
-        </w:rPr>
         <w:t>"Remember"</w:t>
       </w:r>
     </w:p>
@@ -16236,21 +14236,6 @@
           <w:b/>
           <w:lang w:val="en_US" w:bidi="en_US"/>
         </w:rPr>
-        <w:t>ἐγηγερμένον ἐκ νεκρῶν, ἐκ σπέρματος Δαυείδ</w:t>
-      </w:r>
-    </w:p>
-    <w:p>
-      <w:pPr/>
-      <w:r>
-        <w:rPr>
-          <w:lang w:val="en_US" w:bidi="en_US"/>
-        </w:rPr>
-      </w:r>
-      <w:r>
-        <w:rPr>
-          <w:b/>
-          <w:lang w:val="en_US" w:bidi="en_US"/>
-        </w:rPr>
         <w:t>"having been raised from the dead, from the seed of David"</w:t>
       </w:r>
     </w:p>
@@ -16360,21 +14345,6 @@
           <w:b/>
           <w:lang w:val="en_US" w:bidi="en_US"/>
         </w:rPr>
-        <w:t>ἐγηγερμένον</w:t>
-      </w:r>
-    </w:p>
-    <w:p>
-      <w:pPr/>
-      <w:r>
-        <w:rPr>
-          <w:lang w:val="en_US" w:bidi="en_US"/>
-        </w:rPr>
-      </w:r>
-      <w:r>
-        <w:rPr>
-          <w:b/>
-          <w:lang w:val="en_US" w:bidi="en_US"/>
-        </w:rPr>
         <w:t>"having been raised"</w:t>
       </w:r>
     </w:p>
@@ -16471,21 +14441,6 @@
           <w:b/>
           <w:lang w:val="en_US" w:bidi="en_US"/>
         </w:rPr>
-        <w:t>ἐγηγερμένον</w:t>
-      </w:r>
-    </w:p>
-    <w:p>
-      <w:pPr/>
-      <w:r>
-        <w:rPr>
-          <w:lang w:val="en_US" w:bidi="en_US"/>
-        </w:rPr>
-      </w:r>
-      <w:r>
-        <w:rPr>
-          <w:b/>
-          <w:lang w:val="en_US" w:bidi="en_US"/>
-        </w:rPr>
         <w:t>"having been raised"</w:t>
       </w:r>
     </w:p>
@@ -16569,21 +14524,6 @@
           <w:b/>
           <w:lang w:val="en_US" w:bidi="en_US"/>
         </w:rPr>
-        <w:t>ἐκ νεκρῶν</w:t>
-      </w:r>
-    </w:p>
-    <w:p>
-      <w:pPr/>
-      <w:r>
-        <w:rPr>
-          <w:lang w:val="en_US" w:bidi="en_US"/>
-        </w:rPr>
-      </w:r>
-      <w:r>
-        <w:rPr>
-          <w:b/>
-          <w:lang w:val="en_US" w:bidi="en_US"/>
-        </w:rPr>
         <w:t>"from the dead"</w:t>
       </w:r>
     </w:p>
@@ -16693,21 +14633,6 @@
           <w:b/>
           <w:lang w:val="en_US" w:bidi="en_US"/>
         </w:rPr>
-        <w:t>ἐκ σπέρματος Δαυείδ</w:t>
-      </w:r>
-    </w:p>
-    <w:p>
-      <w:pPr/>
-      <w:r>
-        <w:rPr>
-          <w:lang w:val="en_US" w:bidi="en_US"/>
-        </w:rPr>
-      </w:r>
-      <w:r>
-        <w:rPr>
-          <w:b/>
-          <w:lang w:val="en_US" w:bidi="en_US"/>
-        </w:rPr>
         <w:t>"from the seed of David"</w:t>
       </w:r>
     </w:p>
@@ -16830,21 +14755,6 @@
           <w:b/>
           <w:lang w:val="en_US" w:bidi="en_US"/>
         </w:rPr>
-        <w:t>κατὰ τὸ εὐαγγέλιόν μου</w:t>
-      </w:r>
-    </w:p>
-    <w:p>
-      <w:pPr/>
-      <w:r>
-        <w:rPr>
-          <w:lang w:val="en_US" w:bidi="en_US"/>
-        </w:rPr>
-      </w:r>
-      <w:r>
-        <w:rPr>
-          <w:b/>
-          <w:lang w:val="en_US" w:bidi="en_US"/>
-        </w:rPr>
         <w:t>"according to my gospel"</w:t>
       </w:r>
     </w:p>
@@ -16941,21 +14851,6 @@
           <w:b/>
           <w:lang w:val="en_US" w:bidi="en_US"/>
         </w:rPr>
-        <w:t>μέχρι δεσμῶν</w:t>
-      </w:r>
-    </w:p>
-    <w:p>
-      <w:pPr/>
-      <w:r>
-        <w:rPr>
-          <w:lang w:val="en_US" w:bidi="en_US"/>
-        </w:rPr>
-      </w:r>
-      <w:r>
-        <w:rPr>
-          <w:b/>
-          <w:lang w:val="en_US" w:bidi="en_US"/>
-        </w:rPr>
         <w:t>"even to chains"</w:t>
       </w:r>
     </w:p>
@@ -17052,21 +14947,6 @@
           <w:b/>
           <w:lang w:val="en_US" w:bidi="en_US"/>
         </w:rPr>
-        <w:t>ὡς κακοῦργος</w:t>
-      </w:r>
-    </w:p>
-    <w:p>
-      <w:pPr/>
-      <w:r>
-        <w:rPr>
-          <w:lang w:val="en_US" w:bidi="en_US"/>
-        </w:rPr>
-      </w:r>
-      <w:r>
-        <w:rPr>
-          <w:b/>
-          <w:lang w:val="en_US" w:bidi="en_US"/>
-        </w:rPr>
         <w:t>"like a criminal"</w:t>
       </w:r>
     </w:p>
@@ -17163,21 +15043,6 @@
           <w:b/>
           <w:lang w:val="en_US" w:bidi="en_US"/>
         </w:rPr>
-        <w:t>ὁ λόγος τοῦ Θεοῦ οὐ δέδεται</w:t>
-      </w:r>
-    </w:p>
-    <w:p>
-      <w:pPr/>
-      <w:r>
-        <w:rPr>
-          <w:lang w:val="en_US" w:bidi="en_US"/>
-        </w:rPr>
-      </w:r>
-      <w:r>
-        <w:rPr>
-          <w:b/>
-          <w:lang w:val="en_US" w:bidi="en_US"/>
-        </w:rPr>
         <w:t>"the word of God has not been bound"</w:t>
       </w:r>
     </w:p>
@@ -17300,21 +15165,6 @@
           <w:b/>
           <w:lang w:val="en_US" w:bidi="en_US"/>
         </w:rPr>
-        <w:t>ὁ λόγος τοῦ Θεοῦ οὐ δέδεται</w:t>
-      </w:r>
-    </w:p>
-    <w:p>
-      <w:pPr/>
-      <w:r>
-        <w:rPr>
-          <w:lang w:val="en_US" w:bidi="en_US"/>
-        </w:rPr>
-      </w:r>
-      <w:r>
-        <w:rPr>
-          <w:b/>
-          <w:lang w:val="en_US" w:bidi="en_US"/>
-        </w:rPr>
         <w:t>"the word of God has not been bound"</w:t>
       </w:r>
     </w:p>
@@ -17398,21 +15248,6 @@
           <w:b/>
           <w:lang w:val="en_US" w:bidi="en_US"/>
         </w:rPr>
-        <w:t>ὁ λόγος τοῦ Θεοῦ</w:t>
-      </w:r>
-    </w:p>
-    <w:p>
-      <w:pPr/>
-      <w:r>
-        <w:rPr>
-          <w:lang w:val="en_US" w:bidi="en_US"/>
-        </w:rPr>
-      </w:r>
-      <w:r>
-        <w:rPr>
-          <w:b/>
-          <w:lang w:val="en_US" w:bidi="en_US"/>
-        </w:rPr>
         <w:t>"the word of God"</w:t>
       </w:r>
     </w:p>
@@ -17509,21 +15344,6 @@
           <w:b/>
           <w:lang w:val="en_US" w:bidi="en_US"/>
         </w:rPr>
-        <w:t>ὁ λόγος</w:t>
-      </w:r>
-    </w:p>
-    <w:p>
-      <w:pPr/>
-      <w:r>
-        <w:rPr>
-          <w:lang w:val="en_US" w:bidi="en_US"/>
-        </w:rPr>
-      </w:r>
-      <w:r>
-        <w:rPr>
-          <w:b/>
-          <w:lang w:val="en_US" w:bidi="en_US"/>
-        </w:rPr>
         <w:t>"the word"</w:t>
       </w:r>
     </w:p>
@@ -17620,21 +15440,6 @@
           <w:b/>
           <w:lang w:val="en_US" w:bidi="en_US"/>
         </w:rPr>
-        <w:t>διὰ τοῦτο, πάντα ὑπομένω</w:t>
-      </w:r>
-    </w:p>
-    <w:p>
-      <w:pPr/>
-      <w:r>
-        <w:rPr>
-          <w:lang w:val="en_US" w:bidi="en_US"/>
-        </w:rPr>
-      </w:r>
-      <w:r>
-        <w:rPr>
-          <w:b/>
-          <w:lang w:val="en_US" w:bidi="en_US"/>
-        </w:rPr>
         <w:t>"Because of this, I endure all things"</w:t>
       </w:r>
     </w:p>
@@ -17757,21 +15562,6 @@
           <w:b/>
           <w:lang w:val="en_US" w:bidi="en_US"/>
         </w:rPr>
-        <w:t>πάντα ὑπομένω</w:t>
-      </w:r>
-    </w:p>
-    <w:p>
-      <w:pPr/>
-      <w:r>
-        <w:rPr>
-          <w:lang w:val="en_US" w:bidi="en_US"/>
-        </w:rPr>
-      </w:r>
-      <w:r>
-        <w:rPr>
-          <w:b/>
-          <w:lang w:val="en_US" w:bidi="en_US"/>
-        </w:rPr>
         <w:t>"I endure all things"</w:t>
       </w:r>
     </w:p>
@@ -17868,21 +15658,6 @@
           <w:b/>
           <w:lang w:val="en_US" w:bidi="en_US"/>
         </w:rPr>
-        <w:t>τοὺς ἐκλεκτούς</w:t>
-      </w:r>
-    </w:p>
-    <w:p>
-      <w:pPr/>
-      <w:r>
-        <w:rPr>
-          <w:lang w:val="en_US" w:bidi="en_US"/>
-        </w:rPr>
-      </w:r>
-      <w:r>
-        <w:rPr>
-          <w:b/>
-          <w:lang w:val="en_US" w:bidi="en_US"/>
-        </w:rPr>
         <w:t>"the elect"</w:t>
       </w:r>
     </w:p>
@@ -17979,21 +15754,6 @@
           <w:b/>
           <w:lang w:val="en_US" w:bidi="en_US"/>
         </w:rPr>
-        <w:t>καὶ αὐτοὶ σωτηρίας τύχωσιν τῆς ἐν Χριστῷ Ἰησοῦ</w:t>
-      </w:r>
-    </w:p>
-    <w:p>
-      <w:pPr/>
-      <w:r>
-        <w:rPr>
-          <w:lang w:val="en_US" w:bidi="en_US"/>
-        </w:rPr>
-      </w:r>
-      <w:r>
-        <w:rPr>
-          <w:b/>
-          <w:lang w:val="en_US" w:bidi="en_US"/>
-        </w:rPr>
         <w:t>"they also may obtain salvation {that is} in Christ Jesus"</w:t>
       </w:r>
     </w:p>
@@ -18090,21 +15850,6 @@
           <w:b/>
           <w:lang w:val="en_US" w:bidi="en_US"/>
         </w:rPr>
-        <w:t>τῆς ἐν Χριστῷ Ἰησοῦ</w:t>
-      </w:r>
-    </w:p>
-    <w:p>
-      <w:pPr/>
-      <w:r>
-        <w:rPr>
-          <w:lang w:val="en_US" w:bidi="en_US"/>
-        </w:rPr>
-      </w:r>
-      <w:r>
-        <w:rPr>
-          <w:b/>
-          <w:lang w:val="en_US" w:bidi="en_US"/>
-        </w:rPr>
         <w:t>"that is} in Christ Jesus"</w:t>
       </w:r>
     </w:p>
@@ -18279,21 +16024,6 @@
           <w:b/>
           <w:lang w:val="en_US" w:bidi="en_US"/>
         </w:rPr>
-        <w:t>μετὰ δόξης αἰωνίου</w:t>
-      </w:r>
-    </w:p>
-    <w:p>
-      <w:pPr/>
-      <w:r>
-        <w:rPr>
-          <w:lang w:val="en_US" w:bidi="en_US"/>
-        </w:rPr>
-      </w:r>
-      <w:r>
-        <w:rPr>
-          <w:b/>
-          <w:lang w:val="en_US" w:bidi="en_US"/>
-        </w:rPr>
         <w:t>"with eternal glory"</w:t>
       </w:r>
     </w:p>
@@ -18403,21 +16133,6 @@
           <w:b/>
           <w:lang w:val="en_US" w:bidi="en_US"/>
         </w:rPr>
-        <w:t>μετὰ δόξης αἰωνίου</w:t>
-      </w:r>
-    </w:p>
-    <w:p>
-      <w:pPr/>
-      <w:r>
-        <w:rPr>
-          <w:lang w:val="en_US" w:bidi="en_US"/>
-        </w:rPr>
-      </w:r>
-      <w:r>
-        <w:rPr>
-          <w:b/>
-          <w:lang w:val="en_US" w:bidi="en_US"/>
-        </w:rPr>
         <w:t>"with eternal glory"</w:t>
       </w:r>
     </w:p>
@@ -18514,21 +16229,6 @@
           <w:b/>
           <w:lang w:val="en_US" w:bidi="en_US"/>
         </w:rPr>
-        <w:t>πιστὸς ὁ λόγος</w:t>
-      </w:r>
-    </w:p>
-    <w:p>
-      <w:pPr/>
-      <w:r>
-        <w:rPr>
-          <w:lang w:val="en_US" w:bidi="en_US"/>
-        </w:rPr>
-      </w:r>
-      <w:r>
-        <w:rPr>
-          <w:b/>
-          <w:lang w:val="en_US" w:bidi="en_US"/>
-        </w:rPr>
         <w:t>"The word {is} trustworthy"</w:t>
       </w:r>
     </w:p>
@@ -18625,21 +16325,6 @@
           <w:b/>
           <w:lang w:val="en_US" w:bidi="en_US"/>
         </w:rPr>
-        <w:t>γὰρ</w:t>
-      </w:r>
-    </w:p>
-    <w:p>
-      <w:pPr/>
-      <w:r>
-        <w:rPr>
-          <w:lang w:val="en_US" w:bidi="en_US"/>
-        </w:rPr>
-      </w:r>
-      <w:r>
-        <w:rPr>
-          <w:b/>
-          <w:lang w:val="en_US" w:bidi="en_US"/>
-        </w:rPr>
         <w:t>"For"</w:t>
       </w:r>
     </w:p>
@@ -18775,21 +16460,6 @@
           <w:b/>
           <w:lang w:val="en_US" w:bidi="en_US"/>
         </w:rPr>
-        <w:t>εἰ &amp; συναπεθάνομεν</w:t>
-      </w:r>
-    </w:p>
-    <w:p>
-      <w:pPr/>
-      <w:r>
-        <w:rPr>
-          <w:lang w:val="en_US" w:bidi="en_US"/>
-        </w:rPr>
-      </w:r>
-      <w:r>
-        <w:rPr>
-          <w:b/>
-          <w:lang w:val="en_US" w:bidi="en_US"/>
-        </w:rPr>
         <w:t>"if we died with {him"</w:t>
       </w:r>
     </w:p>
@@ -18873,21 +16543,6 @@
           <w:b/>
           <w:lang w:val="en_US" w:bidi="en_US"/>
         </w:rPr>
-        <w:t>συναπεθάνομεν</w:t>
-      </w:r>
-    </w:p>
-    <w:p>
-      <w:pPr/>
-      <w:r>
-        <w:rPr>
-          <w:lang w:val="en_US" w:bidi="en_US"/>
-        </w:rPr>
-      </w:r>
-      <w:r>
-        <w:rPr>
-          <w:b/>
-          <w:lang w:val="en_US" w:bidi="en_US"/>
-        </w:rPr>
         <w:t>"we died with {him"</w:t>
       </w:r>
     </w:p>
@@ -18971,21 +16626,6 @@
           <w:b/>
           <w:lang w:val="en_US" w:bidi="en_US"/>
         </w:rPr>
-        <w:t>καὶ συνζήσομεν</w:t>
-      </w:r>
-    </w:p>
-    <w:p>
-      <w:pPr/>
-      <w:r>
-        <w:rPr>
-          <w:lang w:val="en_US" w:bidi="en_US"/>
-        </w:rPr>
-      </w:r>
-      <w:r>
-        <w:rPr>
-          <w:b/>
-          <w:lang w:val="en_US" w:bidi="en_US"/>
-        </w:rPr>
         <w:t>"we will also live with {him"</w:t>
       </w:r>
     </w:p>
@@ -19069,21 +16709,6 @@
           <w:b/>
           <w:lang w:val="en_US" w:bidi="en_US"/>
         </w:rPr>
-        <w:t>εἰ γὰρ συναπεθάνομεν, καὶ συνζήσομεν &amp; εἰ ὑπομένομεν, καὶ συνβασιλεύσομεν; εἰ ἀρνησόμεθα, κἀκεῖνος ἀρνήσεται ἡμᾶς &amp; εἰ ἀπιστοῦμεν, ἐκεῖνος πιστὸς μένει; ἀρνήσασθαι γὰρ ἑαυτὸν οὐ δύναται</w:t>
-      </w:r>
-    </w:p>
-    <w:p>
-      <w:pPr/>
-      <w:r>
-        <w:rPr>
-          <w:lang w:val="en_US" w:bidi="en_US"/>
-        </w:rPr>
-      </w:r>
-      <w:r>
-        <w:rPr>
-          <w:b/>
-          <w:lang w:val="en_US" w:bidi="en_US"/>
-        </w:rPr>
         <w:t>""For if we died with {him}, we will also live with {him"</w:t>
       </w:r>
       <w:r>
@@ -19193,21 +16818,6 @@
           <w:b/>
           <w:lang w:val="en_US" w:bidi="en_US"/>
         </w:rPr>
-        <w:t>ὑπομένομεν</w:t>
-      </w:r>
-    </w:p>
-    <w:p>
-      <w:pPr/>
-      <w:r>
-        <w:rPr>
-          <w:lang w:val="en_US" w:bidi="en_US"/>
-        </w:rPr>
-      </w:r>
-      <w:r>
-        <w:rPr>
-          <w:b/>
-          <w:lang w:val="en_US" w:bidi="en_US"/>
-        </w:rPr>
         <w:t>"we endure"</w:t>
       </w:r>
     </w:p>
@@ -19304,21 +16914,6 @@
           <w:b/>
           <w:lang w:val="en_US" w:bidi="en_US"/>
         </w:rPr>
-        <w:t>ἀρνησόμεθα</w:t>
-      </w:r>
-    </w:p>
-    <w:p>
-      <w:pPr/>
-      <w:r>
-        <w:rPr>
-          <w:lang w:val="en_US" w:bidi="en_US"/>
-        </w:rPr>
-      </w:r>
-      <w:r>
-        <w:rPr>
-          <w:b/>
-          <w:lang w:val="en_US" w:bidi="en_US"/>
-        </w:rPr>
         <w:t>"we deny {him"</w:t>
       </w:r>
     </w:p>
@@ -19402,21 +16997,6 @@
           <w:b/>
           <w:lang w:val="en_US" w:bidi="en_US"/>
         </w:rPr>
-        <w:t>κἀκεῖνος ἀρνήσεται ἡμᾶς</w:t>
-      </w:r>
-    </w:p>
-    <w:p>
-      <w:pPr/>
-      <w:r>
-        <w:rPr>
-          <w:lang w:val="en_US" w:bidi="en_US"/>
-        </w:rPr>
-      </w:r>
-      <w:r>
-        <w:rPr>
-          <w:b/>
-          <w:lang w:val="en_US" w:bidi="en_US"/>
-        </w:rPr>
         <w:t>"he also will deny us"</w:t>
       </w:r>
     </w:p>
@@ -19513,21 +17093,6 @@
           <w:b/>
           <w:lang w:val="en_US" w:bidi="en_US"/>
         </w:rPr>
-        <w:t>ἀπιστοῦμεν</w:t>
-      </w:r>
-    </w:p>
-    <w:p>
-      <w:pPr/>
-      <w:r>
-        <w:rPr>
-          <w:lang w:val="en_US" w:bidi="en_US"/>
-        </w:rPr>
-      </w:r>
-      <w:r>
-        <w:rPr>
-          <w:b/>
-          <w:lang w:val="en_US" w:bidi="en_US"/>
-        </w:rPr>
         <w:t>"we are unfaithful"</w:t>
       </w:r>
     </w:p>
@@ -19624,21 +17189,6 @@
           <w:b/>
           <w:lang w:val="en_US" w:bidi="en_US"/>
         </w:rPr>
-        <w:t>ἐκεῖνος πιστὸς μένει</w:t>
-      </w:r>
-    </w:p>
-    <w:p>
-      <w:pPr/>
-      <w:r>
-        <w:rPr>
-          <w:lang w:val="en_US" w:bidi="en_US"/>
-        </w:rPr>
-      </w:r>
-      <w:r>
-        <w:rPr>
-          <w:b/>
-          <w:lang w:val="en_US" w:bidi="en_US"/>
-        </w:rPr>
         <w:t>"he remains faithful"</w:t>
       </w:r>
     </w:p>
@@ -19748,21 +17298,6 @@
           <w:b/>
           <w:lang w:val="en_US" w:bidi="en_US"/>
         </w:rPr>
-        <w:t>ἀρνήσασθαι &amp; ἑαυτὸν οὐ δύναται</w:t>
-      </w:r>
-    </w:p>
-    <w:p>
-      <w:pPr/>
-      <w:r>
-        <w:rPr>
-          <w:lang w:val="en_US" w:bidi="en_US"/>
-        </w:rPr>
-      </w:r>
-      <w:r>
-        <w:rPr>
-          <w:b/>
-          <w:lang w:val="en_US" w:bidi="en_US"/>
-        </w:rPr>
         <w:t>"he is not able to deny himself"</w:t>
       </w:r>
     </w:p>
@@ -19859,21 +17394,6 @@
           <w:b/>
           <w:lang w:val="en_US" w:bidi="en_US"/>
         </w:rPr>
-        <w:t>ὑπομίμνῃσκε</w:t>
-      </w:r>
-    </w:p>
-    <w:p>
-      <w:pPr/>
-      <w:r>
-        <w:rPr>
-          <w:lang w:val="en_US" w:bidi="en_US"/>
-        </w:rPr>
-      </w:r>
-      <w:r>
-        <w:rPr>
-          <w:b/>
-          <w:lang w:val="en_US" w:bidi="en_US"/>
-        </w:rPr>
         <w:t>"Remind {them} of"</w:t>
       </w:r>
     </w:p>
@@ -19970,21 +17490,6 @@
           <w:b/>
           <w:lang w:val="en_US" w:bidi="en_US"/>
         </w:rPr>
-        <w:t>ταῦτα</w:t>
-      </w:r>
-    </w:p>
-    <w:p>
-      <w:pPr/>
-      <w:r>
-        <w:rPr>
-          <w:lang w:val="en_US" w:bidi="en_US"/>
-        </w:rPr>
-      </w:r>
-      <w:r>
-        <w:rPr>
-          <w:b/>
-          <w:lang w:val="en_US" w:bidi="en_US"/>
-        </w:rPr>
         <w:t>"these things"</w:t>
       </w:r>
     </w:p>
@@ -20014,7 +17519,7 @@
         </w:rPr>
         <w:t xml:space="preserve"> refer to what Paul has previously written. This includes the trustworthy word in </w:t>
       </w:r>
-      <w:hyperlink r:id="rId28">
+      <w:hyperlink r:id="rId26">
         <w:r>
           <w:rPr>
             <w:lang w:val="en_US" w:bidi="en_US"/>
@@ -20032,7 +17537,7 @@
         </w:rPr>
         <w:t xml:space="preserve"> and perhaps also </w:t>
       </w:r>
-      <w:hyperlink r:id="rId29">
+      <w:hyperlink r:id="rId27">
         <w:r>
           <w:rPr>
             <w:lang w:val="en_US" w:bidi="en_US"/>
@@ -20213,21 +17718,6 @@
           <w:b/>
           <w:lang w:val="en_US" w:bidi="en_US"/>
         </w:rPr>
-        <w:t>τοῦ Θεοῦ</w:t>
-      </w:r>
-    </w:p>
-    <w:p>
-      <w:pPr/>
-      <w:r>
-        <w:rPr>
-          <w:lang w:val="en_US" w:bidi="en_US"/>
-        </w:rPr>
-      </w:r>
-      <w:r>
-        <w:rPr>
-          <w:b/>
-          <w:lang w:val="en_US" w:bidi="en_US"/>
-        </w:rPr>
         <w:t>"God"</w:t>
       </w:r>
     </w:p>
@@ -20324,21 +17814,6 @@
           <w:b/>
           <w:lang w:val="en_US" w:bidi="en_US"/>
         </w:rPr>
-        <w:t>μὴ λογομαχεῖν</w:t>
-      </w:r>
-    </w:p>
-    <w:p>
-      <w:pPr/>
-      <w:r>
-        <w:rPr>
-          <w:lang w:val="en_US" w:bidi="en_US"/>
-        </w:rPr>
-      </w:r>
-      <w:r>
-        <w:rPr>
-          <w:b/>
-          <w:lang w:val="en_US" w:bidi="en_US"/>
-        </w:rPr>
         <w:t>"not to battle about words"</w:t>
       </w:r>
     </w:p>
@@ -20435,21 +17910,6 @@
           <w:b/>
           <w:lang w:val="en_US" w:bidi="en_US"/>
         </w:rPr>
-        <w:t>ἐπὶ καταστροφῇ τῶν ἀκουόντων</w:t>
-      </w:r>
-    </w:p>
-    <w:p>
-      <w:pPr/>
-      <w:r>
-        <w:rPr>
-          <w:lang w:val="en_US" w:bidi="en_US"/>
-        </w:rPr>
-      </w:r>
-      <w:r>
-        <w:rPr>
-          <w:b/>
-          <w:lang w:val="en_US" w:bidi="en_US"/>
-        </w:rPr>
         <w:t>"to the destruction of the ones hearing"</w:t>
       </w:r>
     </w:p>
@@ -20546,21 +18006,6 @@
           <w:b/>
           <w:lang w:val="en_US" w:bidi="en_US"/>
         </w:rPr>
-        <w:t>ἐπὶ καταστροφῇ τῶν ἀκουόντων</w:t>
-      </w:r>
-    </w:p>
-    <w:p>
-      <w:pPr/>
-      <w:r>
-        <w:rPr>
-          <w:lang w:val="en_US" w:bidi="en_US"/>
-        </w:rPr>
-      </w:r>
-      <w:r>
-        <w:rPr>
-          <w:b/>
-          <w:lang w:val="en_US" w:bidi="en_US"/>
-        </w:rPr>
         <w:t>"to the destruction of the ones hearing"</w:t>
       </w:r>
     </w:p>
@@ -20657,21 +18102,6 @@
           <w:b/>
           <w:lang w:val="en_US" w:bidi="en_US"/>
         </w:rPr>
-        <w:t>σπούδασον σεαυτὸν, δόκιμον παραστῆσαι τῷ Θεῷ</w:t>
-      </w:r>
-    </w:p>
-    <w:p>
-      <w:pPr/>
-      <w:r>
-        <w:rPr>
-          <w:lang w:val="en_US" w:bidi="en_US"/>
-        </w:rPr>
-      </w:r>
-      <w:r>
-        <w:rPr>
-          <w:b/>
-          <w:lang w:val="en_US" w:bidi="en_US"/>
-        </w:rPr>
         <w:t>"Strive to present yourself approved to God"</w:t>
       </w:r>
     </w:p>
@@ -20794,21 +18224,6 @@
           <w:b/>
           <w:lang w:val="en_US" w:bidi="en_US"/>
         </w:rPr>
-        <w:t>ἐργάτην</w:t>
-      </w:r>
-    </w:p>
-    <w:p>
-      <w:pPr/>
-      <w:r>
-        <w:rPr>
-          <w:lang w:val="en_US" w:bidi="en_US"/>
-        </w:rPr>
-      </w:r>
-      <w:r>
-        <w:rPr>
-          <w:b/>
-          <w:lang w:val="en_US" w:bidi="en_US"/>
-        </w:rPr>
         <w:t>"a worker"</w:t>
       </w:r>
     </w:p>
@@ -20905,21 +18320,6 @@
           <w:b/>
           <w:lang w:val="en_US" w:bidi="en_US"/>
         </w:rPr>
-        <w:t>ἀνεπαίσχυντον</w:t>
-      </w:r>
-    </w:p>
-    <w:p>
-      <w:pPr/>
-      <w:r>
-        <w:rPr>
-          <w:lang w:val="en_US" w:bidi="en_US"/>
-        </w:rPr>
-      </w:r>
-      <w:r>
-        <w:rPr>
-          <w:b/>
-          <w:lang w:val="en_US" w:bidi="en_US"/>
-        </w:rPr>
         <w:t>"not ashamed"</w:t>
       </w:r>
     </w:p>
@@ -21003,21 +18403,6 @@
           <w:b/>
           <w:lang w:val="en_US" w:bidi="en_US"/>
         </w:rPr>
-        <w:t>ὀρθοτομοῦντα τὸν λόγον τῆς ἀληθείας</w:t>
-      </w:r>
-    </w:p>
-    <w:p>
-      <w:pPr/>
-      <w:r>
-        <w:rPr>
-          <w:lang w:val="en_US" w:bidi="en_US"/>
-        </w:rPr>
-      </w:r>
-      <w:r>
-        <w:rPr>
-          <w:b/>
-          <w:lang w:val="en_US" w:bidi="en_US"/>
-        </w:rPr>
         <w:t>"cutting the word of truth straight"</w:t>
       </w:r>
     </w:p>
@@ -21140,21 +18525,6 @@
           <w:b/>
           <w:lang w:val="en_US" w:bidi="en_US"/>
         </w:rPr>
-        <w:t>τὸν λόγον τῆς ἀληθείας</w:t>
-      </w:r>
-    </w:p>
-    <w:p>
-      <w:pPr/>
-      <w:r>
-        <w:rPr>
-          <w:lang w:val="en_US" w:bidi="en_US"/>
-        </w:rPr>
-      </w:r>
-      <w:r>
-        <w:rPr>
-          <w:b/>
-          <w:lang w:val="en_US" w:bidi="en_US"/>
-        </w:rPr>
         <w:t>"the word of truth"</w:t>
       </w:r>
     </w:p>
@@ -21251,21 +18621,6 @@
           <w:b/>
           <w:lang w:val="en_US" w:bidi="en_US"/>
         </w:rPr>
-        <w:t>τὸν λόγον τῆς ἀληθείας</w:t>
-      </w:r>
-    </w:p>
-    <w:p>
-      <w:pPr/>
-      <w:r>
-        <w:rPr>
-          <w:lang w:val="en_US" w:bidi="en_US"/>
-        </w:rPr>
-      </w:r>
-      <w:r>
-        <w:rPr>
-          <w:b/>
-          <w:lang w:val="en_US" w:bidi="en_US"/>
-        </w:rPr>
         <w:t>"the word of truth"</w:t>
       </w:r>
     </w:p>
@@ -21362,21 +18717,6 @@
           <w:b/>
           <w:lang w:val="en_US" w:bidi="en_US"/>
         </w:rPr>
-        <w:t>τὸν λόγον</w:t>
-      </w:r>
-    </w:p>
-    <w:p>
-      <w:pPr/>
-      <w:r>
-        <w:rPr>
-          <w:lang w:val="en_US" w:bidi="en_US"/>
-        </w:rPr>
-      </w:r>
-      <w:r>
-        <w:rPr>
-          <w:b/>
-          <w:lang w:val="en_US" w:bidi="en_US"/>
-        </w:rPr>
         <w:t>"the word"</w:t>
       </w:r>
     </w:p>
@@ -21473,21 +18813,6 @@
           <w:b/>
           <w:lang w:val="en_US" w:bidi="en_US"/>
         </w:rPr>
-        <w:t>δὲ</w:t>
-      </w:r>
-    </w:p>
-    <w:p>
-      <w:pPr/>
-      <w:r>
-        <w:rPr>
-          <w:lang w:val="en_US" w:bidi="en_US"/>
-        </w:rPr>
-      </w:r>
-      <w:r>
-        <w:rPr>
-          <w:b/>
-          <w:lang w:val="en_US" w:bidi="en_US"/>
-        </w:rPr>
         <w:t>"But"</w:t>
       </w:r>
     </w:p>
@@ -21530,7 +18855,7 @@
         </w:rPr>
         <w:t xml:space="preserve"> in contrast with how he should treat “the word of truth” (</w:t>
       </w:r>
-      <w:hyperlink r:id="rId30">
+      <w:hyperlink r:id="rId28">
         <w:r>
           <w:rPr>
             <w:lang w:val="en_US" w:bidi="en_US"/>
@@ -21628,21 +18953,6 @@
           <w:b/>
           <w:lang w:val="en_US" w:bidi="en_US"/>
         </w:rPr>
-        <w:t>τὰς &amp; βεβήλους κενοφωνίας</w:t>
-      </w:r>
-    </w:p>
-    <w:p>
-      <w:pPr/>
-      <w:r>
-        <w:rPr>
-          <w:lang w:val="en_US" w:bidi="en_US"/>
-        </w:rPr>
-      </w:r>
-      <w:r>
-        <w:rPr>
-          <w:b/>
-          <w:lang w:val="en_US" w:bidi="en_US"/>
-        </w:rPr>
         <w:t>"profane, empty sayings"</w:t>
       </w:r>
     </w:p>
@@ -21752,21 +19062,6 @@
           <w:b/>
           <w:lang w:val="en_US" w:bidi="en_US"/>
         </w:rPr>
-        <w:t>προκόψουσιν</w:t>
-      </w:r>
-    </w:p>
-    <w:p>
-      <w:pPr/>
-      <w:r>
-        <w:rPr>
-          <w:lang w:val="en_US" w:bidi="en_US"/>
-        </w:rPr>
-      </w:r>
-      <w:r>
-        <w:rPr>
-          <w:b/>
-          <w:lang w:val="en_US" w:bidi="en_US"/>
-        </w:rPr>
         <w:t>"they will advance"</w:t>
       </w:r>
     </w:p>
@@ -21809,7 +19104,7 @@
         </w:rPr>
         <w:t xml:space="preserve">. When Paul refers to “their word” in </w:t>
       </w:r>
-      <w:hyperlink r:id="rId31">
+      <w:hyperlink r:id="rId29">
         <w:r>
           <w:rPr>
             <w:lang w:val="en_US" w:bidi="en_US"/>
@@ -21920,21 +19215,6 @@
           <w:b/>
           <w:lang w:val="en_US" w:bidi="en_US"/>
         </w:rPr>
-        <w:t>ἐπὶ πλεῖον &amp; προκόψουσιν ἀσεβείας</w:t>
-      </w:r>
-    </w:p>
-    <w:p>
-      <w:pPr/>
-      <w:r>
-        <w:rPr>
-          <w:lang w:val="en_US" w:bidi="en_US"/>
-        </w:rPr>
-      </w:r>
-      <w:r>
-        <w:rPr>
-          <w:b/>
-          <w:lang w:val="en_US" w:bidi="en_US"/>
-        </w:rPr>
         <w:t>"they will advance further in ungodliness"</w:t>
       </w:r>
     </w:p>
@@ -22070,21 +19350,6 @@
           <w:b/>
           <w:lang w:val="en_US" w:bidi="en_US"/>
         </w:rPr>
-        <w:t>ἀσεβείας</w:t>
-      </w:r>
-    </w:p>
-    <w:p>
-      <w:pPr/>
-      <w:r>
-        <w:rPr>
-          <w:lang w:val="en_US" w:bidi="en_US"/>
-        </w:rPr>
-      </w:r>
-      <w:r>
-        <w:rPr>
-          <w:b/>
-          <w:lang w:val="en_US" w:bidi="en_US"/>
-        </w:rPr>
         <w:t>"in ungodliness"</w:t>
       </w:r>
     </w:p>
@@ -22181,21 +19446,6 @@
           <w:b/>
           <w:lang w:val="en_US" w:bidi="en_US"/>
         </w:rPr>
-        <w:t>ὁ λόγος αὐτῶν</w:t>
-      </w:r>
-    </w:p>
-    <w:p>
-      <w:pPr/>
-      <w:r>
-        <w:rPr>
-          <w:lang w:val="en_US" w:bidi="en_US"/>
-        </w:rPr>
-      </w:r>
-      <w:r>
-        <w:rPr>
-          <w:b/>
-          <w:lang w:val="en_US" w:bidi="en_US"/>
-        </w:rPr>
         <w:t>"their word"</w:t>
       </w:r>
     </w:p>
@@ -22225,7 +19475,7 @@
         </w:rPr>
         <w:t xml:space="preserve"> represents what people say using words. In this case, Paul is referring specifically to the “profane empty sayings” to which he referred in </w:t>
       </w:r>
-      <w:hyperlink r:id="rId32">
+      <w:hyperlink r:id="rId30">
         <w:r>
           <w:rPr>
             <w:lang w:val="en_US" w:bidi="en_US"/>
@@ -22310,21 +19560,6 @@
           <w:b/>
           <w:lang w:val="en_US" w:bidi="en_US"/>
         </w:rPr>
-        <w:t>ὡς γάγγραινα νομὴν ἕξει</w:t>
-      </w:r>
-    </w:p>
-    <w:p>
-      <w:pPr/>
-      <w:r>
-        <w:rPr>
-          <w:lang w:val="en_US" w:bidi="en_US"/>
-        </w:rPr>
-      </w:r>
-      <w:r>
-        <w:rPr>
-          <w:b/>
-          <w:lang w:val="en_US" w:bidi="en_US"/>
-        </w:rPr>
         <w:t>"will have a spreading like gangrene"</w:t>
       </w:r>
     </w:p>
@@ -22434,21 +19669,6 @@
           <w:b/>
           <w:lang w:val="en_US" w:bidi="en_US"/>
         </w:rPr>
-        <w:t>γάγγραινα</w:t>
-      </w:r>
-    </w:p>
-    <w:p>
-      <w:pPr/>
-      <w:r>
-        <w:rPr>
-          <w:lang w:val="en_US" w:bidi="en_US"/>
-        </w:rPr>
-      </w:r>
-      <w:r>
-        <w:rPr>
-          <w:b/>
-          <w:lang w:val="en_US" w:bidi="en_US"/>
-        </w:rPr>
         <w:t>"gangrene"</w:t>
       </w:r>
     </w:p>
@@ -22558,21 +19778,6 @@
           <w:b/>
           <w:lang w:val="en_US" w:bidi="en_US"/>
         </w:rPr>
-        <w:t>Ὑμέναιος, καὶ Φίλητος</w:t>
-      </w:r>
-    </w:p>
-    <w:p>
-      <w:pPr/>
-      <w:r>
-        <w:rPr>
-          <w:lang w:val="en_US" w:bidi="en_US"/>
-        </w:rPr>
-      </w:r>
-      <w:r>
-        <w:rPr>
-          <w:b/>
-          <w:lang w:val="en_US" w:bidi="en_US"/>
-        </w:rPr>
         <w:t>"Hymenaeus and Philetus"</w:t>
       </w:r>
     </w:p>
@@ -22682,21 +19887,6 @@
           <w:b/>
           <w:lang w:val="en_US" w:bidi="en_US"/>
         </w:rPr>
-        <w:t>περὶ τὴν ἀλήθειαν ἠστόχησαν</w:t>
-      </w:r>
-    </w:p>
-    <w:p>
-      <w:pPr/>
-      <w:r>
-        <w:rPr>
-          <w:lang w:val="en_US" w:bidi="en_US"/>
-        </w:rPr>
-      </w:r>
-      <w:r>
-        <w:rPr>
-          <w:b/>
-          <w:lang w:val="en_US" w:bidi="en_US"/>
-        </w:rPr>
         <w:t>"have missed the mark concerning the truth"</w:t>
       </w:r>
     </w:p>
@@ -22819,21 +20009,6 @@
           <w:b/>
           <w:lang w:val="en_US" w:bidi="en_US"/>
         </w:rPr>
-        <w:t>περὶ τὴν ἀλήθειαν</w:t>
-      </w:r>
-    </w:p>
-    <w:p>
-      <w:pPr/>
-      <w:r>
-        <w:rPr>
-          <w:lang w:val="en_US" w:bidi="en_US"/>
-        </w:rPr>
-      </w:r>
-      <w:r>
-        <w:rPr>
-          <w:b/>
-          <w:lang w:val="en_US" w:bidi="en_US"/>
-        </w:rPr>
         <w:t>"concerning the truth"</w:t>
       </w:r>
     </w:p>
@@ -22930,21 +20105,6 @@
           <w:b/>
           <w:lang w:val="en_US" w:bidi="en_US"/>
         </w:rPr>
-        <w:t>ἀνάστασιν ἤδη γεγονέναι</w:t>
-      </w:r>
-    </w:p>
-    <w:p>
-      <w:pPr/>
-      <w:r>
-        <w:rPr>
-          <w:lang w:val="en_US" w:bidi="en_US"/>
-        </w:rPr>
-      </w:r>
-      <w:r>
-        <w:rPr>
-          <w:b/>
-          <w:lang w:val="en_US" w:bidi="en_US"/>
-        </w:rPr>
         <w:t>"the resurrection has already happened"</w:t>
       </w:r>
     </w:p>
@@ -23041,21 +20201,6 @@
           <w:b/>
           <w:lang w:val="en_US" w:bidi="en_US"/>
         </w:rPr>
-        <w:t>ἀνατρέπουσιν τήν τινων πίστιν</w:t>
-      </w:r>
-    </w:p>
-    <w:p>
-      <w:pPr/>
-      <w:r>
-        <w:rPr>
-          <w:lang w:val="en_US" w:bidi="en_US"/>
-        </w:rPr>
-      </w:r>
-      <w:r>
-        <w:rPr>
-          <w:b/>
-          <w:lang w:val="en_US" w:bidi="en_US"/>
-        </w:rPr>
         <w:t>"who} overturn the faith of some"</w:t>
       </w:r>
     </w:p>
@@ -23165,21 +20310,6 @@
           <w:b/>
           <w:lang w:val="en_US" w:bidi="en_US"/>
         </w:rPr>
-        <w:t>τήν τινων πίστιν</w:t>
-      </w:r>
-    </w:p>
-    <w:p>
-      <w:pPr/>
-      <w:r>
-        <w:rPr>
-          <w:lang w:val="en_US" w:bidi="en_US"/>
-        </w:rPr>
-      </w:r>
-      <w:r>
-        <w:rPr>
-          <w:b/>
-          <w:lang w:val="en_US" w:bidi="en_US"/>
-        </w:rPr>
         <w:t>"the faith of some"</w:t>
       </w:r>
     </w:p>
@@ -23276,21 +20406,6 @@
           <w:b/>
           <w:lang w:val="en_US" w:bidi="en_US"/>
         </w:rPr>
-        <w:t>ὁ &amp; στερεὸς θεμέλιος τοῦ Θεοῦ ἕστηκεν</w:t>
-      </w:r>
-    </w:p>
-    <w:p>
-      <w:pPr/>
-      <w:r>
-        <w:rPr>
-          <w:lang w:val="en_US" w:bidi="en_US"/>
-        </w:rPr>
-      </w:r>
-      <w:r>
-        <w:rPr>
-          <w:b/>
-          <w:lang w:val="en_US" w:bidi="en_US"/>
-        </w:rPr>
         <w:t>"the firm foundation of God stands"</w:t>
       </w:r>
     </w:p>
@@ -23439,21 +20554,6 @@
           <w:b/>
           <w:lang w:val="en_US" w:bidi="en_US"/>
         </w:rPr>
-        <w:t>ἔχων τὴν σφραγῖδα ταύτην</w:t>
-      </w:r>
-    </w:p>
-    <w:p>
-      <w:pPr/>
-      <w:r>
-        <w:rPr>
-          <w:lang w:val="en_US" w:bidi="en_US"/>
-        </w:rPr>
-      </w:r>
-      <w:r>
-        <w:rPr>
-          <w:b/>
-          <w:lang w:val="en_US" w:bidi="en_US"/>
-        </w:rPr>
         <w:t>"having this seal"</w:t>
       </w:r>
     </w:p>
@@ -23589,21 +20689,6 @@
           <w:b/>
           <w:lang w:val="en_US" w:bidi="en_US"/>
         </w:rPr>
-        <w:t>ἔγνω Κύριος τοὺς ὄντας αὐτοῦ, καί, ἀποστήτω ἀπὸ ἀδικίας πᾶς ὁ ὀνομάζων τὸ ὄνομα Κυρίου</w:t>
-      </w:r>
-    </w:p>
-    <w:p>
-      <w:pPr/>
-      <w:r>
-        <w:rPr>
-          <w:lang w:val="en_US" w:bidi="en_US"/>
-        </w:rPr>
-      </w:r>
-      <w:r>
-        <w:rPr>
-          <w:b/>
-          <w:lang w:val="en_US" w:bidi="en_US"/>
-        </w:rPr>
         <w:t>"The Lord knew the ones being his” and “Let everyone naming the name of the Lord depart from unrighteousness"</w:t>
       </w:r>
     </w:p>
@@ -23620,7 +20705,7 @@
         </w:rPr>
         <w:t xml:space="preserve">Here Paul introduces a quotation and a summary that both come from the Old Testament scriptures. The first quotation is from </w:t>
       </w:r>
-      <w:hyperlink r:id="rId33">
+      <w:hyperlink r:id="rId31">
         <w:r>
           <w:rPr>
             <w:lang w:val="en_US" w:bidi="en_US"/>
@@ -23705,21 +20790,6 @@
           <w:b/>
           <w:lang w:val="en_US" w:bidi="en_US"/>
         </w:rPr>
-        <w:t>Κύριος &amp; Κυρίου</w:t>
-      </w:r>
-    </w:p>
-    <w:p>
-      <w:pPr/>
-      <w:r>
-        <w:rPr>
-          <w:lang w:val="en_US" w:bidi="en_US"/>
-        </w:rPr>
-      </w:r>
-      <w:r>
-        <w:rPr>
-          <w:b/>
-          <w:lang w:val="en_US" w:bidi="en_US"/>
-        </w:rPr>
         <w:t>"The Lord"</w:t>
       </w:r>
       <w:r>
@@ -23829,21 +20899,6 @@
           <w:b/>
           <w:lang w:val="en_US" w:bidi="en_US"/>
         </w:rPr>
-        <w:t>ἔγνω</w:t>
-      </w:r>
-    </w:p>
-    <w:p>
-      <w:pPr/>
-      <w:r>
-        <w:rPr>
-          <w:lang w:val="en_US" w:bidi="en_US"/>
-        </w:rPr>
-      </w:r>
-      <w:r>
-        <w:rPr>
-          <w:b/>
-          <w:lang w:val="en_US" w:bidi="en_US"/>
-        </w:rPr>
         <w:t>"knew"</w:t>
       </w:r>
     </w:p>
@@ -23927,21 +20982,6 @@
           <w:b/>
           <w:lang w:val="en_US" w:bidi="en_US"/>
         </w:rPr>
-        <w:t>ἀποστήτω ἀπὸ &amp; πᾶς ὁ ὀνομάζων τὸ ὄνομα Κυρίου</w:t>
-      </w:r>
-    </w:p>
-    <w:p>
-      <w:pPr/>
-      <w:r>
-        <w:rPr>
-          <w:lang w:val="en_US" w:bidi="en_US"/>
-        </w:rPr>
-      </w:r>
-      <w:r>
-        <w:rPr>
-          <w:b/>
-          <w:lang w:val="en_US" w:bidi="en_US"/>
-        </w:rPr>
         <w:t>"Let everyone naming the name of the Lord depart from"</w:t>
       </w:r>
     </w:p>
@@ -24051,21 +21091,6 @@
           <w:b/>
           <w:lang w:val="en_US" w:bidi="en_US"/>
         </w:rPr>
-        <w:t>ἀποστήτω &amp; πᾶς ὁ ὀνομάζων τὸ ὄνομα Κυρίου</w:t>
-      </w:r>
-    </w:p>
-    <w:p>
-      <w:pPr/>
-      <w:r>
-        <w:rPr>
-          <w:lang w:val="en_US" w:bidi="en_US"/>
-        </w:rPr>
-      </w:r>
-      <w:r>
-        <w:rPr>
-          <w:b/>
-          <w:lang w:val="en_US" w:bidi="en_US"/>
-        </w:rPr>
         <w:t>"Let everyone naming the name of the Lord depart"</w:t>
       </w:r>
     </w:p>
@@ -24149,21 +21174,6 @@
           <w:b/>
           <w:lang w:val="en_US" w:bidi="en_US"/>
         </w:rPr>
-        <w:t>ὁ ὀνομάζων τὸ ὄνομα Κυρίου</w:t>
-      </w:r>
-    </w:p>
-    <w:p>
-      <w:pPr/>
-      <w:r>
-        <w:rPr>
-          <w:lang w:val="en_US" w:bidi="en_US"/>
-        </w:rPr>
-      </w:r>
-      <w:r>
-        <w:rPr>
-          <w:b/>
-          <w:lang w:val="en_US" w:bidi="en_US"/>
-        </w:rPr>
         <w:t>"naming the name of the Lord"</w:t>
       </w:r>
     </w:p>
@@ -24273,21 +21283,6 @@
           <w:b/>
           <w:lang w:val="en_US" w:bidi="en_US"/>
         </w:rPr>
-        <w:t>ἀπὸ ἀδικίας</w:t>
-      </w:r>
-    </w:p>
-    <w:p>
-      <w:pPr/>
-      <w:r>
-        <w:rPr>
-          <w:lang w:val="en_US" w:bidi="en_US"/>
-        </w:rPr>
-      </w:r>
-      <w:r>
-        <w:rPr>
-          <w:b/>
-          <w:lang w:val="en_US" w:bidi="en_US"/>
-        </w:rPr>
         <w:t>"from unrighteousness"</w:t>
       </w:r>
     </w:p>
@@ -24384,21 +21379,6 @@
           <w:b/>
           <w:lang w:val="en_US" w:bidi="en_US"/>
         </w:rPr>
-        <w:t>δὲ</w:t>
-      </w:r>
-    </w:p>
-    <w:p>
-      <w:pPr/>
-      <w:r>
-        <w:rPr>
-          <w:lang w:val="en_US" w:bidi="en_US"/>
-        </w:rPr>
-      </w:r>
-      <w:r>
-        <w:rPr>
-          <w:b/>
-          <w:lang w:val="en_US" w:bidi="en_US"/>
-        </w:rPr>
         <w:t>"Now"</w:t>
       </w:r>
     </w:p>
@@ -24508,21 +21488,6 @@
           <w:b/>
           <w:lang w:val="en_US" w:bidi="en_US"/>
         </w:rPr>
-        <w:t>ἐν μεγάλῃ &amp; οἰκίᾳ, οὐκ ἔστιν μόνον σκεύη χρυσᾶ καὶ ἀργυρᾶ, ἀλλὰ καὶ ξύλινα καὶ ὀστράκινα; καὶ ἃ μὲν εἰς τιμὴν, ἃ δὲ εἰς ἀτιμίαν</w:t>
-      </w:r>
-    </w:p>
-    <w:p>
-      <w:pPr/>
-      <w:r>
-        <w:rPr>
-          <w:lang w:val="en_US" w:bidi="en_US"/>
-        </w:rPr>
-      </w:r>
-      <w:r>
-        <w:rPr>
-          <w:b/>
-          <w:lang w:val="en_US" w:bidi="en_US"/>
-        </w:rPr>
         <w:t>"in a great house, there are not only gold and silver containers, but also wood and clay, and some for honor and some for dishonor"</w:t>
       </w:r>
     </w:p>
@@ -24632,21 +21597,6 @@
           <w:b/>
           <w:lang w:val="en_US" w:bidi="en_US"/>
         </w:rPr>
-        <w:t>σκεύη</w:t>
-      </w:r>
-    </w:p>
-    <w:p>
-      <w:pPr/>
-      <w:r>
-        <w:rPr>
-          <w:lang w:val="en_US" w:bidi="en_US"/>
-        </w:rPr>
-      </w:r>
-      <w:r>
-        <w:rPr>
-          <w:b/>
-          <w:lang w:val="en_US" w:bidi="en_US"/>
-        </w:rPr>
         <w:t>"containers"</w:t>
       </w:r>
     </w:p>
@@ -24743,21 +21693,6 @@
           <w:b/>
           <w:lang w:val="en_US" w:bidi="en_US"/>
         </w:rPr>
-        <w:t>ἀλλὰ καὶ ξύλινα καὶ ὀστράκινα</w:t>
-      </w:r>
-    </w:p>
-    <w:p>
-      <w:pPr/>
-      <w:r>
-        <w:rPr>
-          <w:lang w:val="en_US" w:bidi="en_US"/>
-        </w:rPr>
-      </w:r>
-      <w:r>
-        <w:rPr>
-          <w:b/>
-          <w:lang w:val="en_US" w:bidi="en_US"/>
-        </w:rPr>
         <w:t>"but also wood and clay"</w:t>
       </w:r>
     </w:p>
@@ -24841,21 +21776,6 @@
           <w:b/>
           <w:lang w:val="en_US" w:bidi="en_US"/>
         </w:rPr>
-        <w:t>ἃ μὲν εἰς τιμὴν, ἃ δὲ εἰς ἀτιμίαν</w:t>
-      </w:r>
-    </w:p>
-    <w:p>
-      <w:pPr/>
-      <w:r>
-        <w:rPr>
-          <w:lang w:val="en_US" w:bidi="en_US"/>
-        </w:rPr>
-      </w:r>
-      <w:r>
-        <w:rPr>
-          <w:b/>
-          <w:lang w:val="en_US" w:bidi="en_US"/>
-        </w:rPr>
         <w:t>"some for honor and some for dishonor"</w:t>
       </w:r>
     </w:p>
@@ -24939,21 +21859,6 @@
           <w:b/>
           <w:lang w:val="en_US" w:bidi="en_US"/>
         </w:rPr>
-        <w:t>ἃ μὲν εἰς τιμὴν, ἃ δὲ εἰς ἀτιμίαν</w:t>
-      </w:r>
-    </w:p>
-    <w:p>
-      <w:pPr/>
-      <w:r>
-        <w:rPr>
-          <w:lang w:val="en_US" w:bidi="en_US"/>
-        </w:rPr>
-      </w:r>
-      <w:r>
-        <w:rPr>
-          <w:b/>
-          <w:lang w:val="en_US" w:bidi="en_US"/>
-        </w:rPr>
         <w:t>"some for honor and some for dishonor"</w:t>
       </w:r>
     </w:p>
@@ -25063,21 +21968,6 @@
           <w:b/>
           <w:lang w:val="en_US" w:bidi="en_US"/>
         </w:rPr>
-        <w:t>ἐὰν &amp; τις ἐκκαθάρῃ ἑαυτὸν ἀπὸ τούτων, ἔσται σκεῦος εἰς τιμήν, ἡγιασμένον εὔχρηστον τῷ Δεσπότῃ, εἰς πᾶν ἔργον ἀγαθὸν ἡτοιμασμένον</w:t>
-      </w:r>
-    </w:p>
-    <w:p>
-      <w:pPr/>
-      <w:r>
-        <w:rPr>
-          <w:lang w:val="en_US" w:bidi="en_US"/>
-        </w:rPr>
-      </w:r>
-      <w:r>
-        <w:rPr>
-          <w:b/>
-          <w:lang w:val="en_US" w:bidi="en_US"/>
-        </w:rPr>
         <w:t>"if someone has cleansed himself from these, he will be a container for honor, having been sanctified, useful to the master, having been prepared for every good work"</w:t>
       </w:r>
     </w:p>
@@ -25187,21 +22077,6 @@
           <w:b/>
           <w:lang w:val="en_US" w:bidi="en_US"/>
         </w:rPr>
-        <w:t>τούτων</w:t>
-      </w:r>
-    </w:p>
-    <w:p>
-      <w:pPr/>
-      <w:r>
-        <w:rPr>
-          <w:lang w:val="en_US" w:bidi="en_US"/>
-        </w:rPr>
-      </w:r>
-      <w:r>
-        <w:rPr>
-          <w:b/>
-          <w:lang w:val="en_US" w:bidi="en_US"/>
-        </w:rPr>
         <w:t>"these"</w:t>
       </w:r>
     </w:p>
@@ -25231,7 +22106,7 @@
         </w:rPr>
         <w:t xml:space="preserve"> could refer to: (1) what Paul has said in </w:t>
       </w:r>
-      <w:hyperlink r:id="rId34">
+      <w:hyperlink r:id="rId32">
         <w:r>
           <w:rPr>
             <w:lang w:val="en_US" w:bidi="en_US"/>
@@ -25249,7 +22124,7 @@
         </w:rPr>
         <w:t xml:space="preserve"> about what the false teachers do and say. The particular focus, then, is on ungodliness and false teaching. Alternate translation: “from ungodliness and false teaching” or “these ungodly things” (2) the vessels for dishonor that Paul mentioned in </w:t>
       </w:r>
-      <w:hyperlink r:id="rId35">
+      <w:hyperlink r:id="rId33">
         <w:r>
           <w:rPr>
             <w:lang w:val="en_US" w:bidi="en_US"/>
@@ -25334,21 +22209,6 @@
           <w:b/>
           <w:lang w:val="en_US" w:bidi="en_US"/>
         </w:rPr>
-        <w:t>ἑαυτὸν &amp; ἔσται</w:t>
-      </w:r>
-    </w:p>
-    <w:p>
-      <w:pPr/>
-      <w:r>
-        <w:rPr>
-          <w:lang w:val="en_US" w:bidi="en_US"/>
-        </w:rPr>
-      </w:r>
-      <w:r>
-        <w:rPr>
-          <w:b/>
-          <w:lang w:val="en_US" w:bidi="en_US"/>
-        </w:rPr>
         <w:t>"himself"</w:t>
       </w:r>
       <w:r>
@@ -25471,21 +22331,6 @@
           <w:b/>
           <w:lang w:val="en_US" w:bidi="en_US"/>
         </w:rPr>
-        <w:t>εἰς τιμήν</w:t>
-      </w:r>
-    </w:p>
-    <w:p>
-      <w:pPr/>
-      <w:r>
-        <w:rPr>
-          <w:lang w:val="en_US" w:bidi="en_US"/>
-        </w:rPr>
-      </w:r>
-      <w:r>
-        <w:rPr>
-          <w:b/>
-          <w:lang w:val="en_US" w:bidi="en_US"/>
-        </w:rPr>
         <w:t>"for honor"</w:t>
       </w:r>
     </w:p>
@@ -25582,21 +22427,6 @@
           <w:b/>
           <w:lang w:val="en_US" w:bidi="en_US"/>
         </w:rPr>
-        <w:t>ἡγιασμένον</w:t>
-      </w:r>
-    </w:p>
-    <w:p>
-      <w:pPr/>
-      <w:r>
-        <w:rPr>
-          <w:lang w:val="en_US" w:bidi="en_US"/>
-        </w:rPr>
-      </w:r>
-      <w:r>
-        <w:rPr>
-          <w:b/>
-          <w:lang w:val="en_US" w:bidi="en_US"/>
-        </w:rPr>
         <w:t>"having been sanctified"</w:t>
       </w:r>
     </w:p>
@@ -25680,21 +22510,6 @@
           <w:b/>
           <w:lang w:val="en_US" w:bidi="en_US"/>
         </w:rPr>
-        <w:t>ἡτοιμασμένον</w:t>
-      </w:r>
-    </w:p>
-    <w:p>
-      <w:pPr/>
-      <w:r>
-        <w:rPr>
-          <w:lang w:val="en_US" w:bidi="en_US"/>
-        </w:rPr>
-      </w:r>
-      <w:r>
-        <w:rPr>
-          <w:b/>
-          <w:lang w:val="en_US" w:bidi="en_US"/>
-        </w:rPr>
         <w:t>"having been prepared"</w:t>
       </w:r>
     </w:p>
@@ -25778,21 +22593,6 @@
           <w:b/>
           <w:lang w:val="en_US" w:bidi="en_US"/>
         </w:rPr>
-        <w:t>δὲ</w:t>
-      </w:r>
-    </w:p>
-    <w:p>
-      <w:pPr/>
-      <w:r>
-        <w:rPr>
-          <w:lang w:val="en_US" w:bidi="en_US"/>
-        </w:rPr>
-      </w:r>
-      <w:r>
-        <w:rPr>
-          <w:b/>
-          <w:lang w:val="en_US" w:bidi="en_US"/>
-        </w:rPr>
         <w:t>"But"</w:t>
       </w:r>
     </w:p>
@@ -25902,21 +22702,6 @@
           <w:b/>
           <w:lang w:val="en_US" w:bidi="en_US"/>
         </w:rPr>
-        <w:t>φεῦγε</w:t>
-      </w:r>
-    </w:p>
-    <w:p>
-      <w:pPr/>
-      <w:r>
-        <w:rPr>
-          <w:lang w:val="en_US" w:bidi="en_US"/>
-        </w:rPr>
-      </w:r>
-      <w:r>
-        <w:rPr>
-          <w:b/>
-          <w:lang w:val="en_US" w:bidi="en_US"/>
-        </w:rPr>
         <w:t>"flee"</w:t>
       </w:r>
     </w:p>
@@ -26026,21 +22811,6 @@
           <w:b/>
           <w:lang w:val="en_US" w:bidi="en_US"/>
         </w:rPr>
-        <w:t>τὰς &amp; νεωτερικὰς ἐπιθυμίας</w:t>
-      </w:r>
-    </w:p>
-    <w:p>
-      <w:pPr/>
-      <w:r>
-        <w:rPr>
-          <w:lang w:val="en_US" w:bidi="en_US"/>
-        </w:rPr>
-      </w:r>
-      <w:r>
-        <w:rPr>
-          <w:b/>
-          <w:lang w:val="en_US" w:bidi="en_US"/>
-        </w:rPr>
         <w:t>"youthful lusts"</w:t>
       </w:r>
     </w:p>
@@ -26150,21 +22920,6 @@
           <w:b/>
           <w:lang w:val="en_US" w:bidi="en_US"/>
         </w:rPr>
-        <w:t>δίωκε &amp; δικαιοσύνην, πίστιν, ἀγάπην, εἰρήνην, μετὰ τῶν ἐπικαλουμένων τὸν Κύριον ἐκ καθαρᾶς καρδίας</w:t>
-      </w:r>
-    </w:p>
-    <w:p>
-      <w:pPr/>
-      <w:r>
-        <w:rPr>
-          <w:lang w:val="en_US" w:bidi="en_US"/>
-        </w:rPr>
-      </w:r>
-      <w:r>
-        <w:rPr>
-          <w:b/>
-          <w:lang w:val="en_US" w:bidi="en_US"/>
-        </w:rPr>
         <w:t>"pursue righteousness, faith, love, peace with the ones calling on the Lord from a pure heart"</w:t>
       </w:r>
     </w:p>
@@ -26306,21 +23061,6 @@
           <w:b/>
           <w:lang w:val="en_US" w:bidi="en_US"/>
         </w:rPr>
-        <w:t>δίωκε</w:t>
-      </w:r>
-    </w:p>
-    <w:p>
-      <w:pPr/>
-      <w:r>
-        <w:rPr>
-          <w:lang w:val="en_US" w:bidi="en_US"/>
-        </w:rPr>
-      </w:r>
-      <w:r>
-        <w:rPr>
-          <w:b/>
-          <w:lang w:val="en_US" w:bidi="en_US"/>
-        </w:rPr>
         <w:t>"pursue"</w:t>
       </w:r>
     </w:p>
@@ -26417,21 +23157,6 @@
           <w:b/>
           <w:lang w:val="en_US" w:bidi="en_US"/>
         </w:rPr>
-        <w:t>δικαιοσύνην, πίστιν, ἀγάπην, εἰρήνην</w:t>
-      </w:r>
-    </w:p>
-    <w:p>
-      <w:pPr/>
-      <w:r>
-        <w:rPr>
-          <w:lang w:val="en_US" w:bidi="en_US"/>
-        </w:rPr>
-      </w:r>
-      <w:r>
-        <w:rPr>
-          <w:b/>
-          <w:lang w:val="en_US" w:bidi="en_US"/>
-        </w:rPr>
         <w:t>"righteousness, faith, love, peace"</w:t>
       </w:r>
     </w:p>
@@ -26515,21 +23240,6 @@
           <w:b/>
           <w:lang w:val="en_US" w:bidi="en_US"/>
         </w:rPr>
-        <w:t>πίστιν</w:t>
-      </w:r>
-    </w:p>
-    <w:p>
-      <w:pPr/>
-      <w:r>
-        <w:rPr>
-          <w:lang w:val="en_US" w:bidi="en_US"/>
-        </w:rPr>
-      </w:r>
-      <w:r>
-        <w:rPr>
-          <w:b/>
-          <w:lang w:val="en_US" w:bidi="en_US"/>
-        </w:rPr>
         <w:t>"faith"</w:t>
       </w:r>
     </w:p>
@@ -26626,21 +23336,6 @@
           <w:b/>
           <w:lang w:val="en_US" w:bidi="en_US"/>
         </w:rPr>
-        <w:t>τῶν ἐπικαλουμένων τὸν Κύριον</w:t>
-      </w:r>
-    </w:p>
-    <w:p>
-      <w:pPr/>
-      <w:r>
-        <w:rPr>
-          <w:lang w:val="en_US" w:bidi="en_US"/>
-        </w:rPr>
-      </w:r>
-      <w:r>
-        <w:rPr>
-          <w:b/>
-          <w:lang w:val="en_US" w:bidi="en_US"/>
-        </w:rPr>
         <w:t>"the ones calling on the Lord"</w:t>
       </w:r>
     </w:p>
@@ -26750,21 +23445,6 @@
           <w:b/>
           <w:lang w:val="en_US" w:bidi="en_US"/>
         </w:rPr>
-        <w:t>τὸν Κύριον ἐκ καθαρᾶς καρδίας</w:t>
-      </w:r>
-    </w:p>
-    <w:p>
-      <w:pPr/>
-      <w:r>
-        <w:rPr>
-          <w:lang w:val="en_US" w:bidi="en_US"/>
-        </w:rPr>
-      </w:r>
-      <w:r>
-        <w:rPr>
-          <w:b/>
-          <w:lang w:val="en_US" w:bidi="en_US"/>
-        </w:rPr>
         <w:t>"the Lord from a pure heart"</w:t>
       </w:r>
     </w:p>
@@ -26874,21 +23554,6 @@
           <w:b/>
           <w:lang w:val="en_US" w:bidi="en_US"/>
         </w:rPr>
-        <w:t>ἐκ καθαρᾶς καρδίας</w:t>
-      </w:r>
-    </w:p>
-    <w:p>
-      <w:pPr/>
-      <w:r>
-        <w:rPr>
-          <w:lang w:val="en_US" w:bidi="en_US"/>
-        </w:rPr>
-      </w:r>
-      <w:r>
-        <w:rPr>
-          <w:b/>
-          <w:lang w:val="en_US" w:bidi="en_US"/>
-        </w:rPr>
         <w:t>"from a pure heart"</w:t>
       </w:r>
     </w:p>
@@ -26998,21 +23663,6 @@
           <w:b/>
           <w:lang w:val="en_US" w:bidi="en_US"/>
         </w:rPr>
-        <w:t>δὲ</w:t>
-      </w:r>
-    </w:p>
-    <w:p>
-      <w:pPr/>
-      <w:r>
-        <w:rPr>
-          <w:lang w:val="en_US" w:bidi="en_US"/>
-        </w:rPr>
-      </w:r>
-      <w:r>
-        <w:rPr>
-          <w:b/>
-          <w:lang w:val="en_US" w:bidi="en_US"/>
-        </w:rPr>
         <w:t>"But"</w:t>
       </w:r>
     </w:p>
@@ -27135,21 +23785,6 @@
           <w:b/>
           <w:lang w:val="en_US" w:bidi="en_US"/>
         </w:rPr>
-        <w:t>τὰς &amp; μωρὰς καὶ ἀπαιδεύτους ζητήσεις</w:t>
-      </w:r>
-    </w:p>
-    <w:p>
-      <w:pPr/>
-      <w:r>
-        <w:rPr>
-          <w:lang w:val="en_US" w:bidi="en_US"/>
-        </w:rPr>
-      </w:r>
-      <w:r>
-        <w:rPr>
-          <w:b/>
-          <w:lang w:val="en_US" w:bidi="en_US"/>
-        </w:rPr>
         <w:t>"foolish and uneducated controversies"</w:t>
       </w:r>
     </w:p>
@@ -27233,21 +23868,6 @@
           <w:b/>
           <w:lang w:val="en_US" w:bidi="en_US"/>
         </w:rPr>
-        <w:t>μωρὰς καὶ ἀπαιδεύτους</w:t>
-      </w:r>
-    </w:p>
-    <w:p>
-      <w:pPr/>
-      <w:r>
-        <w:rPr>
-          <w:lang w:val="en_US" w:bidi="en_US"/>
-        </w:rPr>
-      </w:r>
-      <w:r>
-        <w:rPr>
-          <w:b/>
-          <w:lang w:val="en_US" w:bidi="en_US"/>
-        </w:rPr>
         <w:t>"foolish and uneducated"</w:t>
       </w:r>
     </w:p>
@@ -27357,21 +23977,6 @@
           <w:b/>
           <w:lang w:val="en_US" w:bidi="en_US"/>
         </w:rPr>
-        <w:t>γεννῶσι</w:t>
-      </w:r>
-    </w:p>
-    <w:p>
-      <w:pPr/>
-      <w:r>
-        <w:rPr>
-          <w:lang w:val="en_US" w:bidi="en_US"/>
-        </w:rPr>
-      </w:r>
-      <w:r>
-        <w:rPr>
-          <w:b/>
-          <w:lang w:val="en_US" w:bidi="en_US"/>
-        </w:rPr>
         <w:t>"they give birth to"</w:t>
       </w:r>
     </w:p>
@@ -27507,21 +24112,6 @@
           <w:b/>
           <w:lang w:val="en_US" w:bidi="en_US"/>
         </w:rPr>
-        <w:t>μάχας</w:t>
-      </w:r>
-    </w:p>
-    <w:p>
-      <w:pPr/>
-      <w:r>
-        <w:rPr>
-          <w:lang w:val="en_US" w:bidi="en_US"/>
-        </w:rPr>
-      </w:r>
-      <w:r>
-        <w:rPr>
-          <w:b/>
-          <w:lang w:val="en_US" w:bidi="en_US"/>
-        </w:rPr>
         <w:t>"battles"</w:t>
       </w:r>
     </w:p>
@@ -27618,21 +24208,6 @@
           <w:b/>
           <w:lang w:val="en_US" w:bidi="en_US"/>
         </w:rPr>
-        <w:t>δὲ</w:t>
-      </w:r>
-    </w:p>
-    <w:p>
-      <w:pPr/>
-      <w:r>
-        <w:rPr>
-          <w:lang w:val="en_US" w:bidi="en_US"/>
-        </w:rPr>
-      </w:r>
-      <w:r>
-        <w:rPr>
-          <w:b/>
-          <w:lang w:val="en_US" w:bidi="en_US"/>
-        </w:rPr>
         <w:t>"But"</w:t>
       </w:r>
     </w:p>
@@ -27755,21 +24330,6 @@
           <w:b/>
           <w:lang w:val="en_US" w:bidi="en_US"/>
         </w:rPr>
-        <w:t>δοῦλον &amp; Κυρίου</w:t>
-      </w:r>
-    </w:p>
-    <w:p>
-      <w:pPr/>
-      <w:r>
-        <w:rPr>
-          <w:lang w:val="en_US" w:bidi="en_US"/>
-        </w:rPr>
-      </w:r>
-      <w:r>
-        <w:rPr>
-          <w:b/>
-          <w:lang w:val="en_US" w:bidi="en_US"/>
-        </w:rPr>
         <w:t>"for a slave of the Lord"</w:t>
       </w:r>
     </w:p>
@@ -27879,21 +24439,6 @@
           <w:b/>
           <w:lang w:val="en_US" w:bidi="en_US"/>
         </w:rPr>
-        <w:t>δοῦλον &amp; Κυρίου</w:t>
-      </w:r>
-    </w:p>
-    <w:p>
-      <w:pPr/>
-      <w:r>
-        <w:rPr>
-          <w:lang w:val="en_US" w:bidi="en_US"/>
-        </w:rPr>
-      </w:r>
-      <w:r>
-        <w:rPr>
-          <w:b/>
-          <w:lang w:val="en_US" w:bidi="en_US"/>
-        </w:rPr>
         <w:t>"for a slave of the Lord"</w:t>
       </w:r>
     </w:p>
@@ -28003,21 +24548,6 @@
           <w:b/>
           <w:lang w:val="en_US" w:bidi="en_US"/>
         </w:rPr>
-        <w:t>οὐ &amp; μάχεσθαι</w:t>
-      </w:r>
-    </w:p>
-    <w:p>
-      <w:pPr/>
-      <w:r>
-        <w:rPr>
-          <w:lang w:val="en_US" w:bidi="en_US"/>
-        </w:rPr>
-      </w:r>
-      <w:r>
-        <w:rPr>
-          <w:b/>
-          <w:lang w:val="en_US" w:bidi="en_US"/>
-        </w:rPr>
         <w:t>"not to battle"</w:t>
       </w:r>
     </w:p>
@@ -28034,7 +24564,7 @@
         </w:rPr>
         <w:t xml:space="preserve">Here Paul speaks of arguing and quarreling in a community as if it were battling. If it would be helpful in your language, you could express the idea in simile form or state the meaning plainly. See how you expressed the similar figure of speech in </w:t>
       </w:r>
-      <w:hyperlink r:id="rId36">
+      <w:hyperlink r:id="rId34">
         <w:r>
           <w:rPr>
             <w:lang w:val="en_US" w:bidi="en_US"/>
@@ -28119,21 +24649,6 @@
           <w:b/>
           <w:lang w:val="en_US" w:bidi="en_US"/>
         </w:rPr>
-        <w:t>πάντας</w:t>
-      </w:r>
-    </w:p>
-    <w:p>
-      <w:pPr/>
-      <w:r>
-        <w:rPr>
-          <w:lang w:val="en_US" w:bidi="en_US"/>
-        </w:rPr>
-      </w:r>
-      <w:r>
-        <w:rPr>
-          <w:b/>
-          <w:lang w:val="en_US" w:bidi="en_US"/>
-        </w:rPr>
         <w:t>"all"</w:t>
       </w:r>
     </w:p>
@@ -28230,21 +24745,6 @@
           <w:b/>
           <w:lang w:val="en_US" w:bidi="en_US"/>
         </w:rPr>
-        <w:t>ἐν πραΰτητι</w:t>
-      </w:r>
-    </w:p>
-    <w:p>
-      <w:pPr/>
-      <w:r>
-        <w:rPr>
-          <w:lang w:val="en_US" w:bidi="en_US"/>
-        </w:rPr>
-      </w:r>
-      <w:r>
-        <w:rPr>
-          <w:b/>
-          <w:lang w:val="en_US" w:bidi="en_US"/>
-        </w:rPr>
         <w:t>"in meekness"</w:t>
       </w:r>
     </w:p>
@@ -28341,21 +24841,6 @@
           <w:b/>
           <w:lang w:val="en_US" w:bidi="en_US"/>
         </w:rPr>
-        <w:t>τοὺς ἀντιδιατιθεμένους</w:t>
-      </w:r>
-    </w:p>
-    <w:p>
-      <w:pPr/>
-      <w:r>
-        <w:rPr>
-          <w:lang w:val="en_US" w:bidi="en_US"/>
-        </w:rPr>
-      </w:r>
-      <w:r>
-        <w:rPr>
-          <w:b/>
-          <w:lang w:val="en_US" w:bidi="en_US"/>
-        </w:rPr>
         <w:t>"the ones opposing"</w:t>
       </w:r>
     </w:p>
@@ -28385,7 +24870,7 @@
         </w:rPr>
         <w:t>: (1) the “slave of the Lord” (</w:t>
       </w:r>
-      <w:hyperlink r:id="rId37">
+      <w:hyperlink r:id="rId35">
         <w:r>
           <w:rPr>
             <w:lang w:val="en_US" w:bidi="en_US"/>
@@ -28470,21 +24955,6 @@
           <w:b/>
           <w:lang w:val="en_US" w:bidi="en_US"/>
         </w:rPr>
-        <w:t>μήποτε δώῃ αὐτοῖς ὁ Θεὸς μετάνοιαν</w:t>
-      </w:r>
-    </w:p>
-    <w:p>
-      <w:pPr/>
-      <w:r>
-        <w:rPr>
-          <w:lang w:val="en_US" w:bidi="en_US"/>
-        </w:rPr>
-      </w:r>
-      <w:r>
-        <w:rPr>
-          <w:b/>
-          <w:lang w:val="en_US" w:bidi="en_US"/>
-        </w:rPr>
         <w:t>"God may perhaps give them repentance"</w:t>
       </w:r>
     </w:p>
@@ -28594,21 +25064,6 @@
           <w:b/>
           <w:lang w:val="en_US" w:bidi="en_US"/>
         </w:rPr>
-        <w:t>μήποτε δώῃ αὐτοῖς &amp; μετάνοιαν εἰς ἐπίγνωσιν ἀληθείας</w:t>
-      </w:r>
-    </w:p>
-    <w:p>
-      <w:pPr/>
-      <w:r>
-        <w:rPr>
-          <w:lang w:val="en_US" w:bidi="en_US"/>
-        </w:rPr>
-      </w:r>
-      <w:r>
-        <w:rPr>
-          <w:b/>
-          <w:lang w:val="en_US" w:bidi="en_US"/>
-        </w:rPr>
         <w:t>"may perhaps give them repentance for knowledge of the truth"</w:t>
       </w:r>
     </w:p>
@@ -28731,21 +25186,6 @@
           <w:b/>
           <w:lang w:val="en_US" w:bidi="en_US"/>
         </w:rPr>
-        <w:t>ἀνανήψωσιν ἐκ τῆς τοῦ διαβόλου παγίδος, ἐζωγρημένοι ὑπ’ αὐτοῦ, εἰς τὸ ἐκείνου θέλημα</w:t>
-      </w:r>
-    </w:p>
-    <w:p>
-      <w:pPr/>
-      <w:r>
-        <w:rPr>
-          <w:lang w:val="en_US" w:bidi="en_US"/>
-        </w:rPr>
-      </w:r>
-      <w:r>
-        <w:rPr>
-          <w:b/>
-          <w:lang w:val="en_US" w:bidi="en_US"/>
-        </w:rPr>
         <w:t>"they may become sober again from the trap of the devil, having been captured by him for the will of that one"</w:t>
       </w:r>
     </w:p>
@@ -28855,21 +25295,6 @@
           <w:b/>
           <w:lang w:val="en_US" w:bidi="en_US"/>
         </w:rPr>
-        <w:t>ἀνανήψωσιν ἐκ τῆς τοῦ διαβόλου παγίδος</w:t>
-      </w:r>
-    </w:p>
-    <w:p>
-      <w:pPr/>
-      <w:r>
-        <w:rPr>
-          <w:lang w:val="en_US" w:bidi="en_US"/>
-        </w:rPr>
-      </w:r>
-      <w:r>
-        <w:rPr>
-          <w:b/>
-          <w:lang w:val="en_US" w:bidi="en_US"/>
-        </w:rPr>
         <w:t>"they may become sober again from the trap of the devil"</w:t>
       </w:r>
     </w:p>
@@ -28979,21 +25404,6 @@
           <w:b/>
           <w:lang w:val="en_US" w:bidi="en_US"/>
         </w:rPr>
-        <w:t>ἀνανήψωσιν</w:t>
-      </w:r>
-    </w:p>
-    <w:p>
-      <w:pPr/>
-      <w:r>
-        <w:rPr>
-          <w:lang w:val="en_US" w:bidi="en_US"/>
-        </w:rPr>
-      </w:r>
-      <w:r>
-        <w:rPr>
-          <w:b/>
-          <w:lang w:val="en_US" w:bidi="en_US"/>
-        </w:rPr>
         <w:t>"they may become sober again"</w:t>
       </w:r>
     </w:p>
@@ -29090,21 +25500,6 @@
           <w:b/>
           <w:lang w:val="en_US" w:bidi="en_US"/>
         </w:rPr>
-        <w:t>ἐκ τῆς τοῦ διαβόλου παγίδος, ἐζωγρημένοι ὑπ’ αὐτοῦ</w:t>
-      </w:r>
-    </w:p>
-    <w:p>
-      <w:pPr/>
-      <w:r>
-        <w:rPr>
-          <w:lang w:val="en_US" w:bidi="en_US"/>
-        </w:rPr>
-      </w:r>
-      <w:r>
-        <w:rPr>
-          <w:b/>
-          <w:lang w:val="en_US" w:bidi="en_US"/>
-        </w:rPr>
         <w:t>"from the trap of the devil, having been captured by him"</w:t>
       </w:r>
     </w:p>
@@ -29214,21 +25609,6 @@
           <w:b/>
           <w:lang w:val="en_US" w:bidi="en_US"/>
         </w:rPr>
-        <w:t>ἐζωγρημένοι ὑπ’ αὐτοῦ</w:t>
-      </w:r>
-    </w:p>
-    <w:p>
-      <w:pPr/>
-      <w:r>
-        <w:rPr>
-          <w:lang w:val="en_US" w:bidi="en_US"/>
-        </w:rPr>
-      </w:r>
-      <w:r>
-        <w:rPr>
-          <w:b/>
-          <w:lang w:val="en_US" w:bidi="en_US"/>
-        </w:rPr>
         <w:t>"having been captured by him"</w:t>
       </w:r>
     </w:p>
@@ -29312,21 +25692,6 @@
           <w:b/>
           <w:lang w:val="en_US" w:bidi="en_US"/>
         </w:rPr>
-        <w:t>ὑπ’ αὐτοῦ, εἰς τὸ ἐκείνου θέλημα</w:t>
-      </w:r>
-    </w:p>
-    <w:p>
-      <w:pPr/>
-      <w:r>
-        <w:rPr>
-          <w:lang w:val="en_US" w:bidi="en_US"/>
-        </w:rPr>
-      </w:r>
-      <w:r>
-        <w:rPr>
-          <w:b/>
-          <w:lang w:val="en_US" w:bidi="en_US"/>
-        </w:rPr>
         <w:t>"by him for the will of that one"</w:t>
       </w:r>
     </w:p>
@@ -29475,21 +25840,6 @@
           <w:b/>
           <w:lang w:val="en_US" w:bidi="en_US"/>
         </w:rPr>
-        <w:t>εἰς τὸ ἐκείνου θέλημα</w:t>
-      </w:r>
-    </w:p>
-    <w:p>
-      <w:pPr/>
-      <w:r>
-        <w:rPr>
-          <w:lang w:val="en_US" w:bidi="en_US"/>
-        </w:rPr>
-      </w:r>
-      <w:r>
-        <w:rPr>
-          <w:b/>
-          <w:lang w:val="en_US" w:bidi="en_US"/>
-        </w:rPr>
         <w:t>"for the will of that one"</w:t>
       </w:r>
     </w:p>
@@ -29586,21 +25936,6 @@
           <w:b/>
           <w:lang w:val="en_US" w:bidi="en_US"/>
         </w:rPr>
-        <w:t>δὲ</w:t>
-      </w:r>
-    </w:p>
-    <w:p>
-      <w:pPr/>
-      <w:r>
-        <w:rPr>
-          <w:lang w:val="en_US" w:bidi="en_US"/>
-        </w:rPr>
-      </w:r>
-      <w:r>
-        <w:rPr>
-          <w:b/>
-          <w:lang w:val="en_US" w:bidi="en_US"/>
-        </w:rPr>
         <w:t>"But"</w:t>
       </w:r>
     </w:p>
@@ -29710,21 +26045,6 @@
           <w:b/>
           <w:lang w:val="en_US" w:bidi="en_US"/>
         </w:rPr>
-        <w:t>τοῦτο &amp; γίνωσκε, ὅτι</w:t>
-      </w:r>
-    </w:p>
-    <w:p>
-      <w:pPr/>
-      <w:r>
-        <w:rPr>
-          <w:lang w:val="en_US" w:bidi="en_US"/>
-        </w:rPr>
-      </w:r>
-      <w:r>
-        <w:rPr>
-          <w:b/>
-          <w:lang w:val="en_US" w:bidi="en_US"/>
-        </w:rPr>
         <w:t>"know this, that"</w:t>
       </w:r>
     </w:p>
@@ -29821,21 +26141,6 @@
           <w:b/>
           <w:lang w:val="en_US" w:bidi="en_US"/>
         </w:rPr>
-        <w:t>ἐν ἐσχάταις ἡμέραις</w:t>
-      </w:r>
-    </w:p>
-    <w:p>
-      <w:pPr/>
-      <w:r>
-        <w:rPr>
-          <w:lang w:val="en_US" w:bidi="en_US"/>
-        </w:rPr>
-      </w:r>
-      <w:r>
-        <w:rPr>
-          <w:b/>
-          <w:lang w:val="en_US" w:bidi="en_US"/>
-        </w:rPr>
         <w:t>"in the last days"</w:t>
       </w:r>
     </w:p>
@@ -29932,21 +26237,6 @@
           <w:b/>
           <w:lang w:val="en_US" w:bidi="en_US"/>
         </w:rPr>
-        <w:t>ἐνστήσονται καιροὶ χαλεποί</w:t>
-      </w:r>
-    </w:p>
-    <w:p>
-      <w:pPr/>
-      <w:r>
-        <w:rPr>
-          <w:lang w:val="en_US" w:bidi="en_US"/>
-        </w:rPr>
-      </w:r>
-      <w:r>
-        <w:rPr>
-          <w:b/>
-          <w:lang w:val="en_US" w:bidi="en_US"/>
-        </w:rPr>
         <w:t>"difficult times will be present"</w:t>
       </w:r>
     </w:p>
@@ -29989,7 +26279,7 @@
         </w:rPr>
         <w:t xml:space="preserve"> for believers because of what other people do and say that may harm or injure them (see </w:t>
       </w:r>
-      <w:hyperlink r:id="rId38">
+      <w:hyperlink r:id="rId36">
         <w:r>
           <w:rPr>
             <w:lang w:val="en_US" w:bidi="en_US"/>
@@ -30074,21 +26364,6 @@
           <w:b/>
           <w:lang w:val="en_US" w:bidi="en_US"/>
         </w:rPr>
-        <w:t>γὰρ</w:t>
-      </w:r>
-    </w:p>
-    <w:p>
-      <w:pPr/>
-      <w:r>
-        <w:rPr>
-          <w:lang w:val="en_US" w:bidi="en_US"/>
-        </w:rPr>
-      </w:r>
-      <w:r>
-        <w:rPr>
-          <w:b/>
-          <w:lang w:val="en_US" w:bidi="en_US"/>
-        </w:rPr>
         <w:t>"For"</w:t>
       </w:r>
     </w:p>
@@ -30198,21 +26473,6 @@
           <w:b/>
           <w:lang w:val="en_US" w:bidi="en_US"/>
         </w:rPr>
-        <w:t>οἱ ἄνθρωποι</w:t>
-      </w:r>
-    </w:p>
-    <w:p>
-      <w:pPr/>
-      <w:r>
-        <w:rPr>
-          <w:lang w:val="en_US" w:bidi="en_US"/>
-        </w:rPr>
-      </w:r>
-      <w:r>
-        <w:rPr>
-          <w:b/>
-          <w:lang w:val="en_US" w:bidi="en_US"/>
-        </w:rPr>
         <w:t>"the men"</w:t>
       </w:r>
     </w:p>
@@ -30322,21 +26582,6 @@
           <w:b/>
           <w:lang w:val="en_US" w:bidi="en_US"/>
         </w:rPr>
-        <w:t>οἱ ἄνθρωποι</w:t>
-      </w:r>
-    </w:p>
-    <w:p>
-      <w:pPr/>
-      <w:r>
-        <w:rPr>
-          <w:lang w:val="en_US" w:bidi="en_US"/>
-        </w:rPr>
-      </w:r>
-      <w:r>
-        <w:rPr>
-          <w:b/>
-          <w:lang w:val="en_US" w:bidi="en_US"/>
-        </w:rPr>
         <w:t>"the men"</w:t>
       </w:r>
     </w:p>
@@ -30433,21 +26678,6 @@
           <w:b/>
           <w:lang w:val="en_US" w:bidi="en_US"/>
         </w:rPr>
-        <w:t>φίλαυτοι</w:t>
-      </w:r>
-    </w:p>
-    <w:p>
-      <w:pPr/>
-      <w:r>
-        <w:rPr>
-          <w:lang w:val="en_US" w:bidi="en_US"/>
-        </w:rPr>
-      </w:r>
-      <w:r>
-        <w:rPr>
-          <w:b/>
-          <w:lang w:val="en_US" w:bidi="en_US"/>
-        </w:rPr>
         <w:t>"lovers of self"</w:t>
       </w:r>
     </w:p>
@@ -30544,21 +26774,6 @@
           <w:b/>
           <w:lang w:val="en_US" w:bidi="en_US"/>
         </w:rPr>
-        <w:t>ἀφιλάγαθοι</w:t>
-      </w:r>
-    </w:p>
-    <w:p>
-      <w:pPr/>
-      <w:r>
-        <w:rPr>
-          <w:lang w:val="en_US" w:bidi="en_US"/>
-        </w:rPr>
-      </w:r>
-      <w:r>
-        <w:rPr>
-          <w:b/>
-          <w:lang w:val="en_US" w:bidi="en_US"/>
-        </w:rPr>
         <w:t>"not lovers of the good"</w:t>
       </w:r>
     </w:p>
@@ -30655,21 +26870,6 @@
           <w:b/>
           <w:lang w:val="en_US" w:bidi="en_US"/>
         </w:rPr>
-        <w:t>τετυφωμένοι</w:t>
-      </w:r>
-    </w:p>
-    <w:p>
-      <w:pPr/>
-      <w:r>
-        <w:rPr>
-          <w:lang w:val="en_US" w:bidi="en_US"/>
-        </w:rPr>
-      </w:r>
-      <w:r>
-        <w:rPr>
-          <w:b/>
-          <w:lang w:val="en_US" w:bidi="en_US"/>
-        </w:rPr>
         <w:t>"puffed up"</w:t>
       </w:r>
     </w:p>
@@ -30766,21 +26966,6 @@
           <w:b/>
           <w:lang w:val="en_US" w:bidi="en_US"/>
         </w:rPr>
-        <w:t>τετυφωμένοι</w:t>
-      </w:r>
-    </w:p>
-    <w:p>
-      <w:pPr/>
-      <w:r>
-        <w:rPr>
-          <w:lang w:val="en_US" w:bidi="en_US"/>
-        </w:rPr>
-      </w:r>
-      <w:r>
-        <w:rPr>
-          <w:b/>
-          <w:lang w:val="en_US" w:bidi="en_US"/>
-        </w:rPr>
         <w:t>"puffed up"</w:t>
       </w:r>
     </w:p>
@@ -30864,21 +27049,6 @@
           <w:b/>
           <w:lang w:val="en_US" w:bidi="en_US"/>
         </w:rPr>
-        <w:t>ἔχοντες μόρφωσιν εὐσεβείας, τὴν δὲ δύναμιν αὐτῆς ἠρνημένοι</w:t>
-      </w:r>
-    </w:p>
-    <w:p>
-      <w:pPr/>
-      <w:r>
-        <w:rPr>
-          <w:lang w:val="en_US" w:bidi="en_US"/>
-        </w:rPr>
-      </w:r>
-      <w:r>
-        <w:rPr>
-          <w:b/>
-          <w:lang w:val="en_US" w:bidi="en_US"/>
-        </w:rPr>
         <w:t>"having a form of godliness, but denying its power"</w:t>
       </w:r>
     </w:p>
@@ -30988,21 +27158,6 @@
           <w:b/>
           <w:lang w:val="en_US" w:bidi="en_US"/>
         </w:rPr>
-        <w:t>ἔχοντες μόρφωσιν εὐσεβείας</w:t>
-      </w:r>
-    </w:p>
-    <w:p>
-      <w:pPr/>
-      <w:r>
-        <w:rPr>
-          <w:lang w:val="en_US" w:bidi="en_US"/>
-        </w:rPr>
-      </w:r>
-      <w:r>
-        <w:rPr>
-          <w:b/>
-          <w:lang w:val="en_US" w:bidi="en_US"/>
-        </w:rPr>
         <w:t>"having a form of godliness"</w:t>
       </w:r>
     </w:p>
@@ -31112,21 +27267,6 @@
           <w:b/>
           <w:lang w:val="en_US" w:bidi="en_US"/>
         </w:rPr>
-        <w:t>τὴν &amp; δύναμιν αὐτῆς ἠρνημένοι</w:t>
-      </w:r>
-    </w:p>
-    <w:p>
-      <w:pPr/>
-      <w:r>
-        <w:rPr>
-          <w:lang w:val="en_US" w:bidi="en_US"/>
-        </w:rPr>
-      </w:r>
-      <w:r>
-        <w:rPr>
-          <w:b/>
-          <w:lang w:val="en_US" w:bidi="en_US"/>
-        </w:rPr>
         <w:t>"denying its power"</w:t>
       </w:r>
     </w:p>
@@ -31223,21 +27363,6 @@
           <w:b/>
           <w:lang w:val="en_US" w:bidi="en_US"/>
         </w:rPr>
-        <w:t>καὶ</w:t>
-      </w:r>
-    </w:p>
-    <w:p>
-      <w:pPr/>
-      <w:r>
-        <w:rPr>
-          <w:lang w:val="en_US" w:bidi="en_US"/>
-        </w:rPr>
-      </w:r>
-      <w:r>
-        <w:rPr>
-          <w:b/>
-          <w:lang w:val="en_US" w:bidi="en_US"/>
-        </w:rPr>
         <w:t>"And"</w:t>
       </w:r>
     </w:p>
@@ -31347,21 +27472,6 @@
           <w:b/>
           <w:lang w:val="en_US" w:bidi="en_US"/>
         </w:rPr>
-        <w:t>τούτους ἀποτρέπου</w:t>
-      </w:r>
-    </w:p>
-    <w:p>
-      <w:pPr/>
-      <w:r>
-        <w:rPr>
-          <w:lang w:val="en_US" w:bidi="en_US"/>
-        </w:rPr>
-      </w:r>
-      <w:r>
-        <w:rPr>
-          <w:b/>
-          <w:lang w:val="en_US" w:bidi="en_US"/>
-        </w:rPr>
         <w:t>"turn away from these"</w:t>
       </w:r>
     </w:p>
@@ -31458,21 +27568,6 @@
           <w:b/>
           <w:lang w:val="en_US" w:bidi="en_US"/>
         </w:rPr>
-        <w:t>τούτους</w:t>
-      </w:r>
-    </w:p>
-    <w:p>
-      <w:pPr/>
-      <w:r>
-        <w:rPr>
-          <w:lang w:val="en_US" w:bidi="en_US"/>
-        </w:rPr>
-      </w:r>
-      <w:r>
-        <w:rPr>
-          <w:b/>
-          <w:lang w:val="en_US" w:bidi="en_US"/>
-        </w:rPr>
         <w:t>"these"</w:t>
       </w:r>
     </w:p>
@@ -31569,21 +27664,6 @@
           <w:b/>
           <w:lang w:val="en_US" w:bidi="en_US"/>
         </w:rPr>
-        <w:t>γάρ</w:t>
-      </w:r>
-    </w:p>
-    <w:p>
-      <w:pPr/>
-      <w:r>
-        <w:rPr>
-          <w:lang w:val="en_US" w:bidi="en_US"/>
-        </w:rPr>
-      </w:r>
-      <w:r>
-        <w:rPr>
-          <w:b/>
-          <w:lang w:val="en_US" w:bidi="en_US"/>
-        </w:rPr>
         <w:t>"For"</w:t>
       </w:r>
     </w:p>
@@ -31613,7 +27693,7 @@
         </w:rPr>
         <w:t xml:space="preserve"> introduces a reason why Timothy should “turn away from these” people (see </w:t>
       </w:r>
-      <w:hyperlink r:id="rId39">
+      <w:hyperlink r:id="rId37">
         <w:r>
           <w:rPr>
             <w:lang w:val="en_US" w:bidi="en_US"/>
@@ -31711,21 +27791,6 @@
           <w:b/>
           <w:lang w:val="en_US" w:bidi="en_US"/>
         </w:rPr>
-        <w:t>ἐκ τούτων</w:t>
-      </w:r>
-    </w:p>
-    <w:p>
-      <w:pPr/>
-      <w:r>
-        <w:rPr>
-          <w:lang w:val="en_US" w:bidi="en_US"/>
-        </w:rPr>
-      </w:r>
-      <w:r>
-        <w:rPr>
-          <w:b/>
-          <w:lang w:val="en_US" w:bidi="en_US"/>
-        </w:rPr>
         <w:t>"from these"</w:t>
       </w:r>
     </w:p>
@@ -31755,7 +27820,7 @@
         </w:rPr>
         <w:t xml:space="preserve"> as a noun to mean the people he has described in the previous verses. Your language may use adjectives in the same way. If not, you could translate this word with an equivalent phrase. See how you translated the word “these” in </w:t>
       </w:r>
-      <w:hyperlink r:id="rId39">
+      <w:hyperlink r:id="rId37">
         <w:r>
           <w:rPr>
             <w:lang w:val="en_US" w:bidi="en_US"/>
@@ -31840,21 +27905,6 @@
           <w:b/>
           <w:lang w:val="en_US" w:bidi="en_US"/>
         </w:rPr>
-        <w:t>οἱ ἐνδύνοντες εἰς τὰς οἰκίας</w:t>
-      </w:r>
-    </w:p>
-    <w:p>
-      <w:pPr/>
-      <w:r>
-        <w:rPr>
-          <w:lang w:val="en_US" w:bidi="en_US"/>
-        </w:rPr>
-      </w:r>
-      <w:r>
-        <w:rPr>
-          <w:b/>
-          <w:lang w:val="en_US" w:bidi="en_US"/>
-        </w:rPr>
         <w:t>"the ones entering into households"</w:t>
       </w:r>
     </w:p>
@@ -31951,21 +28001,6 @@
           <w:b/>
           <w:lang w:val="en_US" w:bidi="en_US"/>
         </w:rPr>
-        <w:t>αἰχμαλωτίζοντες</w:t>
-      </w:r>
-    </w:p>
-    <w:p>
-      <w:pPr/>
-      <w:r>
-        <w:rPr>
-          <w:lang w:val="en_US" w:bidi="en_US"/>
-        </w:rPr>
-      </w:r>
-      <w:r>
-        <w:rPr>
-          <w:b/>
-          <w:lang w:val="en_US" w:bidi="en_US"/>
-        </w:rPr>
         <w:t>"taking captive"</w:t>
       </w:r>
     </w:p>
@@ -32088,21 +28123,6 @@
           <w:b/>
           <w:lang w:val="en_US" w:bidi="en_US"/>
         </w:rPr>
-        <w:t>γυναικάρια</w:t>
-      </w:r>
-    </w:p>
-    <w:p>
-      <w:pPr/>
-      <w:r>
-        <w:rPr>
-          <w:lang w:val="en_US" w:bidi="en_US"/>
-        </w:rPr>
-      </w:r>
-      <w:r>
-        <w:rPr>
-          <w:b/>
-          <w:lang w:val="en_US" w:bidi="en_US"/>
-        </w:rPr>
         <w:t>"little women"</w:t>
       </w:r>
     </w:p>
@@ -32212,21 +28232,6 @@
           <w:b/>
           <w:lang w:val="en_US" w:bidi="en_US"/>
         </w:rPr>
-        <w:t>σεσωρευμένα ἁμαρτίαις</w:t>
-      </w:r>
-    </w:p>
-    <w:p>
-      <w:pPr/>
-      <w:r>
-        <w:rPr>
-          <w:lang w:val="en_US" w:bidi="en_US"/>
-        </w:rPr>
-      </w:r>
-      <w:r>
-        <w:rPr>
-          <w:b/>
-          <w:lang w:val="en_US" w:bidi="en_US"/>
-        </w:rPr>
         <w:t>"having been heaped with sins"</w:t>
       </w:r>
     </w:p>
@@ -32336,21 +28341,6 @@
           <w:b/>
           <w:lang w:val="en_US" w:bidi="en_US"/>
         </w:rPr>
-        <w:t>σεσωρευμένα ἁμαρτίαις</w:t>
-      </w:r>
-    </w:p>
-    <w:p>
-      <w:pPr/>
-      <w:r>
-        <w:rPr>
-          <w:lang w:val="en_US" w:bidi="en_US"/>
-        </w:rPr>
-      </w:r>
-      <w:r>
-        <w:rPr>
-          <w:b/>
-          <w:lang w:val="en_US" w:bidi="en_US"/>
-        </w:rPr>
         <w:t>"having been heaped with sins"</w:t>
       </w:r>
     </w:p>
@@ -32434,21 +28424,6 @@
           <w:b/>
           <w:lang w:val="en_US" w:bidi="en_US"/>
         </w:rPr>
-        <w:t>ἀγόμενα ἐπιθυμίαις ποικίλαις</w:t>
-      </w:r>
-    </w:p>
-    <w:p>
-      <w:pPr/>
-      <w:r>
-        <w:rPr>
-          <w:lang w:val="en_US" w:bidi="en_US"/>
-        </w:rPr>
-      </w:r>
-      <w:r>
-        <w:rPr>
-          <w:b/>
-          <w:lang w:val="en_US" w:bidi="en_US"/>
-        </w:rPr>
         <w:t>"being led away by various desires"</w:t>
       </w:r>
     </w:p>
@@ -32545,21 +28520,6 @@
           <w:b/>
           <w:lang w:val="en_US" w:bidi="en_US"/>
         </w:rPr>
-        <w:t>ἀγόμενα ἐπιθυμίαις ποικίλαις</w:t>
-      </w:r>
-    </w:p>
-    <w:p>
-      <w:pPr/>
-      <w:r>
-        <w:rPr>
-          <w:lang w:val="en_US" w:bidi="en_US"/>
-        </w:rPr>
-      </w:r>
-      <w:r>
-        <w:rPr>
-          <w:b/>
-          <w:lang w:val="en_US" w:bidi="en_US"/>
-        </w:rPr>
         <w:t>"being led away by various desires"</w:t>
       </w:r>
     </w:p>
@@ -32643,21 +28603,6 @@
           <w:b/>
           <w:lang w:val="en_US" w:bidi="en_US"/>
         </w:rPr>
-        <w:t>καὶ</w:t>
-      </w:r>
-    </w:p>
-    <w:p>
-      <w:pPr/>
-      <w:r>
-        <w:rPr>
-          <w:lang w:val="en_US" w:bidi="en_US"/>
-        </w:rPr>
-      </w:r>
-      <w:r>
-        <w:rPr>
-          <w:b/>
-          <w:lang w:val="en_US" w:bidi="en_US"/>
-        </w:rPr>
         <w:t>"and"</w:t>
       </w:r>
     </w:p>
@@ -32767,21 +28712,6 @@
           <w:b/>
           <w:lang w:val="en_US" w:bidi="en_US"/>
         </w:rPr>
-        <w:t>μηδέποτε εἰς ἐπίγνωσιν ἀληθείας ἐλθεῖν δυνάμενα</w:t>
-      </w:r>
-    </w:p>
-    <w:p>
-      <w:pPr/>
-      <w:r>
-        <w:rPr>
-          <w:lang w:val="en_US" w:bidi="en_US"/>
-        </w:rPr>
-      </w:r>
-      <w:r>
-        <w:rPr>
-          <w:b/>
-          <w:lang w:val="en_US" w:bidi="en_US"/>
-        </w:rPr>
         <w:t>"never being able to come to knowledge of the truth"</w:t>
       </w:r>
     </w:p>
@@ -32891,21 +28821,6 @@
           <w:b/>
           <w:lang w:val="en_US" w:bidi="en_US"/>
         </w:rPr>
-        <w:t>εἰς ἐπίγνωσιν ἀληθείας</w:t>
-      </w:r>
-    </w:p>
-    <w:p>
-      <w:pPr/>
-      <w:r>
-        <w:rPr>
-          <w:lang w:val="en_US" w:bidi="en_US"/>
-        </w:rPr>
-      </w:r>
-      <w:r>
-        <w:rPr>
-          <w:b/>
-          <w:lang w:val="en_US" w:bidi="en_US"/>
-        </w:rPr>
         <w:t>"to knowledge of the truth"</w:t>
       </w:r>
     </w:p>
@@ -33015,21 +28930,6 @@
           <w:b/>
           <w:lang w:val="en_US" w:bidi="en_US"/>
         </w:rPr>
-        <w:t>Ἰάννης καὶ Ἰαμβρῆς ἀντέστησαν Μωϋσεῖ</w:t>
-      </w:r>
-    </w:p>
-    <w:p>
-      <w:pPr/>
-      <w:r>
-        <w:rPr>
-          <w:lang w:val="en_US" w:bidi="en_US"/>
-        </w:rPr>
-      </w:r>
-      <w:r>
-        <w:rPr>
-          <w:b/>
-          <w:lang w:val="en_US" w:bidi="en_US"/>
-        </w:rPr>
         <w:t>"Jannes and Jambres opposed Moses"</w:t>
       </w:r>
     </w:p>
@@ -33072,7 +28972,7 @@
         </w:rPr>
         <w:t xml:space="preserve"> from doing what God had told him to do. You can read this story in </w:t>
       </w:r>
-      <w:hyperlink r:id="rId40">
+      <w:hyperlink r:id="rId38">
         <w:r>
           <w:rPr>
             <w:lang w:val="en_US" w:bidi="en_US"/>
@@ -33183,21 +29083,6 @@
           <w:b/>
           <w:lang w:val="en_US" w:bidi="en_US"/>
         </w:rPr>
-        <w:t>Ἰάννης καὶ Ἰαμβρῆς</w:t>
-      </w:r>
-    </w:p>
-    <w:p>
-      <w:pPr/>
-      <w:r>
-        <w:rPr>
-          <w:lang w:val="en_US" w:bidi="en_US"/>
-        </w:rPr>
-      </w:r>
-      <w:r>
-        <w:rPr>
-          <w:b/>
-          <w:lang w:val="en_US" w:bidi="en_US"/>
-        </w:rPr>
         <w:t>"Jannes and Jambres"</w:t>
       </w:r>
     </w:p>
@@ -33307,21 +29192,6 @@
           <w:b/>
           <w:lang w:val="en_US" w:bidi="en_US"/>
         </w:rPr>
-        <w:t>οὗτοι</w:t>
-      </w:r>
-    </w:p>
-    <w:p>
-      <w:pPr/>
-      <w:r>
-        <w:rPr>
-          <w:lang w:val="en_US" w:bidi="en_US"/>
-        </w:rPr>
-      </w:r>
-      <w:r>
-        <w:rPr>
-          <w:b/>
-          <w:lang w:val="en_US" w:bidi="en_US"/>
-        </w:rPr>
         <w:t>"these"</w:t>
       </w:r>
     </w:p>
@@ -33338,7 +29208,7 @@
         </w:rPr>
         <w:t xml:space="preserve">Here, as in </w:t>
       </w:r>
-      <w:hyperlink r:id="rId39">
+      <w:hyperlink r:id="rId37">
         <w:r>
           <w:rPr>
             <w:lang w:val="en_US" w:bidi="en_US"/>
@@ -33436,21 +29306,6 @@
           <w:b/>
           <w:lang w:val="en_US" w:bidi="en_US"/>
         </w:rPr>
-        <w:t>τῇ ἀληθείᾳ</w:t>
-      </w:r>
-    </w:p>
-    <w:p>
-      <w:pPr/>
-      <w:r>
-        <w:rPr>
-          <w:lang w:val="en_US" w:bidi="en_US"/>
-        </w:rPr>
-      </w:r>
-      <w:r>
-        <w:rPr>
-          <w:b/>
-          <w:lang w:val="en_US" w:bidi="en_US"/>
-        </w:rPr>
         <w:t>"the truth"</w:t>
       </w:r>
     </w:p>
@@ -33547,21 +29402,6 @@
           <w:b/>
           <w:lang w:val="en_US" w:bidi="en_US"/>
         </w:rPr>
-        <w:t>ἄνθρωποι</w:t>
-      </w:r>
-    </w:p>
-    <w:p>
-      <w:pPr/>
-      <w:r>
-        <w:rPr>
-          <w:lang w:val="en_US" w:bidi="en_US"/>
-        </w:rPr>
-      </w:r>
-      <w:r>
-        <w:rPr>
-          <w:b/>
-          <w:lang w:val="en_US" w:bidi="en_US"/>
-        </w:rPr>
         <w:t>"men"</w:t>
       </w:r>
     </w:p>
@@ -33658,21 +29498,6 @@
           <w:b/>
           <w:lang w:val="en_US" w:bidi="en_US"/>
         </w:rPr>
-        <w:t>κατεφθαρμένοι τὸν νοῦν</w:t>
-      </w:r>
-    </w:p>
-    <w:p>
-      <w:pPr/>
-      <w:r>
-        <w:rPr>
-          <w:lang w:val="en_US" w:bidi="en_US"/>
-        </w:rPr>
-      </w:r>
-      <w:r>
-        <w:rPr>
-          <w:b/>
-          <w:lang w:val="en_US" w:bidi="en_US"/>
-        </w:rPr>
         <w:t>"having been corrupted {in} the mind"</w:t>
       </w:r>
     </w:p>
@@ -33756,21 +29581,6 @@
           <w:b/>
           <w:lang w:val="en_US" w:bidi="en_US"/>
         </w:rPr>
-        <w:t>τὸν νοῦν</w:t>
-      </w:r>
-    </w:p>
-    <w:p>
-      <w:pPr/>
-      <w:r>
-        <w:rPr>
-          <w:lang w:val="en_US" w:bidi="en_US"/>
-        </w:rPr>
-      </w:r>
-      <w:r>
-        <w:rPr>
-          <w:b/>
-          <w:lang w:val="en_US" w:bidi="en_US"/>
-        </w:rPr>
         <w:t>"in} the mind"</w:t>
       </w:r>
     </w:p>
@@ -33867,21 +29677,6 @@
           <w:b/>
           <w:lang w:val="en_US" w:bidi="en_US"/>
         </w:rPr>
-        <w:t>ἀδόκιμοι περὶ τὴν πίστιν</w:t>
-      </w:r>
-    </w:p>
-    <w:p>
-      <w:pPr/>
-      <w:r>
-        <w:rPr>
-          <w:lang w:val="en_US" w:bidi="en_US"/>
-        </w:rPr>
-      </w:r>
-      <w:r>
-        <w:rPr>
-          <w:b/>
-          <w:lang w:val="en_US" w:bidi="en_US"/>
-        </w:rPr>
         <w:t>"unapproved concerning the faith"</w:t>
       </w:r>
     </w:p>
@@ -33978,21 +29773,6 @@
           <w:b/>
           <w:lang w:val="en_US" w:bidi="en_US"/>
         </w:rPr>
-        <w:t>περὶ τὴν πίστιν</w:t>
-      </w:r>
-    </w:p>
-    <w:p>
-      <w:pPr/>
-      <w:r>
-        <w:rPr>
-          <w:lang w:val="en_US" w:bidi="en_US"/>
-        </w:rPr>
-      </w:r>
-      <w:r>
-        <w:rPr>
-          <w:b/>
-          <w:lang w:val="en_US" w:bidi="en_US"/>
-        </w:rPr>
         <w:t>"concerning the faith"</w:t>
       </w:r>
     </w:p>
@@ -34115,21 +29895,6 @@
           <w:b/>
           <w:lang w:val="en_US" w:bidi="en_US"/>
         </w:rPr>
-        <w:t>περὶ τὴν πίστιν</w:t>
-      </w:r>
-    </w:p>
-    <w:p>
-      <w:pPr/>
-      <w:r>
-        <w:rPr>
-          <w:lang w:val="en_US" w:bidi="en_US"/>
-        </w:rPr>
-      </w:r>
-      <w:r>
-        <w:rPr>
-          <w:b/>
-          <w:lang w:val="en_US" w:bidi="en_US"/>
-        </w:rPr>
         <w:t>"concerning the faith"</w:t>
       </w:r>
     </w:p>
@@ -34226,21 +29991,6 @@
           <w:b/>
           <w:lang w:val="en_US" w:bidi="en_US"/>
         </w:rPr>
-        <w:t>ἀλλ’</w:t>
-      </w:r>
-    </w:p>
-    <w:p>
-      <w:pPr/>
-      <w:r>
-        <w:rPr>
-          <w:lang w:val="en_US" w:bidi="en_US"/>
-        </w:rPr>
-      </w:r>
-      <w:r>
-        <w:rPr>
-          <w:b/>
-          <w:lang w:val="en_US" w:bidi="en_US"/>
-        </w:rPr>
         <w:t>"But"</w:t>
       </w:r>
     </w:p>
@@ -34270,7 +30020,7 @@
         </w:rPr>
         <w:t xml:space="preserve"> introduces what will happen to these false teachers in contrast to what they are trying to do, which is to oppose the truth (see </w:t>
       </w:r>
-      <w:hyperlink r:id="rId41">
+      <w:hyperlink r:id="rId39">
         <w:r>
           <w:rPr>
             <w:lang w:val="en_US" w:bidi="en_US"/>
@@ -34355,21 +30105,6 @@
           <w:b/>
           <w:lang w:val="en_US" w:bidi="en_US"/>
         </w:rPr>
-        <w:t>οὐ προκόψουσιν ἐπὶ πλεῖον</w:t>
-      </w:r>
-    </w:p>
-    <w:p>
-      <w:pPr/>
-      <w:r>
-        <w:rPr>
-          <w:lang w:val="en_US" w:bidi="en_US"/>
-        </w:rPr>
-      </w:r>
-      <w:r>
-        <w:rPr>
-          <w:b/>
-          <w:lang w:val="en_US" w:bidi="en_US"/>
-        </w:rPr>
         <w:t>"they will not advance further"</w:t>
       </w:r>
     </w:p>
@@ -34466,21 +30201,6 @@
           <w:b/>
           <w:lang w:val="en_US" w:bidi="en_US"/>
         </w:rPr>
-        <w:t>ἡ &amp; ἄνοια αὐτῶν</w:t>
-      </w:r>
-    </w:p>
-    <w:p>
-      <w:pPr/>
-      <w:r>
-        <w:rPr>
-          <w:lang w:val="en_US" w:bidi="en_US"/>
-        </w:rPr>
-      </w:r>
-      <w:r>
-        <w:rPr>
-          <w:b/>
-          <w:lang w:val="en_US" w:bidi="en_US"/>
-        </w:rPr>
         <w:t>"their foolishness"</w:t>
       </w:r>
     </w:p>
@@ -34577,21 +30297,6 @@
           <w:b/>
           <w:lang w:val="en_US" w:bidi="en_US"/>
         </w:rPr>
-        <w:t>πᾶσιν</w:t>
-      </w:r>
-    </w:p>
-    <w:p>
-      <w:pPr/>
-      <w:r>
-        <w:rPr>
-          <w:lang w:val="en_US" w:bidi="en_US"/>
-        </w:rPr>
-      </w:r>
-      <w:r>
-        <w:rPr>
-          <w:b/>
-          <w:lang w:val="en_US" w:bidi="en_US"/>
-        </w:rPr>
         <w:t>"to all"</w:t>
       </w:r>
     </w:p>
@@ -34688,21 +30393,6 @@
           <w:b/>
           <w:lang w:val="en_US" w:bidi="en_US"/>
         </w:rPr>
-        <w:t>πᾶσιν</w:t>
-      </w:r>
-    </w:p>
-    <w:p>
-      <w:pPr/>
-      <w:r>
-        <w:rPr>
-          <w:lang w:val="en_US" w:bidi="en_US"/>
-        </w:rPr>
-      </w:r>
-      <w:r>
-        <w:rPr>
-          <w:b/>
-          <w:lang w:val="en_US" w:bidi="en_US"/>
-        </w:rPr>
         <w:t>"to all"</w:t>
       </w:r>
     </w:p>
@@ -34799,21 +30489,6 @@
           <w:b/>
           <w:lang w:val="en_US" w:bidi="en_US"/>
         </w:rPr>
-        <w:t>ἡ ἐκείνων</w:t>
-      </w:r>
-    </w:p>
-    <w:p>
-      <w:pPr/>
-      <w:r>
-        <w:rPr>
-          <w:lang w:val="en_US" w:bidi="en_US"/>
-        </w:rPr>
-      </w:r>
-      <w:r>
-        <w:rPr>
-          <w:b/>
-          <w:lang w:val="en_US" w:bidi="en_US"/>
-        </w:rPr>
         <w:t>"that of those"</w:t>
       </w:r>
     </w:p>
@@ -34923,21 +30598,6 @@
           <w:b/>
           <w:lang w:val="en_US" w:bidi="en_US"/>
         </w:rPr>
-        <w:t>ἐγένετο</w:t>
-      </w:r>
-    </w:p>
-    <w:p>
-      <w:pPr/>
-      <w:r>
-        <w:rPr>
-          <w:lang w:val="en_US" w:bidi="en_US"/>
-        </w:rPr>
-      </w:r>
-      <w:r>
-        <w:rPr>
-          <w:b/>
-          <w:lang w:val="en_US" w:bidi="en_US"/>
-        </w:rPr>
         <w:t>"became"</w:t>
       </w:r>
     </w:p>
@@ -35021,21 +30681,6 @@
           <w:b/>
           <w:lang w:val="en_US" w:bidi="en_US"/>
         </w:rPr>
-        <w:t>ἐγένετο</w:t>
-      </w:r>
-    </w:p>
-    <w:p>
-      <w:pPr/>
-      <w:r>
-        <w:rPr>
-          <w:lang w:val="en_US" w:bidi="en_US"/>
-        </w:rPr>
-      </w:r>
-      <w:r>
-        <w:rPr>
-          <w:b/>
-          <w:lang w:val="en_US" w:bidi="en_US"/>
-        </w:rPr>
         <w:t>"became"</w:t>
       </w:r>
     </w:p>
@@ -35052,7 +30697,7 @@
         </w:rPr>
         <w:t xml:space="preserve">Here Paul is referring to how Pharaoh’s magicians failed to oppose Moses. They could not copy some of the miracles that Moses did (see </w:t>
       </w:r>
-      <w:hyperlink r:id="rId42">
+      <w:hyperlink r:id="rId40">
         <w:r>
           <w:rPr>
             <w:lang w:val="en_US" w:bidi="en_US"/>
@@ -35070,7 +30715,7 @@
         </w:rPr>
         <w:t xml:space="preserve">), and they were affected by other miracles that Moses did (see </w:t>
       </w:r>
-      <w:hyperlink r:id="rId43">
+      <w:hyperlink r:id="rId41">
         <w:r>
           <w:rPr>
             <w:lang w:val="en_US" w:bidi="en_US"/>
@@ -35155,21 +30800,6 @@
           <w:b/>
           <w:lang w:val="en_US" w:bidi="en_US"/>
         </w:rPr>
-        <w:t>σὺ δὲ</w:t>
-      </w:r>
-    </w:p>
-    <w:p>
-      <w:pPr/>
-      <w:r>
-        <w:rPr>
-          <w:lang w:val="en_US" w:bidi="en_US"/>
-        </w:rPr>
-      </w:r>
-      <w:r>
-        <w:rPr>
-          <w:b/>
-          <w:lang w:val="en_US" w:bidi="en_US"/>
-        </w:rPr>
         <w:t>"But you"</w:t>
       </w:r>
     </w:p>
@@ -35279,21 +30909,6 @@
           <w:b/>
           <w:lang w:val="en_US" w:bidi="en_US"/>
         </w:rPr>
-        <w:t>σὺ &amp; παρηκολούθησάς</w:t>
-      </w:r>
-    </w:p>
-    <w:p>
-      <w:pPr/>
-      <w:r>
-        <w:rPr>
-          <w:lang w:val="en_US" w:bidi="en_US"/>
-        </w:rPr>
-      </w:r>
-      <w:r>
-        <w:rPr>
-          <w:b/>
-          <w:lang w:val="en_US" w:bidi="en_US"/>
-        </w:rPr>
         <w:t>"you have followed"</w:t>
       </w:r>
     </w:p>
@@ -35390,21 +31005,6 @@
           <w:b/>
           <w:lang w:val="en_US" w:bidi="en_US"/>
         </w:rPr>
-        <w:t>μου τῇ διδασκαλίᾳ, τῇ ἀγωγῇ, τῇ προθέσει, τῇ πίστει, τῇ μακροθυμίᾳ, τῇ ἀγάπῃ, τῇ ὑπομονῇ &amp; τοῖς διωγμοῖς, τοῖς παθήμασιν, οἷά</w:t>
-      </w:r>
-    </w:p>
-    <w:p>
-      <w:pPr/>
-      <w:r>
-        <w:rPr>
-          <w:lang w:val="en_US" w:bidi="en_US"/>
-        </w:rPr>
-      </w:r>
-      <w:r>
-        <w:rPr>
-          <w:b/>
-          <w:lang w:val="en_US" w:bidi="en_US"/>
-        </w:rPr>
         <w:t>"my teaching, conduct, purpose, faith, patience, love, endurance"</w:t>
       </w:r>
       <w:r>
@@ -35501,21 +31101,6 @@
           <w:b/>
           <w:lang w:val="en_US" w:bidi="en_US"/>
         </w:rPr>
-        <w:t>οἷά</w:t>
-      </w:r>
-    </w:p>
-    <w:p>
-      <w:pPr/>
-      <w:r>
-        <w:rPr>
-          <w:lang w:val="en_US" w:bidi="en_US"/>
-        </w:rPr>
-      </w:r>
-      <w:r>
-        <w:rPr>
-          <w:b/>
-          <w:lang w:val="en_US" w:bidi="en_US"/>
-        </w:rPr>
         <w:t>"such as"</w:t>
       </w:r>
     </w:p>
@@ -35651,21 +31236,6 @@
           <w:b/>
           <w:lang w:val="en_US" w:bidi="en_US"/>
         </w:rPr>
-        <w:t>οἵους διωγμοὺς ὑπήνεγκα</w:t>
-      </w:r>
-    </w:p>
-    <w:p>
-      <w:pPr/>
-      <w:r>
-        <w:rPr>
-          <w:lang w:val="en_US" w:bidi="en_US"/>
-        </w:rPr>
-      </w:r>
-      <w:r>
-        <w:rPr>
-          <w:b/>
-          <w:lang w:val="en_US" w:bidi="en_US"/>
-        </w:rPr>
         <w:t>"what kind of persecutions I endured"</w:t>
       </w:r>
     </w:p>
@@ -35762,21 +31332,6 @@
           <w:b/>
           <w:lang w:val="en_US" w:bidi="en_US"/>
         </w:rPr>
-        <w:t>οἵους διωγμοὺς ὑπήνεγκα</w:t>
-      </w:r>
-    </w:p>
-    <w:p>
-      <w:pPr/>
-      <w:r>
-        <w:rPr>
-          <w:lang w:val="en_US" w:bidi="en_US"/>
-        </w:rPr>
-      </w:r>
-      <w:r>
-        <w:rPr>
-          <w:b/>
-          <w:lang w:val="en_US" w:bidi="en_US"/>
-        </w:rPr>
         <w:t>"what kind of persecutions I endured"</w:t>
       </w:r>
     </w:p>
@@ -35873,21 +31428,6 @@
           <w:b/>
           <w:lang w:val="en_US" w:bidi="en_US"/>
         </w:rPr>
-        <w:t>καὶ</w:t>
-      </w:r>
-    </w:p>
-    <w:p>
-      <w:pPr/>
-      <w:r>
-        <w:rPr>
-          <w:lang w:val="en_US" w:bidi="en_US"/>
-        </w:rPr>
-      </w:r>
-      <w:r>
-        <w:rPr>
-          <w:b/>
-          <w:lang w:val="en_US" w:bidi="en_US"/>
-        </w:rPr>
         <w:t>"And"</w:t>
       </w:r>
     </w:p>
@@ -35997,21 +31537,6 @@
           <w:b/>
           <w:lang w:val="en_US" w:bidi="en_US"/>
         </w:rPr>
-        <w:t>καὶ &amp; δὲ</w:t>
-      </w:r>
-    </w:p>
-    <w:p>
-      <w:pPr/>
-      <w:r>
-        <w:rPr>
-          <w:lang w:val="en_US" w:bidi="en_US"/>
-        </w:rPr>
-      </w:r>
-      <w:r>
-        <w:rPr>
-          <w:b/>
-          <w:lang w:val="en_US" w:bidi="en_US"/>
-        </w:rPr>
         <w:t>"But also"</w:t>
       </w:r>
     </w:p>
@@ -36108,21 +31633,6 @@
           <w:b/>
           <w:lang w:val="en_US" w:bidi="en_US"/>
         </w:rPr>
-        <w:t>πάντες &amp; οἱ θέλοντες ζῆν εὐσεβῶς ἐν Χριστῷ Ἰησοῦ διωχθήσονται</w:t>
-      </w:r>
-    </w:p>
-    <w:p>
-      <w:pPr/>
-      <w:r>
-        <w:rPr>
-          <w:lang w:val="en_US" w:bidi="en_US"/>
-        </w:rPr>
-      </w:r>
-      <w:r>
-        <w:rPr>
-          <w:b/>
-          <w:lang w:val="en_US" w:bidi="en_US"/>
-        </w:rPr>
         <w:t>"all the ones wanting to live"</w:t>
       </w:r>
       <w:r>
@@ -36219,21 +31729,6 @@
           <w:b/>
           <w:lang w:val="en_US" w:bidi="en_US"/>
         </w:rPr>
-        <w:t>ἐν Χριστῷ Ἰησοῦ</w:t>
-      </w:r>
-    </w:p>
-    <w:p>
-      <w:pPr/>
-      <w:r>
-        <w:rPr>
-          <w:lang w:val="en_US" w:bidi="en_US"/>
-        </w:rPr>
-      </w:r>
-      <w:r>
-        <w:rPr>
-          <w:b/>
-          <w:lang w:val="en_US" w:bidi="en_US"/>
-        </w:rPr>
         <w:t>"in Christ Jesus"</w:t>
       </w:r>
     </w:p>
@@ -36408,21 +31903,6 @@
           <w:b/>
           <w:lang w:val="en_US" w:bidi="en_US"/>
         </w:rPr>
-        <w:t>δὲ</w:t>
-      </w:r>
-    </w:p>
-    <w:p>
-      <w:pPr/>
-      <w:r>
-        <w:rPr>
-          <w:lang w:val="en_US" w:bidi="en_US"/>
-        </w:rPr>
-      </w:r>
-      <w:r>
-        <w:rPr>
-          <w:b/>
-          <w:lang w:val="en_US" w:bidi="en_US"/>
-        </w:rPr>
         <w:t>"But"</w:t>
       </w:r>
     </w:p>
@@ -36545,21 +32025,6 @@
           <w:b/>
           <w:lang w:val="en_US" w:bidi="en_US"/>
         </w:rPr>
-        <w:t>ἄνθρωποι</w:t>
-      </w:r>
-    </w:p>
-    <w:p>
-      <w:pPr/>
-      <w:r>
-        <w:rPr>
-          <w:lang w:val="en_US" w:bidi="en_US"/>
-        </w:rPr>
-      </w:r>
-      <w:r>
-        <w:rPr>
-          <w:b/>
-          <w:lang w:val="en_US" w:bidi="en_US"/>
-        </w:rPr>
         <w:t>"men"</w:t>
       </w:r>
     </w:p>
@@ -36656,21 +32121,6 @@
           <w:b/>
           <w:lang w:val="en_US" w:bidi="en_US"/>
         </w:rPr>
-        <w:t>πονηροὶ &amp; ἄνθρωποι καὶ γόητες</w:t>
-      </w:r>
-    </w:p>
-    <w:p>
-      <w:pPr/>
-      <w:r>
-        <w:rPr>
-          <w:lang w:val="en_US" w:bidi="en_US"/>
-        </w:rPr>
-      </w:r>
-      <w:r>
-        <w:rPr>
-          <w:b/>
-          <w:lang w:val="en_US" w:bidi="en_US"/>
-        </w:rPr>
         <w:t>"evil men and impostors"</w:t>
       </w:r>
     </w:p>
@@ -36780,21 +32230,6 @@
           <w:b/>
           <w:lang w:val="en_US" w:bidi="en_US"/>
         </w:rPr>
-        <w:t>προκόψουσιν ἐπὶ τὸ χεῖρον</w:t>
-      </w:r>
-    </w:p>
-    <w:p>
-      <w:pPr/>
-      <w:r>
-        <w:rPr>
-          <w:lang w:val="en_US" w:bidi="en_US"/>
-        </w:rPr>
-      </w:r>
-      <w:r>
-        <w:rPr>
-          <w:b/>
-          <w:lang w:val="en_US" w:bidi="en_US"/>
-        </w:rPr>
         <w:t>"will advance to the worse"</w:t>
       </w:r>
     </w:p>
@@ -36930,21 +32365,6 @@
           <w:b/>
           <w:lang w:val="en_US" w:bidi="en_US"/>
         </w:rPr>
-        <w:t>ἐπὶ τὸ χεῖρον</w:t>
-      </w:r>
-    </w:p>
-    <w:p>
-      <w:pPr/>
-      <w:r>
-        <w:rPr>
-          <w:lang w:val="en_US" w:bidi="en_US"/>
-        </w:rPr>
-      </w:r>
-      <w:r>
-        <w:rPr>
-          <w:b/>
-          <w:lang w:val="en_US" w:bidi="en_US"/>
-        </w:rPr>
         <w:t>"to the worse"</w:t>
       </w:r>
     </w:p>
@@ -37041,21 +32461,6 @@
           <w:b/>
           <w:lang w:val="en_US" w:bidi="en_US"/>
         </w:rPr>
-        <w:t>πλανῶντες καὶ πλανώμενοι</w:t>
-      </w:r>
-    </w:p>
-    <w:p>
-      <w:pPr/>
-      <w:r>
-        <w:rPr>
-          <w:lang w:val="en_US" w:bidi="en_US"/>
-        </w:rPr>
-      </w:r>
-      <w:r>
-        <w:rPr>
-          <w:b/>
-          <w:lang w:val="en_US" w:bidi="en_US"/>
-        </w:rPr>
         <w:t>"leading astray and being led astray"</w:t>
       </w:r>
     </w:p>
@@ -37178,21 +32583,6 @@
           <w:b/>
           <w:lang w:val="en_US" w:bidi="en_US"/>
         </w:rPr>
-        <w:t>πλανώμενοι</w:t>
-      </w:r>
-    </w:p>
-    <w:p>
-      <w:pPr/>
-      <w:r>
-        <w:rPr>
-          <w:lang w:val="en_US" w:bidi="en_US"/>
-        </w:rPr>
-      </w:r>
-      <w:r>
-        <w:rPr>
-          <w:b/>
-          <w:lang w:val="en_US" w:bidi="en_US"/>
-        </w:rPr>
         <w:t>"being led astray"</w:t>
       </w:r>
     </w:p>
@@ -37276,21 +32666,6 @@
           <w:b/>
           <w:lang w:val="en_US" w:bidi="en_US"/>
         </w:rPr>
-        <w:t>σὺ δὲ</w:t>
-      </w:r>
-    </w:p>
-    <w:p>
-      <w:pPr/>
-      <w:r>
-        <w:rPr>
-          <w:lang w:val="en_US" w:bidi="en_US"/>
-        </w:rPr>
-      </w:r>
-      <w:r>
-        <w:rPr>
-          <w:b/>
-          <w:lang w:val="en_US" w:bidi="en_US"/>
-        </w:rPr>
         <w:t>"But you"</w:t>
       </w:r>
     </w:p>
@@ -37387,21 +32762,6 @@
           <w:b/>
           <w:lang w:val="en_US" w:bidi="en_US"/>
         </w:rPr>
-        <w:t>μένε ἐν οἷς ἔμαθες καὶ ἐπιστώθης, εἰδὼς παρὰ τίνων ἔμαθες</w:t>
-      </w:r>
-    </w:p>
-    <w:p>
-      <w:pPr/>
-      <w:r>
-        <w:rPr>
-          <w:lang w:val="en_US" w:bidi="en_US"/>
-        </w:rPr>
-      </w:r>
-      <w:r>
-        <w:rPr>
-          <w:b/>
-          <w:lang w:val="en_US" w:bidi="en_US"/>
-        </w:rPr>
         <w:t>"remain in what you learned and were convinced of, knowing from whom you learned"</w:t>
       </w:r>
     </w:p>
@@ -37485,21 +32845,6 @@
           <w:b/>
           <w:lang w:val="en_US" w:bidi="en_US"/>
         </w:rPr>
-        <w:t>μένε ἐν</w:t>
-      </w:r>
-    </w:p>
-    <w:p>
-      <w:pPr/>
-      <w:r>
-        <w:rPr>
-          <w:lang w:val="en_US" w:bidi="en_US"/>
-        </w:rPr>
-      </w:r>
-      <w:r>
-        <w:rPr>
-          <w:b/>
-          <w:lang w:val="en_US" w:bidi="en_US"/>
-        </w:rPr>
         <w:t>"remain in"</w:t>
       </w:r>
     </w:p>
@@ -37622,21 +32967,6 @@
           <w:b/>
           <w:lang w:val="en_US" w:bidi="en_US"/>
         </w:rPr>
-        <w:t>ἐπιστώθης</w:t>
-      </w:r>
-    </w:p>
-    <w:p>
-      <w:pPr/>
-      <w:r>
-        <w:rPr>
-          <w:lang w:val="en_US" w:bidi="en_US"/>
-        </w:rPr>
-      </w:r>
-      <w:r>
-        <w:rPr>
-          <w:b/>
-          <w:lang w:val="en_US" w:bidi="en_US"/>
-        </w:rPr>
         <w:t>"were convinced of"</w:t>
       </w:r>
     </w:p>
@@ -37720,21 +33050,6 @@
           <w:b/>
           <w:lang w:val="en_US" w:bidi="en_US"/>
         </w:rPr>
-        <w:t>εἰδὼς παρὰ τίνων ἔμαθες</w:t>
-      </w:r>
-    </w:p>
-    <w:p>
-      <w:pPr/>
-      <w:r>
-        <w:rPr>
-          <w:lang w:val="en_US" w:bidi="en_US"/>
-        </w:rPr>
-      </w:r>
-      <w:r>
-        <w:rPr>
-          <w:b/>
-          <w:lang w:val="en_US" w:bidi="en_US"/>
-        </w:rPr>
         <w:t>"knowing from whom you learned"</w:t>
       </w:r>
     </w:p>
@@ -37818,21 +33133,6 @@
           <w:b/>
           <w:lang w:val="en_US" w:bidi="en_US"/>
         </w:rPr>
-        <w:t>ἀπὸ βρέφους</w:t>
-      </w:r>
-    </w:p>
-    <w:p>
-      <w:pPr/>
-      <w:r>
-        <w:rPr>
-          <w:lang w:val="en_US" w:bidi="en_US"/>
-        </w:rPr>
-      </w:r>
-      <w:r>
-        <w:rPr>
-          <w:b/>
-          <w:lang w:val="en_US" w:bidi="en_US"/>
-        </w:rPr>
         <w:t>"from infancy"</w:t>
       </w:r>
     </w:p>
@@ -37929,21 +33229,6 @@
           <w:b/>
           <w:lang w:val="en_US" w:bidi="en_US"/>
         </w:rPr>
-        <w:t>εἰς σωτηρίαν διὰ πίστεως τῆς ἐν Χριστῷ Ἰησοῦ</w:t>
-      </w:r>
-    </w:p>
-    <w:p>
-      <w:pPr/>
-      <w:r>
-        <w:rPr>
-          <w:lang w:val="en_US" w:bidi="en_US"/>
-        </w:rPr>
-      </w:r>
-      <w:r>
-        <w:rPr>
-          <w:b/>
-          <w:lang w:val="en_US" w:bidi="en_US"/>
-        </w:rPr>
         <w:t>"for salvation through faith {that is} in Christ Jesus"</w:t>
       </w:r>
     </w:p>
@@ -38053,21 +33338,6 @@
           <w:b/>
           <w:lang w:val="en_US" w:bidi="en_US"/>
         </w:rPr>
-        <w:t>τῆς ἐν Χριστῷ Ἰησοῦ</w:t>
-      </w:r>
-    </w:p>
-    <w:p>
-      <w:pPr/>
-      <w:r>
-        <w:rPr>
-          <w:lang w:val="en_US" w:bidi="en_US"/>
-        </w:rPr>
-      </w:r>
-      <w:r>
-        <w:rPr>
-          <w:b/>
-          <w:lang w:val="en_US" w:bidi="en_US"/>
-        </w:rPr>
         <w:t>"that is} in Christ Jesus"</w:t>
       </w:r>
     </w:p>
@@ -38229,21 +33499,6 @@
           <w:b/>
           <w:lang w:val="en_US" w:bidi="en_US"/>
         </w:rPr>
-        <w:t>πᾶσα Γραφὴ θεόπνευστος καὶ ὠφέλιμος</w:t>
-      </w:r>
-    </w:p>
-    <w:p>
-      <w:pPr/>
-      <w:r>
-        <w:rPr>
-          <w:lang w:val="en_US" w:bidi="en_US"/>
-        </w:rPr>
-      </w:r>
-      <w:r>
-        <w:rPr>
-          <w:b/>
-          <w:lang w:val="en_US" w:bidi="en_US"/>
-        </w:rPr>
         <w:t>"All Scripture {is} God-breathed and {is} profitable"</w:t>
       </w:r>
     </w:p>
@@ -38327,21 +33582,6 @@
           <w:b/>
           <w:lang w:val="en_US" w:bidi="en_US"/>
         </w:rPr>
-        <w:t>πᾶσα Γραφὴ θεόπνευστος καὶ</w:t>
-      </w:r>
-    </w:p>
-    <w:p>
-      <w:pPr/>
-      <w:r>
-        <w:rPr>
-          <w:lang w:val="en_US" w:bidi="en_US"/>
-        </w:rPr>
-      </w:r>
-      <w:r>
-        <w:rPr>
-          <w:b/>
-          <w:lang w:val="en_US" w:bidi="en_US"/>
-        </w:rPr>
         <w:t>"All Scripture {is} God-breathed and"</w:t>
       </w:r>
     </w:p>
@@ -38477,21 +33717,6 @@
           <w:b/>
           <w:lang w:val="en_US" w:bidi="en_US"/>
         </w:rPr>
-        <w:t>πᾶσα Γραφὴ</w:t>
-      </w:r>
-    </w:p>
-    <w:p>
-      <w:pPr/>
-      <w:r>
-        <w:rPr>
-          <w:lang w:val="en_US" w:bidi="en_US"/>
-        </w:rPr>
-      </w:r>
-      <w:r>
-        <w:rPr>
-          <w:b/>
-          <w:lang w:val="en_US" w:bidi="en_US"/>
-        </w:rPr>
         <w:t>"All Scripture"</w:t>
       </w:r>
     </w:p>
@@ -38601,21 +33826,6 @@
           <w:b/>
           <w:lang w:val="en_US" w:bidi="en_US"/>
         </w:rPr>
-        <w:t>ὠφέλιμος</w:t>
-      </w:r>
-    </w:p>
-    <w:p>
-      <w:pPr/>
-      <w:r>
-        <w:rPr>
-          <w:lang w:val="en_US" w:bidi="en_US"/>
-        </w:rPr>
-      </w:r>
-      <w:r>
-        <w:rPr>
-          <w:b/>
-          <w:lang w:val="en_US" w:bidi="en_US"/>
-        </w:rPr>
         <w:t>"is} profitable"</w:t>
       </w:r>
     </w:p>
@@ -38712,21 +33922,6 @@
           <w:b/>
           <w:lang w:val="en_US" w:bidi="en_US"/>
         </w:rPr>
-        <w:t>πρὸς διδασκαλίαν, πρὸς ἐλεγμόν, πρὸς ἐπανόρθωσιν, πρὸς παιδείαν τὴν ἐν δικαιοσύνῃ</w:t>
-      </w:r>
-    </w:p>
-    <w:p>
-      <w:pPr/>
-      <w:r>
-        <w:rPr>
-          <w:lang w:val="en_US" w:bidi="en_US"/>
-        </w:rPr>
-      </w:r>
-      <w:r>
-        <w:rPr>
-          <w:b/>
-          <w:lang w:val="en_US" w:bidi="en_US"/>
-        </w:rPr>
         <w:t>"for teaching, for reproof, for correction, for training in righteousness"</w:t>
       </w:r>
     </w:p>
@@ -38810,21 +34005,6 @@
           <w:b/>
           <w:lang w:val="en_US" w:bidi="en_US"/>
         </w:rPr>
-        <w:t>ἵνα</w:t>
-      </w:r>
-    </w:p>
-    <w:p>
-      <w:pPr/>
-      <w:r>
-        <w:rPr>
-          <w:lang w:val="en_US" w:bidi="en_US"/>
-        </w:rPr>
-      </w:r>
-      <w:r>
-        <w:rPr>
-          <w:b/>
-          <w:lang w:val="en_US" w:bidi="en_US"/>
-        </w:rPr>
         <w:t>"so that"</w:t>
       </w:r>
     </w:p>
@@ -38921,21 +34101,6 @@
           <w:b/>
           <w:lang w:val="en_US" w:bidi="en_US"/>
         </w:rPr>
-        <w:t>ὁ τοῦ Θεοῦ ἄνθρωπος</w:t>
-      </w:r>
-    </w:p>
-    <w:p>
-      <w:pPr/>
-      <w:r>
-        <w:rPr>
-          <w:lang w:val="en_US" w:bidi="en_US"/>
-        </w:rPr>
-      </w:r>
-      <w:r>
-        <w:rPr>
-          <w:b/>
-          <w:lang w:val="en_US" w:bidi="en_US"/>
-        </w:rPr>
         <w:t>"the man of God"</w:t>
       </w:r>
     </w:p>
@@ -39045,21 +34210,6 @@
           <w:b/>
           <w:lang w:val="en_US" w:bidi="en_US"/>
         </w:rPr>
-        <w:t>ὁ τοῦ Θεοῦ ἄνθρωπος</w:t>
-      </w:r>
-    </w:p>
-    <w:p>
-      <w:pPr/>
-      <w:r>
-        <w:rPr>
-          <w:lang w:val="en_US" w:bidi="en_US"/>
-        </w:rPr>
-      </w:r>
-      <w:r>
-        <w:rPr>
-          <w:b/>
-          <w:lang w:val="en_US" w:bidi="en_US"/>
-        </w:rPr>
         <w:t>"the man of God"</w:t>
       </w:r>
     </w:p>
@@ -39156,21 +34306,6 @@
           <w:b/>
           <w:lang w:val="en_US" w:bidi="en_US"/>
         </w:rPr>
-        <w:t>ὁ τοῦ Θεοῦ ἄνθρωπος</w:t>
-      </w:r>
-    </w:p>
-    <w:p>
-      <w:pPr/>
-      <w:r>
-        <w:rPr>
-          <w:lang w:val="en_US" w:bidi="en_US"/>
-        </w:rPr>
-      </w:r>
-      <w:r>
-        <w:rPr>
-          <w:b/>
-          <w:lang w:val="en_US" w:bidi="en_US"/>
-        </w:rPr>
         <w:t>"the man of God"</w:t>
       </w:r>
     </w:p>
@@ -39267,21 +34402,6 @@
           <w:b/>
           <w:lang w:val="en_US" w:bidi="en_US"/>
         </w:rPr>
-        <w:t>ἄρτιος &amp; πρὸς πᾶν ἔργον ἀγαθὸν ἐξηρτισμένος</w:t>
-      </w:r>
-    </w:p>
-    <w:p>
-      <w:pPr/>
-      <w:r>
-        <w:rPr>
-          <w:lang w:val="en_US" w:bidi="en_US"/>
-        </w:rPr>
-      </w:r>
-      <w:r>
-        <w:rPr>
-          <w:b/>
-          <w:lang w:val="en_US" w:bidi="en_US"/>
-        </w:rPr>
         <w:t>"complete, having been equipped for every good work"</w:t>
       </w:r>
     </w:p>
@@ -39391,21 +34511,6 @@
           <w:b/>
           <w:lang w:val="en_US" w:bidi="en_US"/>
         </w:rPr>
-        <w:t>ἐξηρτισμένος</w:t>
-      </w:r>
-    </w:p>
-    <w:p>
-      <w:pPr/>
-      <w:r>
-        <w:rPr>
-          <w:lang w:val="en_US" w:bidi="en_US"/>
-        </w:rPr>
-      </w:r>
-      <w:r>
-        <w:rPr>
-          <w:b/>
-          <w:lang w:val="en_US" w:bidi="en_US"/>
-        </w:rPr>
         <w:t>"having been equipped"</w:t>
       </w:r>
     </w:p>
@@ -39624,21 +34729,6 @@
           <w:b/>
           <w:lang w:val="en_US" w:bidi="en_US"/>
         </w:rPr>
-        <w:t>ζῶντας καὶ νεκρούς</w:t>
-      </w:r>
-    </w:p>
-    <w:p>
-      <w:pPr/>
-      <w:r>
-        <w:rPr>
-          <w:lang w:val="en_US" w:bidi="en_US"/>
-        </w:rPr>
-      </w:r>
-      <w:r>
-        <w:rPr>
-          <w:b/>
-          <w:lang w:val="en_US" w:bidi="en_US"/>
-        </w:rPr>
         <w:t>"living and dead"</w:t>
       </w:r>
     </w:p>
@@ -39748,21 +34838,6 @@
           <w:b/>
           <w:lang w:val="en_US" w:bidi="en_US"/>
         </w:rPr>
-        <w:t>καὶ τὴν ἐπιφάνειαν αὐτοῦ</w:t>
-      </w:r>
-    </w:p>
-    <w:p>
-      <w:pPr/>
-      <w:r>
-        <w:rPr>
-          <w:lang w:val="en_US" w:bidi="en_US"/>
-        </w:rPr>
-      </w:r>
-      <w:r>
-        <w:rPr>
-          <w:b/>
-          <w:lang w:val="en_US" w:bidi="en_US"/>
-        </w:rPr>
         <w:t>"and by his appearing"</w:t>
       </w:r>
     </w:p>
@@ -39859,21 +34934,6 @@
           <w:b/>
           <w:lang w:val="en_US" w:bidi="en_US"/>
         </w:rPr>
-        <w:t>τὴν ἐπιφάνειαν αὐτοῦ</w:t>
-      </w:r>
-    </w:p>
-    <w:p>
-      <w:pPr/>
-      <w:r>
-        <w:rPr>
-          <w:lang w:val="en_US" w:bidi="en_US"/>
-        </w:rPr>
-      </w:r>
-      <w:r>
-        <w:rPr>
-          <w:b/>
-          <w:lang w:val="en_US" w:bidi="en_US"/>
-        </w:rPr>
         <w:t>"by his appearing"</w:t>
       </w:r>
     </w:p>
@@ -39983,21 +35043,6 @@
           <w:b/>
           <w:lang w:val="en_US" w:bidi="en_US"/>
         </w:rPr>
-        <w:t>τὸν λόγον</w:t>
-      </w:r>
-    </w:p>
-    <w:p>
-      <w:pPr/>
-      <w:r>
-        <w:rPr>
-          <w:lang w:val="en_US" w:bidi="en_US"/>
-        </w:rPr>
-      </w:r>
-      <w:r>
-        <w:rPr>
-          <w:b/>
-          <w:lang w:val="en_US" w:bidi="en_US"/>
-        </w:rPr>
         <w:t>"the word"</w:t>
       </w:r>
     </w:p>
@@ -40094,21 +35139,6 @@
           <w:b/>
           <w:lang w:val="en_US" w:bidi="en_US"/>
         </w:rPr>
-        <w:t>ἐπίστηθι</w:t>
-      </w:r>
-    </w:p>
-    <w:p>
-      <w:pPr/>
-      <w:r>
-        <w:rPr>
-          <w:lang w:val="en_US" w:bidi="en_US"/>
-        </w:rPr>
-      </w:r>
-      <w:r>
-        <w:rPr>
-          <w:b/>
-          <w:lang w:val="en_US" w:bidi="en_US"/>
-        </w:rPr>
         <w:t>"stand by"</w:t>
       </w:r>
     </w:p>
@@ -40205,21 +35235,6 @@
           <w:b/>
           <w:lang w:val="en_US" w:bidi="en_US"/>
         </w:rPr>
-        <w:t>εὐκαίρως, ἀκαίρως</w:t>
-      </w:r>
-    </w:p>
-    <w:p>
-      <w:pPr/>
-      <w:r>
-        <w:rPr>
-          <w:lang w:val="en_US" w:bidi="en_US"/>
-        </w:rPr>
-      </w:r>
-      <w:r>
-        <w:rPr>
-          <w:b/>
-          <w:lang w:val="en_US" w:bidi="en_US"/>
-        </w:rPr>
         <w:t>"opportunely, inopportunely"</w:t>
       </w:r>
     </w:p>
@@ -40303,21 +35318,6 @@
           <w:b/>
           <w:lang w:val="en_US" w:bidi="en_US"/>
         </w:rPr>
-        <w:t>ἐν πάσῃ μακροθυμίᾳ καὶ διδαχῇ</w:t>
-      </w:r>
-    </w:p>
-    <w:p>
-      <w:pPr/>
-      <w:r>
-        <w:rPr>
-          <w:lang w:val="en_US" w:bidi="en_US"/>
-        </w:rPr>
-      </w:r>
-      <w:r>
-        <w:rPr>
-          <w:b/>
-          <w:lang w:val="en_US" w:bidi="en_US"/>
-        </w:rPr>
         <w:t>"with all patience and teaching"</w:t>
       </w:r>
     </w:p>
@@ -40440,21 +35440,6 @@
           <w:b/>
           <w:lang w:val="en_US" w:bidi="en_US"/>
         </w:rPr>
-        <w:t>ἐν πάσῃ μακροθυμίᾳ καὶ διδαχῇ</w:t>
-      </w:r>
-    </w:p>
-    <w:p>
-      <w:pPr/>
-      <w:r>
-        <w:rPr>
-          <w:lang w:val="en_US" w:bidi="en_US"/>
-        </w:rPr>
-      </w:r>
-      <w:r>
-        <w:rPr>
-          <w:b/>
-          <w:lang w:val="en_US" w:bidi="en_US"/>
-        </w:rPr>
         <w:t>"with all patience and teaching"</w:t>
       </w:r>
     </w:p>
@@ -40564,21 +35549,6 @@
           <w:b/>
           <w:lang w:val="en_US" w:bidi="en_US"/>
         </w:rPr>
-        <w:t>γὰρ</w:t>
-      </w:r>
-    </w:p>
-    <w:p>
-      <w:pPr/>
-      <w:r>
-        <w:rPr>
-          <w:lang w:val="en_US" w:bidi="en_US"/>
-        </w:rPr>
-      </w:r>
-      <w:r>
-        <w:rPr>
-          <w:b/>
-          <w:lang w:val="en_US" w:bidi="en_US"/>
-        </w:rPr>
         <w:t>"For"</w:t>
       </w:r>
     </w:p>
@@ -40688,21 +35658,6 @@
           <w:b/>
           <w:lang w:val="en_US" w:bidi="en_US"/>
         </w:rPr>
-        <w:t>ἔσται &amp; καιρὸς ὅτε</w:t>
-      </w:r>
-    </w:p>
-    <w:p>
-      <w:pPr/>
-      <w:r>
-        <w:rPr>
-          <w:lang w:val="en_US" w:bidi="en_US"/>
-        </w:rPr>
-      </w:r>
-      <w:r>
-        <w:rPr>
-          <w:b/>
-          <w:lang w:val="en_US" w:bidi="en_US"/>
-        </w:rPr>
         <w:t>"there will be a time when"</w:t>
       </w:r>
     </w:p>
@@ -40766,21 +35721,6 @@
           <w:b/>
           <w:lang w:val="en_US" w:bidi="en_US"/>
         </w:rPr>
-        <w:t>οὐκ ἀνέξονται</w:t>
-      </w:r>
-    </w:p>
-    <w:p>
-      <w:pPr/>
-      <w:r>
-        <w:rPr>
-          <w:lang w:val="en_US" w:bidi="en_US"/>
-        </w:rPr>
-      </w:r>
-      <w:r>
-        <w:rPr>
-          <w:b/>
-          <w:lang w:val="en_US" w:bidi="en_US"/>
-        </w:rPr>
         <w:t>"they will not bear with"</w:t>
       </w:r>
     </w:p>
@@ -40877,21 +35817,6 @@
           <w:b/>
           <w:lang w:val="en_US" w:bidi="en_US"/>
         </w:rPr>
-        <w:t>οὐκ ἀνέξονται</w:t>
-      </w:r>
-    </w:p>
-    <w:p>
-      <w:pPr/>
-      <w:r>
-        <w:rPr>
-          <w:lang w:val="en_US" w:bidi="en_US"/>
-        </w:rPr>
-      </w:r>
-      <w:r>
-        <w:rPr>
-          <w:b/>
-          <w:lang w:val="en_US" w:bidi="en_US"/>
-        </w:rPr>
         <w:t>"they will not bear with"</w:t>
       </w:r>
     </w:p>
@@ -41001,21 +35926,6 @@
           <w:b/>
           <w:lang w:val="en_US" w:bidi="en_US"/>
         </w:rPr>
-        <w:t>τῆς ὑγιαινούσης διδασκαλίας</w:t>
-      </w:r>
-    </w:p>
-    <w:p>
-      <w:pPr/>
-      <w:r>
-        <w:rPr>
-          <w:lang w:val="en_US" w:bidi="en_US"/>
-        </w:rPr>
-      </w:r>
-      <w:r>
-        <w:rPr>
-          <w:b/>
-          <w:lang w:val="en_US" w:bidi="en_US"/>
-        </w:rPr>
         <w:t>"the healthy teaching"</w:t>
       </w:r>
     </w:p>
@@ -41138,21 +36048,6 @@
           <w:b/>
           <w:lang w:val="en_US" w:bidi="en_US"/>
         </w:rPr>
-        <w:t>κατὰ τὰς ἰδίας ἐπιθυμίας, ἑαυτοῖς ἐπισωρεύσουσιν διδασκάλους</w:t>
-      </w:r>
-    </w:p>
-    <w:p>
-      <w:pPr/>
-      <w:r>
-        <w:rPr>
-          <w:lang w:val="en_US" w:bidi="en_US"/>
-        </w:rPr>
-      </w:r>
-      <w:r>
-        <w:rPr>
-          <w:b/>
-          <w:lang w:val="en_US" w:bidi="en_US"/>
-        </w:rPr>
         <w:t>"they will heap up for themselves teachers according to their own desires"</w:t>
       </w:r>
     </w:p>
@@ -41275,21 +36170,6 @@
           <w:b/>
           <w:lang w:val="en_US" w:bidi="en_US"/>
         </w:rPr>
-        <w:t>ἑαυτοῖς ἐπισωρεύσουσιν διδασκάλους</w:t>
-      </w:r>
-    </w:p>
-    <w:p>
-      <w:pPr/>
-      <w:r>
-        <w:rPr>
-          <w:lang w:val="en_US" w:bidi="en_US"/>
-        </w:rPr>
-      </w:r>
-      <w:r>
-        <w:rPr>
-          <w:b/>
-          <w:lang w:val="en_US" w:bidi="en_US"/>
-        </w:rPr>
         <w:t>"they will heap up for themselves teachers"</w:t>
       </w:r>
     </w:p>
@@ -41399,21 +36279,6 @@
           <w:b/>
           <w:lang w:val="en_US" w:bidi="en_US"/>
         </w:rPr>
-        <w:t>κνηθόμενοι τὴν ἀκοήν</w:t>
-      </w:r>
-    </w:p>
-    <w:p>
-      <w:pPr/>
-      <w:r>
-        <w:rPr>
-          <w:lang w:val="en_US" w:bidi="en_US"/>
-        </w:rPr>
-      </w:r>
-      <w:r>
-        <w:rPr>
-          <w:b/>
-          <w:lang w:val="en_US" w:bidi="en_US"/>
-        </w:rPr>
         <w:t>"itching {in} the ear"</w:t>
       </w:r>
     </w:p>
@@ -41523,21 +36388,6 @@
           <w:b/>
           <w:lang w:val="en_US" w:bidi="en_US"/>
         </w:rPr>
-        <w:t>τὴν ἀκοήν</w:t>
-      </w:r>
-    </w:p>
-    <w:p>
-      <w:pPr/>
-      <w:r>
-        <w:rPr>
-          <w:lang w:val="en_US" w:bidi="en_US"/>
-        </w:rPr>
-      </w:r>
-      <w:r>
-        <w:rPr>
-          <w:b/>
-          <w:lang w:val="en_US" w:bidi="en_US"/>
-        </w:rPr>
         <w:t>"in} the ear"</w:t>
       </w:r>
     </w:p>
@@ -41634,21 +36484,6 @@
           <w:b/>
           <w:lang w:val="en_US" w:bidi="en_US"/>
         </w:rPr>
-        <w:t>ἀπὸ μὲν τῆς ἀληθείας τὴν ἀκοὴν ἀποστρέψουσιν</w:t>
-      </w:r>
-    </w:p>
-    <w:p>
-      <w:pPr/>
-      <w:r>
-        <w:rPr>
-          <w:lang w:val="en_US" w:bidi="en_US"/>
-        </w:rPr>
-      </w:r>
-      <w:r>
-        <w:rPr>
-          <w:b/>
-          <w:lang w:val="en_US" w:bidi="en_US"/>
-        </w:rPr>
         <w:t>"they will turn the ear away from the truth"</w:t>
       </w:r>
     </w:p>
@@ -41732,21 +36567,6 @@
           <w:b/>
           <w:lang w:val="en_US" w:bidi="en_US"/>
         </w:rPr>
-        <w:t>τὴν ἀκοὴν</w:t>
-      </w:r>
-    </w:p>
-    <w:p>
-      <w:pPr/>
-      <w:r>
-        <w:rPr>
-          <w:lang w:val="en_US" w:bidi="en_US"/>
-        </w:rPr>
-      </w:r>
-      <w:r>
-        <w:rPr>
-          <w:b/>
-          <w:lang w:val="en_US" w:bidi="en_US"/>
-        </w:rPr>
         <w:t>"the ear"</w:t>
       </w:r>
     </w:p>
@@ -41843,21 +36663,6 @@
           <w:b/>
           <w:lang w:val="en_US" w:bidi="en_US"/>
         </w:rPr>
-        <w:t>τῆς ἀληθείας</w:t>
-      </w:r>
-    </w:p>
-    <w:p>
-      <w:pPr/>
-      <w:r>
-        <w:rPr>
-          <w:lang w:val="en_US" w:bidi="en_US"/>
-        </w:rPr>
-      </w:r>
-      <w:r>
-        <w:rPr>
-          <w:b/>
-          <w:lang w:val="en_US" w:bidi="en_US"/>
-        </w:rPr>
         <w:t>"the truth"</w:t>
       </w:r>
     </w:p>
@@ -41954,21 +36759,6 @@
           <w:b/>
           <w:lang w:val="en_US" w:bidi="en_US"/>
         </w:rPr>
-        <w:t>ἐπὶ &amp; ἐκτραπήσονται</w:t>
-      </w:r>
-    </w:p>
-    <w:p>
-      <w:pPr/>
-      <w:r>
-        <w:rPr>
-          <w:lang w:val="en_US" w:bidi="en_US"/>
-        </w:rPr>
-      </w:r>
-      <w:r>
-        <w:rPr>
-          <w:b/>
-          <w:lang w:val="en_US" w:bidi="en_US"/>
-        </w:rPr>
         <w:t>"be turned away to"</w:t>
       </w:r>
     </w:p>
@@ -42052,21 +36842,6 @@
           <w:b/>
           <w:lang w:val="en_US" w:bidi="en_US"/>
         </w:rPr>
-        <w:t>ἐπὶ &amp; ἐκτραπήσονται</w:t>
-      </w:r>
-    </w:p>
-    <w:p>
-      <w:pPr/>
-      <w:r>
-        <w:rPr>
-          <w:lang w:val="en_US" w:bidi="en_US"/>
-        </w:rPr>
-      </w:r>
-      <w:r>
-        <w:rPr>
-          <w:b/>
-          <w:lang w:val="en_US" w:bidi="en_US"/>
-        </w:rPr>
         <w:t>"be turned away to"</w:t>
       </w:r>
     </w:p>
@@ -42163,21 +36938,6 @@
           <w:b/>
           <w:lang w:val="en_US" w:bidi="en_US"/>
         </w:rPr>
-        <w:t>τοὺς μύθους</w:t>
-      </w:r>
-    </w:p>
-    <w:p>
-      <w:pPr/>
-      <w:r>
-        <w:rPr>
-          <w:lang w:val="en_US" w:bidi="en_US"/>
-        </w:rPr>
-      </w:r>
-      <w:r>
-        <w:rPr>
-          <w:b/>
-          <w:lang w:val="en_US" w:bidi="en_US"/>
-        </w:rPr>
         <w:t>"the myths"</w:t>
       </w:r>
     </w:p>
@@ -42274,21 +37034,6 @@
           <w:b/>
           <w:lang w:val="en_US" w:bidi="en_US"/>
         </w:rPr>
-        <w:t>σὺ δὲ</w:t>
-      </w:r>
-    </w:p>
-    <w:p>
-      <w:pPr/>
-      <w:r>
-        <w:rPr>
-          <w:lang w:val="en_US" w:bidi="en_US"/>
-        </w:rPr>
-      </w:r>
-      <w:r>
-        <w:rPr>
-          <w:b/>
-          <w:lang w:val="en_US" w:bidi="en_US"/>
-        </w:rPr>
         <w:t>"But you"</w:t>
       </w:r>
     </w:p>
@@ -42385,21 +37130,6 @@
           <w:b/>
           <w:lang w:val="en_US" w:bidi="en_US"/>
         </w:rPr>
-        <w:t>νῆφε</w:t>
-      </w:r>
-    </w:p>
-    <w:p>
-      <w:pPr/>
-      <w:r>
-        <w:rPr>
-          <w:lang w:val="en_US" w:bidi="en_US"/>
-        </w:rPr>
-      </w:r>
-      <w:r>
-        <w:rPr>
-          <w:b/>
-          <w:lang w:val="en_US" w:bidi="en_US"/>
-        </w:rPr>
         <w:t>"be sober"</w:t>
       </w:r>
     </w:p>
@@ -42429,7 +37159,7 @@
         </w:rPr>
         <w:t xml:space="preserve">. While Paul did write that Christians should not get drunk (see </w:t>
       </w:r>
-      <w:hyperlink r:id="rId44">
+      <w:hyperlink r:id="rId42">
         <w:r>
           <w:rPr>
             <w:lang w:val="en_US" w:bidi="en_US"/>
@@ -42514,21 +37244,6 @@
           <w:b/>
           <w:lang w:val="en_US" w:bidi="en_US"/>
         </w:rPr>
-        <w:t>ἐν πᾶσιν</w:t>
-      </w:r>
-    </w:p>
-    <w:p>
-      <w:pPr/>
-      <w:r>
-        <w:rPr>
-          <w:lang w:val="en_US" w:bidi="en_US"/>
-        </w:rPr>
-      </w:r>
-      <w:r>
-        <w:rPr>
-          <w:b/>
-          <w:lang w:val="en_US" w:bidi="en_US"/>
-        </w:rPr>
         <w:t>"in all things"</w:t>
       </w:r>
     </w:p>
@@ -42592,21 +37307,6 @@
           <w:b/>
           <w:lang w:val="en_US" w:bidi="en_US"/>
         </w:rPr>
-        <w:t>κακοπάθησον</w:t>
-      </w:r>
-    </w:p>
-    <w:p>
-      <w:pPr/>
-      <w:r>
-        <w:rPr>
-          <w:lang w:val="en_US" w:bidi="en_US"/>
-        </w:rPr>
-      </w:r>
-      <w:r>
-        <w:rPr>
-          <w:b/>
-          <w:lang w:val="en_US" w:bidi="en_US"/>
-        </w:rPr>
         <w:t>"Suffer hardship"</w:t>
       </w:r>
     </w:p>
@@ -42703,21 +37403,6 @@
           <w:b/>
           <w:lang w:val="en_US" w:bidi="en_US"/>
         </w:rPr>
-        <w:t>ἔργον &amp; εὐαγγελιστοῦ</w:t>
-      </w:r>
-    </w:p>
-    <w:p>
-      <w:pPr/>
-      <w:r>
-        <w:rPr>
-          <w:lang w:val="en_US" w:bidi="en_US"/>
-        </w:rPr>
-      </w:r>
-      <w:r>
-        <w:rPr>
-          <w:b/>
-          <w:lang w:val="en_US" w:bidi="en_US"/>
-        </w:rPr>
         <w:t>"the work of an evangelist"</w:t>
       </w:r>
     </w:p>
@@ -42827,21 +37512,6 @@
           <w:b/>
           <w:lang w:val="en_US" w:bidi="en_US"/>
         </w:rPr>
-        <w:t>τὴν διακονίαν σου πληροφόρησον</w:t>
-      </w:r>
-    </w:p>
-    <w:p>
-      <w:pPr/>
-      <w:r>
-        <w:rPr>
-          <w:lang w:val="en_US" w:bidi="en_US"/>
-        </w:rPr>
-      </w:r>
-      <w:r>
-        <w:rPr>
-          <w:b/>
-          <w:lang w:val="en_US" w:bidi="en_US"/>
-        </w:rPr>
         <w:t>"Fulfill your service"</w:t>
       </w:r>
     </w:p>
@@ -42938,21 +37608,6 @@
           <w:b/>
           <w:lang w:val="en_US" w:bidi="en_US"/>
         </w:rPr>
-        <w:t>γὰρ</w:t>
-      </w:r>
-    </w:p>
-    <w:p>
-      <w:pPr/>
-      <w:r>
-        <w:rPr>
-          <w:lang w:val="en_US" w:bidi="en_US"/>
-        </w:rPr>
-      </w:r>
-      <w:r>
-        <w:rPr>
-          <w:b/>
-          <w:lang w:val="en_US" w:bidi="en_US"/>
-        </w:rPr>
         <w:t>"For"</w:t>
       </w:r>
     </w:p>
@@ -43062,21 +37717,6 @@
           <w:b/>
           <w:lang w:val="en_US" w:bidi="en_US"/>
         </w:rPr>
-        <w:t>ἐγὼ &amp; ἤδη σπένδομαι</w:t>
-      </w:r>
-    </w:p>
-    <w:p>
-      <w:pPr/>
-      <w:r>
-        <w:rPr>
-          <w:lang w:val="en_US" w:bidi="en_US"/>
-        </w:rPr>
-      </w:r>
-      <w:r>
-        <w:rPr>
-          <w:b/>
-          <w:lang w:val="en_US" w:bidi="en_US"/>
-        </w:rPr>
         <w:t>"I am already being poured out as an offering"</w:t>
       </w:r>
     </w:p>
@@ -43160,21 +37800,6 @@
           <w:b/>
           <w:lang w:val="en_US" w:bidi="en_US"/>
         </w:rPr>
-        <w:t>ἐγὼ &amp; ἤδη σπένδομαι</w:t>
-      </w:r>
-    </w:p>
-    <w:p>
-      <w:pPr/>
-      <w:r>
-        <w:rPr>
-          <w:lang w:val="en_US" w:bidi="en_US"/>
-        </w:rPr>
-      </w:r>
-      <w:r>
-        <w:rPr>
-          <w:b/>
-          <w:lang w:val="en_US" w:bidi="en_US"/>
-        </w:rPr>
         <w:t>"I am already being poured out as an offering"</w:t>
       </w:r>
     </w:p>
@@ -43258,21 +37883,6 @@
           <w:b/>
           <w:lang w:val="en_US" w:bidi="en_US"/>
         </w:rPr>
-        <w:t>τῆς ἀναλύσεώς μου</w:t>
-      </w:r>
-    </w:p>
-    <w:p>
-      <w:pPr/>
-      <w:r>
-        <w:rPr>
-          <w:lang w:val="en_US" w:bidi="en_US"/>
-        </w:rPr>
-      </w:r>
-      <w:r>
-        <w:rPr>
-          <w:b/>
-          <w:lang w:val="en_US" w:bidi="en_US"/>
-        </w:rPr>
         <w:t>"of my departure"</w:t>
       </w:r>
     </w:p>
@@ -43369,21 +37979,6 @@
           <w:b/>
           <w:lang w:val="en_US" w:bidi="en_US"/>
         </w:rPr>
-        <w:t>τὸν καλὸν ἀγῶνα ἠγώνισμαι</w:t>
-      </w:r>
-    </w:p>
-    <w:p>
-      <w:pPr/>
-      <w:r>
-        <w:rPr>
-          <w:lang w:val="en_US" w:bidi="en_US"/>
-        </w:rPr>
-      </w:r>
-      <w:r>
-        <w:rPr>
-          <w:b/>
-          <w:lang w:val="en_US" w:bidi="en_US"/>
-        </w:rPr>
         <w:t>"I have fought the good fight"</w:t>
       </w:r>
     </w:p>
@@ -43480,21 +38075,6 @@
           <w:b/>
           <w:lang w:val="en_US" w:bidi="en_US"/>
         </w:rPr>
-        <w:t>τὸν καλὸν ἀγῶνα</w:t>
-      </w:r>
-    </w:p>
-    <w:p>
-      <w:pPr/>
-      <w:r>
-        <w:rPr>
-          <w:lang w:val="en_US" w:bidi="en_US"/>
-        </w:rPr>
-      </w:r>
-      <w:r>
-        <w:rPr>
-          <w:b/>
-          <w:lang w:val="en_US" w:bidi="en_US"/>
-        </w:rPr>
         <w:t>"the good fight"</w:t>
       </w:r>
     </w:p>
@@ -43604,21 +38184,6 @@
           <w:b/>
           <w:lang w:val="en_US" w:bidi="en_US"/>
         </w:rPr>
-        <w:t>τὸν δρόμον τετέλεκα</w:t>
-      </w:r>
-    </w:p>
-    <w:p>
-      <w:pPr/>
-      <w:r>
-        <w:rPr>
-          <w:lang w:val="en_US" w:bidi="en_US"/>
-        </w:rPr>
-      </w:r>
-      <w:r>
-        <w:rPr>
-          <w:b/>
-          <w:lang w:val="en_US" w:bidi="en_US"/>
-        </w:rPr>
         <w:t>"I have finished the race"</w:t>
       </w:r>
     </w:p>
@@ -43728,21 +38293,6 @@
           <w:b/>
           <w:lang w:val="en_US" w:bidi="en_US"/>
         </w:rPr>
-        <w:t>τὴν πίστιν τετήρηκα</w:t>
-      </w:r>
-    </w:p>
-    <w:p>
-      <w:pPr/>
-      <w:r>
-        <w:rPr>
-          <w:lang w:val="en_US" w:bidi="en_US"/>
-        </w:rPr>
-      </w:r>
-      <w:r>
-        <w:rPr>
-          <w:b/>
-          <w:lang w:val="en_US" w:bidi="en_US"/>
-        </w:rPr>
         <w:t>"I have kept the faith"</w:t>
       </w:r>
     </w:p>
@@ -43865,21 +38415,6 @@
           <w:b/>
           <w:lang w:val="en_US" w:bidi="en_US"/>
         </w:rPr>
-        <w:t>τὴν πίστιν τετήρηκα</w:t>
-      </w:r>
-    </w:p>
-    <w:p>
-      <w:pPr/>
-      <w:r>
-        <w:rPr>
-          <w:lang w:val="en_US" w:bidi="en_US"/>
-        </w:rPr>
-      </w:r>
-      <w:r>
-        <w:rPr>
-          <w:b/>
-          <w:lang w:val="en_US" w:bidi="en_US"/>
-        </w:rPr>
         <w:t>"I have kept the faith"</w:t>
       </w:r>
     </w:p>
@@ -44002,21 +38537,6 @@
           <w:b/>
           <w:lang w:val="en_US" w:bidi="en_US"/>
         </w:rPr>
-        <w:t>τὴν πίστιν</w:t>
-      </w:r>
-    </w:p>
-    <w:p>
-      <w:pPr/>
-      <w:r>
-        <w:rPr>
-          <w:lang w:val="en_US" w:bidi="en_US"/>
-        </w:rPr>
-      </w:r>
-      <w:r>
-        <w:rPr>
-          <w:b/>
-          <w:lang w:val="en_US" w:bidi="en_US"/>
-        </w:rPr>
         <w:t>"the faith"</w:t>
       </w:r>
     </w:p>
@@ -44113,21 +38633,6 @@
           <w:b/>
           <w:lang w:val="en_US" w:bidi="en_US"/>
         </w:rPr>
-        <w:t>λοιπὸν</w:t>
-      </w:r>
-    </w:p>
-    <w:p>
-      <w:pPr/>
-      <w:r>
-        <w:rPr>
-          <w:lang w:val="en_US" w:bidi="en_US"/>
-        </w:rPr>
-      </w:r>
-      <w:r>
-        <w:rPr>
-          <w:b/>
-          <w:lang w:val="en_US" w:bidi="en_US"/>
-        </w:rPr>
         <w:t>"From now on"</w:t>
       </w:r>
     </w:p>
@@ -44224,21 +38729,6 @@
           <w:b/>
           <w:lang w:val="en_US" w:bidi="en_US"/>
         </w:rPr>
-        <w:t>ἀπόκειταί &amp; ὁ τῆς δικαιοσύνης στέφανος</w:t>
-      </w:r>
-    </w:p>
-    <w:p>
-      <w:pPr/>
-      <w:r>
-        <w:rPr>
-          <w:lang w:val="en_US" w:bidi="en_US"/>
-        </w:rPr>
-      </w:r>
-      <w:r>
-        <w:rPr>
-          <w:b/>
-          <w:lang w:val="en_US" w:bidi="en_US"/>
-        </w:rPr>
         <w:t>"the crown of righteousness is reserved"</w:t>
       </w:r>
     </w:p>
@@ -44322,21 +38812,6 @@
           <w:b/>
           <w:lang w:val="en_US" w:bidi="en_US"/>
         </w:rPr>
-        <w:t>ὁ τῆς δικαιοσύνης στέφανος</w:t>
-      </w:r>
-    </w:p>
-    <w:p>
-      <w:pPr/>
-      <w:r>
-        <w:rPr>
-          <w:lang w:val="en_US" w:bidi="en_US"/>
-        </w:rPr>
-      </w:r>
-      <w:r>
-        <w:rPr>
-          <w:b/>
-          <w:lang w:val="en_US" w:bidi="en_US"/>
-        </w:rPr>
         <w:t>"the crown of righteousness"</w:t>
       </w:r>
     </w:p>
@@ -44459,21 +38934,6 @@
           <w:b/>
           <w:lang w:val="en_US" w:bidi="en_US"/>
         </w:rPr>
-        <w:t>ὁ τῆς δικαιοσύνης στέφανος</w:t>
-      </w:r>
-    </w:p>
-    <w:p>
-      <w:pPr/>
-      <w:r>
-        <w:rPr>
-          <w:lang w:val="en_US" w:bidi="en_US"/>
-        </w:rPr>
-      </w:r>
-      <w:r>
-        <w:rPr>
-          <w:b/>
-          <w:lang w:val="en_US" w:bidi="en_US"/>
-        </w:rPr>
         <w:t>"the crown of righteousness"</w:t>
       </w:r>
     </w:p>
@@ -44570,21 +39030,6 @@
           <w:b/>
           <w:lang w:val="en_US" w:bidi="en_US"/>
         </w:rPr>
-        <w:t>ἐν, ἐκείνῃ τῇ ἡμέρᾳ</w:t>
-      </w:r>
-    </w:p>
-    <w:p>
-      <w:pPr/>
-      <w:r>
-        <w:rPr>
-          <w:lang w:val="en_US" w:bidi="en_US"/>
-        </w:rPr>
-      </w:r>
-      <w:r>
-        <w:rPr>
-          <w:b/>
-          <w:lang w:val="en_US" w:bidi="en_US"/>
-        </w:rPr>
         <w:t>"on that day"</w:t>
       </w:r>
     </w:p>
@@ -44601,7 +39046,7 @@
         </w:rPr>
         <w:t xml:space="preserve">Here Paul is referring to the exact moment when Jesus will return to this world, which will also be the end of the current time period and the time when Jesus judges everyone. If it would be helpful in your language, you could make that idea more explicit. See how you expressed the similar phrase in </w:t>
       </w:r>
-      <w:hyperlink r:id="rId45">
+      <w:hyperlink r:id="rId43">
         <w:r>
           <w:rPr>
             <w:lang w:val="en_US" w:bidi="en_US"/>
@@ -44686,21 +39131,6 @@
           <w:b/>
           <w:lang w:val="en_US" w:bidi="en_US"/>
         </w:rPr>
-        <w:t>οὐ μόνον δὲ ἐμοὶ, ἀλλὰ καὶ πᾶσιν τοῖς</w:t>
-      </w:r>
-    </w:p>
-    <w:p>
-      <w:pPr/>
-      <w:r>
-        <w:rPr>
-          <w:lang w:val="en_US" w:bidi="en_US"/>
-        </w:rPr>
-      </w:r>
-      <w:r>
-        <w:rPr>
-          <w:b/>
-          <w:lang w:val="en_US" w:bidi="en_US"/>
-        </w:rPr>
         <w:t>"and not only to me, but also to all the ones"</w:t>
       </w:r>
     </w:p>
@@ -44784,21 +39214,6 @@
           <w:b/>
           <w:lang w:val="en_US" w:bidi="en_US"/>
         </w:rPr>
-        <w:t>πᾶσιν τοῖς ἠγαπηκόσι τὴν ἐπιφάνειαν αὐτοῦ</w:t>
-      </w:r>
-    </w:p>
-    <w:p>
-      <w:pPr/>
-      <w:r>
-        <w:rPr>
-          <w:lang w:val="en_US" w:bidi="en_US"/>
-        </w:rPr>
-      </w:r>
-      <w:r>
-        <w:rPr>
-          <w:b/>
-          <w:lang w:val="en_US" w:bidi="en_US"/>
-        </w:rPr>
         <w:t>"to all the ones having loved his appearing"</w:t>
       </w:r>
     </w:p>
@@ -44908,21 +39323,6 @@
           <w:b/>
           <w:lang w:val="en_US" w:bidi="en_US"/>
         </w:rPr>
-        <w:t>τὴν ἐπιφάνειαν αὐτοῦ</w:t>
-      </w:r>
-    </w:p>
-    <w:p>
-      <w:pPr/>
-      <w:r>
-        <w:rPr>
-          <w:lang w:val="en_US" w:bidi="en_US"/>
-        </w:rPr>
-      </w:r>
-      <w:r>
-        <w:rPr>
-          <w:b/>
-          <w:lang w:val="en_US" w:bidi="en_US"/>
-        </w:rPr>
         <w:t>"his appearing"</w:t>
       </w:r>
     </w:p>
@@ -44965,7 +39365,7 @@
         </w:rPr>
         <w:t xml:space="preserve">. If it would be helpful in your language, you could make that idea more explicit. See how you expressed this phrase in </w:t>
       </w:r>
-      <w:hyperlink r:id="rId46">
+      <w:hyperlink r:id="rId44">
         <w:r>
           <w:rPr>
             <w:lang w:val="en_US" w:bidi="en_US"/>
@@ -45050,21 +39450,6 @@
           <w:b/>
           <w:lang w:val="en_US" w:bidi="en_US"/>
         </w:rPr>
-        <w:t>σπούδασον ἐλθεῖν &amp; ταχέως</w:t>
-      </w:r>
-    </w:p>
-    <w:p>
-      <w:pPr/>
-      <w:r>
-        <w:rPr>
-          <w:lang w:val="en_US" w:bidi="en_US"/>
-        </w:rPr>
-      </w:r>
-      <w:r>
-        <w:rPr>
-          <w:b/>
-          <w:lang w:val="en_US" w:bidi="en_US"/>
-        </w:rPr>
         <w:t>"Strive to come"</w:t>
       </w:r>
       <w:r>
@@ -45141,21 +39526,6 @@
           <w:b/>
           <w:lang w:val="en_US" w:bidi="en_US"/>
         </w:rPr>
-        <w:t>ἐλθεῖν</w:t>
-      </w:r>
-    </w:p>
-    <w:p>
-      <w:pPr/>
-      <w:r>
-        <w:rPr>
-          <w:lang w:val="en_US" w:bidi="en_US"/>
-        </w:rPr>
-      </w:r>
-      <w:r>
-        <w:rPr>
-          <w:b/>
-          <w:lang w:val="en_US" w:bidi="en_US"/>
-        </w:rPr>
         <w:t>"to come"</w:t>
       </w:r>
     </w:p>
@@ -45252,21 +39622,6 @@
           <w:b/>
           <w:lang w:val="en_US" w:bidi="en_US"/>
         </w:rPr>
-        <w:t>γάρ</w:t>
-      </w:r>
-    </w:p>
-    <w:p>
-      <w:pPr/>
-      <w:r>
-        <w:rPr>
-          <w:lang w:val="en_US" w:bidi="en_US"/>
-        </w:rPr>
-      </w:r>
-      <w:r>
-        <w:rPr>
-          <w:b/>
-          <w:lang w:val="en_US" w:bidi="en_US"/>
-        </w:rPr>
         <w:t>"for"</w:t>
       </w:r>
     </w:p>
@@ -45376,21 +39731,6 @@
           <w:b/>
           <w:lang w:val="en_US" w:bidi="en_US"/>
         </w:rPr>
-        <w:t>Δημᾶς &amp; Κρήσκης</w:t>
-      </w:r>
-    </w:p>
-    <w:p>
-      <w:pPr/>
-      <w:r>
-        <w:rPr>
-          <w:lang w:val="en_US" w:bidi="en_US"/>
-        </w:rPr>
-      </w:r>
-      <w:r>
-        <w:rPr>
-          <w:b/>
-          <w:lang w:val="en_US" w:bidi="en_US"/>
-        </w:rPr>
         <w:t>"Demas"</w:t>
       </w:r>
       <w:r>
@@ -45513,21 +39853,6 @@
           <w:b/>
           <w:lang w:val="en_US" w:bidi="en_US"/>
         </w:rPr>
-        <w:t>τὸν νῦν αἰῶνα</w:t>
-      </w:r>
-    </w:p>
-    <w:p>
-      <w:pPr/>
-      <w:r>
-        <w:rPr>
-          <w:lang w:val="en_US" w:bidi="en_US"/>
-        </w:rPr>
-      </w:r>
-      <w:r>
-        <w:rPr>
-          <w:b/>
-          <w:lang w:val="en_US" w:bidi="en_US"/>
-        </w:rPr>
         <w:t>"the present age"</w:t>
       </w:r>
     </w:p>
@@ -45637,21 +39962,6 @@
           <w:b/>
           <w:lang w:val="en_US" w:bidi="en_US"/>
         </w:rPr>
-        <w:t>ἐπορεύθη</w:t>
-      </w:r>
-    </w:p>
-    <w:p>
-      <w:pPr/>
-      <w:r>
-        <w:rPr>
-          <w:lang w:val="en_US" w:bidi="en_US"/>
-        </w:rPr>
-      </w:r>
-      <w:r>
-        <w:rPr>
-          <w:b/>
-          <w:lang w:val="en_US" w:bidi="en_US"/>
-        </w:rPr>
         <w:t>"has gone"</w:t>
       </w:r>
     </w:p>
@@ -45748,21 +40058,6 @@
           <w:b/>
           <w:lang w:val="en_US" w:bidi="en_US"/>
         </w:rPr>
-        <w:t>Κρήσκης εἰς Γαλατίαν, Τίτος εἰς Δαλματίαν</w:t>
-      </w:r>
-    </w:p>
-    <w:p>
-      <w:pPr/>
-      <w:r>
-        <w:rPr>
-          <w:lang w:val="en_US" w:bidi="en_US"/>
-        </w:rPr>
-      </w:r>
-      <w:r>
-        <w:rPr>
-          <w:b/>
-          <w:lang w:val="en_US" w:bidi="en_US"/>
-        </w:rPr>
         <w:t>"Crescens to Galatia, Titus to Dalmatia"</w:t>
       </w:r>
     </w:p>
@@ -45846,21 +40141,6 @@
           <w:b/>
           <w:lang w:val="en_US" w:bidi="en_US"/>
         </w:rPr>
-        <w:t>Δαλματίαν</w:t>
-      </w:r>
-    </w:p>
-    <w:p>
-      <w:pPr/>
-      <w:r>
-        <w:rPr>
-          <w:lang w:val="en_US" w:bidi="en_US"/>
-        </w:rPr>
-      </w:r>
-      <w:r>
-        <w:rPr>
-          <w:b/>
-          <w:lang w:val="en_US" w:bidi="en_US"/>
-        </w:rPr>
         <w:t>"Dalmatia"</w:t>
       </w:r>
     </w:p>
@@ -45957,21 +40237,6 @@
           <w:b/>
           <w:lang w:val="en_US" w:bidi="en_US"/>
         </w:rPr>
-        <w:t>μοι εὔχρηστος εἰς διακονίαν</w:t>
-      </w:r>
-    </w:p>
-    <w:p>
-      <w:pPr/>
-      <w:r>
-        <w:rPr>
-          <w:lang w:val="en_US" w:bidi="en_US"/>
-        </w:rPr>
-      </w:r>
-      <w:r>
-        <w:rPr>
-          <w:b/>
-          <w:lang w:val="en_US" w:bidi="en_US"/>
-        </w:rPr>
         <w:t>"useful to me for service"</w:t>
       </w:r>
     </w:p>
@@ -46068,21 +40333,6 @@
           <w:b/>
           <w:lang w:val="en_US" w:bidi="en_US"/>
         </w:rPr>
-        <w:t>εἰς διακονίαν</w:t>
-      </w:r>
-    </w:p>
-    <w:p>
-      <w:pPr/>
-      <w:r>
-        <w:rPr>
-          <w:lang w:val="en_US" w:bidi="en_US"/>
-        </w:rPr>
-      </w:r>
-      <w:r>
-        <w:rPr>
-          <w:b/>
-          <w:lang w:val="en_US" w:bidi="en_US"/>
-        </w:rPr>
         <w:t>"for service"</w:t>
       </w:r>
     </w:p>
@@ -46179,21 +40429,6 @@
           <w:b/>
           <w:lang w:val="en_US" w:bidi="en_US"/>
         </w:rPr>
-        <w:t>δὲ</w:t>
-      </w:r>
-    </w:p>
-    <w:p>
-      <w:pPr/>
-      <w:r>
-        <w:rPr>
-          <w:lang w:val="en_US" w:bidi="en_US"/>
-        </w:rPr>
-      </w:r>
-      <w:r>
-        <w:rPr>
-          <w:b/>
-          <w:lang w:val="en_US" w:bidi="en_US"/>
-        </w:rPr>
         <w:t>"But"</w:t>
       </w:r>
     </w:p>
@@ -46303,21 +40538,6 @@
           <w:b/>
           <w:lang w:val="en_US" w:bidi="en_US"/>
         </w:rPr>
-        <w:t>ἀπέστειλα</w:t>
-      </w:r>
-    </w:p>
-    <w:p>
-      <w:pPr/>
-      <w:r>
-        <w:rPr>
-          <w:lang w:val="en_US" w:bidi="en_US"/>
-        </w:rPr>
-      </w:r>
-      <w:r>
-        <w:rPr>
-          <w:b/>
-          <w:lang w:val="en_US" w:bidi="en_US"/>
-        </w:rPr>
         <w:t>"I sent"</w:t>
       </w:r>
     </w:p>
@@ -46453,21 +40673,6 @@
           <w:b/>
           <w:lang w:val="en_US" w:bidi="en_US"/>
         </w:rPr>
-        <w:t>φελόνην</w:t>
-      </w:r>
-    </w:p>
-    <w:p>
-      <w:pPr/>
-      <w:r>
-        <w:rPr>
-          <w:lang w:val="en_US" w:bidi="en_US"/>
-        </w:rPr>
-      </w:r>
-      <w:r>
-        <w:rPr>
-          <w:b/>
-          <w:lang w:val="en_US" w:bidi="en_US"/>
-        </w:rPr>
         <w:t>"cloak"</w:t>
       </w:r>
     </w:p>
@@ -46564,21 +40769,6 @@
           <w:b/>
           <w:lang w:val="en_US" w:bidi="en_US"/>
         </w:rPr>
-        <w:t>Κάρπῳ</w:t>
-      </w:r>
-    </w:p>
-    <w:p>
-      <w:pPr/>
-      <w:r>
-        <w:rPr>
-          <w:lang w:val="en_US" w:bidi="en_US"/>
-        </w:rPr>
-      </w:r>
-      <w:r>
-        <w:rPr>
-          <w:b/>
-          <w:lang w:val="en_US" w:bidi="en_US"/>
-        </w:rPr>
         <w:t>"Carpus"</w:t>
       </w:r>
     </w:p>
@@ -46675,21 +40865,6 @@
           <w:b/>
           <w:lang w:val="en_US" w:bidi="en_US"/>
         </w:rPr>
-        <w:t>ἐρχόμενος</w:t>
-      </w:r>
-    </w:p>
-    <w:p>
-      <w:pPr/>
-      <w:r>
-        <w:rPr>
-          <w:lang w:val="en_US" w:bidi="en_US"/>
-        </w:rPr>
-      </w:r>
-      <w:r>
-        <w:rPr>
-          <w:b/>
-          <w:lang w:val="en_US" w:bidi="en_US"/>
-        </w:rPr>
         <w:t>"coming"</w:t>
       </w:r>
     </w:p>
@@ -46786,21 +40961,6 @@
           <w:b/>
           <w:lang w:val="en_US" w:bidi="en_US"/>
         </w:rPr>
-        <w:t>μάλιστα τὰς μεμβράνας</w:t>
-      </w:r>
-    </w:p>
-    <w:p>
-      <w:pPr/>
-      <w:r>
-        <w:rPr>
-          <w:lang w:val="en_US" w:bidi="en_US"/>
-        </w:rPr>
-      </w:r>
-      <w:r>
-        <w:rPr>
-          <w:b/>
-          <w:lang w:val="en_US" w:bidi="en_US"/>
-        </w:rPr>
         <w:t>"especially the parchments"</w:t>
       </w:r>
     </w:p>
@@ -46936,21 +41096,6 @@
           <w:b/>
           <w:lang w:val="en_US" w:bidi="en_US"/>
         </w:rPr>
-        <w:t>τὰς μεμβράνας</w:t>
-      </w:r>
-    </w:p>
-    <w:p>
-      <w:pPr/>
-      <w:r>
-        <w:rPr>
-          <w:lang w:val="en_US" w:bidi="en_US"/>
-        </w:rPr>
-      </w:r>
-      <w:r>
-        <w:rPr>
-          <w:b/>
-          <w:lang w:val="en_US" w:bidi="en_US"/>
-        </w:rPr>
         <w:t>"the parchments"</w:t>
       </w:r>
     </w:p>
@@ -47047,21 +41192,6 @@
           <w:b/>
           <w:lang w:val="en_US" w:bidi="en_US"/>
         </w:rPr>
-        <w:t>Ἀλέξανδρος ὁ χαλκεὺς</w:t>
-      </w:r>
-    </w:p>
-    <w:p>
-      <w:pPr/>
-      <w:r>
-        <w:rPr>
-          <w:lang w:val="en_US" w:bidi="en_US"/>
-        </w:rPr>
-      </w:r>
-      <w:r>
-        <w:rPr>
-          <w:b/>
-          <w:lang w:val="en_US" w:bidi="en_US"/>
-        </w:rPr>
         <w:t>"Alexander the coppersmith"</w:t>
       </w:r>
     </w:p>
@@ -47158,21 +41288,6 @@
           <w:b/>
           <w:lang w:val="en_US" w:bidi="en_US"/>
         </w:rPr>
-        <w:t>Ἀλέξανδρος</w:t>
-      </w:r>
-    </w:p>
-    <w:p>
-      <w:pPr/>
-      <w:r>
-        <w:rPr>
-          <w:lang w:val="en_US" w:bidi="en_US"/>
-        </w:rPr>
-      </w:r>
-      <w:r>
-        <w:rPr>
-          <w:b/>
-          <w:lang w:val="en_US" w:bidi="en_US"/>
-        </w:rPr>
         <w:t>"Alexander"</w:t>
       </w:r>
     </w:p>
@@ -47269,21 +41384,6 @@
           <w:b/>
           <w:lang w:val="en_US" w:bidi="en_US"/>
         </w:rPr>
-        <w:t>πολλά μοι κακὰ ἐνεδείξατο</w:t>
-      </w:r>
-    </w:p>
-    <w:p>
-      <w:pPr/>
-      <w:r>
-        <w:rPr>
-          <w:lang w:val="en_US" w:bidi="en_US"/>
-        </w:rPr>
-      </w:r>
-      <w:r>
-        <w:rPr>
-          <w:b/>
-          <w:lang w:val="en_US" w:bidi="en_US"/>
-        </w:rPr>
         <w:t>"showed many evils to me"</w:t>
       </w:r>
     </w:p>
@@ -47367,21 +41467,6 @@
           <w:b/>
           <w:lang w:val="en_US" w:bidi="en_US"/>
         </w:rPr>
-        <w:t>ἀποδώσει αὐτῷ ὁ Κύριος</w:t>
-      </w:r>
-    </w:p>
-    <w:p>
-      <w:pPr/>
-      <w:r>
-        <w:rPr>
-          <w:lang w:val="en_US" w:bidi="en_US"/>
-        </w:rPr>
-      </w:r>
-      <w:r>
-        <w:rPr>
-          <w:b/>
-          <w:lang w:val="en_US" w:bidi="en_US"/>
-        </w:rPr>
         <w:t>"The Lord will repay him"</w:t>
       </w:r>
     </w:p>
@@ -47504,21 +41589,6 @@
           <w:b/>
           <w:lang w:val="en_US" w:bidi="en_US"/>
         </w:rPr>
-        <w:t>ὃν καὶ σὺ φυλάσσου, λίαν γὰρ ἀντέστη τοῖς ἡμετέροις λόγοις</w:t>
-      </w:r>
-    </w:p>
-    <w:p>
-      <w:pPr/>
-      <w:r>
-        <w:rPr>
-          <w:lang w:val="en_US" w:bidi="en_US"/>
-        </w:rPr>
-      </w:r>
-      <w:r>
-        <w:rPr>
-          <w:b/>
-          <w:lang w:val="en_US" w:bidi="en_US"/>
-        </w:rPr>
         <w:t>"whom you also, guard yourself against, for he opposed our words very much"</w:t>
       </w:r>
     </w:p>
@@ -47602,21 +41672,6 @@
           <w:b/>
           <w:lang w:val="en_US" w:bidi="en_US"/>
         </w:rPr>
-        <w:t>τοῖς ἡμετέροις λόγοις</w:t>
-      </w:r>
-    </w:p>
-    <w:p>
-      <w:pPr/>
-      <w:r>
-        <w:rPr>
-          <w:lang w:val="en_US" w:bidi="en_US"/>
-        </w:rPr>
-      </w:r>
-      <w:r>
-        <w:rPr>
-          <w:b/>
-          <w:lang w:val="en_US" w:bidi="en_US"/>
-        </w:rPr>
         <w:t>"our words"</w:t>
       </w:r>
     </w:p>
@@ -47726,21 +41781,6 @@
           <w:b/>
           <w:lang w:val="en_US" w:bidi="en_US"/>
         </w:rPr>
-        <w:t>ἐν τῇ πρώτῃ μου ἀπολογίᾳ</w:t>
-      </w:r>
-    </w:p>
-    <w:p>
-      <w:pPr/>
-      <w:r>
-        <w:rPr>
-          <w:lang w:val="en_US" w:bidi="en_US"/>
-        </w:rPr>
-      </w:r>
-      <w:r>
-        <w:rPr>
-          <w:b/>
-          <w:lang w:val="en_US" w:bidi="en_US"/>
-        </w:rPr>
         <w:t>"At my first defense"</w:t>
       </w:r>
     </w:p>
@@ -47837,21 +41877,6 @@
           <w:b/>
           <w:lang w:val="en_US" w:bidi="en_US"/>
         </w:rPr>
-        <w:t>οὐδείς μοι παρεγένετο</w:t>
-      </w:r>
-    </w:p>
-    <w:p>
-      <w:pPr/>
-      <w:r>
-        <w:rPr>
-          <w:lang w:val="en_US" w:bidi="en_US"/>
-        </w:rPr>
-      </w:r>
-      <w:r>
-        <w:rPr>
-          <w:b/>
-          <w:lang w:val="en_US" w:bidi="en_US"/>
-        </w:rPr>
         <w:t>"no one appeared with me"</w:t>
       </w:r>
     </w:p>
@@ -47948,21 +41973,6 @@
           <w:b/>
           <w:lang w:val="en_US" w:bidi="en_US"/>
         </w:rPr>
-        <w:t>πάντες</w:t>
-      </w:r>
-    </w:p>
-    <w:p>
-      <w:pPr/>
-      <w:r>
-        <w:rPr>
-          <w:lang w:val="en_US" w:bidi="en_US"/>
-        </w:rPr>
-      </w:r>
-      <w:r>
-        <w:rPr>
-          <w:b/>
-          <w:lang w:val="en_US" w:bidi="en_US"/>
-        </w:rPr>
         <w:t>"all"</w:t>
       </w:r>
     </w:p>
@@ -48059,21 +42069,6 @@
           <w:b/>
           <w:lang w:val="en_US" w:bidi="en_US"/>
         </w:rPr>
-        <w:t>μὴ αὐτοῖς λογισθείη</w:t>
-      </w:r>
-    </w:p>
-    <w:p>
-      <w:pPr/>
-      <w:r>
-        <w:rPr>
-          <w:lang w:val="en_US" w:bidi="en_US"/>
-        </w:rPr>
-      </w:r>
-      <w:r>
-        <w:rPr>
-          <w:b/>
-          <w:lang w:val="en_US" w:bidi="en_US"/>
-        </w:rPr>
         <w:t>"May it not be reckoned against them"</w:t>
       </w:r>
     </w:p>
@@ -48157,21 +42152,6 @@
           <w:b/>
           <w:lang w:val="en_US" w:bidi="en_US"/>
         </w:rPr>
-        <w:t>μὴ αὐτοῖς λογισθείη</w:t>
-      </w:r>
-    </w:p>
-    <w:p>
-      <w:pPr/>
-      <w:r>
-        <w:rPr>
-          <w:lang w:val="en_US" w:bidi="en_US"/>
-        </w:rPr>
-      </w:r>
-      <w:r>
-        <w:rPr>
-          <w:b/>
-          <w:lang w:val="en_US" w:bidi="en_US"/>
-        </w:rPr>
         <w:t>"May it not be reckoned against them"</w:t>
       </w:r>
     </w:p>
@@ -48255,21 +42235,6 @@
           <w:b/>
           <w:lang w:val="en_US" w:bidi="en_US"/>
         </w:rPr>
-        <w:t>δὲ</w:t>
-      </w:r>
-    </w:p>
-    <w:p>
-      <w:pPr/>
-      <w:r>
-        <w:rPr>
-          <w:lang w:val="en_US" w:bidi="en_US"/>
-        </w:rPr>
-      </w:r>
-      <w:r>
-        <w:rPr>
-          <w:b/>
-          <w:lang w:val="en_US" w:bidi="en_US"/>
-        </w:rPr>
         <w:t>"But"</w:t>
       </w:r>
     </w:p>
@@ -48312,7 +42277,7 @@
         </w:rPr>
         <w:t xml:space="preserve"> did in contrast to what the rest of the believers did (see </w:t>
       </w:r>
-      <w:hyperlink r:id="rId47">
+      <w:hyperlink r:id="rId45">
         <w:r>
           <w:rPr>
             <w:lang w:val="en_US" w:bidi="en_US"/>
@@ -48410,21 +42375,6 @@
           <w:b/>
           <w:lang w:val="en_US" w:bidi="en_US"/>
         </w:rPr>
-        <w:t>ὁ &amp; Κύριός μοι παρέστη</w:t>
-      </w:r>
-    </w:p>
-    <w:p>
-      <w:pPr/>
-      <w:r>
-        <w:rPr>
-          <w:lang w:val="en_US" w:bidi="en_US"/>
-        </w:rPr>
-      </w:r>
-      <w:r>
-        <w:rPr>
-          <w:b/>
-          <w:lang w:val="en_US" w:bidi="en_US"/>
-        </w:rPr>
         <w:t>"the Lord stood with me"</w:t>
       </w:r>
     </w:p>
@@ -48547,21 +42497,6 @@
           <w:b/>
           <w:lang w:val="en_US" w:bidi="en_US"/>
         </w:rPr>
-        <w:t>δι’ ἐμοῦ τὸ κήρυγμα πληροφορηθῇ</w:t>
-      </w:r>
-    </w:p>
-    <w:p>
-      <w:pPr/>
-      <w:r>
-        <w:rPr>
-          <w:lang w:val="en_US" w:bidi="en_US"/>
-        </w:rPr>
-      </w:r>
-      <w:r>
-        <w:rPr>
-          <w:b/>
-          <w:lang w:val="en_US" w:bidi="en_US"/>
-        </w:rPr>
         <w:t>"through me the proclamation might be fulfilled"</w:t>
       </w:r>
     </w:p>
@@ -48645,21 +42580,6 @@
           <w:b/>
           <w:lang w:val="en_US" w:bidi="en_US"/>
         </w:rPr>
-        <w:t>δι’ ἐμοῦ τὸ κήρυγμα πληροφορηθῇ</w:t>
-      </w:r>
-    </w:p>
-    <w:p>
-      <w:pPr/>
-      <w:r>
-        <w:rPr>
-          <w:lang w:val="en_US" w:bidi="en_US"/>
-        </w:rPr>
-      </w:r>
-      <w:r>
-        <w:rPr>
-          <w:b/>
-          <w:lang w:val="en_US" w:bidi="en_US"/>
-        </w:rPr>
         <w:t>"through me the proclamation might be fulfilled"</w:t>
       </w:r>
     </w:p>
@@ -48769,21 +42689,6 @@
           <w:b/>
           <w:lang w:val="en_US" w:bidi="en_US"/>
         </w:rPr>
-        <w:t>τὸ κήρυγμα πληροφορηθῇ</w:t>
-      </w:r>
-    </w:p>
-    <w:p>
-      <w:pPr/>
-      <w:r>
-        <w:rPr>
-          <w:lang w:val="en_US" w:bidi="en_US"/>
-        </w:rPr>
-      </w:r>
-      <w:r>
-        <w:rPr>
-          <w:b/>
-          <w:lang w:val="en_US" w:bidi="en_US"/>
-        </w:rPr>
         <w:t>"the proclamation might be fulfilled"</w:t>
       </w:r>
     </w:p>
@@ -48880,21 +42785,6 @@
           <w:b/>
           <w:lang w:val="en_US" w:bidi="en_US"/>
         </w:rPr>
-        <w:t>πάντα τὰ ἔθνη</w:t>
-      </w:r>
-    </w:p>
-    <w:p>
-      <w:pPr/>
-      <w:r>
-        <w:rPr>
-          <w:lang w:val="en_US" w:bidi="en_US"/>
-        </w:rPr>
-      </w:r>
-      <w:r>
-        <w:rPr>
-          <w:b/>
-          <w:lang w:val="en_US" w:bidi="en_US"/>
-        </w:rPr>
         <w:t>"all the Gentiles"</w:t>
       </w:r>
     </w:p>
@@ -48991,21 +42881,6 @@
           <w:b/>
           <w:lang w:val="en_US" w:bidi="en_US"/>
         </w:rPr>
-        <w:t>ἐρύσθην ἐκ στόματος λέοντος</w:t>
-      </w:r>
-    </w:p>
-    <w:p>
-      <w:pPr/>
-      <w:r>
-        <w:rPr>
-          <w:lang w:val="en_US" w:bidi="en_US"/>
-        </w:rPr>
-      </w:r>
-      <w:r>
-        <w:rPr>
-          <w:b/>
-          <w:lang w:val="en_US" w:bidi="en_US"/>
-        </w:rPr>
         <w:t>"I was rescued out of the mouth of the lion"</w:t>
       </w:r>
     </w:p>
@@ -49115,21 +42990,6 @@
           <w:b/>
           <w:lang w:val="en_US" w:bidi="en_US"/>
         </w:rPr>
-        <w:t>ἐρύσθην</w:t>
-      </w:r>
-    </w:p>
-    <w:p>
-      <w:pPr/>
-      <w:r>
-        <w:rPr>
-          <w:lang w:val="en_US" w:bidi="en_US"/>
-        </w:rPr>
-      </w:r>
-      <w:r>
-        <w:rPr>
-          <w:b/>
-          <w:lang w:val="en_US" w:bidi="en_US"/>
-        </w:rPr>
         <w:t>"I was rescued"</w:t>
       </w:r>
     </w:p>
@@ -49213,21 +43073,6 @@
           <w:b/>
           <w:lang w:val="en_US" w:bidi="en_US"/>
         </w:rPr>
-        <w:t>ᾧ ἡ δόξα</w:t>
-      </w:r>
-    </w:p>
-    <w:p>
-      <w:pPr/>
-      <w:r>
-        <w:rPr>
-          <w:lang w:val="en_US" w:bidi="en_US"/>
-        </w:rPr>
-      </w:r>
-      <w:r>
-        <w:rPr>
-          <w:b/>
-          <w:lang w:val="en_US" w:bidi="en_US"/>
-        </w:rPr>
         <w:t>"To him {be} the glory"</w:t>
       </w:r>
     </w:p>
@@ -49324,21 +43169,6 @@
           <w:b/>
           <w:lang w:val="en_US" w:bidi="en_US"/>
         </w:rPr>
-        <w:t>εἰς τοὺς αἰῶνας τῶν αἰώνων</w:t>
-      </w:r>
-    </w:p>
-    <w:p>
-      <w:pPr/>
-      <w:r>
-        <w:rPr>
-          <w:lang w:val="en_US" w:bidi="en_US"/>
-        </w:rPr>
-      </w:r>
-      <w:r>
-        <w:rPr>
-          <w:b/>
-          <w:lang w:val="en_US" w:bidi="en_US"/>
-        </w:rPr>
         <w:t>"forever {and} ever"</w:t>
       </w:r>
     </w:p>
@@ -49521,7 +43351,7 @@
         </w:rPr>
         <w:t xml:space="preserve"> is the name of a man. See how you translated this name in </w:t>
       </w:r>
-      <w:hyperlink r:id="rId20">
+      <w:hyperlink r:id="rId18">
         <w:r>
           <w:rPr>
             <w:lang w:val="en_US" w:bidi="en_US"/>
@@ -49606,21 +43436,6 @@
           <w:b/>
           <w:lang w:val="en_US" w:bidi="en_US"/>
         </w:rPr>
-        <w:t>Ἔραστος &amp; Τρόφιμον</w:t>
-      </w:r>
-    </w:p>
-    <w:p>
-      <w:pPr/>
-      <w:r>
-        <w:rPr>
-          <w:lang w:val="en_US" w:bidi="en_US"/>
-        </w:rPr>
-      </w:r>
-      <w:r>
-        <w:rPr>
-          <w:b/>
-          <w:lang w:val="en_US" w:bidi="en_US"/>
-        </w:rPr>
         <w:t>"Erastus"</w:t>
       </w:r>
       <w:r>
@@ -49743,21 +43558,6 @@
           <w:b/>
           <w:lang w:val="en_US" w:bidi="en_US"/>
         </w:rPr>
-        <w:t>Μιλήτῳ</w:t>
-      </w:r>
-    </w:p>
-    <w:p>
-      <w:pPr/>
-      <w:r>
-        <w:rPr>
-          <w:lang w:val="en_US" w:bidi="en_US"/>
-        </w:rPr>
-      </w:r>
-      <w:r>
-        <w:rPr>
-          <w:b/>
-          <w:lang w:val="en_US" w:bidi="en_US"/>
-        </w:rPr>
         <w:t>"Miletus"</w:t>
       </w:r>
     </w:p>
@@ -49854,21 +43654,6 @@
           <w:b/>
           <w:lang w:val="en_US" w:bidi="en_US"/>
         </w:rPr>
-        <w:t>σπούδασον &amp; ἐλθεῖν</w:t>
-      </w:r>
-    </w:p>
-    <w:p>
-      <w:pPr/>
-      <w:r>
-        <w:rPr>
-          <w:lang w:val="en_US" w:bidi="en_US"/>
-        </w:rPr>
-      </w:r>
-      <w:r>
-        <w:rPr>
-          <w:b/>
-          <w:lang w:val="en_US" w:bidi="en_US"/>
-        </w:rPr>
         <w:t>"Strive to come"</w:t>
       </w:r>
     </w:p>
@@ -49932,21 +43717,6 @@
           <w:b/>
           <w:lang w:val="en_US" w:bidi="en_US"/>
         </w:rPr>
-        <w:t>πρὸ χειμῶνος</w:t>
-      </w:r>
-    </w:p>
-    <w:p>
-      <w:pPr/>
-      <w:r>
-        <w:rPr>
-          <w:lang w:val="en_US" w:bidi="en_US"/>
-        </w:rPr>
-      </w:r>
-      <w:r>
-        <w:rPr>
-          <w:b/>
-          <w:lang w:val="en_US" w:bidi="en_US"/>
-        </w:rPr>
         <w:t>"before winter"</w:t>
       </w:r>
     </w:p>
@@ -50106,21 +43876,6 @@
           <w:b/>
           <w:lang w:val="en_US" w:bidi="en_US"/>
         </w:rPr>
-        <w:t>ἀσπάζεταί σε Εὔβουλος, καὶ Πούδης, καὶ Λίνος, καὶ Κλαυδία, καὶ οἱ ἀδελφοὶ</w:t>
-      </w:r>
-    </w:p>
-    <w:p>
-      <w:pPr/>
-      <w:r>
-        <w:rPr>
-          <w:lang w:val="en_US" w:bidi="en_US"/>
-        </w:rPr>
-      </w:r>
-      <w:r>
-        <w:rPr>
-          <w:b/>
-          <w:lang w:val="en_US" w:bidi="en_US"/>
-        </w:rPr>
         <w:t>"Eubulus greets you, and Pudens and Linus and Claudia and the brothers"</w:t>
       </w:r>
     </w:p>
@@ -50204,21 +43959,6 @@
           <w:b/>
           <w:lang w:val="en_US" w:bidi="en_US"/>
         </w:rPr>
-        <w:t>Εὔβουλος &amp; Πούδης &amp; Λίνος</w:t>
-      </w:r>
-    </w:p>
-    <w:p>
-      <w:pPr/>
-      <w:r>
-        <w:rPr>
-          <w:lang w:val="en_US" w:bidi="en_US"/>
-        </w:rPr>
-      </w:r>
-      <w:r>
-        <w:rPr>
-          <w:b/>
-          <w:lang w:val="en_US" w:bidi="en_US"/>
-        </w:rPr>
         <w:t>"Eubulus"</w:t>
       </w:r>
       <w:r>
@@ -50367,21 +44107,6 @@
           <w:b/>
           <w:lang w:val="en_US" w:bidi="en_US"/>
         </w:rPr>
-        <w:t>Κλαυδία</w:t>
-      </w:r>
-    </w:p>
-    <w:p>
-      <w:pPr/>
-      <w:r>
-        <w:rPr>
-          <w:lang w:val="en_US" w:bidi="en_US"/>
-        </w:rPr>
-      </w:r>
-      <w:r>
-        <w:rPr>
-          <w:b/>
-          <w:lang w:val="en_US" w:bidi="en_US"/>
-        </w:rPr>
         <w:t>"Claudia"</w:t>
       </w:r>
     </w:p>
@@ -50478,21 +44203,6 @@
           <w:b/>
           <w:lang w:val="en_US" w:bidi="en_US"/>
         </w:rPr>
-        <w:t>οἱ ἀδελφοὶ</w:t>
-      </w:r>
-    </w:p>
-    <w:p>
-      <w:pPr/>
-      <w:r>
-        <w:rPr>
-          <w:lang w:val="en_US" w:bidi="en_US"/>
-        </w:rPr>
-      </w:r>
-      <w:r>
-        <w:rPr>
-          <w:b/>
-          <w:lang w:val="en_US" w:bidi="en_US"/>
-        </w:rPr>
         <w:t>"the brothers"</w:t>
       </w:r>
     </w:p>
@@ -50654,21 +44364,6 @@
           <w:b/>
           <w:lang w:val="en_US" w:bidi="en_US"/>
         </w:rPr>
-        <w:t>οἱ ἀδελφοὶ</w:t>
-      </w:r>
-    </w:p>
-    <w:p>
-      <w:pPr/>
-      <w:r>
-        <w:rPr>
-          <w:lang w:val="en_US" w:bidi="en_US"/>
-        </w:rPr>
-      </w:r>
-      <w:r>
-        <w:rPr>
-          <w:b/>
-          <w:lang w:val="en_US" w:bidi="en_US"/>
-        </w:rPr>
         <w:t>"the brothers"</w:t>
       </w:r>
     </w:p>
@@ -50765,21 +44460,6 @@
           <w:b/>
           <w:lang w:val="en_US" w:bidi="en_US"/>
         </w:rPr>
-        <w:t>οἱ ἀδελφοὶ</w:t>
-      </w:r>
-    </w:p>
-    <w:p>
-      <w:pPr/>
-      <w:r>
-        <w:rPr>
-          <w:lang w:val="en_US" w:bidi="en_US"/>
-        </w:rPr>
-      </w:r>
-      <w:r>
-        <w:rPr>
-          <w:b/>
-          <w:lang w:val="en_US" w:bidi="en_US"/>
-        </w:rPr>
         <w:t>"the brothers"</w:t>
       </w:r>
     </w:p>
@@ -50876,21 +44556,6 @@
           <w:b/>
           <w:lang w:val="en_US" w:bidi="en_US"/>
         </w:rPr>
-        <w:t>ὁ Κύριος μετὰ τοῦ πνεύματός σου</w:t>
-      </w:r>
-    </w:p>
-    <w:p>
-      <w:pPr/>
-      <w:r>
-        <w:rPr>
-          <w:lang w:val="en_US" w:bidi="en_US"/>
-        </w:rPr>
-      </w:r>
-      <w:r>
-        <w:rPr>
-          <w:b/>
-          <w:lang w:val="en_US" w:bidi="en_US"/>
-        </w:rPr>
         <w:t>"The Lord be} with your spirit"</w:t>
       </w:r>
     </w:p>
@@ -50974,21 +44639,6 @@
           <w:b/>
           <w:lang w:val="en_US" w:bidi="en_US"/>
         </w:rPr>
-        <w:t>ὁ Κύριος</w:t>
-      </w:r>
-    </w:p>
-    <w:p>
-      <w:pPr/>
-      <w:r>
-        <w:rPr>
-          <w:lang w:val="en_US" w:bidi="en_US"/>
-        </w:rPr>
-      </w:r>
-      <w:r>
-        <w:rPr>
-          <w:b/>
-          <w:lang w:val="en_US" w:bidi="en_US"/>
-        </w:rPr>
         <w:t>"The Lord"</w:t>
       </w:r>
     </w:p>
@@ -51085,21 +44735,6 @@
           <w:b/>
           <w:lang w:val="en_US" w:bidi="en_US"/>
         </w:rPr>
-        <w:t>μετὰ τοῦ πνεύματός σου</w:t>
-      </w:r>
-    </w:p>
-    <w:p>
-      <w:pPr/>
-      <w:r>
-        <w:rPr>
-          <w:lang w:val="en_US" w:bidi="en_US"/>
-        </w:rPr>
-      </w:r>
-      <w:r>
-        <w:rPr>
-          <w:b/>
-          <w:lang w:val="en_US" w:bidi="en_US"/>
-        </w:rPr>
         <w:t>"be} with your spirit"</w:t>
       </w:r>
     </w:p>
@@ -51209,21 +44844,6 @@
           <w:b/>
           <w:lang w:val="en_US" w:bidi="en_US"/>
         </w:rPr>
-        <w:t>ἡ χάρις μεθ’ ὑμῶν</w:t>
-      </w:r>
-    </w:p>
-    <w:p>
-      <w:pPr/>
-      <w:r>
-        <w:rPr>
-          <w:lang w:val="en_US" w:bidi="en_US"/>
-        </w:rPr>
-      </w:r>
-      <w:r>
-        <w:rPr>
-          <w:b/>
-          <w:lang w:val="en_US" w:bidi="en_US"/>
-        </w:rPr>
         <w:t>"Grace {be} with you"</w:t>
       </w:r>
     </w:p>
@@ -51320,21 +44940,6 @@
           <w:b/>
           <w:lang w:val="en_US" w:bidi="en_US"/>
         </w:rPr>
-        <w:t>ἡ χάρις μεθ’ ὑμῶν</w:t>
-      </w:r>
-    </w:p>
-    <w:p>
-      <w:pPr/>
-      <w:r>
-        <w:rPr>
-          <w:lang w:val="en_US" w:bidi="en_US"/>
-        </w:rPr>
-      </w:r>
-      <w:r>
-        <w:rPr>
-          <w:b/>
-          <w:lang w:val="en_US" w:bidi="en_US"/>
-        </w:rPr>
         <w:t>"Grace {be} with you"</w:t>
       </w:r>
     </w:p>
@@ -51431,21 +45036,6 @@
           <w:b/>
           <w:lang w:val="en_US" w:bidi="en_US"/>
         </w:rPr>
-        <w:t>ὑμῶν</w:t>
-      </w:r>
-    </w:p>
-    <w:p>
-      <w:pPr/>
-      <w:r>
-        <w:rPr>
-          <w:lang w:val="en_US" w:bidi="en_US"/>
-        </w:rPr>
-      </w:r>
-      <w:r>
-        <w:rPr>
-          <w:b/>
-          <w:lang w:val="en_US" w:bidi="en_US"/>
-        </w:rPr>
         <w:t>"you"</w:t>
       </w:r>
     </w:p>
@@ -51528,21 +45118,6 @@
         <w:rPr>
           <w:lang w:val="en_US" w:bidi="en_US"/>
         </w:rPr>
-      </w:r>
-    </w:p>
-    <w:p>
-      <w:pPr/>
-      <w:r>
-        <w:rPr>
-          <w:lang w:val="en_US" w:bidi="en_US"/>
-        </w:rPr>
-      </w:r>
-      <w:r>
-        <w:rPr>
-          <w:b/>
-          <w:lang w:val="en_US" w:bidi="en_US"/>
-        </w:rPr>
-        <w:t>ὑμῶν</w:t>
       </w:r>
     </w:p>
     <w:p>

--- a/eng/docx/55.content.docx
+++ b/eng/docx/55.content.docx
@@ -28,15 +28,49 @@
       </w:r>
     </w:p>
     <w:p>
-      <w:pPr/>
-      <w:r>
-        <w:rPr>
-          <w:lang w:val="en_US" w:bidi="en_US"/>
-        </w:rPr>
-      </w:r>
-      <w:r>
-        <w:rPr>
-          <w:b/>
+      <w:pPr>
+        <w:pStyle w:val="Heading2"/>
+      </w:pPr>
+      <w:r>
+        <w:rPr>
+          <w:lang w:val="en_US" w:bidi="en_US"/>
+        </w:rPr>
+        <w:t>License Information</w:t>
+      </w:r>
+      <w:r>
+        <w:rPr>
+          <w:lang w:val="en_US" w:bidi="en_US"/>
+        </w:rPr>
+      </w:r>
+    </w:p>
+    <w:p>
+      <w:pPr/>
+      <w:r>
+        <w:rPr>
+          <w:lang w:val="en_US" w:bidi="en_US"/>
+        </w:rPr>
+      </w:r>
+      <w:r>
+        <w:rPr>
+          <w:b/>
+          <w:lang w:val="en_US" w:bidi="en_US"/>
+        </w:rPr>
+        <w:t>Translation Notes (unfoldingWord)</w:t>
+      </w:r>
+      <w:r>
+        <w:rPr>
+          <w:lang w:val="en_US" w:bidi="en_US"/>
+        </w:rPr>
+        <w:t xml:space="preserve"> is based on</w:t>
+      </w:r>
+      <w:r>
+        <w:rPr>
+          <w:lang w:val="en_US" w:bidi="en_US"/>
+        </w:rPr>
+        <w:t xml:space="preserve">: </w:t>
+      </w:r>
+      <w:r>
+        <w:rPr>
           <w:lang w:val="en_US" w:bidi="en_US"/>
         </w:rPr>
         <w:t>unfoldingWord® Translation Notes</w:t>
@@ -45,31 +79,62 @@
         <w:rPr>
           <w:lang w:val="en_US" w:bidi="en_US"/>
         </w:rPr>
-        <w:t xml:space="preserve"> © 2022 unfoldingWord. Released under CC BY-SA 4.0 license. </w:t>
-      </w:r>
-      <w:r>
-        <w:rPr>
-          <w:lang w:val="en_US" w:bidi="en_US"/>
-        </w:rPr>
-        <w:t>unfoldingWord® Translation Notes</w:t>
-      </w:r>
-      <w:r>
-        <w:rPr>
-          <w:lang w:val="en_US" w:bidi="en_US"/>
-        </w:rPr>
-        <w:t xml:space="preserve"> has been adapted in the following languages: Tok Pisin, Arabic (عربي), French (Français), Hindi (हिंदी), Indonesian (Bahasa Indonesia), Portuguese (Português), Russian (Русский), Spanish (Español), Swahili (Kiswahili), and Simplified Chinese (简体中文) from </w:t>
-      </w:r>
-      <w:r>
-        <w:rPr>
-          <w:lang w:val="en_US" w:bidi="en_US"/>
-        </w:rPr>
-        <w:t>unfoldingWord® Translation Notes</w:t>
-      </w:r>
-      <w:r>
-        <w:rPr>
-          <w:lang w:val="en_US" w:bidi="en_US"/>
-        </w:rPr>
-        <w:t xml:space="preserve"> © 2022 unfoldingWord. Released under CC BY-SA 4.0 license by Mission Mutual</w:t>
+        <w:t xml:space="preserve">, </w:t>
+      </w:r>
+      <w:hyperlink r:id="rId13">
+        <w:r>
+          <w:rPr>
+            <w:lang w:val="en_US" w:bidi="en_US"/>
+          </w:rPr>
+          <w:rPr>
+            <w:color w:val="0000EE"/>
+            <w:u w:val="single"/>
+          </w:rPr>
+          <w:t>unfoldingWord</w:t>
+        </w:r>
+      </w:hyperlink>
+      <w:r>
+        <w:rPr>
+          <w:lang w:val="en_US" w:bidi="en_US"/>
+        </w:rPr>
+        <w:t xml:space="preserve">, 2022, which is licensed under a </w:t>
+      </w:r>
+      <w:hyperlink r:id="rId14">
+        <w:r>
+          <w:rPr>
+            <w:lang w:val="en_US" w:bidi="en_US"/>
+          </w:rPr>
+          <w:rPr>
+            <w:color w:val="0000EE"/>
+            <w:u w:val="single"/>
+          </w:rPr>
+          <w:t>CC BY-SA 4.0 license</w:t>
+        </w:r>
+      </w:hyperlink>
+      <w:r>
+        <w:rPr>
+          <w:lang w:val="en_US" w:bidi="en_US"/>
+        </w:rPr>
+        <w:t>.</w:t>
+      </w:r>
+      <w:r>
+        <w:rPr>
+          <w:lang w:val="en_US" w:bidi="en_US"/>
+        </w:rPr>
+      </w:r>
+    </w:p>
+    <w:p>
+      <w:pPr/>
+      <w:r>
+        <w:rPr>
+          <w:lang w:val="en_US" w:bidi="en_US"/>
+        </w:rPr>
+      </w:r>
+      <w:r>
+        <w:rPr>
+          <w:lang w:val="en_US" w:bidi="en_US"/>
+        </w:rPr>
+        <w:t>This PDF version is provided under the same license.</w:t>
       </w:r>
       <w:r>
         <w:rPr>
@@ -230,6 +295,21 @@
           <w:b/>
           <w:lang w:val="en_US" w:bidi="en_US"/>
         </w:rPr>
+        <w:t>Παῦλος, ἀπόστολος</w:t>
+      </w:r>
+    </w:p>
+    <w:p>
+      <w:pPr/>
+      <w:r>
+        <w:rPr>
+          <w:lang w:val="en_US" w:bidi="en_US"/>
+        </w:rPr>
+      </w:r>
+      <w:r>
+        <w:rPr>
+          <w:b/>
+          <w:lang w:val="en_US" w:bidi="en_US"/>
+        </w:rPr>
         <w:t>"Paul, an apostle"</w:t>
       </w:r>
     </w:p>
@@ -313,6 +393,21 @@
           <w:b/>
           <w:lang w:val="en_US" w:bidi="en_US"/>
         </w:rPr>
+        <w:t>διὰ θελήματος Θεοῦ</w:t>
+      </w:r>
+    </w:p>
+    <w:p>
+      <w:pPr/>
+      <w:r>
+        <w:rPr>
+          <w:lang w:val="en_US" w:bidi="en_US"/>
+        </w:rPr>
+      </w:r>
+      <w:r>
+        <w:rPr>
+          <w:b/>
+          <w:lang w:val="en_US" w:bidi="en_US"/>
+        </w:rPr>
         <w:t>"through the will of God"</w:t>
       </w:r>
     </w:p>
@@ -409,6 +504,21 @@
           <w:b/>
           <w:lang w:val="en_US" w:bidi="en_US"/>
         </w:rPr>
+        <w:t>κατ’</w:t>
+      </w:r>
+    </w:p>
+    <w:p>
+      <w:pPr/>
+      <w:r>
+        <w:rPr>
+          <w:lang w:val="en_US" w:bidi="en_US"/>
+        </w:rPr>
+      </w:r>
+      <w:r>
+        <w:rPr>
+          <w:b/>
+          <w:lang w:val="en_US" w:bidi="en_US"/>
+        </w:rPr>
         <w:t>"according to"</w:t>
       </w:r>
     </w:p>
@@ -583,6 +693,21 @@
           <w:b/>
           <w:lang w:val="en_US" w:bidi="en_US"/>
         </w:rPr>
+        <w:t>ἐπαγγελίαν ζωῆς</w:t>
+      </w:r>
+    </w:p>
+    <w:p>
+      <w:pPr/>
+      <w:r>
+        <w:rPr>
+          <w:lang w:val="en_US" w:bidi="en_US"/>
+        </w:rPr>
+      </w:r>
+      <w:r>
+        <w:rPr>
+          <w:b/>
+          <w:lang w:val="en_US" w:bidi="en_US"/>
+        </w:rPr>
         <w:t>"the promise of life"</w:t>
       </w:r>
     </w:p>
@@ -692,6 +817,21 @@
           <w:b/>
           <w:lang w:val="en_US" w:bidi="en_US"/>
         </w:rPr>
+        <w:t>ζωῆς τῆς ἐν Χριστῷ Ἰησοῦ</w:t>
+      </w:r>
+    </w:p>
+    <w:p>
+      <w:pPr/>
+      <w:r>
+        <w:rPr>
+          <w:lang w:val="en_US" w:bidi="en_US"/>
+        </w:rPr>
+      </w:r>
+      <w:r>
+        <w:rPr>
+          <w:b/>
+          <w:lang w:val="en_US" w:bidi="en_US"/>
+        </w:rPr>
         <w:t>"of life that {is} in Christ Jesus"</w:t>
       </w:r>
     </w:p>
@@ -840,6 +980,21 @@
           <w:b/>
           <w:lang w:val="en_US" w:bidi="en_US"/>
         </w:rPr>
+        <w:t>ζωῆς τῆς</w:t>
+      </w:r>
+    </w:p>
+    <w:p>
+      <w:pPr/>
+      <w:r>
+        <w:rPr>
+          <w:lang w:val="en_US" w:bidi="en_US"/>
+        </w:rPr>
+      </w:r>
+      <w:r>
+        <w:rPr>
+          <w:b/>
+          <w:lang w:val="en_US" w:bidi="en_US"/>
+        </w:rPr>
         <w:t>"of life that {is"</w:t>
       </w:r>
     </w:p>
@@ -936,6 +1091,21 @@
           <w:b/>
           <w:lang w:val="en_US" w:bidi="en_US"/>
         </w:rPr>
+        <w:t>ζωῆς τῆς</w:t>
+      </w:r>
+    </w:p>
+    <w:p>
+      <w:pPr/>
+      <w:r>
+        <w:rPr>
+          <w:lang w:val="en_US" w:bidi="en_US"/>
+        </w:rPr>
+      </w:r>
+      <w:r>
+        <w:rPr>
+          <w:b/>
+          <w:lang w:val="en_US" w:bidi="en_US"/>
+        </w:rPr>
         <w:t>"of life that {is"</w:t>
       </w:r>
     </w:p>
@@ -1032,6 +1202,21 @@
           <w:b/>
           <w:lang w:val="en_US" w:bidi="en_US"/>
         </w:rPr>
+        <w:t>Τιμοθέῳ</w:t>
+      </w:r>
+    </w:p>
+    <w:p>
+      <w:pPr/>
+      <w:r>
+        <w:rPr>
+          <w:lang w:val="en_US" w:bidi="en_US"/>
+        </w:rPr>
+      </w:r>
+      <w:r>
+        <w:rPr>
+          <w:b/>
+          <w:lang w:val="en_US" w:bidi="en_US"/>
+        </w:rPr>
         <w:t>"to Timothy"</w:t>
       </w:r>
     </w:p>
@@ -1115,6 +1300,21 @@
           <w:b/>
           <w:lang w:val="en_US" w:bidi="en_US"/>
         </w:rPr>
+        <w:t>ἀγαπητῷ τέκνῳ</w:t>
+      </w:r>
+    </w:p>
+    <w:p>
+      <w:pPr/>
+      <w:r>
+        <w:rPr>
+          <w:lang w:val="en_US" w:bidi="en_US"/>
+        </w:rPr>
+      </w:r>
+      <w:r>
+        <w:rPr>
+          <w:b/>
+          <w:lang w:val="en_US" w:bidi="en_US"/>
+        </w:rPr>
         <w:t>"beloved child"</w:t>
       </w:r>
     </w:p>
@@ -1211,6 +1411,21 @@
           <w:b/>
           <w:lang w:val="en_US" w:bidi="en_US"/>
         </w:rPr>
+        <w:t>ἀγαπητῷ τέκνῳ</w:t>
+      </w:r>
+    </w:p>
+    <w:p>
+      <w:pPr/>
+      <w:r>
+        <w:rPr>
+          <w:lang w:val="en_US" w:bidi="en_US"/>
+        </w:rPr>
+      </w:r>
+      <w:r>
+        <w:rPr>
+          <w:b/>
+          <w:lang w:val="en_US" w:bidi="en_US"/>
+        </w:rPr>
         <w:t>"beloved child"</w:t>
       </w:r>
     </w:p>
@@ -1294,6 +1509,21 @@
           <w:b/>
           <w:lang w:val="en_US" w:bidi="en_US"/>
         </w:rPr>
+        <w:t>χάρις, ἔλεος, εἰρήνη, ἀπὸ Θεοῦ Πατρὸς καὶ Χριστοῦ Ἰησοῦ τοῦ Κυρίου ἡμῶν</w:t>
+      </w:r>
+    </w:p>
+    <w:p>
+      <w:pPr/>
+      <w:r>
+        <w:rPr>
+          <w:lang w:val="en_US" w:bidi="en_US"/>
+        </w:rPr>
+      </w:r>
+      <w:r>
+        <w:rPr>
+          <w:b/>
+          <w:lang w:val="en_US" w:bidi="en_US"/>
+        </w:rPr>
         <w:t>"Grace, mercy, peace from God the Father and Christ Jesus our Lord"</w:t>
       </w:r>
     </w:p>
@@ -1377,6 +1607,21 @@
           <w:b/>
           <w:lang w:val="en_US" w:bidi="en_US"/>
         </w:rPr>
+        <w:t>χάρις, ἔλεος, εἰρήνη</w:t>
+      </w:r>
+    </w:p>
+    <w:p>
+      <w:pPr/>
+      <w:r>
+        <w:rPr>
+          <w:lang w:val="en_US" w:bidi="en_US"/>
+        </w:rPr>
+      </w:r>
+      <w:r>
+        <w:rPr>
+          <w:b/>
+          <w:lang w:val="en_US" w:bidi="en_US"/>
+        </w:rPr>
         <w:t>"Grace, mercy, peace"</w:t>
       </w:r>
     </w:p>
@@ -1499,6 +1744,21 @@
           <w:b/>
           <w:lang w:val="en_US" w:bidi="en_US"/>
         </w:rPr>
+        <w:t>Θεοῦ Πατρὸς</w:t>
+      </w:r>
+    </w:p>
+    <w:p>
+      <w:pPr/>
+      <w:r>
+        <w:rPr>
+          <w:lang w:val="en_US" w:bidi="en_US"/>
+        </w:rPr>
+      </w:r>
+      <w:r>
+        <w:rPr>
+          <w:b/>
+          <w:lang w:val="en_US" w:bidi="en_US"/>
+        </w:rPr>
         <w:t>"God the Father"</w:t>
       </w:r>
     </w:p>
@@ -1615,6 +1875,21 @@
           <w:b/>
           <w:lang w:val="en_US" w:bidi="en_US"/>
         </w:rPr>
+        <w:t>ἡμῶν</w:t>
+      </w:r>
+    </w:p>
+    <w:p>
+      <w:pPr/>
+      <w:r>
+        <w:rPr>
+          <w:lang w:val="en_US" w:bidi="en_US"/>
+        </w:rPr>
+      </w:r>
+      <w:r>
+        <w:rPr>
+          <w:b/>
+          <w:lang w:val="en_US" w:bidi="en_US"/>
+        </w:rPr>
         <w:t>"our"</w:t>
       </w:r>
     </w:p>
@@ -1711,6 +1986,21 @@
           <w:b/>
           <w:lang w:val="en_US" w:bidi="en_US"/>
         </w:rPr>
+        <w:t>χάριν ἔχω</w:t>
+      </w:r>
+    </w:p>
+    <w:p>
+      <w:pPr/>
+      <w:r>
+        <w:rPr>
+          <w:lang w:val="en_US" w:bidi="en_US"/>
+        </w:rPr>
+      </w:r>
+      <w:r>
+        <w:rPr>
+          <w:b/>
+          <w:lang w:val="en_US" w:bidi="en_US"/>
+        </w:rPr>
         <w:t>"I have gratitude"</w:t>
       </w:r>
     </w:p>
@@ -1807,6 +2097,21 @@
           <w:b/>
           <w:lang w:val="en_US" w:bidi="en_US"/>
         </w:rPr>
+        <w:t>ᾧ λατρεύω ἀπὸ προγόνων</w:t>
+      </w:r>
+    </w:p>
+    <w:p>
+      <w:pPr/>
+      <w:r>
+        <w:rPr>
+          <w:lang w:val="en_US" w:bidi="en_US"/>
+        </w:rPr>
+      </w:r>
+      <w:r>
+        <w:rPr>
+          <w:b/>
+          <w:lang w:val="en_US" w:bidi="en_US"/>
+        </w:rPr>
         <w:t>"whom I serve from my ancestors"</w:t>
       </w:r>
     </w:p>
@@ -1903,6 +2208,21 @@
           <w:b/>
           <w:lang w:val="en_US" w:bidi="en_US"/>
         </w:rPr>
+        <w:t>ἐν καθαρᾷ συνειδήσει</w:t>
+      </w:r>
+    </w:p>
+    <w:p>
+      <w:pPr/>
+      <w:r>
+        <w:rPr>
+          <w:lang w:val="en_US" w:bidi="en_US"/>
+        </w:rPr>
+      </w:r>
+      <w:r>
+        <w:rPr>
+          <w:b/>
+          <w:lang w:val="en_US" w:bidi="en_US"/>
+        </w:rPr>
         <w:t>"with a pure conscience"</w:t>
       </w:r>
     </w:p>
@@ -2012,6 +2332,21 @@
           <w:b/>
           <w:lang w:val="en_US" w:bidi="en_US"/>
         </w:rPr>
+        <w:t>ὡς ἀδιάλειπτον ἔχω τὴν περὶ σοῦ μνείαν</w:t>
+      </w:r>
+    </w:p>
+    <w:p>
+      <w:pPr/>
+      <w:r>
+        <w:rPr>
+          <w:lang w:val="en_US" w:bidi="en_US"/>
+        </w:rPr>
+      </w:r>
+      <w:r>
+        <w:rPr>
+          <w:b/>
+          <w:lang w:val="en_US" w:bidi="en_US"/>
+        </w:rPr>
         <w:t>"as I have the constant remembrance concerning you"</w:t>
       </w:r>
     </w:p>
@@ -2137,7 +2472,7 @@
         </w:rPr>
         <w:t xml:space="preserve">, “your,” and “yourself” refer to Timothy and so are singular. A note will discuss the one exception in </w:t>
       </w:r>
-      <w:hyperlink r:id="rId13">
+      <w:hyperlink r:id="rId15">
         <w:r>
           <w:rPr>
             <w:lang w:val="en_US" w:bidi="en_US"/>
@@ -2222,6 +2557,21 @@
           <w:b/>
           <w:lang w:val="en_US" w:bidi="en_US"/>
         </w:rPr>
+        <w:t>νυκτὸς καὶ ἡμέρας</w:t>
+      </w:r>
+    </w:p>
+    <w:p>
+      <w:pPr/>
+      <w:r>
+        <w:rPr>
+          <w:lang w:val="en_US" w:bidi="en_US"/>
+        </w:rPr>
+      </w:r>
+      <w:r>
+        <w:rPr>
+          <w:b/>
+          <w:lang w:val="en_US" w:bidi="en_US"/>
+        </w:rPr>
         <w:t>"night and day"</w:t>
       </w:r>
     </w:p>
@@ -2318,6 +2668,21 @@
           <w:b/>
           <w:lang w:val="en_US" w:bidi="en_US"/>
         </w:rPr>
+        <w:t>μεμνημένος σου τῶν δακρύων</w:t>
+      </w:r>
+    </w:p>
+    <w:p>
+      <w:pPr/>
+      <w:r>
+        <w:rPr>
+          <w:lang w:val="en_US" w:bidi="en_US"/>
+        </w:rPr>
+      </w:r>
+      <w:r>
+        <w:rPr>
+          <w:b/>
+          <w:lang w:val="en_US" w:bidi="en_US"/>
+        </w:rPr>
         <w:t>"remembering your tears"</w:t>
       </w:r>
     </w:p>
@@ -2414,6 +2779,21 @@
           <w:b/>
           <w:lang w:val="en_US" w:bidi="en_US"/>
         </w:rPr>
+        <w:t>σου τῶν δακρύων</w:t>
+      </w:r>
+    </w:p>
+    <w:p>
+      <w:pPr/>
+      <w:r>
+        <w:rPr>
+          <w:lang w:val="en_US" w:bidi="en_US"/>
+        </w:rPr>
+      </w:r>
+      <w:r>
+        <w:rPr>
+          <w:b/>
+          <w:lang w:val="en_US" w:bidi="en_US"/>
+        </w:rPr>
         <w:t>"your tears"</w:t>
       </w:r>
     </w:p>
@@ -2523,6 +2903,21 @@
           <w:b/>
           <w:lang w:val="en_US" w:bidi="en_US"/>
         </w:rPr>
+        <w:t>χαρᾶς πληρωθῶ</w:t>
+      </w:r>
+    </w:p>
+    <w:p>
+      <w:pPr/>
+      <w:r>
+        <w:rPr>
+          <w:lang w:val="en_US" w:bidi="en_US"/>
+        </w:rPr>
+      </w:r>
+      <w:r>
+        <w:rPr>
+          <w:b/>
+          <w:lang w:val="en_US" w:bidi="en_US"/>
+        </w:rPr>
         <w:t>"I may be filled with joy"</w:t>
       </w:r>
     </w:p>
@@ -2632,6 +3027,21 @@
           <w:b/>
           <w:lang w:val="en_US" w:bidi="en_US"/>
         </w:rPr>
+        <w:t>χαρᾶς πληρωθῶ</w:t>
+      </w:r>
+    </w:p>
+    <w:p>
+      <w:pPr/>
+      <w:r>
+        <w:rPr>
+          <w:lang w:val="en_US" w:bidi="en_US"/>
+        </w:rPr>
+      </w:r>
+      <w:r>
+        <w:rPr>
+          <w:b/>
+          <w:lang w:val="en_US" w:bidi="en_US"/>
+        </w:rPr>
         <w:t>"I may be filled with joy"</w:t>
       </w:r>
     </w:p>
@@ -2715,6 +3125,21 @@
           <w:b/>
           <w:lang w:val="en_US" w:bidi="en_US"/>
         </w:rPr>
+        <w:t>χαρᾶς πληρωθῶ</w:t>
+      </w:r>
+    </w:p>
+    <w:p>
+      <w:pPr/>
+      <w:r>
+        <w:rPr>
+          <w:lang w:val="en_US" w:bidi="en_US"/>
+        </w:rPr>
+      </w:r>
+      <w:r>
+        <w:rPr>
+          <w:b/>
+          <w:lang w:val="en_US" w:bidi="en_US"/>
+        </w:rPr>
         <w:t>"I may be filled with joy"</w:t>
       </w:r>
     </w:p>
@@ -2811,6 +3236,21 @@
           <w:b/>
           <w:lang w:val="en_US" w:bidi="en_US"/>
         </w:rPr>
+        <w:t>ὑπόμνησιν λαβὼν</w:t>
+      </w:r>
+    </w:p>
+    <w:p>
+      <w:pPr/>
+      <w:r>
+        <w:rPr>
+          <w:lang w:val="en_US" w:bidi="en_US"/>
+        </w:rPr>
+      </w:r>
+      <w:r>
+        <w:rPr>
+          <w:b/>
+          <w:lang w:val="en_US" w:bidi="en_US"/>
+        </w:rPr>
         <w:t>"having received remembrance"</w:t>
       </w:r>
     </w:p>
@@ -2907,6 +3347,21 @@
           <w:b/>
           <w:lang w:val="en_US" w:bidi="en_US"/>
         </w:rPr>
+        <w:t>τῆς ἐν σοὶ ἀνυποκρίτου πίστεως, ἥτις ἐνῴκησεν πρῶτον</w:t>
+      </w:r>
+    </w:p>
+    <w:p>
+      <w:pPr/>
+      <w:r>
+        <w:rPr>
+          <w:lang w:val="en_US" w:bidi="en_US"/>
+        </w:rPr>
+      </w:r>
+      <w:r>
+        <w:rPr>
+          <w:b/>
+          <w:lang w:val="en_US" w:bidi="en_US"/>
+        </w:rPr>
         <w:t>"of the sincere faith in you which dwelt first"</w:t>
       </w:r>
     </w:p>
@@ -3234,6 +3689,21 @@
           <w:b/>
           <w:lang w:val="en_US" w:bidi="en_US"/>
         </w:rPr>
+        <w:t>τῇ μάμμῃ σου</w:t>
+      </w:r>
+    </w:p>
+    <w:p>
+      <w:pPr/>
+      <w:r>
+        <w:rPr>
+          <w:lang w:val="en_US" w:bidi="en_US"/>
+        </w:rPr>
+      </w:r>
+      <w:r>
+        <w:rPr>
+          <w:b/>
+          <w:lang w:val="en_US" w:bidi="en_US"/>
+        </w:rPr>
         <w:t>"your grandmother"</w:t>
       </w:r>
     </w:p>
@@ -3330,6 +3800,21 @@
           <w:b/>
           <w:lang w:val="en_US" w:bidi="en_US"/>
         </w:rPr>
+        <w:t>Λωΐδι &amp; Εὐνίκῃ</w:t>
+      </w:r>
+    </w:p>
+    <w:p>
+      <w:pPr/>
+      <w:r>
+        <w:rPr>
+          <w:lang w:val="en_US" w:bidi="en_US"/>
+        </w:rPr>
+      </w:r>
+      <w:r>
+        <w:rPr>
+          <w:b/>
+          <w:lang w:val="en_US" w:bidi="en_US"/>
+        </w:rPr>
         <w:t>"Lois"</w:t>
       </w:r>
       <w:r>
@@ -3452,6 +3937,21 @@
           <w:b/>
           <w:lang w:val="en_US" w:bidi="en_US"/>
         </w:rPr>
+        <w:t>πέπεισμαι</w:t>
+      </w:r>
+    </w:p>
+    <w:p>
+      <w:pPr/>
+      <w:r>
+        <w:rPr>
+          <w:lang w:val="en_US" w:bidi="en_US"/>
+        </w:rPr>
+      </w:r>
+      <w:r>
+        <w:rPr>
+          <w:b/>
+          <w:lang w:val="en_US" w:bidi="en_US"/>
+        </w:rPr>
         <w:t>"I am persuaded"</w:t>
       </w:r>
     </w:p>
@@ -3535,6 +4035,21 @@
           <w:b/>
           <w:lang w:val="en_US" w:bidi="en_US"/>
         </w:rPr>
+        <w:t>δι’ ἣν αἰτίαν</w:t>
+      </w:r>
+    </w:p>
+    <w:p>
+      <w:pPr/>
+      <w:r>
+        <w:rPr>
+          <w:lang w:val="en_US" w:bidi="en_US"/>
+        </w:rPr>
+      </w:r>
+      <w:r>
+        <w:rPr>
+          <w:b/>
+          <w:lang w:val="en_US" w:bidi="en_US"/>
+        </w:rPr>
         <w:t>"For which reason"</w:t>
       </w:r>
     </w:p>
@@ -3564,7 +4079,7 @@
         </w:rPr>
         <w:t xml:space="preserve"> refers back to the fact of Timothy’s sincere faith (see </w:t>
       </w:r>
-      <w:hyperlink r:id="rId14">
+      <w:hyperlink r:id="rId16">
         <w:r>
           <w:rPr>
             <w:lang w:val="en_US" w:bidi="en_US"/>
@@ -3649,6 +4164,21 @@
           <w:b/>
           <w:lang w:val="en_US" w:bidi="en_US"/>
         </w:rPr>
+        <w:t>ἀναζωπυρεῖν τὸ χάρισμα</w:t>
+      </w:r>
+    </w:p>
+    <w:p>
+      <w:pPr/>
+      <w:r>
+        <w:rPr>
+          <w:lang w:val="en_US" w:bidi="en_US"/>
+        </w:rPr>
+      </w:r>
+      <w:r>
+        <w:rPr>
+          <w:b/>
+          <w:lang w:val="en_US" w:bidi="en_US"/>
+        </w:rPr>
         <w:t>"to rekindle the gift"</w:t>
       </w:r>
     </w:p>
@@ -3784,6 +4314,21 @@
           <w:b/>
           <w:lang w:val="en_US" w:bidi="en_US"/>
         </w:rPr>
+        <w:t>τὸ χάρισμα τοῦ Θεοῦ, ὅ ἐστιν ἐν σοὶ</w:t>
+      </w:r>
+    </w:p>
+    <w:p>
+      <w:pPr/>
+      <w:r>
+        <w:rPr>
+          <w:lang w:val="en_US" w:bidi="en_US"/>
+        </w:rPr>
+      </w:r>
+      <w:r>
+        <w:rPr>
+          <w:b/>
+          <w:lang w:val="en_US" w:bidi="en_US"/>
+        </w:rPr>
         <w:t>"the gift of God that is in you"</w:t>
       </w:r>
     </w:p>
@@ -3880,6 +4425,21 @@
           <w:b/>
           <w:lang w:val="en_US" w:bidi="en_US"/>
         </w:rPr>
+        <w:t>τὸ χάρισμα τοῦ Θεοῦ, ὅ ἐστιν ἐν σοὶ</w:t>
+      </w:r>
+    </w:p>
+    <w:p>
+      <w:pPr/>
+      <w:r>
+        <w:rPr>
+          <w:lang w:val="en_US" w:bidi="en_US"/>
+        </w:rPr>
+      </w:r>
+      <w:r>
+        <w:rPr>
+          <w:b/>
+          <w:lang w:val="en_US" w:bidi="en_US"/>
+        </w:rPr>
         <w:t>"the gift of God that is in you"</w:t>
       </w:r>
     </w:p>
@@ -3989,6 +4549,21 @@
           <w:b/>
           <w:lang w:val="en_US" w:bidi="en_US"/>
         </w:rPr>
+        <w:t>διὰ τῆς ἐπιθέσεως τῶν χειρῶν μου</w:t>
+      </w:r>
+    </w:p>
+    <w:p>
+      <w:pPr/>
+      <w:r>
+        <w:rPr>
+          <w:lang w:val="en_US" w:bidi="en_US"/>
+        </w:rPr>
+      </w:r>
+      <w:r>
+        <w:rPr>
+          <w:b/>
+          <w:lang w:val="en_US" w:bidi="en_US"/>
+        </w:rPr>
         <w:t>"through the laying on of my hands"</w:t>
       </w:r>
     </w:p>
@@ -4085,6 +4660,21 @@
           <w:b/>
           <w:lang w:val="en_US" w:bidi="en_US"/>
         </w:rPr>
+        <w:t>γὰρ</w:t>
+      </w:r>
+    </w:p>
+    <w:p>
+      <w:pPr/>
+      <w:r>
+        <w:rPr>
+          <w:lang w:val="en_US" w:bidi="en_US"/>
+        </w:rPr>
+      </w:r>
+      <w:r>
+        <w:rPr>
+          <w:b/>
+          <w:lang w:val="en_US" w:bidi="en_US"/>
+        </w:rPr>
         <w:t>"For"</w:t>
       </w:r>
     </w:p>
@@ -4114,7 +4704,7 @@
         </w:rPr>
         <w:t xml:space="preserve"> introduces a reason why Timothy should rekindle his gift (</w:t>
       </w:r>
-      <w:hyperlink r:id="rId15">
+      <w:hyperlink r:id="rId17">
         <w:r>
           <w:rPr>
             <w:lang w:val="en_US" w:bidi="en_US"/>
@@ -4212,6 +4802,21 @@
           <w:b/>
           <w:lang w:val="en_US" w:bidi="en_US"/>
         </w:rPr>
+        <w:t>πνεῦμα δειλίας, ἀλλὰ δυνάμεως, καὶ ἀγάπης, καὶ σωφρονισμοῦ</w:t>
+      </w:r>
+    </w:p>
+    <w:p>
+      <w:pPr/>
+      <w:r>
+        <w:rPr>
+          <w:lang w:val="en_US" w:bidi="en_US"/>
+        </w:rPr>
+      </w:r>
+      <w:r>
+        <w:rPr>
+          <w:b/>
+          <w:lang w:val="en_US" w:bidi="en_US"/>
+        </w:rPr>
         <w:t>"a spirit of cowardice but of power and of love and of self-control"</w:t>
       </w:r>
     </w:p>
@@ -4321,6 +4926,21 @@
           <w:b/>
           <w:lang w:val="en_US" w:bidi="en_US"/>
         </w:rPr>
+        <w:t>δειλίας, ἀλλὰ δυνάμεως, καὶ ἀγάπης, καὶ σωφρονισμοῦ</w:t>
+      </w:r>
+    </w:p>
+    <w:p>
+      <w:pPr/>
+      <w:r>
+        <w:rPr>
+          <w:lang w:val="en_US" w:bidi="en_US"/>
+        </w:rPr>
+      </w:r>
+      <w:r>
+        <w:rPr>
+          <w:b/>
+          <w:lang w:val="en_US" w:bidi="en_US"/>
+        </w:rPr>
         <w:t>"of cowardice but of power and of love and of self-control"</w:t>
       </w:r>
     </w:p>
@@ -4456,6 +5076,21 @@
           <w:b/>
           <w:lang w:val="en_US" w:bidi="en_US"/>
         </w:rPr>
+        <w:t>σωφρονισμοῦ</w:t>
+      </w:r>
+    </w:p>
+    <w:p>
+      <w:pPr/>
+      <w:r>
+        <w:rPr>
+          <w:lang w:val="en_US" w:bidi="en_US"/>
+        </w:rPr>
+      </w:r>
+      <w:r>
+        <w:rPr>
+          <w:b/>
+          <w:lang w:val="en_US" w:bidi="en_US"/>
+        </w:rPr>
         <w:t>"of self-control"</w:t>
       </w:r>
     </w:p>
@@ -4552,6 +5187,21 @@
           <w:b/>
           <w:lang w:val="en_US" w:bidi="en_US"/>
         </w:rPr>
+        <w:t>οὖν</w:t>
+      </w:r>
+    </w:p>
+    <w:p>
+      <w:pPr/>
+      <w:r>
+        <w:rPr>
+          <w:lang w:val="en_US" w:bidi="en_US"/>
+        </w:rPr>
+      </w:r>
+      <w:r>
+        <w:rPr>
+          <w:b/>
+          <w:lang w:val="en_US" w:bidi="en_US"/>
+        </w:rPr>
         <w:t>"Therefore"</w:t>
       </w:r>
     </w:p>
@@ -4648,6 +5298,21 @@
           <w:b/>
           <w:lang w:val="en_US" w:bidi="en_US"/>
         </w:rPr>
+        <w:t>μὴ &amp; ἐπαισχυνθῇς τὸ μαρτύριον τοῦ Κυρίου ἡμῶν, μηδὲ ἐμὲ, τὸν δέσμιον αὐτοῦ</w:t>
+      </w:r>
+    </w:p>
+    <w:p>
+      <w:pPr/>
+      <w:r>
+        <w:rPr>
+          <w:lang w:val="en_US" w:bidi="en_US"/>
+        </w:rPr>
+      </w:r>
+      <w:r>
+        <w:rPr>
+          <w:b/>
+          <w:lang w:val="en_US" w:bidi="en_US"/>
+        </w:rPr>
         <w:t>"do not be ashamed of the testimony of our Lord, nor of me, his prisoner"</w:t>
       </w:r>
     </w:p>
@@ -4731,6 +5396,21 @@
           <w:b/>
           <w:lang w:val="en_US" w:bidi="en_US"/>
         </w:rPr>
+        <w:t>τὸ μαρτύριον τοῦ Κυρίου ἡμῶν</w:t>
+      </w:r>
+    </w:p>
+    <w:p>
+      <w:pPr/>
+      <w:r>
+        <w:rPr>
+          <w:lang w:val="en_US" w:bidi="en_US"/>
+        </w:rPr>
+      </w:r>
+      <w:r>
+        <w:rPr>
+          <w:b/>
+          <w:lang w:val="en_US" w:bidi="en_US"/>
+        </w:rPr>
         <w:t>"the testimony of our Lord"</w:t>
       </w:r>
     </w:p>
@@ -4840,6 +5520,21 @@
           <w:b/>
           <w:lang w:val="en_US" w:bidi="en_US"/>
         </w:rPr>
+        <w:t>τὸν δέσμιον αὐτοῦ</w:t>
+      </w:r>
+    </w:p>
+    <w:p>
+      <w:pPr/>
+      <w:r>
+        <w:rPr>
+          <w:lang w:val="en_US" w:bidi="en_US"/>
+        </w:rPr>
+      </w:r>
+      <w:r>
+        <w:rPr>
+          <w:b/>
+          <w:lang w:val="en_US" w:bidi="en_US"/>
+        </w:rPr>
         <w:t>"his prisoner"</w:t>
       </w:r>
     </w:p>
@@ -4936,6 +5631,21 @@
           <w:b/>
           <w:lang w:val="en_US" w:bidi="en_US"/>
         </w:rPr>
+        <w:t>συνκακοπάθησον</w:t>
+      </w:r>
+    </w:p>
+    <w:p>
+      <w:pPr/>
+      <w:r>
+        <w:rPr>
+          <w:lang w:val="en_US" w:bidi="en_US"/>
+        </w:rPr>
+      </w:r>
+      <w:r>
+        <w:rPr>
+          <w:b/>
+          <w:lang w:val="en_US" w:bidi="en_US"/>
+        </w:rPr>
         <w:t>"suffer together"</w:t>
       </w:r>
     </w:p>
@@ -5032,6 +5742,21 @@
           <w:b/>
           <w:lang w:val="en_US" w:bidi="en_US"/>
         </w:rPr>
+        <w:t>τῷ εὐαγγελίῳ</w:t>
+      </w:r>
+    </w:p>
+    <w:p>
+      <w:pPr/>
+      <w:r>
+        <w:rPr>
+          <w:lang w:val="en_US" w:bidi="en_US"/>
+        </w:rPr>
+      </w:r>
+      <w:r>
+        <w:rPr>
+          <w:b/>
+          <w:lang w:val="en_US" w:bidi="en_US"/>
+        </w:rPr>
         <w:t>"for the gospel"</w:t>
       </w:r>
     </w:p>
@@ -5128,6 +5853,21 @@
           <w:b/>
           <w:lang w:val="en_US" w:bidi="en_US"/>
         </w:rPr>
+        <w:t>κατὰ δύναμιν Θεοῦ</w:t>
+      </w:r>
+    </w:p>
+    <w:p>
+      <w:pPr/>
+      <w:r>
+        <w:rPr>
+          <w:lang w:val="en_US" w:bidi="en_US"/>
+        </w:rPr>
+      </w:r>
+      <w:r>
+        <w:rPr>
+          <w:b/>
+          <w:lang w:val="en_US" w:bidi="en_US"/>
+        </w:rPr>
         <w:t>"according to the power of God"</w:t>
       </w:r>
     </w:p>
@@ -5224,6 +5964,21 @@
           <w:b/>
           <w:lang w:val="en_US" w:bidi="en_US"/>
         </w:rPr>
+        <w:t>κλήσει ἁγίᾳ</w:t>
+      </w:r>
+    </w:p>
+    <w:p>
+      <w:pPr/>
+      <w:r>
+        <w:rPr>
+          <w:lang w:val="en_US" w:bidi="en_US"/>
+        </w:rPr>
+      </w:r>
+      <w:r>
+        <w:rPr>
+          <w:b/>
+          <w:lang w:val="en_US" w:bidi="en_US"/>
+        </w:rPr>
         <w:t>"to a holy calling"</w:t>
       </w:r>
     </w:p>
@@ -5346,6 +6101,21 @@
           <w:b/>
           <w:lang w:val="en_US" w:bidi="en_US"/>
         </w:rPr>
+        <w:t>οὐ κατὰ τὰ ἔργα ἡμῶν, ἀλλὰ κατὰ ἰδίαν πρόθεσιν καὶ χάριν, τὴν δοθεῖσαν ἡμῖν</w:t>
+      </w:r>
+    </w:p>
+    <w:p>
+      <w:pPr/>
+      <w:r>
+        <w:rPr>
+          <w:lang w:val="en_US" w:bidi="en_US"/>
+        </w:rPr>
+      </w:r>
+      <w:r>
+        <w:rPr>
+          <w:b/>
+          <w:lang w:val="en_US" w:bidi="en_US"/>
+        </w:rPr>
         <w:t>"not according to our works, but according to his own purpose and grace, the {grace} having been given to us"</w:t>
       </w:r>
     </w:p>
@@ -5603,6 +6373,21 @@
           <w:b/>
           <w:lang w:val="en_US" w:bidi="en_US"/>
         </w:rPr>
+        <w:t>τὴν δοθεῖσαν</w:t>
+      </w:r>
+    </w:p>
+    <w:p>
+      <w:pPr/>
+      <w:r>
+        <w:rPr>
+          <w:lang w:val="en_US" w:bidi="en_US"/>
+        </w:rPr>
+      </w:r>
+      <w:r>
+        <w:rPr>
+          <w:b/>
+          <w:lang w:val="en_US" w:bidi="en_US"/>
+        </w:rPr>
         <w:t>"the {grace} having been given"</w:t>
       </w:r>
     </w:p>
@@ -5686,6 +6471,21 @@
           <w:b/>
           <w:lang w:val="en_US" w:bidi="en_US"/>
         </w:rPr>
+        <w:t>ἐν Χριστῷ Ἰησοῦ πρὸ χρόνων αἰωνίων</w:t>
+      </w:r>
+    </w:p>
+    <w:p>
+      <w:pPr/>
+      <w:r>
+        <w:rPr>
+          <w:lang w:val="en_US" w:bidi="en_US"/>
+        </w:rPr>
+      </w:r>
+      <w:r>
+        <w:rPr>
+          <w:b/>
+          <w:lang w:val="en_US" w:bidi="en_US"/>
+        </w:rPr>
         <w:t>"in Christ Jesus before eternal times"</w:t>
       </w:r>
     </w:p>
@@ -5821,6 +6621,21 @@
           <w:b/>
           <w:lang w:val="en_US" w:bidi="en_US"/>
         </w:rPr>
+        <w:t>πρὸ χρόνων αἰωνίων</w:t>
+      </w:r>
+    </w:p>
+    <w:p>
+      <w:pPr/>
+      <w:r>
+        <w:rPr>
+          <w:lang w:val="en_US" w:bidi="en_US"/>
+        </w:rPr>
+      </w:r>
+      <w:r>
+        <w:rPr>
+          <w:b/>
+          <w:lang w:val="en_US" w:bidi="en_US"/>
+        </w:rPr>
         <w:t>"before eternal times"</w:t>
       </w:r>
     </w:p>
@@ -5917,6 +6732,21 @@
           <w:b/>
           <w:lang w:val="en_US" w:bidi="en_US"/>
         </w:rPr>
+        <w:t>φανερωθεῖσαν δὲ νῦν</w:t>
+      </w:r>
+    </w:p>
+    <w:p>
+      <w:pPr/>
+      <w:r>
+        <w:rPr>
+          <w:lang w:val="en_US" w:bidi="en_US"/>
+        </w:rPr>
+      </w:r>
+      <w:r>
+        <w:rPr>
+          <w:b/>
+          <w:lang w:val="en_US" w:bidi="en_US"/>
+        </w:rPr>
         <w:t>"and now having been revealed"</w:t>
       </w:r>
     </w:p>
@@ -6000,6 +6830,21 @@
           <w:b/>
           <w:lang w:val="en_US" w:bidi="en_US"/>
         </w:rPr>
+        <w:t>διὰ τῆς ἐπιφανείας τοῦ Σωτῆρος ἡμῶν, Χριστοῦ Ἰησοῦ</w:t>
+      </w:r>
+    </w:p>
+    <w:p>
+      <w:pPr/>
+      <w:r>
+        <w:rPr>
+          <w:lang w:val="en_US" w:bidi="en_US"/>
+        </w:rPr>
+      </w:r>
+      <w:r>
+        <w:rPr>
+          <w:b/>
+          <w:lang w:val="en_US" w:bidi="en_US"/>
+        </w:rPr>
         <w:t>"through the appearance of our Savior Christ Jesus"</w:t>
       </w:r>
     </w:p>
@@ -6096,6 +6941,21 @@
           <w:b/>
           <w:lang w:val="en_US" w:bidi="en_US"/>
         </w:rPr>
+        <w:t>καταργήσαντος μὲν τὸν θάνατον</w:t>
+      </w:r>
+    </w:p>
+    <w:p>
+      <w:pPr/>
+      <w:r>
+        <w:rPr>
+          <w:lang w:val="en_US" w:bidi="en_US"/>
+        </w:rPr>
+      </w:r>
+      <w:r>
+        <w:rPr>
+          <w:b/>
+          <w:lang w:val="en_US" w:bidi="en_US"/>
+        </w:rPr>
         <w:t>"both having abolished death"</w:t>
       </w:r>
     </w:p>
@@ -6192,6 +7052,21 @@
           <w:b/>
           <w:lang w:val="en_US" w:bidi="en_US"/>
         </w:rPr>
+        <w:t>φωτίσαντος δὲ ζωὴν καὶ ἀφθαρσίαν διὰ τοῦ εὐαγγελίου</w:t>
+      </w:r>
+    </w:p>
+    <w:p>
+      <w:pPr/>
+      <w:r>
+        <w:rPr>
+          <w:lang w:val="en_US" w:bidi="en_US"/>
+        </w:rPr>
+      </w:r>
+      <w:r>
+        <w:rPr>
+          <w:b/>
+          <w:lang w:val="en_US" w:bidi="en_US"/>
+        </w:rPr>
         <w:t>"and having brought to light life and immortality through the gospel"</w:t>
       </w:r>
     </w:p>
@@ -6340,6 +7215,21 @@
           <w:b/>
           <w:lang w:val="en_US" w:bidi="en_US"/>
         </w:rPr>
+        <w:t>ζωὴν καὶ ἀφθαρσίαν</w:t>
+      </w:r>
+    </w:p>
+    <w:p>
+      <w:pPr/>
+      <w:r>
+        <w:rPr>
+          <w:lang w:val="en_US" w:bidi="en_US"/>
+        </w:rPr>
+      </w:r>
+      <w:r>
+        <w:rPr>
+          <w:b/>
+          <w:lang w:val="en_US" w:bidi="en_US"/>
+        </w:rPr>
         <w:t>"life and immortality"</w:t>
       </w:r>
     </w:p>
@@ -6449,6 +7339,21 @@
           <w:b/>
           <w:lang w:val="en_US" w:bidi="en_US"/>
         </w:rPr>
+        <w:t>ζωὴν καὶ ἀφθαρσίαν</w:t>
+      </w:r>
+    </w:p>
+    <w:p>
+      <w:pPr/>
+      <w:r>
+        <w:rPr>
+          <w:lang w:val="en_US" w:bidi="en_US"/>
+        </w:rPr>
+      </w:r>
+      <w:r>
+        <w:rPr>
+          <w:b/>
+          <w:lang w:val="en_US" w:bidi="en_US"/>
+        </w:rPr>
         <w:t>"life and immortality"</w:t>
       </w:r>
     </w:p>
@@ -6584,6 +7489,21 @@
           <w:b/>
           <w:lang w:val="en_US" w:bidi="en_US"/>
         </w:rPr>
+        <w:t>ζωὴν</w:t>
+      </w:r>
+    </w:p>
+    <w:p>
+      <w:pPr/>
+      <w:r>
+        <w:rPr>
+          <w:lang w:val="en_US" w:bidi="en_US"/>
+        </w:rPr>
+      </w:r>
+      <w:r>
+        <w:rPr>
+          <w:b/>
+          <w:lang w:val="en_US" w:bidi="en_US"/>
+        </w:rPr>
         <w:t>"life"</w:t>
       </w:r>
     </w:p>
@@ -6667,6 +7587,21 @@
           <w:b/>
           <w:lang w:val="en_US" w:bidi="en_US"/>
         </w:rPr>
+        <w:t>εἰς ὃ</w:t>
+      </w:r>
+    </w:p>
+    <w:p>
+      <w:pPr/>
+      <w:r>
+        <w:rPr>
+          <w:lang w:val="en_US" w:bidi="en_US"/>
+        </w:rPr>
+      </w:r>
+      <w:r>
+        <w:rPr>
+          <w:b/>
+          <w:lang w:val="en_US" w:bidi="en_US"/>
+        </w:rPr>
         <w:t>"for which"</w:t>
       </w:r>
     </w:p>
@@ -6763,6 +7698,21 @@
           <w:b/>
           <w:lang w:val="en_US" w:bidi="en_US"/>
         </w:rPr>
+        <w:t>ἐτέθην ἐγὼ</w:t>
+      </w:r>
+    </w:p>
+    <w:p>
+      <w:pPr/>
+      <w:r>
+        <w:rPr>
+          <w:lang w:val="en_US" w:bidi="en_US"/>
+        </w:rPr>
+      </w:r>
+      <w:r>
+        <w:rPr>
+          <w:b/>
+          <w:lang w:val="en_US" w:bidi="en_US"/>
+        </w:rPr>
         <w:t>"I was appointed"</w:t>
       </w:r>
     </w:p>
@@ -6846,6 +7796,21 @@
           <w:b/>
           <w:lang w:val="en_US" w:bidi="en_US"/>
         </w:rPr>
+        <w:t>κῆρυξ</w:t>
+      </w:r>
+    </w:p>
+    <w:p>
+      <w:pPr/>
+      <w:r>
+        <w:rPr>
+          <w:lang w:val="en_US" w:bidi="en_US"/>
+        </w:rPr>
+      </w:r>
+      <w:r>
+        <w:rPr>
+          <w:b/>
+          <w:lang w:val="en_US" w:bidi="en_US"/>
+        </w:rPr>
         <w:t>"a herald"</w:t>
       </w:r>
     </w:p>
@@ -6942,6 +7907,21 @@
           <w:b/>
           <w:lang w:val="en_US" w:bidi="en_US"/>
         </w:rPr>
+        <w:t>διδάσκαλος</w:t>
+      </w:r>
+    </w:p>
+    <w:p>
+      <w:pPr/>
+      <w:r>
+        <w:rPr>
+          <w:lang w:val="en_US" w:bidi="en_US"/>
+        </w:rPr>
+      </w:r>
+      <w:r>
+        <w:rPr>
+          <w:b/>
+          <w:lang w:val="en_US" w:bidi="en_US"/>
+        </w:rPr>
         <w:t>"a teacher"</w:t>
       </w:r>
     </w:p>
@@ -7038,6 +8018,21 @@
           <w:b/>
           <w:lang w:val="en_US" w:bidi="en_US"/>
         </w:rPr>
+        <w:t>δι’ ἣν αἰτίαν</w:t>
+      </w:r>
+    </w:p>
+    <w:p>
+      <w:pPr/>
+      <w:r>
+        <w:rPr>
+          <w:lang w:val="en_US" w:bidi="en_US"/>
+        </w:rPr>
+      </w:r>
+      <w:r>
+        <w:rPr>
+          <w:b/>
+          <w:lang w:val="en_US" w:bidi="en_US"/>
+        </w:rPr>
         <w:t>"for which reason"</w:t>
       </w:r>
     </w:p>
@@ -7054,7 +8049,7 @@
         </w:rPr>
         <w:t xml:space="preserve">Here, the phrase which reason refers back to the fact that Paul was appointed to be a herald, apostle, and teacher (see </w:t>
       </w:r>
-      <w:hyperlink r:id="rId16">
+      <w:hyperlink r:id="rId18">
         <w:r>
           <w:rPr>
             <w:lang w:val="en_US" w:bidi="en_US"/>
@@ -7139,6 +8134,21 @@
           <w:b/>
           <w:lang w:val="en_US" w:bidi="en_US"/>
         </w:rPr>
+        <w:t>καὶ ταῦτα πάσχω</w:t>
+      </w:r>
+    </w:p>
+    <w:p>
+      <w:pPr/>
+      <w:r>
+        <w:rPr>
+          <w:lang w:val="en_US" w:bidi="en_US"/>
+        </w:rPr>
+      </w:r>
+      <w:r>
+        <w:rPr>
+          <w:b/>
+          <w:lang w:val="en_US" w:bidi="en_US"/>
+        </w:rPr>
         <w:t>"I also suffer these things"</w:t>
       </w:r>
     </w:p>
@@ -7168,7 +8178,7 @@
         </w:rPr>
         <w:t xml:space="preserve"> that he is suffering, but from the context of the letter, Timothy would have known that he was referring to suffering as a prisoner (see </w:t>
       </w:r>
-      <w:hyperlink r:id="rId17">
+      <w:hyperlink r:id="rId19">
         <w:r>
           <w:rPr>
             <w:lang w:val="en_US" w:bidi="en_US"/>
@@ -7253,6 +8263,21 @@
           <w:b/>
           <w:lang w:val="en_US" w:bidi="en_US"/>
         </w:rPr>
+        <w:t>οὐκ ἐπαισχύνομαι</w:t>
+      </w:r>
+    </w:p>
+    <w:p>
+      <w:pPr/>
+      <w:r>
+        <w:rPr>
+          <w:lang w:val="en_US" w:bidi="en_US"/>
+        </w:rPr>
+      </w:r>
+      <w:r>
+        <w:rPr>
+          <w:b/>
+          <w:lang w:val="en_US" w:bidi="en_US"/>
+        </w:rPr>
         <w:t>"I am not ashamed"</w:t>
       </w:r>
     </w:p>
@@ -7336,6 +8361,21 @@
           <w:b/>
           <w:lang w:val="en_US" w:bidi="en_US"/>
         </w:rPr>
+        <w:t>ᾧ</w:t>
+      </w:r>
+    </w:p>
+    <w:p>
+      <w:pPr/>
+      <w:r>
+        <w:rPr>
+          <w:lang w:val="en_US" w:bidi="en_US"/>
+        </w:rPr>
+      </w:r>
+      <w:r>
+        <w:rPr>
+          <w:b/>
+          <w:lang w:val="en_US" w:bidi="en_US"/>
+        </w:rPr>
         <w:t>"in whom"</w:t>
       </w:r>
     </w:p>
@@ -7432,6 +8472,21 @@
           <w:b/>
           <w:lang w:val="en_US" w:bidi="en_US"/>
         </w:rPr>
+        <w:t>πέπεισμαι</w:t>
+      </w:r>
+    </w:p>
+    <w:p>
+      <w:pPr/>
+      <w:r>
+        <w:rPr>
+          <w:lang w:val="en_US" w:bidi="en_US"/>
+        </w:rPr>
+      </w:r>
+      <w:r>
+        <w:rPr>
+          <w:b/>
+          <w:lang w:val="en_US" w:bidi="en_US"/>
+        </w:rPr>
         <w:t>"I have been persuaded"</w:t>
       </w:r>
     </w:p>
@@ -7515,6 +8570,21 @@
           <w:b/>
           <w:lang w:val="en_US" w:bidi="en_US"/>
         </w:rPr>
+        <w:t>τὴν παραθήκην μου φυλάξαι</w:t>
+      </w:r>
+    </w:p>
+    <w:p>
+      <w:pPr/>
+      <w:r>
+        <w:rPr>
+          <w:lang w:val="en_US" w:bidi="en_US"/>
+        </w:rPr>
+      </w:r>
+      <w:r>
+        <w:rPr>
+          <w:b/>
+          <w:lang w:val="en_US" w:bidi="en_US"/>
+        </w:rPr>
         <w:t>"to guard my deposit"</w:t>
       </w:r>
     </w:p>
@@ -7611,6 +8681,21 @@
           <w:b/>
           <w:lang w:val="en_US" w:bidi="en_US"/>
         </w:rPr>
+        <w:t>τὴν παραθήκην μου φυλάξαι</w:t>
+      </w:r>
+    </w:p>
+    <w:p>
+      <w:pPr/>
+      <w:r>
+        <w:rPr>
+          <w:lang w:val="en_US" w:bidi="en_US"/>
+        </w:rPr>
+      </w:r>
+      <w:r>
+        <w:rPr>
+          <w:b/>
+          <w:lang w:val="en_US" w:bidi="en_US"/>
+        </w:rPr>
         <w:t>"to guard my deposit"</w:t>
       </w:r>
     </w:p>
@@ -7759,6 +8844,21 @@
           <w:b/>
           <w:lang w:val="en_US" w:bidi="en_US"/>
         </w:rPr>
+        <w:t>ἐκείνην τὴν ἡμέραν</w:t>
+      </w:r>
+    </w:p>
+    <w:p>
+      <w:pPr/>
+      <w:r>
+        <w:rPr>
+          <w:lang w:val="en_US" w:bidi="en_US"/>
+        </w:rPr>
+      </w:r>
+      <w:r>
+        <w:rPr>
+          <w:b/>
+          <w:lang w:val="en_US" w:bidi="en_US"/>
+        </w:rPr>
         <w:t>"that day"</w:t>
       </w:r>
     </w:p>
@@ -7842,6 +8942,21 @@
           <w:b/>
           <w:lang w:val="en_US" w:bidi="en_US"/>
         </w:rPr>
+        <w:t>ὑποτύπωσιν ἔχε</w:t>
+      </w:r>
+    </w:p>
+    <w:p>
+      <w:pPr/>
+      <w:r>
+        <w:rPr>
+          <w:lang w:val="en_US" w:bidi="en_US"/>
+        </w:rPr>
+      </w:r>
+      <w:r>
+        <w:rPr>
+          <w:b/>
+          <w:lang w:val="en_US" w:bidi="en_US"/>
+        </w:rPr>
         <w:t>"Hold the pattern"</w:t>
       </w:r>
     </w:p>
@@ -7938,6 +9053,21 @@
           <w:b/>
           <w:lang w:val="en_US" w:bidi="en_US"/>
         </w:rPr>
+        <w:t>ὑγιαινόντων λόγων</w:t>
+      </w:r>
+    </w:p>
+    <w:p>
+      <w:pPr/>
+      <w:r>
+        <w:rPr>
+          <w:lang w:val="en_US" w:bidi="en_US"/>
+        </w:rPr>
+      </w:r>
+      <w:r>
+        <w:rPr>
+          <w:b/>
+          <w:lang w:val="en_US" w:bidi="en_US"/>
+        </w:rPr>
         <w:t>"of healthy words"</w:t>
       </w:r>
     </w:p>
@@ -8060,6 +9190,21 @@
           <w:b/>
           <w:lang w:val="en_US" w:bidi="en_US"/>
         </w:rPr>
+        <w:t>ὑγιαινόντων λόγων</w:t>
+      </w:r>
+    </w:p>
+    <w:p>
+      <w:pPr/>
+      <w:r>
+        <w:rPr>
+          <w:lang w:val="en_US" w:bidi="en_US"/>
+        </w:rPr>
+      </w:r>
+      <w:r>
+        <w:rPr>
+          <w:b/>
+          <w:lang w:val="en_US" w:bidi="en_US"/>
+        </w:rPr>
         <w:t>"of healthy words"</w:t>
       </w:r>
     </w:p>
@@ -8156,6 +9301,21 @@
           <w:b/>
           <w:lang w:val="en_US" w:bidi="en_US"/>
         </w:rPr>
+        <w:t>ἐν πίστει καὶ ἀγάπῃ τῇ ἐν Χριστῷ Ἰησοῦ</w:t>
+      </w:r>
+    </w:p>
+    <w:p>
+      <w:pPr/>
+      <w:r>
+        <w:rPr>
+          <w:lang w:val="en_US" w:bidi="en_US"/>
+        </w:rPr>
+      </w:r>
+      <w:r>
+        <w:rPr>
+          <w:b/>
+          <w:lang w:val="en_US" w:bidi="en_US"/>
+        </w:rPr>
         <w:t>"in faith and love {that are} in Christ Jesus"</w:t>
       </w:r>
     </w:p>
@@ -8265,6 +9425,21 @@
           <w:b/>
           <w:lang w:val="en_US" w:bidi="en_US"/>
         </w:rPr>
+        <w:t>τῇ ἐν Χριστῷ Ἰησοῦ</w:t>
+      </w:r>
+    </w:p>
+    <w:p>
+      <w:pPr/>
+      <w:r>
+        <w:rPr>
+          <w:lang w:val="en_US" w:bidi="en_US"/>
+        </w:rPr>
+      </w:r>
+      <w:r>
+        <w:rPr>
+          <w:b/>
+          <w:lang w:val="en_US" w:bidi="en_US"/>
+        </w:rPr>
         <w:t>"that are} in Christ Jesus"</w:t>
       </w:r>
     </w:p>
@@ -8400,6 +9575,21 @@
           <w:b/>
           <w:lang w:val="en_US" w:bidi="en_US"/>
         </w:rPr>
+        <w:t>τῇ ἐν Χριστῷ Ἰησοῦ</w:t>
+      </w:r>
+    </w:p>
+    <w:p>
+      <w:pPr/>
+      <w:r>
+        <w:rPr>
+          <w:lang w:val="en_US" w:bidi="en_US"/>
+        </w:rPr>
+      </w:r>
+      <w:r>
+        <w:rPr>
+          <w:b/>
+          <w:lang w:val="en_US" w:bidi="en_US"/>
+        </w:rPr>
         <w:t>"that are} in Christ Jesus"</w:t>
       </w:r>
     </w:p>
@@ -8587,6 +9777,21 @@
           <w:b/>
           <w:lang w:val="en_US" w:bidi="en_US"/>
         </w:rPr>
+        <w:t>τὴν καλὴν παραθήκην φύλαξον</w:t>
+      </w:r>
+    </w:p>
+    <w:p>
+      <w:pPr/>
+      <w:r>
+        <w:rPr>
+          <w:lang w:val="en_US" w:bidi="en_US"/>
+        </w:rPr>
+      </w:r>
+      <w:r>
+        <w:rPr>
+          <w:b/>
+          <w:lang w:val="en_US" w:bidi="en_US"/>
+        </w:rPr>
         <w:t>"Guard the good deposit"</w:t>
       </w:r>
     </w:p>
@@ -8709,6 +9914,21 @@
           <w:b/>
           <w:lang w:val="en_US" w:bidi="en_US"/>
         </w:rPr>
+        <w:t>διὰ Πνεύματος Ἁγίου</w:t>
+      </w:r>
+    </w:p>
+    <w:p>
+      <w:pPr/>
+      <w:r>
+        <w:rPr>
+          <w:lang w:val="en_US" w:bidi="en_US"/>
+        </w:rPr>
+      </w:r>
+      <w:r>
+        <w:rPr>
+          <w:b/>
+          <w:lang w:val="en_US" w:bidi="en_US"/>
+        </w:rPr>
         <w:t>"through the Holy Spirit"</w:t>
       </w:r>
     </w:p>
@@ -8772,6 +9992,21 @@
           <w:b/>
           <w:lang w:val="en_US" w:bidi="en_US"/>
         </w:rPr>
+        <w:t>τοῦ ἐνοικοῦντος ἐν ἡμῖν</w:t>
+      </w:r>
+    </w:p>
+    <w:p>
+      <w:pPr/>
+      <w:r>
+        <w:rPr>
+          <w:lang w:val="en_US" w:bidi="en_US"/>
+        </w:rPr>
+      </w:r>
+      <w:r>
+        <w:rPr>
+          <w:b/>
+          <w:lang w:val="en_US" w:bidi="en_US"/>
+        </w:rPr>
         <w:t>"the one dwelling in us"</w:t>
       </w:r>
     </w:p>
@@ -8881,6 +10116,21 @@
           <w:b/>
           <w:lang w:val="en_US" w:bidi="en_US"/>
         </w:rPr>
+        <w:t>οἶδας τοῦτο, ὅτι</w:t>
+      </w:r>
+    </w:p>
+    <w:p>
+      <w:pPr/>
+      <w:r>
+        <w:rPr>
+          <w:lang w:val="en_US" w:bidi="en_US"/>
+        </w:rPr>
+      </w:r>
+      <w:r>
+        <w:rPr>
+          <w:b/>
+          <w:lang w:val="en_US" w:bidi="en_US"/>
+        </w:rPr>
         <w:t>"You know this, that"</w:t>
       </w:r>
     </w:p>
@@ -9003,6 +10253,21 @@
           <w:b/>
           <w:lang w:val="en_US" w:bidi="en_US"/>
         </w:rPr>
+        <w:t>πάντες οἱ ἐν τῇ Ἀσίᾳ</w:t>
+      </w:r>
+    </w:p>
+    <w:p>
+      <w:pPr/>
+      <w:r>
+        <w:rPr>
+          <w:lang w:val="en_US" w:bidi="en_US"/>
+        </w:rPr>
+      </w:r>
+      <w:r>
+        <w:rPr>
+          <w:b/>
+          <w:lang w:val="en_US" w:bidi="en_US"/>
+        </w:rPr>
         <w:t>"all the ones in Asia"</w:t>
       </w:r>
     </w:p>
@@ -9099,6 +10364,21 @@
           <w:b/>
           <w:lang w:val="en_US" w:bidi="en_US"/>
         </w:rPr>
+        <w:t>οἱ ἐν τῇ Ἀσίᾳ</w:t>
+      </w:r>
+    </w:p>
+    <w:p>
+      <w:pPr/>
+      <w:r>
+        <w:rPr>
+          <w:lang w:val="en_US" w:bidi="en_US"/>
+        </w:rPr>
+      </w:r>
+      <w:r>
+        <w:rPr>
+          <w:b/>
+          <w:lang w:val="en_US" w:bidi="en_US"/>
+        </w:rPr>
         <w:t>"the ones in Asia"</w:t>
       </w:r>
     </w:p>
@@ -9221,6 +10501,21 @@
           <w:b/>
           <w:lang w:val="en_US" w:bidi="en_US"/>
         </w:rPr>
+        <w:t>ἀπεστράφησάν με</w:t>
+      </w:r>
+    </w:p>
+    <w:p>
+      <w:pPr/>
+      <w:r>
+        <w:rPr>
+          <w:lang w:val="en_US" w:bidi="en_US"/>
+        </w:rPr>
+      </w:r>
+      <w:r>
+        <w:rPr>
+          <w:b/>
+          <w:lang w:val="en_US" w:bidi="en_US"/>
+        </w:rPr>
         <w:t>"turned away from me"</w:t>
       </w:r>
     </w:p>
@@ -9317,6 +10612,21 @@
           <w:b/>
           <w:lang w:val="en_US" w:bidi="en_US"/>
         </w:rPr>
+        <w:t>ἀπεστράφησάν με</w:t>
+      </w:r>
+    </w:p>
+    <w:p>
+      <w:pPr/>
+      <w:r>
+        <w:rPr>
+          <w:lang w:val="en_US" w:bidi="en_US"/>
+        </w:rPr>
+      </w:r>
+      <w:r>
+        <w:rPr>
+          <w:b/>
+          <w:lang w:val="en_US" w:bidi="en_US"/>
+        </w:rPr>
         <w:t>"turned away from me"</w:t>
       </w:r>
     </w:p>
@@ -9413,6 +10723,21 @@
           <w:b/>
           <w:lang w:val="en_US" w:bidi="en_US"/>
         </w:rPr>
+        <w:t>Φύγελος &amp; Ἑρμογένης</w:t>
+      </w:r>
+    </w:p>
+    <w:p>
+      <w:pPr/>
+      <w:r>
+        <w:rPr>
+          <w:lang w:val="en_US" w:bidi="en_US"/>
+        </w:rPr>
+      </w:r>
+      <w:r>
+        <w:rPr>
+          <w:b/>
+          <w:lang w:val="en_US" w:bidi="en_US"/>
+        </w:rPr>
         <w:t>"Phygelus"</w:t>
       </w:r>
       <w:r>
@@ -9535,6 +10860,21 @@
           <w:b/>
           <w:lang w:val="en_US" w:bidi="en_US"/>
         </w:rPr>
+        <w:t>δῴη ἔλεος ὁ Κύριος τῷ Ὀνησιφόρου οἴκῳ</w:t>
+      </w:r>
+    </w:p>
+    <w:p>
+      <w:pPr/>
+      <w:r>
+        <w:rPr>
+          <w:lang w:val="en_US" w:bidi="en_US"/>
+        </w:rPr>
+      </w:r>
+      <w:r>
+        <w:rPr>
+          <w:b/>
+          <w:lang w:val="en_US" w:bidi="en_US"/>
+        </w:rPr>
         <w:t>"May the Lord give mercy to the household of Onesiphorus"</w:t>
       </w:r>
     </w:p>
@@ -9631,6 +10971,21 @@
           <w:b/>
           <w:lang w:val="en_US" w:bidi="en_US"/>
         </w:rPr>
+        <w:t>δῴη ἔλεος ὁ Κύριος</w:t>
+      </w:r>
+    </w:p>
+    <w:p>
+      <w:pPr/>
+      <w:r>
+        <w:rPr>
+          <w:lang w:val="en_US" w:bidi="en_US"/>
+        </w:rPr>
+      </w:r>
+      <w:r>
+        <w:rPr>
+          <w:b/>
+          <w:lang w:val="en_US" w:bidi="en_US"/>
+        </w:rPr>
         <w:t>"May the Lord give mercy"</w:t>
       </w:r>
     </w:p>
@@ -9727,6 +11082,21 @@
           <w:b/>
           <w:lang w:val="en_US" w:bidi="en_US"/>
         </w:rPr>
+        <w:t>Ὀνησιφόρου</w:t>
+      </w:r>
+    </w:p>
+    <w:p>
+      <w:pPr/>
+      <w:r>
+        <w:rPr>
+          <w:lang w:val="en_US" w:bidi="en_US"/>
+        </w:rPr>
+      </w:r>
+      <w:r>
+        <w:rPr>
+          <w:b/>
+          <w:lang w:val="en_US" w:bidi="en_US"/>
+        </w:rPr>
         <w:t>"of Onesiphorus"</w:t>
       </w:r>
     </w:p>
@@ -9823,6 +11193,21 @@
           <w:b/>
           <w:lang w:val="en_US" w:bidi="en_US"/>
         </w:rPr>
+        <w:t>τὴν ἅλυσίν μου οὐκ ἐπησχύνθη</w:t>
+      </w:r>
+    </w:p>
+    <w:p>
+      <w:pPr/>
+      <w:r>
+        <w:rPr>
+          <w:lang w:val="en_US" w:bidi="en_US"/>
+        </w:rPr>
+      </w:r>
+      <w:r>
+        <w:rPr>
+          <w:b/>
+          <w:lang w:val="en_US" w:bidi="en_US"/>
+        </w:rPr>
         <w:t>"was not ashamed of my chain"</w:t>
       </w:r>
     </w:p>
@@ -9906,6 +11291,21 @@
           <w:b/>
           <w:lang w:val="en_US" w:bidi="en_US"/>
         </w:rPr>
+        <w:t>τὴν ἅλυσίν μου</w:t>
+      </w:r>
+    </w:p>
+    <w:p>
+      <w:pPr/>
+      <w:r>
+        <w:rPr>
+          <w:lang w:val="en_US" w:bidi="en_US"/>
+        </w:rPr>
+      </w:r>
+      <w:r>
+        <w:rPr>
+          <w:b/>
+          <w:lang w:val="en_US" w:bidi="en_US"/>
+        </w:rPr>
         <w:t>"my chain"</w:t>
       </w:r>
     </w:p>
@@ -10002,6 +11402,21 @@
           <w:b/>
           <w:lang w:val="en_US" w:bidi="en_US"/>
         </w:rPr>
+        <w:t>ἀλλὰ</w:t>
+      </w:r>
+    </w:p>
+    <w:p>
+      <w:pPr/>
+      <w:r>
+        <w:rPr>
+          <w:lang w:val="en_US" w:bidi="en_US"/>
+        </w:rPr>
+      </w:r>
+      <w:r>
+        <w:rPr>
+          <w:b/>
+          <w:lang w:val="en_US" w:bidi="en_US"/>
+        </w:rPr>
         <w:t>"but"</w:t>
       </w:r>
     </w:p>
@@ -10111,6 +11526,21 @@
           <w:b/>
           <w:lang w:val="en_US" w:bidi="en_US"/>
         </w:rPr>
+        <w:t>ἐν Ῥώμῃ</w:t>
+      </w:r>
+    </w:p>
+    <w:p>
+      <w:pPr/>
+      <w:r>
+        <w:rPr>
+          <w:lang w:val="en_US" w:bidi="en_US"/>
+        </w:rPr>
+      </w:r>
+      <w:r>
+        <w:rPr>
+          <w:b/>
+          <w:lang w:val="en_US" w:bidi="en_US"/>
+        </w:rPr>
         <w:t>"in Rome"</w:t>
       </w:r>
     </w:p>
@@ -10207,6 +11637,21 @@
           <w:b/>
           <w:lang w:val="en_US" w:bidi="en_US"/>
         </w:rPr>
+        <w:t>(δῴη αὐτῷ ὁ Κύριος, εὑρεῖν ἔλεος παρὰ Κυρίου ἐν ἐκείνῃ τῇ ἡμέρᾳ), καὶ ὅσα ἐν Ἐφέσῳ διηκόνησεν, βέλτιον σὺ γινώσκεις</w:t>
+      </w:r>
+    </w:p>
+    <w:p>
+      <w:pPr/>
+      <w:r>
+        <w:rPr>
+          <w:lang w:val="en_US" w:bidi="en_US"/>
+        </w:rPr>
+      </w:r>
+      <w:r>
+        <w:rPr>
+          <w:b/>
+          <w:lang w:val="en_US" w:bidi="en_US"/>
+        </w:rPr>
         <w:t>"May the Lord give to him to find mercy from the Lord in that day. And as much as he served in Ephesus, you know very well"</w:t>
       </w:r>
     </w:p>
@@ -10290,6 +11735,21 @@
           <w:b/>
           <w:lang w:val="en_US" w:bidi="en_US"/>
         </w:rPr>
+        <w:t>δῴη αὐτῷ ὁ Κύριος, εὑρεῖν ἔλεος παρὰ Κυρίου</w:t>
+      </w:r>
+    </w:p>
+    <w:p>
+      <w:pPr/>
+      <w:r>
+        <w:rPr>
+          <w:lang w:val="en_US" w:bidi="en_US"/>
+        </w:rPr>
+      </w:r>
+      <w:r>
+        <w:rPr>
+          <w:b/>
+          <w:lang w:val="en_US" w:bidi="en_US"/>
+        </w:rPr>
         <w:t>"May the Lord give to him to find mercy from the Lord"</w:t>
       </w:r>
     </w:p>
@@ -10306,7 +11766,7 @@
         </w:rPr>
         <w:t xml:space="preserve">Here Paul again asks God to bless Onesiphorus. Use a form that people would recognize as a blessing in your language. See how you translated the similar blessing in </w:t>
       </w:r>
-      <w:hyperlink r:id="rId18">
+      <w:hyperlink r:id="rId20">
         <w:r>
           <w:rPr>
             <w:lang w:val="en_US" w:bidi="en_US"/>
@@ -10391,6 +11851,21 @@
           <w:b/>
           <w:lang w:val="en_US" w:bidi="en_US"/>
         </w:rPr>
+        <w:t>εὑρεῖν ἔλεος παρὰ Κυρίου</w:t>
+      </w:r>
+    </w:p>
+    <w:p>
+      <w:pPr/>
+      <w:r>
+        <w:rPr>
+          <w:lang w:val="en_US" w:bidi="en_US"/>
+        </w:rPr>
+      </w:r>
+      <w:r>
+        <w:rPr>
+          <w:b/>
+          <w:lang w:val="en_US" w:bidi="en_US"/>
+        </w:rPr>
         <w:t>"to find mercy from the Lord"</w:t>
       </w:r>
     </w:p>
@@ -10513,6 +11988,21 @@
           <w:b/>
           <w:lang w:val="en_US" w:bidi="en_US"/>
         </w:rPr>
+        <w:t>εὑρεῖν ἔλεος παρὰ Κυρίου</w:t>
+      </w:r>
+    </w:p>
+    <w:p>
+      <w:pPr/>
+      <w:r>
+        <w:rPr>
+          <w:lang w:val="en_US" w:bidi="en_US"/>
+        </w:rPr>
+      </w:r>
+      <w:r>
+        <w:rPr>
+          <w:b/>
+          <w:lang w:val="en_US" w:bidi="en_US"/>
+        </w:rPr>
         <w:t>"to find mercy from the Lord"</w:t>
       </w:r>
     </w:p>
@@ -10609,6 +12099,21 @@
           <w:b/>
           <w:lang w:val="en_US" w:bidi="en_US"/>
         </w:rPr>
+        <w:t>ἐν ἐκείνῃ τῇ ἡμέρᾳ</w:t>
+      </w:r>
+    </w:p>
+    <w:p>
+      <w:pPr/>
+      <w:r>
+        <w:rPr>
+          <w:lang w:val="en_US" w:bidi="en_US"/>
+        </w:rPr>
+      </w:r>
+      <w:r>
+        <w:rPr>
+          <w:b/>
+          <w:lang w:val="en_US" w:bidi="en_US"/>
+        </w:rPr>
         <w:t>"in that day"</w:t>
       </w:r>
     </w:p>
@@ -10692,6 +12197,21 @@
           <w:b/>
           <w:lang w:val="en_US" w:bidi="en_US"/>
         </w:rPr>
+        <w:t>ὅσα &amp; διηκόνησεν</w:t>
+      </w:r>
+    </w:p>
+    <w:p>
+      <w:pPr/>
+      <w:r>
+        <w:rPr>
+          <w:lang w:val="en_US" w:bidi="en_US"/>
+        </w:rPr>
+      </w:r>
+      <w:r>
+        <w:rPr>
+          <w:b/>
+          <w:lang w:val="en_US" w:bidi="en_US"/>
+        </w:rPr>
         <w:t>"as much as he served"</w:t>
       </w:r>
     </w:p>
@@ -10788,6 +12308,21 @@
           <w:b/>
           <w:lang w:val="en_US" w:bidi="en_US"/>
         </w:rPr>
+        <w:t>σὺ οὖν</w:t>
+      </w:r>
+    </w:p>
+    <w:p>
+      <w:pPr/>
+      <w:r>
+        <w:rPr>
+          <w:lang w:val="en_US" w:bidi="en_US"/>
+        </w:rPr>
+      </w:r>
+      <w:r>
+        <w:rPr>
+          <w:b/>
+          <w:lang w:val="en_US" w:bidi="en_US"/>
+        </w:rPr>
         <w:t>"You, therefore"</w:t>
       </w:r>
     </w:p>
@@ -10817,7 +12352,7 @@
         </w:rPr>
         <w:t xml:space="preserve"> could introduce: (1) an inference from </w:t>
       </w:r>
-      <w:hyperlink r:id="rId19">
+      <w:hyperlink r:id="rId21">
         <w:r>
           <w:rPr>
             <w:lang w:val="en_US" w:bidi="en_US"/>
@@ -10902,6 +12437,21 @@
           <w:b/>
           <w:lang w:val="en_US" w:bidi="en_US"/>
         </w:rPr>
+        <w:t>τέκνον μου</w:t>
+      </w:r>
+    </w:p>
+    <w:p>
+      <w:pPr/>
+      <w:r>
+        <w:rPr>
+          <w:lang w:val="en_US" w:bidi="en_US"/>
+        </w:rPr>
+      </w:r>
+      <w:r>
+        <w:rPr>
+          <w:b/>
+          <w:lang w:val="en_US" w:bidi="en_US"/>
+        </w:rPr>
         <w:t>"my child"</w:t>
       </w:r>
     </w:p>
@@ -10998,6 +12548,21 @@
           <w:b/>
           <w:lang w:val="en_US" w:bidi="en_US"/>
         </w:rPr>
+        <w:t>ἐνδυναμοῦ</w:t>
+      </w:r>
+    </w:p>
+    <w:p>
+      <w:pPr/>
+      <w:r>
+        <w:rPr>
+          <w:lang w:val="en_US" w:bidi="en_US"/>
+        </w:rPr>
+      </w:r>
+      <w:r>
+        <w:rPr>
+          <w:b/>
+          <w:lang w:val="en_US" w:bidi="en_US"/>
+        </w:rPr>
         <w:t>"be strengthened"</w:t>
       </w:r>
     </w:p>
@@ -11081,6 +12646,21 @@
           <w:b/>
           <w:lang w:val="en_US" w:bidi="en_US"/>
         </w:rPr>
+        <w:t>ἐν τῇ χάριτι τῇ ἐν Χριστῷ Ἰησοῦ</w:t>
+      </w:r>
+    </w:p>
+    <w:p>
+      <w:pPr/>
+      <w:r>
+        <w:rPr>
+          <w:lang w:val="en_US" w:bidi="en_US"/>
+        </w:rPr>
+      </w:r>
+      <w:r>
+        <w:rPr>
+          <w:b/>
+          <w:lang w:val="en_US" w:bidi="en_US"/>
+        </w:rPr>
         <w:t>"in the grace {that is} in Christ Jesus"</w:t>
       </w:r>
     </w:p>
@@ -11177,6 +12757,21 @@
           <w:b/>
           <w:lang w:val="en_US" w:bidi="en_US"/>
         </w:rPr>
+        <w:t>ἐν τῇ χάριτι</w:t>
+      </w:r>
+    </w:p>
+    <w:p>
+      <w:pPr/>
+      <w:r>
+        <w:rPr>
+          <w:lang w:val="en_US" w:bidi="en_US"/>
+        </w:rPr>
+      </w:r>
+      <w:r>
+        <w:rPr>
+          <w:b/>
+          <w:lang w:val="en_US" w:bidi="en_US"/>
+        </w:rPr>
         <w:t>"in the grace"</w:t>
       </w:r>
     </w:p>
@@ -11299,6 +12894,21 @@
           <w:b/>
           <w:lang w:val="en_US" w:bidi="en_US"/>
         </w:rPr>
+        <w:t>τῇ ἐν Χριστῷ Ἰησοῦ</w:t>
+      </w:r>
+    </w:p>
+    <w:p>
+      <w:pPr/>
+      <w:r>
+        <w:rPr>
+          <w:lang w:val="en_US" w:bidi="en_US"/>
+        </w:rPr>
+      </w:r>
+      <w:r>
+        <w:rPr>
+          <w:b/>
+          <w:lang w:val="en_US" w:bidi="en_US"/>
+        </w:rPr>
         <w:t>"that is} in Christ Jesus"</w:t>
       </w:r>
     </w:p>
@@ -11460,6 +13070,21 @@
           <w:b/>
           <w:lang w:val="en_US" w:bidi="en_US"/>
         </w:rPr>
+        <w:t>διὰ πολλῶν μαρτύρων</w:t>
+      </w:r>
+    </w:p>
+    <w:p>
+      <w:pPr/>
+      <w:r>
+        <w:rPr>
+          <w:lang w:val="en_US" w:bidi="en_US"/>
+        </w:rPr>
+      </w:r>
+      <w:r>
+        <w:rPr>
+          <w:b/>
+          <w:lang w:val="en_US" w:bidi="en_US"/>
+        </w:rPr>
         <w:t>"through many witnesses"</w:t>
       </w:r>
     </w:p>
@@ -11556,6 +13181,21 @@
           <w:b/>
           <w:lang w:val="en_US" w:bidi="en_US"/>
         </w:rPr>
+        <w:t>ταῦτα παράθου</w:t>
+      </w:r>
+    </w:p>
+    <w:p>
+      <w:pPr/>
+      <w:r>
+        <w:rPr>
+          <w:lang w:val="en_US" w:bidi="en_US"/>
+        </w:rPr>
+      </w:r>
+      <w:r>
+        <w:rPr>
+          <w:b/>
+          <w:lang w:val="en_US" w:bidi="en_US"/>
+        </w:rPr>
         <w:t>"place these things before"</w:t>
       </w:r>
     </w:p>
@@ -11652,6 +13292,21 @@
           <w:b/>
           <w:lang w:val="en_US" w:bidi="en_US"/>
         </w:rPr>
+        <w:t>πιστοῖς ἀνθρώποις</w:t>
+      </w:r>
+    </w:p>
+    <w:p>
+      <w:pPr/>
+      <w:r>
+        <w:rPr>
+          <w:lang w:val="en_US" w:bidi="en_US"/>
+        </w:rPr>
+      </w:r>
+      <w:r>
+        <w:rPr>
+          <w:b/>
+          <w:lang w:val="en_US" w:bidi="en_US"/>
+        </w:rPr>
         <w:t>"faithful men"</w:t>
       </w:r>
     </w:p>
@@ -11748,6 +13403,21 @@
           <w:b/>
           <w:lang w:val="en_US" w:bidi="en_US"/>
         </w:rPr>
+        <w:t>συνκακοπάθησον</w:t>
+      </w:r>
+    </w:p>
+    <w:p>
+      <w:pPr/>
+      <w:r>
+        <w:rPr>
+          <w:lang w:val="en_US" w:bidi="en_US"/>
+        </w:rPr>
+      </w:r>
+      <w:r>
+        <w:rPr>
+          <w:b/>
+          <w:lang w:val="en_US" w:bidi="en_US"/>
+        </w:rPr>
         <w:t>"Suffer together"</w:t>
       </w:r>
     </w:p>
@@ -11844,6 +13514,21 @@
           <w:b/>
           <w:lang w:val="en_US" w:bidi="en_US"/>
         </w:rPr>
+        <w:t>συνκακοπάθησον</w:t>
+      </w:r>
+    </w:p>
+    <w:p>
+      <w:pPr/>
+      <w:r>
+        <w:rPr>
+          <w:lang w:val="en_US" w:bidi="en_US"/>
+        </w:rPr>
+      </w:r>
+      <w:r>
+        <w:rPr>
+          <w:b/>
+          <w:lang w:val="en_US" w:bidi="en_US"/>
+        </w:rPr>
         <w:t>"Suffer together"</w:t>
       </w:r>
     </w:p>
@@ -11940,6 +13625,21 @@
           <w:b/>
           <w:lang w:val="en_US" w:bidi="en_US"/>
         </w:rPr>
+        <w:t>ὡς καλὸς στρατιώτης Ἰησοῦ Χριστοῦ</w:t>
+      </w:r>
+    </w:p>
+    <w:p>
+      <w:pPr/>
+      <w:r>
+        <w:rPr>
+          <w:lang w:val="en_US" w:bidi="en_US"/>
+        </w:rPr>
+      </w:r>
+      <w:r>
+        <w:rPr>
+          <w:b/>
+          <w:lang w:val="en_US" w:bidi="en_US"/>
+        </w:rPr>
         <w:t>"as a good soldier of Jesus Christ"</w:t>
       </w:r>
     </w:p>
@@ -12088,6 +13788,21 @@
           <w:b/>
           <w:lang w:val="en_US" w:bidi="en_US"/>
         </w:rPr>
+        <w:t>οὐδεὶς στρατευόμενος ἐμπλέκεται ταῖς τοῦ βίου πραγματίαις, ἵνα τῷ στρατολογήσαντι ἀρέσῃ</w:t>
+      </w:r>
+    </w:p>
+    <w:p>
+      <w:pPr/>
+      <w:r>
+        <w:rPr>
+          <w:lang w:val="en_US" w:bidi="en_US"/>
+        </w:rPr>
+      </w:r>
+      <w:r>
+        <w:rPr>
+          <w:b/>
+          <w:lang w:val="en_US" w:bidi="en_US"/>
+        </w:rPr>
         <w:t>"No one serving as a soldier is entangled in the affairs of life, so that he may please the one having enlisted him"</w:t>
       </w:r>
     </w:p>
@@ -12130,7 +13845,7 @@
         </w:rPr>
         <w:t xml:space="preserve">. Since Paul tells Timothy in </w:t>
       </w:r>
-      <w:hyperlink r:id="rId20">
+      <w:hyperlink r:id="rId22">
         <w:r>
           <w:rPr>
             <w:lang w:val="en_US" w:bidi="en_US"/>
@@ -12148,7 +13863,7 @@
         </w:rPr>
         <w:t xml:space="preserve"> to think carefully about the examples that he gives in this verse and in </w:t>
       </w:r>
-      <w:hyperlink r:id="rId21">
+      <w:hyperlink r:id="rId23">
         <w:r>
           <w:rPr>
             <w:lang w:val="en_US" w:bidi="en_US"/>
@@ -12233,6 +13948,21 @@
           <w:b/>
           <w:lang w:val="en_US" w:bidi="en_US"/>
         </w:rPr>
+        <w:t>ἐμπλέκεται ταῖς τοῦ βίου πραγματίαις</w:t>
+      </w:r>
+    </w:p>
+    <w:p>
+      <w:pPr/>
+      <w:r>
+        <w:rPr>
+          <w:lang w:val="en_US" w:bidi="en_US"/>
+        </w:rPr>
+      </w:r>
+      <w:r>
+        <w:rPr>
+          <w:b/>
+          <w:lang w:val="en_US" w:bidi="en_US"/>
+        </w:rPr>
         <w:t>"is entangled in the affairs of life"</w:t>
       </w:r>
     </w:p>
@@ -12342,6 +14072,21 @@
           <w:b/>
           <w:lang w:val="en_US" w:bidi="en_US"/>
         </w:rPr>
+        <w:t>ἐμπλέκεται</w:t>
+      </w:r>
+    </w:p>
+    <w:p>
+      <w:pPr/>
+      <w:r>
+        <w:rPr>
+          <w:lang w:val="en_US" w:bidi="en_US"/>
+        </w:rPr>
+      </w:r>
+      <w:r>
+        <w:rPr>
+          <w:b/>
+          <w:lang w:val="en_US" w:bidi="en_US"/>
+        </w:rPr>
         <w:t>"is entangled"</w:t>
       </w:r>
     </w:p>
@@ -12425,6 +14170,21 @@
           <w:b/>
           <w:lang w:val="en_US" w:bidi="en_US"/>
         </w:rPr>
+        <w:t>ταῖς τοῦ βίου πραγματίαις</w:t>
+      </w:r>
+    </w:p>
+    <w:p>
+      <w:pPr/>
+      <w:r>
+        <w:rPr>
+          <w:lang w:val="en_US" w:bidi="en_US"/>
+        </w:rPr>
+      </w:r>
+      <w:r>
+        <w:rPr>
+          <w:b/>
+          <w:lang w:val="en_US" w:bidi="en_US"/>
+        </w:rPr>
         <w:t>"in the affairs of life"</w:t>
       </w:r>
     </w:p>
@@ -12521,6 +14281,21 @@
           <w:b/>
           <w:lang w:val="en_US" w:bidi="en_US"/>
         </w:rPr>
+        <w:t>τῷ στρατολογήσαντι</w:t>
+      </w:r>
+    </w:p>
+    <w:p>
+      <w:pPr/>
+      <w:r>
+        <w:rPr>
+          <w:lang w:val="en_US" w:bidi="en_US"/>
+        </w:rPr>
+      </w:r>
+      <w:r>
+        <w:rPr>
+          <w:b/>
+          <w:lang w:val="en_US" w:bidi="en_US"/>
+        </w:rPr>
         <w:t>"the one having enlisted him"</w:t>
       </w:r>
     </w:p>
@@ -12584,6 +14359,21 @@
           <w:b/>
           <w:lang w:val="en_US" w:bidi="en_US"/>
         </w:rPr>
+        <w:t>δὲ καὶ</w:t>
+      </w:r>
+    </w:p>
+    <w:p>
+      <w:pPr/>
+      <w:r>
+        <w:rPr>
+          <w:lang w:val="en_US" w:bidi="en_US"/>
+        </w:rPr>
+      </w:r>
+      <w:r>
+        <w:rPr>
+          <w:b/>
+          <w:lang w:val="en_US" w:bidi="en_US"/>
+        </w:rPr>
         <w:t>"But also"</w:t>
       </w:r>
     </w:p>
@@ -12693,6 +14483,21 @@
           <w:b/>
           <w:lang w:val="en_US" w:bidi="en_US"/>
         </w:rPr>
+        <w:t>ἐὰν &amp; ἀθλῇ τις, οὐ στεφανοῦται, ἐὰν μὴ νομίμως ἀθλήσῃ</w:t>
+      </w:r>
+    </w:p>
+    <w:p>
+      <w:pPr/>
+      <w:r>
+        <w:rPr>
+          <w:lang w:val="en_US" w:bidi="en_US"/>
+        </w:rPr>
+      </w:r>
+      <w:r>
+        <w:rPr>
+          <w:b/>
+          <w:lang w:val="en_US" w:bidi="en_US"/>
+        </w:rPr>
         <w:t>"if anyone competes, he is not crowned if he has not competed lawfully"</w:t>
       </w:r>
     </w:p>
@@ -12748,7 +14553,7 @@
         </w:rPr>
         <w:t xml:space="preserve">, that is, as Jesus desires. Since Paul tells Timothy in </w:t>
       </w:r>
-      <w:hyperlink r:id="rId20">
+      <w:hyperlink r:id="rId22">
         <w:r>
           <w:rPr>
             <w:lang w:val="en_US" w:bidi="en_US"/>
@@ -12766,7 +14571,7 @@
         </w:rPr>
         <w:t xml:space="preserve"> to think carefully about the examples that he gives in this verse and in </w:t>
       </w:r>
-      <w:hyperlink r:id="rId22">
+      <w:hyperlink r:id="rId24">
         <w:r>
           <w:rPr>
             <w:lang w:val="en_US" w:bidi="en_US"/>
@@ -12784,7 +14589,7 @@
         </w:rPr>
         <w:t xml:space="preserve"> and </w:t>
       </w:r>
-      <w:hyperlink r:id="rId23">
+      <w:hyperlink r:id="rId25">
         <w:r>
           <w:rPr>
             <w:lang w:val="en_US" w:bidi="en_US"/>
@@ -12869,6 +14674,21 @@
           <w:b/>
           <w:lang w:val="en_US" w:bidi="en_US"/>
         </w:rPr>
+        <w:t>ἐὰν &amp; ἀθλῇ τις, οὐ στεφανοῦται, ἐὰν μὴ νομίμως ἀθλήσῃ</w:t>
+      </w:r>
+    </w:p>
+    <w:p>
+      <w:pPr/>
+      <w:r>
+        <w:rPr>
+          <w:lang w:val="en_US" w:bidi="en_US"/>
+        </w:rPr>
+      </w:r>
+      <w:r>
+        <w:rPr>
+          <w:b/>
+          <w:lang w:val="en_US" w:bidi="en_US"/>
+        </w:rPr>
         <w:t>"if anyone competes, he is not crowned if he has not competed lawfully"</w:t>
       </w:r>
     </w:p>
@@ -12965,6 +14785,21 @@
           <w:b/>
           <w:lang w:val="en_US" w:bidi="en_US"/>
         </w:rPr>
+        <w:t>ἀθλῇ</w:t>
+      </w:r>
+    </w:p>
+    <w:p>
+      <w:pPr/>
+      <w:r>
+        <w:rPr>
+          <w:lang w:val="en_US" w:bidi="en_US"/>
+        </w:rPr>
+      </w:r>
+      <w:r>
+        <w:rPr>
+          <w:b/>
+          <w:lang w:val="en_US" w:bidi="en_US"/>
+        </w:rPr>
         <w:t>"competes"</w:t>
       </w:r>
     </w:p>
@@ -13061,6 +14896,21 @@
           <w:b/>
           <w:lang w:val="en_US" w:bidi="en_US"/>
         </w:rPr>
+        <w:t>οὐ στεφανοῦται, ἐὰν μὴ νομίμως ἀθλήσῃ</w:t>
+      </w:r>
+    </w:p>
+    <w:p>
+      <w:pPr/>
+      <w:r>
+        <w:rPr>
+          <w:lang w:val="en_US" w:bidi="en_US"/>
+        </w:rPr>
+      </w:r>
+      <w:r>
+        <w:rPr>
+          <w:b/>
+          <w:lang w:val="en_US" w:bidi="en_US"/>
+        </w:rPr>
         <w:t>"he is not crowned if he has not competed lawfully"</w:t>
       </w:r>
     </w:p>
@@ -13144,6 +14994,21 @@
           <w:b/>
           <w:lang w:val="en_US" w:bidi="en_US"/>
         </w:rPr>
+        <w:t>οὐ στεφανοῦται</w:t>
+      </w:r>
+    </w:p>
+    <w:p>
+      <w:pPr/>
+      <w:r>
+        <w:rPr>
+          <w:lang w:val="en_US" w:bidi="en_US"/>
+        </w:rPr>
+      </w:r>
+      <w:r>
+        <w:rPr>
+          <w:b/>
+          <w:lang w:val="en_US" w:bidi="en_US"/>
+        </w:rPr>
         <w:t>"he is not crowned"</w:t>
       </w:r>
     </w:p>
@@ -13227,6 +15092,21 @@
           <w:b/>
           <w:lang w:val="en_US" w:bidi="en_US"/>
         </w:rPr>
+        <w:t>οὐ στεφανοῦται</w:t>
+      </w:r>
+    </w:p>
+    <w:p>
+      <w:pPr/>
+      <w:r>
+        <w:rPr>
+          <w:lang w:val="en_US" w:bidi="en_US"/>
+        </w:rPr>
+      </w:r>
+      <w:r>
+        <w:rPr>
+          <w:b/>
+          <w:lang w:val="en_US" w:bidi="en_US"/>
+        </w:rPr>
         <w:t>"he is not crowned"</w:t>
       </w:r>
     </w:p>
@@ -13323,6 +15203,21 @@
           <w:b/>
           <w:lang w:val="en_US" w:bidi="en_US"/>
         </w:rPr>
+        <w:t>μὴ νομίμως ἀθλήσῃ</w:t>
+      </w:r>
+    </w:p>
+    <w:p>
+      <w:pPr/>
+      <w:r>
+        <w:rPr>
+          <w:lang w:val="en_US" w:bidi="en_US"/>
+        </w:rPr>
+      </w:r>
+      <w:r>
+        <w:rPr>
+          <w:b/>
+          <w:lang w:val="en_US" w:bidi="en_US"/>
+        </w:rPr>
         <w:t>"he has not competed lawfully"</w:t>
       </w:r>
     </w:p>
@@ -13406,6 +15301,21 @@
           <w:b/>
           <w:lang w:val="en_US" w:bidi="en_US"/>
         </w:rPr>
+        <w:t>τὸν κοπιῶντα γεωργὸν δεῖ πρῶτον τῶν καρπῶν μεταλαμβάνειν</w:t>
+      </w:r>
+    </w:p>
+    <w:p>
+      <w:pPr/>
+      <w:r>
+        <w:rPr>
+          <w:lang w:val="en_US" w:bidi="en_US"/>
+        </w:rPr>
+      </w:r>
+      <w:r>
+        <w:rPr>
+          <w:b/>
+          <w:lang w:val="en_US" w:bidi="en_US"/>
+        </w:rPr>
         <w:t>"It is necessary for the hardworking farmer first to share in the fruits"</w:t>
       </w:r>
     </w:p>
@@ -13487,7 +15397,7 @@
         </w:rPr>
         <w:t xml:space="preserve"> to receive rewards if he works hard to serve Jesus. Since Paul tells Timothy in </w:t>
       </w:r>
-      <w:hyperlink r:id="rId20">
+      <w:hyperlink r:id="rId22">
         <w:r>
           <w:rPr>
             <w:lang w:val="en_US" w:bidi="en_US"/>
@@ -13505,7 +15415,7 @@
         </w:rPr>
         <w:t xml:space="preserve"> to think carefully about the examples that he gives in this verse and in </w:t>
       </w:r>
-      <w:hyperlink r:id="rId24">
+      <w:hyperlink r:id="rId26">
         <w:r>
           <w:rPr>
             <w:lang w:val="en_US" w:bidi="en_US"/>
@@ -13590,6 +15500,21 @@
           <w:b/>
           <w:lang w:val="en_US" w:bidi="en_US"/>
         </w:rPr>
+        <w:t>τὸν κοπιῶντα γεωργὸν</w:t>
+      </w:r>
+    </w:p>
+    <w:p>
+      <w:pPr/>
+      <w:r>
+        <w:rPr>
+          <w:lang w:val="en_US" w:bidi="en_US"/>
+        </w:rPr>
+      </w:r>
+      <w:r>
+        <w:rPr>
+          <w:b/>
+          <w:lang w:val="en_US" w:bidi="en_US"/>
+        </w:rPr>
         <w:t>"for the hardworking farmer"</w:t>
       </w:r>
     </w:p>
@@ -13686,6 +15611,21 @@
           <w:b/>
           <w:lang w:val="en_US" w:bidi="en_US"/>
         </w:rPr>
+        <w:t>πρῶτον τῶν καρπῶν μεταλαμβάνειν</w:t>
+      </w:r>
+    </w:p>
+    <w:p>
+      <w:pPr/>
+      <w:r>
+        <w:rPr>
+          <w:lang w:val="en_US" w:bidi="en_US"/>
+        </w:rPr>
+      </w:r>
+      <w:r>
+        <w:rPr>
+          <w:b/>
+          <w:lang w:val="en_US" w:bidi="en_US"/>
+        </w:rPr>
         <w:t>"first to share in the fruits"</w:t>
       </w:r>
     </w:p>
@@ -13808,6 +15748,21 @@
           <w:b/>
           <w:lang w:val="en_US" w:bidi="en_US"/>
         </w:rPr>
+        <w:t>νόει ὃ λέγω</w:t>
+      </w:r>
+    </w:p>
+    <w:p>
+      <w:pPr/>
+      <w:r>
+        <w:rPr>
+          <w:lang w:val="en_US" w:bidi="en_US"/>
+        </w:rPr>
+      </w:r>
+      <w:r>
+        <w:rPr>
+          <w:b/>
+          <w:lang w:val="en_US" w:bidi="en_US"/>
+        </w:rPr>
         <w:t>"Think about what I am saying"</w:t>
       </w:r>
     </w:p>
@@ -13837,7 +15792,7 @@
         </w:rPr>
         <w:t xml:space="preserve"> what Paul has written about soldiers, athletes, and farmers (</w:t>
       </w:r>
-      <w:hyperlink r:id="rId25">
+      <w:hyperlink r:id="rId27">
         <w:r>
           <w:rPr>
             <w:lang w:val="en_US" w:bidi="en_US"/>
@@ -13922,6 +15877,21 @@
           <w:b/>
           <w:lang w:val="en_US" w:bidi="en_US"/>
         </w:rPr>
+        <w:t>δώσει &amp; σοι &amp; σύνεσιν</w:t>
+      </w:r>
+    </w:p>
+    <w:p>
+      <w:pPr/>
+      <w:r>
+        <w:rPr>
+          <w:lang w:val="en_US" w:bidi="en_US"/>
+        </w:rPr>
+      </w:r>
+      <w:r>
+        <w:rPr>
+          <w:b/>
+          <w:lang w:val="en_US" w:bidi="en_US"/>
+        </w:rPr>
         <w:t>"will give you understanding"</w:t>
       </w:r>
     </w:p>
@@ -14018,6 +15988,21 @@
           <w:b/>
           <w:lang w:val="en_US" w:bidi="en_US"/>
         </w:rPr>
+        <w:t>ἐν πᾶσιν</w:t>
+      </w:r>
+    </w:p>
+    <w:p>
+      <w:pPr/>
+      <w:r>
+        <w:rPr>
+          <w:lang w:val="en_US" w:bidi="en_US"/>
+        </w:rPr>
+      </w:r>
+      <w:r>
+        <w:rPr>
+          <w:b/>
+          <w:lang w:val="en_US" w:bidi="en_US"/>
+        </w:rPr>
         <w:t>"in everything"</w:t>
       </w:r>
     </w:p>
@@ -14114,6 +16099,21 @@
           <w:b/>
           <w:lang w:val="en_US" w:bidi="en_US"/>
         </w:rPr>
+        <w:t>μνημόνευε</w:t>
+      </w:r>
+    </w:p>
+    <w:p>
+      <w:pPr/>
+      <w:r>
+        <w:rPr>
+          <w:lang w:val="en_US" w:bidi="en_US"/>
+        </w:rPr>
+      </w:r>
+      <w:r>
+        <w:rPr>
+          <w:b/>
+          <w:lang w:val="en_US" w:bidi="en_US"/>
+        </w:rPr>
         <w:t>"Remember"</w:t>
       </w:r>
     </w:p>
@@ -14236,6 +16236,21 @@
           <w:b/>
           <w:lang w:val="en_US" w:bidi="en_US"/>
         </w:rPr>
+        <w:t>ἐγηγερμένον ἐκ νεκρῶν, ἐκ σπέρματος Δαυείδ</w:t>
+      </w:r>
+    </w:p>
+    <w:p>
+      <w:pPr/>
+      <w:r>
+        <w:rPr>
+          <w:lang w:val="en_US" w:bidi="en_US"/>
+        </w:rPr>
+      </w:r>
+      <w:r>
+        <w:rPr>
+          <w:b/>
+          <w:lang w:val="en_US" w:bidi="en_US"/>
+        </w:rPr>
         <w:t>"having been raised from the dead, from the seed of David"</w:t>
       </w:r>
     </w:p>
@@ -14345,6 +16360,21 @@
           <w:b/>
           <w:lang w:val="en_US" w:bidi="en_US"/>
         </w:rPr>
+        <w:t>ἐγηγερμένον</w:t>
+      </w:r>
+    </w:p>
+    <w:p>
+      <w:pPr/>
+      <w:r>
+        <w:rPr>
+          <w:lang w:val="en_US" w:bidi="en_US"/>
+        </w:rPr>
+      </w:r>
+      <w:r>
+        <w:rPr>
+          <w:b/>
+          <w:lang w:val="en_US" w:bidi="en_US"/>
+        </w:rPr>
         <w:t>"having been raised"</w:t>
       </w:r>
     </w:p>
@@ -14441,6 +16471,21 @@
           <w:b/>
           <w:lang w:val="en_US" w:bidi="en_US"/>
         </w:rPr>
+        <w:t>ἐγηγερμένον</w:t>
+      </w:r>
+    </w:p>
+    <w:p>
+      <w:pPr/>
+      <w:r>
+        <w:rPr>
+          <w:lang w:val="en_US" w:bidi="en_US"/>
+        </w:rPr>
+      </w:r>
+      <w:r>
+        <w:rPr>
+          <w:b/>
+          <w:lang w:val="en_US" w:bidi="en_US"/>
+        </w:rPr>
         <w:t>"having been raised"</w:t>
       </w:r>
     </w:p>
@@ -14524,6 +16569,21 @@
           <w:b/>
           <w:lang w:val="en_US" w:bidi="en_US"/>
         </w:rPr>
+        <w:t>ἐκ νεκρῶν</w:t>
+      </w:r>
+    </w:p>
+    <w:p>
+      <w:pPr/>
+      <w:r>
+        <w:rPr>
+          <w:lang w:val="en_US" w:bidi="en_US"/>
+        </w:rPr>
+      </w:r>
+      <w:r>
+        <w:rPr>
+          <w:b/>
+          <w:lang w:val="en_US" w:bidi="en_US"/>
+        </w:rPr>
         <w:t>"from the dead"</w:t>
       </w:r>
     </w:p>
@@ -14633,6 +16693,21 @@
           <w:b/>
           <w:lang w:val="en_US" w:bidi="en_US"/>
         </w:rPr>
+        <w:t>ἐκ σπέρματος Δαυείδ</w:t>
+      </w:r>
+    </w:p>
+    <w:p>
+      <w:pPr/>
+      <w:r>
+        <w:rPr>
+          <w:lang w:val="en_US" w:bidi="en_US"/>
+        </w:rPr>
+      </w:r>
+      <w:r>
+        <w:rPr>
+          <w:b/>
+          <w:lang w:val="en_US" w:bidi="en_US"/>
+        </w:rPr>
         <w:t>"from the seed of David"</w:t>
       </w:r>
     </w:p>
@@ -14755,6 +16830,21 @@
           <w:b/>
           <w:lang w:val="en_US" w:bidi="en_US"/>
         </w:rPr>
+        <w:t>κατὰ τὸ εὐαγγέλιόν μου</w:t>
+      </w:r>
+    </w:p>
+    <w:p>
+      <w:pPr/>
+      <w:r>
+        <w:rPr>
+          <w:lang w:val="en_US" w:bidi="en_US"/>
+        </w:rPr>
+      </w:r>
+      <w:r>
+        <w:rPr>
+          <w:b/>
+          <w:lang w:val="en_US" w:bidi="en_US"/>
+        </w:rPr>
         <w:t>"according to my gospel"</w:t>
       </w:r>
     </w:p>
@@ -14851,6 +16941,21 @@
           <w:b/>
           <w:lang w:val="en_US" w:bidi="en_US"/>
         </w:rPr>
+        <w:t>μέχρι δεσμῶν</w:t>
+      </w:r>
+    </w:p>
+    <w:p>
+      <w:pPr/>
+      <w:r>
+        <w:rPr>
+          <w:lang w:val="en_US" w:bidi="en_US"/>
+        </w:rPr>
+      </w:r>
+      <w:r>
+        <w:rPr>
+          <w:b/>
+          <w:lang w:val="en_US" w:bidi="en_US"/>
+        </w:rPr>
         <w:t>"even to chains"</w:t>
       </w:r>
     </w:p>
@@ -14947,6 +17052,21 @@
           <w:b/>
           <w:lang w:val="en_US" w:bidi="en_US"/>
         </w:rPr>
+        <w:t>ὡς κακοῦργος</w:t>
+      </w:r>
+    </w:p>
+    <w:p>
+      <w:pPr/>
+      <w:r>
+        <w:rPr>
+          <w:lang w:val="en_US" w:bidi="en_US"/>
+        </w:rPr>
+      </w:r>
+      <w:r>
+        <w:rPr>
+          <w:b/>
+          <w:lang w:val="en_US" w:bidi="en_US"/>
+        </w:rPr>
         <w:t>"like a criminal"</w:t>
       </w:r>
     </w:p>
@@ -15043,6 +17163,21 @@
           <w:b/>
           <w:lang w:val="en_US" w:bidi="en_US"/>
         </w:rPr>
+        <w:t>ὁ λόγος τοῦ Θεοῦ οὐ δέδεται</w:t>
+      </w:r>
+    </w:p>
+    <w:p>
+      <w:pPr/>
+      <w:r>
+        <w:rPr>
+          <w:lang w:val="en_US" w:bidi="en_US"/>
+        </w:rPr>
+      </w:r>
+      <w:r>
+        <w:rPr>
+          <w:b/>
+          <w:lang w:val="en_US" w:bidi="en_US"/>
+        </w:rPr>
         <w:t>"the word of God has not been bound"</w:t>
       </w:r>
     </w:p>
@@ -15165,6 +17300,21 @@
           <w:b/>
           <w:lang w:val="en_US" w:bidi="en_US"/>
         </w:rPr>
+        <w:t>ὁ λόγος τοῦ Θεοῦ οὐ δέδεται</w:t>
+      </w:r>
+    </w:p>
+    <w:p>
+      <w:pPr/>
+      <w:r>
+        <w:rPr>
+          <w:lang w:val="en_US" w:bidi="en_US"/>
+        </w:rPr>
+      </w:r>
+      <w:r>
+        <w:rPr>
+          <w:b/>
+          <w:lang w:val="en_US" w:bidi="en_US"/>
+        </w:rPr>
         <w:t>"the word of God has not been bound"</w:t>
       </w:r>
     </w:p>
@@ -15248,6 +17398,21 @@
           <w:b/>
           <w:lang w:val="en_US" w:bidi="en_US"/>
         </w:rPr>
+        <w:t>ὁ λόγος τοῦ Θεοῦ</w:t>
+      </w:r>
+    </w:p>
+    <w:p>
+      <w:pPr/>
+      <w:r>
+        <w:rPr>
+          <w:lang w:val="en_US" w:bidi="en_US"/>
+        </w:rPr>
+      </w:r>
+      <w:r>
+        <w:rPr>
+          <w:b/>
+          <w:lang w:val="en_US" w:bidi="en_US"/>
+        </w:rPr>
         <w:t>"the word of God"</w:t>
       </w:r>
     </w:p>
@@ -15344,6 +17509,21 @@
           <w:b/>
           <w:lang w:val="en_US" w:bidi="en_US"/>
         </w:rPr>
+        <w:t>ὁ λόγος</w:t>
+      </w:r>
+    </w:p>
+    <w:p>
+      <w:pPr/>
+      <w:r>
+        <w:rPr>
+          <w:lang w:val="en_US" w:bidi="en_US"/>
+        </w:rPr>
+      </w:r>
+      <w:r>
+        <w:rPr>
+          <w:b/>
+          <w:lang w:val="en_US" w:bidi="en_US"/>
+        </w:rPr>
         <w:t>"the word"</w:t>
       </w:r>
     </w:p>
@@ -15440,6 +17620,21 @@
           <w:b/>
           <w:lang w:val="en_US" w:bidi="en_US"/>
         </w:rPr>
+        <w:t>διὰ τοῦτο, πάντα ὑπομένω</w:t>
+      </w:r>
+    </w:p>
+    <w:p>
+      <w:pPr/>
+      <w:r>
+        <w:rPr>
+          <w:lang w:val="en_US" w:bidi="en_US"/>
+        </w:rPr>
+      </w:r>
+      <w:r>
+        <w:rPr>
+          <w:b/>
+          <w:lang w:val="en_US" w:bidi="en_US"/>
+        </w:rPr>
         <w:t>"Because of this, I endure all things"</w:t>
       </w:r>
     </w:p>
@@ -15562,6 +17757,21 @@
           <w:b/>
           <w:lang w:val="en_US" w:bidi="en_US"/>
         </w:rPr>
+        <w:t>πάντα ὑπομένω</w:t>
+      </w:r>
+    </w:p>
+    <w:p>
+      <w:pPr/>
+      <w:r>
+        <w:rPr>
+          <w:lang w:val="en_US" w:bidi="en_US"/>
+        </w:rPr>
+      </w:r>
+      <w:r>
+        <w:rPr>
+          <w:b/>
+          <w:lang w:val="en_US" w:bidi="en_US"/>
+        </w:rPr>
         <w:t>"I endure all things"</w:t>
       </w:r>
     </w:p>
@@ -15658,6 +17868,21 @@
           <w:b/>
           <w:lang w:val="en_US" w:bidi="en_US"/>
         </w:rPr>
+        <w:t>τοὺς ἐκλεκτούς</w:t>
+      </w:r>
+    </w:p>
+    <w:p>
+      <w:pPr/>
+      <w:r>
+        <w:rPr>
+          <w:lang w:val="en_US" w:bidi="en_US"/>
+        </w:rPr>
+      </w:r>
+      <w:r>
+        <w:rPr>
+          <w:b/>
+          <w:lang w:val="en_US" w:bidi="en_US"/>
+        </w:rPr>
         <w:t>"the elect"</w:t>
       </w:r>
     </w:p>
@@ -15754,6 +17979,21 @@
           <w:b/>
           <w:lang w:val="en_US" w:bidi="en_US"/>
         </w:rPr>
+        <w:t>καὶ αὐτοὶ σωτηρίας τύχωσιν τῆς ἐν Χριστῷ Ἰησοῦ</w:t>
+      </w:r>
+    </w:p>
+    <w:p>
+      <w:pPr/>
+      <w:r>
+        <w:rPr>
+          <w:lang w:val="en_US" w:bidi="en_US"/>
+        </w:rPr>
+      </w:r>
+      <w:r>
+        <w:rPr>
+          <w:b/>
+          <w:lang w:val="en_US" w:bidi="en_US"/>
+        </w:rPr>
         <w:t>"they also may obtain salvation {that is} in Christ Jesus"</w:t>
       </w:r>
     </w:p>
@@ -15850,6 +18090,21 @@
           <w:b/>
           <w:lang w:val="en_US" w:bidi="en_US"/>
         </w:rPr>
+        <w:t>τῆς ἐν Χριστῷ Ἰησοῦ</w:t>
+      </w:r>
+    </w:p>
+    <w:p>
+      <w:pPr/>
+      <w:r>
+        <w:rPr>
+          <w:lang w:val="en_US" w:bidi="en_US"/>
+        </w:rPr>
+      </w:r>
+      <w:r>
+        <w:rPr>
+          <w:b/>
+          <w:lang w:val="en_US" w:bidi="en_US"/>
+        </w:rPr>
         <w:t>"that is} in Christ Jesus"</w:t>
       </w:r>
     </w:p>
@@ -16024,6 +18279,21 @@
           <w:b/>
           <w:lang w:val="en_US" w:bidi="en_US"/>
         </w:rPr>
+        <w:t>μετὰ δόξης αἰωνίου</w:t>
+      </w:r>
+    </w:p>
+    <w:p>
+      <w:pPr/>
+      <w:r>
+        <w:rPr>
+          <w:lang w:val="en_US" w:bidi="en_US"/>
+        </w:rPr>
+      </w:r>
+      <w:r>
+        <w:rPr>
+          <w:b/>
+          <w:lang w:val="en_US" w:bidi="en_US"/>
+        </w:rPr>
         <w:t>"with eternal glory"</w:t>
       </w:r>
     </w:p>
@@ -16133,6 +18403,21 @@
           <w:b/>
           <w:lang w:val="en_US" w:bidi="en_US"/>
         </w:rPr>
+        <w:t>μετὰ δόξης αἰωνίου</w:t>
+      </w:r>
+    </w:p>
+    <w:p>
+      <w:pPr/>
+      <w:r>
+        <w:rPr>
+          <w:lang w:val="en_US" w:bidi="en_US"/>
+        </w:rPr>
+      </w:r>
+      <w:r>
+        <w:rPr>
+          <w:b/>
+          <w:lang w:val="en_US" w:bidi="en_US"/>
+        </w:rPr>
         <w:t>"with eternal glory"</w:t>
       </w:r>
     </w:p>
@@ -16229,6 +18514,21 @@
           <w:b/>
           <w:lang w:val="en_US" w:bidi="en_US"/>
         </w:rPr>
+        <w:t>πιστὸς ὁ λόγος</w:t>
+      </w:r>
+    </w:p>
+    <w:p>
+      <w:pPr/>
+      <w:r>
+        <w:rPr>
+          <w:lang w:val="en_US" w:bidi="en_US"/>
+        </w:rPr>
+      </w:r>
+      <w:r>
+        <w:rPr>
+          <w:b/>
+          <w:lang w:val="en_US" w:bidi="en_US"/>
+        </w:rPr>
         <w:t>"The word {is} trustworthy"</w:t>
       </w:r>
     </w:p>
@@ -16325,6 +18625,21 @@
           <w:b/>
           <w:lang w:val="en_US" w:bidi="en_US"/>
         </w:rPr>
+        <w:t>γὰρ</w:t>
+      </w:r>
+    </w:p>
+    <w:p>
+      <w:pPr/>
+      <w:r>
+        <w:rPr>
+          <w:lang w:val="en_US" w:bidi="en_US"/>
+        </w:rPr>
+      </w:r>
+      <w:r>
+        <w:rPr>
+          <w:b/>
+          <w:lang w:val="en_US" w:bidi="en_US"/>
+        </w:rPr>
         <w:t>"For"</w:t>
       </w:r>
     </w:p>
@@ -16460,6 +18775,21 @@
           <w:b/>
           <w:lang w:val="en_US" w:bidi="en_US"/>
         </w:rPr>
+        <w:t>εἰ &amp; συναπεθάνομεν</w:t>
+      </w:r>
+    </w:p>
+    <w:p>
+      <w:pPr/>
+      <w:r>
+        <w:rPr>
+          <w:lang w:val="en_US" w:bidi="en_US"/>
+        </w:rPr>
+      </w:r>
+      <w:r>
+        <w:rPr>
+          <w:b/>
+          <w:lang w:val="en_US" w:bidi="en_US"/>
+        </w:rPr>
         <w:t>"if we died with {him"</w:t>
       </w:r>
     </w:p>
@@ -16543,6 +18873,21 @@
           <w:b/>
           <w:lang w:val="en_US" w:bidi="en_US"/>
         </w:rPr>
+        <w:t>συναπεθάνομεν</w:t>
+      </w:r>
+    </w:p>
+    <w:p>
+      <w:pPr/>
+      <w:r>
+        <w:rPr>
+          <w:lang w:val="en_US" w:bidi="en_US"/>
+        </w:rPr>
+      </w:r>
+      <w:r>
+        <w:rPr>
+          <w:b/>
+          <w:lang w:val="en_US" w:bidi="en_US"/>
+        </w:rPr>
         <w:t>"we died with {him"</w:t>
       </w:r>
     </w:p>
@@ -16626,6 +18971,21 @@
           <w:b/>
           <w:lang w:val="en_US" w:bidi="en_US"/>
         </w:rPr>
+        <w:t>καὶ συνζήσομεν</w:t>
+      </w:r>
+    </w:p>
+    <w:p>
+      <w:pPr/>
+      <w:r>
+        <w:rPr>
+          <w:lang w:val="en_US" w:bidi="en_US"/>
+        </w:rPr>
+      </w:r>
+      <w:r>
+        <w:rPr>
+          <w:b/>
+          <w:lang w:val="en_US" w:bidi="en_US"/>
+        </w:rPr>
         <w:t>"we will also live with {him"</w:t>
       </w:r>
     </w:p>
@@ -16709,6 +19069,21 @@
           <w:b/>
           <w:lang w:val="en_US" w:bidi="en_US"/>
         </w:rPr>
+        <w:t>εἰ γὰρ συναπεθάνομεν, καὶ συνζήσομεν &amp; εἰ ὑπομένομεν, καὶ συνβασιλεύσομεν; εἰ ἀρνησόμεθα, κἀκεῖνος ἀρνήσεται ἡμᾶς &amp; εἰ ἀπιστοῦμεν, ἐκεῖνος πιστὸς μένει; ἀρνήσασθαι γὰρ ἑαυτὸν οὐ δύναται</w:t>
+      </w:r>
+    </w:p>
+    <w:p>
+      <w:pPr/>
+      <w:r>
+        <w:rPr>
+          <w:lang w:val="en_US" w:bidi="en_US"/>
+        </w:rPr>
+      </w:r>
+      <w:r>
+        <w:rPr>
+          <w:b/>
+          <w:lang w:val="en_US" w:bidi="en_US"/>
+        </w:rPr>
         <w:t>""For if we died with {him}, we will also live with {him"</w:t>
       </w:r>
       <w:r>
@@ -16818,6 +19193,21 @@
           <w:b/>
           <w:lang w:val="en_US" w:bidi="en_US"/>
         </w:rPr>
+        <w:t>ὑπομένομεν</w:t>
+      </w:r>
+    </w:p>
+    <w:p>
+      <w:pPr/>
+      <w:r>
+        <w:rPr>
+          <w:lang w:val="en_US" w:bidi="en_US"/>
+        </w:rPr>
+      </w:r>
+      <w:r>
+        <w:rPr>
+          <w:b/>
+          <w:lang w:val="en_US" w:bidi="en_US"/>
+        </w:rPr>
         <w:t>"we endure"</w:t>
       </w:r>
     </w:p>
@@ -16914,6 +19304,21 @@
           <w:b/>
           <w:lang w:val="en_US" w:bidi="en_US"/>
         </w:rPr>
+        <w:t>ἀρνησόμεθα</w:t>
+      </w:r>
+    </w:p>
+    <w:p>
+      <w:pPr/>
+      <w:r>
+        <w:rPr>
+          <w:lang w:val="en_US" w:bidi="en_US"/>
+        </w:rPr>
+      </w:r>
+      <w:r>
+        <w:rPr>
+          <w:b/>
+          <w:lang w:val="en_US" w:bidi="en_US"/>
+        </w:rPr>
         <w:t>"we deny {him"</w:t>
       </w:r>
     </w:p>
@@ -16997,6 +19402,21 @@
           <w:b/>
           <w:lang w:val="en_US" w:bidi="en_US"/>
         </w:rPr>
+        <w:t>κἀκεῖνος ἀρνήσεται ἡμᾶς</w:t>
+      </w:r>
+    </w:p>
+    <w:p>
+      <w:pPr/>
+      <w:r>
+        <w:rPr>
+          <w:lang w:val="en_US" w:bidi="en_US"/>
+        </w:rPr>
+      </w:r>
+      <w:r>
+        <w:rPr>
+          <w:b/>
+          <w:lang w:val="en_US" w:bidi="en_US"/>
+        </w:rPr>
         <w:t>"he also will deny us"</w:t>
       </w:r>
     </w:p>
@@ -17093,6 +19513,21 @@
           <w:b/>
           <w:lang w:val="en_US" w:bidi="en_US"/>
         </w:rPr>
+        <w:t>ἀπιστοῦμεν</w:t>
+      </w:r>
+    </w:p>
+    <w:p>
+      <w:pPr/>
+      <w:r>
+        <w:rPr>
+          <w:lang w:val="en_US" w:bidi="en_US"/>
+        </w:rPr>
+      </w:r>
+      <w:r>
+        <w:rPr>
+          <w:b/>
+          <w:lang w:val="en_US" w:bidi="en_US"/>
+        </w:rPr>
         <w:t>"we are unfaithful"</w:t>
       </w:r>
     </w:p>
@@ -17189,6 +19624,21 @@
           <w:b/>
           <w:lang w:val="en_US" w:bidi="en_US"/>
         </w:rPr>
+        <w:t>ἐκεῖνος πιστὸς μένει</w:t>
+      </w:r>
+    </w:p>
+    <w:p>
+      <w:pPr/>
+      <w:r>
+        <w:rPr>
+          <w:lang w:val="en_US" w:bidi="en_US"/>
+        </w:rPr>
+      </w:r>
+      <w:r>
+        <w:rPr>
+          <w:b/>
+          <w:lang w:val="en_US" w:bidi="en_US"/>
+        </w:rPr>
         <w:t>"he remains faithful"</w:t>
       </w:r>
     </w:p>
@@ -17298,6 +19748,21 @@
           <w:b/>
           <w:lang w:val="en_US" w:bidi="en_US"/>
         </w:rPr>
+        <w:t>ἀρνήσασθαι &amp; ἑαυτὸν οὐ δύναται</w:t>
+      </w:r>
+    </w:p>
+    <w:p>
+      <w:pPr/>
+      <w:r>
+        <w:rPr>
+          <w:lang w:val="en_US" w:bidi="en_US"/>
+        </w:rPr>
+      </w:r>
+      <w:r>
+        <w:rPr>
+          <w:b/>
+          <w:lang w:val="en_US" w:bidi="en_US"/>
+        </w:rPr>
         <w:t>"he is not able to deny himself"</w:t>
       </w:r>
     </w:p>
@@ -17394,6 +19859,21 @@
           <w:b/>
           <w:lang w:val="en_US" w:bidi="en_US"/>
         </w:rPr>
+        <w:t>ὑπομίμνῃσκε</w:t>
+      </w:r>
+    </w:p>
+    <w:p>
+      <w:pPr/>
+      <w:r>
+        <w:rPr>
+          <w:lang w:val="en_US" w:bidi="en_US"/>
+        </w:rPr>
+      </w:r>
+      <w:r>
+        <w:rPr>
+          <w:b/>
+          <w:lang w:val="en_US" w:bidi="en_US"/>
+        </w:rPr>
         <w:t>"Remind {them} of"</w:t>
       </w:r>
     </w:p>
@@ -17490,6 +19970,21 @@
           <w:b/>
           <w:lang w:val="en_US" w:bidi="en_US"/>
         </w:rPr>
+        <w:t>ταῦτα</w:t>
+      </w:r>
+    </w:p>
+    <w:p>
+      <w:pPr/>
+      <w:r>
+        <w:rPr>
+          <w:lang w:val="en_US" w:bidi="en_US"/>
+        </w:rPr>
+      </w:r>
+      <w:r>
+        <w:rPr>
+          <w:b/>
+          <w:lang w:val="en_US" w:bidi="en_US"/>
+        </w:rPr>
         <w:t>"these things"</w:t>
       </w:r>
     </w:p>
@@ -17519,7 +20014,7 @@
         </w:rPr>
         <w:t xml:space="preserve"> refer to what Paul has previously written. This includes the trustworthy word in </w:t>
       </w:r>
-      <w:hyperlink r:id="rId26">
+      <w:hyperlink r:id="rId28">
         <w:r>
           <w:rPr>
             <w:lang w:val="en_US" w:bidi="en_US"/>
@@ -17537,7 +20032,7 @@
         </w:rPr>
         <w:t xml:space="preserve"> and perhaps also </w:t>
       </w:r>
-      <w:hyperlink r:id="rId27">
+      <w:hyperlink r:id="rId29">
         <w:r>
           <w:rPr>
             <w:lang w:val="en_US" w:bidi="en_US"/>
@@ -17718,6 +20213,21 @@
           <w:b/>
           <w:lang w:val="en_US" w:bidi="en_US"/>
         </w:rPr>
+        <w:t>τοῦ Θεοῦ</w:t>
+      </w:r>
+    </w:p>
+    <w:p>
+      <w:pPr/>
+      <w:r>
+        <w:rPr>
+          <w:lang w:val="en_US" w:bidi="en_US"/>
+        </w:rPr>
+      </w:r>
+      <w:r>
+        <w:rPr>
+          <w:b/>
+          <w:lang w:val="en_US" w:bidi="en_US"/>
+        </w:rPr>
         <w:t>"God"</w:t>
       </w:r>
     </w:p>
@@ -17814,6 +20324,21 @@
           <w:b/>
           <w:lang w:val="en_US" w:bidi="en_US"/>
         </w:rPr>
+        <w:t>μὴ λογομαχεῖν</w:t>
+      </w:r>
+    </w:p>
+    <w:p>
+      <w:pPr/>
+      <w:r>
+        <w:rPr>
+          <w:lang w:val="en_US" w:bidi="en_US"/>
+        </w:rPr>
+      </w:r>
+      <w:r>
+        <w:rPr>
+          <w:b/>
+          <w:lang w:val="en_US" w:bidi="en_US"/>
+        </w:rPr>
         <w:t>"not to battle about words"</w:t>
       </w:r>
     </w:p>
@@ -17910,6 +20435,21 @@
           <w:b/>
           <w:lang w:val="en_US" w:bidi="en_US"/>
         </w:rPr>
+        <w:t>ἐπὶ καταστροφῇ τῶν ἀκουόντων</w:t>
+      </w:r>
+    </w:p>
+    <w:p>
+      <w:pPr/>
+      <w:r>
+        <w:rPr>
+          <w:lang w:val="en_US" w:bidi="en_US"/>
+        </w:rPr>
+      </w:r>
+      <w:r>
+        <w:rPr>
+          <w:b/>
+          <w:lang w:val="en_US" w:bidi="en_US"/>
+        </w:rPr>
         <w:t>"to the destruction of the ones hearing"</w:t>
       </w:r>
     </w:p>
@@ -18006,6 +20546,21 @@
           <w:b/>
           <w:lang w:val="en_US" w:bidi="en_US"/>
         </w:rPr>
+        <w:t>ἐπὶ καταστροφῇ τῶν ἀκουόντων</w:t>
+      </w:r>
+    </w:p>
+    <w:p>
+      <w:pPr/>
+      <w:r>
+        <w:rPr>
+          <w:lang w:val="en_US" w:bidi="en_US"/>
+        </w:rPr>
+      </w:r>
+      <w:r>
+        <w:rPr>
+          <w:b/>
+          <w:lang w:val="en_US" w:bidi="en_US"/>
+        </w:rPr>
         <w:t>"to the destruction of the ones hearing"</w:t>
       </w:r>
     </w:p>
@@ -18102,6 +20657,21 @@
           <w:b/>
           <w:lang w:val="en_US" w:bidi="en_US"/>
         </w:rPr>
+        <w:t>σπούδασον σεαυτὸν, δόκιμον παραστῆσαι τῷ Θεῷ</w:t>
+      </w:r>
+    </w:p>
+    <w:p>
+      <w:pPr/>
+      <w:r>
+        <w:rPr>
+          <w:lang w:val="en_US" w:bidi="en_US"/>
+        </w:rPr>
+      </w:r>
+      <w:r>
+        <w:rPr>
+          <w:b/>
+          <w:lang w:val="en_US" w:bidi="en_US"/>
+        </w:rPr>
         <w:t>"Strive to present yourself approved to God"</w:t>
       </w:r>
     </w:p>
@@ -18224,6 +20794,21 @@
           <w:b/>
           <w:lang w:val="en_US" w:bidi="en_US"/>
         </w:rPr>
+        <w:t>ἐργάτην</w:t>
+      </w:r>
+    </w:p>
+    <w:p>
+      <w:pPr/>
+      <w:r>
+        <w:rPr>
+          <w:lang w:val="en_US" w:bidi="en_US"/>
+        </w:rPr>
+      </w:r>
+      <w:r>
+        <w:rPr>
+          <w:b/>
+          <w:lang w:val="en_US" w:bidi="en_US"/>
+        </w:rPr>
         <w:t>"a worker"</w:t>
       </w:r>
     </w:p>
@@ -18320,6 +20905,21 @@
           <w:b/>
           <w:lang w:val="en_US" w:bidi="en_US"/>
         </w:rPr>
+        <w:t>ἀνεπαίσχυντον</w:t>
+      </w:r>
+    </w:p>
+    <w:p>
+      <w:pPr/>
+      <w:r>
+        <w:rPr>
+          <w:lang w:val="en_US" w:bidi="en_US"/>
+        </w:rPr>
+      </w:r>
+      <w:r>
+        <w:rPr>
+          <w:b/>
+          <w:lang w:val="en_US" w:bidi="en_US"/>
+        </w:rPr>
         <w:t>"not ashamed"</w:t>
       </w:r>
     </w:p>
@@ -18403,6 +21003,21 @@
           <w:b/>
           <w:lang w:val="en_US" w:bidi="en_US"/>
         </w:rPr>
+        <w:t>ὀρθοτομοῦντα τὸν λόγον τῆς ἀληθείας</w:t>
+      </w:r>
+    </w:p>
+    <w:p>
+      <w:pPr/>
+      <w:r>
+        <w:rPr>
+          <w:lang w:val="en_US" w:bidi="en_US"/>
+        </w:rPr>
+      </w:r>
+      <w:r>
+        <w:rPr>
+          <w:b/>
+          <w:lang w:val="en_US" w:bidi="en_US"/>
+        </w:rPr>
         <w:t>"cutting the word of truth straight"</w:t>
       </w:r>
     </w:p>
@@ -18525,6 +21140,21 @@
           <w:b/>
           <w:lang w:val="en_US" w:bidi="en_US"/>
         </w:rPr>
+        <w:t>τὸν λόγον τῆς ἀληθείας</w:t>
+      </w:r>
+    </w:p>
+    <w:p>
+      <w:pPr/>
+      <w:r>
+        <w:rPr>
+          <w:lang w:val="en_US" w:bidi="en_US"/>
+        </w:rPr>
+      </w:r>
+      <w:r>
+        <w:rPr>
+          <w:b/>
+          <w:lang w:val="en_US" w:bidi="en_US"/>
+        </w:rPr>
         <w:t>"the word of truth"</w:t>
       </w:r>
     </w:p>
@@ -18621,6 +21251,21 @@
           <w:b/>
           <w:lang w:val="en_US" w:bidi="en_US"/>
         </w:rPr>
+        <w:t>τὸν λόγον τῆς ἀληθείας</w:t>
+      </w:r>
+    </w:p>
+    <w:p>
+      <w:pPr/>
+      <w:r>
+        <w:rPr>
+          <w:lang w:val="en_US" w:bidi="en_US"/>
+        </w:rPr>
+      </w:r>
+      <w:r>
+        <w:rPr>
+          <w:b/>
+          <w:lang w:val="en_US" w:bidi="en_US"/>
+        </w:rPr>
         <w:t>"the word of truth"</w:t>
       </w:r>
     </w:p>
@@ -18717,6 +21362,21 @@
           <w:b/>
           <w:lang w:val="en_US" w:bidi="en_US"/>
         </w:rPr>
+        <w:t>τὸν λόγον</w:t>
+      </w:r>
+    </w:p>
+    <w:p>
+      <w:pPr/>
+      <w:r>
+        <w:rPr>
+          <w:lang w:val="en_US" w:bidi="en_US"/>
+        </w:rPr>
+      </w:r>
+      <w:r>
+        <w:rPr>
+          <w:b/>
+          <w:lang w:val="en_US" w:bidi="en_US"/>
+        </w:rPr>
         <w:t>"the word"</w:t>
       </w:r>
     </w:p>
@@ -18813,6 +21473,21 @@
           <w:b/>
           <w:lang w:val="en_US" w:bidi="en_US"/>
         </w:rPr>
+        <w:t>δὲ</w:t>
+      </w:r>
+    </w:p>
+    <w:p>
+      <w:pPr/>
+      <w:r>
+        <w:rPr>
+          <w:lang w:val="en_US" w:bidi="en_US"/>
+        </w:rPr>
+      </w:r>
+      <w:r>
+        <w:rPr>
+          <w:b/>
+          <w:lang w:val="en_US" w:bidi="en_US"/>
+        </w:rPr>
         <w:t>"But"</w:t>
       </w:r>
     </w:p>
@@ -18855,7 +21530,7 @@
         </w:rPr>
         <w:t xml:space="preserve"> in contrast with how he should treat “the word of truth” (</w:t>
       </w:r>
-      <w:hyperlink r:id="rId28">
+      <w:hyperlink r:id="rId30">
         <w:r>
           <w:rPr>
             <w:lang w:val="en_US" w:bidi="en_US"/>
@@ -18953,6 +21628,21 @@
           <w:b/>
           <w:lang w:val="en_US" w:bidi="en_US"/>
         </w:rPr>
+        <w:t>τὰς &amp; βεβήλους κενοφωνίας</w:t>
+      </w:r>
+    </w:p>
+    <w:p>
+      <w:pPr/>
+      <w:r>
+        <w:rPr>
+          <w:lang w:val="en_US" w:bidi="en_US"/>
+        </w:rPr>
+      </w:r>
+      <w:r>
+        <w:rPr>
+          <w:b/>
+          <w:lang w:val="en_US" w:bidi="en_US"/>
+        </w:rPr>
         <w:t>"profane, empty sayings"</w:t>
       </w:r>
     </w:p>
@@ -19062,6 +21752,21 @@
           <w:b/>
           <w:lang w:val="en_US" w:bidi="en_US"/>
         </w:rPr>
+        <w:t>προκόψουσιν</w:t>
+      </w:r>
+    </w:p>
+    <w:p>
+      <w:pPr/>
+      <w:r>
+        <w:rPr>
+          <w:lang w:val="en_US" w:bidi="en_US"/>
+        </w:rPr>
+      </w:r>
+      <w:r>
+        <w:rPr>
+          <w:b/>
+          <w:lang w:val="en_US" w:bidi="en_US"/>
+        </w:rPr>
         <w:t>"they will advance"</w:t>
       </w:r>
     </w:p>
@@ -19104,7 +21809,7 @@
         </w:rPr>
         <w:t xml:space="preserve">. When Paul refers to “their word” in </w:t>
       </w:r>
-      <w:hyperlink r:id="rId29">
+      <w:hyperlink r:id="rId31">
         <w:r>
           <w:rPr>
             <w:lang w:val="en_US" w:bidi="en_US"/>
@@ -19215,6 +21920,21 @@
           <w:b/>
           <w:lang w:val="en_US" w:bidi="en_US"/>
         </w:rPr>
+        <w:t>ἐπὶ πλεῖον &amp; προκόψουσιν ἀσεβείας</w:t>
+      </w:r>
+    </w:p>
+    <w:p>
+      <w:pPr/>
+      <w:r>
+        <w:rPr>
+          <w:lang w:val="en_US" w:bidi="en_US"/>
+        </w:rPr>
+      </w:r>
+      <w:r>
+        <w:rPr>
+          <w:b/>
+          <w:lang w:val="en_US" w:bidi="en_US"/>
+        </w:rPr>
         <w:t>"they will advance further in ungodliness"</w:t>
       </w:r>
     </w:p>
@@ -19350,6 +22070,21 @@
           <w:b/>
           <w:lang w:val="en_US" w:bidi="en_US"/>
         </w:rPr>
+        <w:t>ἀσεβείας</w:t>
+      </w:r>
+    </w:p>
+    <w:p>
+      <w:pPr/>
+      <w:r>
+        <w:rPr>
+          <w:lang w:val="en_US" w:bidi="en_US"/>
+        </w:rPr>
+      </w:r>
+      <w:r>
+        <w:rPr>
+          <w:b/>
+          <w:lang w:val="en_US" w:bidi="en_US"/>
+        </w:rPr>
         <w:t>"in ungodliness"</w:t>
       </w:r>
     </w:p>
@@ -19446,6 +22181,21 @@
           <w:b/>
           <w:lang w:val="en_US" w:bidi="en_US"/>
         </w:rPr>
+        <w:t>ὁ λόγος αὐτῶν</w:t>
+      </w:r>
+    </w:p>
+    <w:p>
+      <w:pPr/>
+      <w:r>
+        <w:rPr>
+          <w:lang w:val="en_US" w:bidi="en_US"/>
+        </w:rPr>
+      </w:r>
+      <w:r>
+        <w:rPr>
+          <w:b/>
+          <w:lang w:val="en_US" w:bidi="en_US"/>
+        </w:rPr>
         <w:t>"their word"</w:t>
       </w:r>
     </w:p>
@@ -19475,7 +22225,7 @@
         </w:rPr>
         <w:t xml:space="preserve"> represents what people say using words. In this case, Paul is referring specifically to the “profane empty sayings” to which he referred in </w:t>
       </w:r>
-      <w:hyperlink r:id="rId30">
+      <w:hyperlink r:id="rId32">
         <w:r>
           <w:rPr>
             <w:lang w:val="en_US" w:bidi="en_US"/>
@@ -19560,6 +22310,21 @@
           <w:b/>
           <w:lang w:val="en_US" w:bidi="en_US"/>
         </w:rPr>
+        <w:t>ὡς γάγγραινα νομὴν ἕξει</w:t>
+      </w:r>
+    </w:p>
+    <w:p>
+      <w:pPr/>
+      <w:r>
+        <w:rPr>
+          <w:lang w:val="en_US" w:bidi="en_US"/>
+        </w:rPr>
+      </w:r>
+      <w:r>
+        <w:rPr>
+          <w:b/>
+          <w:lang w:val="en_US" w:bidi="en_US"/>
+        </w:rPr>
         <w:t>"will have a spreading like gangrene"</w:t>
       </w:r>
     </w:p>
@@ -19669,6 +22434,21 @@
           <w:b/>
           <w:lang w:val="en_US" w:bidi="en_US"/>
         </w:rPr>
+        <w:t>γάγγραινα</w:t>
+      </w:r>
+    </w:p>
+    <w:p>
+      <w:pPr/>
+      <w:r>
+        <w:rPr>
+          <w:lang w:val="en_US" w:bidi="en_US"/>
+        </w:rPr>
+      </w:r>
+      <w:r>
+        <w:rPr>
+          <w:b/>
+          <w:lang w:val="en_US" w:bidi="en_US"/>
+        </w:rPr>
         <w:t>"gangrene"</w:t>
       </w:r>
     </w:p>
@@ -19778,6 +22558,21 @@
           <w:b/>
           <w:lang w:val="en_US" w:bidi="en_US"/>
         </w:rPr>
+        <w:t>Ὑμέναιος, καὶ Φίλητος</w:t>
+      </w:r>
+    </w:p>
+    <w:p>
+      <w:pPr/>
+      <w:r>
+        <w:rPr>
+          <w:lang w:val="en_US" w:bidi="en_US"/>
+        </w:rPr>
+      </w:r>
+      <w:r>
+        <w:rPr>
+          <w:b/>
+          <w:lang w:val="en_US" w:bidi="en_US"/>
+        </w:rPr>
         <w:t>"Hymenaeus and Philetus"</w:t>
       </w:r>
     </w:p>
@@ -19887,6 +22682,21 @@
           <w:b/>
           <w:lang w:val="en_US" w:bidi="en_US"/>
         </w:rPr>
+        <w:t>περὶ τὴν ἀλήθειαν ἠστόχησαν</w:t>
+      </w:r>
+    </w:p>
+    <w:p>
+      <w:pPr/>
+      <w:r>
+        <w:rPr>
+          <w:lang w:val="en_US" w:bidi="en_US"/>
+        </w:rPr>
+      </w:r>
+      <w:r>
+        <w:rPr>
+          <w:b/>
+          <w:lang w:val="en_US" w:bidi="en_US"/>
+        </w:rPr>
         <w:t>"have missed the mark concerning the truth"</w:t>
       </w:r>
     </w:p>
@@ -20009,6 +22819,21 @@
           <w:b/>
           <w:lang w:val="en_US" w:bidi="en_US"/>
         </w:rPr>
+        <w:t>περὶ τὴν ἀλήθειαν</w:t>
+      </w:r>
+    </w:p>
+    <w:p>
+      <w:pPr/>
+      <w:r>
+        <w:rPr>
+          <w:lang w:val="en_US" w:bidi="en_US"/>
+        </w:rPr>
+      </w:r>
+      <w:r>
+        <w:rPr>
+          <w:b/>
+          <w:lang w:val="en_US" w:bidi="en_US"/>
+        </w:rPr>
         <w:t>"concerning the truth"</w:t>
       </w:r>
     </w:p>
@@ -20105,6 +22930,21 @@
           <w:b/>
           <w:lang w:val="en_US" w:bidi="en_US"/>
         </w:rPr>
+        <w:t>ἀνάστασιν ἤδη γεγονέναι</w:t>
+      </w:r>
+    </w:p>
+    <w:p>
+      <w:pPr/>
+      <w:r>
+        <w:rPr>
+          <w:lang w:val="en_US" w:bidi="en_US"/>
+        </w:rPr>
+      </w:r>
+      <w:r>
+        <w:rPr>
+          <w:b/>
+          <w:lang w:val="en_US" w:bidi="en_US"/>
+        </w:rPr>
         <w:t>"the resurrection has already happened"</w:t>
       </w:r>
     </w:p>
@@ -20201,6 +23041,21 @@
           <w:b/>
           <w:lang w:val="en_US" w:bidi="en_US"/>
         </w:rPr>
+        <w:t>ἀνατρέπουσιν τήν τινων πίστιν</w:t>
+      </w:r>
+    </w:p>
+    <w:p>
+      <w:pPr/>
+      <w:r>
+        <w:rPr>
+          <w:lang w:val="en_US" w:bidi="en_US"/>
+        </w:rPr>
+      </w:r>
+      <w:r>
+        <w:rPr>
+          <w:b/>
+          <w:lang w:val="en_US" w:bidi="en_US"/>
+        </w:rPr>
         <w:t>"who} overturn the faith of some"</w:t>
       </w:r>
     </w:p>
@@ -20310,6 +23165,21 @@
           <w:b/>
           <w:lang w:val="en_US" w:bidi="en_US"/>
         </w:rPr>
+        <w:t>τήν τινων πίστιν</w:t>
+      </w:r>
+    </w:p>
+    <w:p>
+      <w:pPr/>
+      <w:r>
+        <w:rPr>
+          <w:lang w:val="en_US" w:bidi="en_US"/>
+        </w:rPr>
+      </w:r>
+      <w:r>
+        <w:rPr>
+          <w:b/>
+          <w:lang w:val="en_US" w:bidi="en_US"/>
+        </w:rPr>
         <w:t>"the faith of some"</w:t>
       </w:r>
     </w:p>
@@ -20406,6 +23276,21 @@
           <w:b/>
           <w:lang w:val="en_US" w:bidi="en_US"/>
         </w:rPr>
+        <w:t>ὁ &amp; στερεὸς θεμέλιος τοῦ Θεοῦ ἕστηκεν</w:t>
+      </w:r>
+    </w:p>
+    <w:p>
+      <w:pPr/>
+      <w:r>
+        <w:rPr>
+          <w:lang w:val="en_US" w:bidi="en_US"/>
+        </w:rPr>
+      </w:r>
+      <w:r>
+        <w:rPr>
+          <w:b/>
+          <w:lang w:val="en_US" w:bidi="en_US"/>
+        </w:rPr>
         <w:t>"the firm foundation of God stands"</w:t>
       </w:r>
     </w:p>
@@ -20554,6 +23439,21 @@
           <w:b/>
           <w:lang w:val="en_US" w:bidi="en_US"/>
         </w:rPr>
+        <w:t>ἔχων τὴν σφραγῖδα ταύτην</w:t>
+      </w:r>
+    </w:p>
+    <w:p>
+      <w:pPr/>
+      <w:r>
+        <w:rPr>
+          <w:lang w:val="en_US" w:bidi="en_US"/>
+        </w:rPr>
+      </w:r>
+      <w:r>
+        <w:rPr>
+          <w:b/>
+          <w:lang w:val="en_US" w:bidi="en_US"/>
+        </w:rPr>
         <w:t>"having this seal"</w:t>
       </w:r>
     </w:p>
@@ -20689,6 +23589,21 @@
           <w:b/>
           <w:lang w:val="en_US" w:bidi="en_US"/>
         </w:rPr>
+        <w:t>ἔγνω Κύριος τοὺς ὄντας αὐτοῦ, καί, ἀποστήτω ἀπὸ ἀδικίας πᾶς ὁ ὀνομάζων τὸ ὄνομα Κυρίου</w:t>
+      </w:r>
+    </w:p>
+    <w:p>
+      <w:pPr/>
+      <w:r>
+        <w:rPr>
+          <w:lang w:val="en_US" w:bidi="en_US"/>
+        </w:rPr>
+      </w:r>
+      <w:r>
+        <w:rPr>
+          <w:b/>
+          <w:lang w:val="en_US" w:bidi="en_US"/>
+        </w:rPr>
         <w:t>"The Lord knew the ones being his” and “Let everyone naming the name of the Lord depart from unrighteousness"</w:t>
       </w:r>
     </w:p>
@@ -20705,7 +23620,7 @@
         </w:rPr>
         <w:t xml:space="preserve">Here Paul introduces a quotation and a summary that both come from the Old Testament scriptures. The first quotation is from </w:t>
       </w:r>
-      <w:hyperlink r:id="rId31">
+      <w:hyperlink r:id="rId33">
         <w:r>
           <w:rPr>
             <w:lang w:val="en_US" w:bidi="en_US"/>
@@ -20790,6 +23705,21 @@
           <w:b/>
           <w:lang w:val="en_US" w:bidi="en_US"/>
         </w:rPr>
+        <w:t>Κύριος &amp; Κυρίου</w:t>
+      </w:r>
+    </w:p>
+    <w:p>
+      <w:pPr/>
+      <w:r>
+        <w:rPr>
+          <w:lang w:val="en_US" w:bidi="en_US"/>
+        </w:rPr>
+      </w:r>
+      <w:r>
+        <w:rPr>
+          <w:b/>
+          <w:lang w:val="en_US" w:bidi="en_US"/>
+        </w:rPr>
         <w:t>"The Lord"</w:t>
       </w:r>
       <w:r>
@@ -20899,6 +23829,21 @@
           <w:b/>
           <w:lang w:val="en_US" w:bidi="en_US"/>
         </w:rPr>
+        <w:t>ἔγνω</w:t>
+      </w:r>
+    </w:p>
+    <w:p>
+      <w:pPr/>
+      <w:r>
+        <w:rPr>
+          <w:lang w:val="en_US" w:bidi="en_US"/>
+        </w:rPr>
+      </w:r>
+      <w:r>
+        <w:rPr>
+          <w:b/>
+          <w:lang w:val="en_US" w:bidi="en_US"/>
+        </w:rPr>
         <w:t>"knew"</w:t>
       </w:r>
     </w:p>
@@ -20982,6 +23927,21 @@
           <w:b/>
           <w:lang w:val="en_US" w:bidi="en_US"/>
         </w:rPr>
+        <w:t>ἀποστήτω ἀπὸ &amp; πᾶς ὁ ὀνομάζων τὸ ὄνομα Κυρίου</w:t>
+      </w:r>
+    </w:p>
+    <w:p>
+      <w:pPr/>
+      <w:r>
+        <w:rPr>
+          <w:lang w:val="en_US" w:bidi="en_US"/>
+        </w:rPr>
+      </w:r>
+      <w:r>
+        <w:rPr>
+          <w:b/>
+          <w:lang w:val="en_US" w:bidi="en_US"/>
+        </w:rPr>
         <w:t>"Let everyone naming the name of the Lord depart from"</w:t>
       </w:r>
     </w:p>
@@ -21091,6 +24051,21 @@
           <w:b/>
           <w:lang w:val="en_US" w:bidi="en_US"/>
         </w:rPr>
+        <w:t>ἀποστήτω &amp; πᾶς ὁ ὀνομάζων τὸ ὄνομα Κυρίου</w:t>
+      </w:r>
+    </w:p>
+    <w:p>
+      <w:pPr/>
+      <w:r>
+        <w:rPr>
+          <w:lang w:val="en_US" w:bidi="en_US"/>
+        </w:rPr>
+      </w:r>
+      <w:r>
+        <w:rPr>
+          <w:b/>
+          <w:lang w:val="en_US" w:bidi="en_US"/>
+        </w:rPr>
         <w:t>"Let everyone naming the name of the Lord depart"</w:t>
       </w:r>
     </w:p>
@@ -21174,6 +24149,21 @@
           <w:b/>
           <w:lang w:val="en_US" w:bidi="en_US"/>
         </w:rPr>
+        <w:t>ὁ ὀνομάζων τὸ ὄνομα Κυρίου</w:t>
+      </w:r>
+    </w:p>
+    <w:p>
+      <w:pPr/>
+      <w:r>
+        <w:rPr>
+          <w:lang w:val="en_US" w:bidi="en_US"/>
+        </w:rPr>
+      </w:r>
+      <w:r>
+        <w:rPr>
+          <w:b/>
+          <w:lang w:val="en_US" w:bidi="en_US"/>
+        </w:rPr>
         <w:t>"naming the name of the Lord"</w:t>
       </w:r>
     </w:p>
@@ -21283,6 +24273,21 @@
           <w:b/>
           <w:lang w:val="en_US" w:bidi="en_US"/>
         </w:rPr>
+        <w:t>ἀπὸ ἀδικίας</w:t>
+      </w:r>
+    </w:p>
+    <w:p>
+      <w:pPr/>
+      <w:r>
+        <w:rPr>
+          <w:lang w:val="en_US" w:bidi="en_US"/>
+        </w:rPr>
+      </w:r>
+      <w:r>
+        <w:rPr>
+          <w:b/>
+          <w:lang w:val="en_US" w:bidi="en_US"/>
+        </w:rPr>
         <w:t>"from unrighteousness"</w:t>
       </w:r>
     </w:p>
@@ -21379,6 +24384,21 @@
           <w:b/>
           <w:lang w:val="en_US" w:bidi="en_US"/>
         </w:rPr>
+        <w:t>δὲ</w:t>
+      </w:r>
+    </w:p>
+    <w:p>
+      <w:pPr/>
+      <w:r>
+        <w:rPr>
+          <w:lang w:val="en_US" w:bidi="en_US"/>
+        </w:rPr>
+      </w:r>
+      <w:r>
+        <w:rPr>
+          <w:b/>
+          <w:lang w:val="en_US" w:bidi="en_US"/>
+        </w:rPr>
         <w:t>"Now"</w:t>
       </w:r>
     </w:p>
@@ -21488,6 +24508,21 @@
           <w:b/>
           <w:lang w:val="en_US" w:bidi="en_US"/>
         </w:rPr>
+        <w:t>ἐν μεγάλῃ &amp; οἰκίᾳ, οὐκ ἔστιν μόνον σκεύη χρυσᾶ καὶ ἀργυρᾶ, ἀλλὰ καὶ ξύλινα καὶ ὀστράκινα; καὶ ἃ μὲν εἰς τιμὴν, ἃ δὲ εἰς ἀτιμίαν</w:t>
+      </w:r>
+    </w:p>
+    <w:p>
+      <w:pPr/>
+      <w:r>
+        <w:rPr>
+          <w:lang w:val="en_US" w:bidi="en_US"/>
+        </w:rPr>
+      </w:r>
+      <w:r>
+        <w:rPr>
+          <w:b/>
+          <w:lang w:val="en_US" w:bidi="en_US"/>
+        </w:rPr>
         <w:t>"in a great house, there are not only gold and silver containers, but also wood and clay, and some for honor and some for dishonor"</w:t>
       </w:r>
     </w:p>
@@ -21597,6 +24632,21 @@
           <w:b/>
           <w:lang w:val="en_US" w:bidi="en_US"/>
         </w:rPr>
+        <w:t>σκεύη</w:t>
+      </w:r>
+    </w:p>
+    <w:p>
+      <w:pPr/>
+      <w:r>
+        <w:rPr>
+          <w:lang w:val="en_US" w:bidi="en_US"/>
+        </w:rPr>
+      </w:r>
+      <w:r>
+        <w:rPr>
+          <w:b/>
+          <w:lang w:val="en_US" w:bidi="en_US"/>
+        </w:rPr>
         <w:t>"containers"</w:t>
       </w:r>
     </w:p>
@@ -21693,6 +24743,21 @@
           <w:b/>
           <w:lang w:val="en_US" w:bidi="en_US"/>
         </w:rPr>
+        <w:t>ἀλλὰ καὶ ξύλινα καὶ ὀστράκινα</w:t>
+      </w:r>
+    </w:p>
+    <w:p>
+      <w:pPr/>
+      <w:r>
+        <w:rPr>
+          <w:lang w:val="en_US" w:bidi="en_US"/>
+        </w:rPr>
+      </w:r>
+      <w:r>
+        <w:rPr>
+          <w:b/>
+          <w:lang w:val="en_US" w:bidi="en_US"/>
+        </w:rPr>
         <w:t>"but also wood and clay"</w:t>
       </w:r>
     </w:p>
@@ -21776,6 +24841,21 @@
           <w:b/>
           <w:lang w:val="en_US" w:bidi="en_US"/>
         </w:rPr>
+        <w:t>ἃ μὲν εἰς τιμὴν, ἃ δὲ εἰς ἀτιμίαν</w:t>
+      </w:r>
+    </w:p>
+    <w:p>
+      <w:pPr/>
+      <w:r>
+        <w:rPr>
+          <w:lang w:val="en_US" w:bidi="en_US"/>
+        </w:rPr>
+      </w:r>
+      <w:r>
+        <w:rPr>
+          <w:b/>
+          <w:lang w:val="en_US" w:bidi="en_US"/>
+        </w:rPr>
         <w:t>"some for honor and some for dishonor"</w:t>
       </w:r>
     </w:p>
@@ -21859,6 +24939,21 @@
           <w:b/>
           <w:lang w:val="en_US" w:bidi="en_US"/>
         </w:rPr>
+        <w:t>ἃ μὲν εἰς τιμὴν, ἃ δὲ εἰς ἀτιμίαν</w:t>
+      </w:r>
+    </w:p>
+    <w:p>
+      <w:pPr/>
+      <w:r>
+        <w:rPr>
+          <w:lang w:val="en_US" w:bidi="en_US"/>
+        </w:rPr>
+      </w:r>
+      <w:r>
+        <w:rPr>
+          <w:b/>
+          <w:lang w:val="en_US" w:bidi="en_US"/>
+        </w:rPr>
         <w:t>"some for honor and some for dishonor"</w:t>
       </w:r>
     </w:p>
@@ -21968,6 +25063,21 @@
           <w:b/>
           <w:lang w:val="en_US" w:bidi="en_US"/>
         </w:rPr>
+        <w:t>ἐὰν &amp; τις ἐκκαθάρῃ ἑαυτὸν ἀπὸ τούτων, ἔσται σκεῦος εἰς τιμήν, ἡγιασμένον εὔχρηστον τῷ Δεσπότῃ, εἰς πᾶν ἔργον ἀγαθὸν ἡτοιμασμένον</w:t>
+      </w:r>
+    </w:p>
+    <w:p>
+      <w:pPr/>
+      <w:r>
+        <w:rPr>
+          <w:lang w:val="en_US" w:bidi="en_US"/>
+        </w:rPr>
+      </w:r>
+      <w:r>
+        <w:rPr>
+          <w:b/>
+          <w:lang w:val="en_US" w:bidi="en_US"/>
+        </w:rPr>
         <w:t>"if someone has cleansed himself from these, he will be a container for honor, having been sanctified, useful to the master, having been prepared for every good work"</w:t>
       </w:r>
     </w:p>
@@ -22077,6 +25187,21 @@
           <w:b/>
           <w:lang w:val="en_US" w:bidi="en_US"/>
         </w:rPr>
+        <w:t>τούτων</w:t>
+      </w:r>
+    </w:p>
+    <w:p>
+      <w:pPr/>
+      <w:r>
+        <w:rPr>
+          <w:lang w:val="en_US" w:bidi="en_US"/>
+        </w:rPr>
+      </w:r>
+      <w:r>
+        <w:rPr>
+          <w:b/>
+          <w:lang w:val="en_US" w:bidi="en_US"/>
+        </w:rPr>
         <w:t>"these"</w:t>
       </w:r>
     </w:p>
@@ -22106,7 +25231,7 @@
         </w:rPr>
         <w:t xml:space="preserve"> could refer to: (1) what Paul has said in </w:t>
       </w:r>
-      <w:hyperlink r:id="rId32">
+      <w:hyperlink r:id="rId34">
         <w:r>
           <w:rPr>
             <w:lang w:val="en_US" w:bidi="en_US"/>
@@ -22124,7 +25249,7 @@
         </w:rPr>
         <w:t xml:space="preserve"> about what the false teachers do and say. The particular focus, then, is on ungodliness and false teaching. Alternate translation: “from ungodliness and false teaching” or “these ungodly things” (2) the vessels for dishonor that Paul mentioned in </w:t>
       </w:r>
-      <w:hyperlink r:id="rId33">
+      <w:hyperlink r:id="rId35">
         <w:r>
           <w:rPr>
             <w:lang w:val="en_US" w:bidi="en_US"/>
@@ -22209,6 +25334,21 @@
           <w:b/>
           <w:lang w:val="en_US" w:bidi="en_US"/>
         </w:rPr>
+        <w:t>ἑαυτὸν &amp; ἔσται</w:t>
+      </w:r>
+    </w:p>
+    <w:p>
+      <w:pPr/>
+      <w:r>
+        <w:rPr>
+          <w:lang w:val="en_US" w:bidi="en_US"/>
+        </w:rPr>
+      </w:r>
+      <w:r>
+        <w:rPr>
+          <w:b/>
+          <w:lang w:val="en_US" w:bidi="en_US"/>
+        </w:rPr>
         <w:t>"himself"</w:t>
       </w:r>
       <w:r>
@@ -22331,6 +25471,21 @@
           <w:b/>
           <w:lang w:val="en_US" w:bidi="en_US"/>
         </w:rPr>
+        <w:t>εἰς τιμήν</w:t>
+      </w:r>
+    </w:p>
+    <w:p>
+      <w:pPr/>
+      <w:r>
+        <w:rPr>
+          <w:lang w:val="en_US" w:bidi="en_US"/>
+        </w:rPr>
+      </w:r>
+      <w:r>
+        <w:rPr>
+          <w:b/>
+          <w:lang w:val="en_US" w:bidi="en_US"/>
+        </w:rPr>
         <w:t>"for honor"</w:t>
       </w:r>
     </w:p>
@@ -22427,6 +25582,21 @@
           <w:b/>
           <w:lang w:val="en_US" w:bidi="en_US"/>
         </w:rPr>
+        <w:t>ἡγιασμένον</w:t>
+      </w:r>
+    </w:p>
+    <w:p>
+      <w:pPr/>
+      <w:r>
+        <w:rPr>
+          <w:lang w:val="en_US" w:bidi="en_US"/>
+        </w:rPr>
+      </w:r>
+      <w:r>
+        <w:rPr>
+          <w:b/>
+          <w:lang w:val="en_US" w:bidi="en_US"/>
+        </w:rPr>
         <w:t>"having been sanctified"</w:t>
       </w:r>
     </w:p>
@@ -22510,6 +25680,21 @@
           <w:b/>
           <w:lang w:val="en_US" w:bidi="en_US"/>
         </w:rPr>
+        <w:t>ἡτοιμασμένον</w:t>
+      </w:r>
+    </w:p>
+    <w:p>
+      <w:pPr/>
+      <w:r>
+        <w:rPr>
+          <w:lang w:val="en_US" w:bidi="en_US"/>
+        </w:rPr>
+      </w:r>
+      <w:r>
+        <w:rPr>
+          <w:b/>
+          <w:lang w:val="en_US" w:bidi="en_US"/>
+        </w:rPr>
         <w:t>"having been prepared"</w:t>
       </w:r>
     </w:p>
@@ -22593,6 +25778,21 @@
           <w:b/>
           <w:lang w:val="en_US" w:bidi="en_US"/>
         </w:rPr>
+        <w:t>δὲ</w:t>
+      </w:r>
+    </w:p>
+    <w:p>
+      <w:pPr/>
+      <w:r>
+        <w:rPr>
+          <w:lang w:val="en_US" w:bidi="en_US"/>
+        </w:rPr>
+      </w:r>
+      <w:r>
+        <w:rPr>
+          <w:b/>
+          <w:lang w:val="en_US" w:bidi="en_US"/>
+        </w:rPr>
         <w:t>"But"</w:t>
       </w:r>
     </w:p>
@@ -22702,6 +25902,21 @@
           <w:b/>
           <w:lang w:val="en_US" w:bidi="en_US"/>
         </w:rPr>
+        <w:t>φεῦγε</w:t>
+      </w:r>
+    </w:p>
+    <w:p>
+      <w:pPr/>
+      <w:r>
+        <w:rPr>
+          <w:lang w:val="en_US" w:bidi="en_US"/>
+        </w:rPr>
+      </w:r>
+      <w:r>
+        <w:rPr>
+          <w:b/>
+          <w:lang w:val="en_US" w:bidi="en_US"/>
+        </w:rPr>
         <w:t>"flee"</w:t>
       </w:r>
     </w:p>
@@ -22811,6 +26026,21 @@
           <w:b/>
           <w:lang w:val="en_US" w:bidi="en_US"/>
         </w:rPr>
+        <w:t>τὰς &amp; νεωτερικὰς ἐπιθυμίας</w:t>
+      </w:r>
+    </w:p>
+    <w:p>
+      <w:pPr/>
+      <w:r>
+        <w:rPr>
+          <w:lang w:val="en_US" w:bidi="en_US"/>
+        </w:rPr>
+      </w:r>
+      <w:r>
+        <w:rPr>
+          <w:b/>
+          <w:lang w:val="en_US" w:bidi="en_US"/>
+        </w:rPr>
         <w:t>"youthful lusts"</w:t>
       </w:r>
     </w:p>
@@ -22920,6 +26150,21 @@
           <w:b/>
           <w:lang w:val="en_US" w:bidi="en_US"/>
         </w:rPr>
+        <w:t>δίωκε &amp; δικαιοσύνην, πίστιν, ἀγάπην, εἰρήνην, μετὰ τῶν ἐπικαλουμένων τὸν Κύριον ἐκ καθαρᾶς καρδίας</w:t>
+      </w:r>
+    </w:p>
+    <w:p>
+      <w:pPr/>
+      <w:r>
+        <w:rPr>
+          <w:lang w:val="en_US" w:bidi="en_US"/>
+        </w:rPr>
+      </w:r>
+      <w:r>
+        <w:rPr>
+          <w:b/>
+          <w:lang w:val="en_US" w:bidi="en_US"/>
+        </w:rPr>
         <w:t>"pursue righteousness, faith, love, peace with the ones calling on the Lord from a pure heart"</w:t>
       </w:r>
     </w:p>
@@ -23061,6 +26306,21 @@
           <w:b/>
           <w:lang w:val="en_US" w:bidi="en_US"/>
         </w:rPr>
+        <w:t>δίωκε</w:t>
+      </w:r>
+    </w:p>
+    <w:p>
+      <w:pPr/>
+      <w:r>
+        <w:rPr>
+          <w:lang w:val="en_US" w:bidi="en_US"/>
+        </w:rPr>
+      </w:r>
+      <w:r>
+        <w:rPr>
+          <w:b/>
+          <w:lang w:val="en_US" w:bidi="en_US"/>
+        </w:rPr>
         <w:t>"pursue"</w:t>
       </w:r>
     </w:p>
@@ -23157,6 +26417,21 @@
           <w:b/>
           <w:lang w:val="en_US" w:bidi="en_US"/>
         </w:rPr>
+        <w:t>δικαιοσύνην, πίστιν, ἀγάπην, εἰρήνην</w:t>
+      </w:r>
+    </w:p>
+    <w:p>
+      <w:pPr/>
+      <w:r>
+        <w:rPr>
+          <w:lang w:val="en_US" w:bidi="en_US"/>
+        </w:rPr>
+      </w:r>
+      <w:r>
+        <w:rPr>
+          <w:b/>
+          <w:lang w:val="en_US" w:bidi="en_US"/>
+        </w:rPr>
         <w:t>"righteousness, faith, love, peace"</w:t>
       </w:r>
     </w:p>
@@ -23240,6 +26515,21 @@
           <w:b/>
           <w:lang w:val="en_US" w:bidi="en_US"/>
         </w:rPr>
+        <w:t>πίστιν</w:t>
+      </w:r>
+    </w:p>
+    <w:p>
+      <w:pPr/>
+      <w:r>
+        <w:rPr>
+          <w:lang w:val="en_US" w:bidi="en_US"/>
+        </w:rPr>
+      </w:r>
+      <w:r>
+        <w:rPr>
+          <w:b/>
+          <w:lang w:val="en_US" w:bidi="en_US"/>
+        </w:rPr>
         <w:t>"faith"</w:t>
       </w:r>
     </w:p>
@@ -23336,6 +26626,21 @@
           <w:b/>
           <w:lang w:val="en_US" w:bidi="en_US"/>
         </w:rPr>
+        <w:t>τῶν ἐπικαλουμένων τὸν Κύριον</w:t>
+      </w:r>
+    </w:p>
+    <w:p>
+      <w:pPr/>
+      <w:r>
+        <w:rPr>
+          <w:lang w:val="en_US" w:bidi="en_US"/>
+        </w:rPr>
+      </w:r>
+      <w:r>
+        <w:rPr>
+          <w:b/>
+          <w:lang w:val="en_US" w:bidi="en_US"/>
+        </w:rPr>
         <w:t>"the ones calling on the Lord"</w:t>
       </w:r>
     </w:p>
@@ -23445,6 +26750,21 @@
           <w:b/>
           <w:lang w:val="en_US" w:bidi="en_US"/>
         </w:rPr>
+        <w:t>τὸν Κύριον ἐκ καθαρᾶς καρδίας</w:t>
+      </w:r>
+    </w:p>
+    <w:p>
+      <w:pPr/>
+      <w:r>
+        <w:rPr>
+          <w:lang w:val="en_US" w:bidi="en_US"/>
+        </w:rPr>
+      </w:r>
+      <w:r>
+        <w:rPr>
+          <w:b/>
+          <w:lang w:val="en_US" w:bidi="en_US"/>
+        </w:rPr>
         <w:t>"the Lord from a pure heart"</w:t>
       </w:r>
     </w:p>
@@ -23554,6 +26874,21 @@
           <w:b/>
           <w:lang w:val="en_US" w:bidi="en_US"/>
         </w:rPr>
+        <w:t>ἐκ καθαρᾶς καρδίας</w:t>
+      </w:r>
+    </w:p>
+    <w:p>
+      <w:pPr/>
+      <w:r>
+        <w:rPr>
+          <w:lang w:val="en_US" w:bidi="en_US"/>
+        </w:rPr>
+      </w:r>
+      <w:r>
+        <w:rPr>
+          <w:b/>
+          <w:lang w:val="en_US" w:bidi="en_US"/>
+        </w:rPr>
         <w:t>"from a pure heart"</w:t>
       </w:r>
     </w:p>
@@ -23663,6 +26998,21 @@
           <w:b/>
           <w:lang w:val="en_US" w:bidi="en_US"/>
         </w:rPr>
+        <w:t>δὲ</w:t>
+      </w:r>
+    </w:p>
+    <w:p>
+      <w:pPr/>
+      <w:r>
+        <w:rPr>
+          <w:lang w:val="en_US" w:bidi="en_US"/>
+        </w:rPr>
+      </w:r>
+      <w:r>
+        <w:rPr>
+          <w:b/>
+          <w:lang w:val="en_US" w:bidi="en_US"/>
+        </w:rPr>
         <w:t>"But"</w:t>
       </w:r>
     </w:p>
@@ -23785,6 +27135,21 @@
           <w:b/>
           <w:lang w:val="en_US" w:bidi="en_US"/>
         </w:rPr>
+        <w:t>τὰς &amp; μωρὰς καὶ ἀπαιδεύτους ζητήσεις</w:t>
+      </w:r>
+    </w:p>
+    <w:p>
+      <w:pPr/>
+      <w:r>
+        <w:rPr>
+          <w:lang w:val="en_US" w:bidi="en_US"/>
+        </w:rPr>
+      </w:r>
+      <w:r>
+        <w:rPr>
+          <w:b/>
+          <w:lang w:val="en_US" w:bidi="en_US"/>
+        </w:rPr>
         <w:t>"foolish and uneducated controversies"</w:t>
       </w:r>
     </w:p>
@@ -23868,6 +27233,21 @@
           <w:b/>
           <w:lang w:val="en_US" w:bidi="en_US"/>
         </w:rPr>
+        <w:t>μωρὰς καὶ ἀπαιδεύτους</w:t>
+      </w:r>
+    </w:p>
+    <w:p>
+      <w:pPr/>
+      <w:r>
+        <w:rPr>
+          <w:lang w:val="en_US" w:bidi="en_US"/>
+        </w:rPr>
+      </w:r>
+      <w:r>
+        <w:rPr>
+          <w:b/>
+          <w:lang w:val="en_US" w:bidi="en_US"/>
+        </w:rPr>
         <w:t>"foolish and uneducated"</w:t>
       </w:r>
     </w:p>
@@ -23977,6 +27357,21 @@
           <w:b/>
           <w:lang w:val="en_US" w:bidi="en_US"/>
         </w:rPr>
+        <w:t>γεννῶσι</w:t>
+      </w:r>
+    </w:p>
+    <w:p>
+      <w:pPr/>
+      <w:r>
+        <w:rPr>
+          <w:lang w:val="en_US" w:bidi="en_US"/>
+        </w:rPr>
+      </w:r>
+      <w:r>
+        <w:rPr>
+          <w:b/>
+          <w:lang w:val="en_US" w:bidi="en_US"/>
+        </w:rPr>
         <w:t>"they give birth to"</w:t>
       </w:r>
     </w:p>
@@ -24112,6 +27507,21 @@
           <w:b/>
           <w:lang w:val="en_US" w:bidi="en_US"/>
         </w:rPr>
+        <w:t>μάχας</w:t>
+      </w:r>
+    </w:p>
+    <w:p>
+      <w:pPr/>
+      <w:r>
+        <w:rPr>
+          <w:lang w:val="en_US" w:bidi="en_US"/>
+        </w:rPr>
+      </w:r>
+      <w:r>
+        <w:rPr>
+          <w:b/>
+          <w:lang w:val="en_US" w:bidi="en_US"/>
+        </w:rPr>
         <w:t>"battles"</w:t>
       </w:r>
     </w:p>
@@ -24208,6 +27618,21 @@
           <w:b/>
           <w:lang w:val="en_US" w:bidi="en_US"/>
         </w:rPr>
+        <w:t>δὲ</w:t>
+      </w:r>
+    </w:p>
+    <w:p>
+      <w:pPr/>
+      <w:r>
+        <w:rPr>
+          <w:lang w:val="en_US" w:bidi="en_US"/>
+        </w:rPr>
+      </w:r>
+      <w:r>
+        <w:rPr>
+          <w:b/>
+          <w:lang w:val="en_US" w:bidi="en_US"/>
+        </w:rPr>
         <w:t>"But"</w:t>
       </w:r>
     </w:p>
@@ -24330,6 +27755,21 @@
           <w:b/>
           <w:lang w:val="en_US" w:bidi="en_US"/>
         </w:rPr>
+        <w:t>δοῦλον &amp; Κυρίου</w:t>
+      </w:r>
+    </w:p>
+    <w:p>
+      <w:pPr/>
+      <w:r>
+        <w:rPr>
+          <w:lang w:val="en_US" w:bidi="en_US"/>
+        </w:rPr>
+      </w:r>
+      <w:r>
+        <w:rPr>
+          <w:b/>
+          <w:lang w:val="en_US" w:bidi="en_US"/>
+        </w:rPr>
         <w:t>"for a slave of the Lord"</w:t>
       </w:r>
     </w:p>
@@ -24439,6 +27879,21 @@
           <w:b/>
           <w:lang w:val="en_US" w:bidi="en_US"/>
         </w:rPr>
+        <w:t>δοῦλον &amp; Κυρίου</w:t>
+      </w:r>
+    </w:p>
+    <w:p>
+      <w:pPr/>
+      <w:r>
+        <w:rPr>
+          <w:lang w:val="en_US" w:bidi="en_US"/>
+        </w:rPr>
+      </w:r>
+      <w:r>
+        <w:rPr>
+          <w:b/>
+          <w:lang w:val="en_US" w:bidi="en_US"/>
+        </w:rPr>
         <w:t>"for a slave of the Lord"</w:t>
       </w:r>
     </w:p>
@@ -24548,6 +28003,21 @@
           <w:b/>
           <w:lang w:val="en_US" w:bidi="en_US"/>
         </w:rPr>
+        <w:t>οὐ &amp; μάχεσθαι</w:t>
+      </w:r>
+    </w:p>
+    <w:p>
+      <w:pPr/>
+      <w:r>
+        <w:rPr>
+          <w:lang w:val="en_US" w:bidi="en_US"/>
+        </w:rPr>
+      </w:r>
+      <w:r>
+        <w:rPr>
+          <w:b/>
+          <w:lang w:val="en_US" w:bidi="en_US"/>
+        </w:rPr>
         <w:t>"not to battle"</w:t>
       </w:r>
     </w:p>
@@ -24564,7 +28034,7 @@
         </w:rPr>
         <w:t xml:space="preserve">Here Paul speaks of arguing and quarreling in a community as if it were battling. If it would be helpful in your language, you could express the idea in simile form or state the meaning plainly. See how you expressed the similar figure of speech in </w:t>
       </w:r>
-      <w:hyperlink r:id="rId34">
+      <w:hyperlink r:id="rId36">
         <w:r>
           <w:rPr>
             <w:lang w:val="en_US" w:bidi="en_US"/>
@@ -24649,6 +28119,21 @@
           <w:b/>
           <w:lang w:val="en_US" w:bidi="en_US"/>
         </w:rPr>
+        <w:t>πάντας</w:t>
+      </w:r>
+    </w:p>
+    <w:p>
+      <w:pPr/>
+      <w:r>
+        <w:rPr>
+          <w:lang w:val="en_US" w:bidi="en_US"/>
+        </w:rPr>
+      </w:r>
+      <w:r>
+        <w:rPr>
+          <w:b/>
+          <w:lang w:val="en_US" w:bidi="en_US"/>
+        </w:rPr>
         <w:t>"all"</w:t>
       </w:r>
     </w:p>
@@ -24745,6 +28230,21 @@
           <w:b/>
           <w:lang w:val="en_US" w:bidi="en_US"/>
         </w:rPr>
+        <w:t>ἐν πραΰτητι</w:t>
+      </w:r>
+    </w:p>
+    <w:p>
+      <w:pPr/>
+      <w:r>
+        <w:rPr>
+          <w:lang w:val="en_US" w:bidi="en_US"/>
+        </w:rPr>
+      </w:r>
+      <w:r>
+        <w:rPr>
+          <w:b/>
+          <w:lang w:val="en_US" w:bidi="en_US"/>
+        </w:rPr>
         <w:t>"in meekness"</w:t>
       </w:r>
     </w:p>
@@ -24841,6 +28341,21 @@
           <w:b/>
           <w:lang w:val="en_US" w:bidi="en_US"/>
         </w:rPr>
+        <w:t>τοὺς ἀντιδιατιθεμένους</w:t>
+      </w:r>
+    </w:p>
+    <w:p>
+      <w:pPr/>
+      <w:r>
+        <w:rPr>
+          <w:lang w:val="en_US" w:bidi="en_US"/>
+        </w:rPr>
+      </w:r>
+      <w:r>
+        <w:rPr>
+          <w:b/>
+          <w:lang w:val="en_US" w:bidi="en_US"/>
+        </w:rPr>
         <w:t>"the ones opposing"</w:t>
       </w:r>
     </w:p>
@@ -24870,7 +28385,7 @@
         </w:rPr>
         <w:t>: (1) the “slave of the Lord” (</w:t>
       </w:r>
-      <w:hyperlink r:id="rId35">
+      <w:hyperlink r:id="rId37">
         <w:r>
           <w:rPr>
             <w:lang w:val="en_US" w:bidi="en_US"/>
@@ -24955,6 +28470,21 @@
           <w:b/>
           <w:lang w:val="en_US" w:bidi="en_US"/>
         </w:rPr>
+        <w:t>μήποτε δώῃ αὐτοῖς ὁ Θεὸς μετάνοιαν</w:t>
+      </w:r>
+    </w:p>
+    <w:p>
+      <w:pPr/>
+      <w:r>
+        <w:rPr>
+          <w:lang w:val="en_US" w:bidi="en_US"/>
+        </w:rPr>
+      </w:r>
+      <w:r>
+        <w:rPr>
+          <w:b/>
+          <w:lang w:val="en_US" w:bidi="en_US"/>
+        </w:rPr>
         <w:t>"God may perhaps give them repentance"</w:t>
       </w:r>
     </w:p>
@@ -25064,6 +28594,21 @@
           <w:b/>
           <w:lang w:val="en_US" w:bidi="en_US"/>
         </w:rPr>
+        <w:t>μήποτε δώῃ αὐτοῖς &amp; μετάνοιαν εἰς ἐπίγνωσιν ἀληθείας</w:t>
+      </w:r>
+    </w:p>
+    <w:p>
+      <w:pPr/>
+      <w:r>
+        <w:rPr>
+          <w:lang w:val="en_US" w:bidi="en_US"/>
+        </w:rPr>
+      </w:r>
+      <w:r>
+        <w:rPr>
+          <w:b/>
+          <w:lang w:val="en_US" w:bidi="en_US"/>
+        </w:rPr>
         <w:t>"may perhaps give them repentance for knowledge of the truth"</w:t>
       </w:r>
     </w:p>
@@ -25186,6 +28731,21 @@
           <w:b/>
           <w:lang w:val="en_US" w:bidi="en_US"/>
         </w:rPr>
+        <w:t>ἀνανήψωσιν ἐκ τῆς τοῦ διαβόλου παγίδος, ἐζωγρημένοι ὑπ’ αὐτοῦ, εἰς τὸ ἐκείνου θέλημα</w:t>
+      </w:r>
+    </w:p>
+    <w:p>
+      <w:pPr/>
+      <w:r>
+        <w:rPr>
+          <w:lang w:val="en_US" w:bidi="en_US"/>
+        </w:rPr>
+      </w:r>
+      <w:r>
+        <w:rPr>
+          <w:b/>
+          <w:lang w:val="en_US" w:bidi="en_US"/>
+        </w:rPr>
         <w:t>"they may become sober again from the trap of the devil, having been captured by him for the will of that one"</w:t>
       </w:r>
     </w:p>
@@ -25295,6 +28855,21 @@
           <w:b/>
           <w:lang w:val="en_US" w:bidi="en_US"/>
         </w:rPr>
+        <w:t>ἀνανήψωσιν ἐκ τῆς τοῦ διαβόλου παγίδος</w:t>
+      </w:r>
+    </w:p>
+    <w:p>
+      <w:pPr/>
+      <w:r>
+        <w:rPr>
+          <w:lang w:val="en_US" w:bidi="en_US"/>
+        </w:rPr>
+      </w:r>
+      <w:r>
+        <w:rPr>
+          <w:b/>
+          <w:lang w:val="en_US" w:bidi="en_US"/>
+        </w:rPr>
         <w:t>"they may become sober again from the trap of the devil"</w:t>
       </w:r>
     </w:p>
@@ -25404,6 +28979,21 @@
           <w:b/>
           <w:lang w:val="en_US" w:bidi="en_US"/>
         </w:rPr>
+        <w:t>ἀνανήψωσιν</w:t>
+      </w:r>
+    </w:p>
+    <w:p>
+      <w:pPr/>
+      <w:r>
+        <w:rPr>
+          <w:lang w:val="en_US" w:bidi="en_US"/>
+        </w:rPr>
+      </w:r>
+      <w:r>
+        <w:rPr>
+          <w:b/>
+          <w:lang w:val="en_US" w:bidi="en_US"/>
+        </w:rPr>
         <w:t>"they may become sober again"</w:t>
       </w:r>
     </w:p>
@@ -25500,6 +29090,21 @@
           <w:b/>
           <w:lang w:val="en_US" w:bidi="en_US"/>
         </w:rPr>
+        <w:t>ἐκ τῆς τοῦ διαβόλου παγίδος, ἐζωγρημένοι ὑπ’ αὐτοῦ</w:t>
+      </w:r>
+    </w:p>
+    <w:p>
+      <w:pPr/>
+      <w:r>
+        <w:rPr>
+          <w:lang w:val="en_US" w:bidi="en_US"/>
+        </w:rPr>
+      </w:r>
+      <w:r>
+        <w:rPr>
+          <w:b/>
+          <w:lang w:val="en_US" w:bidi="en_US"/>
+        </w:rPr>
         <w:t>"from the trap of the devil, having been captured by him"</w:t>
       </w:r>
     </w:p>
@@ -25609,6 +29214,21 @@
           <w:b/>
           <w:lang w:val="en_US" w:bidi="en_US"/>
         </w:rPr>
+        <w:t>ἐζωγρημένοι ὑπ’ αὐτοῦ</w:t>
+      </w:r>
+    </w:p>
+    <w:p>
+      <w:pPr/>
+      <w:r>
+        <w:rPr>
+          <w:lang w:val="en_US" w:bidi="en_US"/>
+        </w:rPr>
+      </w:r>
+      <w:r>
+        <w:rPr>
+          <w:b/>
+          <w:lang w:val="en_US" w:bidi="en_US"/>
+        </w:rPr>
         <w:t>"having been captured by him"</w:t>
       </w:r>
     </w:p>
@@ -25692,6 +29312,21 @@
           <w:b/>
           <w:lang w:val="en_US" w:bidi="en_US"/>
         </w:rPr>
+        <w:t>ὑπ’ αὐτοῦ, εἰς τὸ ἐκείνου θέλημα</w:t>
+      </w:r>
+    </w:p>
+    <w:p>
+      <w:pPr/>
+      <w:r>
+        <w:rPr>
+          <w:lang w:val="en_US" w:bidi="en_US"/>
+        </w:rPr>
+      </w:r>
+      <w:r>
+        <w:rPr>
+          <w:b/>
+          <w:lang w:val="en_US" w:bidi="en_US"/>
+        </w:rPr>
         <w:t>"by him for the will of that one"</w:t>
       </w:r>
     </w:p>
@@ -25840,6 +29475,21 @@
           <w:b/>
           <w:lang w:val="en_US" w:bidi="en_US"/>
         </w:rPr>
+        <w:t>εἰς τὸ ἐκείνου θέλημα</w:t>
+      </w:r>
+    </w:p>
+    <w:p>
+      <w:pPr/>
+      <w:r>
+        <w:rPr>
+          <w:lang w:val="en_US" w:bidi="en_US"/>
+        </w:rPr>
+      </w:r>
+      <w:r>
+        <w:rPr>
+          <w:b/>
+          <w:lang w:val="en_US" w:bidi="en_US"/>
+        </w:rPr>
         <w:t>"for the will of that one"</w:t>
       </w:r>
     </w:p>
@@ -25936,6 +29586,21 @@
           <w:b/>
           <w:lang w:val="en_US" w:bidi="en_US"/>
         </w:rPr>
+        <w:t>δὲ</w:t>
+      </w:r>
+    </w:p>
+    <w:p>
+      <w:pPr/>
+      <w:r>
+        <w:rPr>
+          <w:lang w:val="en_US" w:bidi="en_US"/>
+        </w:rPr>
+      </w:r>
+      <w:r>
+        <w:rPr>
+          <w:b/>
+          <w:lang w:val="en_US" w:bidi="en_US"/>
+        </w:rPr>
         <w:t>"But"</w:t>
       </w:r>
     </w:p>
@@ -26045,6 +29710,21 @@
           <w:b/>
           <w:lang w:val="en_US" w:bidi="en_US"/>
         </w:rPr>
+        <w:t>τοῦτο &amp; γίνωσκε, ὅτι</w:t>
+      </w:r>
+    </w:p>
+    <w:p>
+      <w:pPr/>
+      <w:r>
+        <w:rPr>
+          <w:lang w:val="en_US" w:bidi="en_US"/>
+        </w:rPr>
+      </w:r>
+      <w:r>
+        <w:rPr>
+          <w:b/>
+          <w:lang w:val="en_US" w:bidi="en_US"/>
+        </w:rPr>
         <w:t>"know this, that"</w:t>
       </w:r>
     </w:p>
@@ -26141,6 +29821,21 @@
           <w:b/>
           <w:lang w:val="en_US" w:bidi="en_US"/>
         </w:rPr>
+        <w:t>ἐν ἐσχάταις ἡμέραις</w:t>
+      </w:r>
+    </w:p>
+    <w:p>
+      <w:pPr/>
+      <w:r>
+        <w:rPr>
+          <w:lang w:val="en_US" w:bidi="en_US"/>
+        </w:rPr>
+      </w:r>
+      <w:r>
+        <w:rPr>
+          <w:b/>
+          <w:lang w:val="en_US" w:bidi="en_US"/>
+        </w:rPr>
         <w:t>"in the last days"</w:t>
       </w:r>
     </w:p>
@@ -26237,6 +29932,21 @@
           <w:b/>
           <w:lang w:val="en_US" w:bidi="en_US"/>
         </w:rPr>
+        <w:t>ἐνστήσονται καιροὶ χαλεποί</w:t>
+      </w:r>
+    </w:p>
+    <w:p>
+      <w:pPr/>
+      <w:r>
+        <w:rPr>
+          <w:lang w:val="en_US" w:bidi="en_US"/>
+        </w:rPr>
+      </w:r>
+      <w:r>
+        <w:rPr>
+          <w:b/>
+          <w:lang w:val="en_US" w:bidi="en_US"/>
+        </w:rPr>
         <w:t>"difficult times will be present"</w:t>
       </w:r>
     </w:p>
@@ -26279,7 +29989,7 @@
         </w:rPr>
         <w:t xml:space="preserve"> for believers because of what other people do and say that may harm or injure them (see </w:t>
       </w:r>
-      <w:hyperlink r:id="rId36">
+      <w:hyperlink r:id="rId38">
         <w:r>
           <w:rPr>
             <w:lang w:val="en_US" w:bidi="en_US"/>
@@ -26364,6 +30074,21 @@
           <w:b/>
           <w:lang w:val="en_US" w:bidi="en_US"/>
         </w:rPr>
+        <w:t>γὰρ</w:t>
+      </w:r>
+    </w:p>
+    <w:p>
+      <w:pPr/>
+      <w:r>
+        <w:rPr>
+          <w:lang w:val="en_US" w:bidi="en_US"/>
+        </w:rPr>
+      </w:r>
+      <w:r>
+        <w:rPr>
+          <w:b/>
+          <w:lang w:val="en_US" w:bidi="en_US"/>
+        </w:rPr>
         <w:t>"For"</w:t>
       </w:r>
     </w:p>
@@ -26473,6 +30198,21 @@
           <w:b/>
           <w:lang w:val="en_US" w:bidi="en_US"/>
         </w:rPr>
+        <w:t>οἱ ἄνθρωποι</w:t>
+      </w:r>
+    </w:p>
+    <w:p>
+      <w:pPr/>
+      <w:r>
+        <w:rPr>
+          <w:lang w:val="en_US" w:bidi="en_US"/>
+        </w:rPr>
+      </w:r>
+      <w:r>
+        <w:rPr>
+          <w:b/>
+          <w:lang w:val="en_US" w:bidi="en_US"/>
+        </w:rPr>
         <w:t>"the men"</w:t>
       </w:r>
     </w:p>
@@ -26582,6 +30322,21 @@
           <w:b/>
           <w:lang w:val="en_US" w:bidi="en_US"/>
         </w:rPr>
+        <w:t>οἱ ἄνθρωποι</w:t>
+      </w:r>
+    </w:p>
+    <w:p>
+      <w:pPr/>
+      <w:r>
+        <w:rPr>
+          <w:lang w:val="en_US" w:bidi="en_US"/>
+        </w:rPr>
+      </w:r>
+      <w:r>
+        <w:rPr>
+          <w:b/>
+          <w:lang w:val="en_US" w:bidi="en_US"/>
+        </w:rPr>
         <w:t>"the men"</w:t>
       </w:r>
     </w:p>
@@ -26678,6 +30433,21 @@
           <w:b/>
           <w:lang w:val="en_US" w:bidi="en_US"/>
         </w:rPr>
+        <w:t>φίλαυτοι</w:t>
+      </w:r>
+    </w:p>
+    <w:p>
+      <w:pPr/>
+      <w:r>
+        <w:rPr>
+          <w:lang w:val="en_US" w:bidi="en_US"/>
+        </w:rPr>
+      </w:r>
+      <w:r>
+        <w:rPr>
+          <w:b/>
+          <w:lang w:val="en_US" w:bidi="en_US"/>
+        </w:rPr>
         <w:t>"lovers of self"</w:t>
       </w:r>
     </w:p>
@@ -26774,6 +30544,21 @@
           <w:b/>
           <w:lang w:val="en_US" w:bidi="en_US"/>
         </w:rPr>
+        <w:t>ἀφιλάγαθοι</w:t>
+      </w:r>
+    </w:p>
+    <w:p>
+      <w:pPr/>
+      <w:r>
+        <w:rPr>
+          <w:lang w:val="en_US" w:bidi="en_US"/>
+        </w:rPr>
+      </w:r>
+      <w:r>
+        <w:rPr>
+          <w:b/>
+          <w:lang w:val="en_US" w:bidi="en_US"/>
+        </w:rPr>
         <w:t>"not lovers of the good"</w:t>
       </w:r>
     </w:p>
@@ -26870,6 +30655,21 @@
           <w:b/>
           <w:lang w:val="en_US" w:bidi="en_US"/>
         </w:rPr>
+        <w:t>τετυφωμένοι</w:t>
+      </w:r>
+    </w:p>
+    <w:p>
+      <w:pPr/>
+      <w:r>
+        <w:rPr>
+          <w:lang w:val="en_US" w:bidi="en_US"/>
+        </w:rPr>
+      </w:r>
+      <w:r>
+        <w:rPr>
+          <w:b/>
+          <w:lang w:val="en_US" w:bidi="en_US"/>
+        </w:rPr>
         <w:t>"puffed up"</w:t>
       </w:r>
     </w:p>
@@ -26966,6 +30766,21 @@
           <w:b/>
           <w:lang w:val="en_US" w:bidi="en_US"/>
         </w:rPr>
+        <w:t>τετυφωμένοι</w:t>
+      </w:r>
+    </w:p>
+    <w:p>
+      <w:pPr/>
+      <w:r>
+        <w:rPr>
+          <w:lang w:val="en_US" w:bidi="en_US"/>
+        </w:rPr>
+      </w:r>
+      <w:r>
+        <w:rPr>
+          <w:b/>
+          <w:lang w:val="en_US" w:bidi="en_US"/>
+        </w:rPr>
         <w:t>"puffed up"</w:t>
       </w:r>
     </w:p>
@@ -27049,6 +30864,21 @@
           <w:b/>
           <w:lang w:val="en_US" w:bidi="en_US"/>
         </w:rPr>
+        <w:t>ἔχοντες μόρφωσιν εὐσεβείας, τὴν δὲ δύναμιν αὐτῆς ἠρνημένοι</w:t>
+      </w:r>
+    </w:p>
+    <w:p>
+      <w:pPr/>
+      <w:r>
+        <w:rPr>
+          <w:lang w:val="en_US" w:bidi="en_US"/>
+        </w:rPr>
+      </w:r>
+      <w:r>
+        <w:rPr>
+          <w:b/>
+          <w:lang w:val="en_US" w:bidi="en_US"/>
+        </w:rPr>
         <w:t>"having a form of godliness, but denying its power"</w:t>
       </w:r>
     </w:p>
@@ -27158,6 +30988,21 @@
           <w:b/>
           <w:lang w:val="en_US" w:bidi="en_US"/>
         </w:rPr>
+        <w:t>ἔχοντες μόρφωσιν εὐσεβείας</w:t>
+      </w:r>
+    </w:p>
+    <w:p>
+      <w:pPr/>
+      <w:r>
+        <w:rPr>
+          <w:lang w:val="en_US" w:bidi="en_US"/>
+        </w:rPr>
+      </w:r>
+      <w:r>
+        <w:rPr>
+          <w:b/>
+          <w:lang w:val="en_US" w:bidi="en_US"/>
+        </w:rPr>
         <w:t>"having a form of godliness"</w:t>
       </w:r>
     </w:p>
@@ -27267,6 +31112,21 @@
           <w:b/>
           <w:lang w:val="en_US" w:bidi="en_US"/>
         </w:rPr>
+        <w:t>τὴν &amp; δύναμιν αὐτῆς ἠρνημένοι</w:t>
+      </w:r>
+    </w:p>
+    <w:p>
+      <w:pPr/>
+      <w:r>
+        <w:rPr>
+          <w:lang w:val="en_US" w:bidi="en_US"/>
+        </w:rPr>
+      </w:r>
+      <w:r>
+        <w:rPr>
+          <w:b/>
+          <w:lang w:val="en_US" w:bidi="en_US"/>
+        </w:rPr>
         <w:t>"denying its power"</w:t>
       </w:r>
     </w:p>
@@ -27363,6 +31223,21 @@
           <w:b/>
           <w:lang w:val="en_US" w:bidi="en_US"/>
         </w:rPr>
+        <w:t>καὶ</w:t>
+      </w:r>
+    </w:p>
+    <w:p>
+      <w:pPr/>
+      <w:r>
+        <w:rPr>
+          <w:lang w:val="en_US" w:bidi="en_US"/>
+        </w:rPr>
+      </w:r>
+      <w:r>
+        <w:rPr>
+          <w:b/>
+          <w:lang w:val="en_US" w:bidi="en_US"/>
+        </w:rPr>
         <w:t>"And"</w:t>
       </w:r>
     </w:p>
@@ -27472,6 +31347,21 @@
           <w:b/>
           <w:lang w:val="en_US" w:bidi="en_US"/>
         </w:rPr>
+        <w:t>τούτους ἀποτρέπου</w:t>
+      </w:r>
+    </w:p>
+    <w:p>
+      <w:pPr/>
+      <w:r>
+        <w:rPr>
+          <w:lang w:val="en_US" w:bidi="en_US"/>
+        </w:rPr>
+      </w:r>
+      <w:r>
+        <w:rPr>
+          <w:b/>
+          <w:lang w:val="en_US" w:bidi="en_US"/>
+        </w:rPr>
         <w:t>"turn away from these"</w:t>
       </w:r>
     </w:p>
@@ -27568,6 +31458,21 @@
           <w:b/>
           <w:lang w:val="en_US" w:bidi="en_US"/>
         </w:rPr>
+        <w:t>τούτους</w:t>
+      </w:r>
+    </w:p>
+    <w:p>
+      <w:pPr/>
+      <w:r>
+        <w:rPr>
+          <w:lang w:val="en_US" w:bidi="en_US"/>
+        </w:rPr>
+      </w:r>
+      <w:r>
+        <w:rPr>
+          <w:b/>
+          <w:lang w:val="en_US" w:bidi="en_US"/>
+        </w:rPr>
         <w:t>"these"</w:t>
       </w:r>
     </w:p>
@@ -27664,6 +31569,21 @@
           <w:b/>
           <w:lang w:val="en_US" w:bidi="en_US"/>
         </w:rPr>
+        <w:t>γάρ</w:t>
+      </w:r>
+    </w:p>
+    <w:p>
+      <w:pPr/>
+      <w:r>
+        <w:rPr>
+          <w:lang w:val="en_US" w:bidi="en_US"/>
+        </w:rPr>
+      </w:r>
+      <w:r>
+        <w:rPr>
+          <w:b/>
+          <w:lang w:val="en_US" w:bidi="en_US"/>
+        </w:rPr>
         <w:t>"For"</w:t>
       </w:r>
     </w:p>
@@ -27693,7 +31613,7 @@
         </w:rPr>
         <w:t xml:space="preserve"> introduces a reason why Timothy should “turn away from these” people (see </w:t>
       </w:r>
-      <w:hyperlink r:id="rId37">
+      <w:hyperlink r:id="rId39">
         <w:r>
           <w:rPr>
             <w:lang w:val="en_US" w:bidi="en_US"/>
@@ -27791,6 +31711,21 @@
           <w:b/>
           <w:lang w:val="en_US" w:bidi="en_US"/>
         </w:rPr>
+        <w:t>ἐκ τούτων</w:t>
+      </w:r>
+    </w:p>
+    <w:p>
+      <w:pPr/>
+      <w:r>
+        <w:rPr>
+          <w:lang w:val="en_US" w:bidi="en_US"/>
+        </w:rPr>
+      </w:r>
+      <w:r>
+        <w:rPr>
+          <w:b/>
+          <w:lang w:val="en_US" w:bidi="en_US"/>
+        </w:rPr>
         <w:t>"from these"</w:t>
       </w:r>
     </w:p>
@@ -27820,7 +31755,7 @@
         </w:rPr>
         <w:t xml:space="preserve"> as a noun to mean the people he has described in the previous verses. Your language may use adjectives in the same way. If not, you could translate this word with an equivalent phrase. See how you translated the word “these” in </w:t>
       </w:r>
-      <w:hyperlink r:id="rId37">
+      <w:hyperlink r:id="rId39">
         <w:r>
           <w:rPr>
             <w:lang w:val="en_US" w:bidi="en_US"/>
@@ -27905,6 +31840,21 @@
           <w:b/>
           <w:lang w:val="en_US" w:bidi="en_US"/>
         </w:rPr>
+        <w:t>οἱ ἐνδύνοντες εἰς τὰς οἰκίας</w:t>
+      </w:r>
+    </w:p>
+    <w:p>
+      <w:pPr/>
+      <w:r>
+        <w:rPr>
+          <w:lang w:val="en_US" w:bidi="en_US"/>
+        </w:rPr>
+      </w:r>
+      <w:r>
+        <w:rPr>
+          <w:b/>
+          <w:lang w:val="en_US" w:bidi="en_US"/>
+        </w:rPr>
         <w:t>"the ones entering into households"</w:t>
       </w:r>
     </w:p>
@@ -28001,6 +31951,21 @@
           <w:b/>
           <w:lang w:val="en_US" w:bidi="en_US"/>
         </w:rPr>
+        <w:t>αἰχμαλωτίζοντες</w:t>
+      </w:r>
+    </w:p>
+    <w:p>
+      <w:pPr/>
+      <w:r>
+        <w:rPr>
+          <w:lang w:val="en_US" w:bidi="en_US"/>
+        </w:rPr>
+      </w:r>
+      <w:r>
+        <w:rPr>
+          <w:b/>
+          <w:lang w:val="en_US" w:bidi="en_US"/>
+        </w:rPr>
         <w:t>"taking captive"</w:t>
       </w:r>
     </w:p>
@@ -28123,6 +32088,21 @@
           <w:b/>
           <w:lang w:val="en_US" w:bidi="en_US"/>
         </w:rPr>
+        <w:t>γυναικάρια</w:t>
+      </w:r>
+    </w:p>
+    <w:p>
+      <w:pPr/>
+      <w:r>
+        <w:rPr>
+          <w:lang w:val="en_US" w:bidi="en_US"/>
+        </w:rPr>
+      </w:r>
+      <w:r>
+        <w:rPr>
+          <w:b/>
+          <w:lang w:val="en_US" w:bidi="en_US"/>
+        </w:rPr>
         <w:t>"little women"</w:t>
       </w:r>
     </w:p>
@@ -28232,6 +32212,21 @@
           <w:b/>
           <w:lang w:val="en_US" w:bidi="en_US"/>
         </w:rPr>
+        <w:t>σεσωρευμένα ἁμαρτίαις</w:t>
+      </w:r>
+    </w:p>
+    <w:p>
+      <w:pPr/>
+      <w:r>
+        <w:rPr>
+          <w:lang w:val="en_US" w:bidi="en_US"/>
+        </w:rPr>
+      </w:r>
+      <w:r>
+        <w:rPr>
+          <w:b/>
+          <w:lang w:val="en_US" w:bidi="en_US"/>
+        </w:rPr>
         <w:t>"having been heaped with sins"</w:t>
       </w:r>
     </w:p>
@@ -28341,6 +32336,21 @@
           <w:b/>
           <w:lang w:val="en_US" w:bidi="en_US"/>
         </w:rPr>
+        <w:t>σεσωρευμένα ἁμαρτίαις</w:t>
+      </w:r>
+    </w:p>
+    <w:p>
+      <w:pPr/>
+      <w:r>
+        <w:rPr>
+          <w:lang w:val="en_US" w:bidi="en_US"/>
+        </w:rPr>
+      </w:r>
+      <w:r>
+        <w:rPr>
+          <w:b/>
+          <w:lang w:val="en_US" w:bidi="en_US"/>
+        </w:rPr>
         <w:t>"having been heaped with sins"</w:t>
       </w:r>
     </w:p>
@@ -28424,6 +32434,21 @@
           <w:b/>
           <w:lang w:val="en_US" w:bidi="en_US"/>
         </w:rPr>
+        <w:t>ἀγόμενα ἐπιθυμίαις ποικίλαις</w:t>
+      </w:r>
+    </w:p>
+    <w:p>
+      <w:pPr/>
+      <w:r>
+        <w:rPr>
+          <w:lang w:val="en_US" w:bidi="en_US"/>
+        </w:rPr>
+      </w:r>
+      <w:r>
+        <w:rPr>
+          <w:b/>
+          <w:lang w:val="en_US" w:bidi="en_US"/>
+        </w:rPr>
         <w:t>"being led away by various desires"</w:t>
       </w:r>
     </w:p>
@@ -28520,6 +32545,21 @@
           <w:b/>
           <w:lang w:val="en_US" w:bidi="en_US"/>
         </w:rPr>
+        <w:t>ἀγόμενα ἐπιθυμίαις ποικίλαις</w:t>
+      </w:r>
+    </w:p>
+    <w:p>
+      <w:pPr/>
+      <w:r>
+        <w:rPr>
+          <w:lang w:val="en_US" w:bidi="en_US"/>
+        </w:rPr>
+      </w:r>
+      <w:r>
+        <w:rPr>
+          <w:b/>
+          <w:lang w:val="en_US" w:bidi="en_US"/>
+        </w:rPr>
         <w:t>"being led away by various desires"</w:t>
       </w:r>
     </w:p>
@@ -28603,6 +32643,21 @@
           <w:b/>
           <w:lang w:val="en_US" w:bidi="en_US"/>
         </w:rPr>
+        <w:t>καὶ</w:t>
+      </w:r>
+    </w:p>
+    <w:p>
+      <w:pPr/>
+      <w:r>
+        <w:rPr>
+          <w:lang w:val="en_US" w:bidi="en_US"/>
+        </w:rPr>
+      </w:r>
+      <w:r>
+        <w:rPr>
+          <w:b/>
+          <w:lang w:val="en_US" w:bidi="en_US"/>
+        </w:rPr>
         <w:t>"and"</w:t>
       </w:r>
     </w:p>
@@ -28712,6 +32767,21 @@
           <w:b/>
           <w:lang w:val="en_US" w:bidi="en_US"/>
         </w:rPr>
+        <w:t>μηδέποτε εἰς ἐπίγνωσιν ἀληθείας ἐλθεῖν δυνάμενα</w:t>
+      </w:r>
+    </w:p>
+    <w:p>
+      <w:pPr/>
+      <w:r>
+        <w:rPr>
+          <w:lang w:val="en_US" w:bidi="en_US"/>
+        </w:rPr>
+      </w:r>
+      <w:r>
+        <w:rPr>
+          <w:b/>
+          <w:lang w:val="en_US" w:bidi="en_US"/>
+        </w:rPr>
         <w:t>"never being able to come to knowledge of the truth"</w:t>
       </w:r>
     </w:p>
@@ -28821,6 +32891,21 @@
           <w:b/>
           <w:lang w:val="en_US" w:bidi="en_US"/>
         </w:rPr>
+        <w:t>εἰς ἐπίγνωσιν ἀληθείας</w:t>
+      </w:r>
+    </w:p>
+    <w:p>
+      <w:pPr/>
+      <w:r>
+        <w:rPr>
+          <w:lang w:val="en_US" w:bidi="en_US"/>
+        </w:rPr>
+      </w:r>
+      <w:r>
+        <w:rPr>
+          <w:b/>
+          <w:lang w:val="en_US" w:bidi="en_US"/>
+        </w:rPr>
         <w:t>"to knowledge of the truth"</w:t>
       </w:r>
     </w:p>
@@ -28930,6 +33015,21 @@
           <w:b/>
           <w:lang w:val="en_US" w:bidi="en_US"/>
         </w:rPr>
+        <w:t>Ἰάννης καὶ Ἰαμβρῆς ἀντέστησαν Μωϋσεῖ</w:t>
+      </w:r>
+    </w:p>
+    <w:p>
+      <w:pPr/>
+      <w:r>
+        <w:rPr>
+          <w:lang w:val="en_US" w:bidi="en_US"/>
+        </w:rPr>
+      </w:r>
+      <w:r>
+        <w:rPr>
+          <w:b/>
+          <w:lang w:val="en_US" w:bidi="en_US"/>
+        </w:rPr>
         <w:t>"Jannes and Jambres opposed Moses"</w:t>
       </w:r>
     </w:p>
@@ -28972,7 +33072,7 @@
         </w:rPr>
         <w:t xml:space="preserve"> from doing what God had told him to do. You can read this story in </w:t>
       </w:r>
-      <w:hyperlink r:id="rId38">
+      <w:hyperlink r:id="rId40">
         <w:r>
           <w:rPr>
             <w:lang w:val="en_US" w:bidi="en_US"/>
@@ -29083,6 +33183,21 @@
           <w:b/>
           <w:lang w:val="en_US" w:bidi="en_US"/>
         </w:rPr>
+        <w:t>Ἰάννης καὶ Ἰαμβρῆς</w:t>
+      </w:r>
+    </w:p>
+    <w:p>
+      <w:pPr/>
+      <w:r>
+        <w:rPr>
+          <w:lang w:val="en_US" w:bidi="en_US"/>
+        </w:rPr>
+      </w:r>
+      <w:r>
+        <w:rPr>
+          <w:b/>
+          <w:lang w:val="en_US" w:bidi="en_US"/>
+        </w:rPr>
         <w:t>"Jannes and Jambres"</w:t>
       </w:r>
     </w:p>
@@ -29192,6 +33307,21 @@
           <w:b/>
           <w:lang w:val="en_US" w:bidi="en_US"/>
         </w:rPr>
+        <w:t>οὗτοι</w:t>
+      </w:r>
+    </w:p>
+    <w:p>
+      <w:pPr/>
+      <w:r>
+        <w:rPr>
+          <w:lang w:val="en_US" w:bidi="en_US"/>
+        </w:rPr>
+      </w:r>
+      <w:r>
+        <w:rPr>
+          <w:b/>
+          <w:lang w:val="en_US" w:bidi="en_US"/>
+        </w:rPr>
         <w:t>"these"</w:t>
       </w:r>
     </w:p>
@@ -29208,7 +33338,7 @@
         </w:rPr>
         <w:t xml:space="preserve">Here, as in </w:t>
       </w:r>
-      <w:hyperlink r:id="rId37">
+      <w:hyperlink r:id="rId39">
         <w:r>
           <w:rPr>
             <w:lang w:val="en_US" w:bidi="en_US"/>
@@ -29306,6 +33436,21 @@
           <w:b/>
           <w:lang w:val="en_US" w:bidi="en_US"/>
         </w:rPr>
+        <w:t>τῇ ἀληθείᾳ</w:t>
+      </w:r>
+    </w:p>
+    <w:p>
+      <w:pPr/>
+      <w:r>
+        <w:rPr>
+          <w:lang w:val="en_US" w:bidi="en_US"/>
+        </w:rPr>
+      </w:r>
+      <w:r>
+        <w:rPr>
+          <w:b/>
+          <w:lang w:val="en_US" w:bidi="en_US"/>
+        </w:rPr>
         <w:t>"the truth"</w:t>
       </w:r>
     </w:p>
@@ -29402,6 +33547,21 @@
           <w:b/>
           <w:lang w:val="en_US" w:bidi="en_US"/>
         </w:rPr>
+        <w:t>ἄνθρωποι</w:t>
+      </w:r>
+    </w:p>
+    <w:p>
+      <w:pPr/>
+      <w:r>
+        <w:rPr>
+          <w:lang w:val="en_US" w:bidi="en_US"/>
+        </w:rPr>
+      </w:r>
+      <w:r>
+        <w:rPr>
+          <w:b/>
+          <w:lang w:val="en_US" w:bidi="en_US"/>
+        </w:rPr>
         <w:t>"men"</w:t>
       </w:r>
     </w:p>
@@ -29498,6 +33658,21 @@
           <w:b/>
           <w:lang w:val="en_US" w:bidi="en_US"/>
         </w:rPr>
+        <w:t>κατεφθαρμένοι τὸν νοῦν</w:t>
+      </w:r>
+    </w:p>
+    <w:p>
+      <w:pPr/>
+      <w:r>
+        <w:rPr>
+          <w:lang w:val="en_US" w:bidi="en_US"/>
+        </w:rPr>
+      </w:r>
+      <w:r>
+        <w:rPr>
+          <w:b/>
+          <w:lang w:val="en_US" w:bidi="en_US"/>
+        </w:rPr>
         <w:t>"having been corrupted {in} the mind"</w:t>
       </w:r>
     </w:p>
@@ -29581,6 +33756,21 @@
           <w:b/>
           <w:lang w:val="en_US" w:bidi="en_US"/>
         </w:rPr>
+        <w:t>τὸν νοῦν</w:t>
+      </w:r>
+    </w:p>
+    <w:p>
+      <w:pPr/>
+      <w:r>
+        <w:rPr>
+          <w:lang w:val="en_US" w:bidi="en_US"/>
+        </w:rPr>
+      </w:r>
+      <w:r>
+        <w:rPr>
+          <w:b/>
+          <w:lang w:val="en_US" w:bidi="en_US"/>
+        </w:rPr>
         <w:t>"in} the mind"</w:t>
       </w:r>
     </w:p>
@@ -29677,6 +33867,21 @@
           <w:b/>
           <w:lang w:val="en_US" w:bidi="en_US"/>
         </w:rPr>
+        <w:t>ἀδόκιμοι περὶ τὴν πίστιν</w:t>
+      </w:r>
+    </w:p>
+    <w:p>
+      <w:pPr/>
+      <w:r>
+        <w:rPr>
+          <w:lang w:val="en_US" w:bidi="en_US"/>
+        </w:rPr>
+      </w:r>
+      <w:r>
+        <w:rPr>
+          <w:b/>
+          <w:lang w:val="en_US" w:bidi="en_US"/>
+        </w:rPr>
         <w:t>"unapproved concerning the faith"</w:t>
       </w:r>
     </w:p>
@@ -29773,6 +33978,21 @@
           <w:b/>
           <w:lang w:val="en_US" w:bidi="en_US"/>
         </w:rPr>
+        <w:t>περὶ τὴν πίστιν</w:t>
+      </w:r>
+    </w:p>
+    <w:p>
+      <w:pPr/>
+      <w:r>
+        <w:rPr>
+          <w:lang w:val="en_US" w:bidi="en_US"/>
+        </w:rPr>
+      </w:r>
+      <w:r>
+        <w:rPr>
+          <w:b/>
+          <w:lang w:val="en_US" w:bidi="en_US"/>
+        </w:rPr>
         <w:t>"concerning the faith"</w:t>
       </w:r>
     </w:p>
@@ -29895,6 +34115,21 @@
           <w:b/>
           <w:lang w:val="en_US" w:bidi="en_US"/>
         </w:rPr>
+        <w:t>περὶ τὴν πίστιν</w:t>
+      </w:r>
+    </w:p>
+    <w:p>
+      <w:pPr/>
+      <w:r>
+        <w:rPr>
+          <w:lang w:val="en_US" w:bidi="en_US"/>
+        </w:rPr>
+      </w:r>
+      <w:r>
+        <w:rPr>
+          <w:b/>
+          <w:lang w:val="en_US" w:bidi="en_US"/>
+        </w:rPr>
         <w:t>"concerning the faith"</w:t>
       </w:r>
     </w:p>
@@ -29991,6 +34226,21 @@
           <w:b/>
           <w:lang w:val="en_US" w:bidi="en_US"/>
         </w:rPr>
+        <w:t>ἀλλ’</w:t>
+      </w:r>
+    </w:p>
+    <w:p>
+      <w:pPr/>
+      <w:r>
+        <w:rPr>
+          <w:lang w:val="en_US" w:bidi="en_US"/>
+        </w:rPr>
+      </w:r>
+      <w:r>
+        <w:rPr>
+          <w:b/>
+          <w:lang w:val="en_US" w:bidi="en_US"/>
+        </w:rPr>
         <w:t>"But"</w:t>
       </w:r>
     </w:p>
@@ -30020,7 +34270,7 @@
         </w:rPr>
         <w:t xml:space="preserve"> introduces what will happen to these false teachers in contrast to what they are trying to do, which is to oppose the truth (see </w:t>
       </w:r>
-      <w:hyperlink r:id="rId39">
+      <w:hyperlink r:id="rId41">
         <w:r>
           <w:rPr>
             <w:lang w:val="en_US" w:bidi="en_US"/>
@@ -30105,6 +34355,21 @@
           <w:b/>
           <w:lang w:val="en_US" w:bidi="en_US"/>
         </w:rPr>
+        <w:t>οὐ προκόψουσιν ἐπὶ πλεῖον</w:t>
+      </w:r>
+    </w:p>
+    <w:p>
+      <w:pPr/>
+      <w:r>
+        <w:rPr>
+          <w:lang w:val="en_US" w:bidi="en_US"/>
+        </w:rPr>
+      </w:r>
+      <w:r>
+        <w:rPr>
+          <w:b/>
+          <w:lang w:val="en_US" w:bidi="en_US"/>
+        </w:rPr>
         <w:t>"they will not advance further"</w:t>
       </w:r>
     </w:p>
@@ -30201,6 +34466,21 @@
           <w:b/>
           <w:lang w:val="en_US" w:bidi="en_US"/>
         </w:rPr>
+        <w:t>ἡ &amp; ἄνοια αὐτῶν</w:t>
+      </w:r>
+    </w:p>
+    <w:p>
+      <w:pPr/>
+      <w:r>
+        <w:rPr>
+          <w:lang w:val="en_US" w:bidi="en_US"/>
+        </w:rPr>
+      </w:r>
+      <w:r>
+        <w:rPr>
+          <w:b/>
+          <w:lang w:val="en_US" w:bidi="en_US"/>
+        </w:rPr>
         <w:t>"their foolishness"</w:t>
       </w:r>
     </w:p>
@@ -30297,6 +34577,21 @@
           <w:b/>
           <w:lang w:val="en_US" w:bidi="en_US"/>
         </w:rPr>
+        <w:t>πᾶσιν</w:t>
+      </w:r>
+    </w:p>
+    <w:p>
+      <w:pPr/>
+      <w:r>
+        <w:rPr>
+          <w:lang w:val="en_US" w:bidi="en_US"/>
+        </w:rPr>
+      </w:r>
+      <w:r>
+        <w:rPr>
+          <w:b/>
+          <w:lang w:val="en_US" w:bidi="en_US"/>
+        </w:rPr>
         <w:t>"to all"</w:t>
       </w:r>
     </w:p>
@@ -30393,6 +34688,21 @@
           <w:b/>
           <w:lang w:val="en_US" w:bidi="en_US"/>
         </w:rPr>
+        <w:t>πᾶσιν</w:t>
+      </w:r>
+    </w:p>
+    <w:p>
+      <w:pPr/>
+      <w:r>
+        <w:rPr>
+          <w:lang w:val="en_US" w:bidi="en_US"/>
+        </w:rPr>
+      </w:r>
+      <w:r>
+        <w:rPr>
+          <w:b/>
+          <w:lang w:val="en_US" w:bidi="en_US"/>
+        </w:rPr>
         <w:t>"to all"</w:t>
       </w:r>
     </w:p>
@@ -30489,6 +34799,21 @@
           <w:b/>
           <w:lang w:val="en_US" w:bidi="en_US"/>
         </w:rPr>
+        <w:t>ἡ ἐκείνων</w:t>
+      </w:r>
+    </w:p>
+    <w:p>
+      <w:pPr/>
+      <w:r>
+        <w:rPr>
+          <w:lang w:val="en_US" w:bidi="en_US"/>
+        </w:rPr>
+      </w:r>
+      <w:r>
+        <w:rPr>
+          <w:b/>
+          <w:lang w:val="en_US" w:bidi="en_US"/>
+        </w:rPr>
         <w:t>"that of those"</w:t>
       </w:r>
     </w:p>
@@ -30598,6 +34923,21 @@
           <w:b/>
           <w:lang w:val="en_US" w:bidi="en_US"/>
         </w:rPr>
+        <w:t>ἐγένετο</w:t>
+      </w:r>
+    </w:p>
+    <w:p>
+      <w:pPr/>
+      <w:r>
+        <w:rPr>
+          <w:lang w:val="en_US" w:bidi="en_US"/>
+        </w:rPr>
+      </w:r>
+      <w:r>
+        <w:rPr>
+          <w:b/>
+          <w:lang w:val="en_US" w:bidi="en_US"/>
+        </w:rPr>
         <w:t>"became"</w:t>
       </w:r>
     </w:p>
@@ -30681,6 +35021,21 @@
           <w:b/>
           <w:lang w:val="en_US" w:bidi="en_US"/>
         </w:rPr>
+        <w:t>ἐγένετο</w:t>
+      </w:r>
+    </w:p>
+    <w:p>
+      <w:pPr/>
+      <w:r>
+        <w:rPr>
+          <w:lang w:val="en_US" w:bidi="en_US"/>
+        </w:rPr>
+      </w:r>
+      <w:r>
+        <w:rPr>
+          <w:b/>
+          <w:lang w:val="en_US" w:bidi="en_US"/>
+        </w:rPr>
         <w:t>"became"</w:t>
       </w:r>
     </w:p>
@@ -30697,7 +35052,7 @@
         </w:rPr>
         <w:t xml:space="preserve">Here Paul is referring to how Pharaoh’s magicians failed to oppose Moses. They could not copy some of the miracles that Moses did (see </w:t>
       </w:r>
-      <w:hyperlink r:id="rId40">
+      <w:hyperlink r:id="rId42">
         <w:r>
           <w:rPr>
             <w:lang w:val="en_US" w:bidi="en_US"/>
@@ -30715,7 +35070,7 @@
         </w:rPr>
         <w:t xml:space="preserve">), and they were affected by other miracles that Moses did (see </w:t>
       </w:r>
-      <w:hyperlink r:id="rId41">
+      <w:hyperlink r:id="rId43">
         <w:r>
           <w:rPr>
             <w:lang w:val="en_US" w:bidi="en_US"/>
@@ -30800,6 +35155,21 @@
           <w:b/>
           <w:lang w:val="en_US" w:bidi="en_US"/>
         </w:rPr>
+        <w:t>σὺ δὲ</w:t>
+      </w:r>
+    </w:p>
+    <w:p>
+      <w:pPr/>
+      <w:r>
+        <w:rPr>
+          <w:lang w:val="en_US" w:bidi="en_US"/>
+        </w:rPr>
+      </w:r>
+      <w:r>
+        <w:rPr>
+          <w:b/>
+          <w:lang w:val="en_US" w:bidi="en_US"/>
+        </w:rPr>
         <w:t>"But you"</w:t>
       </w:r>
     </w:p>
@@ -30909,6 +35279,21 @@
           <w:b/>
           <w:lang w:val="en_US" w:bidi="en_US"/>
         </w:rPr>
+        <w:t>σὺ &amp; παρηκολούθησάς</w:t>
+      </w:r>
+    </w:p>
+    <w:p>
+      <w:pPr/>
+      <w:r>
+        <w:rPr>
+          <w:lang w:val="en_US" w:bidi="en_US"/>
+        </w:rPr>
+      </w:r>
+      <w:r>
+        <w:rPr>
+          <w:b/>
+          <w:lang w:val="en_US" w:bidi="en_US"/>
+        </w:rPr>
         <w:t>"you have followed"</w:t>
       </w:r>
     </w:p>
@@ -31005,6 +35390,21 @@
           <w:b/>
           <w:lang w:val="en_US" w:bidi="en_US"/>
         </w:rPr>
+        <w:t>μου τῇ διδασκαλίᾳ, τῇ ἀγωγῇ, τῇ προθέσει, τῇ πίστει, τῇ μακροθυμίᾳ, τῇ ἀγάπῃ, τῇ ὑπομονῇ &amp; τοῖς διωγμοῖς, τοῖς παθήμασιν, οἷά</w:t>
+      </w:r>
+    </w:p>
+    <w:p>
+      <w:pPr/>
+      <w:r>
+        <w:rPr>
+          <w:lang w:val="en_US" w:bidi="en_US"/>
+        </w:rPr>
+      </w:r>
+      <w:r>
+        <w:rPr>
+          <w:b/>
+          <w:lang w:val="en_US" w:bidi="en_US"/>
+        </w:rPr>
         <w:t>"my teaching, conduct, purpose, faith, patience, love, endurance"</w:t>
       </w:r>
       <w:r>
@@ -31101,6 +35501,21 @@
           <w:b/>
           <w:lang w:val="en_US" w:bidi="en_US"/>
         </w:rPr>
+        <w:t>οἷά</w:t>
+      </w:r>
+    </w:p>
+    <w:p>
+      <w:pPr/>
+      <w:r>
+        <w:rPr>
+          <w:lang w:val="en_US" w:bidi="en_US"/>
+        </w:rPr>
+      </w:r>
+      <w:r>
+        <w:rPr>
+          <w:b/>
+          <w:lang w:val="en_US" w:bidi="en_US"/>
+        </w:rPr>
         <w:t>"such as"</w:t>
       </w:r>
     </w:p>
@@ -31236,6 +35651,21 @@
           <w:b/>
           <w:lang w:val="en_US" w:bidi="en_US"/>
         </w:rPr>
+        <w:t>οἵους διωγμοὺς ὑπήνεγκα</w:t>
+      </w:r>
+    </w:p>
+    <w:p>
+      <w:pPr/>
+      <w:r>
+        <w:rPr>
+          <w:lang w:val="en_US" w:bidi="en_US"/>
+        </w:rPr>
+      </w:r>
+      <w:r>
+        <w:rPr>
+          <w:b/>
+          <w:lang w:val="en_US" w:bidi="en_US"/>
+        </w:rPr>
         <w:t>"what kind of persecutions I endured"</w:t>
       </w:r>
     </w:p>
@@ -31332,6 +35762,21 @@
           <w:b/>
           <w:lang w:val="en_US" w:bidi="en_US"/>
         </w:rPr>
+        <w:t>οἵους διωγμοὺς ὑπήνεγκα</w:t>
+      </w:r>
+    </w:p>
+    <w:p>
+      <w:pPr/>
+      <w:r>
+        <w:rPr>
+          <w:lang w:val="en_US" w:bidi="en_US"/>
+        </w:rPr>
+      </w:r>
+      <w:r>
+        <w:rPr>
+          <w:b/>
+          <w:lang w:val="en_US" w:bidi="en_US"/>
+        </w:rPr>
         <w:t>"what kind of persecutions I endured"</w:t>
       </w:r>
     </w:p>
@@ -31428,6 +35873,21 @@
           <w:b/>
           <w:lang w:val="en_US" w:bidi="en_US"/>
         </w:rPr>
+        <w:t>καὶ</w:t>
+      </w:r>
+    </w:p>
+    <w:p>
+      <w:pPr/>
+      <w:r>
+        <w:rPr>
+          <w:lang w:val="en_US" w:bidi="en_US"/>
+        </w:rPr>
+      </w:r>
+      <w:r>
+        <w:rPr>
+          <w:b/>
+          <w:lang w:val="en_US" w:bidi="en_US"/>
+        </w:rPr>
         <w:t>"And"</w:t>
       </w:r>
     </w:p>
@@ -31537,6 +35997,21 @@
           <w:b/>
           <w:lang w:val="en_US" w:bidi="en_US"/>
         </w:rPr>
+        <w:t>καὶ &amp; δὲ</w:t>
+      </w:r>
+    </w:p>
+    <w:p>
+      <w:pPr/>
+      <w:r>
+        <w:rPr>
+          <w:lang w:val="en_US" w:bidi="en_US"/>
+        </w:rPr>
+      </w:r>
+      <w:r>
+        <w:rPr>
+          <w:b/>
+          <w:lang w:val="en_US" w:bidi="en_US"/>
+        </w:rPr>
         <w:t>"But also"</w:t>
       </w:r>
     </w:p>
@@ -31633,6 +36108,21 @@
           <w:b/>
           <w:lang w:val="en_US" w:bidi="en_US"/>
         </w:rPr>
+        <w:t>πάντες &amp; οἱ θέλοντες ζῆν εὐσεβῶς ἐν Χριστῷ Ἰησοῦ διωχθήσονται</w:t>
+      </w:r>
+    </w:p>
+    <w:p>
+      <w:pPr/>
+      <w:r>
+        <w:rPr>
+          <w:lang w:val="en_US" w:bidi="en_US"/>
+        </w:rPr>
+      </w:r>
+      <w:r>
+        <w:rPr>
+          <w:b/>
+          <w:lang w:val="en_US" w:bidi="en_US"/>
+        </w:rPr>
         <w:t>"all the ones wanting to live"</w:t>
       </w:r>
       <w:r>
@@ -31729,6 +36219,21 @@
           <w:b/>
           <w:lang w:val="en_US" w:bidi="en_US"/>
         </w:rPr>
+        <w:t>ἐν Χριστῷ Ἰησοῦ</w:t>
+      </w:r>
+    </w:p>
+    <w:p>
+      <w:pPr/>
+      <w:r>
+        <w:rPr>
+          <w:lang w:val="en_US" w:bidi="en_US"/>
+        </w:rPr>
+      </w:r>
+      <w:r>
+        <w:rPr>
+          <w:b/>
+          <w:lang w:val="en_US" w:bidi="en_US"/>
+        </w:rPr>
         <w:t>"in Christ Jesus"</w:t>
       </w:r>
     </w:p>
@@ -31903,6 +36408,21 @@
           <w:b/>
           <w:lang w:val="en_US" w:bidi="en_US"/>
         </w:rPr>
+        <w:t>δὲ</w:t>
+      </w:r>
+    </w:p>
+    <w:p>
+      <w:pPr/>
+      <w:r>
+        <w:rPr>
+          <w:lang w:val="en_US" w:bidi="en_US"/>
+        </w:rPr>
+      </w:r>
+      <w:r>
+        <w:rPr>
+          <w:b/>
+          <w:lang w:val="en_US" w:bidi="en_US"/>
+        </w:rPr>
         <w:t>"But"</w:t>
       </w:r>
     </w:p>
@@ -32025,6 +36545,21 @@
           <w:b/>
           <w:lang w:val="en_US" w:bidi="en_US"/>
         </w:rPr>
+        <w:t>ἄνθρωποι</w:t>
+      </w:r>
+    </w:p>
+    <w:p>
+      <w:pPr/>
+      <w:r>
+        <w:rPr>
+          <w:lang w:val="en_US" w:bidi="en_US"/>
+        </w:rPr>
+      </w:r>
+      <w:r>
+        <w:rPr>
+          <w:b/>
+          <w:lang w:val="en_US" w:bidi="en_US"/>
+        </w:rPr>
         <w:t>"men"</w:t>
       </w:r>
     </w:p>
@@ -32121,6 +36656,21 @@
           <w:b/>
           <w:lang w:val="en_US" w:bidi="en_US"/>
         </w:rPr>
+        <w:t>πονηροὶ &amp; ἄνθρωποι καὶ γόητες</w:t>
+      </w:r>
+    </w:p>
+    <w:p>
+      <w:pPr/>
+      <w:r>
+        <w:rPr>
+          <w:lang w:val="en_US" w:bidi="en_US"/>
+        </w:rPr>
+      </w:r>
+      <w:r>
+        <w:rPr>
+          <w:b/>
+          <w:lang w:val="en_US" w:bidi="en_US"/>
+        </w:rPr>
         <w:t>"evil men and impostors"</w:t>
       </w:r>
     </w:p>
@@ -32230,6 +36780,21 @@
           <w:b/>
           <w:lang w:val="en_US" w:bidi="en_US"/>
         </w:rPr>
+        <w:t>προκόψουσιν ἐπὶ τὸ χεῖρον</w:t>
+      </w:r>
+    </w:p>
+    <w:p>
+      <w:pPr/>
+      <w:r>
+        <w:rPr>
+          <w:lang w:val="en_US" w:bidi="en_US"/>
+        </w:rPr>
+      </w:r>
+      <w:r>
+        <w:rPr>
+          <w:b/>
+          <w:lang w:val="en_US" w:bidi="en_US"/>
+        </w:rPr>
         <w:t>"will advance to the worse"</w:t>
       </w:r>
     </w:p>
@@ -32365,6 +36930,21 @@
           <w:b/>
           <w:lang w:val="en_US" w:bidi="en_US"/>
         </w:rPr>
+        <w:t>ἐπὶ τὸ χεῖρον</w:t>
+      </w:r>
+    </w:p>
+    <w:p>
+      <w:pPr/>
+      <w:r>
+        <w:rPr>
+          <w:lang w:val="en_US" w:bidi="en_US"/>
+        </w:rPr>
+      </w:r>
+      <w:r>
+        <w:rPr>
+          <w:b/>
+          <w:lang w:val="en_US" w:bidi="en_US"/>
+        </w:rPr>
         <w:t>"to the worse"</w:t>
       </w:r>
     </w:p>
@@ -32461,6 +37041,21 @@
           <w:b/>
           <w:lang w:val="en_US" w:bidi="en_US"/>
         </w:rPr>
+        <w:t>πλανῶντες καὶ πλανώμενοι</w:t>
+      </w:r>
+    </w:p>
+    <w:p>
+      <w:pPr/>
+      <w:r>
+        <w:rPr>
+          <w:lang w:val="en_US" w:bidi="en_US"/>
+        </w:rPr>
+      </w:r>
+      <w:r>
+        <w:rPr>
+          <w:b/>
+          <w:lang w:val="en_US" w:bidi="en_US"/>
+        </w:rPr>
         <w:t>"leading astray and being led astray"</w:t>
       </w:r>
     </w:p>
@@ -32583,6 +37178,21 @@
           <w:b/>
           <w:lang w:val="en_US" w:bidi="en_US"/>
         </w:rPr>
+        <w:t>πλανώμενοι</w:t>
+      </w:r>
+    </w:p>
+    <w:p>
+      <w:pPr/>
+      <w:r>
+        <w:rPr>
+          <w:lang w:val="en_US" w:bidi="en_US"/>
+        </w:rPr>
+      </w:r>
+      <w:r>
+        <w:rPr>
+          <w:b/>
+          <w:lang w:val="en_US" w:bidi="en_US"/>
+        </w:rPr>
         <w:t>"being led astray"</w:t>
       </w:r>
     </w:p>
@@ -32666,6 +37276,21 @@
           <w:b/>
           <w:lang w:val="en_US" w:bidi="en_US"/>
         </w:rPr>
+        <w:t>σὺ δὲ</w:t>
+      </w:r>
+    </w:p>
+    <w:p>
+      <w:pPr/>
+      <w:r>
+        <w:rPr>
+          <w:lang w:val="en_US" w:bidi="en_US"/>
+        </w:rPr>
+      </w:r>
+      <w:r>
+        <w:rPr>
+          <w:b/>
+          <w:lang w:val="en_US" w:bidi="en_US"/>
+        </w:rPr>
         <w:t>"But you"</w:t>
       </w:r>
     </w:p>
@@ -32762,6 +37387,21 @@
           <w:b/>
           <w:lang w:val="en_US" w:bidi="en_US"/>
         </w:rPr>
+        <w:t>μένε ἐν οἷς ἔμαθες καὶ ἐπιστώθης, εἰδὼς παρὰ τίνων ἔμαθες</w:t>
+      </w:r>
+    </w:p>
+    <w:p>
+      <w:pPr/>
+      <w:r>
+        <w:rPr>
+          <w:lang w:val="en_US" w:bidi="en_US"/>
+        </w:rPr>
+      </w:r>
+      <w:r>
+        <w:rPr>
+          <w:b/>
+          <w:lang w:val="en_US" w:bidi="en_US"/>
+        </w:rPr>
         <w:t>"remain in what you learned and were convinced of, knowing from whom you learned"</w:t>
       </w:r>
     </w:p>
@@ -32845,6 +37485,21 @@
           <w:b/>
           <w:lang w:val="en_US" w:bidi="en_US"/>
         </w:rPr>
+        <w:t>μένε ἐν</w:t>
+      </w:r>
+    </w:p>
+    <w:p>
+      <w:pPr/>
+      <w:r>
+        <w:rPr>
+          <w:lang w:val="en_US" w:bidi="en_US"/>
+        </w:rPr>
+      </w:r>
+      <w:r>
+        <w:rPr>
+          <w:b/>
+          <w:lang w:val="en_US" w:bidi="en_US"/>
+        </w:rPr>
         <w:t>"remain in"</w:t>
       </w:r>
     </w:p>
@@ -32967,6 +37622,21 @@
           <w:b/>
           <w:lang w:val="en_US" w:bidi="en_US"/>
         </w:rPr>
+        <w:t>ἐπιστώθης</w:t>
+      </w:r>
+    </w:p>
+    <w:p>
+      <w:pPr/>
+      <w:r>
+        <w:rPr>
+          <w:lang w:val="en_US" w:bidi="en_US"/>
+        </w:rPr>
+      </w:r>
+      <w:r>
+        <w:rPr>
+          <w:b/>
+          <w:lang w:val="en_US" w:bidi="en_US"/>
+        </w:rPr>
         <w:t>"were convinced of"</w:t>
       </w:r>
     </w:p>
@@ -33050,6 +37720,21 @@
           <w:b/>
           <w:lang w:val="en_US" w:bidi="en_US"/>
         </w:rPr>
+        <w:t>εἰδὼς παρὰ τίνων ἔμαθες</w:t>
+      </w:r>
+    </w:p>
+    <w:p>
+      <w:pPr/>
+      <w:r>
+        <w:rPr>
+          <w:lang w:val="en_US" w:bidi="en_US"/>
+        </w:rPr>
+      </w:r>
+      <w:r>
+        <w:rPr>
+          <w:b/>
+          <w:lang w:val="en_US" w:bidi="en_US"/>
+        </w:rPr>
         <w:t>"knowing from whom you learned"</w:t>
       </w:r>
     </w:p>
@@ -33133,6 +37818,21 @@
           <w:b/>
           <w:lang w:val="en_US" w:bidi="en_US"/>
         </w:rPr>
+        <w:t>ἀπὸ βρέφους</w:t>
+      </w:r>
+    </w:p>
+    <w:p>
+      <w:pPr/>
+      <w:r>
+        <w:rPr>
+          <w:lang w:val="en_US" w:bidi="en_US"/>
+        </w:rPr>
+      </w:r>
+      <w:r>
+        <w:rPr>
+          <w:b/>
+          <w:lang w:val="en_US" w:bidi="en_US"/>
+        </w:rPr>
         <w:t>"from infancy"</w:t>
       </w:r>
     </w:p>
@@ -33229,6 +37929,21 @@
           <w:b/>
           <w:lang w:val="en_US" w:bidi="en_US"/>
         </w:rPr>
+        <w:t>εἰς σωτηρίαν διὰ πίστεως τῆς ἐν Χριστῷ Ἰησοῦ</w:t>
+      </w:r>
+    </w:p>
+    <w:p>
+      <w:pPr/>
+      <w:r>
+        <w:rPr>
+          <w:lang w:val="en_US" w:bidi="en_US"/>
+        </w:rPr>
+      </w:r>
+      <w:r>
+        <w:rPr>
+          <w:b/>
+          <w:lang w:val="en_US" w:bidi="en_US"/>
+        </w:rPr>
         <w:t>"for salvation through faith {that is} in Christ Jesus"</w:t>
       </w:r>
     </w:p>
@@ -33338,6 +38053,21 @@
           <w:b/>
           <w:lang w:val="en_US" w:bidi="en_US"/>
         </w:rPr>
+        <w:t>τῆς ἐν Χριστῷ Ἰησοῦ</w:t>
+      </w:r>
+    </w:p>
+    <w:p>
+      <w:pPr/>
+      <w:r>
+        <w:rPr>
+          <w:lang w:val="en_US" w:bidi="en_US"/>
+        </w:rPr>
+      </w:r>
+      <w:r>
+        <w:rPr>
+          <w:b/>
+          <w:lang w:val="en_US" w:bidi="en_US"/>
+        </w:rPr>
         <w:t>"that is} in Christ Jesus"</w:t>
       </w:r>
     </w:p>
@@ -33499,6 +38229,21 @@
           <w:b/>
           <w:lang w:val="en_US" w:bidi="en_US"/>
         </w:rPr>
+        <w:t>πᾶσα Γραφὴ θεόπνευστος καὶ ὠφέλιμος</w:t>
+      </w:r>
+    </w:p>
+    <w:p>
+      <w:pPr/>
+      <w:r>
+        <w:rPr>
+          <w:lang w:val="en_US" w:bidi="en_US"/>
+        </w:rPr>
+      </w:r>
+      <w:r>
+        <w:rPr>
+          <w:b/>
+          <w:lang w:val="en_US" w:bidi="en_US"/>
+        </w:rPr>
         <w:t>"All Scripture {is} God-breathed and {is} profitable"</w:t>
       </w:r>
     </w:p>
@@ -33582,6 +38327,21 @@
           <w:b/>
           <w:lang w:val="en_US" w:bidi="en_US"/>
         </w:rPr>
+        <w:t>πᾶσα Γραφὴ θεόπνευστος καὶ</w:t>
+      </w:r>
+    </w:p>
+    <w:p>
+      <w:pPr/>
+      <w:r>
+        <w:rPr>
+          <w:lang w:val="en_US" w:bidi="en_US"/>
+        </w:rPr>
+      </w:r>
+      <w:r>
+        <w:rPr>
+          <w:b/>
+          <w:lang w:val="en_US" w:bidi="en_US"/>
+        </w:rPr>
         <w:t>"All Scripture {is} God-breathed and"</w:t>
       </w:r>
     </w:p>
@@ -33717,6 +38477,21 @@
           <w:b/>
           <w:lang w:val="en_US" w:bidi="en_US"/>
         </w:rPr>
+        <w:t>πᾶσα Γραφὴ</w:t>
+      </w:r>
+    </w:p>
+    <w:p>
+      <w:pPr/>
+      <w:r>
+        <w:rPr>
+          <w:lang w:val="en_US" w:bidi="en_US"/>
+        </w:rPr>
+      </w:r>
+      <w:r>
+        <w:rPr>
+          <w:b/>
+          <w:lang w:val="en_US" w:bidi="en_US"/>
+        </w:rPr>
         <w:t>"All Scripture"</w:t>
       </w:r>
     </w:p>
@@ -33826,6 +38601,21 @@
           <w:b/>
           <w:lang w:val="en_US" w:bidi="en_US"/>
         </w:rPr>
+        <w:t>ὠφέλιμος</w:t>
+      </w:r>
+    </w:p>
+    <w:p>
+      <w:pPr/>
+      <w:r>
+        <w:rPr>
+          <w:lang w:val="en_US" w:bidi="en_US"/>
+        </w:rPr>
+      </w:r>
+      <w:r>
+        <w:rPr>
+          <w:b/>
+          <w:lang w:val="en_US" w:bidi="en_US"/>
+        </w:rPr>
         <w:t>"is} profitable"</w:t>
       </w:r>
     </w:p>
@@ -33922,6 +38712,21 @@
           <w:b/>
           <w:lang w:val="en_US" w:bidi="en_US"/>
         </w:rPr>
+        <w:t>πρὸς διδασκαλίαν, πρὸς ἐλεγμόν, πρὸς ἐπανόρθωσιν, πρὸς παιδείαν τὴν ἐν δικαιοσύνῃ</w:t>
+      </w:r>
+    </w:p>
+    <w:p>
+      <w:pPr/>
+      <w:r>
+        <w:rPr>
+          <w:lang w:val="en_US" w:bidi="en_US"/>
+        </w:rPr>
+      </w:r>
+      <w:r>
+        <w:rPr>
+          <w:b/>
+          <w:lang w:val="en_US" w:bidi="en_US"/>
+        </w:rPr>
         <w:t>"for teaching, for reproof, for correction, for training in righteousness"</w:t>
       </w:r>
     </w:p>
@@ -34005,6 +38810,21 @@
           <w:b/>
           <w:lang w:val="en_US" w:bidi="en_US"/>
         </w:rPr>
+        <w:t>ἵνα</w:t>
+      </w:r>
+    </w:p>
+    <w:p>
+      <w:pPr/>
+      <w:r>
+        <w:rPr>
+          <w:lang w:val="en_US" w:bidi="en_US"/>
+        </w:rPr>
+      </w:r>
+      <w:r>
+        <w:rPr>
+          <w:b/>
+          <w:lang w:val="en_US" w:bidi="en_US"/>
+        </w:rPr>
         <w:t>"so that"</w:t>
       </w:r>
     </w:p>
@@ -34101,6 +38921,21 @@
           <w:b/>
           <w:lang w:val="en_US" w:bidi="en_US"/>
         </w:rPr>
+        <w:t>ὁ τοῦ Θεοῦ ἄνθρωπος</w:t>
+      </w:r>
+    </w:p>
+    <w:p>
+      <w:pPr/>
+      <w:r>
+        <w:rPr>
+          <w:lang w:val="en_US" w:bidi="en_US"/>
+        </w:rPr>
+      </w:r>
+      <w:r>
+        <w:rPr>
+          <w:b/>
+          <w:lang w:val="en_US" w:bidi="en_US"/>
+        </w:rPr>
         <w:t>"the man of God"</w:t>
       </w:r>
     </w:p>
@@ -34210,6 +39045,21 @@
           <w:b/>
           <w:lang w:val="en_US" w:bidi="en_US"/>
         </w:rPr>
+        <w:t>ὁ τοῦ Θεοῦ ἄνθρωπος</w:t>
+      </w:r>
+    </w:p>
+    <w:p>
+      <w:pPr/>
+      <w:r>
+        <w:rPr>
+          <w:lang w:val="en_US" w:bidi="en_US"/>
+        </w:rPr>
+      </w:r>
+      <w:r>
+        <w:rPr>
+          <w:b/>
+          <w:lang w:val="en_US" w:bidi="en_US"/>
+        </w:rPr>
         <w:t>"the man of God"</w:t>
       </w:r>
     </w:p>
@@ -34306,6 +39156,21 @@
           <w:b/>
           <w:lang w:val="en_US" w:bidi="en_US"/>
         </w:rPr>
+        <w:t>ὁ τοῦ Θεοῦ ἄνθρωπος</w:t>
+      </w:r>
+    </w:p>
+    <w:p>
+      <w:pPr/>
+      <w:r>
+        <w:rPr>
+          <w:lang w:val="en_US" w:bidi="en_US"/>
+        </w:rPr>
+      </w:r>
+      <w:r>
+        <w:rPr>
+          <w:b/>
+          <w:lang w:val="en_US" w:bidi="en_US"/>
+        </w:rPr>
         <w:t>"the man of God"</w:t>
       </w:r>
     </w:p>
@@ -34402,6 +39267,21 @@
           <w:b/>
           <w:lang w:val="en_US" w:bidi="en_US"/>
         </w:rPr>
+        <w:t>ἄρτιος &amp; πρὸς πᾶν ἔργον ἀγαθὸν ἐξηρτισμένος</w:t>
+      </w:r>
+    </w:p>
+    <w:p>
+      <w:pPr/>
+      <w:r>
+        <w:rPr>
+          <w:lang w:val="en_US" w:bidi="en_US"/>
+        </w:rPr>
+      </w:r>
+      <w:r>
+        <w:rPr>
+          <w:b/>
+          <w:lang w:val="en_US" w:bidi="en_US"/>
+        </w:rPr>
         <w:t>"complete, having been equipped for every good work"</w:t>
       </w:r>
     </w:p>
@@ -34511,6 +39391,21 @@
           <w:b/>
           <w:lang w:val="en_US" w:bidi="en_US"/>
         </w:rPr>
+        <w:t>ἐξηρτισμένος</w:t>
+      </w:r>
+    </w:p>
+    <w:p>
+      <w:pPr/>
+      <w:r>
+        <w:rPr>
+          <w:lang w:val="en_US" w:bidi="en_US"/>
+        </w:rPr>
+      </w:r>
+      <w:r>
+        <w:rPr>
+          <w:b/>
+          <w:lang w:val="en_US" w:bidi="en_US"/>
+        </w:rPr>
         <w:t>"having been equipped"</w:t>
       </w:r>
     </w:p>
@@ -34729,6 +39624,21 @@
           <w:b/>
           <w:lang w:val="en_US" w:bidi="en_US"/>
         </w:rPr>
+        <w:t>ζῶντας καὶ νεκρούς</w:t>
+      </w:r>
+    </w:p>
+    <w:p>
+      <w:pPr/>
+      <w:r>
+        <w:rPr>
+          <w:lang w:val="en_US" w:bidi="en_US"/>
+        </w:rPr>
+      </w:r>
+      <w:r>
+        <w:rPr>
+          <w:b/>
+          <w:lang w:val="en_US" w:bidi="en_US"/>
+        </w:rPr>
         <w:t>"living and dead"</w:t>
       </w:r>
     </w:p>
@@ -34838,6 +39748,21 @@
           <w:b/>
           <w:lang w:val="en_US" w:bidi="en_US"/>
         </w:rPr>
+        <w:t>καὶ τὴν ἐπιφάνειαν αὐτοῦ</w:t>
+      </w:r>
+    </w:p>
+    <w:p>
+      <w:pPr/>
+      <w:r>
+        <w:rPr>
+          <w:lang w:val="en_US" w:bidi="en_US"/>
+        </w:rPr>
+      </w:r>
+      <w:r>
+        <w:rPr>
+          <w:b/>
+          <w:lang w:val="en_US" w:bidi="en_US"/>
+        </w:rPr>
         <w:t>"and by his appearing"</w:t>
       </w:r>
     </w:p>
@@ -34934,6 +39859,21 @@
           <w:b/>
           <w:lang w:val="en_US" w:bidi="en_US"/>
         </w:rPr>
+        <w:t>τὴν ἐπιφάνειαν αὐτοῦ</w:t>
+      </w:r>
+    </w:p>
+    <w:p>
+      <w:pPr/>
+      <w:r>
+        <w:rPr>
+          <w:lang w:val="en_US" w:bidi="en_US"/>
+        </w:rPr>
+      </w:r>
+      <w:r>
+        <w:rPr>
+          <w:b/>
+          <w:lang w:val="en_US" w:bidi="en_US"/>
+        </w:rPr>
         <w:t>"by his appearing"</w:t>
       </w:r>
     </w:p>
@@ -35043,6 +39983,21 @@
           <w:b/>
           <w:lang w:val="en_US" w:bidi="en_US"/>
         </w:rPr>
+        <w:t>τὸν λόγον</w:t>
+      </w:r>
+    </w:p>
+    <w:p>
+      <w:pPr/>
+      <w:r>
+        <w:rPr>
+          <w:lang w:val="en_US" w:bidi="en_US"/>
+        </w:rPr>
+      </w:r>
+      <w:r>
+        <w:rPr>
+          <w:b/>
+          <w:lang w:val="en_US" w:bidi="en_US"/>
+        </w:rPr>
         <w:t>"the word"</w:t>
       </w:r>
     </w:p>
@@ -35139,6 +40094,21 @@
           <w:b/>
           <w:lang w:val="en_US" w:bidi="en_US"/>
         </w:rPr>
+        <w:t>ἐπίστηθι</w:t>
+      </w:r>
+    </w:p>
+    <w:p>
+      <w:pPr/>
+      <w:r>
+        <w:rPr>
+          <w:lang w:val="en_US" w:bidi="en_US"/>
+        </w:rPr>
+      </w:r>
+      <w:r>
+        <w:rPr>
+          <w:b/>
+          <w:lang w:val="en_US" w:bidi="en_US"/>
+        </w:rPr>
         <w:t>"stand by"</w:t>
       </w:r>
     </w:p>
@@ -35235,6 +40205,21 @@
           <w:b/>
           <w:lang w:val="en_US" w:bidi="en_US"/>
         </w:rPr>
+        <w:t>εὐκαίρως, ἀκαίρως</w:t>
+      </w:r>
+    </w:p>
+    <w:p>
+      <w:pPr/>
+      <w:r>
+        <w:rPr>
+          <w:lang w:val="en_US" w:bidi="en_US"/>
+        </w:rPr>
+      </w:r>
+      <w:r>
+        <w:rPr>
+          <w:b/>
+          <w:lang w:val="en_US" w:bidi="en_US"/>
+        </w:rPr>
         <w:t>"opportunely, inopportunely"</w:t>
       </w:r>
     </w:p>
@@ -35318,6 +40303,21 @@
           <w:b/>
           <w:lang w:val="en_US" w:bidi="en_US"/>
         </w:rPr>
+        <w:t>ἐν πάσῃ μακροθυμίᾳ καὶ διδαχῇ</w:t>
+      </w:r>
+    </w:p>
+    <w:p>
+      <w:pPr/>
+      <w:r>
+        <w:rPr>
+          <w:lang w:val="en_US" w:bidi="en_US"/>
+        </w:rPr>
+      </w:r>
+      <w:r>
+        <w:rPr>
+          <w:b/>
+          <w:lang w:val="en_US" w:bidi="en_US"/>
+        </w:rPr>
         <w:t>"with all patience and teaching"</w:t>
       </w:r>
     </w:p>
@@ -35440,6 +40440,21 @@
           <w:b/>
           <w:lang w:val="en_US" w:bidi="en_US"/>
         </w:rPr>
+        <w:t>ἐν πάσῃ μακροθυμίᾳ καὶ διδαχῇ</w:t>
+      </w:r>
+    </w:p>
+    <w:p>
+      <w:pPr/>
+      <w:r>
+        <w:rPr>
+          <w:lang w:val="en_US" w:bidi="en_US"/>
+        </w:rPr>
+      </w:r>
+      <w:r>
+        <w:rPr>
+          <w:b/>
+          <w:lang w:val="en_US" w:bidi="en_US"/>
+        </w:rPr>
         <w:t>"with all patience and teaching"</w:t>
       </w:r>
     </w:p>
@@ -35549,6 +40564,21 @@
           <w:b/>
           <w:lang w:val="en_US" w:bidi="en_US"/>
         </w:rPr>
+        <w:t>γὰρ</w:t>
+      </w:r>
+    </w:p>
+    <w:p>
+      <w:pPr/>
+      <w:r>
+        <w:rPr>
+          <w:lang w:val="en_US" w:bidi="en_US"/>
+        </w:rPr>
+      </w:r>
+      <w:r>
+        <w:rPr>
+          <w:b/>
+          <w:lang w:val="en_US" w:bidi="en_US"/>
+        </w:rPr>
         <w:t>"For"</w:t>
       </w:r>
     </w:p>
@@ -35658,6 +40688,21 @@
           <w:b/>
           <w:lang w:val="en_US" w:bidi="en_US"/>
         </w:rPr>
+        <w:t>ἔσται &amp; καιρὸς ὅτε</w:t>
+      </w:r>
+    </w:p>
+    <w:p>
+      <w:pPr/>
+      <w:r>
+        <w:rPr>
+          <w:lang w:val="en_US" w:bidi="en_US"/>
+        </w:rPr>
+      </w:r>
+      <w:r>
+        <w:rPr>
+          <w:b/>
+          <w:lang w:val="en_US" w:bidi="en_US"/>
+        </w:rPr>
         <w:t>"there will be a time when"</w:t>
       </w:r>
     </w:p>
@@ -35721,6 +40766,21 @@
           <w:b/>
           <w:lang w:val="en_US" w:bidi="en_US"/>
         </w:rPr>
+        <w:t>οὐκ ἀνέξονται</w:t>
+      </w:r>
+    </w:p>
+    <w:p>
+      <w:pPr/>
+      <w:r>
+        <w:rPr>
+          <w:lang w:val="en_US" w:bidi="en_US"/>
+        </w:rPr>
+      </w:r>
+      <w:r>
+        <w:rPr>
+          <w:b/>
+          <w:lang w:val="en_US" w:bidi="en_US"/>
+        </w:rPr>
         <w:t>"they will not bear with"</w:t>
       </w:r>
     </w:p>
@@ -35817,6 +40877,21 @@
           <w:b/>
           <w:lang w:val="en_US" w:bidi="en_US"/>
         </w:rPr>
+        <w:t>οὐκ ἀνέξονται</w:t>
+      </w:r>
+    </w:p>
+    <w:p>
+      <w:pPr/>
+      <w:r>
+        <w:rPr>
+          <w:lang w:val="en_US" w:bidi="en_US"/>
+        </w:rPr>
+      </w:r>
+      <w:r>
+        <w:rPr>
+          <w:b/>
+          <w:lang w:val="en_US" w:bidi="en_US"/>
+        </w:rPr>
         <w:t>"they will not bear with"</w:t>
       </w:r>
     </w:p>
@@ -35926,6 +41001,21 @@
           <w:b/>
           <w:lang w:val="en_US" w:bidi="en_US"/>
         </w:rPr>
+        <w:t>τῆς ὑγιαινούσης διδασκαλίας</w:t>
+      </w:r>
+    </w:p>
+    <w:p>
+      <w:pPr/>
+      <w:r>
+        <w:rPr>
+          <w:lang w:val="en_US" w:bidi="en_US"/>
+        </w:rPr>
+      </w:r>
+      <w:r>
+        <w:rPr>
+          <w:b/>
+          <w:lang w:val="en_US" w:bidi="en_US"/>
+        </w:rPr>
         <w:t>"the healthy teaching"</w:t>
       </w:r>
     </w:p>
@@ -36048,6 +41138,21 @@
           <w:b/>
           <w:lang w:val="en_US" w:bidi="en_US"/>
         </w:rPr>
+        <w:t>κατὰ τὰς ἰδίας ἐπιθυμίας, ἑαυτοῖς ἐπισωρεύσουσιν διδασκάλους</w:t>
+      </w:r>
+    </w:p>
+    <w:p>
+      <w:pPr/>
+      <w:r>
+        <w:rPr>
+          <w:lang w:val="en_US" w:bidi="en_US"/>
+        </w:rPr>
+      </w:r>
+      <w:r>
+        <w:rPr>
+          <w:b/>
+          <w:lang w:val="en_US" w:bidi="en_US"/>
+        </w:rPr>
         <w:t>"they will heap up for themselves teachers according to their own desires"</w:t>
       </w:r>
     </w:p>
@@ -36170,6 +41275,21 @@
           <w:b/>
           <w:lang w:val="en_US" w:bidi="en_US"/>
         </w:rPr>
+        <w:t>ἑαυτοῖς ἐπισωρεύσουσιν διδασκάλους</w:t>
+      </w:r>
+    </w:p>
+    <w:p>
+      <w:pPr/>
+      <w:r>
+        <w:rPr>
+          <w:lang w:val="en_US" w:bidi="en_US"/>
+        </w:rPr>
+      </w:r>
+      <w:r>
+        <w:rPr>
+          <w:b/>
+          <w:lang w:val="en_US" w:bidi="en_US"/>
+        </w:rPr>
         <w:t>"they will heap up for themselves teachers"</w:t>
       </w:r>
     </w:p>
@@ -36279,6 +41399,21 @@
           <w:b/>
           <w:lang w:val="en_US" w:bidi="en_US"/>
         </w:rPr>
+        <w:t>κνηθόμενοι τὴν ἀκοήν</w:t>
+      </w:r>
+    </w:p>
+    <w:p>
+      <w:pPr/>
+      <w:r>
+        <w:rPr>
+          <w:lang w:val="en_US" w:bidi="en_US"/>
+        </w:rPr>
+      </w:r>
+      <w:r>
+        <w:rPr>
+          <w:b/>
+          <w:lang w:val="en_US" w:bidi="en_US"/>
+        </w:rPr>
         <w:t>"itching {in} the ear"</w:t>
       </w:r>
     </w:p>
@@ -36388,6 +41523,21 @@
           <w:b/>
           <w:lang w:val="en_US" w:bidi="en_US"/>
         </w:rPr>
+        <w:t>τὴν ἀκοήν</w:t>
+      </w:r>
+    </w:p>
+    <w:p>
+      <w:pPr/>
+      <w:r>
+        <w:rPr>
+          <w:lang w:val="en_US" w:bidi="en_US"/>
+        </w:rPr>
+      </w:r>
+      <w:r>
+        <w:rPr>
+          <w:b/>
+          <w:lang w:val="en_US" w:bidi="en_US"/>
+        </w:rPr>
         <w:t>"in} the ear"</w:t>
       </w:r>
     </w:p>
@@ -36484,6 +41634,21 @@
           <w:b/>
           <w:lang w:val="en_US" w:bidi="en_US"/>
         </w:rPr>
+        <w:t>ἀπὸ μὲν τῆς ἀληθείας τὴν ἀκοὴν ἀποστρέψουσιν</w:t>
+      </w:r>
+    </w:p>
+    <w:p>
+      <w:pPr/>
+      <w:r>
+        <w:rPr>
+          <w:lang w:val="en_US" w:bidi="en_US"/>
+        </w:rPr>
+      </w:r>
+      <w:r>
+        <w:rPr>
+          <w:b/>
+          <w:lang w:val="en_US" w:bidi="en_US"/>
+        </w:rPr>
         <w:t>"they will turn the ear away from the truth"</w:t>
       </w:r>
     </w:p>
@@ -36567,6 +41732,21 @@
           <w:b/>
           <w:lang w:val="en_US" w:bidi="en_US"/>
         </w:rPr>
+        <w:t>τὴν ἀκοὴν</w:t>
+      </w:r>
+    </w:p>
+    <w:p>
+      <w:pPr/>
+      <w:r>
+        <w:rPr>
+          <w:lang w:val="en_US" w:bidi="en_US"/>
+        </w:rPr>
+      </w:r>
+      <w:r>
+        <w:rPr>
+          <w:b/>
+          <w:lang w:val="en_US" w:bidi="en_US"/>
+        </w:rPr>
         <w:t>"the ear"</w:t>
       </w:r>
     </w:p>
@@ -36663,6 +41843,21 @@
           <w:b/>
           <w:lang w:val="en_US" w:bidi="en_US"/>
         </w:rPr>
+        <w:t>τῆς ἀληθείας</w:t>
+      </w:r>
+    </w:p>
+    <w:p>
+      <w:pPr/>
+      <w:r>
+        <w:rPr>
+          <w:lang w:val="en_US" w:bidi="en_US"/>
+        </w:rPr>
+      </w:r>
+      <w:r>
+        <w:rPr>
+          <w:b/>
+          <w:lang w:val="en_US" w:bidi="en_US"/>
+        </w:rPr>
         <w:t>"the truth"</w:t>
       </w:r>
     </w:p>
@@ -36759,6 +41954,21 @@
           <w:b/>
           <w:lang w:val="en_US" w:bidi="en_US"/>
         </w:rPr>
+        <w:t>ἐπὶ &amp; ἐκτραπήσονται</w:t>
+      </w:r>
+    </w:p>
+    <w:p>
+      <w:pPr/>
+      <w:r>
+        <w:rPr>
+          <w:lang w:val="en_US" w:bidi="en_US"/>
+        </w:rPr>
+      </w:r>
+      <w:r>
+        <w:rPr>
+          <w:b/>
+          <w:lang w:val="en_US" w:bidi="en_US"/>
+        </w:rPr>
         <w:t>"be turned away to"</w:t>
       </w:r>
     </w:p>
@@ -36842,6 +42052,21 @@
           <w:b/>
           <w:lang w:val="en_US" w:bidi="en_US"/>
         </w:rPr>
+        <w:t>ἐπὶ &amp; ἐκτραπήσονται</w:t>
+      </w:r>
+    </w:p>
+    <w:p>
+      <w:pPr/>
+      <w:r>
+        <w:rPr>
+          <w:lang w:val="en_US" w:bidi="en_US"/>
+        </w:rPr>
+      </w:r>
+      <w:r>
+        <w:rPr>
+          <w:b/>
+          <w:lang w:val="en_US" w:bidi="en_US"/>
+        </w:rPr>
         <w:t>"be turned away to"</w:t>
       </w:r>
     </w:p>
@@ -36938,6 +42163,21 @@
           <w:b/>
           <w:lang w:val="en_US" w:bidi="en_US"/>
         </w:rPr>
+        <w:t>τοὺς μύθους</w:t>
+      </w:r>
+    </w:p>
+    <w:p>
+      <w:pPr/>
+      <w:r>
+        <w:rPr>
+          <w:lang w:val="en_US" w:bidi="en_US"/>
+        </w:rPr>
+      </w:r>
+      <w:r>
+        <w:rPr>
+          <w:b/>
+          <w:lang w:val="en_US" w:bidi="en_US"/>
+        </w:rPr>
         <w:t>"the myths"</w:t>
       </w:r>
     </w:p>
@@ -37034,6 +42274,21 @@
           <w:b/>
           <w:lang w:val="en_US" w:bidi="en_US"/>
         </w:rPr>
+        <w:t>σὺ δὲ</w:t>
+      </w:r>
+    </w:p>
+    <w:p>
+      <w:pPr/>
+      <w:r>
+        <w:rPr>
+          <w:lang w:val="en_US" w:bidi="en_US"/>
+        </w:rPr>
+      </w:r>
+      <w:r>
+        <w:rPr>
+          <w:b/>
+          <w:lang w:val="en_US" w:bidi="en_US"/>
+        </w:rPr>
         <w:t>"But you"</w:t>
       </w:r>
     </w:p>
@@ -37130,6 +42385,21 @@
           <w:b/>
           <w:lang w:val="en_US" w:bidi="en_US"/>
         </w:rPr>
+        <w:t>νῆφε</w:t>
+      </w:r>
+    </w:p>
+    <w:p>
+      <w:pPr/>
+      <w:r>
+        <w:rPr>
+          <w:lang w:val="en_US" w:bidi="en_US"/>
+        </w:rPr>
+      </w:r>
+      <w:r>
+        <w:rPr>
+          <w:b/>
+          <w:lang w:val="en_US" w:bidi="en_US"/>
+        </w:rPr>
         <w:t>"be sober"</w:t>
       </w:r>
     </w:p>
@@ -37159,7 +42429,7 @@
         </w:rPr>
         <w:t xml:space="preserve">. While Paul did write that Christians should not get drunk (see </w:t>
       </w:r>
-      <w:hyperlink r:id="rId42">
+      <w:hyperlink r:id="rId44">
         <w:r>
           <w:rPr>
             <w:lang w:val="en_US" w:bidi="en_US"/>
@@ -37244,6 +42514,21 @@
           <w:b/>
           <w:lang w:val="en_US" w:bidi="en_US"/>
         </w:rPr>
+        <w:t>ἐν πᾶσιν</w:t>
+      </w:r>
+    </w:p>
+    <w:p>
+      <w:pPr/>
+      <w:r>
+        <w:rPr>
+          <w:lang w:val="en_US" w:bidi="en_US"/>
+        </w:rPr>
+      </w:r>
+      <w:r>
+        <w:rPr>
+          <w:b/>
+          <w:lang w:val="en_US" w:bidi="en_US"/>
+        </w:rPr>
         <w:t>"in all things"</w:t>
       </w:r>
     </w:p>
@@ -37307,6 +42592,21 @@
           <w:b/>
           <w:lang w:val="en_US" w:bidi="en_US"/>
         </w:rPr>
+        <w:t>κακοπάθησον</w:t>
+      </w:r>
+    </w:p>
+    <w:p>
+      <w:pPr/>
+      <w:r>
+        <w:rPr>
+          <w:lang w:val="en_US" w:bidi="en_US"/>
+        </w:rPr>
+      </w:r>
+      <w:r>
+        <w:rPr>
+          <w:b/>
+          <w:lang w:val="en_US" w:bidi="en_US"/>
+        </w:rPr>
         <w:t>"Suffer hardship"</w:t>
       </w:r>
     </w:p>
@@ -37403,6 +42703,21 @@
           <w:b/>
           <w:lang w:val="en_US" w:bidi="en_US"/>
         </w:rPr>
+        <w:t>ἔργον &amp; εὐαγγελιστοῦ</w:t>
+      </w:r>
+    </w:p>
+    <w:p>
+      <w:pPr/>
+      <w:r>
+        <w:rPr>
+          <w:lang w:val="en_US" w:bidi="en_US"/>
+        </w:rPr>
+      </w:r>
+      <w:r>
+        <w:rPr>
+          <w:b/>
+          <w:lang w:val="en_US" w:bidi="en_US"/>
+        </w:rPr>
         <w:t>"the work of an evangelist"</w:t>
       </w:r>
     </w:p>
@@ -37512,6 +42827,21 @@
           <w:b/>
           <w:lang w:val="en_US" w:bidi="en_US"/>
         </w:rPr>
+        <w:t>τὴν διακονίαν σου πληροφόρησον</w:t>
+      </w:r>
+    </w:p>
+    <w:p>
+      <w:pPr/>
+      <w:r>
+        <w:rPr>
+          <w:lang w:val="en_US" w:bidi="en_US"/>
+        </w:rPr>
+      </w:r>
+      <w:r>
+        <w:rPr>
+          <w:b/>
+          <w:lang w:val="en_US" w:bidi="en_US"/>
+        </w:rPr>
         <w:t>"Fulfill your service"</w:t>
       </w:r>
     </w:p>
@@ -37608,6 +42938,21 @@
           <w:b/>
           <w:lang w:val="en_US" w:bidi="en_US"/>
         </w:rPr>
+        <w:t>γὰρ</w:t>
+      </w:r>
+    </w:p>
+    <w:p>
+      <w:pPr/>
+      <w:r>
+        <w:rPr>
+          <w:lang w:val="en_US" w:bidi="en_US"/>
+        </w:rPr>
+      </w:r>
+      <w:r>
+        <w:rPr>
+          <w:b/>
+          <w:lang w:val="en_US" w:bidi="en_US"/>
+        </w:rPr>
         <w:t>"For"</w:t>
       </w:r>
     </w:p>
@@ -37717,6 +43062,21 @@
           <w:b/>
           <w:lang w:val="en_US" w:bidi="en_US"/>
         </w:rPr>
+        <w:t>ἐγὼ &amp; ἤδη σπένδομαι</w:t>
+      </w:r>
+    </w:p>
+    <w:p>
+      <w:pPr/>
+      <w:r>
+        <w:rPr>
+          <w:lang w:val="en_US" w:bidi="en_US"/>
+        </w:rPr>
+      </w:r>
+      <w:r>
+        <w:rPr>
+          <w:b/>
+          <w:lang w:val="en_US" w:bidi="en_US"/>
+        </w:rPr>
         <w:t>"I am already being poured out as an offering"</w:t>
       </w:r>
     </w:p>
@@ -37800,6 +43160,21 @@
           <w:b/>
           <w:lang w:val="en_US" w:bidi="en_US"/>
         </w:rPr>
+        <w:t>ἐγὼ &amp; ἤδη σπένδομαι</w:t>
+      </w:r>
+    </w:p>
+    <w:p>
+      <w:pPr/>
+      <w:r>
+        <w:rPr>
+          <w:lang w:val="en_US" w:bidi="en_US"/>
+        </w:rPr>
+      </w:r>
+      <w:r>
+        <w:rPr>
+          <w:b/>
+          <w:lang w:val="en_US" w:bidi="en_US"/>
+        </w:rPr>
         <w:t>"I am already being poured out as an offering"</w:t>
       </w:r>
     </w:p>
@@ -37883,6 +43258,21 @@
           <w:b/>
           <w:lang w:val="en_US" w:bidi="en_US"/>
         </w:rPr>
+        <w:t>τῆς ἀναλύσεώς μου</w:t>
+      </w:r>
+    </w:p>
+    <w:p>
+      <w:pPr/>
+      <w:r>
+        <w:rPr>
+          <w:lang w:val="en_US" w:bidi="en_US"/>
+        </w:rPr>
+      </w:r>
+      <w:r>
+        <w:rPr>
+          <w:b/>
+          <w:lang w:val="en_US" w:bidi="en_US"/>
+        </w:rPr>
         <w:t>"of my departure"</w:t>
       </w:r>
     </w:p>
@@ -37979,6 +43369,21 @@
           <w:b/>
           <w:lang w:val="en_US" w:bidi="en_US"/>
         </w:rPr>
+        <w:t>τὸν καλὸν ἀγῶνα ἠγώνισμαι</w:t>
+      </w:r>
+    </w:p>
+    <w:p>
+      <w:pPr/>
+      <w:r>
+        <w:rPr>
+          <w:lang w:val="en_US" w:bidi="en_US"/>
+        </w:rPr>
+      </w:r>
+      <w:r>
+        <w:rPr>
+          <w:b/>
+          <w:lang w:val="en_US" w:bidi="en_US"/>
+        </w:rPr>
         <w:t>"I have fought the good fight"</w:t>
       </w:r>
     </w:p>
@@ -38075,6 +43480,21 @@
           <w:b/>
           <w:lang w:val="en_US" w:bidi="en_US"/>
         </w:rPr>
+        <w:t>τὸν καλὸν ἀγῶνα</w:t>
+      </w:r>
+    </w:p>
+    <w:p>
+      <w:pPr/>
+      <w:r>
+        <w:rPr>
+          <w:lang w:val="en_US" w:bidi="en_US"/>
+        </w:rPr>
+      </w:r>
+      <w:r>
+        <w:rPr>
+          <w:b/>
+          <w:lang w:val="en_US" w:bidi="en_US"/>
+        </w:rPr>
         <w:t>"the good fight"</w:t>
       </w:r>
     </w:p>
@@ -38184,6 +43604,21 @@
           <w:b/>
           <w:lang w:val="en_US" w:bidi="en_US"/>
         </w:rPr>
+        <w:t>τὸν δρόμον τετέλεκα</w:t>
+      </w:r>
+    </w:p>
+    <w:p>
+      <w:pPr/>
+      <w:r>
+        <w:rPr>
+          <w:lang w:val="en_US" w:bidi="en_US"/>
+        </w:rPr>
+      </w:r>
+      <w:r>
+        <w:rPr>
+          <w:b/>
+          <w:lang w:val="en_US" w:bidi="en_US"/>
+        </w:rPr>
         <w:t>"I have finished the race"</w:t>
       </w:r>
     </w:p>
@@ -38293,6 +43728,21 @@
           <w:b/>
           <w:lang w:val="en_US" w:bidi="en_US"/>
         </w:rPr>
+        <w:t>τὴν πίστιν τετήρηκα</w:t>
+      </w:r>
+    </w:p>
+    <w:p>
+      <w:pPr/>
+      <w:r>
+        <w:rPr>
+          <w:lang w:val="en_US" w:bidi="en_US"/>
+        </w:rPr>
+      </w:r>
+      <w:r>
+        <w:rPr>
+          <w:b/>
+          <w:lang w:val="en_US" w:bidi="en_US"/>
+        </w:rPr>
         <w:t>"I have kept the faith"</w:t>
       </w:r>
     </w:p>
@@ -38415,6 +43865,21 @@
           <w:b/>
           <w:lang w:val="en_US" w:bidi="en_US"/>
         </w:rPr>
+        <w:t>τὴν πίστιν τετήρηκα</w:t>
+      </w:r>
+    </w:p>
+    <w:p>
+      <w:pPr/>
+      <w:r>
+        <w:rPr>
+          <w:lang w:val="en_US" w:bidi="en_US"/>
+        </w:rPr>
+      </w:r>
+      <w:r>
+        <w:rPr>
+          <w:b/>
+          <w:lang w:val="en_US" w:bidi="en_US"/>
+        </w:rPr>
         <w:t>"I have kept the faith"</w:t>
       </w:r>
     </w:p>
@@ -38537,6 +44002,21 @@
           <w:b/>
           <w:lang w:val="en_US" w:bidi="en_US"/>
         </w:rPr>
+        <w:t>τὴν πίστιν</w:t>
+      </w:r>
+    </w:p>
+    <w:p>
+      <w:pPr/>
+      <w:r>
+        <w:rPr>
+          <w:lang w:val="en_US" w:bidi="en_US"/>
+        </w:rPr>
+      </w:r>
+      <w:r>
+        <w:rPr>
+          <w:b/>
+          <w:lang w:val="en_US" w:bidi="en_US"/>
+        </w:rPr>
         <w:t>"the faith"</w:t>
       </w:r>
     </w:p>
@@ -38633,6 +44113,21 @@
           <w:b/>
           <w:lang w:val="en_US" w:bidi="en_US"/>
         </w:rPr>
+        <w:t>λοιπὸν</w:t>
+      </w:r>
+    </w:p>
+    <w:p>
+      <w:pPr/>
+      <w:r>
+        <w:rPr>
+          <w:lang w:val="en_US" w:bidi="en_US"/>
+        </w:rPr>
+      </w:r>
+      <w:r>
+        <w:rPr>
+          <w:b/>
+          <w:lang w:val="en_US" w:bidi="en_US"/>
+        </w:rPr>
         <w:t>"From now on"</w:t>
       </w:r>
     </w:p>
@@ -38729,6 +44224,21 @@
           <w:b/>
           <w:lang w:val="en_US" w:bidi="en_US"/>
         </w:rPr>
+        <w:t>ἀπόκειταί &amp; ὁ τῆς δικαιοσύνης στέφανος</w:t>
+      </w:r>
+    </w:p>
+    <w:p>
+      <w:pPr/>
+      <w:r>
+        <w:rPr>
+          <w:lang w:val="en_US" w:bidi="en_US"/>
+        </w:rPr>
+      </w:r>
+      <w:r>
+        <w:rPr>
+          <w:b/>
+          <w:lang w:val="en_US" w:bidi="en_US"/>
+        </w:rPr>
         <w:t>"the crown of righteousness is reserved"</w:t>
       </w:r>
     </w:p>
@@ -38812,6 +44322,21 @@
           <w:b/>
           <w:lang w:val="en_US" w:bidi="en_US"/>
         </w:rPr>
+        <w:t>ὁ τῆς δικαιοσύνης στέφανος</w:t>
+      </w:r>
+    </w:p>
+    <w:p>
+      <w:pPr/>
+      <w:r>
+        <w:rPr>
+          <w:lang w:val="en_US" w:bidi="en_US"/>
+        </w:rPr>
+      </w:r>
+      <w:r>
+        <w:rPr>
+          <w:b/>
+          <w:lang w:val="en_US" w:bidi="en_US"/>
+        </w:rPr>
         <w:t>"the crown of righteousness"</w:t>
       </w:r>
     </w:p>
@@ -38934,6 +44459,21 @@
           <w:b/>
           <w:lang w:val="en_US" w:bidi="en_US"/>
         </w:rPr>
+        <w:t>ὁ τῆς δικαιοσύνης στέφανος</w:t>
+      </w:r>
+    </w:p>
+    <w:p>
+      <w:pPr/>
+      <w:r>
+        <w:rPr>
+          <w:lang w:val="en_US" w:bidi="en_US"/>
+        </w:rPr>
+      </w:r>
+      <w:r>
+        <w:rPr>
+          <w:b/>
+          <w:lang w:val="en_US" w:bidi="en_US"/>
+        </w:rPr>
         <w:t>"the crown of righteousness"</w:t>
       </w:r>
     </w:p>
@@ -39030,6 +44570,21 @@
           <w:b/>
           <w:lang w:val="en_US" w:bidi="en_US"/>
         </w:rPr>
+        <w:t>ἐν, ἐκείνῃ τῇ ἡμέρᾳ</w:t>
+      </w:r>
+    </w:p>
+    <w:p>
+      <w:pPr/>
+      <w:r>
+        <w:rPr>
+          <w:lang w:val="en_US" w:bidi="en_US"/>
+        </w:rPr>
+      </w:r>
+      <w:r>
+        <w:rPr>
+          <w:b/>
+          <w:lang w:val="en_US" w:bidi="en_US"/>
+        </w:rPr>
         <w:t>"on that day"</w:t>
       </w:r>
     </w:p>
@@ -39046,7 +44601,7 @@
         </w:rPr>
         <w:t xml:space="preserve">Here Paul is referring to the exact moment when Jesus will return to this world, which will also be the end of the current time period and the time when Jesus judges everyone. If it would be helpful in your language, you could make that idea more explicit. See how you expressed the similar phrase in </w:t>
       </w:r>
-      <w:hyperlink r:id="rId43">
+      <w:hyperlink r:id="rId45">
         <w:r>
           <w:rPr>
             <w:lang w:val="en_US" w:bidi="en_US"/>
@@ -39131,6 +44686,21 @@
           <w:b/>
           <w:lang w:val="en_US" w:bidi="en_US"/>
         </w:rPr>
+        <w:t>οὐ μόνον δὲ ἐμοὶ, ἀλλὰ καὶ πᾶσιν τοῖς</w:t>
+      </w:r>
+    </w:p>
+    <w:p>
+      <w:pPr/>
+      <w:r>
+        <w:rPr>
+          <w:lang w:val="en_US" w:bidi="en_US"/>
+        </w:rPr>
+      </w:r>
+      <w:r>
+        <w:rPr>
+          <w:b/>
+          <w:lang w:val="en_US" w:bidi="en_US"/>
+        </w:rPr>
         <w:t>"and not only to me, but also to all the ones"</w:t>
       </w:r>
     </w:p>
@@ -39214,6 +44784,21 @@
           <w:b/>
           <w:lang w:val="en_US" w:bidi="en_US"/>
         </w:rPr>
+        <w:t>πᾶσιν τοῖς ἠγαπηκόσι τὴν ἐπιφάνειαν αὐτοῦ</w:t>
+      </w:r>
+    </w:p>
+    <w:p>
+      <w:pPr/>
+      <w:r>
+        <w:rPr>
+          <w:lang w:val="en_US" w:bidi="en_US"/>
+        </w:rPr>
+      </w:r>
+      <w:r>
+        <w:rPr>
+          <w:b/>
+          <w:lang w:val="en_US" w:bidi="en_US"/>
+        </w:rPr>
         <w:t>"to all the ones having loved his appearing"</w:t>
       </w:r>
     </w:p>
@@ -39323,6 +44908,21 @@
           <w:b/>
           <w:lang w:val="en_US" w:bidi="en_US"/>
         </w:rPr>
+        <w:t>τὴν ἐπιφάνειαν αὐτοῦ</w:t>
+      </w:r>
+    </w:p>
+    <w:p>
+      <w:pPr/>
+      <w:r>
+        <w:rPr>
+          <w:lang w:val="en_US" w:bidi="en_US"/>
+        </w:rPr>
+      </w:r>
+      <w:r>
+        <w:rPr>
+          <w:b/>
+          <w:lang w:val="en_US" w:bidi="en_US"/>
+        </w:rPr>
         <w:t>"his appearing"</w:t>
       </w:r>
     </w:p>
@@ -39365,7 +44965,7 @@
         </w:rPr>
         <w:t xml:space="preserve">. If it would be helpful in your language, you could make that idea more explicit. See how you expressed this phrase in </w:t>
       </w:r>
-      <w:hyperlink r:id="rId44">
+      <w:hyperlink r:id="rId46">
         <w:r>
           <w:rPr>
             <w:lang w:val="en_US" w:bidi="en_US"/>
@@ -39450,6 +45050,21 @@
           <w:b/>
           <w:lang w:val="en_US" w:bidi="en_US"/>
         </w:rPr>
+        <w:t>σπούδασον ἐλθεῖν &amp; ταχέως</w:t>
+      </w:r>
+    </w:p>
+    <w:p>
+      <w:pPr/>
+      <w:r>
+        <w:rPr>
+          <w:lang w:val="en_US" w:bidi="en_US"/>
+        </w:rPr>
+      </w:r>
+      <w:r>
+        <w:rPr>
+          <w:b/>
+          <w:lang w:val="en_US" w:bidi="en_US"/>
+        </w:rPr>
         <w:t>"Strive to come"</w:t>
       </w:r>
       <w:r>
@@ -39526,6 +45141,21 @@
           <w:b/>
           <w:lang w:val="en_US" w:bidi="en_US"/>
         </w:rPr>
+        <w:t>ἐλθεῖν</w:t>
+      </w:r>
+    </w:p>
+    <w:p>
+      <w:pPr/>
+      <w:r>
+        <w:rPr>
+          <w:lang w:val="en_US" w:bidi="en_US"/>
+        </w:rPr>
+      </w:r>
+      <w:r>
+        <w:rPr>
+          <w:b/>
+          <w:lang w:val="en_US" w:bidi="en_US"/>
+        </w:rPr>
         <w:t>"to come"</w:t>
       </w:r>
     </w:p>
@@ -39622,6 +45252,21 @@
           <w:b/>
           <w:lang w:val="en_US" w:bidi="en_US"/>
         </w:rPr>
+        <w:t>γάρ</w:t>
+      </w:r>
+    </w:p>
+    <w:p>
+      <w:pPr/>
+      <w:r>
+        <w:rPr>
+          <w:lang w:val="en_US" w:bidi="en_US"/>
+        </w:rPr>
+      </w:r>
+      <w:r>
+        <w:rPr>
+          <w:b/>
+          <w:lang w:val="en_US" w:bidi="en_US"/>
+        </w:rPr>
         <w:t>"for"</w:t>
       </w:r>
     </w:p>
@@ -39731,6 +45376,21 @@
           <w:b/>
           <w:lang w:val="en_US" w:bidi="en_US"/>
         </w:rPr>
+        <w:t>Δημᾶς &amp; Κρήσκης</w:t>
+      </w:r>
+    </w:p>
+    <w:p>
+      <w:pPr/>
+      <w:r>
+        <w:rPr>
+          <w:lang w:val="en_US" w:bidi="en_US"/>
+        </w:rPr>
+      </w:r>
+      <w:r>
+        <w:rPr>
+          <w:b/>
+          <w:lang w:val="en_US" w:bidi="en_US"/>
+        </w:rPr>
         <w:t>"Demas"</w:t>
       </w:r>
       <w:r>
@@ -39853,6 +45513,21 @@
           <w:b/>
           <w:lang w:val="en_US" w:bidi="en_US"/>
         </w:rPr>
+        <w:t>τὸν νῦν αἰῶνα</w:t>
+      </w:r>
+    </w:p>
+    <w:p>
+      <w:pPr/>
+      <w:r>
+        <w:rPr>
+          <w:lang w:val="en_US" w:bidi="en_US"/>
+        </w:rPr>
+      </w:r>
+      <w:r>
+        <w:rPr>
+          <w:b/>
+          <w:lang w:val="en_US" w:bidi="en_US"/>
+        </w:rPr>
         <w:t>"the present age"</w:t>
       </w:r>
     </w:p>
@@ -39962,6 +45637,21 @@
           <w:b/>
           <w:lang w:val="en_US" w:bidi="en_US"/>
         </w:rPr>
+        <w:t>ἐπορεύθη</w:t>
+      </w:r>
+    </w:p>
+    <w:p>
+      <w:pPr/>
+      <w:r>
+        <w:rPr>
+          <w:lang w:val="en_US" w:bidi="en_US"/>
+        </w:rPr>
+      </w:r>
+      <w:r>
+        <w:rPr>
+          <w:b/>
+          <w:lang w:val="en_US" w:bidi="en_US"/>
+        </w:rPr>
         <w:t>"has gone"</w:t>
       </w:r>
     </w:p>
@@ -40058,6 +45748,21 @@
           <w:b/>
           <w:lang w:val="en_US" w:bidi="en_US"/>
         </w:rPr>
+        <w:t>Κρήσκης εἰς Γαλατίαν, Τίτος εἰς Δαλματίαν</w:t>
+      </w:r>
+    </w:p>
+    <w:p>
+      <w:pPr/>
+      <w:r>
+        <w:rPr>
+          <w:lang w:val="en_US" w:bidi="en_US"/>
+        </w:rPr>
+      </w:r>
+      <w:r>
+        <w:rPr>
+          <w:b/>
+          <w:lang w:val="en_US" w:bidi="en_US"/>
+        </w:rPr>
         <w:t>"Crescens to Galatia, Titus to Dalmatia"</w:t>
       </w:r>
     </w:p>
@@ -40141,6 +45846,21 @@
           <w:b/>
           <w:lang w:val="en_US" w:bidi="en_US"/>
         </w:rPr>
+        <w:t>Δαλματίαν</w:t>
+      </w:r>
+    </w:p>
+    <w:p>
+      <w:pPr/>
+      <w:r>
+        <w:rPr>
+          <w:lang w:val="en_US" w:bidi="en_US"/>
+        </w:rPr>
+      </w:r>
+      <w:r>
+        <w:rPr>
+          <w:b/>
+          <w:lang w:val="en_US" w:bidi="en_US"/>
+        </w:rPr>
         <w:t>"Dalmatia"</w:t>
       </w:r>
     </w:p>
@@ -40237,6 +45957,21 @@
           <w:b/>
           <w:lang w:val="en_US" w:bidi="en_US"/>
         </w:rPr>
+        <w:t>μοι εὔχρηστος εἰς διακονίαν</w:t>
+      </w:r>
+    </w:p>
+    <w:p>
+      <w:pPr/>
+      <w:r>
+        <w:rPr>
+          <w:lang w:val="en_US" w:bidi="en_US"/>
+        </w:rPr>
+      </w:r>
+      <w:r>
+        <w:rPr>
+          <w:b/>
+          <w:lang w:val="en_US" w:bidi="en_US"/>
+        </w:rPr>
         <w:t>"useful to me for service"</w:t>
       </w:r>
     </w:p>
@@ -40333,6 +46068,21 @@
           <w:b/>
           <w:lang w:val="en_US" w:bidi="en_US"/>
         </w:rPr>
+        <w:t>εἰς διακονίαν</w:t>
+      </w:r>
+    </w:p>
+    <w:p>
+      <w:pPr/>
+      <w:r>
+        <w:rPr>
+          <w:lang w:val="en_US" w:bidi="en_US"/>
+        </w:rPr>
+      </w:r>
+      <w:r>
+        <w:rPr>
+          <w:b/>
+          <w:lang w:val="en_US" w:bidi="en_US"/>
+        </w:rPr>
         <w:t>"for service"</w:t>
       </w:r>
     </w:p>
@@ -40429,6 +46179,21 @@
           <w:b/>
           <w:lang w:val="en_US" w:bidi="en_US"/>
         </w:rPr>
+        <w:t>δὲ</w:t>
+      </w:r>
+    </w:p>
+    <w:p>
+      <w:pPr/>
+      <w:r>
+        <w:rPr>
+          <w:lang w:val="en_US" w:bidi="en_US"/>
+        </w:rPr>
+      </w:r>
+      <w:r>
+        <w:rPr>
+          <w:b/>
+          <w:lang w:val="en_US" w:bidi="en_US"/>
+        </w:rPr>
         <w:t>"But"</w:t>
       </w:r>
     </w:p>
@@ -40538,6 +46303,21 @@
           <w:b/>
           <w:lang w:val="en_US" w:bidi="en_US"/>
         </w:rPr>
+        <w:t>ἀπέστειλα</w:t>
+      </w:r>
+    </w:p>
+    <w:p>
+      <w:pPr/>
+      <w:r>
+        <w:rPr>
+          <w:lang w:val="en_US" w:bidi="en_US"/>
+        </w:rPr>
+      </w:r>
+      <w:r>
+        <w:rPr>
+          <w:b/>
+          <w:lang w:val="en_US" w:bidi="en_US"/>
+        </w:rPr>
         <w:t>"I sent"</w:t>
       </w:r>
     </w:p>
@@ -40673,6 +46453,21 @@
           <w:b/>
           <w:lang w:val="en_US" w:bidi="en_US"/>
         </w:rPr>
+        <w:t>φελόνην</w:t>
+      </w:r>
+    </w:p>
+    <w:p>
+      <w:pPr/>
+      <w:r>
+        <w:rPr>
+          <w:lang w:val="en_US" w:bidi="en_US"/>
+        </w:rPr>
+      </w:r>
+      <w:r>
+        <w:rPr>
+          <w:b/>
+          <w:lang w:val="en_US" w:bidi="en_US"/>
+        </w:rPr>
         <w:t>"cloak"</w:t>
       </w:r>
     </w:p>
@@ -40769,6 +46564,21 @@
           <w:b/>
           <w:lang w:val="en_US" w:bidi="en_US"/>
         </w:rPr>
+        <w:t>Κάρπῳ</w:t>
+      </w:r>
+    </w:p>
+    <w:p>
+      <w:pPr/>
+      <w:r>
+        <w:rPr>
+          <w:lang w:val="en_US" w:bidi="en_US"/>
+        </w:rPr>
+      </w:r>
+      <w:r>
+        <w:rPr>
+          <w:b/>
+          <w:lang w:val="en_US" w:bidi="en_US"/>
+        </w:rPr>
         <w:t>"Carpus"</w:t>
       </w:r>
     </w:p>
@@ -40865,6 +46675,21 @@
           <w:b/>
           <w:lang w:val="en_US" w:bidi="en_US"/>
         </w:rPr>
+        <w:t>ἐρχόμενος</w:t>
+      </w:r>
+    </w:p>
+    <w:p>
+      <w:pPr/>
+      <w:r>
+        <w:rPr>
+          <w:lang w:val="en_US" w:bidi="en_US"/>
+        </w:rPr>
+      </w:r>
+      <w:r>
+        <w:rPr>
+          <w:b/>
+          <w:lang w:val="en_US" w:bidi="en_US"/>
+        </w:rPr>
         <w:t>"coming"</w:t>
       </w:r>
     </w:p>
@@ -40961,6 +46786,21 @@
           <w:b/>
           <w:lang w:val="en_US" w:bidi="en_US"/>
         </w:rPr>
+        <w:t>μάλιστα τὰς μεμβράνας</w:t>
+      </w:r>
+    </w:p>
+    <w:p>
+      <w:pPr/>
+      <w:r>
+        <w:rPr>
+          <w:lang w:val="en_US" w:bidi="en_US"/>
+        </w:rPr>
+      </w:r>
+      <w:r>
+        <w:rPr>
+          <w:b/>
+          <w:lang w:val="en_US" w:bidi="en_US"/>
+        </w:rPr>
         <w:t>"especially the parchments"</w:t>
       </w:r>
     </w:p>
@@ -41096,6 +46936,21 @@
           <w:b/>
           <w:lang w:val="en_US" w:bidi="en_US"/>
         </w:rPr>
+        <w:t>τὰς μεμβράνας</w:t>
+      </w:r>
+    </w:p>
+    <w:p>
+      <w:pPr/>
+      <w:r>
+        <w:rPr>
+          <w:lang w:val="en_US" w:bidi="en_US"/>
+        </w:rPr>
+      </w:r>
+      <w:r>
+        <w:rPr>
+          <w:b/>
+          <w:lang w:val="en_US" w:bidi="en_US"/>
+        </w:rPr>
         <w:t>"the parchments"</w:t>
       </w:r>
     </w:p>
@@ -41192,6 +47047,21 @@
           <w:b/>
           <w:lang w:val="en_US" w:bidi="en_US"/>
         </w:rPr>
+        <w:t>Ἀλέξανδρος ὁ χαλκεὺς</w:t>
+      </w:r>
+    </w:p>
+    <w:p>
+      <w:pPr/>
+      <w:r>
+        <w:rPr>
+          <w:lang w:val="en_US" w:bidi="en_US"/>
+        </w:rPr>
+      </w:r>
+      <w:r>
+        <w:rPr>
+          <w:b/>
+          <w:lang w:val="en_US" w:bidi="en_US"/>
+        </w:rPr>
         <w:t>"Alexander the coppersmith"</w:t>
       </w:r>
     </w:p>
@@ -41288,6 +47158,21 @@
           <w:b/>
           <w:lang w:val="en_US" w:bidi="en_US"/>
         </w:rPr>
+        <w:t>Ἀλέξανδρος</w:t>
+      </w:r>
+    </w:p>
+    <w:p>
+      <w:pPr/>
+      <w:r>
+        <w:rPr>
+          <w:lang w:val="en_US" w:bidi="en_US"/>
+        </w:rPr>
+      </w:r>
+      <w:r>
+        <w:rPr>
+          <w:b/>
+          <w:lang w:val="en_US" w:bidi="en_US"/>
+        </w:rPr>
         <w:t>"Alexander"</w:t>
       </w:r>
     </w:p>
@@ -41384,6 +47269,21 @@
           <w:b/>
           <w:lang w:val="en_US" w:bidi="en_US"/>
         </w:rPr>
+        <w:t>πολλά μοι κακὰ ἐνεδείξατο</w:t>
+      </w:r>
+    </w:p>
+    <w:p>
+      <w:pPr/>
+      <w:r>
+        <w:rPr>
+          <w:lang w:val="en_US" w:bidi="en_US"/>
+        </w:rPr>
+      </w:r>
+      <w:r>
+        <w:rPr>
+          <w:b/>
+          <w:lang w:val="en_US" w:bidi="en_US"/>
+        </w:rPr>
         <w:t>"showed many evils to me"</w:t>
       </w:r>
     </w:p>
@@ -41467,6 +47367,21 @@
           <w:b/>
           <w:lang w:val="en_US" w:bidi="en_US"/>
         </w:rPr>
+        <w:t>ἀποδώσει αὐτῷ ὁ Κύριος</w:t>
+      </w:r>
+    </w:p>
+    <w:p>
+      <w:pPr/>
+      <w:r>
+        <w:rPr>
+          <w:lang w:val="en_US" w:bidi="en_US"/>
+        </w:rPr>
+      </w:r>
+      <w:r>
+        <w:rPr>
+          <w:b/>
+          <w:lang w:val="en_US" w:bidi="en_US"/>
+        </w:rPr>
         <w:t>"The Lord will repay him"</w:t>
       </w:r>
     </w:p>
@@ -41589,6 +47504,21 @@
           <w:b/>
           <w:lang w:val="en_US" w:bidi="en_US"/>
         </w:rPr>
+        <w:t>ὃν καὶ σὺ φυλάσσου, λίαν γὰρ ἀντέστη τοῖς ἡμετέροις λόγοις</w:t>
+      </w:r>
+    </w:p>
+    <w:p>
+      <w:pPr/>
+      <w:r>
+        <w:rPr>
+          <w:lang w:val="en_US" w:bidi="en_US"/>
+        </w:rPr>
+      </w:r>
+      <w:r>
+        <w:rPr>
+          <w:b/>
+          <w:lang w:val="en_US" w:bidi="en_US"/>
+        </w:rPr>
         <w:t>"whom you also, guard yourself against, for he opposed our words very much"</w:t>
       </w:r>
     </w:p>
@@ -41672,6 +47602,21 @@
           <w:b/>
           <w:lang w:val="en_US" w:bidi="en_US"/>
         </w:rPr>
+        <w:t>τοῖς ἡμετέροις λόγοις</w:t>
+      </w:r>
+    </w:p>
+    <w:p>
+      <w:pPr/>
+      <w:r>
+        <w:rPr>
+          <w:lang w:val="en_US" w:bidi="en_US"/>
+        </w:rPr>
+      </w:r>
+      <w:r>
+        <w:rPr>
+          <w:b/>
+          <w:lang w:val="en_US" w:bidi="en_US"/>
+        </w:rPr>
         <w:t>"our words"</w:t>
       </w:r>
     </w:p>
@@ -41781,6 +47726,21 @@
           <w:b/>
           <w:lang w:val="en_US" w:bidi="en_US"/>
         </w:rPr>
+        <w:t>ἐν τῇ πρώτῃ μου ἀπολογίᾳ</w:t>
+      </w:r>
+    </w:p>
+    <w:p>
+      <w:pPr/>
+      <w:r>
+        <w:rPr>
+          <w:lang w:val="en_US" w:bidi="en_US"/>
+        </w:rPr>
+      </w:r>
+      <w:r>
+        <w:rPr>
+          <w:b/>
+          <w:lang w:val="en_US" w:bidi="en_US"/>
+        </w:rPr>
         <w:t>"At my first defense"</w:t>
       </w:r>
     </w:p>
@@ -41877,6 +47837,21 @@
           <w:b/>
           <w:lang w:val="en_US" w:bidi="en_US"/>
         </w:rPr>
+        <w:t>οὐδείς μοι παρεγένετο</w:t>
+      </w:r>
+    </w:p>
+    <w:p>
+      <w:pPr/>
+      <w:r>
+        <w:rPr>
+          <w:lang w:val="en_US" w:bidi="en_US"/>
+        </w:rPr>
+      </w:r>
+      <w:r>
+        <w:rPr>
+          <w:b/>
+          <w:lang w:val="en_US" w:bidi="en_US"/>
+        </w:rPr>
         <w:t>"no one appeared with me"</w:t>
       </w:r>
     </w:p>
@@ -41973,6 +47948,21 @@
           <w:b/>
           <w:lang w:val="en_US" w:bidi="en_US"/>
         </w:rPr>
+        <w:t>πάντες</w:t>
+      </w:r>
+    </w:p>
+    <w:p>
+      <w:pPr/>
+      <w:r>
+        <w:rPr>
+          <w:lang w:val="en_US" w:bidi="en_US"/>
+        </w:rPr>
+      </w:r>
+      <w:r>
+        <w:rPr>
+          <w:b/>
+          <w:lang w:val="en_US" w:bidi="en_US"/>
+        </w:rPr>
         <w:t>"all"</w:t>
       </w:r>
     </w:p>
@@ -42069,6 +48059,21 @@
           <w:b/>
           <w:lang w:val="en_US" w:bidi="en_US"/>
         </w:rPr>
+        <w:t>μὴ αὐτοῖς λογισθείη</w:t>
+      </w:r>
+    </w:p>
+    <w:p>
+      <w:pPr/>
+      <w:r>
+        <w:rPr>
+          <w:lang w:val="en_US" w:bidi="en_US"/>
+        </w:rPr>
+      </w:r>
+      <w:r>
+        <w:rPr>
+          <w:b/>
+          <w:lang w:val="en_US" w:bidi="en_US"/>
+        </w:rPr>
         <w:t>"May it not be reckoned against them"</w:t>
       </w:r>
     </w:p>
@@ -42152,6 +48157,21 @@
           <w:b/>
           <w:lang w:val="en_US" w:bidi="en_US"/>
         </w:rPr>
+        <w:t>μὴ αὐτοῖς λογισθείη</w:t>
+      </w:r>
+    </w:p>
+    <w:p>
+      <w:pPr/>
+      <w:r>
+        <w:rPr>
+          <w:lang w:val="en_US" w:bidi="en_US"/>
+        </w:rPr>
+      </w:r>
+      <w:r>
+        <w:rPr>
+          <w:b/>
+          <w:lang w:val="en_US" w:bidi="en_US"/>
+        </w:rPr>
         <w:t>"May it not be reckoned against them"</w:t>
       </w:r>
     </w:p>
@@ -42235,6 +48255,21 @@
           <w:b/>
           <w:lang w:val="en_US" w:bidi="en_US"/>
         </w:rPr>
+        <w:t>δὲ</w:t>
+      </w:r>
+    </w:p>
+    <w:p>
+      <w:pPr/>
+      <w:r>
+        <w:rPr>
+          <w:lang w:val="en_US" w:bidi="en_US"/>
+        </w:rPr>
+      </w:r>
+      <w:r>
+        <w:rPr>
+          <w:b/>
+          <w:lang w:val="en_US" w:bidi="en_US"/>
+        </w:rPr>
         <w:t>"But"</w:t>
       </w:r>
     </w:p>
@@ -42277,7 +48312,7 @@
         </w:rPr>
         <w:t xml:space="preserve"> did in contrast to what the rest of the believers did (see </w:t>
       </w:r>
-      <w:hyperlink r:id="rId45">
+      <w:hyperlink r:id="rId47">
         <w:r>
           <w:rPr>
             <w:lang w:val="en_US" w:bidi="en_US"/>
@@ -42375,6 +48410,21 @@
           <w:b/>
           <w:lang w:val="en_US" w:bidi="en_US"/>
         </w:rPr>
+        <w:t>ὁ &amp; Κύριός μοι παρέστη</w:t>
+      </w:r>
+    </w:p>
+    <w:p>
+      <w:pPr/>
+      <w:r>
+        <w:rPr>
+          <w:lang w:val="en_US" w:bidi="en_US"/>
+        </w:rPr>
+      </w:r>
+      <w:r>
+        <w:rPr>
+          <w:b/>
+          <w:lang w:val="en_US" w:bidi="en_US"/>
+        </w:rPr>
         <w:t>"the Lord stood with me"</w:t>
       </w:r>
     </w:p>
@@ -42497,6 +48547,21 @@
           <w:b/>
           <w:lang w:val="en_US" w:bidi="en_US"/>
         </w:rPr>
+        <w:t>δι’ ἐμοῦ τὸ κήρυγμα πληροφορηθῇ</w:t>
+      </w:r>
+    </w:p>
+    <w:p>
+      <w:pPr/>
+      <w:r>
+        <w:rPr>
+          <w:lang w:val="en_US" w:bidi="en_US"/>
+        </w:rPr>
+      </w:r>
+      <w:r>
+        <w:rPr>
+          <w:b/>
+          <w:lang w:val="en_US" w:bidi="en_US"/>
+        </w:rPr>
         <w:t>"through me the proclamation might be fulfilled"</w:t>
       </w:r>
     </w:p>
@@ -42580,6 +48645,21 @@
           <w:b/>
           <w:lang w:val="en_US" w:bidi="en_US"/>
         </w:rPr>
+        <w:t>δι’ ἐμοῦ τὸ κήρυγμα πληροφορηθῇ</w:t>
+      </w:r>
+    </w:p>
+    <w:p>
+      <w:pPr/>
+      <w:r>
+        <w:rPr>
+          <w:lang w:val="en_US" w:bidi="en_US"/>
+        </w:rPr>
+      </w:r>
+      <w:r>
+        <w:rPr>
+          <w:b/>
+          <w:lang w:val="en_US" w:bidi="en_US"/>
+        </w:rPr>
         <w:t>"through me the proclamation might be fulfilled"</w:t>
       </w:r>
     </w:p>
@@ -42689,6 +48769,21 @@
           <w:b/>
           <w:lang w:val="en_US" w:bidi="en_US"/>
         </w:rPr>
+        <w:t>τὸ κήρυγμα πληροφορηθῇ</w:t>
+      </w:r>
+    </w:p>
+    <w:p>
+      <w:pPr/>
+      <w:r>
+        <w:rPr>
+          <w:lang w:val="en_US" w:bidi="en_US"/>
+        </w:rPr>
+      </w:r>
+      <w:r>
+        <w:rPr>
+          <w:b/>
+          <w:lang w:val="en_US" w:bidi="en_US"/>
+        </w:rPr>
         <w:t>"the proclamation might be fulfilled"</w:t>
       </w:r>
     </w:p>
@@ -42785,6 +48880,21 @@
           <w:b/>
           <w:lang w:val="en_US" w:bidi="en_US"/>
         </w:rPr>
+        <w:t>πάντα τὰ ἔθνη</w:t>
+      </w:r>
+    </w:p>
+    <w:p>
+      <w:pPr/>
+      <w:r>
+        <w:rPr>
+          <w:lang w:val="en_US" w:bidi="en_US"/>
+        </w:rPr>
+      </w:r>
+      <w:r>
+        <w:rPr>
+          <w:b/>
+          <w:lang w:val="en_US" w:bidi="en_US"/>
+        </w:rPr>
         <w:t>"all the Gentiles"</w:t>
       </w:r>
     </w:p>
@@ -42881,6 +48991,21 @@
           <w:b/>
           <w:lang w:val="en_US" w:bidi="en_US"/>
         </w:rPr>
+        <w:t>ἐρύσθην ἐκ στόματος λέοντος</w:t>
+      </w:r>
+    </w:p>
+    <w:p>
+      <w:pPr/>
+      <w:r>
+        <w:rPr>
+          <w:lang w:val="en_US" w:bidi="en_US"/>
+        </w:rPr>
+      </w:r>
+      <w:r>
+        <w:rPr>
+          <w:b/>
+          <w:lang w:val="en_US" w:bidi="en_US"/>
+        </w:rPr>
         <w:t>"I was rescued out of the mouth of the lion"</w:t>
       </w:r>
     </w:p>
@@ -42990,6 +49115,21 @@
           <w:b/>
           <w:lang w:val="en_US" w:bidi="en_US"/>
         </w:rPr>
+        <w:t>ἐρύσθην</w:t>
+      </w:r>
+    </w:p>
+    <w:p>
+      <w:pPr/>
+      <w:r>
+        <w:rPr>
+          <w:lang w:val="en_US" w:bidi="en_US"/>
+        </w:rPr>
+      </w:r>
+      <w:r>
+        <w:rPr>
+          <w:b/>
+          <w:lang w:val="en_US" w:bidi="en_US"/>
+        </w:rPr>
         <w:t>"I was rescued"</w:t>
       </w:r>
     </w:p>
@@ -43073,6 +49213,21 @@
           <w:b/>
           <w:lang w:val="en_US" w:bidi="en_US"/>
         </w:rPr>
+        <w:t>ᾧ ἡ δόξα</w:t>
+      </w:r>
+    </w:p>
+    <w:p>
+      <w:pPr/>
+      <w:r>
+        <w:rPr>
+          <w:lang w:val="en_US" w:bidi="en_US"/>
+        </w:rPr>
+      </w:r>
+      <w:r>
+        <w:rPr>
+          <w:b/>
+          <w:lang w:val="en_US" w:bidi="en_US"/>
+        </w:rPr>
         <w:t>"To him {be} the glory"</w:t>
       </w:r>
     </w:p>
@@ -43169,6 +49324,21 @@
           <w:b/>
           <w:lang w:val="en_US" w:bidi="en_US"/>
         </w:rPr>
+        <w:t>εἰς τοὺς αἰῶνας τῶν αἰώνων</w:t>
+      </w:r>
+    </w:p>
+    <w:p>
+      <w:pPr/>
+      <w:r>
+        <w:rPr>
+          <w:lang w:val="en_US" w:bidi="en_US"/>
+        </w:rPr>
+      </w:r>
+      <w:r>
+        <w:rPr>
+          <w:b/>
+          <w:lang w:val="en_US" w:bidi="en_US"/>
+        </w:rPr>
         <w:t>"forever {and} ever"</w:t>
       </w:r>
     </w:p>
@@ -43351,7 +49521,7 @@
         </w:rPr>
         <w:t xml:space="preserve"> is the name of a man. See how you translated this name in </w:t>
       </w:r>
-      <w:hyperlink r:id="rId18">
+      <w:hyperlink r:id="rId20">
         <w:r>
           <w:rPr>
             <w:lang w:val="en_US" w:bidi="en_US"/>
@@ -43436,6 +49606,21 @@
           <w:b/>
           <w:lang w:val="en_US" w:bidi="en_US"/>
         </w:rPr>
+        <w:t>Ἔραστος &amp; Τρόφιμον</w:t>
+      </w:r>
+    </w:p>
+    <w:p>
+      <w:pPr/>
+      <w:r>
+        <w:rPr>
+          <w:lang w:val="en_US" w:bidi="en_US"/>
+        </w:rPr>
+      </w:r>
+      <w:r>
+        <w:rPr>
+          <w:b/>
+          <w:lang w:val="en_US" w:bidi="en_US"/>
+        </w:rPr>
         <w:t>"Erastus"</w:t>
       </w:r>
       <w:r>
@@ -43558,6 +49743,21 @@
           <w:b/>
           <w:lang w:val="en_US" w:bidi="en_US"/>
         </w:rPr>
+        <w:t>Μιλήτῳ</w:t>
+      </w:r>
+    </w:p>
+    <w:p>
+      <w:pPr/>
+      <w:r>
+        <w:rPr>
+          <w:lang w:val="en_US" w:bidi="en_US"/>
+        </w:rPr>
+      </w:r>
+      <w:r>
+        <w:rPr>
+          <w:b/>
+          <w:lang w:val="en_US" w:bidi="en_US"/>
+        </w:rPr>
         <w:t>"Miletus"</w:t>
       </w:r>
     </w:p>
@@ -43654,6 +49854,21 @@
           <w:b/>
           <w:lang w:val="en_US" w:bidi="en_US"/>
         </w:rPr>
+        <w:t>σπούδασον &amp; ἐλθεῖν</w:t>
+      </w:r>
+    </w:p>
+    <w:p>
+      <w:pPr/>
+      <w:r>
+        <w:rPr>
+          <w:lang w:val="en_US" w:bidi="en_US"/>
+        </w:rPr>
+      </w:r>
+      <w:r>
+        <w:rPr>
+          <w:b/>
+          <w:lang w:val="en_US" w:bidi="en_US"/>
+        </w:rPr>
         <w:t>"Strive to come"</w:t>
       </w:r>
     </w:p>
@@ -43717,6 +49932,21 @@
           <w:b/>
           <w:lang w:val="en_US" w:bidi="en_US"/>
         </w:rPr>
+        <w:t>πρὸ χειμῶνος</w:t>
+      </w:r>
+    </w:p>
+    <w:p>
+      <w:pPr/>
+      <w:r>
+        <w:rPr>
+          <w:lang w:val="en_US" w:bidi="en_US"/>
+        </w:rPr>
+      </w:r>
+      <w:r>
+        <w:rPr>
+          <w:b/>
+          <w:lang w:val="en_US" w:bidi="en_US"/>
+        </w:rPr>
         <w:t>"before winter"</w:t>
       </w:r>
     </w:p>
@@ -43876,6 +50106,21 @@
           <w:b/>
           <w:lang w:val="en_US" w:bidi="en_US"/>
         </w:rPr>
+        <w:t>ἀσπάζεταί σε Εὔβουλος, καὶ Πούδης, καὶ Λίνος, καὶ Κλαυδία, καὶ οἱ ἀδελφοὶ</w:t>
+      </w:r>
+    </w:p>
+    <w:p>
+      <w:pPr/>
+      <w:r>
+        <w:rPr>
+          <w:lang w:val="en_US" w:bidi="en_US"/>
+        </w:rPr>
+      </w:r>
+      <w:r>
+        <w:rPr>
+          <w:b/>
+          <w:lang w:val="en_US" w:bidi="en_US"/>
+        </w:rPr>
         <w:t>"Eubulus greets you, and Pudens and Linus and Claudia and the brothers"</w:t>
       </w:r>
     </w:p>
@@ -43959,6 +50204,21 @@
           <w:b/>
           <w:lang w:val="en_US" w:bidi="en_US"/>
         </w:rPr>
+        <w:t>Εὔβουλος &amp; Πούδης &amp; Λίνος</w:t>
+      </w:r>
+    </w:p>
+    <w:p>
+      <w:pPr/>
+      <w:r>
+        <w:rPr>
+          <w:lang w:val="en_US" w:bidi="en_US"/>
+        </w:rPr>
+      </w:r>
+      <w:r>
+        <w:rPr>
+          <w:b/>
+          <w:lang w:val="en_US" w:bidi="en_US"/>
+        </w:rPr>
         <w:t>"Eubulus"</w:t>
       </w:r>
       <w:r>
@@ -44107,6 +50367,21 @@
           <w:b/>
           <w:lang w:val="en_US" w:bidi="en_US"/>
         </w:rPr>
+        <w:t>Κλαυδία</w:t>
+      </w:r>
+    </w:p>
+    <w:p>
+      <w:pPr/>
+      <w:r>
+        <w:rPr>
+          <w:lang w:val="en_US" w:bidi="en_US"/>
+        </w:rPr>
+      </w:r>
+      <w:r>
+        <w:rPr>
+          <w:b/>
+          <w:lang w:val="en_US" w:bidi="en_US"/>
+        </w:rPr>
         <w:t>"Claudia"</w:t>
       </w:r>
     </w:p>
@@ -44203,6 +50478,21 @@
           <w:b/>
           <w:lang w:val="en_US" w:bidi="en_US"/>
         </w:rPr>
+        <w:t>οἱ ἀδελφοὶ</w:t>
+      </w:r>
+    </w:p>
+    <w:p>
+      <w:pPr/>
+      <w:r>
+        <w:rPr>
+          <w:lang w:val="en_US" w:bidi="en_US"/>
+        </w:rPr>
+      </w:r>
+      <w:r>
+        <w:rPr>
+          <w:b/>
+          <w:lang w:val="en_US" w:bidi="en_US"/>
+        </w:rPr>
         <w:t>"the brothers"</w:t>
       </w:r>
     </w:p>
@@ -44364,6 +50654,21 @@
           <w:b/>
           <w:lang w:val="en_US" w:bidi="en_US"/>
         </w:rPr>
+        <w:t>οἱ ἀδελφοὶ</w:t>
+      </w:r>
+    </w:p>
+    <w:p>
+      <w:pPr/>
+      <w:r>
+        <w:rPr>
+          <w:lang w:val="en_US" w:bidi="en_US"/>
+        </w:rPr>
+      </w:r>
+      <w:r>
+        <w:rPr>
+          <w:b/>
+          <w:lang w:val="en_US" w:bidi="en_US"/>
+        </w:rPr>
         <w:t>"the brothers"</w:t>
       </w:r>
     </w:p>
@@ -44460,6 +50765,21 @@
           <w:b/>
           <w:lang w:val="en_US" w:bidi="en_US"/>
         </w:rPr>
+        <w:t>οἱ ἀδελφοὶ</w:t>
+      </w:r>
+    </w:p>
+    <w:p>
+      <w:pPr/>
+      <w:r>
+        <w:rPr>
+          <w:lang w:val="en_US" w:bidi="en_US"/>
+        </w:rPr>
+      </w:r>
+      <w:r>
+        <w:rPr>
+          <w:b/>
+          <w:lang w:val="en_US" w:bidi="en_US"/>
+        </w:rPr>
         <w:t>"the brothers"</w:t>
       </w:r>
     </w:p>
@@ -44556,6 +50876,21 @@
           <w:b/>
           <w:lang w:val="en_US" w:bidi="en_US"/>
         </w:rPr>
+        <w:t>ὁ Κύριος μετὰ τοῦ πνεύματός σου</w:t>
+      </w:r>
+    </w:p>
+    <w:p>
+      <w:pPr/>
+      <w:r>
+        <w:rPr>
+          <w:lang w:val="en_US" w:bidi="en_US"/>
+        </w:rPr>
+      </w:r>
+      <w:r>
+        <w:rPr>
+          <w:b/>
+          <w:lang w:val="en_US" w:bidi="en_US"/>
+        </w:rPr>
         <w:t>"The Lord be} with your spirit"</w:t>
       </w:r>
     </w:p>
@@ -44639,6 +50974,21 @@
           <w:b/>
           <w:lang w:val="en_US" w:bidi="en_US"/>
         </w:rPr>
+        <w:t>ὁ Κύριος</w:t>
+      </w:r>
+    </w:p>
+    <w:p>
+      <w:pPr/>
+      <w:r>
+        <w:rPr>
+          <w:lang w:val="en_US" w:bidi="en_US"/>
+        </w:rPr>
+      </w:r>
+      <w:r>
+        <w:rPr>
+          <w:b/>
+          <w:lang w:val="en_US" w:bidi="en_US"/>
+        </w:rPr>
         <w:t>"The Lord"</w:t>
       </w:r>
     </w:p>
@@ -44735,6 +51085,21 @@
           <w:b/>
           <w:lang w:val="en_US" w:bidi="en_US"/>
         </w:rPr>
+        <w:t>μετὰ τοῦ πνεύματός σου</w:t>
+      </w:r>
+    </w:p>
+    <w:p>
+      <w:pPr/>
+      <w:r>
+        <w:rPr>
+          <w:lang w:val="en_US" w:bidi="en_US"/>
+        </w:rPr>
+      </w:r>
+      <w:r>
+        <w:rPr>
+          <w:b/>
+          <w:lang w:val="en_US" w:bidi="en_US"/>
+        </w:rPr>
         <w:t>"be} with your spirit"</w:t>
       </w:r>
     </w:p>
@@ -44844,6 +51209,21 @@
           <w:b/>
           <w:lang w:val="en_US" w:bidi="en_US"/>
         </w:rPr>
+        <w:t>ἡ χάρις μεθ’ ὑμῶν</w:t>
+      </w:r>
+    </w:p>
+    <w:p>
+      <w:pPr/>
+      <w:r>
+        <w:rPr>
+          <w:lang w:val="en_US" w:bidi="en_US"/>
+        </w:rPr>
+      </w:r>
+      <w:r>
+        <w:rPr>
+          <w:b/>
+          <w:lang w:val="en_US" w:bidi="en_US"/>
+        </w:rPr>
         <w:t>"Grace {be} with you"</w:t>
       </w:r>
     </w:p>
@@ -44940,6 +51320,21 @@
           <w:b/>
           <w:lang w:val="en_US" w:bidi="en_US"/>
         </w:rPr>
+        <w:t>ἡ χάρις μεθ’ ὑμῶν</w:t>
+      </w:r>
+    </w:p>
+    <w:p>
+      <w:pPr/>
+      <w:r>
+        <w:rPr>
+          <w:lang w:val="en_US" w:bidi="en_US"/>
+        </w:rPr>
+      </w:r>
+      <w:r>
+        <w:rPr>
+          <w:b/>
+          <w:lang w:val="en_US" w:bidi="en_US"/>
+        </w:rPr>
         <w:t>"Grace {be} with you"</w:t>
       </w:r>
     </w:p>
@@ -45036,6 +51431,21 @@
           <w:b/>
           <w:lang w:val="en_US" w:bidi="en_US"/>
         </w:rPr>
+        <w:t>ὑμῶν</w:t>
+      </w:r>
+    </w:p>
+    <w:p>
+      <w:pPr/>
+      <w:r>
+        <w:rPr>
+          <w:lang w:val="en_US" w:bidi="en_US"/>
+        </w:rPr>
+      </w:r>
+      <w:r>
+        <w:rPr>
+          <w:b/>
+          <w:lang w:val="en_US" w:bidi="en_US"/>
+        </w:rPr>
         <w:t>"you"</w:t>
       </w:r>
     </w:p>
@@ -45118,6 +51528,21 @@
         <w:rPr>
           <w:lang w:val="en_US" w:bidi="en_US"/>
         </w:rPr>
+      </w:r>
+    </w:p>
+    <w:p>
+      <w:pPr/>
+      <w:r>
+        <w:rPr>
+          <w:lang w:val="en_US" w:bidi="en_US"/>
+        </w:rPr>
+      </w:r>
+      <w:r>
+        <w:rPr>
+          <w:b/>
+          <w:lang w:val="en_US" w:bidi="en_US"/>
+        </w:rPr>
+        <w:t>ὑμῶν</w:t>
       </w:r>
     </w:p>
     <w:p>

--- a/eng/docx/55.content.docx
+++ b/eng/docx/55.content.docx
@@ -230,6 +230,21 @@
           <w:b/>
           <w:lang w:val="en_US" w:bidi="en_US"/>
         </w:rPr>
+        <w:t>Παῦλος, ἀπόστολος</w:t>
+      </w:r>
+    </w:p>
+    <w:p>
+      <w:pPr/>
+      <w:r>
+        <w:rPr>
+          <w:lang w:val="en_US" w:bidi="en_US"/>
+        </w:rPr>
+      </w:r>
+      <w:r>
+        <w:rPr>
+          <w:b/>
+          <w:lang w:val="en_US" w:bidi="en_US"/>
+        </w:rPr>
         <w:t>"Paul, an apostle"</w:t>
       </w:r>
     </w:p>
@@ -313,6 +328,21 @@
           <w:b/>
           <w:lang w:val="en_US" w:bidi="en_US"/>
         </w:rPr>
+        <w:t>διὰ θελήματος Θεοῦ</w:t>
+      </w:r>
+    </w:p>
+    <w:p>
+      <w:pPr/>
+      <w:r>
+        <w:rPr>
+          <w:lang w:val="en_US" w:bidi="en_US"/>
+        </w:rPr>
+      </w:r>
+      <w:r>
+        <w:rPr>
+          <w:b/>
+          <w:lang w:val="en_US" w:bidi="en_US"/>
+        </w:rPr>
         <w:t>"through the will of God"</w:t>
       </w:r>
     </w:p>
@@ -409,6 +439,21 @@
           <w:b/>
           <w:lang w:val="en_US" w:bidi="en_US"/>
         </w:rPr>
+        <w:t>κατ’</w:t>
+      </w:r>
+    </w:p>
+    <w:p>
+      <w:pPr/>
+      <w:r>
+        <w:rPr>
+          <w:lang w:val="en_US" w:bidi="en_US"/>
+        </w:rPr>
+      </w:r>
+      <w:r>
+        <w:rPr>
+          <w:b/>
+          <w:lang w:val="en_US" w:bidi="en_US"/>
+        </w:rPr>
         <w:t>"according to"</w:t>
       </w:r>
     </w:p>
@@ -583,6 +628,21 @@
           <w:b/>
           <w:lang w:val="en_US" w:bidi="en_US"/>
         </w:rPr>
+        <w:t>ἐπαγγελίαν ζωῆς</w:t>
+      </w:r>
+    </w:p>
+    <w:p>
+      <w:pPr/>
+      <w:r>
+        <w:rPr>
+          <w:lang w:val="en_US" w:bidi="en_US"/>
+        </w:rPr>
+      </w:r>
+      <w:r>
+        <w:rPr>
+          <w:b/>
+          <w:lang w:val="en_US" w:bidi="en_US"/>
+        </w:rPr>
         <w:t>"the promise of life"</w:t>
       </w:r>
     </w:p>
@@ -692,6 +752,21 @@
           <w:b/>
           <w:lang w:val="en_US" w:bidi="en_US"/>
         </w:rPr>
+        <w:t>ζωῆς τῆς ἐν Χριστῷ Ἰησοῦ</w:t>
+      </w:r>
+    </w:p>
+    <w:p>
+      <w:pPr/>
+      <w:r>
+        <w:rPr>
+          <w:lang w:val="en_US" w:bidi="en_US"/>
+        </w:rPr>
+      </w:r>
+      <w:r>
+        <w:rPr>
+          <w:b/>
+          <w:lang w:val="en_US" w:bidi="en_US"/>
+        </w:rPr>
         <w:t>"of life that {is} in Christ Jesus"</w:t>
       </w:r>
     </w:p>
@@ -840,6 +915,21 @@
           <w:b/>
           <w:lang w:val="en_US" w:bidi="en_US"/>
         </w:rPr>
+        <w:t>ζωῆς τῆς</w:t>
+      </w:r>
+    </w:p>
+    <w:p>
+      <w:pPr/>
+      <w:r>
+        <w:rPr>
+          <w:lang w:val="en_US" w:bidi="en_US"/>
+        </w:rPr>
+      </w:r>
+      <w:r>
+        <w:rPr>
+          <w:b/>
+          <w:lang w:val="en_US" w:bidi="en_US"/>
+        </w:rPr>
         <w:t>"of life that {is"</w:t>
       </w:r>
     </w:p>
@@ -936,6 +1026,21 @@
           <w:b/>
           <w:lang w:val="en_US" w:bidi="en_US"/>
         </w:rPr>
+        <w:t>ζωῆς τῆς</w:t>
+      </w:r>
+    </w:p>
+    <w:p>
+      <w:pPr/>
+      <w:r>
+        <w:rPr>
+          <w:lang w:val="en_US" w:bidi="en_US"/>
+        </w:rPr>
+      </w:r>
+      <w:r>
+        <w:rPr>
+          <w:b/>
+          <w:lang w:val="en_US" w:bidi="en_US"/>
+        </w:rPr>
         <w:t>"of life that {is"</w:t>
       </w:r>
     </w:p>
@@ -1032,6 +1137,21 @@
           <w:b/>
           <w:lang w:val="en_US" w:bidi="en_US"/>
         </w:rPr>
+        <w:t>Τιμοθέῳ</w:t>
+      </w:r>
+    </w:p>
+    <w:p>
+      <w:pPr/>
+      <w:r>
+        <w:rPr>
+          <w:lang w:val="en_US" w:bidi="en_US"/>
+        </w:rPr>
+      </w:r>
+      <w:r>
+        <w:rPr>
+          <w:b/>
+          <w:lang w:val="en_US" w:bidi="en_US"/>
+        </w:rPr>
         <w:t>"to Timothy"</w:t>
       </w:r>
     </w:p>
@@ -1115,6 +1235,21 @@
           <w:b/>
           <w:lang w:val="en_US" w:bidi="en_US"/>
         </w:rPr>
+        <w:t>ἀγαπητῷ τέκνῳ</w:t>
+      </w:r>
+    </w:p>
+    <w:p>
+      <w:pPr/>
+      <w:r>
+        <w:rPr>
+          <w:lang w:val="en_US" w:bidi="en_US"/>
+        </w:rPr>
+      </w:r>
+      <w:r>
+        <w:rPr>
+          <w:b/>
+          <w:lang w:val="en_US" w:bidi="en_US"/>
+        </w:rPr>
         <w:t>"beloved child"</w:t>
       </w:r>
     </w:p>
@@ -1211,6 +1346,21 @@
           <w:b/>
           <w:lang w:val="en_US" w:bidi="en_US"/>
         </w:rPr>
+        <w:t>ἀγαπητῷ τέκνῳ</w:t>
+      </w:r>
+    </w:p>
+    <w:p>
+      <w:pPr/>
+      <w:r>
+        <w:rPr>
+          <w:lang w:val="en_US" w:bidi="en_US"/>
+        </w:rPr>
+      </w:r>
+      <w:r>
+        <w:rPr>
+          <w:b/>
+          <w:lang w:val="en_US" w:bidi="en_US"/>
+        </w:rPr>
         <w:t>"beloved child"</w:t>
       </w:r>
     </w:p>
@@ -1294,6 +1444,21 @@
           <w:b/>
           <w:lang w:val="en_US" w:bidi="en_US"/>
         </w:rPr>
+        <w:t>χάρις, ἔλεος, εἰρήνη, ἀπὸ Θεοῦ Πατρὸς καὶ Χριστοῦ Ἰησοῦ τοῦ Κυρίου ἡμῶν</w:t>
+      </w:r>
+    </w:p>
+    <w:p>
+      <w:pPr/>
+      <w:r>
+        <w:rPr>
+          <w:lang w:val="en_US" w:bidi="en_US"/>
+        </w:rPr>
+      </w:r>
+      <w:r>
+        <w:rPr>
+          <w:b/>
+          <w:lang w:val="en_US" w:bidi="en_US"/>
+        </w:rPr>
         <w:t>"Grace, mercy, peace from God the Father and Christ Jesus our Lord"</w:t>
       </w:r>
     </w:p>
@@ -1377,6 +1542,21 @@
           <w:b/>
           <w:lang w:val="en_US" w:bidi="en_US"/>
         </w:rPr>
+        <w:t>χάρις, ἔλεος, εἰρήνη</w:t>
+      </w:r>
+    </w:p>
+    <w:p>
+      <w:pPr/>
+      <w:r>
+        <w:rPr>
+          <w:lang w:val="en_US" w:bidi="en_US"/>
+        </w:rPr>
+      </w:r>
+      <w:r>
+        <w:rPr>
+          <w:b/>
+          <w:lang w:val="en_US" w:bidi="en_US"/>
+        </w:rPr>
         <w:t>"Grace, mercy, peace"</w:t>
       </w:r>
     </w:p>
@@ -1499,6 +1679,21 @@
           <w:b/>
           <w:lang w:val="en_US" w:bidi="en_US"/>
         </w:rPr>
+        <w:t>Θεοῦ Πατρὸς</w:t>
+      </w:r>
+    </w:p>
+    <w:p>
+      <w:pPr/>
+      <w:r>
+        <w:rPr>
+          <w:lang w:val="en_US" w:bidi="en_US"/>
+        </w:rPr>
+      </w:r>
+      <w:r>
+        <w:rPr>
+          <w:b/>
+          <w:lang w:val="en_US" w:bidi="en_US"/>
+        </w:rPr>
         <w:t>"God the Father"</w:t>
       </w:r>
     </w:p>
@@ -1615,6 +1810,21 @@
           <w:b/>
           <w:lang w:val="en_US" w:bidi="en_US"/>
         </w:rPr>
+        <w:t>ἡμῶν</w:t>
+      </w:r>
+    </w:p>
+    <w:p>
+      <w:pPr/>
+      <w:r>
+        <w:rPr>
+          <w:lang w:val="en_US" w:bidi="en_US"/>
+        </w:rPr>
+      </w:r>
+      <w:r>
+        <w:rPr>
+          <w:b/>
+          <w:lang w:val="en_US" w:bidi="en_US"/>
+        </w:rPr>
         <w:t>"our"</w:t>
       </w:r>
     </w:p>
@@ -1711,6 +1921,21 @@
           <w:b/>
           <w:lang w:val="en_US" w:bidi="en_US"/>
         </w:rPr>
+        <w:t>χάριν ἔχω</w:t>
+      </w:r>
+    </w:p>
+    <w:p>
+      <w:pPr/>
+      <w:r>
+        <w:rPr>
+          <w:lang w:val="en_US" w:bidi="en_US"/>
+        </w:rPr>
+      </w:r>
+      <w:r>
+        <w:rPr>
+          <w:b/>
+          <w:lang w:val="en_US" w:bidi="en_US"/>
+        </w:rPr>
         <w:t>"I have gratitude"</w:t>
       </w:r>
     </w:p>
@@ -1807,6 +2032,21 @@
           <w:b/>
           <w:lang w:val="en_US" w:bidi="en_US"/>
         </w:rPr>
+        <w:t>ᾧ λατρεύω ἀπὸ προγόνων</w:t>
+      </w:r>
+    </w:p>
+    <w:p>
+      <w:pPr/>
+      <w:r>
+        <w:rPr>
+          <w:lang w:val="en_US" w:bidi="en_US"/>
+        </w:rPr>
+      </w:r>
+      <w:r>
+        <w:rPr>
+          <w:b/>
+          <w:lang w:val="en_US" w:bidi="en_US"/>
+        </w:rPr>
         <w:t>"whom I serve from my ancestors"</w:t>
       </w:r>
     </w:p>
@@ -1903,6 +2143,21 @@
           <w:b/>
           <w:lang w:val="en_US" w:bidi="en_US"/>
         </w:rPr>
+        <w:t>ἐν καθαρᾷ συνειδήσει</w:t>
+      </w:r>
+    </w:p>
+    <w:p>
+      <w:pPr/>
+      <w:r>
+        <w:rPr>
+          <w:lang w:val="en_US" w:bidi="en_US"/>
+        </w:rPr>
+      </w:r>
+      <w:r>
+        <w:rPr>
+          <w:b/>
+          <w:lang w:val="en_US" w:bidi="en_US"/>
+        </w:rPr>
         <w:t>"with a pure conscience"</w:t>
       </w:r>
     </w:p>
@@ -1998,6 +2253,21 @@
         <w:rPr>
           <w:lang w:val="en_US" w:bidi="en_US"/>
         </w:rPr>
+      </w:r>
+    </w:p>
+    <w:p>
+      <w:pPr/>
+      <w:r>
+        <w:rPr>
+          <w:lang w:val="en_US" w:bidi="en_US"/>
+        </w:rPr>
+      </w:r>
+      <w:r>
+        <w:rPr>
+          <w:b/>
+          <w:lang w:val="en_US" w:bidi="en_US"/>
+        </w:rPr>
+        <w:t>ὡς ἀδιάλειπτον ἔχω τὴν περὶ σοῦ μνείαν</w:t>
       </w:r>
     </w:p>
     <w:p>
@@ -2222,6 +2492,21 @@
           <w:b/>
           <w:lang w:val="en_US" w:bidi="en_US"/>
         </w:rPr>
+        <w:t>νυκτὸς καὶ ἡμέρας</w:t>
+      </w:r>
+    </w:p>
+    <w:p>
+      <w:pPr/>
+      <w:r>
+        <w:rPr>
+          <w:lang w:val="en_US" w:bidi="en_US"/>
+        </w:rPr>
+      </w:r>
+      <w:r>
+        <w:rPr>
+          <w:b/>
+          <w:lang w:val="en_US" w:bidi="en_US"/>
+        </w:rPr>
         <w:t>"night and day"</w:t>
       </w:r>
     </w:p>
@@ -2318,6 +2603,21 @@
           <w:b/>
           <w:lang w:val="en_US" w:bidi="en_US"/>
         </w:rPr>
+        <w:t>μεμνημένος σου τῶν δακρύων</w:t>
+      </w:r>
+    </w:p>
+    <w:p>
+      <w:pPr/>
+      <w:r>
+        <w:rPr>
+          <w:lang w:val="en_US" w:bidi="en_US"/>
+        </w:rPr>
+      </w:r>
+      <w:r>
+        <w:rPr>
+          <w:b/>
+          <w:lang w:val="en_US" w:bidi="en_US"/>
+        </w:rPr>
         <w:t>"remembering your tears"</w:t>
       </w:r>
     </w:p>
@@ -2414,6 +2714,21 @@
           <w:b/>
           <w:lang w:val="en_US" w:bidi="en_US"/>
         </w:rPr>
+        <w:t>σου τῶν δακρύων</w:t>
+      </w:r>
+    </w:p>
+    <w:p>
+      <w:pPr/>
+      <w:r>
+        <w:rPr>
+          <w:lang w:val="en_US" w:bidi="en_US"/>
+        </w:rPr>
+      </w:r>
+      <w:r>
+        <w:rPr>
+          <w:b/>
+          <w:lang w:val="en_US" w:bidi="en_US"/>
+        </w:rPr>
         <w:t>"your tears"</w:t>
       </w:r>
     </w:p>
@@ -2523,6 +2838,21 @@
           <w:b/>
           <w:lang w:val="en_US" w:bidi="en_US"/>
         </w:rPr>
+        <w:t>χαρᾶς πληρωθῶ</w:t>
+      </w:r>
+    </w:p>
+    <w:p>
+      <w:pPr/>
+      <w:r>
+        <w:rPr>
+          <w:lang w:val="en_US" w:bidi="en_US"/>
+        </w:rPr>
+      </w:r>
+      <w:r>
+        <w:rPr>
+          <w:b/>
+          <w:lang w:val="en_US" w:bidi="en_US"/>
+        </w:rPr>
         <w:t>"I may be filled with joy"</w:t>
       </w:r>
     </w:p>
@@ -2632,6 +2962,21 @@
           <w:b/>
           <w:lang w:val="en_US" w:bidi="en_US"/>
         </w:rPr>
+        <w:t>χαρᾶς πληρωθῶ</w:t>
+      </w:r>
+    </w:p>
+    <w:p>
+      <w:pPr/>
+      <w:r>
+        <w:rPr>
+          <w:lang w:val="en_US" w:bidi="en_US"/>
+        </w:rPr>
+      </w:r>
+      <w:r>
+        <w:rPr>
+          <w:b/>
+          <w:lang w:val="en_US" w:bidi="en_US"/>
+        </w:rPr>
         <w:t>"I may be filled with joy"</w:t>
       </w:r>
     </w:p>
@@ -2715,6 +3060,21 @@
           <w:b/>
           <w:lang w:val="en_US" w:bidi="en_US"/>
         </w:rPr>
+        <w:t>χαρᾶς πληρωθῶ</w:t>
+      </w:r>
+    </w:p>
+    <w:p>
+      <w:pPr/>
+      <w:r>
+        <w:rPr>
+          <w:lang w:val="en_US" w:bidi="en_US"/>
+        </w:rPr>
+      </w:r>
+      <w:r>
+        <w:rPr>
+          <w:b/>
+          <w:lang w:val="en_US" w:bidi="en_US"/>
+        </w:rPr>
         <w:t>"I may be filled with joy"</w:t>
       </w:r>
     </w:p>
@@ -2811,6 +3171,21 @@
           <w:b/>
           <w:lang w:val="en_US" w:bidi="en_US"/>
         </w:rPr>
+        <w:t>ὑπόμνησιν λαβὼν</w:t>
+      </w:r>
+    </w:p>
+    <w:p>
+      <w:pPr/>
+      <w:r>
+        <w:rPr>
+          <w:lang w:val="en_US" w:bidi="en_US"/>
+        </w:rPr>
+      </w:r>
+      <w:r>
+        <w:rPr>
+          <w:b/>
+          <w:lang w:val="en_US" w:bidi="en_US"/>
+        </w:rPr>
         <w:t>"having received remembrance"</w:t>
       </w:r>
     </w:p>
@@ -2907,6 +3282,21 @@
           <w:b/>
           <w:lang w:val="en_US" w:bidi="en_US"/>
         </w:rPr>
+        <w:t>τῆς ἐν σοὶ ἀνυποκρίτου πίστεως, ἥτις ἐνῴκησεν πρῶτον</w:t>
+      </w:r>
+    </w:p>
+    <w:p>
+      <w:pPr/>
+      <w:r>
+        <w:rPr>
+          <w:lang w:val="en_US" w:bidi="en_US"/>
+        </w:rPr>
+      </w:r>
+      <w:r>
+        <w:rPr>
+          <w:b/>
+          <w:lang w:val="en_US" w:bidi="en_US"/>
+        </w:rPr>
         <w:t>"of the sincere faith in you which dwelt first"</w:t>
       </w:r>
     </w:p>
@@ -3234,6 +3624,21 @@
           <w:b/>
           <w:lang w:val="en_US" w:bidi="en_US"/>
         </w:rPr>
+        <w:t>τῇ μάμμῃ σου</w:t>
+      </w:r>
+    </w:p>
+    <w:p>
+      <w:pPr/>
+      <w:r>
+        <w:rPr>
+          <w:lang w:val="en_US" w:bidi="en_US"/>
+        </w:rPr>
+      </w:r>
+      <w:r>
+        <w:rPr>
+          <w:b/>
+          <w:lang w:val="en_US" w:bidi="en_US"/>
+        </w:rPr>
         <w:t>"your grandmother"</w:t>
       </w:r>
     </w:p>
@@ -3330,6 +3735,21 @@
           <w:b/>
           <w:lang w:val="en_US" w:bidi="en_US"/>
         </w:rPr>
+        <w:t>Λωΐδι &amp; Εὐνίκῃ</w:t>
+      </w:r>
+    </w:p>
+    <w:p>
+      <w:pPr/>
+      <w:r>
+        <w:rPr>
+          <w:lang w:val="en_US" w:bidi="en_US"/>
+        </w:rPr>
+      </w:r>
+      <w:r>
+        <w:rPr>
+          <w:b/>
+          <w:lang w:val="en_US" w:bidi="en_US"/>
+        </w:rPr>
         <w:t>"Lois"</w:t>
       </w:r>
       <w:r>
@@ -3452,6 +3872,21 @@
           <w:b/>
           <w:lang w:val="en_US" w:bidi="en_US"/>
         </w:rPr>
+        <w:t>πέπεισμαι</w:t>
+      </w:r>
+    </w:p>
+    <w:p>
+      <w:pPr/>
+      <w:r>
+        <w:rPr>
+          <w:lang w:val="en_US" w:bidi="en_US"/>
+        </w:rPr>
+      </w:r>
+      <w:r>
+        <w:rPr>
+          <w:b/>
+          <w:lang w:val="en_US" w:bidi="en_US"/>
+        </w:rPr>
         <w:t>"I am persuaded"</w:t>
       </w:r>
     </w:p>
@@ -3521,6 +3956,21 @@
         <w:rPr>
           <w:lang w:val="en_US" w:bidi="en_US"/>
         </w:rPr>
+      </w:r>
+    </w:p>
+    <w:p>
+      <w:pPr/>
+      <w:r>
+        <w:rPr>
+          <w:lang w:val="en_US" w:bidi="en_US"/>
+        </w:rPr>
+      </w:r>
+      <w:r>
+        <w:rPr>
+          <w:b/>
+          <w:lang w:val="en_US" w:bidi="en_US"/>
+        </w:rPr>
+        <w:t>δι’ ἣν αἰτίαν</w:t>
       </w:r>
     </w:p>
     <w:p>
@@ -3649,6 +4099,21 @@
           <w:b/>
           <w:lang w:val="en_US" w:bidi="en_US"/>
         </w:rPr>
+        <w:t>ἀναζωπυρεῖν τὸ χάρισμα</w:t>
+      </w:r>
+    </w:p>
+    <w:p>
+      <w:pPr/>
+      <w:r>
+        <w:rPr>
+          <w:lang w:val="en_US" w:bidi="en_US"/>
+        </w:rPr>
+      </w:r>
+      <w:r>
+        <w:rPr>
+          <w:b/>
+          <w:lang w:val="en_US" w:bidi="en_US"/>
+        </w:rPr>
         <w:t>"to rekindle the gift"</w:t>
       </w:r>
     </w:p>
@@ -3784,6 +4249,21 @@
           <w:b/>
           <w:lang w:val="en_US" w:bidi="en_US"/>
         </w:rPr>
+        <w:t>τὸ χάρισμα τοῦ Θεοῦ, ὅ ἐστιν ἐν σοὶ</w:t>
+      </w:r>
+    </w:p>
+    <w:p>
+      <w:pPr/>
+      <w:r>
+        <w:rPr>
+          <w:lang w:val="en_US" w:bidi="en_US"/>
+        </w:rPr>
+      </w:r>
+      <w:r>
+        <w:rPr>
+          <w:b/>
+          <w:lang w:val="en_US" w:bidi="en_US"/>
+        </w:rPr>
         <w:t>"the gift of God that is in you"</w:t>
       </w:r>
     </w:p>
@@ -3880,6 +4360,21 @@
           <w:b/>
           <w:lang w:val="en_US" w:bidi="en_US"/>
         </w:rPr>
+        <w:t>τὸ χάρισμα τοῦ Θεοῦ, ὅ ἐστιν ἐν σοὶ</w:t>
+      </w:r>
+    </w:p>
+    <w:p>
+      <w:pPr/>
+      <w:r>
+        <w:rPr>
+          <w:lang w:val="en_US" w:bidi="en_US"/>
+        </w:rPr>
+      </w:r>
+      <w:r>
+        <w:rPr>
+          <w:b/>
+          <w:lang w:val="en_US" w:bidi="en_US"/>
+        </w:rPr>
         <w:t>"the gift of God that is in you"</w:t>
       </w:r>
     </w:p>
@@ -3989,6 +4484,21 @@
           <w:b/>
           <w:lang w:val="en_US" w:bidi="en_US"/>
         </w:rPr>
+        <w:t>διὰ τῆς ἐπιθέσεως τῶν χειρῶν μου</w:t>
+      </w:r>
+    </w:p>
+    <w:p>
+      <w:pPr/>
+      <w:r>
+        <w:rPr>
+          <w:lang w:val="en_US" w:bidi="en_US"/>
+        </w:rPr>
+      </w:r>
+      <w:r>
+        <w:rPr>
+          <w:b/>
+          <w:lang w:val="en_US" w:bidi="en_US"/>
+        </w:rPr>
         <w:t>"through the laying on of my hands"</w:t>
       </w:r>
     </w:p>
@@ -4071,6 +4581,21 @@
         <w:rPr>
           <w:lang w:val="en_US" w:bidi="en_US"/>
         </w:rPr>
+      </w:r>
+    </w:p>
+    <w:p>
+      <w:pPr/>
+      <w:r>
+        <w:rPr>
+          <w:lang w:val="en_US" w:bidi="en_US"/>
+        </w:rPr>
+      </w:r>
+      <w:r>
+        <w:rPr>
+          <w:b/>
+          <w:lang w:val="en_US" w:bidi="en_US"/>
+        </w:rPr>
+        <w:t>γὰρ</w:t>
       </w:r>
     </w:p>
     <w:p>
@@ -4212,6 +4737,21 @@
           <w:b/>
           <w:lang w:val="en_US" w:bidi="en_US"/>
         </w:rPr>
+        <w:t>πνεῦμα δειλίας, ἀλλὰ δυνάμεως, καὶ ἀγάπης, καὶ σωφρονισμοῦ</w:t>
+      </w:r>
+    </w:p>
+    <w:p>
+      <w:pPr/>
+      <w:r>
+        <w:rPr>
+          <w:lang w:val="en_US" w:bidi="en_US"/>
+        </w:rPr>
+      </w:r>
+      <w:r>
+        <w:rPr>
+          <w:b/>
+          <w:lang w:val="en_US" w:bidi="en_US"/>
+        </w:rPr>
         <w:t>"a spirit of cowardice but of power and of love and of self-control"</w:t>
       </w:r>
     </w:p>
@@ -4321,6 +4861,21 @@
           <w:b/>
           <w:lang w:val="en_US" w:bidi="en_US"/>
         </w:rPr>
+        <w:t>δειλίας, ἀλλὰ δυνάμεως, καὶ ἀγάπης, καὶ σωφρονισμοῦ</w:t>
+      </w:r>
+    </w:p>
+    <w:p>
+      <w:pPr/>
+      <w:r>
+        <w:rPr>
+          <w:lang w:val="en_US" w:bidi="en_US"/>
+        </w:rPr>
+      </w:r>
+      <w:r>
+        <w:rPr>
+          <w:b/>
+          <w:lang w:val="en_US" w:bidi="en_US"/>
+        </w:rPr>
         <w:t>"of cowardice but of power and of love and of self-control"</w:t>
       </w:r>
     </w:p>
@@ -4456,6 +5011,21 @@
           <w:b/>
           <w:lang w:val="en_US" w:bidi="en_US"/>
         </w:rPr>
+        <w:t>σωφρονισμοῦ</w:t>
+      </w:r>
+    </w:p>
+    <w:p>
+      <w:pPr/>
+      <w:r>
+        <w:rPr>
+          <w:lang w:val="en_US" w:bidi="en_US"/>
+        </w:rPr>
+      </w:r>
+      <w:r>
+        <w:rPr>
+          <w:b/>
+          <w:lang w:val="en_US" w:bidi="en_US"/>
+        </w:rPr>
         <w:t>"of self-control"</w:t>
       </w:r>
     </w:p>
@@ -4552,6 +5122,21 @@
           <w:b/>
           <w:lang w:val="en_US" w:bidi="en_US"/>
         </w:rPr>
+        <w:t>οὖν</w:t>
+      </w:r>
+    </w:p>
+    <w:p>
+      <w:pPr/>
+      <w:r>
+        <w:rPr>
+          <w:lang w:val="en_US" w:bidi="en_US"/>
+        </w:rPr>
+      </w:r>
+      <w:r>
+        <w:rPr>
+          <w:b/>
+          <w:lang w:val="en_US" w:bidi="en_US"/>
+        </w:rPr>
         <w:t>"Therefore"</w:t>
       </w:r>
     </w:p>
@@ -4648,6 +5233,21 @@
           <w:b/>
           <w:lang w:val="en_US" w:bidi="en_US"/>
         </w:rPr>
+        <w:t>μὴ &amp; ἐπαισχυνθῇς τὸ μαρτύριον τοῦ Κυρίου ἡμῶν, μηδὲ ἐμὲ, τὸν δέσμιον αὐτοῦ</w:t>
+      </w:r>
+    </w:p>
+    <w:p>
+      <w:pPr/>
+      <w:r>
+        <w:rPr>
+          <w:lang w:val="en_US" w:bidi="en_US"/>
+        </w:rPr>
+      </w:r>
+      <w:r>
+        <w:rPr>
+          <w:b/>
+          <w:lang w:val="en_US" w:bidi="en_US"/>
+        </w:rPr>
         <w:t>"do not be ashamed of the testimony of our Lord, nor of me, his prisoner"</w:t>
       </w:r>
     </w:p>
@@ -4731,6 +5331,21 @@
           <w:b/>
           <w:lang w:val="en_US" w:bidi="en_US"/>
         </w:rPr>
+        <w:t>τὸ μαρτύριον τοῦ Κυρίου ἡμῶν</w:t>
+      </w:r>
+    </w:p>
+    <w:p>
+      <w:pPr/>
+      <w:r>
+        <w:rPr>
+          <w:lang w:val="en_US" w:bidi="en_US"/>
+        </w:rPr>
+      </w:r>
+      <w:r>
+        <w:rPr>
+          <w:b/>
+          <w:lang w:val="en_US" w:bidi="en_US"/>
+        </w:rPr>
         <w:t>"the testimony of our Lord"</w:t>
       </w:r>
     </w:p>
@@ -4840,6 +5455,21 @@
           <w:b/>
           <w:lang w:val="en_US" w:bidi="en_US"/>
         </w:rPr>
+        <w:t>τὸν δέσμιον αὐτοῦ</w:t>
+      </w:r>
+    </w:p>
+    <w:p>
+      <w:pPr/>
+      <w:r>
+        <w:rPr>
+          <w:lang w:val="en_US" w:bidi="en_US"/>
+        </w:rPr>
+      </w:r>
+      <w:r>
+        <w:rPr>
+          <w:b/>
+          <w:lang w:val="en_US" w:bidi="en_US"/>
+        </w:rPr>
         <w:t>"his prisoner"</w:t>
       </w:r>
     </w:p>
@@ -4936,6 +5566,21 @@
           <w:b/>
           <w:lang w:val="en_US" w:bidi="en_US"/>
         </w:rPr>
+        <w:t>συνκακοπάθησον</w:t>
+      </w:r>
+    </w:p>
+    <w:p>
+      <w:pPr/>
+      <w:r>
+        <w:rPr>
+          <w:lang w:val="en_US" w:bidi="en_US"/>
+        </w:rPr>
+      </w:r>
+      <w:r>
+        <w:rPr>
+          <w:b/>
+          <w:lang w:val="en_US" w:bidi="en_US"/>
+        </w:rPr>
         <w:t>"suffer together"</w:t>
       </w:r>
     </w:p>
@@ -5032,6 +5677,21 @@
           <w:b/>
           <w:lang w:val="en_US" w:bidi="en_US"/>
         </w:rPr>
+        <w:t>τῷ εὐαγγελίῳ</w:t>
+      </w:r>
+    </w:p>
+    <w:p>
+      <w:pPr/>
+      <w:r>
+        <w:rPr>
+          <w:lang w:val="en_US" w:bidi="en_US"/>
+        </w:rPr>
+      </w:r>
+      <w:r>
+        <w:rPr>
+          <w:b/>
+          <w:lang w:val="en_US" w:bidi="en_US"/>
+        </w:rPr>
         <w:t>"for the gospel"</w:t>
       </w:r>
     </w:p>
@@ -5128,6 +5788,21 @@
           <w:b/>
           <w:lang w:val="en_US" w:bidi="en_US"/>
         </w:rPr>
+        <w:t>κατὰ δύναμιν Θεοῦ</w:t>
+      </w:r>
+    </w:p>
+    <w:p>
+      <w:pPr/>
+      <w:r>
+        <w:rPr>
+          <w:lang w:val="en_US" w:bidi="en_US"/>
+        </w:rPr>
+      </w:r>
+      <w:r>
+        <w:rPr>
+          <w:b/>
+          <w:lang w:val="en_US" w:bidi="en_US"/>
+        </w:rPr>
         <w:t>"according to the power of God"</w:t>
       </w:r>
     </w:p>
@@ -5224,6 +5899,21 @@
           <w:b/>
           <w:lang w:val="en_US" w:bidi="en_US"/>
         </w:rPr>
+        <w:t>κλήσει ἁγίᾳ</w:t>
+      </w:r>
+    </w:p>
+    <w:p>
+      <w:pPr/>
+      <w:r>
+        <w:rPr>
+          <w:lang w:val="en_US" w:bidi="en_US"/>
+        </w:rPr>
+      </w:r>
+      <w:r>
+        <w:rPr>
+          <w:b/>
+          <w:lang w:val="en_US" w:bidi="en_US"/>
+        </w:rPr>
         <w:t>"to a holy calling"</w:t>
       </w:r>
     </w:p>
@@ -5346,6 +6036,21 @@
           <w:b/>
           <w:lang w:val="en_US" w:bidi="en_US"/>
         </w:rPr>
+        <w:t>οὐ κατὰ τὰ ἔργα ἡμῶν, ἀλλὰ κατὰ ἰδίαν πρόθεσιν καὶ χάριν, τὴν δοθεῖσαν ἡμῖν</w:t>
+      </w:r>
+    </w:p>
+    <w:p>
+      <w:pPr/>
+      <w:r>
+        <w:rPr>
+          <w:lang w:val="en_US" w:bidi="en_US"/>
+        </w:rPr>
+      </w:r>
+      <w:r>
+        <w:rPr>
+          <w:b/>
+          <w:lang w:val="en_US" w:bidi="en_US"/>
+        </w:rPr>
         <w:t>"not according to our works, but according to his own purpose and grace, the {grace} having been given to us"</w:t>
       </w:r>
     </w:p>
@@ -5603,6 +6308,21 @@
           <w:b/>
           <w:lang w:val="en_US" w:bidi="en_US"/>
         </w:rPr>
+        <w:t>τὴν δοθεῖσαν</w:t>
+      </w:r>
+    </w:p>
+    <w:p>
+      <w:pPr/>
+      <w:r>
+        <w:rPr>
+          <w:lang w:val="en_US" w:bidi="en_US"/>
+        </w:rPr>
+      </w:r>
+      <w:r>
+        <w:rPr>
+          <w:b/>
+          <w:lang w:val="en_US" w:bidi="en_US"/>
+        </w:rPr>
         <w:t>"the {grace} having been given"</w:t>
       </w:r>
     </w:p>
@@ -5686,6 +6406,21 @@
           <w:b/>
           <w:lang w:val="en_US" w:bidi="en_US"/>
         </w:rPr>
+        <w:t>ἐν Χριστῷ Ἰησοῦ πρὸ χρόνων αἰωνίων</w:t>
+      </w:r>
+    </w:p>
+    <w:p>
+      <w:pPr/>
+      <w:r>
+        <w:rPr>
+          <w:lang w:val="en_US" w:bidi="en_US"/>
+        </w:rPr>
+      </w:r>
+      <w:r>
+        <w:rPr>
+          <w:b/>
+          <w:lang w:val="en_US" w:bidi="en_US"/>
+        </w:rPr>
         <w:t>"in Christ Jesus before eternal times"</w:t>
       </w:r>
     </w:p>
@@ -5821,6 +6556,21 @@
           <w:b/>
           <w:lang w:val="en_US" w:bidi="en_US"/>
         </w:rPr>
+        <w:t>πρὸ χρόνων αἰωνίων</w:t>
+      </w:r>
+    </w:p>
+    <w:p>
+      <w:pPr/>
+      <w:r>
+        <w:rPr>
+          <w:lang w:val="en_US" w:bidi="en_US"/>
+        </w:rPr>
+      </w:r>
+      <w:r>
+        <w:rPr>
+          <w:b/>
+          <w:lang w:val="en_US" w:bidi="en_US"/>
+        </w:rPr>
         <w:t>"before eternal times"</w:t>
       </w:r>
     </w:p>
@@ -5917,6 +6667,21 @@
           <w:b/>
           <w:lang w:val="en_US" w:bidi="en_US"/>
         </w:rPr>
+        <w:t>φανερωθεῖσαν δὲ νῦν</w:t>
+      </w:r>
+    </w:p>
+    <w:p>
+      <w:pPr/>
+      <w:r>
+        <w:rPr>
+          <w:lang w:val="en_US" w:bidi="en_US"/>
+        </w:rPr>
+      </w:r>
+      <w:r>
+        <w:rPr>
+          <w:b/>
+          <w:lang w:val="en_US" w:bidi="en_US"/>
+        </w:rPr>
         <w:t>"and now having been revealed"</w:t>
       </w:r>
     </w:p>
@@ -6000,6 +6765,21 @@
           <w:b/>
           <w:lang w:val="en_US" w:bidi="en_US"/>
         </w:rPr>
+        <w:t>διὰ τῆς ἐπιφανείας τοῦ Σωτῆρος ἡμῶν, Χριστοῦ Ἰησοῦ</w:t>
+      </w:r>
+    </w:p>
+    <w:p>
+      <w:pPr/>
+      <w:r>
+        <w:rPr>
+          <w:lang w:val="en_US" w:bidi="en_US"/>
+        </w:rPr>
+      </w:r>
+      <w:r>
+        <w:rPr>
+          <w:b/>
+          <w:lang w:val="en_US" w:bidi="en_US"/>
+        </w:rPr>
         <w:t>"through the appearance of our Savior Christ Jesus"</w:t>
       </w:r>
     </w:p>
@@ -6096,6 +6876,21 @@
           <w:b/>
           <w:lang w:val="en_US" w:bidi="en_US"/>
         </w:rPr>
+        <w:t>καταργήσαντος μὲν τὸν θάνατον</w:t>
+      </w:r>
+    </w:p>
+    <w:p>
+      <w:pPr/>
+      <w:r>
+        <w:rPr>
+          <w:lang w:val="en_US" w:bidi="en_US"/>
+        </w:rPr>
+      </w:r>
+      <w:r>
+        <w:rPr>
+          <w:b/>
+          <w:lang w:val="en_US" w:bidi="en_US"/>
+        </w:rPr>
         <w:t>"both having abolished death"</w:t>
       </w:r>
     </w:p>
@@ -6192,6 +6987,21 @@
           <w:b/>
           <w:lang w:val="en_US" w:bidi="en_US"/>
         </w:rPr>
+        <w:t>φωτίσαντος δὲ ζωὴν καὶ ἀφθαρσίαν διὰ τοῦ εὐαγγελίου</w:t>
+      </w:r>
+    </w:p>
+    <w:p>
+      <w:pPr/>
+      <w:r>
+        <w:rPr>
+          <w:lang w:val="en_US" w:bidi="en_US"/>
+        </w:rPr>
+      </w:r>
+      <w:r>
+        <w:rPr>
+          <w:b/>
+          <w:lang w:val="en_US" w:bidi="en_US"/>
+        </w:rPr>
         <w:t>"and having brought to light life and immortality through the gospel"</w:t>
       </w:r>
     </w:p>
@@ -6340,6 +7150,21 @@
           <w:b/>
           <w:lang w:val="en_US" w:bidi="en_US"/>
         </w:rPr>
+        <w:t>ζωὴν καὶ ἀφθαρσίαν</w:t>
+      </w:r>
+    </w:p>
+    <w:p>
+      <w:pPr/>
+      <w:r>
+        <w:rPr>
+          <w:lang w:val="en_US" w:bidi="en_US"/>
+        </w:rPr>
+      </w:r>
+      <w:r>
+        <w:rPr>
+          <w:b/>
+          <w:lang w:val="en_US" w:bidi="en_US"/>
+        </w:rPr>
         <w:t>"life and immortality"</w:t>
       </w:r>
     </w:p>
@@ -6449,6 +7274,21 @@
           <w:b/>
           <w:lang w:val="en_US" w:bidi="en_US"/>
         </w:rPr>
+        <w:t>ζωὴν καὶ ἀφθαρσίαν</w:t>
+      </w:r>
+    </w:p>
+    <w:p>
+      <w:pPr/>
+      <w:r>
+        <w:rPr>
+          <w:lang w:val="en_US" w:bidi="en_US"/>
+        </w:rPr>
+      </w:r>
+      <w:r>
+        <w:rPr>
+          <w:b/>
+          <w:lang w:val="en_US" w:bidi="en_US"/>
+        </w:rPr>
         <w:t>"life and immortality"</w:t>
       </w:r>
     </w:p>
@@ -6584,6 +7424,21 @@
           <w:b/>
           <w:lang w:val="en_US" w:bidi="en_US"/>
         </w:rPr>
+        <w:t>ζωὴν</w:t>
+      </w:r>
+    </w:p>
+    <w:p>
+      <w:pPr/>
+      <w:r>
+        <w:rPr>
+          <w:lang w:val="en_US" w:bidi="en_US"/>
+        </w:rPr>
+      </w:r>
+      <w:r>
+        <w:rPr>
+          <w:b/>
+          <w:lang w:val="en_US" w:bidi="en_US"/>
+        </w:rPr>
         <w:t>"life"</w:t>
       </w:r>
     </w:p>
@@ -6667,6 +7522,21 @@
           <w:b/>
           <w:lang w:val="en_US" w:bidi="en_US"/>
         </w:rPr>
+        <w:t>εἰς ὃ</w:t>
+      </w:r>
+    </w:p>
+    <w:p>
+      <w:pPr/>
+      <w:r>
+        <w:rPr>
+          <w:lang w:val="en_US" w:bidi="en_US"/>
+        </w:rPr>
+      </w:r>
+      <w:r>
+        <w:rPr>
+          <w:b/>
+          <w:lang w:val="en_US" w:bidi="en_US"/>
+        </w:rPr>
         <w:t>"for which"</w:t>
       </w:r>
     </w:p>
@@ -6763,6 +7633,21 @@
           <w:b/>
           <w:lang w:val="en_US" w:bidi="en_US"/>
         </w:rPr>
+        <w:t>ἐτέθην ἐγὼ</w:t>
+      </w:r>
+    </w:p>
+    <w:p>
+      <w:pPr/>
+      <w:r>
+        <w:rPr>
+          <w:lang w:val="en_US" w:bidi="en_US"/>
+        </w:rPr>
+      </w:r>
+      <w:r>
+        <w:rPr>
+          <w:b/>
+          <w:lang w:val="en_US" w:bidi="en_US"/>
+        </w:rPr>
         <w:t>"I was appointed"</w:t>
       </w:r>
     </w:p>
@@ -6846,6 +7731,21 @@
           <w:b/>
           <w:lang w:val="en_US" w:bidi="en_US"/>
         </w:rPr>
+        <w:t>κῆρυξ</w:t>
+      </w:r>
+    </w:p>
+    <w:p>
+      <w:pPr/>
+      <w:r>
+        <w:rPr>
+          <w:lang w:val="en_US" w:bidi="en_US"/>
+        </w:rPr>
+      </w:r>
+      <w:r>
+        <w:rPr>
+          <w:b/>
+          <w:lang w:val="en_US" w:bidi="en_US"/>
+        </w:rPr>
         <w:t>"a herald"</w:t>
       </w:r>
     </w:p>
@@ -6942,6 +7842,21 @@
           <w:b/>
           <w:lang w:val="en_US" w:bidi="en_US"/>
         </w:rPr>
+        <w:t>διδάσκαλος</w:t>
+      </w:r>
+    </w:p>
+    <w:p>
+      <w:pPr/>
+      <w:r>
+        <w:rPr>
+          <w:lang w:val="en_US" w:bidi="en_US"/>
+        </w:rPr>
+      </w:r>
+      <w:r>
+        <w:rPr>
+          <w:b/>
+          <w:lang w:val="en_US" w:bidi="en_US"/>
+        </w:rPr>
         <w:t>"a teacher"</w:t>
       </w:r>
     </w:p>
@@ -7024,6 +7939,21 @@
         <w:rPr>
           <w:lang w:val="en_US" w:bidi="en_US"/>
         </w:rPr>
+      </w:r>
+    </w:p>
+    <w:p>
+      <w:pPr/>
+      <w:r>
+        <w:rPr>
+          <w:lang w:val="en_US" w:bidi="en_US"/>
+        </w:rPr>
+      </w:r>
+      <w:r>
+        <w:rPr>
+          <w:b/>
+          <w:lang w:val="en_US" w:bidi="en_US"/>
+        </w:rPr>
+        <w:t>δι’ ἣν αἰτίαν</w:t>
       </w:r>
     </w:p>
     <w:p>
@@ -7139,6 +8069,21 @@
           <w:b/>
           <w:lang w:val="en_US" w:bidi="en_US"/>
         </w:rPr>
+        <w:t>καὶ ταῦτα πάσχω</w:t>
+      </w:r>
+    </w:p>
+    <w:p>
+      <w:pPr/>
+      <w:r>
+        <w:rPr>
+          <w:lang w:val="en_US" w:bidi="en_US"/>
+        </w:rPr>
+      </w:r>
+      <w:r>
+        <w:rPr>
+          <w:b/>
+          <w:lang w:val="en_US" w:bidi="en_US"/>
+        </w:rPr>
         <w:t>"I also suffer these things"</w:t>
       </w:r>
     </w:p>
@@ -7253,6 +8198,21 @@
           <w:b/>
           <w:lang w:val="en_US" w:bidi="en_US"/>
         </w:rPr>
+        <w:t>οὐκ ἐπαισχύνομαι</w:t>
+      </w:r>
+    </w:p>
+    <w:p>
+      <w:pPr/>
+      <w:r>
+        <w:rPr>
+          <w:lang w:val="en_US" w:bidi="en_US"/>
+        </w:rPr>
+      </w:r>
+      <w:r>
+        <w:rPr>
+          <w:b/>
+          <w:lang w:val="en_US" w:bidi="en_US"/>
+        </w:rPr>
         <w:t>"I am not ashamed"</w:t>
       </w:r>
     </w:p>
@@ -7336,6 +8296,21 @@
           <w:b/>
           <w:lang w:val="en_US" w:bidi="en_US"/>
         </w:rPr>
+        <w:t>ᾧ</w:t>
+      </w:r>
+    </w:p>
+    <w:p>
+      <w:pPr/>
+      <w:r>
+        <w:rPr>
+          <w:lang w:val="en_US" w:bidi="en_US"/>
+        </w:rPr>
+      </w:r>
+      <w:r>
+        <w:rPr>
+          <w:b/>
+          <w:lang w:val="en_US" w:bidi="en_US"/>
+        </w:rPr>
         <w:t>"in whom"</w:t>
       </w:r>
     </w:p>
@@ -7432,6 +8407,21 @@
           <w:b/>
           <w:lang w:val="en_US" w:bidi="en_US"/>
         </w:rPr>
+        <w:t>πέπεισμαι</w:t>
+      </w:r>
+    </w:p>
+    <w:p>
+      <w:pPr/>
+      <w:r>
+        <w:rPr>
+          <w:lang w:val="en_US" w:bidi="en_US"/>
+        </w:rPr>
+      </w:r>
+      <w:r>
+        <w:rPr>
+          <w:b/>
+          <w:lang w:val="en_US" w:bidi="en_US"/>
+        </w:rPr>
         <w:t>"I have been persuaded"</w:t>
       </w:r>
     </w:p>
@@ -7515,6 +8505,21 @@
           <w:b/>
           <w:lang w:val="en_US" w:bidi="en_US"/>
         </w:rPr>
+        <w:t>τὴν παραθήκην μου φυλάξαι</w:t>
+      </w:r>
+    </w:p>
+    <w:p>
+      <w:pPr/>
+      <w:r>
+        <w:rPr>
+          <w:lang w:val="en_US" w:bidi="en_US"/>
+        </w:rPr>
+      </w:r>
+      <w:r>
+        <w:rPr>
+          <w:b/>
+          <w:lang w:val="en_US" w:bidi="en_US"/>
+        </w:rPr>
         <w:t>"to guard my deposit"</w:t>
       </w:r>
     </w:p>
@@ -7611,6 +8616,21 @@
           <w:b/>
           <w:lang w:val="en_US" w:bidi="en_US"/>
         </w:rPr>
+        <w:t>τὴν παραθήκην μου φυλάξαι</w:t>
+      </w:r>
+    </w:p>
+    <w:p>
+      <w:pPr/>
+      <w:r>
+        <w:rPr>
+          <w:lang w:val="en_US" w:bidi="en_US"/>
+        </w:rPr>
+      </w:r>
+      <w:r>
+        <w:rPr>
+          <w:b/>
+          <w:lang w:val="en_US" w:bidi="en_US"/>
+        </w:rPr>
         <w:t>"to guard my deposit"</w:t>
       </w:r>
     </w:p>
@@ -7759,6 +8779,21 @@
           <w:b/>
           <w:lang w:val="en_US" w:bidi="en_US"/>
         </w:rPr>
+        <w:t>ἐκείνην τὴν ἡμέραν</w:t>
+      </w:r>
+    </w:p>
+    <w:p>
+      <w:pPr/>
+      <w:r>
+        <w:rPr>
+          <w:lang w:val="en_US" w:bidi="en_US"/>
+        </w:rPr>
+      </w:r>
+      <w:r>
+        <w:rPr>
+          <w:b/>
+          <w:lang w:val="en_US" w:bidi="en_US"/>
+        </w:rPr>
         <w:t>"that day"</w:t>
       </w:r>
     </w:p>
@@ -7842,6 +8877,21 @@
           <w:b/>
           <w:lang w:val="en_US" w:bidi="en_US"/>
         </w:rPr>
+        <w:t>ὑποτύπωσιν ἔχε</w:t>
+      </w:r>
+    </w:p>
+    <w:p>
+      <w:pPr/>
+      <w:r>
+        <w:rPr>
+          <w:lang w:val="en_US" w:bidi="en_US"/>
+        </w:rPr>
+      </w:r>
+      <w:r>
+        <w:rPr>
+          <w:b/>
+          <w:lang w:val="en_US" w:bidi="en_US"/>
+        </w:rPr>
         <w:t>"Hold the pattern"</w:t>
       </w:r>
     </w:p>
@@ -7938,6 +8988,21 @@
           <w:b/>
           <w:lang w:val="en_US" w:bidi="en_US"/>
         </w:rPr>
+        <w:t>ὑγιαινόντων λόγων</w:t>
+      </w:r>
+    </w:p>
+    <w:p>
+      <w:pPr/>
+      <w:r>
+        <w:rPr>
+          <w:lang w:val="en_US" w:bidi="en_US"/>
+        </w:rPr>
+      </w:r>
+      <w:r>
+        <w:rPr>
+          <w:b/>
+          <w:lang w:val="en_US" w:bidi="en_US"/>
+        </w:rPr>
         <w:t>"of healthy words"</w:t>
       </w:r>
     </w:p>
@@ -8060,6 +9125,21 @@
           <w:b/>
           <w:lang w:val="en_US" w:bidi="en_US"/>
         </w:rPr>
+        <w:t>ὑγιαινόντων λόγων</w:t>
+      </w:r>
+    </w:p>
+    <w:p>
+      <w:pPr/>
+      <w:r>
+        <w:rPr>
+          <w:lang w:val="en_US" w:bidi="en_US"/>
+        </w:rPr>
+      </w:r>
+      <w:r>
+        <w:rPr>
+          <w:b/>
+          <w:lang w:val="en_US" w:bidi="en_US"/>
+        </w:rPr>
         <w:t>"of healthy words"</w:t>
       </w:r>
     </w:p>
@@ -8156,6 +9236,21 @@
           <w:b/>
           <w:lang w:val="en_US" w:bidi="en_US"/>
         </w:rPr>
+        <w:t>ἐν πίστει καὶ ἀγάπῃ τῇ ἐν Χριστῷ Ἰησοῦ</w:t>
+      </w:r>
+    </w:p>
+    <w:p>
+      <w:pPr/>
+      <w:r>
+        <w:rPr>
+          <w:lang w:val="en_US" w:bidi="en_US"/>
+        </w:rPr>
+      </w:r>
+      <w:r>
+        <w:rPr>
+          <w:b/>
+          <w:lang w:val="en_US" w:bidi="en_US"/>
+        </w:rPr>
         <w:t>"in faith and love {that are} in Christ Jesus"</w:t>
       </w:r>
     </w:p>
@@ -8265,6 +9360,21 @@
           <w:b/>
           <w:lang w:val="en_US" w:bidi="en_US"/>
         </w:rPr>
+        <w:t>τῇ ἐν Χριστῷ Ἰησοῦ</w:t>
+      </w:r>
+    </w:p>
+    <w:p>
+      <w:pPr/>
+      <w:r>
+        <w:rPr>
+          <w:lang w:val="en_US" w:bidi="en_US"/>
+        </w:rPr>
+      </w:r>
+      <w:r>
+        <w:rPr>
+          <w:b/>
+          <w:lang w:val="en_US" w:bidi="en_US"/>
+        </w:rPr>
         <w:t>"that are} in Christ Jesus"</w:t>
       </w:r>
     </w:p>
@@ -8400,6 +9510,21 @@
           <w:b/>
           <w:lang w:val="en_US" w:bidi="en_US"/>
         </w:rPr>
+        <w:t>τῇ ἐν Χριστῷ Ἰησοῦ</w:t>
+      </w:r>
+    </w:p>
+    <w:p>
+      <w:pPr/>
+      <w:r>
+        <w:rPr>
+          <w:lang w:val="en_US" w:bidi="en_US"/>
+        </w:rPr>
+      </w:r>
+      <w:r>
+        <w:rPr>
+          <w:b/>
+          <w:lang w:val="en_US" w:bidi="en_US"/>
+        </w:rPr>
         <w:t>"that are} in Christ Jesus"</w:t>
       </w:r>
     </w:p>
@@ -8587,6 +9712,21 @@
           <w:b/>
           <w:lang w:val="en_US" w:bidi="en_US"/>
         </w:rPr>
+        <w:t>τὴν καλὴν παραθήκην φύλαξον</w:t>
+      </w:r>
+    </w:p>
+    <w:p>
+      <w:pPr/>
+      <w:r>
+        <w:rPr>
+          <w:lang w:val="en_US" w:bidi="en_US"/>
+        </w:rPr>
+      </w:r>
+      <w:r>
+        <w:rPr>
+          <w:b/>
+          <w:lang w:val="en_US" w:bidi="en_US"/>
+        </w:rPr>
         <w:t>"Guard the good deposit"</w:t>
       </w:r>
     </w:p>
@@ -8709,6 +9849,21 @@
           <w:b/>
           <w:lang w:val="en_US" w:bidi="en_US"/>
         </w:rPr>
+        <w:t>διὰ Πνεύματος Ἁγίου</w:t>
+      </w:r>
+    </w:p>
+    <w:p>
+      <w:pPr/>
+      <w:r>
+        <w:rPr>
+          <w:lang w:val="en_US" w:bidi="en_US"/>
+        </w:rPr>
+      </w:r>
+      <w:r>
+        <w:rPr>
+          <w:b/>
+          <w:lang w:val="en_US" w:bidi="en_US"/>
+        </w:rPr>
         <w:t>"through the Holy Spirit"</w:t>
       </w:r>
     </w:p>
@@ -8772,6 +9927,21 @@
           <w:b/>
           <w:lang w:val="en_US" w:bidi="en_US"/>
         </w:rPr>
+        <w:t>τοῦ ἐνοικοῦντος ἐν ἡμῖν</w:t>
+      </w:r>
+    </w:p>
+    <w:p>
+      <w:pPr/>
+      <w:r>
+        <w:rPr>
+          <w:lang w:val="en_US" w:bidi="en_US"/>
+        </w:rPr>
+      </w:r>
+      <w:r>
+        <w:rPr>
+          <w:b/>
+          <w:lang w:val="en_US" w:bidi="en_US"/>
+        </w:rPr>
         <w:t>"the one dwelling in us"</w:t>
       </w:r>
     </w:p>
@@ -8881,6 +10051,21 @@
           <w:b/>
           <w:lang w:val="en_US" w:bidi="en_US"/>
         </w:rPr>
+        <w:t>οἶδας τοῦτο, ὅτι</w:t>
+      </w:r>
+    </w:p>
+    <w:p>
+      <w:pPr/>
+      <w:r>
+        <w:rPr>
+          <w:lang w:val="en_US" w:bidi="en_US"/>
+        </w:rPr>
+      </w:r>
+      <w:r>
+        <w:rPr>
+          <w:b/>
+          <w:lang w:val="en_US" w:bidi="en_US"/>
+        </w:rPr>
         <w:t>"You know this, that"</w:t>
       </w:r>
     </w:p>
@@ -9003,6 +10188,21 @@
           <w:b/>
           <w:lang w:val="en_US" w:bidi="en_US"/>
         </w:rPr>
+        <w:t>πάντες οἱ ἐν τῇ Ἀσίᾳ</w:t>
+      </w:r>
+    </w:p>
+    <w:p>
+      <w:pPr/>
+      <w:r>
+        <w:rPr>
+          <w:lang w:val="en_US" w:bidi="en_US"/>
+        </w:rPr>
+      </w:r>
+      <w:r>
+        <w:rPr>
+          <w:b/>
+          <w:lang w:val="en_US" w:bidi="en_US"/>
+        </w:rPr>
         <w:t>"all the ones in Asia"</w:t>
       </w:r>
     </w:p>
@@ -9099,6 +10299,21 @@
           <w:b/>
           <w:lang w:val="en_US" w:bidi="en_US"/>
         </w:rPr>
+        <w:t>οἱ ἐν τῇ Ἀσίᾳ</w:t>
+      </w:r>
+    </w:p>
+    <w:p>
+      <w:pPr/>
+      <w:r>
+        <w:rPr>
+          <w:lang w:val="en_US" w:bidi="en_US"/>
+        </w:rPr>
+      </w:r>
+      <w:r>
+        <w:rPr>
+          <w:b/>
+          <w:lang w:val="en_US" w:bidi="en_US"/>
+        </w:rPr>
         <w:t>"the ones in Asia"</w:t>
       </w:r>
     </w:p>
@@ -9221,6 +10436,21 @@
           <w:b/>
           <w:lang w:val="en_US" w:bidi="en_US"/>
         </w:rPr>
+        <w:t>ἀπεστράφησάν με</w:t>
+      </w:r>
+    </w:p>
+    <w:p>
+      <w:pPr/>
+      <w:r>
+        <w:rPr>
+          <w:lang w:val="en_US" w:bidi="en_US"/>
+        </w:rPr>
+      </w:r>
+      <w:r>
+        <w:rPr>
+          <w:b/>
+          <w:lang w:val="en_US" w:bidi="en_US"/>
+        </w:rPr>
         <w:t>"turned away from me"</w:t>
       </w:r>
     </w:p>
@@ -9317,6 +10547,21 @@
           <w:b/>
           <w:lang w:val="en_US" w:bidi="en_US"/>
         </w:rPr>
+        <w:t>ἀπεστράφησάν με</w:t>
+      </w:r>
+    </w:p>
+    <w:p>
+      <w:pPr/>
+      <w:r>
+        <w:rPr>
+          <w:lang w:val="en_US" w:bidi="en_US"/>
+        </w:rPr>
+      </w:r>
+      <w:r>
+        <w:rPr>
+          <w:b/>
+          <w:lang w:val="en_US" w:bidi="en_US"/>
+        </w:rPr>
         <w:t>"turned away from me"</w:t>
       </w:r>
     </w:p>
@@ -9413,6 +10658,21 @@
           <w:b/>
           <w:lang w:val="en_US" w:bidi="en_US"/>
         </w:rPr>
+        <w:t>Φύγελος &amp; Ἑρμογένης</w:t>
+      </w:r>
+    </w:p>
+    <w:p>
+      <w:pPr/>
+      <w:r>
+        <w:rPr>
+          <w:lang w:val="en_US" w:bidi="en_US"/>
+        </w:rPr>
+      </w:r>
+      <w:r>
+        <w:rPr>
+          <w:b/>
+          <w:lang w:val="en_US" w:bidi="en_US"/>
+        </w:rPr>
         <w:t>"Phygelus"</w:t>
       </w:r>
       <w:r>
@@ -9535,6 +10795,21 @@
           <w:b/>
           <w:lang w:val="en_US" w:bidi="en_US"/>
         </w:rPr>
+        <w:t>δῴη ἔλεος ὁ Κύριος τῷ Ὀνησιφόρου οἴκῳ</w:t>
+      </w:r>
+    </w:p>
+    <w:p>
+      <w:pPr/>
+      <w:r>
+        <w:rPr>
+          <w:lang w:val="en_US" w:bidi="en_US"/>
+        </w:rPr>
+      </w:r>
+      <w:r>
+        <w:rPr>
+          <w:b/>
+          <w:lang w:val="en_US" w:bidi="en_US"/>
+        </w:rPr>
         <w:t>"May the Lord give mercy to the household of Onesiphorus"</w:t>
       </w:r>
     </w:p>
@@ -9631,6 +10906,21 @@
           <w:b/>
           <w:lang w:val="en_US" w:bidi="en_US"/>
         </w:rPr>
+        <w:t>δῴη ἔλεος ὁ Κύριος</w:t>
+      </w:r>
+    </w:p>
+    <w:p>
+      <w:pPr/>
+      <w:r>
+        <w:rPr>
+          <w:lang w:val="en_US" w:bidi="en_US"/>
+        </w:rPr>
+      </w:r>
+      <w:r>
+        <w:rPr>
+          <w:b/>
+          <w:lang w:val="en_US" w:bidi="en_US"/>
+        </w:rPr>
         <w:t>"May the Lord give mercy"</w:t>
       </w:r>
     </w:p>
@@ -9727,6 +11017,21 @@
           <w:b/>
           <w:lang w:val="en_US" w:bidi="en_US"/>
         </w:rPr>
+        <w:t>Ὀνησιφόρου</w:t>
+      </w:r>
+    </w:p>
+    <w:p>
+      <w:pPr/>
+      <w:r>
+        <w:rPr>
+          <w:lang w:val="en_US" w:bidi="en_US"/>
+        </w:rPr>
+      </w:r>
+      <w:r>
+        <w:rPr>
+          <w:b/>
+          <w:lang w:val="en_US" w:bidi="en_US"/>
+        </w:rPr>
         <w:t>"of Onesiphorus"</w:t>
       </w:r>
     </w:p>
@@ -9823,6 +11128,21 @@
           <w:b/>
           <w:lang w:val="en_US" w:bidi="en_US"/>
         </w:rPr>
+        <w:t>τὴν ἅλυσίν μου οὐκ ἐπησχύνθη</w:t>
+      </w:r>
+    </w:p>
+    <w:p>
+      <w:pPr/>
+      <w:r>
+        <w:rPr>
+          <w:lang w:val="en_US" w:bidi="en_US"/>
+        </w:rPr>
+      </w:r>
+      <w:r>
+        <w:rPr>
+          <w:b/>
+          <w:lang w:val="en_US" w:bidi="en_US"/>
+        </w:rPr>
         <w:t>"was not ashamed of my chain"</w:t>
       </w:r>
     </w:p>
@@ -9906,6 +11226,21 @@
           <w:b/>
           <w:lang w:val="en_US" w:bidi="en_US"/>
         </w:rPr>
+        <w:t>τὴν ἅλυσίν μου</w:t>
+      </w:r>
+    </w:p>
+    <w:p>
+      <w:pPr/>
+      <w:r>
+        <w:rPr>
+          <w:lang w:val="en_US" w:bidi="en_US"/>
+        </w:rPr>
+      </w:r>
+      <w:r>
+        <w:rPr>
+          <w:b/>
+          <w:lang w:val="en_US" w:bidi="en_US"/>
+        </w:rPr>
         <w:t>"my chain"</w:t>
       </w:r>
     </w:p>
@@ -10002,6 +11337,21 @@
           <w:b/>
           <w:lang w:val="en_US" w:bidi="en_US"/>
         </w:rPr>
+        <w:t>ἀλλὰ</w:t>
+      </w:r>
+    </w:p>
+    <w:p>
+      <w:pPr/>
+      <w:r>
+        <w:rPr>
+          <w:lang w:val="en_US" w:bidi="en_US"/>
+        </w:rPr>
+      </w:r>
+      <w:r>
+        <w:rPr>
+          <w:b/>
+          <w:lang w:val="en_US" w:bidi="en_US"/>
+        </w:rPr>
         <w:t>"but"</w:t>
       </w:r>
     </w:p>
@@ -10111,6 +11461,21 @@
           <w:b/>
           <w:lang w:val="en_US" w:bidi="en_US"/>
         </w:rPr>
+        <w:t>ἐν Ῥώμῃ</w:t>
+      </w:r>
+    </w:p>
+    <w:p>
+      <w:pPr/>
+      <w:r>
+        <w:rPr>
+          <w:lang w:val="en_US" w:bidi="en_US"/>
+        </w:rPr>
+      </w:r>
+      <w:r>
+        <w:rPr>
+          <w:b/>
+          <w:lang w:val="en_US" w:bidi="en_US"/>
+        </w:rPr>
         <w:t>"in Rome"</w:t>
       </w:r>
     </w:p>
@@ -10207,6 +11572,21 @@
           <w:b/>
           <w:lang w:val="en_US" w:bidi="en_US"/>
         </w:rPr>
+        <w:t>(δῴη αὐτῷ ὁ Κύριος, εὑρεῖν ἔλεος παρὰ Κυρίου ἐν ἐκείνῃ τῇ ἡμέρᾳ), καὶ ὅσα ἐν Ἐφέσῳ διηκόνησεν, βέλτιον σὺ γινώσκεις</w:t>
+      </w:r>
+    </w:p>
+    <w:p>
+      <w:pPr/>
+      <w:r>
+        <w:rPr>
+          <w:lang w:val="en_US" w:bidi="en_US"/>
+        </w:rPr>
+      </w:r>
+      <w:r>
+        <w:rPr>
+          <w:b/>
+          <w:lang w:val="en_US" w:bidi="en_US"/>
+        </w:rPr>
         <w:t>"May the Lord give to him to find mercy from the Lord in that day. And as much as he served in Ephesus, you know very well"</w:t>
       </w:r>
     </w:p>
@@ -10276,6 +11656,21 @@
         <w:rPr>
           <w:lang w:val="en_US" w:bidi="en_US"/>
         </w:rPr>
+      </w:r>
+    </w:p>
+    <w:p>
+      <w:pPr/>
+      <w:r>
+        <w:rPr>
+          <w:lang w:val="en_US" w:bidi="en_US"/>
+        </w:rPr>
+      </w:r>
+      <w:r>
+        <w:rPr>
+          <w:b/>
+          <w:lang w:val="en_US" w:bidi="en_US"/>
+        </w:rPr>
+        <w:t>δῴη αὐτῷ ὁ Κύριος, εὑρεῖν ἔλεος παρὰ Κυρίου</w:t>
       </w:r>
     </w:p>
     <w:p>
@@ -10391,6 +11786,21 @@
           <w:b/>
           <w:lang w:val="en_US" w:bidi="en_US"/>
         </w:rPr>
+        <w:t>εὑρεῖν ἔλεος παρὰ Κυρίου</w:t>
+      </w:r>
+    </w:p>
+    <w:p>
+      <w:pPr/>
+      <w:r>
+        <w:rPr>
+          <w:lang w:val="en_US" w:bidi="en_US"/>
+        </w:rPr>
+      </w:r>
+      <w:r>
+        <w:rPr>
+          <w:b/>
+          <w:lang w:val="en_US" w:bidi="en_US"/>
+        </w:rPr>
         <w:t>"to find mercy from the Lord"</w:t>
       </w:r>
     </w:p>
@@ -10513,6 +11923,21 @@
           <w:b/>
           <w:lang w:val="en_US" w:bidi="en_US"/>
         </w:rPr>
+        <w:t>εὑρεῖν ἔλεος παρὰ Κυρίου</w:t>
+      </w:r>
+    </w:p>
+    <w:p>
+      <w:pPr/>
+      <w:r>
+        <w:rPr>
+          <w:lang w:val="en_US" w:bidi="en_US"/>
+        </w:rPr>
+      </w:r>
+      <w:r>
+        <w:rPr>
+          <w:b/>
+          <w:lang w:val="en_US" w:bidi="en_US"/>
+        </w:rPr>
         <w:t>"to find mercy from the Lord"</w:t>
       </w:r>
     </w:p>
@@ -10609,6 +12034,21 @@
           <w:b/>
           <w:lang w:val="en_US" w:bidi="en_US"/>
         </w:rPr>
+        <w:t>ἐν ἐκείνῃ τῇ ἡμέρᾳ</w:t>
+      </w:r>
+    </w:p>
+    <w:p>
+      <w:pPr/>
+      <w:r>
+        <w:rPr>
+          <w:lang w:val="en_US" w:bidi="en_US"/>
+        </w:rPr>
+      </w:r>
+      <w:r>
+        <w:rPr>
+          <w:b/>
+          <w:lang w:val="en_US" w:bidi="en_US"/>
+        </w:rPr>
         <w:t>"in that day"</w:t>
       </w:r>
     </w:p>
@@ -10692,6 +12132,21 @@
           <w:b/>
           <w:lang w:val="en_US" w:bidi="en_US"/>
         </w:rPr>
+        <w:t>ὅσα &amp; διηκόνησεν</w:t>
+      </w:r>
+    </w:p>
+    <w:p>
+      <w:pPr/>
+      <w:r>
+        <w:rPr>
+          <w:lang w:val="en_US" w:bidi="en_US"/>
+        </w:rPr>
+      </w:r>
+      <w:r>
+        <w:rPr>
+          <w:b/>
+          <w:lang w:val="en_US" w:bidi="en_US"/>
+        </w:rPr>
         <w:t>"as much as he served"</w:t>
       </w:r>
     </w:p>
@@ -10774,6 +12229,21 @@
         <w:rPr>
           <w:lang w:val="en_US" w:bidi="en_US"/>
         </w:rPr>
+      </w:r>
+    </w:p>
+    <w:p>
+      <w:pPr/>
+      <w:r>
+        <w:rPr>
+          <w:lang w:val="en_US" w:bidi="en_US"/>
+        </w:rPr>
+      </w:r>
+      <w:r>
+        <w:rPr>
+          <w:b/>
+          <w:lang w:val="en_US" w:bidi="en_US"/>
+        </w:rPr>
+        <w:t>σὺ οὖν</w:t>
       </w:r>
     </w:p>
     <w:p>
@@ -10902,6 +12372,21 @@
           <w:b/>
           <w:lang w:val="en_US" w:bidi="en_US"/>
         </w:rPr>
+        <w:t>τέκνον μου</w:t>
+      </w:r>
+    </w:p>
+    <w:p>
+      <w:pPr/>
+      <w:r>
+        <w:rPr>
+          <w:lang w:val="en_US" w:bidi="en_US"/>
+        </w:rPr>
+      </w:r>
+      <w:r>
+        <w:rPr>
+          <w:b/>
+          <w:lang w:val="en_US" w:bidi="en_US"/>
+        </w:rPr>
         <w:t>"my child"</w:t>
       </w:r>
     </w:p>
@@ -10998,6 +12483,21 @@
           <w:b/>
           <w:lang w:val="en_US" w:bidi="en_US"/>
         </w:rPr>
+        <w:t>ἐνδυναμοῦ</w:t>
+      </w:r>
+    </w:p>
+    <w:p>
+      <w:pPr/>
+      <w:r>
+        <w:rPr>
+          <w:lang w:val="en_US" w:bidi="en_US"/>
+        </w:rPr>
+      </w:r>
+      <w:r>
+        <w:rPr>
+          <w:b/>
+          <w:lang w:val="en_US" w:bidi="en_US"/>
+        </w:rPr>
         <w:t>"be strengthened"</w:t>
       </w:r>
     </w:p>
@@ -11081,6 +12581,21 @@
           <w:b/>
           <w:lang w:val="en_US" w:bidi="en_US"/>
         </w:rPr>
+        <w:t>ἐν τῇ χάριτι τῇ ἐν Χριστῷ Ἰησοῦ</w:t>
+      </w:r>
+    </w:p>
+    <w:p>
+      <w:pPr/>
+      <w:r>
+        <w:rPr>
+          <w:lang w:val="en_US" w:bidi="en_US"/>
+        </w:rPr>
+      </w:r>
+      <w:r>
+        <w:rPr>
+          <w:b/>
+          <w:lang w:val="en_US" w:bidi="en_US"/>
+        </w:rPr>
         <w:t>"in the grace {that is} in Christ Jesus"</w:t>
       </w:r>
     </w:p>
@@ -11177,6 +12692,21 @@
           <w:b/>
           <w:lang w:val="en_US" w:bidi="en_US"/>
         </w:rPr>
+        <w:t>ἐν τῇ χάριτι</w:t>
+      </w:r>
+    </w:p>
+    <w:p>
+      <w:pPr/>
+      <w:r>
+        <w:rPr>
+          <w:lang w:val="en_US" w:bidi="en_US"/>
+        </w:rPr>
+      </w:r>
+      <w:r>
+        <w:rPr>
+          <w:b/>
+          <w:lang w:val="en_US" w:bidi="en_US"/>
+        </w:rPr>
         <w:t>"in the grace"</w:t>
       </w:r>
     </w:p>
@@ -11299,6 +12829,21 @@
           <w:b/>
           <w:lang w:val="en_US" w:bidi="en_US"/>
         </w:rPr>
+        <w:t>τῇ ἐν Χριστῷ Ἰησοῦ</w:t>
+      </w:r>
+    </w:p>
+    <w:p>
+      <w:pPr/>
+      <w:r>
+        <w:rPr>
+          <w:lang w:val="en_US" w:bidi="en_US"/>
+        </w:rPr>
+      </w:r>
+      <w:r>
+        <w:rPr>
+          <w:b/>
+          <w:lang w:val="en_US" w:bidi="en_US"/>
+        </w:rPr>
         <w:t>"that is} in Christ Jesus"</w:t>
       </w:r>
     </w:p>
@@ -11460,6 +13005,21 @@
           <w:b/>
           <w:lang w:val="en_US" w:bidi="en_US"/>
         </w:rPr>
+        <w:t>διὰ πολλῶν μαρτύρων</w:t>
+      </w:r>
+    </w:p>
+    <w:p>
+      <w:pPr/>
+      <w:r>
+        <w:rPr>
+          <w:lang w:val="en_US" w:bidi="en_US"/>
+        </w:rPr>
+      </w:r>
+      <w:r>
+        <w:rPr>
+          <w:b/>
+          <w:lang w:val="en_US" w:bidi="en_US"/>
+        </w:rPr>
         <w:t>"through many witnesses"</w:t>
       </w:r>
     </w:p>
@@ -11556,6 +13116,21 @@
           <w:b/>
           <w:lang w:val="en_US" w:bidi="en_US"/>
         </w:rPr>
+        <w:t>ταῦτα παράθου</w:t>
+      </w:r>
+    </w:p>
+    <w:p>
+      <w:pPr/>
+      <w:r>
+        <w:rPr>
+          <w:lang w:val="en_US" w:bidi="en_US"/>
+        </w:rPr>
+      </w:r>
+      <w:r>
+        <w:rPr>
+          <w:b/>
+          <w:lang w:val="en_US" w:bidi="en_US"/>
+        </w:rPr>
         <w:t>"place these things before"</w:t>
       </w:r>
     </w:p>
@@ -11652,6 +13227,21 @@
           <w:b/>
           <w:lang w:val="en_US" w:bidi="en_US"/>
         </w:rPr>
+        <w:t>πιστοῖς ἀνθρώποις</w:t>
+      </w:r>
+    </w:p>
+    <w:p>
+      <w:pPr/>
+      <w:r>
+        <w:rPr>
+          <w:lang w:val="en_US" w:bidi="en_US"/>
+        </w:rPr>
+      </w:r>
+      <w:r>
+        <w:rPr>
+          <w:b/>
+          <w:lang w:val="en_US" w:bidi="en_US"/>
+        </w:rPr>
         <w:t>"faithful men"</w:t>
       </w:r>
     </w:p>
@@ -11748,6 +13338,21 @@
           <w:b/>
           <w:lang w:val="en_US" w:bidi="en_US"/>
         </w:rPr>
+        <w:t>συνκακοπάθησον</w:t>
+      </w:r>
+    </w:p>
+    <w:p>
+      <w:pPr/>
+      <w:r>
+        <w:rPr>
+          <w:lang w:val="en_US" w:bidi="en_US"/>
+        </w:rPr>
+      </w:r>
+      <w:r>
+        <w:rPr>
+          <w:b/>
+          <w:lang w:val="en_US" w:bidi="en_US"/>
+        </w:rPr>
         <w:t>"Suffer together"</w:t>
       </w:r>
     </w:p>
@@ -11844,6 +13449,21 @@
           <w:b/>
           <w:lang w:val="en_US" w:bidi="en_US"/>
         </w:rPr>
+        <w:t>συνκακοπάθησον</w:t>
+      </w:r>
+    </w:p>
+    <w:p>
+      <w:pPr/>
+      <w:r>
+        <w:rPr>
+          <w:lang w:val="en_US" w:bidi="en_US"/>
+        </w:rPr>
+      </w:r>
+      <w:r>
+        <w:rPr>
+          <w:b/>
+          <w:lang w:val="en_US" w:bidi="en_US"/>
+        </w:rPr>
         <w:t>"Suffer together"</w:t>
       </w:r>
     </w:p>
@@ -11940,6 +13560,21 @@
           <w:b/>
           <w:lang w:val="en_US" w:bidi="en_US"/>
         </w:rPr>
+        <w:t>ὡς καλὸς στρατιώτης Ἰησοῦ Χριστοῦ</w:t>
+      </w:r>
+    </w:p>
+    <w:p>
+      <w:pPr/>
+      <w:r>
+        <w:rPr>
+          <w:lang w:val="en_US" w:bidi="en_US"/>
+        </w:rPr>
+      </w:r>
+      <w:r>
+        <w:rPr>
+          <w:b/>
+          <w:lang w:val="en_US" w:bidi="en_US"/>
+        </w:rPr>
         <w:t>"as a good soldier of Jesus Christ"</w:t>
       </w:r>
     </w:p>
@@ -12074,6 +13709,21 @@
         <w:rPr>
           <w:lang w:val="en_US" w:bidi="en_US"/>
         </w:rPr>
+      </w:r>
+    </w:p>
+    <w:p>
+      <w:pPr/>
+      <w:r>
+        <w:rPr>
+          <w:lang w:val="en_US" w:bidi="en_US"/>
+        </w:rPr>
+      </w:r>
+      <w:r>
+        <w:rPr>
+          <w:b/>
+          <w:lang w:val="en_US" w:bidi="en_US"/>
+        </w:rPr>
+        <w:t>οὐδεὶς στρατευόμενος ἐμπλέκεται ταῖς τοῦ βίου πραγματίαις, ἵνα τῷ στρατολογήσαντι ἀρέσῃ</w:t>
       </w:r>
     </w:p>
     <w:p>
@@ -12233,6 +13883,21 @@
           <w:b/>
           <w:lang w:val="en_US" w:bidi="en_US"/>
         </w:rPr>
+        <w:t>ἐμπλέκεται ταῖς τοῦ βίου πραγματίαις</w:t>
+      </w:r>
+    </w:p>
+    <w:p>
+      <w:pPr/>
+      <w:r>
+        <w:rPr>
+          <w:lang w:val="en_US" w:bidi="en_US"/>
+        </w:rPr>
+      </w:r>
+      <w:r>
+        <w:rPr>
+          <w:b/>
+          <w:lang w:val="en_US" w:bidi="en_US"/>
+        </w:rPr>
         <w:t>"is entangled in the affairs of life"</w:t>
       </w:r>
     </w:p>
@@ -12342,6 +14007,21 @@
           <w:b/>
           <w:lang w:val="en_US" w:bidi="en_US"/>
         </w:rPr>
+        <w:t>ἐμπλέκεται</w:t>
+      </w:r>
+    </w:p>
+    <w:p>
+      <w:pPr/>
+      <w:r>
+        <w:rPr>
+          <w:lang w:val="en_US" w:bidi="en_US"/>
+        </w:rPr>
+      </w:r>
+      <w:r>
+        <w:rPr>
+          <w:b/>
+          <w:lang w:val="en_US" w:bidi="en_US"/>
+        </w:rPr>
         <w:t>"is entangled"</w:t>
       </w:r>
     </w:p>
@@ -12425,6 +14105,21 @@
           <w:b/>
           <w:lang w:val="en_US" w:bidi="en_US"/>
         </w:rPr>
+        <w:t>ταῖς τοῦ βίου πραγματίαις</w:t>
+      </w:r>
+    </w:p>
+    <w:p>
+      <w:pPr/>
+      <w:r>
+        <w:rPr>
+          <w:lang w:val="en_US" w:bidi="en_US"/>
+        </w:rPr>
+      </w:r>
+      <w:r>
+        <w:rPr>
+          <w:b/>
+          <w:lang w:val="en_US" w:bidi="en_US"/>
+        </w:rPr>
         <w:t>"in the affairs of life"</w:t>
       </w:r>
     </w:p>
@@ -12521,6 +14216,21 @@
           <w:b/>
           <w:lang w:val="en_US" w:bidi="en_US"/>
         </w:rPr>
+        <w:t>τῷ στρατολογήσαντι</w:t>
+      </w:r>
+    </w:p>
+    <w:p>
+      <w:pPr/>
+      <w:r>
+        <w:rPr>
+          <w:lang w:val="en_US" w:bidi="en_US"/>
+        </w:rPr>
+      </w:r>
+      <w:r>
+        <w:rPr>
+          <w:b/>
+          <w:lang w:val="en_US" w:bidi="en_US"/>
+        </w:rPr>
         <w:t>"the one having enlisted him"</w:t>
       </w:r>
     </w:p>
@@ -12584,6 +14294,21 @@
           <w:b/>
           <w:lang w:val="en_US" w:bidi="en_US"/>
         </w:rPr>
+        <w:t>δὲ καὶ</w:t>
+      </w:r>
+    </w:p>
+    <w:p>
+      <w:pPr/>
+      <w:r>
+        <w:rPr>
+          <w:lang w:val="en_US" w:bidi="en_US"/>
+        </w:rPr>
+      </w:r>
+      <w:r>
+        <w:rPr>
+          <w:b/>
+          <w:lang w:val="en_US" w:bidi="en_US"/>
+        </w:rPr>
         <w:t>"But also"</w:t>
       </w:r>
     </w:p>
@@ -12679,6 +14404,21 @@
         <w:rPr>
           <w:lang w:val="en_US" w:bidi="en_US"/>
         </w:rPr>
+      </w:r>
+    </w:p>
+    <w:p>
+      <w:pPr/>
+      <w:r>
+        <w:rPr>
+          <w:lang w:val="en_US" w:bidi="en_US"/>
+        </w:rPr>
+      </w:r>
+      <w:r>
+        <w:rPr>
+          <w:b/>
+          <w:lang w:val="en_US" w:bidi="en_US"/>
+        </w:rPr>
+        <w:t>ἐὰν &amp; ἀθλῇ τις, οὐ στεφανοῦται, ἐὰν μὴ νομίμως ἀθλήσῃ</w:t>
       </w:r>
     </w:p>
     <w:p>
@@ -12869,6 +14609,21 @@
           <w:b/>
           <w:lang w:val="en_US" w:bidi="en_US"/>
         </w:rPr>
+        <w:t>ἐὰν &amp; ἀθλῇ τις, οὐ στεφανοῦται, ἐὰν μὴ νομίμως ἀθλήσῃ</w:t>
+      </w:r>
+    </w:p>
+    <w:p>
+      <w:pPr/>
+      <w:r>
+        <w:rPr>
+          <w:lang w:val="en_US" w:bidi="en_US"/>
+        </w:rPr>
+      </w:r>
+      <w:r>
+        <w:rPr>
+          <w:b/>
+          <w:lang w:val="en_US" w:bidi="en_US"/>
+        </w:rPr>
         <w:t>"if anyone competes, he is not crowned if he has not competed lawfully"</w:t>
       </w:r>
     </w:p>
@@ -12965,6 +14720,21 @@
           <w:b/>
           <w:lang w:val="en_US" w:bidi="en_US"/>
         </w:rPr>
+        <w:t>ἀθλῇ</w:t>
+      </w:r>
+    </w:p>
+    <w:p>
+      <w:pPr/>
+      <w:r>
+        <w:rPr>
+          <w:lang w:val="en_US" w:bidi="en_US"/>
+        </w:rPr>
+      </w:r>
+      <w:r>
+        <w:rPr>
+          <w:b/>
+          <w:lang w:val="en_US" w:bidi="en_US"/>
+        </w:rPr>
         <w:t>"competes"</w:t>
       </w:r>
     </w:p>
@@ -13061,6 +14831,21 @@
           <w:b/>
           <w:lang w:val="en_US" w:bidi="en_US"/>
         </w:rPr>
+        <w:t>οὐ στεφανοῦται, ἐὰν μὴ νομίμως ἀθλήσῃ</w:t>
+      </w:r>
+    </w:p>
+    <w:p>
+      <w:pPr/>
+      <w:r>
+        <w:rPr>
+          <w:lang w:val="en_US" w:bidi="en_US"/>
+        </w:rPr>
+      </w:r>
+      <w:r>
+        <w:rPr>
+          <w:b/>
+          <w:lang w:val="en_US" w:bidi="en_US"/>
+        </w:rPr>
         <w:t>"he is not crowned if he has not competed lawfully"</w:t>
       </w:r>
     </w:p>
@@ -13144,6 +14929,21 @@
           <w:b/>
           <w:lang w:val="en_US" w:bidi="en_US"/>
         </w:rPr>
+        <w:t>οὐ στεφανοῦται</w:t>
+      </w:r>
+    </w:p>
+    <w:p>
+      <w:pPr/>
+      <w:r>
+        <w:rPr>
+          <w:lang w:val="en_US" w:bidi="en_US"/>
+        </w:rPr>
+      </w:r>
+      <w:r>
+        <w:rPr>
+          <w:b/>
+          <w:lang w:val="en_US" w:bidi="en_US"/>
+        </w:rPr>
         <w:t>"he is not crowned"</w:t>
       </w:r>
     </w:p>
@@ -13227,6 +15027,21 @@
           <w:b/>
           <w:lang w:val="en_US" w:bidi="en_US"/>
         </w:rPr>
+        <w:t>οὐ στεφανοῦται</w:t>
+      </w:r>
+    </w:p>
+    <w:p>
+      <w:pPr/>
+      <w:r>
+        <w:rPr>
+          <w:lang w:val="en_US" w:bidi="en_US"/>
+        </w:rPr>
+      </w:r>
+      <w:r>
+        <w:rPr>
+          <w:b/>
+          <w:lang w:val="en_US" w:bidi="en_US"/>
+        </w:rPr>
         <w:t>"he is not crowned"</w:t>
       </w:r>
     </w:p>
@@ -13323,6 +15138,21 @@
           <w:b/>
           <w:lang w:val="en_US" w:bidi="en_US"/>
         </w:rPr>
+        <w:t>μὴ νομίμως ἀθλήσῃ</w:t>
+      </w:r>
+    </w:p>
+    <w:p>
+      <w:pPr/>
+      <w:r>
+        <w:rPr>
+          <w:lang w:val="en_US" w:bidi="en_US"/>
+        </w:rPr>
+      </w:r>
+      <w:r>
+        <w:rPr>
+          <w:b/>
+          <w:lang w:val="en_US" w:bidi="en_US"/>
+        </w:rPr>
         <w:t>"he has not competed lawfully"</w:t>
       </w:r>
     </w:p>
@@ -13392,6 +15222,21 @@
         <w:rPr>
           <w:lang w:val="en_US" w:bidi="en_US"/>
         </w:rPr>
+      </w:r>
+    </w:p>
+    <w:p>
+      <w:pPr/>
+      <w:r>
+        <w:rPr>
+          <w:lang w:val="en_US" w:bidi="en_US"/>
+        </w:rPr>
+      </w:r>
+      <w:r>
+        <w:rPr>
+          <w:b/>
+          <w:lang w:val="en_US" w:bidi="en_US"/>
+        </w:rPr>
+        <w:t>τὸν κοπιῶντα γεωργὸν δεῖ πρῶτον τῶν καρπῶν μεταλαμβάνειν</w:t>
       </w:r>
     </w:p>
     <w:p>
@@ -13590,6 +15435,21 @@
           <w:b/>
           <w:lang w:val="en_US" w:bidi="en_US"/>
         </w:rPr>
+        <w:t>τὸν κοπιῶντα γεωργὸν</w:t>
+      </w:r>
+    </w:p>
+    <w:p>
+      <w:pPr/>
+      <w:r>
+        <w:rPr>
+          <w:lang w:val="en_US" w:bidi="en_US"/>
+        </w:rPr>
+      </w:r>
+      <w:r>
+        <w:rPr>
+          <w:b/>
+          <w:lang w:val="en_US" w:bidi="en_US"/>
+        </w:rPr>
         <w:t>"for the hardworking farmer"</w:t>
       </w:r>
     </w:p>
@@ -13686,6 +15546,21 @@
           <w:b/>
           <w:lang w:val="en_US" w:bidi="en_US"/>
         </w:rPr>
+        <w:t>πρῶτον τῶν καρπῶν μεταλαμβάνειν</w:t>
+      </w:r>
+    </w:p>
+    <w:p>
+      <w:pPr/>
+      <w:r>
+        <w:rPr>
+          <w:lang w:val="en_US" w:bidi="en_US"/>
+        </w:rPr>
+      </w:r>
+      <w:r>
+        <w:rPr>
+          <w:b/>
+          <w:lang w:val="en_US" w:bidi="en_US"/>
+        </w:rPr>
         <w:t>"first to share in the fruits"</w:t>
       </w:r>
     </w:p>
@@ -13794,6 +15669,21 @@
         <w:rPr>
           <w:lang w:val="en_US" w:bidi="en_US"/>
         </w:rPr>
+      </w:r>
+    </w:p>
+    <w:p>
+      <w:pPr/>
+      <w:r>
+        <w:rPr>
+          <w:lang w:val="en_US" w:bidi="en_US"/>
+        </w:rPr>
+      </w:r>
+      <w:r>
+        <w:rPr>
+          <w:b/>
+          <w:lang w:val="en_US" w:bidi="en_US"/>
+        </w:rPr>
+        <w:t>νόει ὃ λέγω</w:t>
       </w:r>
     </w:p>
     <w:p>
@@ -13922,6 +15812,21 @@
           <w:b/>
           <w:lang w:val="en_US" w:bidi="en_US"/>
         </w:rPr>
+        <w:t>δώσει &amp; σοι &amp; σύνεσιν</w:t>
+      </w:r>
+    </w:p>
+    <w:p>
+      <w:pPr/>
+      <w:r>
+        <w:rPr>
+          <w:lang w:val="en_US" w:bidi="en_US"/>
+        </w:rPr>
+      </w:r>
+      <w:r>
+        <w:rPr>
+          <w:b/>
+          <w:lang w:val="en_US" w:bidi="en_US"/>
+        </w:rPr>
         <w:t>"will give you understanding"</w:t>
       </w:r>
     </w:p>
@@ -14018,6 +15923,21 @@
           <w:b/>
           <w:lang w:val="en_US" w:bidi="en_US"/>
         </w:rPr>
+        <w:t>ἐν πᾶσιν</w:t>
+      </w:r>
+    </w:p>
+    <w:p>
+      <w:pPr/>
+      <w:r>
+        <w:rPr>
+          <w:lang w:val="en_US" w:bidi="en_US"/>
+        </w:rPr>
+      </w:r>
+      <w:r>
+        <w:rPr>
+          <w:b/>
+          <w:lang w:val="en_US" w:bidi="en_US"/>
+        </w:rPr>
         <w:t>"in everything"</w:t>
       </w:r>
     </w:p>
@@ -14114,6 +16034,21 @@
           <w:b/>
           <w:lang w:val="en_US" w:bidi="en_US"/>
         </w:rPr>
+        <w:t>μνημόνευε</w:t>
+      </w:r>
+    </w:p>
+    <w:p>
+      <w:pPr/>
+      <w:r>
+        <w:rPr>
+          <w:lang w:val="en_US" w:bidi="en_US"/>
+        </w:rPr>
+      </w:r>
+      <w:r>
+        <w:rPr>
+          <w:b/>
+          <w:lang w:val="en_US" w:bidi="en_US"/>
+        </w:rPr>
         <w:t>"Remember"</w:t>
       </w:r>
     </w:p>
@@ -14236,6 +16171,21 @@
           <w:b/>
           <w:lang w:val="en_US" w:bidi="en_US"/>
         </w:rPr>
+        <w:t>ἐγηγερμένον ἐκ νεκρῶν, ἐκ σπέρματος Δαυείδ</w:t>
+      </w:r>
+    </w:p>
+    <w:p>
+      <w:pPr/>
+      <w:r>
+        <w:rPr>
+          <w:lang w:val="en_US" w:bidi="en_US"/>
+        </w:rPr>
+      </w:r>
+      <w:r>
+        <w:rPr>
+          <w:b/>
+          <w:lang w:val="en_US" w:bidi="en_US"/>
+        </w:rPr>
         <w:t>"having been raised from the dead, from the seed of David"</w:t>
       </w:r>
     </w:p>
@@ -14345,6 +16295,21 @@
           <w:b/>
           <w:lang w:val="en_US" w:bidi="en_US"/>
         </w:rPr>
+        <w:t>ἐγηγερμένον</w:t>
+      </w:r>
+    </w:p>
+    <w:p>
+      <w:pPr/>
+      <w:r>
+        <w:rPr>
+          <w:lang w:val="en_US" w:bidi="en_US"/>
+        </w:rPr>
+      </w:r>
+      <w:r>
+        <w:rPr>
+          <w:b/>
+          <w:lang w:val="en_US" w:bidi="en_US"/>
+        </w:rPr>
         <w:t>"having been raised"</w:t>
       </w:r>
     </w:p>
@@ -14441,6 +16406,21 @@
           <w:b/>
           <w:lang w:val="en_US" w:bidi="en_US"/>
         </w:rPr>
+        <w:t>ἐγηγερμένον</w:t>
+      </w:r>
+    </w:p>
+    <w:p>
+      <w:pPr/>
+      <w:r>
+        <w:rPr>
+          <w:lang w:val="en_US" w:bidi="en_US"/>
+        </w:rPr>
+      </w:r>
+      <w:r>
+        <w:rPr>
+          <w:b/>
+          <w:lang w:val="en_US" w:bidi="en_US"/>
+        </w:rPr>
         <w:t>"having been raised"</w:t>
       </w:r>
     </w:p>
@@ -14524,6 +16504,21 @@
           <w:b/>
           <w:lang w:val="en_US" w:bidi="en_US"/>
         </w:rPr>
+        <w:t>ἐκ νεκρῶν</w:t>
+      </w:r>
+    </w:p>
+    <w:p>
+      <w:pPr/>
+      <w:r>
+        <w:rPr>
+          <w:lang w:val="en_US" w:bidi="en_US"/>
+        </w:rPr>
+      </w:r>
+      <w:r>
+        <w:rPr>
+          <w:b/>
+          <w:lang w:val="en_US" w:bidi="en_US"/>
+        </w:rPr>
         <w:t>"from the dead"</w:t>
       </w:r>
     </w:p>
@@ -14633,6 +16628,21 @@
           <w:b/>
           <w:lang w:val="en_US" w:bidi="en_US"/>
         </w:rPr>
+        <w:t>ἐκ σπέρματος Δαυείδ</w:t>
+      </w:r>
+    </w:p>
+    <w:p>
+      <w:pPr/>
+      <w:r>
+        <w:rPr>
+          <w:lang w:val="en_US" w:bidi="en_US"/>
+        </w:rPr>
+      </w:r>
+      <w:r>
+        <w:rPr>
+          <w:b/>
+          <w:lang w:val="en_US" w:bidi="en_US"/>
+        </w:rPr>
         <w:t>"from the seed of David"</w:t>
       </w:r>
     </w:p>
@@ -14755,6 +16765,21 @@
           <w:b/>
           <w:lang w:val="en_US" w:bidi="en_US"/>
         </w:rPr>
+        <w:t>κατὰ τὸ εὐαγγέλιόν μου</w:t>
+      </w:r>
+    </w:p>
+    <w:p>
+      <w:pPr/>
+      <w:r>
+        <w:rPr>
+          <w:lang w:val="en_US" w:bidi="en_US"/>
+        </w:rPr>
+      </w:r>
+      <w:r>
+        <w:rPr>
+          <w:b/>
+          <w:lang w:val="en_US" w:bidi="en_US"/>
+        </w:rPr>
         <w:t>"according to my gospel"</w:t>
       </w:r>
     </w:p>
@@ -14851,6 +16876,21 @@
           <w:b/>
           <w:lang w:val="en_US" w:bidi="en_US"/>
         </w:rPr>
+        <w:t>μέχρι δεσμῶν</w:t>
+      </w:r>
+    </w:p>
+    <w:p>
+      <w:pPr/>
+      <w:r>
+        <w:rPr>
+          <w:lang w:val="en_US" w:bidi="en_US"/>
+        </w:rPr>
+      </w:r>
+      <w:r>
+        <w:rPr>
+          <w:b/>
+          <w:lang w:val="en_US" w:bidi="en_US"/>
+        </w:rPr>
         <w:t>"even to chains"</w:t>
       </w:r>
     </w:p>
@@ -14947,6 +16987,21 @@
           <w:b/>
           <w:lang w:val="en_US" w:bidi="en_US"/>
         </w:rPr>
+        <w:t>ὡς κακοῦργος</w:t>
+      </w:r>
+    </w:p>
+    <w:p>
+      <w:pPr/>
+      <w:r>
+        <w:rPr>
+          <w:lang w:val="en_US" w:bidi="en_US"/>
+        </w:rPr>
+      </w:r>
+      <w:r>
+        <w:rPr>
+          <w:b/>
+          <w:lang w:val="en_US" w:bidi="en_US"/>
+        </w:rPr>
         <w:t>"like a criminal"</w:t>
       </w:r>
     </w:p>
@@ -15043,6 +17098,21 @@
           <w:b/>
           <w:lang w:val="en_US" w:bidi="en_US"/>
         </w:rPr>
+        <w:t>ὁ λόγος τοῦ Θεοῦ οὐ δέδεται</w:t>
+      </w:r>
+    </w:p>
+    <w:p>
+      <w:pPr/>
+      <w:r>
+        <w:rPr>
+          <w:lang w:val="en_US" w:bidi="en_US"/>
+        </w:rPr>
+      </w:r>
+      <w:r>
+        <w:rPr>
+          <w:b/>
+          <w:lang w:val="en_US" w:bidi="en_US"/>
+        </w:rPr>
         <w:t>"the word of God has not been bound"</w:t>
       </w:r>
     </w:p>
@@ -15165,6 +17235,21 @@
           <w:b/>
           <w:lang w:val="en_US" w:bidi="en_US"/>
         </w:rPr>
+        <w:t>ὁ λόγος τοῦ Θεοῦ οὐ δέδεται</w:t>
+      </w:r>
+    </w:p>
+    <w:p>
+      <w:pPr/>
+      <w:r>
+        <w:rPr>
+          <w:lang w:val="en_US" w:bidi="en_US"/>
+        </w:rPr>
+      </w:r>
+      <w:r>
+        <w:rPr>
+          <w:b/>
+          <w:lang w:val="en_US" w:bidi="en_US"/>
+        </w:rPr>
         <w:t>"the word of God has not been bound"</w:t>
       </w:r>
     </w:p>
@@ -15248,6 +17333,21 @@
           <w:b/>
           <w:lang w:val="en_US" w:bidi="en_US"/>
         </w:rPr>
+        <w:t>ὁ λόγος τοῦ Θεοῦ</w:t>
+      </w:r>
+    </w:p>
+    <w:p>
+      <w:pPr/>
+      <w:r>
+        <w:rPr>
+          <w:lang w:val="en_US" w:bidi="en_US"/>
+        </w:rPr>
+      </w:r>
+      <w:r>
+        <w:rPr>
+          <w:b/>
+          <w:lang w:val="en_US" w:bidi="en_US"/>
+        </w:rPr>
         <w:t>"the word of God"</w:t>
       </w:r>
     </w:p>
@@ -15344,6 +17444,21 @@
           <w:b/>
           <w:lang w:val="en_US" w:bidi="en_US"/>
         </w:rPr>
+        <w:t>ὁ λόγος</w:t>
+      </w:r>
+    </w:p>
+    <w:p>
+      <w:pPr/>
+      <w:r>
+        <w:rPr>
+          <w:lang w:val="en_US" w:bidi="en_US"/>
+        </w:rPr>
+      </w:r>
+      <w:r>
+        <w:rPr>
+          <w:b/>
+          <w:lang w:val="en_US" w:bidi="en_US"/>
+        </w:rPr>
         <w:t>"the word"</w:t>
       </w:r>
     </w:p>
@@ -15440,6 +17555,21 @@
           <w:b/>
           <w:lang w:val="en_US" w:bidi="en_US"/>
         </w:rPr>
+        <w:t>διὰ τοῦτο, πάντα ὑπομένω</w:t>
+      </w:r>
+    </w:p>
+    <w:p>
+      <w:pPr/>
+      <w:r>
+        <w:rPr>
+          <w:lang w:val="en_US" w:bidi="en_US"/>
+        </w:rPr>
+      </w:r>
+      <w:r>
+        <w:rPr>
+          <w:b/>
+          <w:lang w:val="en_US" w:bidi="en_US"/>
+        </w:rPr>
         <w:t>"Because of this, I endure all things"</w:t>
       </w:r>
     </w:p>
@@ -15562,6 +17692,21 @@
           <w:b/>
           <w:lang w:val="en_US" w:bidi="en_US"/>
         </w:rPr>
+        <w:t>πάντα ὑπομένω</w:t>
+      </w:r>
+    </w:p>
+    <w:p>
+      <w:pPr/>
+      <w:r>
+        <w:rPr>
+          <w:lang w:val="en_US" w:bidi="en_US"/>
+        </w:rPr>
+      </w:r>
+      <w:r>
+        <w:rPr>
+          <w:b/>
+          <w:lang w:val="en_US" w:bidi="en_US"/>
+        </w:rPr>
         <w:t>"I endure all things"</w:t>
       </w:r>
     </w:p>
@@ -15658,6 +17803,21 @@
           <w:b/>
           <w:lang w:val="en_US" w:bidi="en_US"/>
         </w:rPr>
+        <w:t>τοὺς ἐκλεκτούς</w:t>
+      </w:r>
+    </w:p>
+    <w:p>
+      <w:pPr/>
+      <w:r>
+        <w:rPr>
+          <w:lang w:val="en_US" w:bidi="en_US"/>
+        </w:rPr>
+      </w:r>
+      <w:r>
+        <w:rPr>
+          <w:b/>
+          <w:lang w:val="en_US" w:bidi="en_US"/>
+        </w:rPr>
         <w:t>"the elect"</w:t>
       </w:r>
     </w:p>
@@ -15754,6 +17914,21 @@
           <w:b/>
           <w:lang w:val="en_US" w:bidi="en_US"/>
         </w:rPr>
+        <w:t>καὶ αὐτοὶ σωτηρίας τύχωσιν τῆς ἐν Χριστῷ Ἰησοῦ</w:t>
+      </w:r>
+    </w:p>
+    <w:p>
+      <w:pPr/>
+      <w:r>
+        <w:rPr>
+          <w:lang w:val="en_US" w:bidi="en_US"/>
+        </w:rPr>
+      </w:r>
+      <w:r>
+        <w:rPr>
+          <w:b/>
+          <w:lang w:val="en_US" w:bidi="en_US"/>
+        </w:rPr>
         <w:t>"they also may obtain salvation {that is} in Christ Jesus"</w:t>
       </w:r>
     </w:p>
@@ -15850,6 +18025,21 @@
           <w:b/>
           <w:lang w:val="en_US" w:bidi="en_US"/>
         </w:rPr>
+        <w:t>τῆς ἐν Χριστῷ Ἰησοῦ</w:t>
+      </w:r>
+    </w:p>
+    <w:p>
+      <w:pPr/>
+      <w:r>
+        <w:rPr>
+          <w:lang w:val="en_US" w:bidi="en_US"/>
+        </w:rPr>
+      </w:r>
+      <w:r>
+        <w:rPr>
+          <w:b/>
+          <w:lang w:val="en_US" w:bidi="en_US"/>
+        </w:rPr>
         <w:t>"that is} in Christ Jesus"</w:t>
       </w:r>
     </w:p>
@@ -16024,6 +18214,21 @@
           <w:b/>
           <w:lang w:val="en_US" w:bidi="en_US"/>
         </w:rPr>
+        <w:t>μετὰ δόξης αἰωνίου</w:t>
+      </w:r>
+    </w:p>
+    <w:p>
+      <w:pPr/>
+      <w:r>
+        <w:rPr>
+          <w:lang w:val="en_US" w:bidi="en_US"/>
+        </w:rPr>
+      </w:r>
+      <w:r>
+        <w:rPr>
+          <w:b/>
+          <w:lang w:val="en_US" w:bidi="en_US"/>
+        </w:rPr>
         <w:t>"with eternal glory"</w:t>
       </w:r>
     </w:p>
@@ -16133,6 +18338,21 @@
           <w:b/>
           <w:lang w:val="en_US" w:bidi="en_US"/>
         </w:rPr>
+        <w:t>μετὰ δόξης αἰωνίου</w:t>
+      </w:r>
+    </w:p>
+    <w:p>
+      <w:pPr/>
+      <w:r>
+        <w:rPr>
+          <w:lang w:val="en_US" w:bidi="en_US"/>
+        </w:rPr>
+      </w:r>
+      <w:r>
+        <w:rPr>
+          <w:b/>
+          <w:lang w:val="en_US" w:bidi="en_US"/>
+        </w:rPr>
         <w:t>"with eternal glory"</w:t>
       </w:r>
     </w:p>
@@ -16229,6 +18449,21 @@
           <w:b/>
           <w:lang w:val="en_US" w:bidi="en_US"/>
         </w:rPr>
+        <w:t>πιστὸς ὁ λόγος</w:t>
+      </w:r>
+    </w:p>
+    <w:p>
+      <w:pPr/>
+      <w:r>
+        <w:rPr>
+          <w:lang w:val="en_US" w:bidi="en_US"/>
+        </w:rPr>
+      </w:r>
+      <w:r>
+        <w:rPr>
+          <w:b/>
+          <w:lang w:val="en_US" w:bidi="en_US"/>
+        </w:rPr>
         <w:t>"The word {is} trustworthy"</w:t>
       </w:r>
     </w:p>
@@ -16325,6 +18560,21 @@
           <w:b/>
           <w:lang w:val="en_US" w:bidi="en_US"/>
         </w:rPr>
+        <w:t>γὰρ</w:t>
+      </w:r>
+    </w:p>
+    <w:p>
+      <w:pPr/>
+      <w:r>
+        <w:rPr>
+          <w:lang w:val="en_US" w:bidi="en_US"/>
+        </w:rPr>
+      </w:r>
+      <w:r>
+        <w:rPr>
+          <w:b/>
+          <w:lang w:val="en_US" w:bidi="en_US"/>
+        </w:rPr>
         <w:t>"For"</w:t>
       </w:r>
     </w:p>
@@ -16460,6 +18710,21 @@
           <w:b/>
           <w:lang w:val="en_US" w:bidi="en_US"/>
         </w:rPr>
+        <w:t>εἰ &amp; συναπεθάνομεν</w:t>
+      </w:r>
+    </w:p>
+    <w:p>
+      <w:pPr/>
+      <w:r>
+        <w:rPr>
+          <w:lang w:val="en_US" w:bidi="en_US"/>
+        </w:rPr>
+      </w:r>
+      <w:r>
+        <w:rPr>
+          <w:b/>
+          <w:lang w:val="en_US" w:bidi="en_US"/>
+        </w:rPr>
         <w:t>"if we died with {him"</w:t>
       </w:r>
     </w:p>
@@ -16543,6 +18808,21 @@
           <w:b/>
           <w:lang w:val="en_US" w:bidi="en_US"/>
         </w:rPr>
+        <w:t>συναπεθάνομεν</w:t>
+      </w:r>
+    </w:p>
+    <w:p>
+      <w:pPr/>
+      <w:r>
+        <w:rPr>
+          <w:lang w:val="en_US" w:bidi="en_US"/>
+        </w:rPr>
+      </w:r>
+      <w:r>
+        <w:rPr>
+          <w:b/>
+          <w:lang w:val="en_US" w:bidi="en_US"/>
+        </w:rPr>
         <w:t>"we died with {him"</w:t>
       </w:r>
     </w:p>
@@ -16626,6 +18906,21 @@
           <w:b/>
           <w:lang w:val="en_US" w:bidi="en_US"/>
         </w:rPr>
+        <w:t>καὶ συνζήσομεν</w:t>
+      </w:r>
+    </w:p>
+    <w:p>
+      <w:pPr/>
+      <w:r>
+        <w:rPr>
+          <w:lang w:val="en_US" w:bidi="en_US"/>
+        </w:rPr>
+      </w:r>
+      <w:r>
+        <w:rPr>
+          <w:b/>
+          <w:lang w:val="en_US" w:bidi="en_US"/>
+        </w:rPr>
         <w:t>"we will also live with {him"</w:t>
       </w:r>
     </w:p>
@@ -16709,6 +19004,21 @@
           <w:b/>
           <w:lang w:val="en_US" w:bidi="en_US"/>
         </w:rPr>
+        <w:t>εἰ γὰρ συναπεθάνομεν, καὶ συνζήσομεν &amp; εἰ ὑπομένομεν, καὶ συνβασιλεύσομεν; εἰ ἀρνησόμεθα, κἀκεῖνος ἀρνήσεται ἡμᾶς &amp; εἰ ἀπιστοῦμεν, ἐκεῖνος πιστὸς μένει; ἀρνήσασθαι γὰρ ἑαυτὸν οὐ δύναται</w:t>
+      </w:r>
+    </w:p>
+    <w:p>
+      <w:pPr/>
+      <w:r>
+        <w:rPr>
+          <w:lang w:val="en_US" w:bidi="en_US"/>
+        </w:rPr>
+      </w:r>
+      <w:r>
+        <w:rPr>
+          <w:b/>
+          <w:lang w:val="en_US" w:bidi="en_US"/>
+        </w:rPr>
         <w:t>""For if we died with {him}, we will also live with {him"</w:t>
       </w:r>
       <w:r>
@@ -16818,6 +19128,21 @@
           <w:b/>
           <w:lang w:val="en_US" w:bidi="en_US"/>
         </w:rPr>
+        <w:t>ὑπομένομεν</w:t>
+      </w:r>
+    </w:p>
+    <w:p>
+      <w:pPr/>
+      <w:r>
+        <w:rPr>
+          <w:lang w:val="en_US" w:bidi="en_US"/>
+        </w:rPr>
+      </w:r>
+      <w:r>
+        <w:rPr>
+          <w:b/>
+          <w:lang w:val="en_US" w:bidi="en_US"/>
+        </w:rPr>
         <w:t>"we endure"</w:t>
       </w:r>
     </w:p>
@@ -16914,6 +19239,21 @@
           <w:b/>
           <w:lang w:val="en_US" w:bidi="en_US"/>
         </w:rPr>
+        <w:t>ἀρνησόμεθα</w:t>
+      </w:r>
+    </w:p>
+    <w:p>
+      <w:pPr/>
+      <w:r>
+        <w:rPr>
+          <w:lang w:val="en_US" w:bidi="en_US"/>
+        </w:rPr>
+      </w:r>
+      <w:r>
+        <w:rPr>
+          <w:b/>
+          <w:lang w:val="en_US" w:bidi="en_US"/>
+        </w:rPr>
         <w:t>"we deny {him"</w:t>
       </w:r>
     </w:p>
@@ -16997,6 +19337,21 @@
           <w:b/>
           <w:lang w:val="en_US" w:bidi="en_US"/>
         </w:rPr>
+        <w:t>κἀκεῖνος ἀρνήσεται ἡμᾶς</w:t>
+      </w:r>
+    </w:p>
+    <w:p>
+      <w:pPr/>
+      <w:r>
+        <w:rPr>
+          <w:lang w:val="en_US" w:bidi="en_US"/>
+        </w:rPr>
+      </w:r>
+      <w:r>
+        <w:rPr>
+          <w:b/>
+          <w:lang w:val="en_US" w:bidi="en_US"/>
+        </w:rPr>
         <w:t>"he also will deny us"</w:t>
       </w:r>
     </w:p>
@@ -17093,6 +19448,21 @@
           <w:b/>
           <w:lang w:val="en_US" w:bidi="en_US"/>
         </w:rPr>
+        <w:t>ἀπιστοῦμεν</w:t>
+      </w:r>
+    </w:p>
+    <w:p>
+      <w:pPr/>
+      <w:r>
+        <w:rPr>
+          <w:lang w:val="en_US" w:bidi="en_US"/>
+        </w:rPr>
+      </w:r>
+      <w:r>
+        <w:rPr>
+          <w:b/>
+          <w:lang w:val="en_US" w:bidi="en_US"/>
+        </w:rPr>
         <w:t>"we are unfaithful"</w:t>
       </w:r>
     </w:p>
@@ -17189,6 +19559,21 @@
           <w:b/>
           <w:lang w:val="en_US" w:bidi="en_US"/>
         </w:rPr>
+        <w:t>ἐκεῖνος πιστὸς μένει</w:t>
+      </w:r>
+    </w:p>
+    <w:p>
+      <w:pPr/>
+      <w:r>
+        <w:rPr>
+          <w:lang w:val="en_US" w:bidi="en_US"/>
+        </w:rPr>
+      </w:r>
+      <w:r>
+        <w:rPr>
+          <w:b/>
+          <w:lang w:val="en_US" w:bidi="en_US"/>
+        </w:rPr>
         <w:t>"he remains faithful"</w:t>
       </w:r>
     </w:p>
@@ -17298,6 +19683,21 @@
           <w:b/>
           <w:lang w:val="en_US" w:bidi="en_US"/>
         </w:rPr>
+        <w:t>ἀρνήσασθαι &amp; ἑαυτὸν οὐ δύναται</w:t>
+      </w:r>
+    </w:p>
+    <w:p>
+      <w:pPr/>
+      <w:r>
+        <w:rPr>
+          <w:lang w:val="en_US" w:bidi="en_US"/>
+        </w:rPr>
+      </w:r>
+      <w:r>
+        <w:rPr>
+          <w:b/>
+          <w:lang w:val="en_US" w:bidi="en_US"/>
+        </w:rPr>
         <w:t>"he is not able to deny himself"</w:t>
       </w:r>
     </w:p>
@@ -17394,6 +19794,21 @@
           <w:b/>
           <w:lang w:val="en_US" w:bidi="en_US"/>
         </w:rPr>
+        <w:t>ὑπομίμνῃσκε</w:t>
+      </w:r>
+    </w:p>
+    <w:p>
+      <w:pPr/>
+      <w:r>
+        <w:rPr>
+          <w:lang w:val="en_US" w:bidi="en_US"/>
+        </w:rPr>
+      </w:r>
+      <w:r>
+        <w:rPr>
+          <w:b/>
+          <w:lang w:val="en_US" w:bidi="en_US"/>
+        </w:rPr>
         <w:t>"Remind {them} of"</w:t>
       </w:r>
     </w:p>
@@ -17476,6 +19891,21 @@
         <w:rPr>
           <w:lang w:val="en_US" w:bidi="en_US"/>
         </w:rPr>
+      </w:r>
+    </w:p>
+    <w:p>
+      <w:pPr/>
+      <w:r>
+        <w:rPr>
+          <w:lang w:val="en_US" w:bidi="en_US"/>
+        </w:rPr>
+      </w:r>
+      <w:r>
+        <w:rPr>
+          <w:b/>
+          <w:lang w:val="en_US" w:bidi="en_US"/>
+        </w:rPr>
+        <w:t>ταῦτα</w:t>
       </w:r>
     </w:p>
     <w:p>
@@ -17718,6 +20148,21 @@
           <w:b/>
           <w:lang w:val="en_US" w:bidi="en_US"/>
         </w:rPr>
+        <w:t>τοῦ Θεοῦ</w:t>
+      </w:r>
+    </w:p>
+    <w:p>
+      <w:pPr/>
+      <w:r>
+        <w:rPr>
+          <w:lang w:val="en_US" w:bidi="en_US"/>
+        </w:rPr>
+      </w:r>
+      <w:r>
+        <w:rPr>
+          <w:b/>
+          <w:lang w:val="en_US" w:bidi="en_US"/>
+        </w:rPr>
         <w:t>"God"</w:t>
       </w:r>
     </w:p>
@@ -17814,6 +20259,21 @@
           <w:b/>
           <w:lang w:val="en_US" w:bidi="en_US"/>
         </w:rPr>
+        <w:t>μὴ λογομαχεῖν</w:t>
+      </w:r>
+    </w:p>
+    <w:p>
+      <w:pPr/>
+      <w:r>
+        <w:rPr>
+          <w:lang w:val="en_US" w:bidi="en_US"/>
+        </w:rPr>
+      </w:r>
+      <w:r>
+        <w:rPr>
+          <w:b/>
+          <w:lang w:val="en_US" w:bidi="en_US"/>
+        </w:rPr>
         <w:t>"not to battle about words"</w:t>
       </w:r>
     </w:p>
@@ -17910,6 +20370,21 @@
           <w:b/>
           <w:lang w:val="en_US" w:bidi="en_US"/>
         </w:rPr>
+        <w:t>ἐπὶ καταστροφῇ τῶν ἀκουόντων</w:t>
+      </w:r>
+    </w:p>
+    <w:p>
+      <w:pPr/>
+      <w:r>
+        <w:rPr>
+          <w:lang w:val="en_US" w:bidi="en_US"/>
+        </w:rPr>
+      </w:r>
+      <w:r>
+        <w:rPr>
+          <w:b/>
+          <w:lang w:val="en_US" w:bidi="en_US"/>
+        </w:rPr>
         <w:t>"to the destruction of the ones hearing"</w:t>
       </w:r>
     </w:p>
@@ -18006,6 +20481,21 @@
           <w:b/>
           <w:lang w:val="en_US" w:bidi="en_US"/>
         </w:rPr>
+        <w:t>ἐπὶ καταστροφῇ τῶν ἀκουόντων</w:t>
+      </w:r>
+    </w:p>
+    <w:p>
+      <w:pPr/>
+      <w:r>
+        <w:rPr>
+          <w:lang w:val="en_US" w:bidi="en_US"/>
+        </w:rPr>
+      </w:r>
+      <w:r>
+        <w:rPr>
+          <w:b/>
+          <w:lang w:val="en_US" w:bidi="en_US"/>
+        </w:rPr>
         <w:t>"to the destruction of the ones hearing"</w:t>
       </w:r>
     </w:p>
@@ -18102,6 +20592,21 @@
           <w:b/>
           <w:lang w:val="en_US" w:bidi="en_US"/>
         </w:rPr>
+        <w:t>σπούδασον σεαυτὸν, δόκιμον παραστῆσαι τῷ Θεῷ</w:t>
+      </w:r>
+    </w:p>
+    <w:p>
+      <w:pPr/>
+      <w:r>
+        <w:rPr>
+          <w:lang w:val="en_US" w:bidi="en_US"/>
+        </w:rPr>
+      </w:r>
+      <w:r>
+        <w:rPr>
+          <w:b/>
+          <w:lang w:val="en_US" w:bidi="en_US"/>
+        </w:rPr>
         <w:t>"Strive to present yourself approved to God"</w:t>
       </w:r>
     </w:p>
@@ -18224,6 +20729,21 @@
           <w:b/>
           <w:lang w:val="en_US" w:bidi="en_US"/>
         </w:rPr>
+        <w:t>ἐργάτην</w:t>
+      </w:r>
+    </w:p>
+    <w:p>
+      <w:pPr/>
+      <w:r>
+        <w:rPr>
+          <w:lang w:val="en_US" w:bidi="en_US"/>
+        </w:rPr>
+      </w:r>
+      <w:r>
+        <w:rPr>
+          <w:b/>
+          <w:lang w:val="en_US" w:bidi="en_US"/>
+        </w:rPr>
         <w:t>"a worker"</w:t>
       </w:r>
     </w:p>
@@ -18320,6 +20840,21 @@
           <w:b/>
           <w:lang w:val="en_US" w:bidi="en_US"/>
         </w:rPr>
+        <w:t>ἀνεπαίσχυντον</w:t>
+      </w:r>
+    </w:p>
+    <w:p>
+      <w:pPr/>
+      <w:r>
+        <w:rPr>
+          <w:lang w:val="en_US" w:bidi="en_US"/>
+        </w:rPr>
+      </w:r>
+      <w:r>
+        <w:rPr>
+          <w:b/>
+          <w:lang w:val="en_US" w:bidi="en_US"/>
+        </w:rPr>
         <w:t>"not ashamed"</w:t>
       </w:r>
     </w:p>
@@ -18403,6 +20938,21 @@
           <w:b/>
           <w:lang w:val="en_US" w:bidi="en_US"/>
         </w:rPr>
+        <w:t>ὀρθοτομοῦντα τὸν λόγον τῆς ἀληθείας</w:t>
+      </w:r>
+    </w:p>
+    <w:p>
+      <w:pPr/>
+      <w:r>
+        <w:rPr>
+          <w:lang w:val="en_US" w:bidi="en_US"/>
+        </w:rPr>
+      </w:r>
+      <w:r>
+        <w:rPr>
+          <w:b/>
+          <w:lang w:val="en_US" w:bidi="en_US"/>
+        </w:rPr>
         <w:t>"cutting the word of truth straight"</w:t>
       </w:r>
     </w:p>
@@ -18525,6 +21075,21 @@
           <w:b/>
           <w:lang w:val="en_US" w:bidi="en_US"/>
         </w:rPr>
+        <w:t>τὸν λόγον τῆς ἀληθείας</w:t>
+      </w:r>
+    </w:p>
+    <w:p>
+      <w:pPr/>
+      <w:r>
+        <w:rPr>
+          <w:lang w:val="en_US" w:bidi="en_US"/>
+        </w:rPr>
+      </w:r>
+      <w:r>
+        <w:rPr>
+          <w:b/>
+          <w:lang w:val="en_US" w:bidi="en_US"/>
+        </w:rPr>
         <w:t>"the word of truth"</w:t>
       </w:r>
     </w:p>
@@ -18621,6 +21186,21 @@
           <w:b/>
           <w:lang w:val="en_US" w:bidi="en_US"/>
         </w:rPr>
+        <w:t>τὸν λόγον τῆς ἀληθείας</w:t>
+      </w:r>
+    </w:p>
+    <w:p>
+      <w:pPr/>
+      <w:r>
+        <w:rPr>
+          <w:lang w:val="en_US" w:bidi="en_US"/>
+        </w:rPr>
+      </w:r>
+      <w:r>
+        <w:rPr>
+          <w:b/>
+          <w:lang w:val="en_US" w:bidi="en_US"/>
+        </w:rPr>
         <w:t>"the word of truth"</w:t>
       </w:r>
     </w:p>
@@ -18717,6 +21297,21 @@
           <w:b/>
           <w:lang w:val="en_US" w:bidi="en_US"/>
         </w:rPr>
+        <w:t>τὸν λόγον</w:t>
+      </w:r>
+    </w:p>
+    <w:p>
+      <w:pPr/>
+      <w:r>
+        <w:rPr>
+          <w:lang w:val="en_US" w:bidi="en_US"/>
+        </w:rPr>
+      </w:r>
+      <w:r>
+        <w:rPr>
+          <w:b/>
+          <w:lang w:val="en_US" w:bidi="en_US"/>
+        </w:rPr>
         <w:t>"the word"</w:t>
       </w:r>
     </w:p>
@@ -18799,6 +21394,21 @@
         <w:rPr>
           <w:lang w:val="en_US" w:bidi="en_US"/>
         </w:rPr>
+      </w:r>
+    </w:p>
+    <w:p>
+      <w:pPr/>
+      <w:r>
+        <w:rPr>
+          <w:lang w:val="en_US" w:bidi="en_US"/>
+        </w:rPr>
+      </w:r>
+      <w:r>
+        <w:rPr>
+          <w:b/>
+          <w:lang w:val="en_US" w:bidi="en_US"/>
+        </w:rPr>
+        <w:t>δὲ</w:t>
       </w:r>
     </w:p>
     <w:p>
@@ -18953,6 +21563,21 @@
           <w:b/>
           <w:lang w:val="en_US" w:bidi="en_US"/>
         </w:rPr>
+        <w:t>τὰς &amp; βεβήλους κενοφωνίας</w:t>
+      </w:r>
+    </w:p>
+    <w:p>
+      <w:pPr/>
+      <w:r>
+        <w:rPr>
+          <w:lang w:val="en_US" w:bidi="en_US"/>
+        </w:rPr>
+      </w:r>
+      <w:r>
+        <w:rPr>
+          <w:b/>
+          <w:lang w:val="en_US" w:bidi="en_US"/>
+        </w:rPr>
         <w:t>"profane, empty sayings"</w:t>
       </w:r>
     </w:p>
@@ -19048,6 +21673,21 @@
         <w:rPr>
           <w:lang w:val="en_US" w:bidi="en_US"/>
         </w:rPr>
+      </w:r>
+    </w:p>
+    <w:p>
+      <w:pPr/>
+      <w:r>
+        <w:rPr>
+          <w:lang w:val="en_US" w:bidi="en_US"/>
+        </w:rPr>
+      </w:r>
+      <w:r>
+        <w:rPr>
+          <w:b/>
+          <w:lang w:val="en_US" w:bidi="en_US"/>
+        </w:rPr>
+        <w:t>προκόψουσιν</w:t>
       </w:r>
     </w:p>
     <w:p>
@@ -19215,6 +21855,21 @@
           <w:b/>
           <w:lang w:val="en_US" w:bidi="en_US"/>
         </w:rPr>
+        <w:t>ἐπὶ πλεῖον &amp; προκόψουσιν ἀσεβείας</w:t>
+      </w:r>
+    </w:p>
+    <w:p>
+      <w:pPr/>
+      <w:r>
+        <w:rPr>
+          <w:lang w:val="en_US" w:bidi="en_US"/>
+        </w:rPr>
+      </w:r>
+      <w:r>
+        <w:rPr>
+          <w:b/>
+          <w:lang w:val="en_US" w:bidi="en_US"/>
+        </w:rPr>
         <w:t>"they will advance further in ungodliness"</w:t>
       </w:r>
     </w:p>
@@ -19350,6 +22005,21 @@
           <w:b/>
           <w:lang w:val="en_US" w:bidi="en_US"/>
         </w:rPr>
+        <w:t>ἀσεβείας</w:t>
+      </w:r>
+    </w:p>
+    <w:p>
+      <w:pPr/>
+      <w:r>
+        <w:rPr>
+          <w:lang w:val="en_US" w:bidi="en_US"/>
+        </w:rPr>
+      </w:r>
+      <w:r>
+        <w:rPr>
+          <w:b/>
+          <w:lang w:val="en_US" w:bidi="en_US"/>
+        </w:rPr>
         <w:t>"in ungodliness"</w:t>
       </w:r>
     </w:p>
@@ -19432,6 +22102,21 @@
         <w:rPr>
           <w:lang w:val="en_US" w:bidi="en_US"/>
         </w:rPr>
+      </w:r>
+    </w:p>
+    <w:p>
+      <w:pPr/>
+      <w:r>
+        <w:rPr>
+          <w:lang w:val="en_US" w:bidi="en_US"/>
+        </w:rPr>
+      </w:r>
+      <w:r>
+        <w:rPr>
+          <w:b/>
+          <w:lang w:val="en_US" w:bidi="en_US"/>
+        </w:rPr>
+        <w:t>ὁ λόγος αὐτῶν</w:t>
       </w:r>
     </w:p>
     <w:p>
@@ -19560,6 +22245,21 @@
           <w:b/>
           <w:lang w:val="en_US" w:bidi="en_US"/>
         </w:rPr>
+        <w:t>ὡς γάγγραινα νομὴν ἕξει</w:t>
+      </w:r>
+    </w:p>
+    <w:p>
+      <w:pPr/>
+      <w:r>
+        <w:rPr>
+          <w:lang w:val="en_US" w:bidi="en_US"/>
+        </w:rPr>
+      </w:r>
+      <w:r>
+        <w:rPr>
+          <w:b/>
+          <w:lang w:val="en_US" w:bidi="en_US"/>
+        </w:rPr>
         <w:t>"will have a spreading like gangrene"</w:t>
       </w:r>
     </w:p>
@@ -19669,6 +22369,21 @@
           <w:b/>
           <w:lang w:val="en_US" w:bidi="en_US"/>
         </w:rPr>
+        <w:t>γάγγραινα</w:t>
+      </w:r>
+    </w:p>
+    <w:p>
+      <w:pPr/>
+      <w:r>
+        <w:rPr>
+          <w:lang w:val="en_US" w:bidi="en_US"/>
+        </w:rPr>
+      </w:r>
+      <w:r>
+        <w:rPr>
+          <w:b/>
+          <w:lang w:val="en_US" w:bidi="en_US"/>
+        </w:rPr>
         <w:t>"gangrene"</w:t>
       </w:r>
     </w:p>
@@ -19778,6 +22493,21 @@
           <w:b/>
           <w:lang w:val="en_US" w:bidi="en_US"/>
         </w:rPr>
+        <w:t>Ὑμέναιος, καὶ Φίλητος</w:t>
+      </w:r>
+    </w:p>
+    <w:p>
+      <w:pPr/>
+      <w:r>
+        <w:rPr>
+          <w:lang w:val="en_US" w:bidi="en_US"/>
+        </w:rPr>
+      </w:r>
+      <w:r>
+        <w:rPr>
+          <w:b/>
+          <w:lang w:val="en_US" w:bidi="en_US"/>
+        </w:rPr>
         <w:t>"Hymenaeus and Philetus"</w:t>
       </w:r>
     </w:p>
@@ -19887,6 +22617,21 @@
           <w:b/>
           <w:lang w:val="en_US" w:bidi="en_US"/>
         </w:rPr>
+        <w:t>περὶ τὴν ἀλήθειαν ἠστόχησαν</w:t>
+      </w:r>
+    </w:p>
+    <w:p>
+      <w:pPr/>
+      <w:r>
+        <w:rPr>
+          <w:lang w:val="en_US" w:bidi="en_US"/>
+        </w:rPr>
+      </w:r>
+      <w:r>
+        <w:rPr>
+          <w:b/>
+          <w:lang w:val="en_US" w:bidi="en_US"/>
+        </w:rPr>
         <w:t>"have missed the mark concerning the truth"</w:t>
       </w:r>
     </w:p>
@@ -20009,6 +22754,21 @@
           <w:b/>
           <w:lang w:val="en_US" w:bidi="en_US"/>
         </w:rPr>
+        <w:t>περὶ τὴν ἀλήθειαν</w:t>
+      </w:r>
+    </w:p>
+    <w:p>
+      <w:pPr/>
+      <w:r>
+        <w:rPr>
+          <w:lang w:val="en_US" w:bidi="en_US"/>
+        </w:rPr>
+      </w:r>
+      <w:r>
+        <w:rPr>
+          <w:b/>
+          <w:lang w:val="en_US" w:bidi="en_US"/>
+        </w:rPr>
         <w:t>"concerning the truth"</w:t>
       </w:r>
     </w:p>
@@ -20105,6 +22865,21 @@
           <w:b/>
           <w:lang w:val="en_US" w:bidi="en_US"/>
         </w:rPr>
+        <w:t>ἀνάστασιν ἤδη γεγονέναι</w:t>
+      </w:r>
+    </w:p>
+    <w:p>
+      <w:pPr/>
+      <w:r>
+        <w:rPr>
+          <w:lang w:val="en_US" w:bidi="en_US"/>
+        </w:rPr>
+      </w:r>
+      <w:r>
+        <w:rPr>
+          <w:b/>
+          <w:lang w:val="en_US" w:bidi="en_US"/>
+        </w:rPr>
         <w:t>"the resurrection has already happened"</w:t>
       </w:r>
     </w:p>
@@ -20201,6 +22976,21 @@
           <w:b/>
           <w:lang w:val="en_US" w:bidi="en_US"/>
         </w:rPr>
+        <w:t>ἀνατρέπουσιν τήν τινων πίστιν</w:t>
+      </w:r>
+    </w:p>
+    <w:p>
+      <w:pPr/>
+      <w:r>
+        <w:rPr>
+          <w:lang w:val="en_US" w:bidi="en_US"/>
+        </w:rPr>
+      </w:r>
+      <w:r>
+        <w:rPr>
+          <w:b/>
+          <w:lang w:val="en_US" w:bidi="en_US"/>
+        </w:rPr>
         <w:t>"who} overturn the faith of some"</w:t>
       </w:r>
     </w:p>
@@ -20310,6 +23100,21 @@
           <w:b/>
           <w:lang w:val="en_US" w:bidi="en_US"/>
         </w:rPr>
+        <w:t>τήν τινων πίστιν</w:t>
+      </w:r>
+    </w:p>
+    <w:p>
+      <w:pPr/>
+      <w:r>
+        <w:rPr>
+          <w:lang w:val="en_US" w:bidi="en_US"/>
+        </w:rPr>
+      </w:r>
+      <w:r>
+        <w:rPr>
+          <w:b/>
+          <w:lang w:val="en_US" w:bidi="en_US"/>
+        </w:rPr>
         <w:t>"the faith of some"</w:t>
       </w:r>
     </w:p>
@@ -20406,6 +23211,21 @@
           <w:b/>
           <w:lang w:val="en_US" w:bidi="en_US"/>
         </w:rPr>
+        <w:t>ὁ &amp; στερεὸς θεμέλιος τοῦ Θεοῦ ἕστηκεν</w:t>
+      </w:r>
+    </w:p>
+    <w:p>
+      <w:pPr/>
+      <w:r>
+        <w:rPr>
+          <w:lang w:val="en_US" w:bidi="en_US"/>
+        </w:rPr>
+      </w:r>
+      <w:r>
+        <w:rPr>
+          <w:b/>
+          <w:lang w:val="en_US" w:bidi="en_US"/>
+        </w:rPr>
         <w:t>"the firm foundation of God stands"</w:t>
       </w:r>
     </w:p>
@@ -20554,6 +23374,21 @@
           <w:b/>
           <w:lang w:val="en_US" w:bidi="en_US"/>
         </w:rPr>
+        <w:t>ἔχων τὴν σφραγῖδα ταύτην</w:t>
+      </w:r>
+    </w:p>
+    <w:p>
+      <w:pPr/>
+      <w:r>
+        <w:rPr>
+          <w:lang w:val="en_US" w:bidi="en_US"/>
+        </w:rPr>
+      </w:r>
+      <w:r>
+        <w:rPr>
+          <w:b/>
+          <w:lang w:val="en_US" w:bidi="en_US"/>
+        </w:rPr>
         <w:t>"having this seal"</w:t>
       </w:r>
     </w:p>
@@ -20675,6 +23510,21 @@
         <w:rPr>
           <w:lang w:val="en_US" w:bidi="en_US"/>
         </w:rPr>
+      </w:r>
+    </w:p>
+    <w:p>
+      <w:pPr/>
+      <w:r>
+        <w:rPr>
+          <w:lang w:val="en_US" w:bidi="en_US"/>
+        </w:rPr>
+      </w:r>
+      <w:r>
+        <w:rPr>
+          <w:b/>
+          <w:lang w:val="en_US" w:bidi="en_US"/>
+        </w:rPr>
+        <w:t>ἔγνω Κύριος τοὺς ὄντας αὐτοῦ, καί, ἀποστήτω ἀπὸ ἀδικίας πᾶς ὁ ὀνομάζων τὸ ὄνομα Κυρίου</w:t>
       </w:r>
     </w:p>
     <w:p>
@@ -20790,6 +23640,21 @@
           <w:b/>
           <w:lang w:val="en_US" w:bidi="en_US"/>
         </w:rPr>
+        <w:t>Κύριος &amp; Κυρίου</w:t>
+      </w:r>
+    </w:p>
+    <w:p>
+      <w:pPr/>
+      <w:r>
+        <w:rPr>
+          <w:lang w:val="en_US" w:bidi="en_US"/>
+        </w:rPr>
+      </w:r>
+      <w:r>
+        <w:rPr>
+          <w:b/>
+          <w:lang w:val="en_US" w:bidi="en_US"/>
+        </w:rPr>
         <w:t>"The Lord"</w:t>
       </w:r>
       <w:r>
@@ -20899,6 +23764,21 @@
           <w:b/>
           <w:lang w:val="en_US" w:bidi="en_US"/>
         </w:rPr>
+        <w:t>ἔγνω</w:t>
+      </w:r>
+    </w:p>
+    <w:p>
+      <w:pPr/>
+      <w:r>
+        <w:rPr>
+          <w:lang w:val="en_US" w:bidi="en_US"/>
+        </w:rPr>
+      </w:r>
+      <w:r>
+        <w:rPr>
+          <w:b/>
+          <w:lang w:val="en_US" w:bidi="en_US"/>
+        </w:rPr>
         <w:t>"knew"</w:t>
       </w:r>
     </w:p>
@@ -20982,6 +23862,21 @@
           <w:b/>
           <w:lang w:val="en_US" w:bidi="en_US"/>
         </w:rPr>
+        <w:t>ἀποστήτω ἀπὸ &amp; πᾶς ὁ ὀνομάζων τὸ ὄνομα Κυρίου</w:t>
+      </w:r>
+    </w:p>
+    <w:p>
+      <w:pPr/>
+      <w:r>
+        <w:rPr>
+          <w:lang w:val="en_US" w:bidi="en_US"/>
+        </w:rPr>
+      </w:r>
+      <w:r>
+        <w:rPr>
+          <w:b/>
+          <w:lang w:val="en_US" w:bidi="en_US"/>
+        </w:rPr>
         <w:t>"Let everyone naming the name of the Lord depart from"</w:t>
       </w:r>
     </w:p>
@@ -21091,6 +23986,21 @@
           <w:b/>
           <w:lang w:val="en_US" w:bidi="en_US"/>
         </w:rPr>
+        <w:t>ἀποστήτω &amp; πᾶς ὁ ὀνομάζων τὸ ὄνομα Κυρίου</w:t>
+      </w:r>
+    </w:p>
+    <w:p>
+      <w:pPr/>
+      <w:r>
+        <w:rPr>
+          <w:lang w:val="en_US" w:bidi="en_US"/>
+        </w:rPr>
+      </w:r>
+      <w:r>
+        <w:rPr>
+          <w:b/>
+          <w:lang w:val="en_US" w:bidi="en_US"/>
+        </w:rPr>
         <w:t>"Let everyone naming the name of the Lord depart"</w:t>
       </w:r>
     </w:p>
@@ -21174,6 +24084,21 @@
           <w:b/>
           <w:lang w:val="en_US" w:bidi="en_US"/>
         </w:rPr>
+        <w:t>ὁ ὀνομάζων τὸ ὄνομα Κυρίου</w:t>
+      </w:r>
+    </w:p>
+    <w:p>
+      <w:pPr/>
+      <w:r>
+        <w:rPr>
+          <w:lang w:val="en_US" w:bidi="en_US"/>
+        </w:rPr>
+      </w:r>
+      <w:r>
+        <w:rPr>
+          <w:b/>
+          <w:lang w:val="en_US" w:bidi="en_US"/>
+        </w:rPr>
         <w:t>"naming the name of the Lord"</w:t>
       </w:r>
     </w:p>
@@ -21283,6 +24208,21 @@
           <w:b/>
           <w:lang w:val="en_US" w:bidi="en_US"/>
         </w:rPr>
+        <w:t>ἀπὸ ἀδικίας</w:t>
+      </w:r>
+    </w:p>
+    <w:p>
+      <w:pPr/>
+      <w:r>
+        <w:rPr>
+          <w:lang w:val="en_US" w:bidi="en_US"/>
+        </w:rPr>
+      </w:r>
+      <w:r>
+        <w:rPr>
+          <w:b/>
+          <w:lang w:val="en_US" w:bidi="en_US"/>
+        </w:rPr>
         <w:t>"from unrighteousness"</w:t>
       </w:r>
     </w:p>
@@ -21379,6 +24319,21 @@
           <w:b/>
           <w:lang w:val="en_US" w:bidi="en_US"/>
         </w:rPr>
+        <w:t>δὲ</w:t>
+      </w:r>
+    </w:p>
+    <w:p>
+      <w:pPr/>
+      <w:r>
+        <w:rPr>
+          <w:lang w:val="en_US" w:bidi="en_US"/>
+        </w:rPr>
+      </w:r>
+      <w:r>
+        <w:rPr>
+          <w:b/>
+          <w:lang w:val="en_US" w:bidi="en_US"/>
+        </w:rPr>
         <w:t>"Now"</w:t>
       </w:r>
     </w:p>
@@ -21488,6 +24443,21 @@
           <w:b/>
           <w:lang w:val="en_US" w:bidi="en_US"/>
         </w:rPr>
+        <w:t>ἐν μεγάλῃ &amp; οἰκίᾳ, οὐκ ἔστιν μόνον σκεύη χρυσᾶ καὶ ἀργυρᾶ, ἀλλὰ καὶ ξύλινα καὶ ὀστράκινα; καὶ ἃ μὲν εἰς τιμὴν, ἃ δὲ εἰς ἀτιμίαν</w:t>
+      </w:r>
+    </w:p>
+    <w:p>
+      <w:pPr/>
+      <w:r>
+        <w:rPr>
+          <w:lang w:val="en_US" w:bidi="en_US"/>
+        </w:rPr>
+      </w:r>
+      <w:r>
+        <w:rPr>
+          <w:b/>
+          <w:lang w:val="en_US" w:bidi="en_US"/>
+        </w:rPr>
         <w:t>"in a great house, there are not only gold and silver containers, but also wood and clay, and some for honor and some for dishonor"</w:t>
       </w:r>
     </w:p>
@@ -21597,6 +24567,21 @@
           <w:b/>
           <w:lang w:val="en_US" w:bidi="en_US"/>
         </w:rPr>
+        <w:t>σκεύη</w:t>
+      </w:r>
+    </w:p>
+    <w:p>
+      <w:pPr/>
+      <w:r>
+        <w:rPr>
+          <w:lang w:val="en_US" w:bidi="en_US"/>
+        </w:rPr>
+      </w:r>
+      <w:r>
+        <w:rPr>
+          <w:b/>
+          <w:lang w:val="en_US" w:bidi="en_US"/>
+        </w:rPr>
         <w:t>"containers"</w:t>
       </w:r>
     </w:p>
@@ -21693,6 +24678,21 @@
           <w:b/>
           <w:lang w:val="en_US" w:bidi="en_US"/>
         </w:rPr>
+        <w:t>ἀλλὰ καὶ ξύλινα καὶ ὀστράκινα</w:t>
+      </w:r>
+    </w:p>
+    <w:p>
+      <w:pPr/>
+      <w:r>
+        <w:rPr>
+          <w:lang w:val="en_US" w:bidi="en_US"/>
+        </w:rPr>
+      </w:r>
+      <w:r>
+        <w:rPr>
+          <w:b/>
+          <w:lang w:val="en_US" w:bidi="en_US"/>
+        </w:rPr>
         <w:t>"but also wood and clay"</w:t>
       </w:r>
     </w:p>
@@ -21776,6 +24776,21 @@
           <w:b/>
           <w:lang w:val="en_US" w:bidi="en_US"/>
         </w:rPr>
+        <w:t>ἃ μὲν εἰς τιμὴν, ἃ δὲ εἰς ἀτιμίαν</w:t>
+      </w:r>
+    </w:p>
+    <w:p>
+      <w:pPr/>
+      <w:r>
+        <w:rPr>
+          <w:lang w:val="en_US" w:bidi="en_US"/>
+        </w:rPr>
+      </w:r>
+      <w:r>
+        <w:rPr>
+          <w:b/>
+          <w:lang w:val="en_US" w:bidi="en_US"/>
+        </w:rPr>
         <w:t>"some for honor and some for dishonor"</w:t>
       </w:r>
     </w:p>
@@ -21859,6 +24874,21 @@
           <w:b/>
           <w:lang w:val="en_US" w:bidi="en_US"/>
         </w:rPr>
+        <w:t>ἃ μὲν εἰς τιμὴν, ἃ δὲ εἰς ἀτιμίαν</w:t>
+      </w:r>
+    </w:p>
+    <w:p>
+      <w:pPr/>
+      <w:r>
+        <w:rPr>
+          <w:lang w:val="en_US" w:bidi="en_US"/>
+        </w:rPr>
+      </w:r>
+      <w:r>
+        <w:rPr>
+          <w:b/>
+          <w:lang w:val="en_US" w:bidi="en_US"/>
+        </w:rPr>
         <w:t>"some for honor and some for dishonor"</w:t>
       </w:r>
     </w:p>
@@ -21968,6 +24998,21 @@
           <w:b/>
           <w:lang w:val="en_US" w:bidi="en_US"/>
         </w:rPr>
+        <w:t>ἐὰν &amp; τις ἐκκαθάρῃ ἑαυτὸν ἀπὸ τούτων, ἔσται σκεῦος εἰς τιμήν, ἡγιασμένον εὔχρηστον τῷ Δεσπότῃ, εἰς πᾶν ἔργον ἀγαθὸν ἡτοιμασμένον</w:t>
+      </w:r>
+    </w:p>
+    <w:p>
+      <w:pPr/>
+      <w:r>
+        <w:rPr>
+          <w:lang w:val="en_US" w:bidi="en_US"/>
+        </w:rPr>
+      </w:r>
+      <w:r>
+        <w:rPr>
+          <w:b/>
+          <w:lang w:val="en_US" w:bidi="en_US"/>
+        </w:rPr>
         <w:t>"if someone has cleansed himself from these, he will be a container for honor, having been sanctified, useful to the master, having been prepared for every good work"</w:t>
       </w:r>
     </w:p>
@@ -22063,6 +25108,21 @@
         <w:rPr>
           <w:lang w:val="en_US" w:bidi="en_US"/>
         </w:rPr>
+      </w:r>
+    </w:p>
+    <w:p>
+      <w:pPr/>
+      <w:r>
+        <w:rPr>
+          <w:lang w:val="en_US" w:bidi="en_US"/>
+        </w:rPr>
+      </w:r>
+      <w:r>
+        <w:rPr>
+          <w:b/>
+          <w:lang w:val="en_US" w:bidi="en_US"/>
+        </w:rPr>
+        <w:t>τούτων</w:t>
       </w:r>
     </w:p>
     <w:p>
@@ -22209,6 +25269,21 @@
           <w:b/>
           <w:lang w:val="en_US" w:bidi="en_US"/>
         </w:rPr>
+        <w:t>ἑαυτὸν &amp; ἔσται</w:t>
+      </w:r>
+    </w:p>
+    <w:p>
+      <w:pPr/>
+      <w:r>
+        <w:rPr>
+          <w:lang w:val="en_US" w:bidi="en_US"/>
+        </w:rPr>
+      </w:r>
+      <w:r>
+        <w:rPr>
+          <w:b/>
+          <w:lang w:val="en_US" w:bidi="en_US"/>
+        </w:rPr>
         <w:t>"himself"</w:t>
       </w:r>
       <w:r>
@@ -22331,6 +25406,21 @@
           <w:b/>
           <w:lang w:val="en_US" w:bidi="en_US"/>
         </w:rPr>
+        <w:t>εἰς τιμήν</w:t>
+      </w:r>
+    </w:p>
+    <w:p>
+      <w:pPr/>
+      <w:r>
+        <w:rPr>
+          <w:lang w:val="en_US" w:bidi="en_US"/>
+        </w:rPr>
+      </w:r>
+      <w:r>
+        <w:rPr>
+          <w:b/>
+          <w:lang w:val="en_US" w:bidi="en_US"/>
+        </w:rPr>
         <w:t>"for honor"</w:t>
       </w:r>
     </w:p>
@@ -22427,6 +25517,21 @@
           <w:b/>
           <w:lang w:val="en_US" w:bidi="en_US"/>
         </w:rPr>
+        <w:t>ἡγιασμένον</w:t>
+      </w:r>
+    </w:p>
+    <w:p>
+      <w:pPr/>
+      <w:r>
+        <w:rPr>
+          <w:lang w:val="en_US" w:bidi="en_US"/>
+        </w:rPr>
+      </w:r>
+      <w:r>
+        <w:rPr>
+          <w:b/>
+          <w:lang w:val="en_US" w:bidi="en_US"/>
+        </w:rPr>
         <w:t>"having been sanctified"</w:t>
       </w:r>
     </w:p>
@@ -22510,6 +25615,21 @@
           <w:b/>
           <w:lang w:val="en_US" w:bidi="en_US"/>
         </w:rPr>
+        <w:t>ἡτοιμασμένον</w:t>
+      </w:r>
+    </w:p>
+    <w:p>
+      <w:pPr/>
+      <w:r>
+        <w:rPr>
+          <w:lang w:val="en_US" w:bidi="en_US"/>
+        </w:rPr>
+      </w:r>
+      <w:r>
+        <w:rPr>
+          <w:b/>
+          <w:lang w:val="en_US" w:bidi="en_US"/>
+        </w:rPr>
         <w:t>"having been prepared"</w:t>
       </w:r>
     </w:p>
@@ -22593,6 +25713,21 @@
           <w:b/>
           <w:lang w:val="en_US" w:bidi="en_US"/>
         </w:rPr>
+        <w:t>δὲ</w:t>
+      </w:r>
+    </w:p>
+    <w:p>
+      <w:pPr/>
+      <w:r>
+        <w:rPr>
+          <w:lang w:val="en_US" w:bidi="en_US"/>
+        </w:rPr>
+      </w:r>
+      <w:r>
+        <w:rPr>
+          <w:b/>
+          <w:lang w:val="en_US" w:bidi="en_US"/>
+        </w:rPr>
         <w:t>"But"</w:t>
       </w:r>
     </w:p>
@@ -22702,6 +25837,21 @@
           <w:b/>
           <w:lang w:val="en_US" w:bidi="en_US"/>
         </w:rPr>
+        <w:t>φεῦγε</w:t>
+      </w:r>
+    </w:p>
+    <w:p>
+      <w:pPr/>
+      <w:r>
+        <w:rPr>
+          <w:lang w:val="en_US" w:bidi="en_US"/>
+        </w:rPr>
+      </w:r>
+      <w:r>
+        <w:rPr>
+          <w:b/>
+          <w:lang w:val="en_US" w:bidi="en_US"/>
+        </w:rPr>
         <w:t>"flee"</w:t>
       </w:r>
     </w:p>
@@ -22811,6 +25961,21 @@
           <w:b/>
           <w:lang w:val="en_US" w:bidi="en_US"/>
         </w:rPr>
+        <w:t>τὰς &amp; νεωτερικὰς ἐπιθυμίας</w:t>
+      </w:r>
+    </w:p>
+    <w:p>
+      <w:pPr/>
+      <w:r>
+        <w:rPr>
+          <w:lang w:val="en_US" w:bidi="en_US"/>
+        </w:rPr>
+      </w:r>
+      <w:r>
+        <w:rPr>
+          <w:b/>
+          <w:lang w:val="en_US" w:bidi="en_US"/>
+        </w:rPr>
         <w:t>"youthful lusts"</w:t>
       </w:r>
     </w:p>
@@ -22920,6 +26085,21 @@
           <w:b/>
           <w:lang w:val="en_US" w:bidi="en_US"/>
         </w:rPr>
+        <w:t>δίωκε &amp; δικαιοσύνην, πίστιν, ἀγάπην, εἰρήνην, μετὰ τῶν ἐπικαλουμένων τὸν Κύριον ἐκ καθαρᾶς καρδίας</w:t>
+      </w:r>
+    </w:p>
+    <w:p>
+      <w:pPr/>
+      <w:r>
+        <w:rPr>
+          <w:lang w:val="en_US" w:bidi="en_US"/>
+        </w:rPr>
+      </w:r>
+      <w:r>
+        <w:rPr>
+          <w:b/>
+          <w:lang w:val="en_US" w:bidi="en_US"/>
+        </w:rPr>
         <w:t>"pursue righteousness, faith, love, peace with the ones calling on the Lord from a pure heart"</w:t>
       </w:r>
     </w:p>
@@ -23061,6 +26241,21 @@
           <w:b/>
           <w:lang w:val="en_US" w:bidi="en_US"/>
         </w:rPr>
+        <w:t>δίωκε</w:t>
+      </w:r>
+    </w:p>
+    <w:p>
+      <w:pPr/>
+      <w:r>
+        <w:rPr>
+          <w:lang w:val="en_US" w:bidi="en_US"/>
+        </w:rPr>
+      </w:r>
+      <w:r>
+        <w:rPr>
+          <w:b/>
+          <w:lang w:val="en_US" w:bidi="en_US"/>
+        </w:rPr>
         <w:t>"pursue"</w:t>
       </w:r>
     </w:p>
@@ -23157,6 +26352,21 @@
           <w:b/>
           <w:lang w:val="en_US" w:bidi="en_US"/>
         </w:rPr>
+        <w:t>δικαιοσύνην, πίστιν, ἀγάπην, εἰρήνην</w:t>
+      </w:r>
+    </w:p>
+    <w:p>
+      <w:pPr/>
+      <w:r>
+        <w:rPr>
+          <w:lang w:val="en_US" w:bidi="en_US"/>
+        </w:rPr>
+      </w:r>
+      <w:r>
+        <w:rPr>
+          <w:b/>
+          <w:lang w:val="en_US" w:bidi="en_US"/>
+        </w:rPr>
         <w:t>"righteousness, faith, love, peace"</w:t>
       </w:r>
     </w:p>
@@ -23240,6 +26450,21 @@
           <w:b/>
           <w:lang w:val="en_US" w:bidi="en_US"/>
         </w:rPr>
+        <w:t>πίστιν</w:t>
+      </w:r>
+    </w:p>
+    <w:p>
+      <w:pPr/>
+      <w:r>
+        <w:rPr>
+          <w:lang w:val="en_US" w:bidi="en_US"/>
+        </w:rPr>
+      </w:r>
+      <w:r>
+        <w:rPr>
+          <w:b/>
+          <w:lang w:val="en_US" w:bidi="en_US"/>
+        </w:rPr>
         <w:t>"faith"</w:t>
       </w:r>
     </w:p>
@@ -23336,6 +26561,21 @@
           <w:b/>
           <w:lang w:val="en_US" w:bidi="en_US"/>
         </w:rPr>
+        <w:t>τῶν ἐπικαλουμένων τὸν Κύριον</w:t>
+      </w:r>
+    </w:p>
+    <w:p>
+      <w:pPr/>
+      <w:r>
+        <w:rPr>
+          <w:lang w:val="en_US" w:bidi="en_US"/>
+        </w:rPr>
+      </w:r>
+      <w:r>
+        <w:rPr>
+          <w:b/>
+          <w:lang w:val="en_US" w:bidi="en_US"/>
+        </w:rPr>
         <w:t>"the ones calling on the Lord"</w:t>
       </w:r>
     </w:p>
@@ -23445,6 +26685,21 @@
           <w:b/>
           <w:lang w:val="en_US" w:bidi="en_US"/>
         </w:rPr>
+        <w:t>τὸν Κύριον ἐκ καθαρᾶς καρδίας</w:t>
+      </w:r>
+    </w:p>
+    <w:p>
+      <w:pPr/>
+      <w:r>
+        <w:rPr>
+          <w:lang w:val="en_US" w:bidi="en_US"/>
+        </w:rPr>
+      </w:r>
+      <w:r>
+        <w:rPr>
+          <w:b/>
+          <w:lang w:val="en_US" w:bidi="en_US"/>
+        </w:rPr>
         <w:t>"the Lord from a pure heart"</w:t>
       </w:r>
     </w:p>
@@ -23554,6 +26809,21 @@
           <w:b/>
           <w:lang w:val="en_US" w:bidi="en_US"/>
         </w:rPr>
+        <w:t>ἐκ καθαρᾶς καρδίας</w:t>
+      </w:r>
+    </w:p>
+    <w:p>
+      <w:pPr/>
+      <w:r>
+        <w:rPr>
+          <w:lang w:val="en_US" w:bidi="en_US"/>
+        </w:rPr>
+      </w:r>
+      <w:r>
+        <w:rPr>
+          <w:b/>
+          <w:lang w:val="en_US" w:bidi="en_US"/>
+        </w:rPr>
         <w:t>"from a pure heart"</w:t>
       </w:r>
     </w:p>
@@ -23663,6 +26933,21 @@
           <w:b/>
           <w:lang w:val="en_US" w:bidi="en_US"/>
         </w:rPr>
+        <w:t>δὲ</w:t>
+      </w:r>
+    </w:p>
+    <w:p>
+      <w:pPr/>
+      <w:r>
+        <w:rPr>
+          <w:lang w:val="en_US" w:bidi="en_US"/>
+        </w:rPr>
+      </w:r>
+      <w:r>
+        <w:rPr>
+          <w:b/>
+          <w:lang w:val="en_US" w:bidi="en_US"/>
+        </w:rPr>
         <w:t>"But"</w:t>
       </w:r>
     </w:p>
@@ -23785,6 +27070,21 @@
           <w:b/>
           <w:lang w:val="en_US" w:bidi="en_US"/>
         </w:rPr>
+        <w:t>τὰς &amp; μωρὰς καὶ ἀπαιδεύτους ζητήσεις</w:t>
+      </w:r>
+    </w:p>
+    <w:p>
+      <w:pPr/>
+      <w:r>
+        <w:rPr>
+          <w:lang w:val="en_US" w:bidi="en_US"/>
+        </w:rPr>
+      </w:r>
+      <w:r>
+        <w:rPr>
+          <w:b/>
+          <w:lang w:val="en_US" w:bidi="en_US"/>
+        </w:rPr>
         <w:t>"foolish and uneducated controversies"</w:t>
       </w:r>
     </w:p>
@@ -23868,6 +27168,21 @@
           <w:b/>
           <w:lang w:val="en_US" w:bidi="en_US"/>
         </w:rPr>
+        <w:t>μωρὰς καὶ ἀπαιδεύτους</w:t>
+      </w:r>
+    </w:p>
+    <w:p>
+      <w:pPr/>
+      <w:r>
+        <w:rPr>
+          <w:lang w:val="en_US" w:bidi="en_US"/>
+        </w:rPr>
+      </w:r>
+      <w:r>
+        <w:rPr>
+          <w:b/>
+          <w:lang w:val="en_US" w:bidi="en_US"/>
+        </w:rPr>
         <w:t>"foolish and uneducated"</w:t>
       </w:r>
     </w:p>
@@ -23977,6 +27292,21 @@
           <w:b/>
           <w:lang w:val="en_US" w:bidi="en_US"/>
         </w:rPr>
+        <w:t>γεννῶσι</w:t>
+      </w:r>
+    </w:p>
+    <w:p>
+      <w:pPr/>
+      <w:r>
+        <w:rPr>
+          <w:lang w:val="en_US" w:bidi="en_US"/>
+        </w:rPr>
+      </w:r>
+      <w:r>
+        <w:rPr>
+          <w:b/>
+          <w:lang w:val="en_US" w:bidi="en_US"/>
+        </w:rPr>
         <w:t>"they give birth to"</w:t>
       </w:r>
     </w:p>
@@ -24112,6 +27442,21 @@
           <w:b/>
           <w:lang w:val="en_US" w:bidi="en_US"/>
         </w:rPr>
+        <w:t>μάχας</w:t>
+      </w:r>
+    </w:p>
+    <w:p>
+      <w:pPr/>
+      <w:r>
+        <w:rPr>
+          <w:lang w:val="en_US" w:bidi="en_US"/>
+        </w:rPr>
+      </w:r>
+      <w:r>
+        <w:rPr>
+          <w:b/>
+          <w:lang w:val="en_US" w:bidi="en_US"/>
+        </w:rPr>
         <w:t>"battles"</w:t>
       </w:r>
     </w:p>
@@ -24208,6 +27553,21 @@
           <w:b/>
           <w:lang w:val="en_US" w:bidi="en_US"/>
         </w:rPr>
+        <w:t>δὲ</w:t>
+      </w:r>
+    </w:p>
+    <w:p>
+      <w:pPr/>
+      <w:r>
+        <w:rPr>
+          <w:lang w:val="en_US" w:bidi="en_US"/>
+        </w:rPr>
+      </w:r>
+      <w:r>
+        <w:rPr>
+          <w:b/>
+          <w:lang w:val="en_US" w:bidi="en_US"/>
+        </w:rPr>
         <w:t>"But"</w:t>
       </w:r>
     </w:p>
@@ -24330,6 +27690,21 @@
           <w:b/>
           <w:lang w:val="en_US" w:bidi="en_US"/>
         </w:rPr>
+        <w:t>δοῦλον &amp; Κυρίου</w:t>
+      </w:r>
+    </w:p>
+    <w:p>
+      <w:pPr/>
+      <w:r>
+        <w:rPr>
+          <w:lang w:val="en_US" w:bidi="en_US"/>
+        </w:rPr>
+      </w:r>
+      <w:r>
+        <w:rPr>
+          <w:b/>
+          <w:lang w:val="en_US" w:bidi="en_US"/>
+        </w:rPr>
         <w:t>"for a slave of the Lord"</w:t>
       </w:r>
     </w:p>
@@ -24439,6 +27814,21 @@
           <w:b/>
           <w:lang w:val="en_US" w:bidi="en_US"/>
         </w:rPr>
+        <w:t>δοῦλον &amp; Κυρίου</w:t>
+      </w:r>
+    </w:p>
+    <w:p>
+      <w:pPr/>
+      <w:r>
+        <w:rPr>
+          <w:lang w:val="en_US" w:bidi="en_US"/>
+        </w:rPr>
+      </w:r>
+      <w:r>
+        <w:rPr>
+          <w:b/>
+          <w:lang w:val="en_US" w:bidi="en_US"/>
+        </w:rPr>
         <w:t>"for a slave of the Lord"</w:t>
       </w:r>
     </w:p>
@@ -24534,6 +27924,21 @@
         <w:rPr>
           <w:lang w:val="en_US" w:bidi="en_US"/>
         </w:rPr>
+      </w:r>
+    </w:p>
+    <w:p>
+      <w:pPr/>
+      <w:r>
+        <w:rPr>
+          <w:lang w:val="en_US" w:bidi="en_US"/>
+        </w:rPr>
+      </w:r>
+      <w:r>
+        <w:rPr>
+          <w:b/>
+          <w:lang w:val="en_US" w:bidi="en_US"/>
+        </w:rPr>
+        <w:t>οὐ &amp; μάχεσθαι</w:t>
       </w:r>
     </w:p>
     <w:p>
@@ -24649,6 +28054,21 @@
           <w:b/>
           <w:lang w:val="en_US" w:bidi="en_US"/>
         </w:rPr>
+        <w:t>πάντας</w:t>
+      </w:r>
+    </w:p>
+    <w:p>
+      <w:pPr/>
+      <w:r>
+        <w:rPr>
+          <w:lang w:val="en_US" w:bidi="en_US"/>
+        </w:rPr>
+      </w:r>
+      <w:r>
+        <w:rPr>
+          <w:b/>
+          <w:lang w:val="en_US" w:bidi="en_US"/>
+        </w:rPr>
         <w:t>"all"</w:t>
       </w:r>
     </w:p>
@@ -24745,6 +28165,21 @@
           <w:b/>
           <w:lang w:val="en_US" w:bidi="en_US"/>
         </w:rPr>
+        <w:t>ἐν πραΰτητι</w:t>
+      </w:r>
+    </w:p>
+    <w:p>
+      <w:pPr/>
+      <w:r>
+        <w:rPr>
+          <w:lang w:val="en_US" w:bidi="en_US"/>
+        </w:rPr>
+      </w:r>
+      <w:r>
+        <w:rPr>
+          <w:b/>
+          <w:lang w:val="en_US" w:bidi="en_US"/>
+        </w:rPr>
         <w:t>"in meekness"</w:t>
       </w:r>
     </w:p>
@@ -24827,6 +28262,21 @@
         <w:rPr>
           <w:lang w:val="en_US" w:bidi="en_US"/>
         </w:rPr>
+      </w:r>
+    </w:p>
+    <w:p>
+      <w:pPr/>
+      <w:r>
+        <w:rPr>
+          <w:lang w:val="en_US" w:bidi="en_US"/>
+        </w:rPr>
+      </w:r>
+      <w:r>
+        <w:rPr>
+          <w:b/>
+          <w:lang w:val="en_US" w:bidi="en_US"/>
+        </w:rPr>
+        <w:t>τοὺς ἀντιδιατιθεμένους</w:t>
       </w:r>
     </w:p>
     <w:p>
@@ -24955,6 +28405,21 @@
           <w:b/>
           <w:lang w:val="en_US" w:bidi="en_US"/>
         </w:rPr>
+        <w:t>μήποτε δώῃ αὐτοῖς ὁ Θεὸς μετάνοιαν</w:t>
+      </w:r>
+    </w:p>
+    <w:p>
+      <w:pPr/>
+      <w:r>
+        <w:rPr>
+          <w:lang w:val="en_US" w:bidi="en_US"/>
+        </w:rPr>
+      </w:r>
+      <w:r>
+        <w:rPr>
+          <w:b/>
+          <w:lang w:val="en_US" w:bidi="en_US"/>
+        </w:rPr>
         <w:t>"God may perhaps give them repentance"</w:t>
       </w:r>
     </w:p>
@@ -25064,6 +28529,21 @@
           <w:b/>
           <w:lang w:val="en_US" w:bidi="en_US"/>
         </w:rPr>
+        <w:t>μήποτε δώῃ αὐτοῖς &amp; μετάνοιαν εἰς ἐπίγνωσιν ἀληθείας</w:t>
+      </w:r>
+    </w:p>
+    <w:p>
+      <w:pPr/>
+      <w:r>
+        <w:rPr>
+          <w:lang w:val="en_US" w:bidi="en_US"/>
+        </w:rPr>
+      </w:r>
+      <w:r>
+        <w:rPr>
+          <w:b/>
+          <w:lang w:val="en_US" w:bidi="en_US"/>
+        </w:rPr>
         <w:t>"may perhaps give them repentance for knowledge of the truth"</w:t>
       </w:r>
     </w:p>
@@ -25186,6 +28666,21 @@
           <w:b/>
           <w:lang w:val="en_US" w:bidi="en_US"/>
         </w:rPr>
+        <w:t>ἀνανήψωσιν ἐκ τῆς τοῦ διαβόλου παγίδος, ἐζωγρημένοι ὑπ’ αὐτοῦ, εἰς τὸ ἐκείνου θέλημα</w:t>
+      </w:r>
+    </w:p>
+    <w:p>
+      <w:pPr/>
+      <w:r>
+        <w:rPr>
+          <w:lang w:val="en_US" w:bidi="en_US"/>
+        </w:rPr>
+      </w:r>
+      <w:r>
+        <w:rPr>
+          <w:b/>
+          <w:lang w:val="en_US" w:bidi="en_US"/>
+        </w:rPr>
         <w:t>"they may become sober again from the trap of the devil, having been captured by him for the will of that one"</w:t>
       </w:r>
     </w:p>
@@ -25295,6 +28790,21 @@
           <w:b/>
           <w:lang w:val="en_US" w:bidi="en_US"/>
         </w:rPr>
+        <w:t>ἀνανήψωσιν ἐκ τῆς τοῦ διαβόλου παγίδος</w:t>
+      </w:r>
+    </w:p>
+    <w:p>
+      <w:pPr/>
+      <w:r>
+        <w:rPr>
+          <w:lang w:val="en_US" w:bidi="en_US"/>
+        </w:rPr>
+      </w:r>
+      <w:r>
+        <w:rPr>
+          <w:b/>
+          <w:lang w:val="en_US" w:bidi="en_US"/>
+        </w:rPr>
         <w:t>"they may become sober again from the trap of the devil"</w:t>
       </w:r>
     </w:p>
@@ -25404,6 +28914,21 @@
           <w:b/>
           <w:lang w:val="en_US" w:bidi="en_US"/>
         </w:rPr>
+        <w:t>ἀνανήψωσιν</w:t>
+      </w:r>
+    </w:p>
+    <w:p>
+      <w:pPr/>
+      <w:r>
+        <w:rPr>
+          <w:lang w:val="en_US" w:bidi="en_US"/>
+        </w:rPr>
+      </w:r>
+      <w:r>
+        <w:rPr>
+          <w:b/>
+          <w:lang w:val="en_US" w:bidi="en_US"/>
+        </w:rPr>
         <w:t>"they may become sober again"</w:t>
       </w:r>
     </w:p>
@@ -25500,6 +29025,21 @@
           <w:b/>
           <w:lang w:val="en_US" w:bidi="en_US"/>
         </w:rPr>
+        <w:t>ἐκ τῆς τοῦ διαβόλου παγίδος, ἐζωγρημένοι ὑπ’ αὐτοῦ</w:t>
+      </w:r>
+    </w:p>
+    <w:p>
+      <w:pPr/>
+      <w:r>
+        <w:rPr>
+          <w:lang w:val="en_US" w:bidi="en_US"/>
+        </w:rPr>
+      </w:r>
+      <w:r>
+        <w:rPr>
+          <w:b/>
+          <w:lang w:val="en_US" w:bidi="en_US"/>
+        </w:rPr>
         <w:t>"from the trap of the devil, having been captured by him"</w:t>
       </w:r>
     </w:p>
@@ -25609,6 +29149,21 @@
           <w:b/>
           <w:lang w:val="en_US" w:bidi="en_US"/>
         </w:rPr>
+        <w:t>ἐζωγρημένοι ὑπ’ αὐτοῦ</w:t>
+      </w:r>
+    </w:p>
+    <w:p>
+      <w:pPr/>
+      <w:r>
+        <w:rPr>
+          <w:lang w:val="en_US" w:bidi="en_US"/>
+        </w:rPr>
+      </w:r>
+      <w:r>
+        <w:rPr>
+          <w:b/>
+          <w:lang w:val="en_US" w:bidi="en_US"/>
+        </w:rPr>
         <w:t>"having been captured by him"</w:t>
       </w:r>
     </w:p>
@@ -25692,6 +29247,21 @@
           <w:b/>
           <w:lang w:val="en_US" w:bidi="en_US"/>
         </w:rPr>
+        <w:t>ὑπ’ αὐτοῦ, εἰς τὸ ἐκείνου θέλημα</w:t>
+      </w:r>
+    </w:p>
+    <w:p>
+      <w:pPr/>
+      <w:r>
+        <w:rPr>
+          <w:lang w:val="en_US" w:bidi="en_US"/>
+        </w:rPr>
+      </w:r>
+      <w:r>
+        <w:rPr>
+          <w:b/>
+          <w:lang w:val="en_US" w:bidi="en_US"/>
+        </w:rPr>
         <w:t>"by him for the will of that one"</w:t>
       </w:r>
     </w:p>
@@ -25840,6 +29410,21 @@
           <w:b/>
           <w:lang w:val="en_US" w:bidi="en_US"/>
         </w:rPr>
+        <w:t>εἰς τὸ ἐκείνου θέλημα</w:t>
+      </w:r>
+    </w:p>
+    <w:p>
+      <w:pPr/>
+      <w:r>
+        <w:rPr>
+          <w:lang w:val="en_US" w:bidi="en_US"/>
+        </w:rPr>
+      </w:r>
+      <w:r>
+        <w:rPr>
+          <w:b/>
+          <w:lang w:val="en_US" w:bidi="en_US"/>
+        </w:rPr>
         <w:t>"for the will of that one"</w:t>
       </w:r>
     </w:p>
@@ -25936,6 +29521,21 @@
           <w:b/>
           <w:lang w:val="en_US" w:bidi="en_US"/>
         </w:rPr>
+        <w:t>δὲ</w:t>
+      </w:r>
+    </w:p>
+    <w:p>
+      <w:pPr/>
+      <w:r>
+        <w:rPr>
+          <w:lang w:val="en_US" w:bidi="en_US"/>
+        </w:rPr>
+      </w:r>
+      <w:r>
+        <w:rPr>
+          <w:b/>
+          <w:lang w:val="en_US" w:bidi="en_US"/>
+        </w:rPr>
         <w:t>"But"</w:t>
       </w:r>
     </w:p>
@@ -26045,6 +29645,21 @@
           <w:b/>
           <w:lang w:val="en_US" w:bidi="en_US"/>
         </w:rPr>
+        <w:t>τοῦτο &amp; γίνωσκε, ὅτι</w:t>
+      </w:r>
+    </w:p>
+    <w:p>
+      <w:pPr/>
+      <w:r>
+        <w:rPr>
+          <w:lang w:val="en_US" w:bidi="en_US"/>
+        </w:rPr>
+      </w:r>
+      <w:r>
+        <w:rPr>
+          <w:b/>
+          <w:lang w:val="en_US" w:bidi="en_US"/>
+        </w:rPr>
         <w:t>"know this, that"</w:t>
       </w:r>
     </w:p>
@@ -26141,6 +29756,21 @@
           <w:b/>
           <w:lang w:val="en_US" w:bidi="en_US"/>
         </w:rPr>
+        <w:t>ἐν ἐσχάταις ἡμέραις</w:t>
+      </w:r>
+    </w:p>
+    <w:p>
+      <w:pPr/>
+      <w:r>
+        <w:rPr>
+          <w:lang w:val="en_US" w:bidi="en_US"/>
+        </w:rPr>
+      </w:r>
+      <w:r>
+        <w:rPr>
+          <w:b/>
+          <w:lang w:val="en_US" w:bidi="en_US"/>
+        </w:rPr>
         <w:t>"in the last days"</w:t>
       </w:r>
     </w:p>
@@ -26223,6 +29853,21 @@
         <w:rPr>
           <w:lang w:val="en_US" w:bidi="en_US"/>
         </w:rPr>
+      </w:r>
+    </w:p>
+    <w:p>
+      <w:pPr/>
+      <w:r>
+        <w:rPr>
+          <w:lang w:val="en_US" w:bidi="en_US"/>
+        </w:rPr>
+      </w:r>
+      <w:r>
+        <w:rPr>
+          <w:b/>
+          <w:lang w:val="en_US" w:bidi="en_US"/>
+        </w:rPr>
+        <w:t>ἐνστήσονται καιροὶ χαλεποί</w:t>
       </w:r>
     </w:p>
     <w:p>
@@ -26364,6 +30009,21 @@
           <w:b/>
           <w:lang w:val="en_US" w:bidi="en_US"/>
         </w:rPr>
+        <w:t>γὰρ</w:t>
+      </w:r>
+    </w:p>
+    <w:p>
+      <w:pPr/>
+      <w:r>
+        <w:rPr>
+          <w:lang w:val="en_US" w:bidi="en_US"/>
+        </w:rPr>
+      </w:r>
+      <w:r>
+        <w:rPr>
+          <w:b/>
+          <w:lang w:val="en_US" w:bidi="en_US"/>
+        </w:rPr>
         <w:t>"For"</w:t>
       </w:r>
     </w:p>
@@ -26473,6 +30133,21 @@
           <w:b/>
           <w:lang w:val="en_US" w:bidi="en_US"/>
         </w:rPr>
+        <w:t>οἱ ἄνθρωποι</w:t>
+      </w:r>
+    </w:p>
+    <w:p>
+      <w:pPr/>
+      <w:r>
+        <w:rPr>
+          <w:lang w:val="en_US" w:bidi="en_US"/>
+        </w:rPr>
+      </w:r>
+      <w:r>
+        <w:rPr>
+          <w:b/>
+          <w:lang w:val="en_US" w:bidi="en_US"/>
+        </w:rPr>
         <w:t>"the men"</w:t>
       </w:r>
     </w:p>
@@ -26582,6 +30257,21 @@
           <w:b/>
           <w:lang w:val="en_US" w:bidi="en_US"/>
         </w:rPr>
+        <w:t>οἱ ἄνθρωποι</w:t>
+      </w:r>
+    </w:p>
+    <w:p>
+      <w:pPr/>
+      <w:r>
+        <w:rPr>
+          <w:lang w:val="en_US" w:bidi="en_US"/>
+        </w:rPr>
+      </w:r>
+      <w:r>
+        <w:rPr>
+          <w:b/>
+          <w:lang w:val="en_US" w:bidi="en_US"/>
+        </w:rPr>
         <w:t>"the men"</w:t>
       </w:r>
     </w:p>
@@ -26678,6 +30368,21 @@
           <w:b/>
           <w:lang w:val="en_US" w:bidi="en_US"/>
         </w:rPr>
+        <w:t>φίλαυτοι</w:t>
+      </w:r>
+    </w:p>
+    <w:p>
+      <w:pPr/>
+      <w:r>
+        <w:rPr>
+          <w:lang w:val="en_US" w:bidi="en_US"/>
+        </w:rPr>
+      </w:r>
+      <w:r>
+        <w:rPr>
+          <w:b/>
+          <w:lang w:val="en_US" w:bidi="en_US"/>
+        </w:rPr>
         <w:t>"lovers of self"</w:t>
       </w:r>
     </w:p>
@@ -26774,6 +30479,21 @@
           <w:b/>
           <w:lang w:val="en_US" w:bidi="en_US"/>
         </w:rPr>
+        <w:t>ἀφιλάγαθοι</w:t>
+      </w:r>
+    </w:p>
+    <w:p>
+      <w:pPr/>
+      <w:r>
+        <w:rPr>
+          <w:lang w:val="en_US" w:bidi="en_US"/>
+        </w:rPr>
+      </w:r>
+      <w:r>
+        <w:rPr>
+          <w:b/>
+          <w:lang w:val="en_US" w:bidi="en_US"/>
+        </w:rPr>
         <w:t>"not lovers of the good"</w:t>
       </w:r>
     </w:p>
@@ -26870,6 +30590,21 @@
           <w:b/>
           <w:lang w:val="en_US" w:bidi="en_US"/>
         </w:rPr>
+        <w:t>τετυφωμένοι</w:t>
+      </w:r>
+    </w:p>
+    <w:p>
+      <w:pPr/>
+      <w:r>
+        <w:rPr>
+          <w:lang w:val="en_US" w:bidi="en_US"/>
+        </w:rPr>
+      </w:r>
+      <w:r>
+        <w:rPr>
+          <w:b/>
+          <w:lang w:val="en_US" w:bidi="en_US"/>
+        </w:rPr>
         <w:t>"puffed up"</w:t>
       </w:r>
     </w:p>
@@ -26966,6 +30701,21 @@
           <w:b/>
           <w:lang w:val="en_US" w:bidi="en_US"/>
         </w:rPr>
+        <w:t>τετυφωμένοι</w:t>
+      </w:r>
+    </w:p>
+    <w:p>
+      <w:pPr/>
+      <w:r>
+        <w:rPr>
+          <w:lang w:val="en_US" w:bidi="en_US"/>
+        </w:rPr>
+      </w:r>
+      <w:r>
+        <w:rPr>
+          <w:b/>
+          <w:lang w:val="en_US" w:bidi="en_US"/>
+        </w:rPr>
         <w:t>"puffed up"</w:t>
       </w:r>
     </w:p>
@@ -27049,6 +30799,21 @@
           <w:b/>
           <w:lang w:val="en_US" w:bidi="en_US"/>
         </w:rPr>
+        <w:t>ἔχοντες μόρφωσιν εὐσεβείας, τὴν δὲ δύναμιν αὐτῆς ἠρνημένοι</w:t>
+      </w:r>
+    </w:p>
+    <w:p>
+      <w:pPr/>
+      <w:r>
+        <w:rPr>
+          <w:lang w:val="en_US" w:bidi="en_US"/>
+        </w:rPr>
+      </w:r>
+      <w:r>
+        <w:rPr>
+          <w:b/>
+          <w:lang w:val="en_US" w:bidi="en_US"/>
+        </w:rPr>
         <w:t>"having a form of godliness, but denying its power"</w:t>
       </w:r>
     </w:p>
@@ -27158,6 +30923,21 @@
           <w:b/>
           <w:lang w:val="en_US" w:bidi="en_US"/>
         </w:rPr>
+        <w:t>ἔχοντες μόρφωσιν εὐσεβείας</w:t>
+      </w:r>
+    </w:p>
+    <w:p>
+      <w:pPr/>
+      <w:r>
+        <w:rPr>
+          <w:lang w:val="en_US" w:bidi="en_US"/>
+        </w:rPr>
+      </w:r>
+      <w:r>
+        <w:rPr>
+          <w:b/>
+          <w:lang w:val="en_US" w:bidi="en_US"/>
+        </w:rPr>
         <w:t>"having a form of godliness"</w:t>
       </w:r>
     </w:p>
@@ -27267,6 +31047,21 @@
           <w:b/>
           <w:lang w:val="en_US" w:bidi="en_US"/>
         </w:rPr>
+        <w:t>τὴν &amp; δύναμιν αὐτῆς ἠρνημένοι</w:t>
+      </w:r>
+    </w:p>
+    <w:p>
+      <w:pPr/>
+      <w:r>
+        <w:rPr>
+          <w:lang w:val="en_US" w:bidi="en_US"/>
+        </w:rPr>
+      </w:r>
+      <w:r>
+        <w:rPr>
+          <w:b/>
+          <w:lang w:val="en_US" w:bidi="en_US"/>
+        </w:rPr>
         <w:t>"denying its power"</w:t>
       </w:r>
     </w:p>
@@ -27363,6 +31158,21 @@
           <w:b/>
           <w:lang w:val="en_US" w:bidi="en_US"/>
         </w:rPr>
+        <w:t>καὶ</w:t>
+      </w:r>
+    </w:p>
+    <w:p>
+      <w:pPr/>
+      <w:r>
+        <w:rPr>
+          <w:lang w:val="en_US" w:bidi="en_US"/>
+        </w:rPr>
+      </w:r>
+      <w:r>
+        <w:rPr>
+          <w:b/>
+          <w:lang w:val="en_US" w:bidi="en_US"/>
+        </w:rPr>
         <w:t>"And"</w:t>
       </w:r>
     </w:p>
@@ -27472,6 +31282,21 @@
           <w:b/>
           <w:lang w:val="en_US" w:bidi="en_US"/>
         </w:rPr>
+        <w:t>τούτους ἀποτρέπου</w:t>
+      </w:r>
+    </w:p>
+    <w:p>
+      <w:pPr/>
+      <w:r>
+        <w:rPr>
+          <w:lang w:val="en_US" w:bidi="en_US"/>
+        </w:rPr>
+      </w:r>
+      <w:r>
+        <w:rPr>
+          <w:b/>
+          <w:lang w:val="en_US" w:bidi="en_US"/>
+        </w:rPr>
         <w:t>"turn away from these"</w:t>
       </w:r>
     </w:p>
@@ -27568,6 +31393,21 @@
           <w:b/>
           <w:lang w:val="en_US" w:bidi="en_US"/>
         </w:rPr>
+        <w:t>τούτους</w:t>
+      </w:r>
+    </w:p>
+    <w:p>
+      <w:pPr/>
+      <w:r>
+        <w:rPr>
+          <w:lang w:val="en_US" w:bidi="en_US"/>
+        </w:rPr>
+      </w:r>
+      <w:r>
+        <w:rPr>
+          <w:b/>
+          <w:lang w:val="en_US" w:bidi="en_US"/>
+        </w:rPr>
         <w:t>"these"</w:t>
       </w:r>
     </w:p>
@@ -27650,6 +31490,21 @@
         <w:rPr>
           <w:lang w:val="en_US" w:bidi="en_US"/>
         </w:rPr>
+      </w:r>
+    </w:p>
+    <w:p>
+      <w:pPr/>
+      <w:r>
+        <w:rPr>
+          <w:lang w:val="en_US" w:bidi="en_US"/>
+        </w:rPr>
+      </w:r>
+      <w:r>
+        <w:rPr>
+          <w:b/>
+          <w:lang w:val="en_US" w:bidi="en_US"/>
+        </w:rPr>
+        <w:t>γάρ</w:t>
       </w:r>
     </w:p>
     <w:p>
@@ -27791,6 +31646,21 @@
           <w:b/>
           <w:lang w:val="en_US" w:bidi="en_US"/>
         </w:rPr>
+        <w:t>ἐκ τούτων</w:t>
+      </w:r>
+    </w:p>
+    <w:p>
+      <w:pPr/>
+      <w:r>
+        <w:rPr>
+          <w:lang w:val="en_US" w:bidi="en_US"/>
+        </w:rPr>
+      </w:r>
+      <w:r>
+        <w:rPr>
+          <w:b/>
+          <w:lang w:val="en_US" w:bidi="en_US"/>
+        </w:rPr>
         <w:t>"from these"</w:t>
       </w:r>
     </w:p>
@@ -27905,6 +31775,21 @@
           <w:b/>
           <w:lang w:val="en_US" w:bidi="en_US"/>
         </w:rPr>
+        <w:t>οἱ ἐνδύνοντες εἰς τὰς οἰκίας</w:t>
+      </w:r>
+    </w:p>
+    <w:p>
+      <w:pPr/>
+      <w:r>
+        <w:rPr>
+          <w:lang w:val="en_US" w:bidi="en_US"/>
+        </w:rPr>
+      </w:r>
+      <w:r>
+        <w:rPr>
+          <w:b/>
+          <w:lang w:val="en_US" w:bidi="en_US"/>
+        </w:rPr>
         <w:t>"the ones entering into households"</w:t>
       </w:r>
     </w:p>
@@ -28001,6 +31886,21 @@
           <w:b/>
           <w:lang w:val="en_US" w:bidi="en_US"/>
         </w:rPr>
+        <w:t>αἰχμαλωτίζοντες</w:t>
+      </w:r>
+    </w:p>
+    <w:p>
+      <w:pPr/>
+      <w:r>
+        <w:rPr>
+          <w:lang w:val="en_US" w:bidi="en_US"/>
+        </w:rPr>
+      </w:r>
+      <w:r>
+        <w:rPr>
+          <w:b/>
+          <w:lang w:val="en_US" w:bidi="en_US"/>
+        </w:rPr>
         <w:t>"taking captive"</w:t>
       </w:r>
     </w:p>
@@ -28123,6 +32023,21 @@
           <w:b/>
           <w:lang w:val="en_US" w:bidi="en_US"/>
         </w:rPr>
+        <w:t>γυναικάρια</w:t>
+      </w:r>
+    </w:p>
+    <w:p>
+      <w:pPr/>
+      <w:r>
+        <w:rPr>
+          <w:lang w:val="en_US" w:bidi="en_US"/>
+        </w:rPr>
+      </w:r>
+      <w:r>
+        <w:rPr>
+          <w:b/>
+          <w:lang w:val="en_US" w:bidi="en_US"/>
+        </w:rPr>
         <w:t>"little women"</w:t>
       </w:r>
     </w:p>
@@ -28232,6 +32147,21 @@
           <w:b/>
           <w:lang w:val="en_US" w:bidi="en_US"/>
         </w:rPr>
+        <w:t>σεσωρευμένα ἁμαρτίαις</w:t>
+      </w:r>
+    </w:p>
+    <w:p>
+      <w:pPr/>
+      <w:r>
+        <w:rPr>
+          <w:lang w:val="en_US" w:bidi="en_US"/>
+        </w:rPr>
+      </w:r>
+      <w:r>
+        <w:rPr>
+          <w:b/>
+          <w:lang w:val="en_US" w:bidi="en_US"/>
+        </w:rPr>
         <w:t>"having been heaped with sins"</w:t>
       </w:r>
     </w:p>
@@ -28341,6 +32271,21 @@
           <w:b/>
           <w:lang w:val="en_US" w:bidi="en_US"/>
         </w:rPr>
+        <w:t>σεσωρευμένα ἁμαρτίαις</w:t>
+      </w:r>
+    </w:p>
+    <w:p>
+      <w:pPr/>
+      <w:r>
+        <w:rPr>
+          <w:lang w:val="en_US" w:bidi="en_US"/>
+        </w:rPr>
+      </w:r>
+      <w:r>
+        <w:rPr>
+          <w:b/>
+          <w:lang w:val="en_US" w:bidi="en_US"/>
+        </w:rPr>
         <w:t>"having been heaped with sins"</w:t>
       </w:r>
     </w:p>
@@ -28424,6 +32369,21 @@
           <w:b/>
           <w:lang w:val="en_US" w:bidi="en_US"/>
         </w:rPr>
+        <w:t>ἀγόμενα ἐπιθυμίαις ποικίλαις</w:t>
+      </w:r>
+    </w:p>
+    <w:p>
+      <w:pPr/>
+      <w:r>
+        <w:rPr>
+          <w:lang w:val="en_US" w:bidi="en_US"/>
+        </w:rPr>
+      </w:r>
+      <w:r>
+        <w:rPr>
+          <w:b/>
+          <w:lang w:val="en_US" w:bidi="en_US"/>
+        </w:rPr>
         <w:t>"being led away by various desires"</w:t>
       </w:r>
     </w:p>
@@ -28520,6 +32480,21 @@
           <w:b/>
           <w:lang w:val="en_US" w:bidi="en_US"/>
         </w:rPr>
+        <w:t>ἀγόμενα ἐπιθυμίαις ποικίλαις</w:t>
+      </w:r>
+    </w:p>
+    <w:p>
+      <w:pPr/>
+      <w:r>
+        <w:rPr>
+          <w:lang w:val="en_US" w:bidi="en_US"/>
+        </w:rPr>
+      </w:r>
+      <w:r>
+        <w:rPr>
+          <w:b/>
+          <w:lang w:val="en_US" w:bidi="en_US"/>
+        </w:rPr>
         <w:t>"being led away by various desires"</w:t>
       </w:r>
     </w:p>
@@ -28603,6 +32578,21 @@
           <w:b/>
           <w:lang w:val="en_US" w:bidi="en_US"/>
         </w:rPr>
+        <w:t>καὶ</w:t>
+      </w:r>
+    </w:p>
+    <w:p>
+      <w:pPr/>
+      <w:r>
+        <w:rPr>
+          <w:lang w:val="en_US" w:bidi="en_US"/>
+        </w:rPr>
+      </w:r>
+      <w:r>
+        <w:rPr>
+          <w:b/>
+          <w:lang w:val="en_US" w:bidi="en_US"/>
+        </w:rPr>
         <w:t>"and"</w:t>
       </w:r>
     </w:p>
@@ -28712,6 +32702,21 @@
           <w:b/>
           <w:lang w:val="en_US" w:bidi="en_US"/>
         </w:rPr>
+        <w:t>μηδέποτε εἰς ἐπίγνωσιν ἀληθείας ἐλθεῖν δυνάμενα</w:t>
+      </w:r>
+    </w:p>
+    <w:p>
+      <w:pPr/>
+      <w:r>
+        <w:rPr>
+          <w:lang w:val="en_US" w:bidi="en_US"/>
+        </w:rPr>
+      </w:r>
+      <w:r>
+        <w:rPr>
+          <w:b/>
+          <w:lang w:val="en_US" w:bidi="en_US"/>
+        </w:rPr>
         <w:t>"never being able to come to knowledge of the truth"</w:t>
       </w:r>
     </w:p>
@@ -28821,6 +32826,21 @@
           <w:b/>
           <w:lang w:val="en_US" w:bidi="en_US"/>
         </w:rPr>
+        <w:t>εἰς ἐπίγνωσιν ἀληθείας</w:t>
+      </w:r>
+    </w:p>
+    <w:p>
+      <w:pPr/>
+      <w:r>
+        <w:rPr>
+          <w:lang w:val="en_US" w:bidi="en_US"/>
+        </w:rPr>
+      </w:r>
+      <w:r>
+        <w:rPr>
+          <w:b/>
+          <w:lang w:val="en_US" w:bidi="en_US"/>
+        </w:rPr>
         <w:t>"to knowledge of the truth"</w:t>
       </w:r>
     </w:p>
@@ -28916,6 +32936,21 @@
         <w:rPr>
           <w:lang w:val="en_US" w:bidi="en_US"/>
         </w:rPr>
+      </w:r>
+    </w:p>
+    <w:p>
+      <w:pPr/>
+      <w:r>
+        <w:rPr>
+          <w:lang w:val="en_US" w:bidi="en_US"/>
+        </w:rPr>
+      </w:r>
+      <w:r>
+        <w:rPr>
+          <w:b/>
+          <w:lang w:val="en_US" w:bidi="en_US"/>
+        </w:rPr>
+        <w:t>Ἰάννης καὶ Ἰαμβρῆς ἀντέστησαν Μωϋσεῖ</w:t>
       </w:r>
     </w:p>
     <w:p>
@@ -29083,6 +33118,21 @@
           <w:b/>
           <w:lang w:val="en_US" w:bidi="en_US"/>
         </w:rPr>
+        <w:t>Ἰάννης καὶ Ἰαμβρῆς</w:t>
+      </w:r>
+    </w:p>
+    <w:p>
+      <w:pPr/>
+      <w:r>
+        <w:rPr>
+          <w:lang w:val="en_US" w:bidi="en_US"/>
+        </w:rPr>
+      </w:r>
+      <w:r>
+        <w:rPr>
+          <w:b/>
+          <w:lang w:val="en_US" w:bidi="en_US"/>
+        </w:rPr>
         <w:t>"Jannes and Jambres"</w:t>
       </w:r>
     </w:p>
@@ -29178,6 +33228,21 @@
         <w:rPr>
           <w:lang w:val="en_US" w:bidi="en_US"/>
         </w:rPr>
+      </w:r>
+    </w:p>
+    <w:p>
+      <w:pPr/>
+      <w:r>
+        <w:rPr>
+          <w:lang w:val="en_US" w:bidi="en_US"/>
+        </w:rPr>
+      </w:r>
+      <w:r>
+        <w:rPr>
+          <w:b/>
+          <w:lang w:val="en_US" w:bidi="en_US"/>
+        </w:rPr>
+        <w:t>οὗτοι</w:t>
       </w:r>
     </w:p>
     <w:p>
@@ -29306,6 +33371,21 @@
           <w:b/>
           <w:lang w:val="en_US" w:bidi="en_US"/>
         </w:rPr>
+        <w:t>τῇ ἀληθείᾳ</w:t>
+      </w:r>
+    </w:p>
+    <w:p>
+      <w:pPr/>
+      <w:r>
+        <w:rPr>
+          <w:lang w:val="en_US" w:bidi="en_US"/>
+        </w:rPr>
+      </w:r>
+      <w:r>
+        <w:rPr>
+          <w:b/>
+          <w:lang w:val="en_US" w:bidi="en_US"/>
+        </w:rPr>
         <w:t>"the truth"</w:t>
       </w:r>
     </w:p>
@@ -29402,6 +33482,21 @@
           <w:b/>
           <w:lang w:val="en_US" w:bidi="en_US"/>
         </w:rPr>
+        <w:t>ἄνθρωποι</w:t>
+      </w:r>
+    </w:p>
+    <w:p>
+      <w:pPr/>
+      <w:r>
+        <w:rPr>
+          <w:lang w:val="en_US" w:bidi="en_US"/>
+        </w:rPr>
+      </w:r>
+      <w:r>
+        <w:rPr>
+          <w:b/>
+          <w:lang w:val="en_US" w:bidi="en_US"/>
+        </w:rPr>
         <w:t>"men"</w:t>
       </w:r>
     </w:p>
@@ -29498,6 +33593,21 @@
           <w:b/>
           <w:lang w:val="en_US" w:bidi="en_US"/>
         </w:rPr>
+        <w:t>κατεφθαρμένοι τὸν νοῦν</w:t>
+      </w:r>
+    </w:p>
+    <w:p>
+      <w:pPr/>
+      <w:r>
+        <w:rPr>
+          <w:lang w:val="en_US" w:bidi="en_US"/>
+        </w:rPr>
+      </w:r>
+      <w:r>
+        <w:rPr>
+          <w:b/>
+          <w:lang w:val="en_US" w:bidi="en_US"/>
+        </w:rPr>
         <w:t>"having been corrupted {in} the mind"</w:t>
       </w:r>
     </w:p>
@@ -29581,6 +33691,21 @@
           <w:b/>
           <w:lang w:val="en_US" w:bidi="en_US"/>
         </w:rPr>
+        <w:t>τὸν νοῦν</w:t>
+      </w:r>
+    </w:p>
+    <w:p>
+      <w:pPr/>
+      <w:r>
+        <w:rPr>
+          <w:lang w:val="en_US" w:bidi="en_US"/>
+        </w:rPr>
+      </w:r>
+      <w:r>
+        <w:rPr>
+          <w:b/>
+          <w:lang w:val="en_US" w:bidi="en_US"/>
+        </w:rPr>
         <w:t>"in} the mind"</w:t>
       </w:r>
     </w:p>
@@ -29677,6 +33802,21 @@
           <w:b/>
           <w:lang w:val="en_US" w:bidi="en_US"/>
         </w:rPr>
+        <w:t>ἀδόκιμοι περὶ τὴν πίστιν</w:t>
+      </w:r>
+    </w:p>
+    <w:p>
+      <w:pPr/>
+      <w:r>
+        <w:rPr>
+          <w:lang w:val="en_US" w:bidi="en_US"/>
+        </w:rPr>
+      </w:r>
+      <w:r>
+        <w:rPr>
+          <w:b/>
+          <w:lang w:val="en_US" w:bidi="en_US"/>
+        </w:rPr>
         <w:t>"unapproved concerning the faith"</w:t>
       </w:r>
     </w:p>
@@ -29773,6 +33913,21 @@
           <w:b/>
           <w:lang w:val="en_US" w:bidi="en_US"/>
         </w:rPr>
+        <w:t>περὶ τὴν πίστιν</w:t>
+      </w:r>
+    </w:p>
+    <w:p>
+      <w:pPr/>
+      <w:r>
+        <w:rPr>
+          <w:lang w:val="en_US" w:bidi="en_US"/>
+        </w:rPr>
+      </w:r>
+      <w:r>
+        <w:rPr>
+          <w:b/>
+          <w:lang w:val="en_US" w:bidi="en_US"/>
+        </w:rPr>
         <w:t>"concerning the faith"</w:t>
       </w:r>
     </w:p>
@@ -29895,6 +34050,21 @@
           <w:b/>
           <w:lang w:val="en_US" w:bidi="en_US"/>
         </w:rPr>
+        <w:t>περὶ τὴν πίστιν</w:t>
+      </w:r>
+    </w:p>
+    <w:p>
+      <w:pPr/>
+      <w:r>
+        <w:rPr>
+          <w:lang w:val="en_US" w:bidi="en_US"/>
+        </w:rPr>
+      </w:r>
+      <w:r>
+        <w:rPr>
+          <w:b/>
+          <w:lang w:val="en_US" w:bidi="en_US"/>
+        </w:rPr>
         <w:t>"concerning the faith"</w:t>
       </w:r>
     </w:p>
@@ -29977,6 +34147,21 @@
         <w:rPr>
           <w:lang w:val="en_US" w:bidi="en_US"/>
         </w:rPr>
+      </w:r>
+    </w:p>
+    <w:p>
+      <w:pPr/>
+      <w:r>
+        <w:rPr>
+          <w:lang w:val="en_US" w:bidi="en_US"/>
+        </w:rPr>
+      </w:r>
+      <w:r>
+        <w:rPr>
+          <w:b/>
+          <w:lang w:val="en_US" w:bidi="en_US"/>
+        </w:rPr>
+        <w:t>ἀλλ’</w:t>
       </w:r>
     </w:p>
     <w:p>
@@ -30105,6 +34290,21 @@
           <w:b/>
           <w:lang w:val="en_US" w:bidi="en_US"/>
         </w:rPr>
+        <w:t>οὐ προκόψουσιν ἐπὶ πλεῖον</w:t>
+      </w:r>
+    </w:p>
+    <w:p>
+      <w:pPr/>
+      <w:r>
+        <w:rPr>
+          <w:lang w:val="en_US" w:bidi="en_US"/>
+        </w:rPr>
+      </w:r>
+      <w:r>
+        <w:rPr>
+          <w:b/>
+          <w:lang w:val="en_US" w:bidi="en_US"/>
+        </w:rPr>
         <w:t>"they will not advance further"</w:t>
       </w:r>
     </w:p>
@@ -30201,6 +34401,21 @@
           <w:b/>
           <w:lang w:val="en_US" w:bidi="en_US"/>
         </w:rPr>
+        <w:t>ἡ &amp; ἄνοια αὐτῶν</w:t>
+      </w:r>
+    </w:p>
+    <w:p>
+      <w:pPr/>
+      <w:r>
+        <w:rPr>
+          <w:lang w:val="en_US" w:bidi="en_US"/>
+        </w:rPr>
+      </w:r>
+      <w:r>
+        <w:rPr>
+          <w:b/>
+          <w:lang w:val="en_US" w:bidi="en_US"/>
+        </w:rPr>
         <w:t>"their foolishness"</w:t>
       </w:r>
     </w:p>
@@ -30297,6 +34512,21 @@
           <w:b/>
           <w:lang w:val="en_US" w:bidi="en_US"/>
         </w:rPr>
+        <w:t>πᾶσιν</w:t>
+      </w:r>
+    </w:p>
+    <w:p>
+      <w:pPr/>
+      <w:r>
+        <w:rPr>
+          <w:lang w:val="en_US" w:bidi="en_US"/>
+        </w:rPr>
+      </w:r>
+      <w:r>
+        <w:rPr>
+          <w:b/>
+          <w:lang w:val="en_US" w:bidi="en_US"/>
+        </w:rPr>
         <w:t>"to all"</w:t>
       </w:r>
     </w:p>
@@ -30393,6 +34623,21 @@
           <w:b/>
           <w:lang w:val="en_US" w:bidi="en_US"/>
         </w:rPr>
+        <w:t>πᾶσιν</w:t>
+      </w:r>
+    </w:p>
+    <w:p>
+      <w:pPr/>
+      <w:r>
+        <w:rPr>
+          <w:lang w:val="en_US" w:bidi="en_US"/>
+        </w:rPr>
+      </w:r>
+      <w:r>
+        <w:rPr>
+          <w:b/>
+          <w:lang w:val="en_US" w:bidi="en_US"/>
+        </w:rPr>
         <w:t>"to all"</w:t>
       </w:r>
     </w:p>
@@ -30489,6 +34734,21 @@
           <w:b/>
           <w:lang w:val="en_US" w:bidi="en_US"/>
         </w:rPr>
+        <w:t>ἡ ἐκείνων</w:t>
+      </w:r>
+    </w:p>
+    <w:p>
+      <w:pPr/>
+      <w:r>
+        <w:rPr>
+          <w:lang w:val="en_US" w:bidi="en_US"/>
+        </w:rPr>
+      </w:r>
+      <w:r>
+        <w:rPr>
+          <w:b/>
+          <w:lang w:val="en_US" w:bidi="en_US"/>
+        </w:rPr>
         <w:t>"that of those"</w:t>
       </w:r>
     </w:p>
@@ -30598,6 +34858,21 @@
           <w:b/>
           <w:lang w:val="en_US" w:bidi="en_US"/>
         </w:rPr>
+        <w:t>ἐγένετο</w:t>
+      </w:r>
+    </w:p>
+    <w:p>
+      <w:pPr/>
+      <w:r>
+        <w:rPr>
+          <w:lang w:val="en_US" w:bidi="en_US"/>
+        </w:rPr>
+      </w:r>
+      <w:r>
+        <w:rPr>
+          <w:b/>
+          <w:lang w:val="en_US" w:bidi="en_US"/>
+        </w:rPr>
         <w:t>"became"</w:t>
       </w:r>
     </w:p>
@@ -30667,6 +34942,21 @@
         <w:rPr>
           <w:lang w:val="en_US" w:bidi="en_US"/>
         </w:rPr>
+      </w:r>
+    </w:p>
+    <w:p>
+      <w:pPr/>
+      <w:r>
+        <w:rPr>
+          <w:lang w:val="en_US" w:bidi="en_US"/>
+        </w:rPr>
+      </w:r>
+      <w:r>
+        <w:rPr>
+          <w:b/>
+          <w:lang w:val="en_US" w:bidi="en_US"/>
+        </w:rPr>
+        <w:t>ἐγένετο</w:t>
       </w:r>
     </w:p>
     <w:p>
@@ -30800,6 +35090,21 @@
           <w:b/>
           <w:lang w:val="en_US" w:bidi="en_US"/>
         </w:rPr>
+        <w:t>σὺ δὲ</w:t>
+      </w:r>
+    </w:p>
+    <w:p>
+      <w:pPr/>
+      <w:r>
+        <w:rPr>
+          <w:lang w:val="en_US" w:bidi="en_US"/>
+        </w:rPr>
+      </w:r>
+      <w:r>
+        <w:rPr>
+          <w:b/>
+          <w:lang w:val="en_US" w:bidi="en_US"/>
+        </w:rPr>
         <w:t>"But you"</w:t>
       </w:r>
     </w:p>
@@ -30909,6 +35214,21 @@
           <w:b/>
           <w:lang w:val="en_US" w:bidi="en_US"/>
         </w:rPr>
+        <w:t>σὺ &amp; παρηκολούθησάς</w:t>
+      </w:r>
+    </w:p>
+    <w:p>
+      <w:pPr/>
+      <w:r>
+        <w:rPr>
+          <w:lang w:val="en_US" w:bidi="en_US"/>
+        </w:rPr>
+      </w:r>
+      <w:r>
+        <w:rPr>
+          <w:b/>
+          <w:lang w:val="en_US" w:bidi="en_US"/>
+        </w:rPr>
         <w:t>"you have followed"</w:t>
       </w:r>
     </w:p>
@@ -31005,6 +35325,21 @@
           <w:b/>
           <w:lang w:val="en_US" w:bidi="en_US"/>
         </w:rPr>
+        <w:t>μου τῇ διδασκαλίᾳ, τῇ ἀγωγῇ, τῇ προθέσει, τῇ πίστει, τῇ μακροθυμίᾳ, τῇ ἀγάπῃ, τῇ ὑπομονῇ &amp; τοῖς διωγμοῖς, τοῖς παθήμασιν, οἷά</w:t>
+      </w:r>
+    </w:p>
+    <w:p>
+      <w:pPr/>
+      <w:r>
+        <w:rPr>
+          <w:lang w:val="en_US" w:bidi="en_US"/>
+        </w:rPr>
+      </w:r>
+      <w:r>
+        <w:rPr>
+          <w:b/>
+          <w:lang w:val="en_US" w:bidi="en_US"/>
+        </w:rPr>
         <w:t>"my teaching, conduct, purpose, faith, patience, love, endurance"</w:t>
       </w:r>
       <w:r>
@@ -31101,6 +35436,21 @@
           <w:b/>
           <w:lang w:val="en_US" w:bidi="en_US"/>
         </w:rPr>
+        <w:t>οἷά</w:t>
+      </w:r>
+    </w:p>
+    <w:p>
+      <w:pPr/>
+      <w:r>
+        <w:rPr>
+          <w:lang w:val="en_US" w:bidi="en_US"/>
+        </w:rPr>
+      </w:r>
+      <w:r>
+        <w:rPr>
+          <w:b/>
+          <w:lang w:val="en_US" w:bidi="en_US"/>
+        </w:rPr>
         <w:t>"such as"</w:t>
       </w:r>
     </w:p>
@@ -31236,6 +35586,21 @@
           <w:b/>
           <w:lang w:val="en_US" w:bidi="en_US"/>
         </w:rPr>
+        <w:t>οἵους διωγμοὺς ὑπήνεγκα</w:t>
+      </w:r>
+    </w:p>
+    <w:p>
+      <w:pPr/>
+      <w:r>
+        <w:rPr>
+          <w:lang w:val="en_US" w:bidi="en_US"/>
+        </w:rPr>
+      </w:r>
+      <w:r>
+        <w:rPr>
+          <w:b/>
+          <w:lang w:val="en_US" w:bidi="en_US"/>
+        </w:rPr>
         <w:t>"what kind of persecutions I endured"</w:t>
       </w:r>
     </w:p>
@@ -31332,6 +35697,21 @@
           <w:b/>
           <w:lang w:val="en_US" w:bidi="en_US"/>
         </w:rPr>
+        <w:t>οἵους διωγμοὺς ὑπήνεγκα</w:t>
+      </w:r>
+    </w:p>
+    <w:p>
+      <w:pPr/>
+      <w:r>
+        <w:rPr>
+          <w:lang w:val="en_US" w:bidi="en_US"/>
+        </w:rPr>
+      </w:r>
+      <w:r>
+        <w:rPr>
+          <w:b/>
+          <w:lang w:val="en_US" w:bidi="en_US"/>
+        </w:rPr>
         <w:t>"what kind of persecutions I endured"</w:t>
       </w:r>
     </w:p>
@@ -31428,6 +35808,21 @@
           <w:b/>
           <w:lang w:val="en_US" w:bidi="en_US"/>
         </w:rPr>
+        <w:t>καὶ</w:t>
+      </w:r>
+    </w:p>
+    <w:p>
+      <w:pPr/>
+      <w:r>
+        <w:rPr>
+          <w:lang w:val="en_US" w:bidi="en_US"/>
+        </w:rPr>
+      </w:r>
+      <w:r>
+        <w:rPr>
+          <w:b/>
+          <w:lang w:val="en_US" w:bidi="en_US"/>
+        </w:rPr>
         <w:t>"And"</w:t>
       </w:r>
     </w:p>
@@ -31537,6 +35932,21 @@
           <w:b/>
           <w:lang w:val="en_US" w:bidi="en_US"/>
         </w:rPr>
+        <w:t>καὶ &amp; δὲ</w:t>
+      </w:r>
+    </w:p>
+    <w:p>
+      <w:pPr/>
+      <w:r>
+        <w:rPr>
+          <w:lang w:val="en_US" w:bidi="en_US"/>
+        </w:rPr>
+      </w:r>
+      <w:r>
+        <w:rPr>
+          <w:b/>
+          <w:lang w:val="en_US" w:bidi="en_US"/>
+        </w:rPr>
         <w:t>"But also"</w:t>
       </w:r>
     </w:p>
@@ -31633,6 +36043,21 @@
           <w:b/>
           <w:lang w:val="en_US" w:bidi="en_US"/>
         </w:rPr>
+        <w:t>πάντες &amp; οἱ θέλοντες ζῆν εὐσεβῶς ἐν Χριστῷ Ἰησοῦ διωχθήσονται</w:t>
+      </w:r>
+    </w:p>
+    <w:p>
+      <w:pPr/>
+      <w:r>
+        <w:rPr>
+          <w:lang w:val="en_US" w:bidi="en_US"/>
+        </w:rPr>
+      </w:r>
+      <w:r>
+        <w:rPr>
+          <w:b/>
+          <w:lang w:val="en_US" w:bidi="en_US"/>
+        </w:rPr>
         <w:t>"all the ones wanting to live"</w:t>
       </w:r>
       <w:r>
@@ -31729,6 +36154,21 @@
           <w:b/>
           <w:lang w:val="en_US" w:bidi="en_US"/>
         </w:rPr>
+        <w:t>ἐν Χριστῷ Ἰησοῦ</w:t>
+      </w:r>
+    </w:p>
+    <w:p>
+      <w:pPr/>
+      <w:r>
+        <w:rPr>
+          <w:lang w:val="en_US" w:bidi="en_US"/>
+        </w:rPr>
+      </w:r>
+      <w:r>
+        <w:rPr>
+          <w:b/>
+          <w:lang w:val="en_US" w:bidi="en_US"/>
+        </w:rPr>
         <w:t>"in Christ Jesus"</w:t>
       </w:r>
     </w:p>
@@ -31903,6 +36343,21 @@
           <w:b/>
           <w:lang w:val="en_US" w:bidi="en_US"/>
         </w:rPr>
+        <w:t>δὲ</w:t>
+      </w:r>
+    </w:p>
+    <w:p>
+      <w:pPr/>
+      <w:r>
+        <w:rPr>
+          <w:lang w:val="en_US" w:bidi="en_US"/>
+        </w:rPr>
+      </w:r>
+      <w:r>
+        <w:rPr>
+          <w:b/>
+          <w:lang w:val="en_US" w:bidi="en_US"/>
+        </w:rPr>
         <w:t>"But"</w:t>
       </w:r>
     </w:p>
@@ -32025,6 +36480,21 @@
           <w:b/>
           <w:lang w:val="en_US" w:bidi="en_US"/>
         </w:rPr>
+        <w:t>ἄνθρωποι</w:t>
+      </w:r>
+    </w:p>
+    <w:p>
+      <w:pPr/>
+      <w:r>
+        <w:rPr>
+          <w:lang w:val="en_US" w:bidi="en_US"/>
+        </w:rPr>
+      </w:r>
+      <w:r>
+        <w:rPr>
+          <w:b/>
+          <w:lang w:val="en_US" w:bidi="en_US"/>
+        </w:rPr>
         <w:t>"men"</w:t>
       </w:r>
     </w:p>
@@ -32121,6 +36591,21 @@
           <w:b/>
           <w:lang w:val="en_US" w:bidi="en_US"/>
         </w:rPr>
+        <w:t>πονηροὶ &amp; ἄνθρωποι καὶ γόητες</w:t>
+      </w:r>
+    </w:p>
+    <w:p>
+      <w:pPr/>
+      <w:r>
+        <w:rPr>
+          <w:lang w:val="en_US" w:bidi="en_US"/>
+        </w:rPr>
+      </w:r>
+      <w:r>
+        <w:rPr>
+          <w:b/>
+          <w:lang w:val="en_US" w:bidi="en_US"/>
+        </w:rPr>
         <w:t>"evil men and impostors"</w:t>
       </w:r>
     </w:p>
@@ -32230,6 +36715,21 @@
           <w:b/>
           <w:lang w:val="en_US" w:bidi="en_US"/>
         </w:rPr>
+        <w:t>προκόψουσιν ἐπὶ τὸ χεῖρον</w:t>
+      </w:r>
+    </w:p>
+    <w:p>
+      <w:pPr/>
+      <w:r>
+        <w:rPr>
+          <w:lang w:val="en_US" w:bidi="en_US"/>
+        </w:rPr>
+      </w:r>
+      <w:r>
+        <w:rPr>
+          <w:b/>
+          <w:lang w:val="en_US" w:bidi="en_US"/>
+        </w:rPr>
         <w:t>"will advance to the worse"</w:t>
       </w:r>
     </w:p>
@@ -32365,6 +36865,21 @@
           <w:b/>
           <w:lang w:val="en_US" w:bidi="en_US"/>
         </w:rPr>
+        <w:t>ἐπὶ τὸ χεῖρον</w:t>
+      </w:r>
+    </w:p>
+    <w:p>
+      <w:pPr/>
+      <w:r>
+        <w:rPr>
+          <w:lang w:val="en_US" w:bidi="en_US"/>
+        </w:rPr>
+      </w:r>
+      <w:r>
+        <w:rPr>
+          <w:b/>
+          <w:lang w:val="en_US" w:bidi="en_US"/>
+        </w:rPr>
         <w:t>"to the worse"</w:t>
       </w:r>
     </w:p>
@@ -32461,6 +36976,21 @@
           <w:b/>
           <w:lang w:val="en_US" w:bidi="en_US"/>
         </w:rPr>
+        <w:t>πλανῶντες καὶ πλανώμενοι</w:t>
+      </w:r>
+    </w:p>
+    <w:p>
+      <w:pPr/>
+      <w:r>
+        <w:rPr>
+          <w:lang w:val="en_US" w:bidi="en_US"/>
+        </w:rPr>
+      </w:r>
+      <w:r>
+        <w:rPr>
+          <w:b/>
+          <w:lang w:val="en_US" w:bidi="en_US"/>
+        </w:rPr>
         <w:t>"leading astray and being led astray"</w:t>
       </w:r>
     </w:p>
@@ -32583,6 +37113,21 @@
           <w:b/>
           <w:lang w:val="en_US" w:bidi="en_US"/>
         </w:rPr>
+        <w:t>πλανώμενοι</w:t>
+      </w:r>
+    </w:p>
+    <w:p>
+      <w:pPr/>
+      <w:r>
+        <w:rPr>
+          <w:lang w:val="en_US" w:bidi="en_US"/>
+        </w:rPr>
+      </w:r>
+      <w:r>
+        <w:rPr>
+          <w:b/>
+          <w:lang w:val="en_US" w:bidi="en_US"/>
+        </w:rPr>
         <w:t>"being led astray"</w:t>
       </w:r>
     </w:p>
@@ -32666,6 +37211,21 @@
           <w:b/>
           <w:lang w:val="en_US" w:bidi="en_US"/>
         </w:rPr>
+        <w:t>σὺ δὲ</w:t>
+      </w:r>
+    </w:p>
+    <w:p>
+      <w:pPr/>
+      <w:r>
+        <w:rPr>
+          <w:lang w:val="en_US" w:bidi="en_US"/>
+        </w:rPr>
+      </w:r>
+      <w:r>
+        <w:rPr>
+          <w:b/>
+          <w:lang w:val="en_US" w:bidi="en_US"/>
+        </w:rPr>
         <w:t>"But you"</w:t>
       </w:r>
     </w:p>
@@ -32762,6 +37322,21 @@
           <w:b/>
           <w:lang w:val="en_US" w:bidi="en_US"/>
         </w:rPr>
+        <w:t>μένε ἐν οἷς ἔμαθες καὶ ἐπιστώθης, εἰδὼς παρὰ τίνων ἔμαθες</w:t>
+      </w:r>
+    </w:p>
+    <w:p>
+      <w:pPr/>
+      <w:r>
+        <w:rPr>
+          <w:lang w:val="en_US" w:bidi="en_US"/>
+        </w:rPr>
+      </w:r>
+      <w:r>
+        <w:rPr>
+          <w:b/>
+          <w:lang w:val="en_US" w:bidi="en_US"/>
+        </w:rPr>
         <w:t>"remain in what you learned and were convinced of, knowing from whom you learned"</w:t>
       </w:r>
     </w:p>
@@ -32845,6 +37420,21 @@
           <w:b/>
           <w:lang w:val="en_US" w:bidi="en_US"/>
         </w:rPr>
+        <w:t>μένε ἐν</w:t>
+      </w:r>
+    </w:p>
+    <w:p>
+      <w:pPr/>
+      <w:r>
+        <w:rPr>
+          <w:lang w:val="en_US" w:bidi="en_US"/>
+        </w:rPr>
+      </w:r>
+      <w:r>
+        <w:rPr>
+          <w:b/>
+          <w:lang w:val="en_US" w:bidi="en_US"/>
+        </w:rPr>
         <w:t>"remain in"</w:t>
       </w:r>
     </w:p>
@@ -32967,6 +37557,21 @@
           <w:b/>
           <w:lang w:val="en_US" w:bidi="en_US"/>
         </w:rPr>
+        <w:t>ἐπιστώθης</w:t>
+      </w:r>
+    </w:p>
+    <w:p>
+      <w:pPr/>
+      <w:r>
+        <w:rPr>
+          <w:lang w:val="en_US" w:bidi="en_US"/>
+        </w:rPr>
+      </w:r>
+      <w:r>
+        <w:rPr>
+          <w:b/>
+          <w:lang w:val="en_US" w:bidi="en_US"/>
+        </w:rPr>
         <w:t>"were convinced of"</w:t>
       </w:r>
     </w:p>
@@ -33050,6 +37655,21 @@
           <w:b/>
           <w:lang w:val="en_US" w:bidi="en_US"/>
         </w:rPr>
+        <w:t>εἰδὼς παρὰ τίνων ἔμαθες</w:t>
+      </w:r>
+    </w:p>
+    <w:p>
+      <w:pPr/>
+      <w:r>
+        <w:rPr>
+          <w:lang w:val="en_US" w:bidi="en_US"/>
+        </w:rPr>
+      </w:r>
+      <w:r>
+        <w:rPr>
+          <w:b/>
+          <w:lang w:val="en_US" w:bidi="en_US"/>
+        </w:rPr>
         <w:t>"knowing from whom you learned"</w:t>
       </w:r>
     </w:p>
@@ -33133,6 +37753,21 @@
           <w:b/>
           <w:lang w:val="en_US" w:bidi="en_US"/>
         </w:rPr>
+        <w:t>ἀπὸ βρέφους</w:t>
+      </w:r>
+    </w:p>
+    <w:p>
+      <w:pPr/>
+      <w:r>
+        <w:rPr>
+          <w:lang w:val="en_US" w:bidi="en_US"/>
+        </w:rPr>
+      </w:r>
+      <w:r>
+        <w:rPr>
+          <w:b/>
+          <w:lang w:val="en_US" w:bidi="en_US"/>
+        </w:rPr>
         <w:t>"from infancy"</w:t>
       </w:r>
     </w:p>
@@ -33229,6 +37864,21 @@
           <w:b/>
           <w:lang w:val="en_US" w:bidi="en_US"/>
         </w:rPr>
+        <w:t>εἰς σωτηρίαν διὰ πίστεως τῆς ἐν Χριστῷ Ἰησοῦ</w:t>
+      </w:r>
+    </w:p>
+    <w:p>
+      <w:pPr/>
+      <w:r>
+        <w:rPr>
+          <w:lang w:val="en_US" w:bidi="en_US"/>
+        </w:rPr>
+      </w:r>
+      <w:r>
+        <w:rPr>
+          <w:b/>
+          <w:lang w:val="en_US" w:bidi="en_US"/>
+        </w:rPr>
         <w:t>"for salvation through faith {that is} in Christ Jesus"</w:t>
       </w:r>
     </w:p>
@@ -33338,6 +37988,21 @@
           <w:b/>
           <w:lang w:val="en_US" w:bidi="en_US"/>
         </w:rPr>
+        <w:t>τῆς ἐν Χριστῷ Ἰησοῦ</w:t>
+      </w:r>
+    </w:p>
+    <w:p>
+      <w:pPr/>
+      <w:r>
+        <w:rPr>
+          <w:lang w:val="en_US" w:bidi="en_US"/>
+        </w:rPr>
+      </w:r>
+      <w:r>
+        <w:rPr>
+          <w:b/>
+          <w:lang w:val="en_US" w:bidi="en_US"/>
+        </w:rPr>
         <w:t>"that is} in Christ Jesus"</w:t>
       </w:r>
     </w:p>
@@ -33499,6 +38164,21 @@
           <w:b/>
           <w:lang w:val="en_US" w:bidi="en_US"/>
         </w:rPr>
+        <w:t>πᾶσα Γραφὴ θεόπνευστος καὶ ὠφέλιμος</w:t>
+      </w:r>
+    </w:p>
+    <w:p>
+      <w:pPr/>
+      <w:r>
+        <w:rPr>
+          <w:lang w:val="en_US" w:bidi="en_US"/>
+        </w:rPr>
+      </w:r>
+      <w:r>
+        <w:rPr>
+          <w:b/>
+          <w:lang w:val="en_US" w:bidi="en_US"/>
+        </w:rPr>
         <w:t>"All Scripture {is} God-breathed and {is} profitable"</w:t>
       </w:r>
     </w:p>
@@ -33582,6 +38262,21 @@
           <w:b/>
           <w:lang w:val="en_US" w:bidi="en_US"/>
         </w:rPr>
+        <w:t>πᾶσα Γραφὴ θεόπνευστος καὶ</w:t>
+      </w:r>
+    </w:p>
+    <w:p>
+      <w:pPr/>
+      <w:r>
+        <w:rPr>
+          <w:lang w:val="en_US" w:bidi="en_US"/>
+        </w:rPr>
+      </w:r>
+      <w:r>
+        <w:rPr>
+          <w:b/>
+          <w:lang w:val="en_US" w:bidi="en_US"/>
+        </w:rPr>
         <w:t>"All Scripture {is} God-breathed and"</w:t>
       </w:r>
     </w:p>
@@ -33717,6 +38412,21 @@
           <w:b/>
           <w:lang w:val="en_US" w:bidi="en_US"/>
         </w:rPr>
+        <w:t>πᾶσα Γραφὴ</w:t>
+      </w:r>
+    </w:p>
+    <w:p>
+      <w:pPr/>
+      <w:r>
+        <w:rPr>
+          <w:lang w:val="en_US" w:bidi="en_US"/>
+        </w:rPr>
+      </w:r>
+      <w:r>
+        <w:rPr>
+          <w:b/>
+          <w:lang w:val="en_US" w:bidi="en_US"/>
+        </w:rPr>
         <w:t>"All Scripture"</w:t>
       </w:r>
     </w:p>
@@ -33826,6 +38536,21 @@
           <w:b/>
           <w:lang w:val="en_US" w:bidi="en_US"/>
         </w:rPr>
+        <w:t>ὠφέλιμος</w:t>
+      </w:r>
+    </w:p>
+    <w:p>
+      <w:pPr/>
+      <w:r>
+        <w:rPr>
+          <w:lang w:val="en_US" w:bidi="en_US"/>
+        </w:rPr>
+      </w:r>
+      <w:r>
+        <w:rPr>
+          <w:b/>
+          <w:lang w:val="en_US" w:bidi="en_US"/>
+        </w:rPr>
         <w:t>"is} profitable"</w:t>
       </w:r>
     </w:p>
@@ -33922,6 +38647,21 @@
           <w:b/>
           <w:lang w:val="en_US" w:bidi="en_US"/>
         </w:rPr>
+        <w:t>πρὸς διδασκαλίαν, πρὸς ἐλεγμόν, πρὸς ἐπανόρθωσιν, πρὸς παιδείαν τὴν ἐν δικαιοσύνῃ</w:t>
+      </w:r>
+    </w:p>
+    <w:p>
+      <w:pPr/>
+      <w:r>
+        <w:rPr>
+          <w:lang w:val="en_US" w:bidi="en_US"/>
+        </w:rPr>
+      </w:r>
+      <w:r>
+        <w:rPr>
+          <w:b/>
+          <w:lang w:val="en_US" w:bidi="en_US"/>
+        </w:rPr>
         <w:t>"for teaching, for reproof, for correction, for training in righteousness"</w:t>
       </w:r>
     </w:p>
@@ -34005,6 +38745,21 @@
           <w:b/>
           <w:lang w:val="en_US" w:bidi="en_US"/>
         </w:rPr>
+        <w:t>ἵνα</w:t>
+      </w:r>
+    </w:p>
+    <w:p>
+      <w:pPr/>
+      <w:r>
+        <w:rPr>
+          <w:lang w:val="en_US" w:bidi="en_US"/>
+        </w:rPr>
+      </w:r>
+      <w:r>
+        <w:rPr>
+          <w:b/>
+          <w:lang w:val="en_US" w:bidi="en_US"/>
+        </w:rPr>
         <w:t>"so that"</w:t>
       </w:r>
     </w:p>
@@ -34101,6 +38856,21 @@
           <w:b/>
           <w:lang w:val="en_US" w:bidi="en_US"/>
         </w:rPr>
+        <w:t>ὁ τοῦ Θεοῦ ἄνθρωπος</w:t>
+      </w:r>
+    </w:p>
+    <w:p>
+      <w:pPr/>
+      <w:r>
+        <w:rPr>
+          <w:lang w:val="en_US" w:bidi="en_US"/>
+        </w:rPr>
+      </w:r>
+      <w:r>
+        <w:rPr>
+          <w:b/>
+          <w:lang w:val="en_US" w:bidi="en_US"/>
+        </w:rPr>
         <w:t>"the man of God"</w:t>
       </w:r>
     </w:p>
@@ -34210,6 +38980,21 @@
           <w:b/>
           <w:lang w:val="en_US" w:bidi="en_US"/>
         </w:rPr>
+        <w:t>ὁ τοῦ Θεοῦ ἄνθρωπος</w:t>
+      </w:r>
+    </w:p>
+    <w:p>
+      <w:pPr/>
+      <w:r>
+        <w:rPr>
+          <w:lang w:val="en_US" w:bidi="en_US"/>
+        </w:rPr>
+      </w:r>
+      <w:r>
+        <w:rPr>
+          <w:b/>
+          <w:lang w:val="en_US" w:bidi="en_US"/>
+        </w:rPr>
         <w:t>"the man of God"</w:t>
       </w:r>
     </w:p>
@@ -34306,6 +39091,21 @@
           <w:b/>
           <w:lang w:val="en_US" w:bidi="en_US"/>
         </w:rPr>
+        <w:t>ὁ τοῦ Θεοῦ ἄνθρωπος</w:t>
+      </w:r>
+    </w:p>
+    <w:p>
+      <w:pPr/>
+      <w:r>
+        <w:rPr>
+          <w:lang w:val="en_US" w:bidi="en_US"/>
+        </w:rPr>
+      </w:r>
+      <w:r>
+        <w:rPr>
+          <w:b/>
+          <w:lang w:val="en_US" w:bidi="en_US"/>
+        </w:rPr>
         <w:t>"the man of God"</w:t>
       </w:r>
     </w:p>
@@ -34402,6 +39202,21 @@
           <w:b/>
           <w:lang w:val="en_US" w:bidi="en_US"/>
         </w:rPr>
+        <w:t>ἄρτιος &amp; πρὸς πᾶν ἔργον ἀγαθὸν ἐξηρτισμένος</w:t>
+      </w:r>
+    </w:p>
+    <w:p>
+      <w:pPr/>
+      <w:r>
+        <w:rPr>
+          <w:lang w:val="en_US" w:bidi="en_US"/>
+        </w:rPr>
+      </w:r>
+      <w:r>
+        <w:rPr>
+          <w:b/>
+          <w:lang w:val="en_US" w:bidi="en_US"/>
+        </w:rPr>
         <w:t>"complete, having been equipped for every good work"</w:t>
       </w:r>
     </w:p>
@@ -34511,6 +39326,21 @@
           <w:b/>
           <w:lang w:val="en_US" w:bidi="en_US"/>
         </w:rPr>
+        <w:t>ἐξηρτισμένος</w:t>
+      </w:r>
+    </w:p>
+    <w:p>
+      <w:pPr/>
+      <w:r>
+        <w:rPr>
+          <w:lang w:val="en_US" w:bidi="en_US"/>
+        </w:rPr>
+      </w:r>
+      <w:r>
+        <w:rPr>
+          <w:b/>
+          <w:lang w:val="en_US" w:bidi="en_US"/>
+        </w:rPr>
         <w:t>"having been equipped"</w:t>
       </w:r>
     </w:p>
@@ -34729,6 +39559,21 @@
           <w:b/>
           <w:lang w:val="en_US" w:bidi="en_US"/>
         </w:rPr>
+        <w:t>ζῶντας καὶ νεκρούς</w:t>
+      </w:r>
+    </w:p>
+    <w:p>
+      <w:pPr/>
+      <w:r>
+        <w:rPr>
+          <w:lang w:val="en_US" w:bidi="en_US"/>
+        </w:rPr>
+      </w:r>
+      <w:r>
+        <w:rPr>
+          <w:b/>
+          <w:lang w:val="en_US" w:bidi="en_US"/>
+        </w:rPr>
         <w:t>"living and dead"</w:t>
       </w:r>
     </w:p>
@@ -34838,6 +39683,21 @@
           <w:b/>
           <w:lang w:val="en_US" w:bidi="en_US"/>
         </w:rPr>
+        <w:t>καὶ τὴν ἐπιφάνειαν αὐτοῦ</w:t>
+      </w:r>
+    </w:p>
+    <w:p>
+      <w:pPr/>
+      <w:r>
+        <w:rPr>
+          <w:lang w:val="en_US" w:bidi="en_US"/>
+        </w:rPr>
+      </w:r>
+      <w:r>
+        <w:rPr>
+          <w:b/>
+          <w:lang w:val="en_US" w:bidi="en_US"/>
+        </w:rPr>
         <w:t>"and by his appearing"</w:t>
       </w:r>
     </w:p>
@@ -34934,6 +39794,21 @@
           <w:b/>
           <w:lang w:val="en_US" w:bidi="en_US"/>
         </w:rPr>
+        <w:t>τὴν ἐπιφάνειαν αὐτοῦ</w:t>
+      </w:r>
+    </w:p>
+    <w:p>
+      <w:pPr/>
+      <w:r>
+        <w:rPr>
+          <w:lang w:val="en_US" w:bidi="en_US"/>
+        </w:rPr>
+      </w:r>
+      <w:r>
+        <w:rPr>
+          <w:b/>
+          <w:lang w:val="en_US" w:bidi="en_US"/>
+        </w:rPr>
         <w:t>"by his appearing"</w:t>
       </w:r>
     </w:p>
@@ -35043,6 +39918,21 @@
           <w:b/>
           <w:lang w:val="en_US" w:bidi="en_US"/>
         </w:rPr>
+        <w:t>τὸν λόγον</w:t>
+      </w:r>
+    </w:p>
+    <w:p>
+      <w:pPr/>
+      <w:r>
+        <w:rPr>
+          <w:lang w:val="en_US" w:bidi="en_US"/>
+        </w:rPr>
+      </w:r>
+      <w:r>
+        <w:rPr>
+          <w:b/>
+          <w:lang w:val="en_US" w:bidi="en_US"/>
+        </w:rPr>
         <w:t>"the word"</w:t>
       </w:r>
     </w:p>
@@ -35139,6 +40029,21 @@
           <w:b/>
           <w:lang w:val="en_US" w:bidi="en_US"/>
         </w:rPr>
+        <w:t>ἐπίστηθι</w:t>
+      </w:r>
+    </w:p>
+    <w:p>
+      <w:pPr/>
+      <w:r>
+        <w:rPr>
+          <w:lang w:val="en_US" w:bidi="en_US"/>
+        </w:rPr>
+      </w:r>
+      <w:r>
+        <w:rPr>
+          <w:b/>
+          <w:lang w:val="en_US" w:bidi="en_US"/>
+        </w:rPr>
         <w:t>"stand by"</w:t>
       </w:r>
     </w:p>
@@ -35235,6 +40140,21 @@
           <w:b/>
           <w:lang w:val="en_US" w:bidi="en_US"/>
         </w:rPr>
+        <w:t>εὐκαίρως, ἀκαίρως</w:t>
+      </w:r>
+    </w:p>
+    <w:p>
+      <w:pPr/>
+      <w:r>
+        <w:rPr>
+          <w:lang w:val="en_US" w:bidi="en_US"/>
+        </w:rPr>
+      </w:r>
+      <w:r>
+        <w:rPr>
+          <w:b/>
+          <w:lang w:val="en_US" w:bidi="en_US"/>
+        </w:rPr>
         <w:t>"opportunely, inopportunely"</w:t>
       </w:r>
     </w:p>
@@ -35318,6 +40238,21 @@
           <w:b/>
           <w:lang w:val="en_US" w:bidi="en_US"/>
         </w:rPr>
+        <w:t>ἐν πάσῃ μακροθυμίᾳ καὶ διδαχῇ</w:t>
+      </w:r>
+    </w:p>
+    <w:p>
+      <w:pPr/>
+      <w:r>
+        <w:rPr>
+          <w:lang w:val="en_US" w:bidi="en_US"/>
+        </w:rPr>
+      </w:r>
+      <w:r>
+        <w:rPr>
+          <w:b/>
+          <w:lang w:val="en_US" w:bidi="en_US"/>
+        </w:rPr>
         <w:t>"with all patience and teaching"</w:t>
       </w:r>
     </w:p>
@@ -35440,6 +40375,21 @@
           <w:b/>
           <w:lang w:val="en_US" w:bidi="en_US"/>
         </w:rPr>
+        <w:t>ἐν πάσῃ μακροθυμίᾳ καὶ διδαχῇ</w:t>
+      </w:r>
+    </w:p>
+    <w:p>
+      <w:pPr/>
+      <w:r>
+        <w:rPr>
+          <w:lang w:val="en_US" w:bidi="en_US"/>
+        </w:rPr>
+      </w:r>
+      <w:r>
+        <w:rPr>
+          <w:b/>
+          <w:lang w:val="en_US" w:bidi="en_US"/>
+        </w:rPr>
         <w:t>"with all patience and teaching"</w:t>
       </w:r>
     </w:p>
@@ -35549,6 +40499,21 @@
           <w:b/>
           <w:lang w:val="en_US" w:bidi="en_US"/>
         </w:rPr>
+        <w:t>γὰρ</w:t>
+      </w:r>
+    </w:p>
+    <w:p>
+      <w:pPr/>
+      <w:r>
+        <w:rPr>
+          <w:lang w:val="en_US" w:bidi="en_US"/>
+        </w:rPr>
+      </w:r>
+      <w:r>
+        <w:rPr>
+          <w:b/>
+          <w:lang w:val="en_US" w:bidi="en_US"/>
+        </w:rPr>
         <w:t>"For"</w:t>
       </w:r>
     </w:p>
@@ -35658,6 +40623,21 @@
           <w:b/>
           <w:lang w:val="en_US" w:bidi="en_US"/>
         </w:rPr>
+        <w:t>ἔσται &amp; καιρὸς ὅτε</w:t>
+      </w:r>
+    </w:p>
+    <w:p>
+      <w:pPr/>
+      <w:r>
+        <w:rPr>
+          <w:lang w:val="en_US" w:bidi="en_US"/>
+        </w:rPr>
+      </w:r>
+      <w:r>
+        <w:rPr>
+          <w:b/>
+          <w:lang w:val="en_US" w:bidi="en_US"/>
+        </w:rPr>
         <w:t>"there will be a time when"</w:t>
       </w:r>
     </w:p>
@@ -35721,6 +40701,21 @@
           <w:b/>
           <w:lang w:val="en_US" w:bidi="en_US"/>
         </w:rPr>
+        <w:t>οὐκ ἀνέξονται</w:t>
+      </w:r>
+    </w:p>
+    <w:p>
+      <w:pPr/>
+      <w:r>
+        <w:rPr>
+          <w:lang w:val="en_US" w:bidi="en_US"/>
+        </w:rPr>
+      </w:r>
+      <w:r>
+        <w:rPr>
+          <w:b/>
+          <w:lang w:val="en_US" w:bidi="en_US"/>
+        </w:rPr>
         <w:t>"they will not bear with"</w:t>
       </w:r>
     </w:p>
@@ -35817,6 +40812,21 @@
           <w:b/>
           <w:lang w:val="en_US" w:bidi="en_US"/>
         </w:rPr>
+        <w:t>οὐκ ἀνέξονται</w:t>
+      </w:r>
+    </w:p>
+    <w:p>
+      <w:pPr/>
+      <w:r>
+        <w:rPr>
+          <w:lang w:val="en_US" w:bidi="en_US"/>
+        </w:rPr>
+      </w:r>
+      <w:r>
+        <w:rPr>
+          <w:b/>
+          <w:lang w:val="en_US" w:bidi="en_US"/>
+        </w:rPr>
         <w:t>"they will not bear with"</w:t>
       </w:r>
     </w:p>
@@ -35926,6 +40936,21 @@
           <w:b/>
           <w:lang w:val="en_US" w:bidi="en_US"/>
         </w:rPr>
+        <w:t>τῆς ὑγιαινούσης διδασκαλίας</w:t>
+      </w:r>
+    </w:p>
+    <w:p>
+      <w:pPr/>
+      <w:r>
+        <w:rPr>
+          <w:lang w:val="en_US" w:bidi="en_US"/>
+        </w:rPr>
+      </w:r>
+      <w:r>
+        <w:rPr>
+          <w:b/>
+          <w:lang w:val="en_US" w:bidi="en_US"/>
+        </w:rPr>
         <w:t>"the healthy teaching"</w:t>
       </w:r>
     </w:p>
@@ -36048,6 +41073,21 @@
           <w:b/>
           <w:lang w:val="en_US" w:bidi="en_US"/>
         </w:rPr>
+        <w:t>κατὰ τὰς ἰδίας ἐπιθυμίας, ἑαυτοῖς ἐπισωρεύσουσιν διδασκάλους</w:t>
+      </w:r>
+    </w:p>
+    <w:p>
+      <w:pPr/>
+      <w:r>
+        <w:rPr>
+          <w:lang w:val="en_US" w:bidi="en_US"/>
+        </w:rPr>
+      </w:r>
+      <w:r>
+        <w:rPr>
+          <w:b/>
+          <w:lang w:val="en_US" w:bidi="en_US"/>
+        </w:rPr>
         <w:t>"they will heap up for themselves teachers according to their own desires"</w:t>
       </w:r>
     </w:p>
@@ -36170,6 +41210,21 @@
           <w:b/>
           <w:lang w:val="en_US" w:bidi="en_US"/>
         </w:rPr>
+        <w:t>ἑαυτοῖς ἐπισωρεύσουσιν διδασκάλους</w:t>
+      </w:r>
+    </w:p>
+    <w:p>
+      <w:pPr/>
+      <w:r>
+        <w:rPr>
+          <w:lang w:val="en_US" w:bidi="en_US"/>
+        </w:rPr>
+      </w:r>
+      <w:r>
+        <w:rPr>
+          <w:b/>
+          <w:lang w:val="en_US" w:bidi="en_US"/>
+        </w:rPr>
         <w:t>"they will heap up for themselves teachers"</w:t>
       </w:r>
     </w:p>
@@ -36279,6 +41334,21 @@
           <w:b/>
           <w:lang w:val="en_US" w:bidi="en_US"/>
         </w:rPr>
+        <w:t>κνηθόμενοι τὴν ἀκοήν</w:t>
+      </w:r>
+    </w:p>
+    <w:p>
+      <w:pPr/>
+      <w:r>
+        <w:rPr>
+          <w:lang w:val="en_US" w:bidi="en_US"/>
+        </w:rPr>
+      </w:r>
+      <w:r>
+        <w:rPr>
+          <w:b/>
+          <w:lang w:val="en_US" w:bidi="en_US"/>
+        </w:rPr>
         <w:t>"itching {in} the ear"</w:t>
       </w:r>
     </w:p>
@@ -36388,6 +41458,21 @@
           <w:b/>
           <w:lang w:val="en_US" w:bidi="en_US"/>
         </w:rPr>
+        <w:t>τὴν ἀκοήν</w:t>
+      </w:r>
+    </w:p>
+    <w:p>
+      <w:pPr/>
+      <w:r>
+        <w:rPr>
+          <w:lang w:val="en_US" w:bidi="en_US"/>
+        </w:rPr>
+      </w:r>
+      <w:r>
+        <w:rPr>
+          <w:b/>
+          <w:lang w:val="en_US" w:bidi="en_US"/>
+        </w:rPr>
         <w:t>"in} the ear"</w:t>
       </w:r>
     </w:p>
@@ -36484,6 +41569,21 @@
           <w:b/>
           <w:lang w:val="en_US" w:bidi="en_US"/>
         </w:rPr>
+        <w:t>ἀπὸ μὲν τῆς ἀληθείας τὴν ἀκοὴν ἀποστρέψουσιν</w:t>
+      </w:r>
+    </w:p>
+    <w:p>
+      <w:pPr/>
+      <w:r>
+        <w:rPr>
+          <w:lang w:val="en_US" w:bidi="en_US"/>
+        </w:rPr>
+      </w:r>
+      <w:r>
+        <w:rPr>
+          <w:b/>
+          <w:lang w:val="en_US" w:bidi="en_US"/>
+        </w:rPr>
         <w:t>"they will turn the ear away from the truth"</w:t>
       </w:r>
     </w:p>
@@ -36567,6 +41667,21 @@
           <w:b/>
           <w:lang w:val="en_US" w:bidi="en_US"/>
         </w:rPr>
+        <w:t>τὴν ἀκοὴν</w:t>
+      </w:r>
+    </w:p>
+    <w:p>
+      <w:pPr/>
+      <w:r>
+        <w:rPr>
+          <w:lang w:val="en_US" w:bidi="en_US"/>
+        </w:rPr>
+      </w:r>
+      <w:r>
+        <w:rPr>
+          <w:b/>
+          <w:lang w:val="en_US" w:bidi="en_US"/>
+        </w:rPr>
         <w:t>"the ear"</w:t>
       </w:r>
     </w:p>
@@ -36663,6 +41778,21 @@
           <w:b/>
           <w:lang w:val="en_US" w:bidi="en_US"/>
         </w:rPr>
+        <w:t>τῆς ἀληθείας</w:t>
+      </w:r>
+    </w:p>
+    <w:p>
+      <w:pPr/>
+      <w:r>
+        <w:rPr>
+          <w:lang w:val="en_US" w:bidi="en_US"/>
+        </w:rPr>
+      </w:r>
+      <w:r>
+        <w:rPr>
+          <w:b/>
+          <w:lang w:val="en_US" w:bidi="en_US"/>
+        </w:rPr>
         <w:t>"the truth"</w:t>
       </w:r>
     </w:p>
@@ -36759,6 +41889,21 @@
           <w:b/>
           <w:lang w:val="en_US" w:bidi="en_US"/>
         </w:rPr>
+        <w:t>ἐπὶ &amp; ἐκτραπήσονται</w:t>
+      </w:r>
+    </w:p>
+    <w:p>
+      <w:pPr/>
+      <w:r>
+        <w:rPr>
+          <w:lang w:val="en_US" w:bidi="en_US"/>
+        </w:rPr>
+      </w:r>
+      <w:r>
+        <w:rPr>
+          <w:b/>
+          <w:lang w:val="en_US" w:bidi="en_US"/>
+        </w:rPr>
         <w:t>"be turned away to"</w:t>
       </w:r>
     </w:p>
@@ -36842,6 +41987,21 @@
           <w:b/>
           <w:lang w:val="en_US" w:bidi="en_US"/>
         </w:rPr>
+        <w:t>ἐπὶ &amp; ἐκτραπήσονται</w:t>
+      </w:r>
+    </w:p>
+    <w:p>
+      <w:pPr/>
+      <w:r>
+        <w:rPr>
+          <w:lang w:val="en_US" w:bidi="en_US"/>
+        </w:rPr>
+      </w:r>
+      <w:r>
+        <w:rPr>
+          <w:b/>
+          <w:lang w:val="en_US" w:bidi="en_US"/>
+        </w:rPr>
         <w:t>"be turned away to"</w:t>
       </w:r>
     </w:p>
@@ -36938,6 +42098,21 @@
           <w:b/>
           <w:lang w:val="en_US" w:bidi="en_US"/>
         </w:rPr>
+        <w:t>τοὺς μύθους</w:t>
+      </w:r>
+    </w:p>
+    <w:p>
+      <w:pPr/>
+      <w:r>
+        <w:rPr>
+          <w:lang w:val="en_US" w:bidi="en_US"/>
+        </w:rPr>
+      </w:r>
+      <w:r>
+        <w:rPr>
+          <w:b/>
+          <w:lang w:val="en_US" w:bidi="en_US"/>
+        </w:rPr>
         <w:t>"the myths"</w:t>
       </w:r>
     </w:p>
@@ -37034,6 +42209,21 @@
           <w:b/>
           <w:lang w:val="en_US" w:bidi="en_US"/>
         </w:rPr>
+        <w:t>σὺ δὲ</w:t>
+      </w:r>
+    </w:p>
+    <w:p>
+      <w:pPr/>
+      <w:r>
+        <w:rPr>
+          <w:lang w:val="en_US" w:bidi="en_US"/>
+        </w:rPr>
+      </w:r>
+      <w:r>
+        <w:rPr>
+          <w:b/>
+          <w:lang w:val="en_US" w:bidi="en_US"/>
+        </w:rPr>
         <w:t>"But you"</w:t>
       </w:r>
     </w:p>
@@ -37116,6 +42306,21 @@
         <w:rPr>
           <w:lang w:val="en_US" w:bidi="en_US"/>
         </w:rPr>
+      </w:r>
+    </w:p>
+    <w:p>
+      <w:pPr/>
+      <w:r>
+        <w:rPr>
+          <w:lang w:val="en_US" w:bidi="en_US"/>
+        </w:rPr>
+      </w:r>
+      <w:r>
+        <w:rPr>
+          <w:b/>
+          <w:lang w:val="en_US" w:bidi="en_US"/>
+        </w:rPr>
+        <w:t>νῆφε</w:t>
       </w:r>
     </w:p>
     <w:p>
@@ -37244,6 +42449,21 @@
           <w:b/>
           <w:lang w:val="en_US" w:bidi="en_US"/>
         </w:rPr>
+        <w:t>ἐν πᾶσιν</w:t>
+      </w:r>
+    </w:p>
+    <w:p>
+      <w:pPr/>
+      <w:r>
+        <w:rPr>
+          <w:lang w:val="en_US" w:bidi="en_US"/>
+        </w:rPr>
+      </w:r>
+      <w:r>
+        <w:rPr>
+          <w:b/>
+          <w:lang w:val="en_US" w:bidi="en_US"/>
+        </w:rPr>
         <w:t>"in all things"</w:t>
       </w:r>
     </w:p>
@@ -37307,6 +42527,21 @@
           <w:b/>
           <w:lang w:val="en_US" w:bidi="en_US"/>
         </w:rPr>
+        <w:t>κακοπάθησον</w:t>
+      </w:r>
+    </w:p>
+    <w:p>
+      <w:pPr/>
+      <w:r>
+        <w:rPr>
+          <w:lang w:val="en_US" w:bidi="en_US"/>
+        </w:rPr>
+      </w:r>
+      <w:r>
+        <w:rPr>
+          <w:b/>
+          <w:lang w:val="en_US" w:bidi="en_US"/>
+        </w:rPr>
         <w:t>"Suffer hardship"</w:t>
       </w:r>
     </w:p>
@@ -37403,6 +42638,21 @@
           <w:b/>
           <w:lang w:val="en_US" w:bidi="en_US"/>
         </w:rPr>
+        <w:t>ἔργον &amp; εὐαγγελιστοῦ</w:t>
+      </w:r>
+    </w:p>
+    <w:p>
+      <w:pPr/>
+      <w:r>
+        <w:rPr>
+          <w:lang w:val="en_US" w:bidi="en_US"/>
+        </w:rPr>
+      </w:r>
+      <w:r>
+        <w:rPr>
+          <w:b/>
+          <w:lang w:val="en_US" w:bidi="en_US"/>
+        </w:rPr>
         <w:t>"the work of an evangelist"</w:t>
       </w:r>
     </w:p>
@@ -37512,6 +42762,21 @@
           <w:b/>
           <w:lang w:val="en_US" w:bidi="en_US"/>
         </w:rPr>
+        <w:t>τὴν διακονίαν σου πληροφόρησον</w:t>
+      </w:r>
+    </w:p>
+    <w:p>
+      <w:pPr/>
+      <w:r>
+        <w:rPr>
+          <w:lang w:val="en_US" w:bidi="en_US"/>
+        </w:rPr>
+      </w:r>
+      <w:r>
+        <w:rPr>
+          <w:b/>
+          <w:lang w:val="en_US" w:bidi="en_US"/>
+        </w:rPr>
         <w:t>"Fulfill your service"</w:t>
       </w:r>
     </w:p>
@@ -37608,6 +42873,21 @@
           <w:b/>
           <w:lang w:val="en_US" w:bidi="en_US"/>
         </w:rPr>
+        <w:t>γὰρ</w:t>
+      </w:r>
+    </w:p>
+    <w:p>
+      <w:pPr/>
+      <w:r>
+        <w:rPr>
+          <w:lang w:val="en_US" w:bidi="en_US"/>
+        </w:rPr>
+      </w:r>
+      <w:r>
+        <w:rPr>
+          <w:b/>
+          <w:lang w:val="en_US" w:bidi="en_US"/>
+        </w:rPr>
         <w:t>"For"</w:t>
       </w:r>
     </w:p>
@@ -37717,6 +42997,21 @@
           <w:b/>
           <w:lang w:val="en_US" w:bidi="en_US"/>
         </w:rPr>
+        <w:t>ἐγὼ &amp; ἤδη σπένδομαι</w:t>
+      </w:r>
+    </w:p>
+    <w:p>
+      <w:pPr/>
+      <w:r>
+        <w:rPr>
+          <w:lang w:val="en_US" w:bidi="en_US"/>
+        </w:rPr>
+      </w:r>
+      <w:r>
+        <w:rPr>
+          <w:b/>
+          <w:lang w:val="en_US" w:bidi="en_US"/>
+        </w:rPr>
         <w:t>"I am already being poured out as an offering"</w:t>
       </w:r>
     </w:p>
@@ -37800,6 +43095,21 @@
           <w:b/>
           <w:lang w:val="en_US" w:bidi="en_US"/>
         </w:rPr>
+        <w:t>ἐγὼ &amp; ἤδη σπένδομαι</w:t>
+      </w:r>
+    </w:p>
+    <w:p>
+      <w:pPr/>
+      <w:r>
+        <w:rPr>
+          <w:lang w:val="en_US" w:bidi="en_US"/>
+        </w:rPr>
+      </w:r>
+      <w:r>
+        <w:rPr>
+          <w:b/>
+          <w:lang w:val="en_US" w:bidi="en_US"/>
+        </w:rPr>
         <w:t>"I am already being poured out as an offering"</w:t>
       </w:r>
     </w:p>
@@ -37883,6 +43193,21 @@
           <w:b/>
           <w:lang w:val="en_US" w:bidi="en_US"/>
         </w:rPr>
+        <w:t>τῆς ἀναλύσεώς μου</w:t>
+      </w:r>
+    </w:p>
+    <w:p>
+      <w:pPr/>
+      <w:r>
+        <w:rPr>
+          <w:lang w:val="en_US" w:bidi="en_US"/>
+        </w:rPr>
+      </w:r>
+      <w:r>
+        <w:rPr>
+          <w:b/>
+          <w:lang w:val="en_US" w:bidi="en_US"/>
+        </w:rPr>
         <w:t>"of my departure"</w:t>
       </w:r>
     </w:p>
@@ -37979,6 +43304,21 @@
           <w:b/>
           <w:lang w:val="en_US" w:bidi="en_US"/>
         </w:rPr>
+        <w:t>τὸν καλὸν ἀγῶνα ἠγώνισμαι</w:t>
+      </w:r>
+    </w:p>
+    <w:p>
+      <w:pPr/>
+      <w:r>
+        <w:rPr>
+          <w:lang w:val="en_US" w:bidi="en_US"/>
+        </w:rPr>
+      </w:r>
+      <w:r>
+        <w:rPr>
+          <w:b/>
+          <w:lang w:val="en_US" w:bidi="en_US"/>
+        </w:rPr>
         <w:t>"I have fought the good fight"</w:t>
       </w:r>
     </w:p>
@@ -38075,6 +43415,21 @@
           <w:b/>
           <w:lang w:val="en_US" w:bidi="en_US"/>
         </w:rPr>
+        <w:t>τὸν καλὸν ἀγῶνα</w:t>
+      </w:r>
+    </w:p>
+    <w:p>
+      <w:pPr/>
+      <w:r>
+        <w:rPr>
+          <w:lang w:val="en_US" w:bidi="en_US"/>
+        </w:rPr>
+      </w:r>
+      <w:r>
+        <w:rPr>
+          <w:b/>
+          <w:lang w:val="en_US" w:bidi="en_US"/>
+        </w:rPr>
         <w:t>"the good fight"</w:t>
       </w:r>
     </w:p>
@@ -38184,6 +43539,21 @@
           <w:b/>
           <w:lang w:val="en_US" w:bidi="en_US"/>
         </w:rPr>
+        <w:t>τὸν δρόμον τετέλεκα</w:t>
+      </w:r>
+    </w:p>
+    <w:p>
+      <w:pPr/>
+      <w:r>
+        <w:rPr>
+          <w:lang w:val="en_US" w:bidi="en_US"/>
+        </w:rPr>
+      </w:r>
+      <w:r>
+        <w:rPr>
+          <w:b/>
+          <w:lang w:val="en_US" w:bidi="en_US"/>
+        </w:rPr>
         <w:t>"I have finished the race"</w:t>
       </w:r>
     </w:p>
@@ -38293,6 +43663,21 @@
           <w:b/>
           <w:lang w:val="en_US" w:bidi="en_US"/>
         </w:rPr>
+        <w:t>τὴν πίστιν τετήρηκα</w:t>
+      </w:r>
+    </w:p>
+    <w:p>
+      <w:pPr/>
+      <w:r>
+        <w:rPr>
+          <w:lang w:val="en_US" w:bidi="en_US"/>
+        </w:rPr>
+      </w:r>
+      <w:r>
+        <w:rPr>
+          <w:b/>
+          <w:lang w:val="en_US" w:bidi="en_US"/>
+        </w:rPr>
         <w:t>"I have kept the faith"</w:t>
       </w:r>
     </w:p>
@@ -38415,6 +43800,21 @@
           <w:b/>
           <w:lang w:val="en_US" w:bidi="en_US"/>
         </w:rPr>
+        <w:t>τὴν πίστιν τετήρηκα</w:t>
+      </w:r>
+    </w:p>
+    <w:p>
+      <w:pPr/>
+      <w:r>
+        <w:rPr>
+          <w:lang w:val="en_US" w:bidi="en_US"/>
+        </w:rPr>
+      </w:r>
+      <w:r>
+        <w:rPr>
+          <w:b/>
+          <w:lang w:val="en_US" w:bidi="en_US"/>
+        </w:rPr>
         <w:t>"I have kept the faith"</w:t>
       </w:r>
     </w:p>
@@ -38537,6 +43937,21 @@
           <w:b/>
           <w:lang w:val="en_US" w:bidi="en_US"/>
         </w:rPr>
+        <w:t>τὴν πίστιν</w:t>
+      </w:r>
+    </w:p>
+    <w:p>
+      <w:pPr/>
+      <w:r>
+        <w:rPr>
+          <w:lang w:val="en_US" w:bidi="en_US"/>
+        </w:rPr>
+      </w:r>
+      <w:r>
+        <w:rPr>
+          <w:b/>
+          <w:lang w:val="en_US" w:bidi="en_US"/>
+        </w:rPr>
         <w:t>"the faith"</w:t>
       </w:r>
     </w:p>
@@ -38633,6 +44048,21 @@
           <w:b/>
           <w:lang w:val="en_US" w:bidi="en_US"/>
         </w:rPr>
+        <w:t>λοιπὸν</w:t>
+      </w:r>
+    </w:p>
+    <w:p>
+      <w:pPr/>
+      <w:r>
+        <w:rPr>
+          <w:lang w:val="en_US" w:bidi="en_US"/>
+        </w:rPr>
+      </w:r>
+      <w:r>
+        <w:rPr>
+          <w:b/>
+          <w:lang w:val="en_US" w:bidi="en_US"/>
+        </w:rPr>
         <w:t>"From now on"</w:t>
       </w:r>
     </w:p>
@@ -38729,6 +44159,21 @@
           <w:b/>
           <w:lang w:val="en_US" w:bidi="en_US"/>
         </w:rPr>
+        <w:t>ἀπόκειταί &amp; ὁ τῆς δικαιοσύνης στέφανος</w:t>
+      </w:r>
+    </w:p>
+    <w:p>
+      <w:pPr/>
+      <w:r>
+        <w:rPr>
+          <w:lang w:val="en_US" w:bidi="en_US"/>
+        </w:rPr>
+      </w:r>
+      <w:r>
+        <w:rPr>
+          <w:b/>
+          <w:lang w:val="en_US" w:bidi="en_US"/>
+        </w:rPr>
         <w:t>"the crown of righteousness is reserved"</w:t>
       </w:r>
     </w:p>
@@ -38812,6 +44257,21 @@
           <w:b/>
           <w:lang w:val="en_US" w:bidi="en_US"/>
         </w:rPr>
+        <w:t>ὁ τῆς δικαιοσύνης στέφανος</w:t>
+      </w:r>
+    </w:p>
+    <w:p>
+      <w:pPr/>
+      <w:r>
+        <w:rPr>
+          <w:lang w:val="en_US" w:bidi="en_US"/>
+        </w:rPr>
+      </w:r>
+      <w:r>
+        <w:rPr>
+          <w:b/>
+          <w:lang w:val="en_US" w:bidi="en_US"/>
+        </w:rPr>
         <w:t>"the crown of righteousness"</w:t>
       </w:r>
     </w:p>
@@ -38934,6 +44394,21 @@
           <w:b/>
           <w:lang w:val="en_US" w:bidi="en_US"/>
         </w:rPr>
+        <w:t>ὁ τῆς δικαιοσύνης στέφανος</w:t>
+      </w:r>
+    </w:p>
+    <w:p>
+      <w:pPr/>
+      <w:r>
+        <w:rPr>
+          <w:lang w:val="en_US" w:bidi="en_US"/>
+        </w:rPr>
+      </w:r>
+      <w:r>
+        <w:rPr>
+          <w:b/>
+          <w:lang w:val="en_US" w:bidi="en_US"/>
+        </w:rPr>
         <w:t>"the crown of righteousness"</w:t>
       </w:r>
     </w:p>
@@ -39016,6 +44491,21 @@
         <w:rPr>
           <w:lang w:val="en_US" w:bidi="en_US"/>
         </w:rPr>
+      </w:r>
+    </w:p>
+    <w:p>
+      <w:pPr/>
+      <w:r>
+        <w:rPr>
+          <w:lang w:val="en_US" w:bidi="en_US"/>
+        </w:rPr>
+      </w:r>
+      <w:r>
+        <w:rPr>
+          <w:b/>
+          <w:lang w:val="en_US" w:bidi="en_US"/>
+        </w:rPr>
+        <w:t>ἐν, ἐκείνῃ τῇ ἡμέρᾳ</w:t>
       </w:r>
     </w:p>
     <w:p>
@@ -39131,6 +44621,21 @@
           <w:b/>
           <w:lang w:val="en_US" w:bidi="en_US"/>
         </w:rPr>
+        <w:t>οὐ μόνον δὲ ἐμοὶ, ἀλλὰ καὶ πᾶσιν τοῖς</w:t>
+      </w:r>
+    </w:p>
+    <w:p>
+      <w:pPr/>
+      <w:r>
+        <w:rPr>
+          <w:lang w:val="en_US" w:bidi="en_US"/>
+        </w:rPr>
+      </w:r>
+      <w:r>
+        <w:rPr>
+          <w:b/>
+          <w:lang w:val="en_US" w:bidi="en_US"/>
+        </w:rPr>
         <w:t>"and not only to me, but also to all the ones"</w:t>
       </w:r>
     </w:p>
@@ -39214,6 +44719,21 @@
           <w:b/>
           <w:lang w:val="en_US" w:bidi="en_US"/>
         </w:rPr>
+        <w:t>πᾶσιν τοῖς ἠγαπηκόσι τὴν ἐπιφάνειαν αὐτοῦ</w:t>
+      </w:r>
+    </w:p>
+    <w:p>
+      <w:pPr/>
+      <w:r>
+        <w:rPr>
+          <w:lang w:val="en_US" w:bidi="en_US"/>
+        </w:rPr>
+      </w:r>
+      <w:r>
+        <w:rPr>
+          <w:b/>
+          <w:lang w:val="en_US" w:bidi="en_US"/>
+        </w:rPr>
         <w:t>"to all the ones having loved his appearing"</w:t>
       </w:r>
     </w:p>
@@ -39309,6 +44829,21 @@
         <w:rPr>
           <w:lang w:val="en_US" w:bidi="en_US"/>
         </w:rPr>
+      </w:r>
+    </w:p>
+    <w:p>
+      <w:pPr/>
+      <w:r>
+        <w:rPr>
+          <w:lang w:val="en_US" w:bidi="en_US"/>
+        </w:rPr>
+      </w:r>
+      <w:r>
+        <w:rPr>
+          <w:b/>
+          <w:lang w:val="en_US" w:bidi="en_US"/>
+        </w:rPr>
+        <w:t>τὴν ἐπιφάνειαν αὐτοῦ</w:t>
       </w:r>
     </w:p>
     <w:p>
@@ -39450,6 +44985,21 @@
           <w:b/>
           <w:lang w:val="en_US" w:bidi="en_US"/>
         </w:rPr>
+        <w:t>σπούδασον ἐλθεῖν &amp; ταχέως</w:t>
+      </w:r>
+    </w:p>
+    <w:p>
+      <w:pPr/>
+      <w:r>
+        <w:rPr>
+          <w:lang w:val="en_US" w:bidi="en_US"/>
+        </w:rPr>
+      </w:r>
+      <w:r>
+        <w:rPr>
+          <w:b/>
+          <w:lang w:val="en_US" w:bidi="en_US"/>
+        </w:rPr>
         <w:t>"Strive to come"</w:t>
       </w:r>
       <w:r>
@@ -39526,6 +45076,21 @@
           <w:b/>
           <w:lang w:val="en_US" w:bidi="en_US"/>
         </w:rPr>
+        <w:t>ἐλθεῖν</w:t>
+      </w:r>
+    </w:p>
+    <w:p>
+      <w:pPr/>
+      <w:r>
+        <w:rPr>
+          <w:lang w:val="en_US" w:bidi="en_US"/>
+        </w:rPr>
+      </w:r>
+      <w:r>
+        <w:rPr>
+          <w:b/>
+          <w:lang w:val="en_US" w:bidi="en_US"/>
+        </w:rPr>
         <w:t>"to come"</w:t>
       </w:r>
     </w:p>
@@ -39622,6 +45187,21 @@
           <w:b/>
           <w:lang w:val="en_US" w:bidi="en_US"/>
         </w:rPr>
+        <w:t>γάρ</w:t>
+      </w:r>
+    </w:p>
+    <w:p>
+      <w:pPr/>
+      <w:r>
+        <w:rPr>
+          <w:lang w:val="en_US" w:bidi="en_US"/>
+        </w:rPr>
+      </w:r>
+      <w:r>
+        <w:rPr>
+          <w:b/>
+          <w:lang w:val="en_US" w:bidi="en_US"/>
+        </w:rPr>
         <w:t>"for"</w:t>
       </w:r>
     </w:p>
@@ -39731,6 +45311,21 @@
           <w:b/>
           <w:lang w:val="en_US" w:bidi="en_US"/>
         </w:rPr>
+        <w:t>Δημᾶς &amp; Κρήσκης</w:t>
+      </w:r>
+    </w:p>
+    <w:p>
+      <w:pPr/>
+      <w:r>
+        <w:rPr>
+          <w:lang w:val="en_US" w:bidi="en_US"/>
+        </w:rPr>
+      </w:r>
+      <w:r>
+        <w:rPr>
+          <w:b/>
+          <w:lang w:val="en_US" w:bidi="en_US"/>
+        </w:rPr>
         <w:t>"Demas"</w:t>
       </w:r>
       <w:r>
@@ -39853,6 +45448,21 @@
           <w:b/>
           <w:lang w:val="en_US" w:bidi="en_US"/>
         </w:rPr>
+        <w:t>τὸν νῦν αἰῶνα</w:t>
+      </w:r>
+    </w:p>
+    <w:p>
+      <w:pPr/>
+      <w:r>
+        <w:rPr>
+          <w:lang w:val="en_US" w:bidi="en_US"/>
+        </w:rPr>
+      </w:r>
+      <w:r>
+        <w:rPr>
+          <w:b/>
+          <w:lang w:val="en_US" w:bidi="en_US"/>
+        </w:rPr>
         <w:t>"the present age"</w:t>
       </w:r>
     </w:p>
@@ -39962,6 +45572,21 @@
           <w:b/>
           <w:lang w:val="en_US" w:bidi="en_US"/>
         </w:rPr>
+        <w:t>ἐπορεύθη</w:t>
+      </w:r>
+    </w:p>
+    <w:p>
+      <w:pPr/>
+      <w:r>
+        <w:rPr>
+          <w:lang w:val="en_US" w:bidi="en_US"/>
+        </w:rPr>
+      </w:r>
+      <w:r>
+        <w:rPr>
+          <w:b/>
+          <w:lang w:val="en_US" w:bidi="en_US"/>
+        </w:rPr>
         <w:t>"has gone"</w:t>
       </w:r>
     </w:p>
@@ -40058,6 +45683,21 @@
           <w:b/>
           <w:lang w:val="en_US" w:bidi="en_US"/>
         </w:rPr>
+        <w:t>Κρήσκης εἰς Γαλατίαν, Τίτος εἰς Δαλματίαν</w:t>
+      </w:r>
+    </w:p>
+    <w:p>
+      <w:pPr/>
+      <w:r>
+        <w:rPr>
+          <w:lang w:val="en_US" w:bidi="en_US"/>
+        </w:rPr>
+      </w:r>
+      <w:r>
+        <w:rPr>
+          <w:b/>
+          <w:lang w:val="en_US" w:bidi="en_US"/>
+        </w:rPr>
         <w:t>"Crescens to Galatia, Titus to Dalmatia"</w:t>
       </w:r>
     </w:p>
@@ -40141,6 +45781,21 @@
           <w:b/>
           <w:lang w:val="en_US" w:bidi="en_US"/>
         </w:rPr>
+        <w:t>Δαλματίαν</w:t>
+      </w:r>
+    </w:p>
+    <w:p>
+      <w:pPr/>
+      <w:r>
+        <w:rPr>
+          <w:lang w:val="en_US" w:bidi="en_US"/>
+        </w:rPr>
+      </w:r>
+      <w:r>
+        <w:rPr>
+          <w:b/>
+          <w:lang w:val="en_US" w:bidi="en_US"/>
+        </w:rPr>
         <w:t>"Dalmatia"</w:t>
       </w:r>
     </w:p>
@@ -40237,6 +45892,21 @@
           <w:b/>
           <w:lang w:val="en_US" w:bidi="en_US"/>
         </w:rPr>
+        <w:t>μοι εὔχρηστος εἰς διακονίαν</w:t>
+      </w:r>
+    </w:p>
+    <w:p>
+      <w:pPr/>
+      <w:r>
+        <w:rPr>
+          <w:lang w:val="en_US" w:bidi="en_US"/>
+        </w:rPr>
+      </w:r>
+      <w:r>
+        <w:rPr>
+          <w:b/>
+          <w:lang w:val="en_US" w:bidi="en_US"/>
+        </w:rPr>
         <w:t>"useful to me for service"</w:t>
       </w:r>
     </w:p>
@@ -40333,6 +46003,21 @@
           <w:b/>
           <w:lang w:val="en_US" w:bidi="en_US"/>
         </w:rPr>
+        <w:t>εἰς διακονίαν</w:t>
+      </w:r>
+    </w:p>
+    <w:p>
+      <w:pPr/>
+      <w:r>
+        <w:rPr>
+          <w:lang w:val="en_US" w:bidi="en_US"/>
+        </w:rPr>
+      </w:r>
+      <w:r>
+        <w:rPr>
+          <w:b/>
+          <w:lang w:val="en_US" w:bidi="en_US"/>
+        </w:rPr>
         <w:t>"for service"</w:t>
       </w:r>
     </w:p>
@@ -40429,6 +46114,21 @@
           <w:b/>
           <w:lang w:val="en_US" w:bidi="en_US"/>
         </w:rPr>
+        <w:t>δὲ</w:t>
+      </w:r>
+    </w:p>
+    <w:p>
+      <w:pPr/>
+      <w:r>
+        <w:rPr>
+          <w:lang w:val="en_US" w:bidi="en_US"/>
+        </w:rPr>
+      </w:r>
+      <w:r>
+        <w:rPr>
+          <w:b/>
+          <w:lang w:val="en_US" w:bidi="en_US"/>
+        </w:rPr>
         <w:t>"But"</w:t>
       </w:r>
     </w:p>
@@ -40538,6 +46238,21 @@
           <w:b/>
           <w:lang w:val="en_US" w:bidi="en_US"/>
         </w:rPr>
+        <w:t>ἀπέστειλα</w:t>
+      </w:r>
+    </w:p>
+    <w:p>
+      <w:pPr/>
+      <w:r>
+        <w:rPr>
+          <w:lang w:val="en_US" w:bidi="en_US"/>
+        </w:rPr>
+      </w:r>
+      <w:r>
+        <w:rPr>
+          <w:b/>
+          <w:lang w:val="en_US" w:bidi="en_US"/>
+        </w:rPr>
         <w:t>"I sent"</w:t>
       </w:r>
     </w:p>
@@ -40673,6 +46388,21 @@
           <w:b/>
           <w:lang w:val="en_US" w:bidi="en_US"/>
         </w:rPr>
+        <w:t>φελόνην</w:t>
+      </w:r>
+    </w:p>
+    <w:p>
+      <w:pPr/>
+      <w:r>
+        <w:rPr>
+          <w:lang w:val="en_US" w:bidi="en_US"/>
+        </w:rPr>
+      </w:r>
+      <w:r>
+        <w:rPr>
+          <w:b/>
+          <w:lang w:val="en_US" w:bidi="en_US"/>
+        </w:rPr>
         <w:t>"cloak"</w:t>
       </w:r>
     </w:p>
@@ -40769,6 +46499,21 @@
           <w:b/>
           <w:lang w:val="en_US" w:bidi="en_US"/>
         </w:rPr>
+        <w:t>Κάρπῳ</w:t>
+      </w:r>
+    </w:p>
+    <w:p>
+      <w:pPr/>
+      <w:r>
+        <w:rPr>
+          <w:lang w:val="en_US" w:bidi="en_US"/>
+        </w:rPr>
+      </w:r>
+      <w:r>
+        <w:rPr>
+          <w:b/>
+          <w:lang w:val="en_US" w:bidi="en_US"/>
+        </w:rPr>
         <w:t>"Carpus"</w:t>
       </w:r>
     </w:p>
@@ -40865,6 +46610,21 @@
           <w:b/>
           <w:lang w:val="en_US" w:bidi="en_US"/>
         </w:rPr>
+        <w:t>ἐρχόμενος</w:t>
+      </w:r>
+    </w:p>
+    <w:p>
+      <w:pPr/>
+      <w:r>
+        <w:rPr>
+          <w:lang w:val="en_US" w:bidi="en_US"/>
+        </w:rPr>
+      </w:r>
+      <w:r>
+        <w:rPr>
+          <w:b/>
+          <w:lang w:val="en_US" w:bidi="en_US"/>
+        </w:rPr>
         <w:t>"coming"</w:t>
       </w:r>
     </w:p>
@@ -40961,6 +46721,21 @@
           <w:b/>
           <w:lang w:val="en_US" w:bidi="en_US"/>
         </w:rPr>
+        <w:t>μάλιστα τὰς μεμβράνας</w:t>
+      </w:r>
+    </w:p>
+    <w:p>
+      <w:pPr/>
+      <w:r>
+        <w:rPr>
+          <w:lang w:val="en_US" w:bidi="en_US"/>
+        </w:rPr>
+      </w:r>
+      <w:r>
+        <w:rPr>
+          <w:b/>
+          <w:lang w:val="en_US" w:bidi="en_US"/>
+        </w:rPr>
         <w:t>"especially the parchments"</w:t>
       </w:r>
     </w:p>
@@ -41096,6 +46871,21 @@
           <w:b/>
           <w:lang w:val="en_US" w:bidi="en_US"/>
         </w:rPr>
+        <w:t>τὰς μεμβράνας</w:t>
+      </w:r>
+    </w:p>
+    <w:p>
+      <w:pPr/>
+      <w:r>
+        <w:rPr>
+          <w:lang w:val="en_US" w:bidi="en_US"/>
+        </w:rPr>
+      </w:r>
+      <w:r>
+        <w:rPr>
+          <w:b/>
+          <w:lang w:val="en_US" w:bidi="en_US"/>
+        </w:rPr>
         <w:t>"the parchments"</w:t>
       </w:r>
     </w:p>
@@ -41192,6 +46982,21 @@
           <w:b/>
           <w:lang w:val="en_US" w:bidi="en_US"/>
         </w:rPr>
+        <w:t>Ἀλέξανδρος ὁ χαλκεὺς</w:t>
+      </w:r>
+    </w:p>
+    <w:p>
+      <w:pPr/>
+      <w:r>
+        <w:rPr>
+          <w:lang w:val="en_US" w:bidi="en_US"/>
+        </w:rPr>
+      </w:r>
+      <w:r>
+        <w:rPr>
+          <w:b/>
+          <w:lang w:val="en_US" w:bidi="en_US"/>
+        </w:rPr>
         <w:t>"Alexander the coppersmith"</w:t>
       </w:r>
     </w:p>
@@ -41288,6 +47093,21 @@
           <w:b/>
           <w:lang w:val="en_US" w:bidi="en_US"/>
         </w:rPr>
+        <w:t>Ἀλέξανδρος</w:t>
+      </w:r>
+    </w:p>
+    <w:p>
+      <w:pPr/>
+      <w:r>
+        <w:rPr>
+          <w:lang w:val="en_US" w:bidi="en_US"/>
+        </w:rPr>
+      </w:r>
+      <w:r>
+        <w:rPr>
+          <w:b/>
+          <w:lang w:val="en_US" w:bidi="en_US"/>
+        </w:rPr>
         <w:t>"Alexander"</w:t>
       </w:r>
     </w:p>
@@ -41384,6 +47204,21 @@
           <w:b/>
           <w:lang w:val="en_US" w:bidi="en_US"/>
         </w:rPr>
+        <w:t>πολλά μοι κακὰ ἐνεδείξατο</w:t>
+      </w:r>
+    </w:p>
+    <w:p>
+      <w:pPr/>
+      <w:r>
+        <w:rPr>
+          <w:lang w:val="en_US" w:bidi="en_US"/>
+        </w:rPr>
+      </w:r>
+      <w:r>
+        <w:rPr>
+          <w:b/>
+          <w:lang w:val="en_US" w:bidi="en_US"/>
+        </w:rPr>
         <w:t>"showed many evils to me"</w:t>
       </w:r>
     </w:p>
@@ -41467,6 +47302,21 @@
           <w:b/>
           <w:lang w:val="en_US" w:bidi="en_US"/>
         </w:rPr>
+        <w:t>ἀποδώσει αὐτῷ ὁ Κύριος</w:t>
+      </w:r>
+    </w:p>
+    <w:p>
+      <w:pPr/>
+      <w:r>
+        <w:rPr>
+          <w:lang w:val="en_US" w:bidi="en_US"/>
+        </w:rPr>
+      </w:r>
+      <w:r>
+        <w:rPr>
+          <w:b/>
+          <w:lang w:val="en_US" w:bidi="en_US"/>
+        </w:rPr>
         <w:t>"The Lord will repay him"</w:t>
       </w:r>
     </w:p>
@@ -41589,6 +47439,21 @@
           <w:b/>
           <w:lang w:val="en_US" w:bidi="en_US"/>
         </w:rPr>
+        <w:t>ὃν καὶ σὺ φυλάσσου, λίαν γὰρ ἀντέστη τοῖς ἡμετέροις λόγοις</w:t>
+      </w:r>
+    </w:p>
+    <w:p>
+      <w:pPr/>
+      <w:r>
+        <w:rPr>
+          <w:lang w:val="en_US" w:bidi="en_US"/>
+        </w:rPr>
+      </w:r>
+      <w:r>
+        <w:rPr>
+          <w:b/>
+          <w:lang w:val="en_US" w:bidi="en_US"/>
+        </w:rPr>
         <w:t>"whom you also, guard yourself against, for he opposed our words very much"</w:t>
       </w:r>
     </w:p>
@@ -41672,6 +47537,21 @@
           <w:b/>
           <w:lang w:val="en_US" w:bidi="en_US"/>
         </w:rPr>
+        <w:t>τοῖς ἡμετέροις λόγοις</w:t>
+      </w:r>
+    </w:p>
+    <w:p>
+      <w:pPr/>
+      <w:r>
+        <w:rPr>
+          <w:lang w:val="en_US" w:bidi="en_US"/>
+        </w:rPr>
+      </w:r>
+      <w:r>
+        <w:rPr>
+          <w:b/>
+          <w:lang w:val="en_US" w:bidi="en_US"/>
+        </w:rPr>
         <w:t>"our words"</w:t>
       </w:r>
     </w:p>
@@ -41781,6 +47661,21 @@
           <w:b/>
           <w:lang w:val="en_US" w:bidi="en_US"/>
         </w:rPr>
+        <w:t>ἐν τῇ πρώτῃ μου ἀπολογίᾳ</w:t>
+      </w:r>
+    </w:p>
+    <w:p>
+      <w:pPr/>
+      <w:r>
+        <w:rPr>
+          <w:lang w:val="en_US" w:bidi="en_US"/>
+        </w:rPr>
+      </w:r>
+      <w:r>
+        <w:rPr>
+          <w:b/>
+          <w:lang w:val="en_US" w:bidi="en_US"/>
+        </w:rPr>
         <w:t>"At my first defense"</w:t>
       </w:r>
     </w:p>
@@ -41877,6 +47772,21 @@
           <w:b/>
           <w:lang w:val="en_US" w:bidi="en_US"/>
         </w:rPr>
+        <w:t>οὐδείς μοι παρεγένετο</w:t>
+      </w:r>
+    </w:p>
+    <w:p>
+      <w:pPr/>
+      <w:r>
+        <w:rPr>
+          <w:lang w:val="en_US" w:bidi="en_US"/>
+        </w:rPr>
+      </w:r>
+      <w:r>
+        <w:rPr>
+          <w:b/>
+          <w:lang w:val="en_US" w:bidi="en_US"/>
+        </w:rPr>
         <w:t>"no one appeared with me"</w:t>
       </w:r>
     </w:p>
@@ -41973,6 +47883,21 @@
           <w:b/>
           <w:lang w:val="en_US" w:bidi="en_US"/>
         </w:rPr>
+        <w:t>πάντες</w:t>
+      </w:r>
+    </w:p>
+    <w:p>
+      <w:pPr/>
+      <w:r>
+        <w:rPr>
+          <w:lang w:val="en_US" w:bidi="en_US"/>
+        </w:rPr>
+      </w:r>
+      <w:r>
+        <w:rPr>
+          <w:b/>
+          <w:lang w:val="en_US" w:bidi="en_US"/>
+        </w:rPr>
         <w:t>"all"</w:t>
       </w:r>
     </w:p>
@@ -42069,6 +47994,21 @@
           <w:b/>
           <w:lang w:val="en_US" w:bidi="en_US"/>
         </w:rPr>
+        <w:t>μὴ αὐτοῖς λογισθείη</w:t>
+      </w:r>
+    </w:p>
+    <w:p>
+      <w:pPr/>
+      <w:r>
+        <w:rPr>
+          <w:lang w:val="en_US" w:bidi="en_US"/>
+        </w:rPr>
+      </w:r>
+      <w:r>
+        <w:rPr>
+          <w:b/>
+          <w:lang w:val="en_US" w:bidi="en_US"/>
+        </w:rPr>
         <w:t>"May it not be reckoned against them"</w:t>
       </w:r>
     </w:p>
@@ -42152,6 +48092,21 @@
           <w:b/>
           <w:lang w:val="en_US" w:bidi="en_US"/>
         </w:rPr>
+        <w:t>μὴ αὐτοῖς λογισθείη</w:t>
+      </w:r>
+    </w:p>
+    <w:p>
+      <w:pPr/>
+      <w:r>
+        <w:rPr>
+          <w:lang w:val="en_US" w:bidi="en_US"/>
+        </w:rPr>
+      </w:r>
+      <w:r>
+        <w:rPr>
+          <w:b/>
+          <w:lang w:val="en_US" w:bidi="en_US"/>
+        </w:rPr>
         <w:t>"May it not be reckoned against them"</w:t>
       </w:r>
     </w:p>
@@ -42221,6 +48176,21 @@
         <w:rPr>
           <w:lang w:val="en_US" w:bidi="en_US"/>
         </w:rPr>
+      </w:r>
+    </w:p>
+    <w:p>
+      <w:pPr/>
+      <w:r>
+        <w:rPr>
+          <w:lang w:val="en_US" w:bidi="en_US"/>
+        </w:rPr>
+      </w:r>
+      <w:r>
+        <w:rPr>
+          <w:b/>
+          <w:lang w:val="en_US" w:bidi="en_US"/>
+        </w:rPr>
+        <w:t>δὲ</w:t>
       </w:r>
     </w:p>
     <w:p>
@@ -42375,6 +48345,21 @@
           <w:b/>
           <w:lang w:val="en_US" w:bidi="en_US"/>
         </w:rPr>
+        <w:t>ὁ &amp; Κύριός μοι παρέστη</w:t>
+      </w:r>
+    </w:p>
+    <w:p>
+      <w:pPr/>
+      <w:r>
+        <w:rPr>
+          <w:lang w:val="en_US" w:bidi="en_US"/>
+        </w:rPr>
+      </w:r>
+      <w:r>
+        <w:rPr>
+          <w:b/>
+          <w:lang w:val="en_US" w:bidi="en_US"/>
+        </w:rPr>
         <w:t>"the Lord stood with me"</w:t>
       </w:r>
     </w:p>
@@ -42497,6 +48482,21 @@
           <w:b/>
           <w:lang w:val="en_US" w:bidi="en_US"/>
         </w:rPr>
+        <w:t>δι’ ἐμοῦ τὸ κήρυγμα πληροφορηθῇ</w:t>
+      </w:r>
+    </w:p>
+    <w:p>
+      <w:pPr/>
+      <w:r>
+        <w:rPr>
+          <w:lang w:val="en_US" w:bidi="en_US"/>
+        </w:rPr>
+      </w:r>
+      <w:r>
+        <w:rPr>
+          <w:b/>
+          <w:lang w:val="en_US" w:bidi="en_US"/>
+        </w:rPr>
         <w:t>"through me the proclamation might be fulfilled"</w:t>
       </w:r>
     </w:p>
@@ -42580,6 +48580,21 @@
           <w:b/>
           <w:lang w:val="en_US" w:bidi="en_US"/>
         </w:rPr>
+        <w:t>δι’ ἐμοῦ τὸ κήρυγμα πληροφορηθῇ</w:t>
+      </w:r>
+    </w:p>
+    <w:p>
+      <w:pPr/>
+      <w:r>
+        <w:rPr>
+          <w:lang w:val="en_US" w:bidi="en_US"/>
+        </w:rPr>
+      </w:r>
+      <w:r>
+        <w:rPr>
+          <w:b/>
+          <w:lang w:val="en_US" w:bidi="en_US"/>
+        </w:rPr>
         <w:t>"through me the proclamation might be fulfilled"</w:t>
       </w:r>
     </w:p>
@@ -42689,6 +48704,21 @@
           <w:b/>
           <w:lang w:val="en_US" w:bidi="en_US"/>
         </w:rPr>
+        <w:t>τὸ κήρυγμα πληροφορηθῇ</w:t>
+      </w:r>
+    </w:p>
+    <w:p>
+      <w:pPr/>
+      <w:r>
+        <w:rPr>
+          <w:lang w:val="en_US" w:bidi="en_US"/>
+        </w:rPr>
+      </w:r>
+      <w:r>
+        <w:rPr>
+          <w:b/>
+          <w:lang w:val="en_US" w:bidi="en_US"/>
+        </w:rPr>
         <w:t>"the proclamation might be fulfilled"</w:t>
       </w:r>
     </w:p>
@@ -42785,6 +48815,21 @@
           <w:b/>
           <w:lang w:val="en_US" w:bidi="en_US"/>
         </w:rPr>
+        <w:t>πάντα τὰ ἔθνη</w:t>
+      </w:r>
+    </w:p>
+    <w:p>
+      <w:pPr/>
+      <w:r>
+        <w:rPr>
+          <w:lang w:val="en_US" w:bidi="en_US"/>
+        </w:rPr>
+      </w:r>
+      <w:r>
+        <w:rPr>
+          <w:b/>
+          <w:lang w:val="en_US" w:bidi="en_US"/>
+        </w:rPr>
         <w:t>"all the Gentiles"</w:t>
       </w:r>
     </w:p>
@@ -42881,6 +48926,21 @@
           <w:b/>
           <w:lang w:val="en_US" w:bidi="en_US"/>
         </w:rPr>
+        <w:t>ἐρύσθην ἐκ στόματος λέοντος</w:t>
+      </w:r>
+    </w:p>
+    <w:p>
+      <w:pPr/>
+      <w:r>
+        <w:rPr>
+          <w:lang w:val="en_US" w:bidi="en_US"/>
+        </w:rPr>
+      </w:r>
+      <w:r>
+        <w:rPr>
+          <w:b/>
+          <w:lang w:val="en_US" w:bidi="en_US"/>
+        </w:rPr>
         <w:t>"I was rescued out of the mouth of the lion"</w:t>
       </w:r>
     </w:p>
@@ -42990,6 +49050,21 @@
           <w:b/>
           <w:lang w:val="en_US" w:bidi="en_US"/>
         </w:rPr>
+        <w:t>ἐρύσθην</w:t>
+      </w:r>
+    </w:p>
+    <w:p>
+      <w:pPr/>
+      <w:r>
+        <w:rPr>
+          <w:lang w:val="en_US" w:bidi="en_US"/>
+        </w:rPr>
+      </w:r>
+      <w:r>
+        <w:rPr>
+          <w:b/>
+          <w:lang w:val="en_US" w:bidi="en_US"/>
+        </w:rPr>
         <w:t>"I was rescued"</w:t>
       </w:r>
     </w:p>
@@ -43073,6 +49148,21 @@
           <w:b/>
           <w:lang w:val="en_US" w:bidi="en_US"/>
         </w:rPr>
+        <w:t>ᾧ ἡ δόξα</w:t>
+      </w:r>
+    </w:p>
+    <w:p>
+      <w:pPr/>
+      <w:r>
+        <w:rPr>
+          <w:lang w:val="en_US" w:bidi="en_US"/>
+        </w:rPr>
+      </w:r>
+      <w:r>
+        <w:rPr>
+          <w:b/>
+          <w:lang w:val="en_US" w:bidi="en_US"/>
+        </w:rPr>
         <w:t>"To him {be} the glory"</w:t>
       </w:r>
     </w:p>
@@ -43155,6 +49245,21 @@
         <w:rPr>
           <w:lang w:val="en_US" w:bidi="en_US"/>
         </w:rPr>
+      </w:r>
+    </w:p>
+    <w:p>
+      <w:pPr/>
+      <w:r>
+        <w:rPr>
+          <w:lang w:val="en_US" w:bidi="en_US"/>
+        </w:rPr>
+      </w:r>
+      <w:r>
+        <w:rPr>
+          <w:b/>
+          <w:lang w:val="en_US" w:bidi="en_US"/>
+        </w:rPr>
+        <w:t>εἰς τοὺς αἰῶνας τῶν αἰώνων</w:t>
       </w:r>
     </w:p>
     <w:p>
@@ -43436,6 +49541,21 @@
           <w:b/>
           <w:lang w:val="en_US" w:bidi="en_US"/>
         </w:rPr>
+        <w:t>Ἔραστος &amp; Τρόφιμον</w:t>
+      </w:r>
+    </w:p>
+    <w:p>
+      <w:pPr/>
+      <w:r>
+        <w:rPr>
+          <w:lang w:val="en_US" w:bidi="en_US"/>
+        </w:rPr>
+      </w:r>
+      <w:r>
+        <w:rPr>
+          <w:b/>
+          <w:lang w:val="en_US" w:bidi="en_US"/>
+        </w:rPr>
         <w:t>"Erastus"</w:t>
       </w:r>
       <w:r>
@@ -43558,6 +49678,21 @@
           <w:b/>
           <w:lang w:val="en_US" w:bidi="en_US"/>
         </w:rPr>
+        <w:t>Μιλήτῳ</w:t>
+      </w:r>
+    </w:p>
+    <w:p>
+      <w:pPr/>
+      <w:r>
+        <w:rPr>
+          <w:lang w:val="en_US" w:bidi="en_US"/>
+        </w:rPr>
+      </w:r>
+      <w:r>
+        <w:rPr>
+          <w:b/>
+          <w:lang w:val="en_US" w:bidi="en_US"/>
+        </w:rPr>
         <w:t>"Miletus"</w:t>
       </w:r>
     </w:p>
@@ -43654,6 +49789,21 @@
           <w:b/>
           <w:lang w:val="en_US" w:bidi="en_US"/>
         </w:rPr>
+        <w:t>σπούδασον &amp; ἐλθεῖν</w:t>
+      </w:r>
+    </w:p>
+    <w:p>
+      <w:pPr/>
+      <w:r>
+        <w:rPr>
+          <w:lang w:val="en_US" w:bidi="en_US"/>
+        </w:rPr>
+      </w:r>
+      <w:r>
+        <w:rPr>
+          <w:b/>
+          <w:lang w:val="en_US" w:bidi="en_US"/>
+        </w:rPr>
         <w:t>"Strive to come"</w:t>
       </w:r>
     </w:p>
@@ -43717,6 +49867,21 @@
           <w:b/>
           <w:lang w:val="en_US" w:bidi="en_US"/>
         </w:rPr>
+        <w:t>πρὸ χειμῶνος</w:t>
+      </w:r>
+    </w:p>
+    <w:p>
+      <w:pPr/>
+      <w:r>
+        <w:rPr>
+          <w:lang w:val="en_US" w:bidi="en_US"/>
+        </w:rPr>
+      </w:r>
+      <w:r>
+        <w:rPr>
+          <w:b/>
+          <w:lang w:val="en_US" w:bidi="en_US"/>
+        </w:rPr>
         <w:t>"before winter"</w:t>
       </w:r>
     </w:p>
@@ -43876,6 +50041,21 @@
           <w:b/>
           <w:lang w:val="en_US" w:bidi="en_US"/>
         </w:rPr>
+        <w:t>ἀσπάζεταί σε Εὔβουλος, καὶ Πούδης, καὶ Λίνος, καὶ Κλαυδία, καὶ οἱ ἀδελφοὶ</w:t>
+      </w:r>
+    </w:p>
+    <w:p>
+      <w:pPr/>
+      <w:r>
+        <w:rPr>
+          <w:lang w:val="en_US" w:bidi="en_US"/>
+        </w:rPr>
+      </w:r>
+      <w:r>
+        <w:rPr>
+          <w:b/>
+          <w:lang w:val="en_US" w:bidi="en_US"/>
+        </w:rPr>
         <w:t>"Eubulus greets you, and Pudens and Linus and Claudia and the brothers"</w:t>
       </w:r>
     </w:p>
@@ -43959,6 +50139,21 @@
           <w:b/>
           <w:lang w:val="en_US" w:bidi="en_US"/>
         </w:rPr>
+        <w:t>Εὔβουλος &amp; Πούδης &amp; Λίνος</w:t>
+      </w:r>
+    </w:p>
+    <w:p>
+      <w:pPr/>
+      <w:r>
+        <w:rPr>
+          <w:lang w:val="en_US" w:bidi="en_US"/>
+        </w:rPr>
+      </w:r>
+      <w:r>
+        <w:rPr>
+          <w:b/>
+          <w:lang w:val="en_US" w:bidi="en_US"/>
+        </w:rPr>
         <w:t>"Eubulus"</w:t>
       </w:r>
       <w:r>
@@ -44107,6 +50302,21 @@
           <w:b/>
           <w:lang w:val="en_US" w:bidi="en_US"/>
         </w:rPr>
+        <w:t>Κλαυδία</w:t>
+      </w:r>
+    </w:p>
+    <w:p>
+      <w:pPr/>
+      <w:r>
+        <w:rPr>
+          <w:lang w:val="en_US" w:bidi="en_US"/>
+        </w:rPr>
+      </w:r>
+      <w:r>
+        <w:rPr>
+          <w:b/>
+          <w:lang w:val="en_US" w:bidi="en_US"/>
+        </w:rPr>
         <w:t>"Claudia"</w:t>
       </w:r>
     </w:p>
@@ -44203,6 +50413,21 @@
           <w:b/>
           <w:lang w:val="en_US" w:bidi="en_US"/>
         </w:rPr>
+        <w:t>οἱ ἀδελφοὶ</w:t>
+      </w:r>
+    </w:p>
+    <w:p>
+      <w:pPr/>
+      <w:r>
+        <w:rPr>
+          <w:lang w:val="en_US" w:bidi="en_US"/>
+        </w:rPr>
+      </w:r>
+      <w:r>
+        <w:rPr>
+          <w:b/>
+          <w:lang w:val="en_US" w:bidi="en_US"/>
+        </w:rPr>
         <w:t>"the brothers"</w:t>
       </w:r>
     </w:p>
@@ -44364,6 +50589,21 @@
           <w:b/>
           <w:lang w:val="en_US" w:bidi="en_US"/>
         </w:rPr>
+        <w:t>οἱ ἀδελφοὶ</w:t>
+      </w:r>
+    </w:p>
+    <w:p>
+      <w:pPr/>
+      <w:r>
+        <w:rPr>
+          <w:lang w:val="en_US" w:bidi="en_US"/>
+        </w:rPr>
+      </w:r>
+      <w:r>
+        <w:rPr>
+          <w:b/>
+          <w:lang w:val="en_US" w:bidi="en_US"/>
+        </w:rPr>
         <w:t>"the brothers"</w:t>
       </w:r>
     </w:p>
@@ -44460,6 +50700,21 @@
           <w:b/>
           <w:lang w:val="en_US" w:bidi="en_US"/>
         </w:rPr>
+        <w:t>οἱ ἀδελφοὶ</w:t>
+      </w:r>
+    </w:p>
+    <w:p>
+      <w:pPr/>
+      <w:r>
+        <w:rPr>
+          <w:lang w:val="en_US" w:bidi="en_US"/>
+        </w:rPr>
+      </w:r>
+      <w:r>
+        <w:rPr>
+          <w:b/>
+          <w:lang w:val="en_US" w:bidi="en_US"/>
+        </w:rPr>
         <w:t>"the brothers"</w:t>
       </w:r>
     </w:p>
@@ -44556,6 +50811,21 @@
           <w:b/>
           <w:lang w:val="en_US" w:bidi="en_US"/>
         </w:rPr>
+        <w:t>ὁ Κύριος μετὰ τοῦ πνεύματός σου</w:t>
+      </w:r>
+    </w:p>
+    <w:p>
+      <w:pPr/>
+      <w:r>
+        <w:rPr>
+          <w:lang w:val="en_US" w:bidi="en_US"/>
+        </w:rPr>
+      </w:r>
+      <w:r>
+        <w:rPr>
+          <w:b/>
+          <w:lang w:val="en_US" w:bidi="en_US"/>
+        </w:rPr>
         <w:t>"The Lord be} with your spirit"</w:t>
       </w:r>
     </w:p>
@@ -44639,6 +50909,21 @@
           <w:b/>
           <w:lang w:val="en_US" w:bidi="en_US"/>
         </w:rPr>
+        <w:t>ὁ Κύριος</w:t>
+      </w:r>
+    </w:p>
+    <w:p>
+      <w:pPr/>
+      <w:r>
+        <w:rPr>
+          <w:lang w:val="en_US" w:bidi="en_US"/>
+        </w:rPr>
+      </w:r>
+      <w:r>
+        <w:rPr>
+          <w:b/>
+          <w:lang w:val="en_US" w:bidi="en_US"/>
+        </w:rPr>
         <w:t>"The Lord"</w:t>
       </w:r>
     </w:p>
@@ -44735,6 +51020,21 @@
           <w:b/>
           <w:lang w:val="en_US" w:bidi="en_US"/>
         </w:rPr>
+        <w:t>μετὰ τοῦ πνεύματός σου</w:t>
+      </w:r>
+    </w:p>
+    <w:p>
+      <w:pPr/>
+      <w:r>
+        <w:rPr>
+          <w:lang w:val="en_US" w:bidi="en_US"/>
+        </w:rPr>
+      </w:r>
+      <w:r>
+        <w:rPr>
+          <w:b/>
+          <w:lang w:val="en_US" w:bidi="en_US"/>
+        </w:rPr>
         <w:t>"be} with your spirit"</w:t>
       </w:r>
     </w:p>
@@ -44844,6 +51144,21 @@
           <w:b/>
           <w:lang w:val="en_US" w:bidi="en_US"/>
         </w:rPr>
+        <w:t>ἡ χάρις μεθ’ ὑμῶν</w:t>
+      </w:r>
+    </w:p>
+    <w:p>
+      <w:pPr/>
+      <w:r>
+        <w:rPr>
+          <w:lang w:val="en_US" w:bidi="en_US"/>
+        </w:rPr>
+      </w:r>
+      <w:r>
+        <w:rPr>
+          <w:b/>
+          <w:lang w:val="en_US" w:bidi="en_US"/>
+        </w:rPr>
         <w:t>"Grace {be} with you"</w:t>
       </w:r>
     </w:p>
@@ -44940,6 +51255,21 @@
           <w:b/>
           <w:lang w:val="en_US" w:bidi="en_US"/>
         </w:rPr>
+        <w:t>ἡ χάρις μεθ’ ὑμῶν</w:t>
+      </w:r>
+    </w:p>
+    <w:p>
+      <w:pPr/>
+      <w:r>
+        <w:rPr>
+          <w:lang w:val="en_US" w:bidi="en_US"/>
+        </w:rPr>
+      </w:r>
+      <w:r>
+        <w:rPr>
+          <w:b/>
+          <w:lang w:val="en_US" w:bidi="en_US"/>
+        </w:rPr>
         <w:t>"Grace {be} with you"</w:t>
       </w:r>
     </w:p>
@@ -45036,6 +51366,21 @@
           <w:b/>
           <w:lang w:val="en_US" w:bidi="en_US"/>
         </w:rPr>
+        <w:t>ὑμῶν</w:t>
+      </w:r>
+    </w:p>
+    <w:p>
+      <w:pPr/>
+      <w:r>
+        <w:rPr>
+          <w:lang w:val="en_US" w:bidi="en_US"/>
+        </w:rPr>
+      </w:r>
+      <w:r>
+        <w:rPr>
+          <w:b/>
+          <w:lang w:val="en_US" w:bidi="en_US"/>
+        </w:rPr>
         <w:t>"you"</w:t>
       </w:r>
     </w:p>
@@ -45118,6 +51463,21 @@
         <w:rPr>
           <w:lang w:val="en_US" w:bidi="en_US"/>
         </w:rPr>
+      </w:r>
+    </w:p>
+    <w:p>
+      <w:pPr/>
+      <w:r>
+        <w:rPr>
+          <w:lang w:val="en_US" w:bidi="en_US"/>
+        </w:rPr>
+      </w:r>
+      <w:r>
+        <w:rPr>
+          <w:b/>
+          <w:lang w:val="en_US" w:bidi="en_US"/>
+        </w:rPr>
+        <w:t>ὑμῶν</w:t>
       </w:r>
     </w:p>
     <w:p>

--- a/eng/docx/55.content.docx
+++ b/eng/docx/55.content.docx
@@ -28,49 +28,15 @@
       </w:r>
     </w:p>
     <w:p>
-      <w:pPr>
-        <w:pStyle w:val="Heading2"/>
-      </w:pPr>
-      <w:r>
-        <w:rPr>
-          <w:lang w:val="en_US" w:bidi="en_US"/>
-        </w:rPr>
-        <w:t>License Information</w:t>
-      </w:r>
-      <w:r>
-        <w:rPr>
-          <w:lang w:val="en_US" w:bidi="en_US"/>
-        </w:rPr>
-      </w:r>
-    </w:p>
-    <w:p>
-      <w:pPr/>
-      <w:r>
-        <w:rPr>
-          <w:lang w:val="en_US" w:bidi="en_US"/>
-        </w:rPr>
-      </w:r>
-      <w:r>
-        <w:rPr>
-          <w:b/>
-          <w:lang w:val="en_US" w:bidi="en_US"/>
-        </w:rPr>
-        <w:t>Translation Notes (unfoldingWord)</w:t>
-      </w:r>
-      <w:r>
-        <w:rPr>
-          <w:lang w:val="en_US" w:bidi="en_US"/>
-        </w:rPr>
-        <w:t xml:space="preserve"> is based on</w:t>
-      </w:r>
-      <w:r>
-        <w:rPr>
-          <w:lang w:val="en_US" w:bidi="en_US"/>
-        </w:rPr>
-        <w:t xml:space="preserve">: </w:t>
-      </w:r>
-      <w:r>
-        <w:rPr>
+      <w:pPr/>
+      <w:r>
+        <w:rPr>
+          <w:lang w:val="en_US" w:bidi="en_US"/>
+        </w:rPr>
+      </w:r>
+      <w:r>
+        <w:rPr>
+          <w:b/>
           <w:lang w:val="en_US" w:bidi="en_US"/>
         </w:rPr>
         <w:t>unfoldingWord® Translation Notes</w:t>
@@ -79,62 +45,31 @@
         <w:rPr>
           <w:lang w:val="en_US" w:bidi="en_US"/>
         </w:rPr>
-        <w:t xml:space="preserve">, </w:t>
-      </w:r>
-      <w:hyperlink r:id="rId13">
-        <w:r>
-          <w:rPr>
-            <w:lang w:val="en_US" w:bidi="en_US"/>
-          </w:rPr>
-          <w:rPr>
-            <w:color w:val="0000EE"/>
-            <w:u w:val="single"/>
-          </w:rPr>
-          <w:t>unfoldingWord</w:t>
-        </w:r>
-      </w:hyperlink>
-      <w:r>
-        <w:rPr>
-          <w:lang w:val="en_US" w:bidi="en_US"/>
-        </w:rPr>
-        <w:t xml:space="preserve">, 2022, which is licensed under a </w:t>
-      </w:r>
-      <w:hyperlink r:id="rId14">
-        <w:r>
-          <w:rPr>
-            <w:lang w:val="en_US" w:bidi="en_US"/>
-          </w:rPr>
-          <w:rPr>
-            <w:color w:val="0000EE"/>
-            <w:u w:val="single"/>
-          </w:rPr>
-          <w:t>CC BY-SA 4.0 license</w:t>
-        </w:r>
-      </w:hyperlink>
-      <w:r>
-        <w:rPr>
-          <w:lang w:val="en_US" w:bidi="en_US"/>
-        </w:rPr>
-        <w:t>.</w:t>
-      </w:r>
-      <w:r>
-        <w:rPr>
-          <w:lang w:val="en_US" w:bidi="en_US"/>
-        </w:rPr>
-      </w:r>
-    </w:p>
-    <w:p>
-      <w:pPr/>
-      <w:r>
-        <w:rPr>
-          <w:lang w:val="en_US" w:bidi="en_US"/>
-        </w:rPr>
-      </w:r>
-      <w:r>
-        <w:rPr>
-          <w:lang w:val="en_US" w:bidi="en_US"/>
-        </w:rPr>
-        <w:t>This PDF version is provided under the same license.</w:t>
+        <w:t xml:space="preserve"> © 2022 unfoldingWord. Released under CC BY-SA 4.0 license. </w:t>
+      </w:r>
+      <w:r>
+        <w:rPr>
+          <w:lang w:val="en_US" w:bidi="en_US"/>
+        </w:rPr>
+        <w:t>unfoldingWord® Translation Notes</w:t>
+      </w:r>
+      <w:r>
+        <w:rPr>
+          <w:lang w:val="en_US" w:bidi="en_US"/>
+        </w:rPr>
+        <w:t xml:space="preserve"> has been adapted in the following languages: Tok Pisin, Arabic (عربي), French (Français), Hindi (हिंदी), Indonesian (Bahasa Indonesia), Portuguese (Português), Russian (Русский), Spanish (Español), Swahili (Kiswahili), and Simplified Chinese (简体中文) from </w:t>
+      </w:r>
+      <w:r>
+        <w:rPr>
+          <w:lang w:val="en_US" w:bidi="en_US"/>
+        </w:rPr>
+        <w:t>unfoldingWord® Translation Notes</w:t>
+      </w:r>
+      <w:r>
+        <w:rPr>
+          <w:lang w:val="en_US" w:bidi="en_US"/>
+        </w:rPr>
+        <w:t xml:space="preserve"> © 2022 unfoldingWord. Released under CC BY-SA 4.0 license by Mission Mutual</w:t>
       </w:r>
       <w:r>
         <w:rPr>
@@ -2472,7 +2407,7 @@
         </w:rPr>
         <w:t xml:space="preserve">, “your,” and “yourself” refer to Timothy and so are singular. A note will discuss the one exception in </w:t>
       </w:r>
-      <w:hyperlink r:id="rId15">
+      <w:hyperlink r:id="rId13">
         <w:r>
           <w:rPr>
             <w:lang w:val="en_US" w:bidi="en_US"/>
@@ -4079,7 +4014,7 @@
         </w:rPr>
         <w:t xml:space="preserve"> refers back to the fact of Timothy’s sincere faith (see </w:t>
       </w:r>
-      <w:hyperlink r:id="rId16">
+      <w:hyperlink r:id="rId14">
         <w:r>
           <w:rPr>
             <w:lang w:val="en_US" w:bidi="en_US"/>
@@ -4704,7 +4639,7 @@
         </w:rPr>
         <w:t xml:space="preserve"> introduces a reason why Timothy should rekindle his gift (</w:t>
       </w:r>
-      <w:hyperlink r:id="rId17">
+      <w:hyperlink r:id="rId15">
         <w:r>
           <w:rPr>
             <w:lang w:val="en_US" w:bidi="en_US"/>
@@ -8049,7 +7984,7 @@
         </w:rPr>
         <w:t xml:space="preserve">Here, the phrase which reason refers back to the fact that Paul was appointed to be a herald, apostle, and teacher (see </w:t>
       </w:r>
-      <w:hyperlink r:id="rId18">
+      <w:hyperlink r:id="rId16">
         <w:r>
           <w:rPr>
             <w:lang w:val="en_US" w:bidi="en_US"/>
@@ -8178,7 +8113,7 @@
         </w:rPr>
         <w:t xml:space="preserve"> that he is suffering, but from the context of the letter, Timothy would have known that he was referring to suffering as a prisoner (see </w:t>
       </w:r>
-      <w:hyperlink r:id="rId19">
+      <w:hyperlink r:id="rId17">
         <w:r>
           <w:rPr>
             <w:lang w:val="en_US" w:bidi="en_US"/>
@@ -11766,7 +11701,7 @@
         </w:rPr>
         <w:t xml:space="preserve">Here Paul again asks God to bless Onesiphorus. Use a form that people would recognize as a blessing in your language. See how you translated the similar blessing in </w:t>
       </w:r>
-      <w:hyperlink r:id="rId20">
+      <w:hyperlink r:id="rId18">
         <w:r>
           <w:rPr>
             <w:lang w:val="en_US" w:bidi="en_US"/>
@@ -12352,7 +12287,7 @@
         </w:rPr>
         <w:t xml:space="preserve"> could introduce: (1) an inference from </w:t>
       </w:r>
-      <w:hyperlink r:id="rId21">
+      <w:hyperlink r:id="rId19">
         <w:r>
           <w:rPr>
             <w:lang w:val="en_US" w:bidi="en_US"/>
@@ -13845,7 +13780,7 @@
         </w:rPr>
         <w:t xml:space="preserve">. Since Paul tells Timothy in </w:t>
       </w:r>
-      <w:hyperlink r:id="rId22">
+      <w:hyperlink r:id="rId20">
         <w:r>
           <w:rPr>
             <w:lang w:val="en_US" w:bidi="en_US"/>
@@ -13863,7 +13798,7 @@
         </w:rPr>
         <w:t xml:space="preserve"> to think carefully about the examples that he gives in this verse and in </w:t>
       </w:r>
-      <w:hyperlink r:id="rId23">
+      <w:hyperlink r:id="rId21">
         <w:r>
           <w:rPr>
             <w:lang w:val="en_US" w:bidi="en_US"/>
@@ -14553,7 +14488,7 @@
         </w:rPr>
         <w:t xml:space="preserve">, that is, as Jesus desires. Since Paul tells Timothy in </w:t>
       </w:r>
-      <w:hyperlink r:id="rId22">
+      <w:hyperlink r:id="rId20">
         <w:r>
           <w:rPr>
             <w:lang w:val="en_US" w:bidi="en_US"/>
@@ -14571,7 +14506,7 @@
         </w:rPr>
         <w:t xml:space="preserve"> to think carefully about the examples that he gives in this verse and in </w:t>
       </w:r>
-      <w:hyperlink r:id="rId24">
+      <w:hyperlink r:id="rId22">
         <w:r>
           <w:rPr>
             <w:lang w:val="en_US" w:bidi="en_US"/>
@@ -14589,7 +14524,7 @@
         </w:rPr>
         <w:t xml:space="preserve"> and </w:t>
       </w:r>
-      <w:hyperlink r:id="rId25">
+      <w:hyperlink r:id="rId23">
         <w:r>
           <w:rPr>
             <w:lang w:val="en_US" w:bidi="en_US"/>
@@ -15397,7 +15332,7 @@
         </w:rPr>
         <w:t xml:space="preserve"> to receive rewards if he works hard to serve Jesus. Since Paul tells Timothy in </w:t>
       </w:r>
-      <w:hyperlink r:id="rId22">
+      <w:hyperlink r:id="rId20">
         <w:r>
           <w:rPr>
             <w:lang w:val="en_US" w:bidi="en_US"/>
@@ -15415,7 +15350,7 @@
         </w:rPr>
         <w:t xml:space="preserve"> to think carefully about the examples that he gives in this verse and in </w:t>
       </w:r>
-      <w:hyperlink r:id="rId26">
+      <w:hyperlink r:id="rId24">
         <w:r>
           <w:rPr>
             <w:lang w:val="en_US" w:bidi="en_US"/>
@@ -15792,7 +15727,7 @@
         </w:rPr>
         <w:t xml:space="preserve"> what Paul has written about soldiers, athletes, and farmers (</w:t>
       </w:r>
-      <w:hyperlink r:id="rId27">
+      <w:hyperlink r:id="rId25">
         <w:r>
           <w:rPr>
             <w:lang w:val="en_US" w:bidi="en_US"/>
@@ -20014,7 +19949,7 @@
         </w:rPr>
         <w:t xml:space="preserve"> refer to what Paul has previously written. This includes the trustworthy word in </w:t>
       </w:r>
-      <w:hyperlink r:id="rId28">
+      <w:hyperlink r:id="rId26">
         <w:r>
           <w:rPr>
             <w:lang w:val="en_US" w:bidi="en_US"/>
@@ -20032,7 +19967,7 @@
         </w:rPr>
         <w:t xml:space="preserve"> and perhaps also </w:t>
       </w:r>
-      <w:hyperlink r:id="rId29">
+      <w:hyperlink r:id="rId27">
         <w:r>
           <w:rPr>
             <w:lang w:val="en_US" w:bidi="en_US"/>
@@ -21530,7 +21465,7 @@
         </w:rPr>
         <w:t xml:space="preserve"> in contrast with how he should treat “the word of truth” (</w:t>
       </w:r>
-      <w:hyperlink r:id="rId30">
+      <w:hyperlink r:id="rId28">
         <w:r>
           <w:rPr>
             <w:lang w:val="en_US" w:bidi="en_US"/>
@@ -21809,7 +21744,7 @@
         </w:rPr>
         <w:t xml:space="preserve">. When Paul refers to “their word” in </w:t>
       </w:r>
-      <w:hyperlink r:id="rId31">
+      <w:hyperlink r:id="rId29">
         <w:r>
           <w:rPr>
             <w:lang w:val="en_US" w:bidi="en_US"/>
@@ -22225,7 +22160,7 @@
         </w:rPr>
         <w:t xml:space="preserve"> represents what people say using words. In this case, Paul is referring specifically to the “profane empty sayings” to which he referred in </w:t>
       </w:r>
-      <w:hyperlink r:id="rId32">
+      <w:hyperlink r:id="rId30">
         <w:r>
           <w:rPr>
             <w:lang w:val="en_US" w:bidi="en_US"/>
@@ -23620,7 +23555,7 @@
         </w:rPr>
         <w:t xml:space="preserve">Here Paul introduces a quotation and a summary that both come from the Old Testament scriptures. The first quotation is from </w:t>
       </w:r>
-      <w:hyperlink r:id="rId33">
+      <w:hyperlink r:id="rId31">
         <w:r>
           <w:rPr>
             <w:lang w:val="en_US" w:bidi="en_US"/>
@@ -25231,7 +25166,7 @@
         </w:rPr>
         <w:t xml:space="preserve"> could refer to: (1) what Paul has said in </w:t>
       </w:r>
-      <w:hyperlink r:id="rId34">
+      <w:hyperlink r:id="rId32">
         <w:r>
           <w:rPr>
             <w:lang w:val="en_US" w:bidi="en_US"/>
@@ -25249,7 +25184,7 @@
         </w:rPr>
         <w:t xml:space="preserve"> about what the false teachers do and say. The particular focus, then, is on ungodliness and false teaching. Alternate translation: “from ungodliness and false teaching” or “these ungodly things” (2) the vessels for dishonor that Paul mentioned in </w:t>
       </w:r>
-      <w:hyperlink r:id="rId35">
+      <w:hyperlink r:id="rId33">
         <w:r>
           <w:rPr>
             <w:lang w:val="en_US" w:bidi="en_US"/>
@@ -28034,7 +27969,7 @@
         </w:rPr>
         <w:t xml:space="preserve">Here Paul speaks of arguing and quarreling in a community as if it were battling. If it would be helpful in your language, you could express the idea in simile form or state the meaning plainly. See how you expressed the similar figure of speech in </w:t>
       </w:r>
-      <w:hyperlink r:id="rId36">
+      <w:hyperlink r:id="rId34">
         <w:r>
           <w:rPr>
             <w:lang w:val="en_US" w:bidi="en_US"/>
@@ -28385,7 +28320,7 @@
         </w:rPr>
         <w:t>: (1) the “slave of the Lord” (</w:t>
       </w:r>
-      <w:hyperlink r:id="rId37">
+      <w:hyperlink r:id="rId35">
         <w:r>
           <w:rPr>
             <w:lang w:val="en_US" w:bidi="en_US"/>
@@ -29989,7 +29924,7 @@
         </w:rPr>
         <w:t xml:space="preserve"> for believers because of what other people do and say that may harm or injure them (see </w:t>
       </w:r>
-      <w:hyperlink r:id="rId38">
+      <w:hyperlink r:id="rId36">
         <w:r>
           <w:rPr>
             <w:lang w:val="en_US" w:bidi="en_US"/>
@@ -31613,7 +31548,7 @@
         </w:rPr>
         <w:t xml:space="preserve"> introduces a reason why Timothy should “turn away from these” people (see </w:t>
       </w:r>
-      <w:hyperlink r:id="rId39">
+      <w:hyperlink r:id="rId37">
         <w:r>
           <w:rPr>
             <w:lang w:val="en_US" w:bidi="en_US"/>
@@ -31755,7 +31690,7 @@
         </w:rPr>
         <w:t xml:space="preserve"> as a noun to mean the people he has described in the previous verses. Your language may use adjectives in the same way. If not, you could translate this word with an equivalent phrase. See how you translated the word “these” in </w:t>
       </w:r>
-      <w:hyperlink r:id="rId39">
+      <w:hyperlink r:id="rId37">
         <w:r>
           <w:rPr>
             <w:lang w:val="en_US" w:bidi="en_US"/>
@@ -33072,7 +33007,7 @@
         </w:rPr>
         <w:t xml:space="preserve"> from doing what God had told him to do. You can read this story in </w:t>
       </w:r>
-      <w:hyperlink r:id="rId40">
+      <w:hyperlink r:id="rId38">
         <w:r>
           <w:rPr>
             <w:lang w:val="en_US" w:bidi="en_US"/>
@@ -33338,7 +33273,7 @@
         </w:rPr>
         <w:t xml:space="preserve">Here, as in </w:t>
       </w:r>
-      <w:hyperlink r:id="rId39">
+      <w:hyperlink r:id="rId37">
         <w:r>
           <w:rPr>
             <w:lang w:val="en_US" w:bidi="en_US"/>
@@ -34270,7 +34205,7 @@
         </w:rPr>
         <w:t xml:space="preserve"> introduces what will happen to these false teachers in contrast to what they are trying to do, which is to oppose the truth (see </w:t>
       </w:r>
-      <w:hyperlink r:id="rId41">
+      <w:hyperlink r:id="rId39">
         <w:r>
           <w:rPr>
             <w:lang w:val="en_US" w:bidi="en_US"/>
@@ -35052,7 +34987,7 @@
         </w:rPr>
         <w:t xml:space="preserve">Here Paul is referring to how Pharaoh’s magicians failed to oppose Moses. They could not copy some of the miracles that Moses did (see </w:t>
       </w:r>
-      <w:hyperlink r:id="rId42">
+      <w:hyperlink r:id="rId40">
         <w:r>
           <w:rPr>
             <w:lang w:val="en_US" w:bidi="en_US"/>
@@ -35070,7 +35005,7 @@
         </w:rPr>
         <w:t xml:space="preserve">), and they were affected by other miracles that Moses did (see </w:t>
       </w:r>
-      <w:hyperlink r:id="rId43">
+      <w:hyperlink r:id="rId41">
         <w:r>
           <w:rPr>
             <w:lang w:val="en_US" w:bidi="en_US"/>
@@ -42429,7 +42364,7 @@
         </w:rPr>
         <w:t xml:space="preserve">. While Paul did write that Christians should not get drunk (see </w:t>
       </w:r>
-      <w:hyperlink r:id="rId44">
+      <w:hyperlink r:id="rId42">
         <w:r>
           <w:rPr>
             <w:lang w:val="en_US" w:bidi="en_US"/>
@@ -44601,7 +44536,7 @@
         </w:rPr>
         <w:t xml:space="preserve">Here Paul is referring to the exact moment when Jesus will return to this world, which will also be the end of the current time period and the time when Jesus judges everyone. If it would be helpful in your language, you could make that idea more explicit. See how you expressed the similar phrase in </w:t>
       </w:r>
-      <w:hyperlink r:id="rId45">
+      <w:hyperlink r:id="rId43">
         <w:r>
           <w:rPr>
             <w:lang w:val="en_US" w:bidi="en_US"/>
@@ -44965,7 +44900,7 @@
         </w:rPr>
         <w:t xml:space="preserve">. If it would be helpful in your language, you could make that idea more explicit. See how you expressed this phrase in </w:t>
       </w:r>
-      <w:hyperlink r:id="rId46">
+      <w:hyperlink r:id="rId44">
         <w:r>
           <w:rPr>
             <w:lang w:val="en_US" w:bidi="en_US"/>
@@ -48312,7 +48247,7 @@
         </w:rPr>
         <w:t xml:space="preserve"> did in contrast to what the rest of the believers did (see </w:t>
       </w:r>
-      <w:hyperlink r:id="rId47">
+      <w:hyperlink r:id="rId45">
         <w:r>
           <w:rPr>
             <w:lang w:val="en_US" w:bidi="en_US"/>
@@ -49521,7 +49456,7 @@
         </w:rPr>
         <w:t xml:space="preserve"> is the name of a man. See how you translated this name in </w:t>
       </w:r>
-      <w:hyperlink r:id="rId20">
+      <w:hyperlink r:id="rId18">
         <w:r>
           <w:rPr>
             <w:lang w:val="en_US" w:bidi="en_US"/>

--- a/eng/docx/55.content.docx
+++ b/eng/docx/55.content.docx
@@ -141,13 +141,6 @@
         <w:rPr>
           <w:lang w:val="en_US" w:bidi="en_US"/>
         </w:rPr>
-      </w:r>
-      <w:r>
-        <w:rPr>
-          <w:i/>
-          <w:lang w:val="en_US" w:bidi="en_US"/>
-        </w:rPr>
-        <w:t>2 Timothy 1:1 (#1), 2 Timothy 1:1 (#2), 2 Timothy 1:1 (#3), 2 Timothy 1:1 (#4), 2 Timothy 1:1 (#5), 2 Timothy 1:1 (#6), 2 Timothy 1:1 (#7), 2 Timothy 1:2 (#1), 2 Timothy 1:2 (#2), 2 Timothy 1:2 (#3), 2 Timothy 1:2 (#4), 2 Timothy 1:2 (#5), 2 Timothy 1:2 (#6), 2 Timothy 1:2 (#7), 2 Timothy 1:3 (#1), 2 Timothy 1:3 (#2), 2 Timothy 1:3 (#3), 2 Timothy 1:3 (#4), 2 Timothy 1:3 (#5), 2 Timothy 1:3 (#6), 2 Timothy 1:4 (#1), 2 Timothy 1:4 (#2), 2 Timothy 1:4 (#3), 2 Timothy 1:4 (#4), 2 Timothy 1:4 (#5), 2 Timothy 1:5 (#1), 2 Timothy 1:5 (#2), 2 Timothy 1:5 (#3), 2 Timothy 1:5 (#4), 2 Timothy 1:5 (#5), 2 Timothy 1:5 (#6), 2 Timothy 1:5 (#7), 2 Timothy 1:6 (#1), 2 Timothy 1:6 (#2), 2 Timothy 1:6 (#3), 2 Timothy 1:6 (#4), 2 Timothy 1:6 (#5), 2 Timothy 1:7 (#1), 2 Timothy 1:7 (#2), 2 Timothy 1:7 (#3), 2 Timothy 1:7 (#4), 2 Timothy 1:8 (#1), 2 Timothy 1:8 (#2), 2 Timothy 1:8 (#3), 2 Timothy 1:8 (#4), 2 Timothy 1:8 (#5), 2 Timothy 1:8 (#6), 2 Timothy 1:8 (#7), 2 Timothy 1:9 (#1), 2 Timothy 1:9 (#2), 2 Timothy 1:9 (#3), 2 Timothy 1:9 (#4), 2 Timothy 1:9 (#5), 2 Timothy 1:9 (#6), 2 Timothy 1:10 (#1), 2 Timothy 1:10 (#2), 2 Timothy 1:10 (#3), 2 Timothy 1:10 (#4), 2 Timothy 1:10 (#5), 2 Timothy 1:10 (#6), 2 Timothy 1:10 (#7), 2 Timothy 1:11 (#1), 2 Timothy 1:11 (#2), 2 Timothy 1:11 (#3), 2 Timothy 1:11 (#4), 2 Timothy 1:12 (#1), 2 Timothy 1:12 (#2), 2 Timothy 1:12 (#3), 2 Timothy 1:12 (#4), 2 Timothy 1:12 (#5), 2 Timothy 1:12 (#6), 2 Timothy 1:12 (#7), 2 Timothy 1:12 (#8), 2 Timothy 1:13 (#1), 2 Timothy 1:13 (#2), 2 Timothy 1:13 (#3), 2 Timothy 1:13 (#4), 2 Timothy 1:13 (#5), 2 Timothy 1:13 (#6), 2 Timothy 1:14 (#1), 2 Timothy 1:14 (#2), 2 Timothy 1:14 (#3), 2 Timothy 1:15 (#1), 2 Timothy 1:15 (#2), 2 Timothy 1:15 (#3), 2 Timothy 1:15 (#4), 2 Timothy 1:15 (#5), 2 Timothy 1:15 (#6), 2 Timothy 1:16 (#1), 2 Timothy 1:16 (#2), 2 Timothy 1:16 (#3), 2 Timothy 1:16 (#4), 2 Timothy 1:16 (#5), 2 Timothy 1:17 (#1), 2 Timothy 1:17 (#2), 2 Timothy 1:18 (#1), 2 Timothy 1:18 (#2), 2 Timothy 1:18 (#3), 2 Timothy 1:18 (#4), 2 Timothy 1:18 (#5), 2 Timothy 1:18 (#6), 2 Timothy 2:1 (#1), 2 Timothy 2:1 (#2), 2 Timothy 2:1 (#3), 2 Timothy 2:1 (#4), 2 Timothy 2:1 (#5), 2 Timothy 2:1 (#6), 2 Timothy 2:2 (#1), 2 Timothy 2:2 (#2), 2 Timothy 2:2 (#3), 2 Timothy 2:3 (#1), 2 Timothy 2:3 (#2), 2 Timothy 2:3 (#3), 2 Timothy 2:4 (#1), 2 Timothy 2:4 (#2), 2 Timothy 2:4 (#3), 2 Timothy 2:4 (#4), 2 Timothy 2:4 (#5), 2 Timothy 2:5 (#1), 2 Timothy 2:5 (#2), 2 Timothy 2:5 (#3), 2 Timothy 2:5 (#4), 2 Timothy 2:5 (#5), 2 Timothy 2:5 (#6), 2 Timothy 2:5 (#7), 2 Timothy 2:5 (#8), 2 Timothy 2:6 (#1), 2 Timothy 2:6 (#2), 2 Timothy 2:6 (#3), 2 Timothy 2:7 (#1), 2 Timothy 2:7 (#2), 2 Timothy 2:7 (#3), 2 Timothy 2:8 (#1), 2 Timothy 2:8 (#2), 2 Timothy 2:8 (#3), 2 Timothy 2:8 (#4), 2 Timothy 2:8 (#5), 2 Timothy 2:8 (#6), 2 Timothy 2:8 (#7), 2 Timothy 2:9 (#1), 2 Timothy 2:9 (#2), 2 Timothy 2:9 (#3), 2 Timothy 2:9 (#4), 2 Timothy 2:9 (#5), 2 Timothy 2:9 (#6), 2 Timothy 2:10 (#1), 2 Timothy 2:10 (#2), 2 Timothy 2:10 (#3), 2 Timothy 2:10 (#4), 2 Timothy 2:10 (#5), 2 Timothy 2:10 (#6), 2 Timothy 2:10 (#7), 2 Timothy 2:11 (#1), 2 Timothy 2:11 (#1), 2 Timothy 2:11 (#2), 2 Timothy 2:11 (#3), 2 Timothy 2:11 (#4), 2 Timothy 2:11–13 (#1), 2 Timothy 2:12 (#1), 2 Timothy 2:12 (#2), 2 Timothy 2:12 (#3), 2 Timothy 2:13 (#1), 2 Timothy 2:13 (#2), 2 Timothy 2:13 (#3), 2 Timothy 2:14 (#1), 2 Timothy 2:14 (#2), 2 Timothy 2:14 (#3), 2 Timothy 2:14 (#4), 2 Timothy 2:14 (#5), 2 Timothy 2:14 (#6), 2 Timothy 2:14 (#7), 2 Timothy 2:15 (#1), 2 Timothy 2:15 (#2), 2 Timothy 2:15 (#3), 2 Timothy 2:15 (#4), 2 Timothy 2:15 (#5), 2 Timothy 2:15 (#6), 2 Timothy 2:15 (#7), 2 Timothy 2:16 (#1), 2 Timothy 2:16 (#2), 2 Timothy 2:16 (#3), 2 Timothy 2:16 (#4), 2 Timothy 2:16 (#5), 2 Timothy 2:17 (#1), 2 Timothy 2:17 (#2), 2 Timothy 2:17 (#3), 2 Timothy 2:17 (#4), 2 Timothy 2:18 (#1), 2 Timothy 2:18 (#2), 2 Timothy 2:18 (#3), 2 Timothy 2:18 (#4), 2 Timothy 2:18 (#5), 2 Timothy 2:19 (#1), 2 Timothy 2:19 (#2), 2 Timothy 2:19 (#3), 2 Timothy 2:19 (#4), 2 Timothy 2:19 (#5), 2 Timothy 2:19 (#6), 2 Timothy 2:19 (#7), 2 Timothy 2:19 (#8), 2 Timothy 2:19 (#9), 2 Timothy 2:20 (#1), 2 Timothy 2:20 (#2), 2 Timothy 2:20 (#3), 2 Timothy 2:20 (#4), 2 Timothy 2:20 (#5), 2 Timothy 2:20 (#6), 2 Timothy 2:21 (#1), 2 Timothy 2:21 (#2), 2 Timothy 2:21 (#3), 2 Timothy 2:21 (#4), 2 Timothy 2:21 (#5), 2 Timothy 2:21 (#6), 2 Timothy 2:22 (#1), 2 Timothy 2:22 (#2), 2 Timothy 2:22 (#3), 2 Timothy 2:22 (#4), 2 Timothy 2:22 (#5), 2 Timothy 2:22 (#6), 2 Timothy 2:22 (#7), 2 Timothy 2:22 (#8), 2 Timothy 2:22 (#9), 2 Timothy 2:22 (#10), 2 Timothy 2:23 (#1), 2 Timothy 2:23 (#2), 2 Timothy 2:23 (#3), 2 Timothy 2:23 (#4), 2 Timothy 2:23 (#5), 2 Timothy 2:24 (#1), 2 Timothy 2:24 (#2), 2 Timothy 2:24 (#3), 2 Timothy 2:24 (#4), 2 Timothy 2:24 (#5), 2 Timothy 2:25 (#1), 2 Timothy 2:25 (#2), 2 Timothy 2:25 (#3), 2 Timothy 2:25 (#4), 2 Timothy 2:26 (#1), 2 Timothy 2:26 (#2), 2 Timothy 2:26 (#3), 2 Timothy 2:26 (#4), 2 Timothy 2:26 (#5), 2 Timothy 2:26 (#6), 2 Timothy 2:26 (#7), 2 Timothy 3:1 (#1), 2 Timothy 3:1 (#2), 2 Timothy 3:1 (#3), 2 Timothy 3:1 (#4), 2 Timothy 3:2 (#1), 2 Timothy 3:2 (#2), 2 Timothy 3:2 (#3), 2 Timothy 3:2 (#4), 2 Timothy 3:3 (#1), 2 Timothy 3:4 (#1), 2 Timothy 3:4 (#2), 2 Timothy 3:5 (#1), 2 Timothy 3:5 (#2), 2 Timothy 3:5 (#3), 2 Timothy 3:5 (#4), 2 Timothy 3:5 (#5), 2 Timothy 3:5 (#6), 2 Timothy 3:6 (#1), 2 Timothy 3:6 (#2), 2 Timothy 3:6 (#3), 2 Timothy 3:6 (#4), 2 Timothy 3:6 (#5), 2 Timothy 3:6 (#6), 2 Timothy 3:6 (#7), 2 Timothy 3:6 (#8), 2 Timothy 3:6 (#9), 2 Timothy 3:7 (#1), 2 Timothy 3:7 (#2), 2 Timothy 3:7 (#3), 2 Timothy 3:8 (#1), 2 Timothy 3:8 (#2), 2 Timothy 3:8 (#3), 2 Timothy 3:8 (#4), 2 Timothy 3:8 (#5), 2 Timothy 3:8 (#6), 2 Timothy 3:8 (#7), 2 Timothy 3:8 (#8), 2 Timothy 3:8 (#9), 2 Timothy 3:8 (#10), 2 Timothy 3:9 (#1), 2 Timothy 3:9 (#2), 2 Timothy 3:9 (#3), 2 Timothy 3:9 (#4), 2 Timothy 3:9 (#5), 2 Timothy 3:9 (#6), 2 Timothy 3:9 (#7), 2 Timothy 3:9 (#8), 2 Timothy 3:10 (#1), 2 Timothy 3:10 (#2), 2 Timothy 3:10–11 (#1), 2 Timothy 3:11 (#1), 2 Timothy 3:11 (#2), 2 Timothy 3:11 (#3), 2 Timothy 3:11 (#4), 2 Timothy 3:12 (#1), 2 Timothy 3:12 (#2), 2 Timothy 3:12 (#3), 2 Timothy 3:13 (#1), 2 Timothy 3:13 (#2), 2 Timothy 3:13 (#3), 2 Timothy 3:13 (#4), 2 Timothy 3:13 (#5), 2 Timothy 3:13 (#6), 2 Timothy 3:13 (#7), 2 Timothy 3:14 (#1), 2 Timothy 3:14 (#2), 2 Timothy 3:14 (#3), 2 Timothy 3:14 (#4), 2 Timothy 3:14 (#5), 2 Timothy 3:15 (#1), 2 Timothy 3:15 (#2), 2 Timothy 3:15 (#3), 2 Timothy 3:16 (#1), 2 Timothy 3:16 (#2), 2 Timothy 3:16 (#3), 2 Timothy 3:16 (#4), 2 Timothy 3:16 (#5), 2 Timothy 3:17 (#1), 2 Timothy 3:17 (#2), 2 Timothy 3:17 (#3), 2 Timothy 3:17 (#4), 2 Timothy 3:17 (#5), 2 Timothy 3:17 (#6), 2 Timothy 4:1 (#1), 2 Timothy 4:1 (#2), 2 Timothy 4:1 (#3), 2 Timothy 4:1 (#4), 2 Timothy 4:2 (#1), 2 Timothy 4:2 (#2), 2 Timothy 4:2 (#3), 2 Timothy 4:2 (#4), 2 Timothy 4:2 (#5), 2 Timothy 4:3 (#1), 2 Timothy 4:3 (#2), 2 Timothy 4:3 (#3), 2 Timothy 4:3 (#4), 2 Timothy 4:3 (#5), 2 Timothy 4:3 (#6), 2 Timothy 4:3 (#7), 2 Timothy 4:3 (#8), 2 Timothy 4:3 (#9), 2 Timothy 4:4 (#1), 2 Timothy 4:4 (#2), 2 Timothy 4:4 (#3), 2 Timothy 4:4 (#4), 2 Timothy 4:4 (#5), 2 Timothy 4:4 (#6), 2 Timothy 4:5 (#1), 2 Timothy 4:5 (#2), 2 Timothy 4:5 (#3), 2 Timothy 4:5 (#4), 2 Timothy 4:5 (#5), 2 Timothy 4:5 (#6), 2 Timothy 4:6 (#1), 2 Timothy 4:6 (#2), 2 Timothy 4:6 (#3), 2 Timothy 4:6 (#4), 2 Timothy 4:7 (#1), 2 Timothy 4:7 (#2), 2 Timothy 4:7 (#3), 2 Timothy 4:7 (#4), 2 Timothy 4:7 (#5), 2 Timothy 4:7 (#6), 2 Timothy 4:8 (#1), 2 Timothy 4:8 (#2), 2 Timothy 4:8 (#3), 2 Timothy 4:8 (#4), 2 Timothy 4:8 (#5), 2 Timothy 4:8 (#6), 2 Timothy 4:8 (#7), 2 Timothy 4:8 (#8), 2 Timothy 4:9 (#1), 2 Timothy 4:9 (#2), 2 Timothy 4:10 (#1), 2 Timothy 4:10 (#2), 2 Timothy 4:10 (#3), 2 Timothy 4:10 (#4), 2 Timothy 4:10 (#5), 2 Timothy 4:10 (#6), 2 Timothy 4:11 (#1), 2 Timothy 4:11 (#2), 2 Timothy 4:12 (#1), 2 Timothy 4:12 (#2), 2 Timothy 4:13 (#1), 2 Timothy 4:13 (#2), 2 Timothy 4:13 (#3), 2 Timothy 4:13 (#4), 2 Timothy 4:13 (#5), 2 Timothy 4:14 (#1), 2 Timothy 4:14 (#2), 2 Timothy 4:14 (#3), 2 Timothy 4:14 (#4), 2 Timothy 4:15 (#1), 2 Timothy 4:15 (#2), 2 Timothy 4:16 (#1), 2 Timothy 4:16 (#2), 2 Timothy 4:16 (#3), 2 Timothy 4:16 (#4), 2 Timothy 4:16 (#5), 2 Timothy 4:17 (#1), 2 Timothy 4:17 (#2), 2 Timothy 4:17 (#3), 2 Timothy 4:17 (#4), 2 Timothy 4:17 (#5), 2 Timothy 4:17 (#6), 2 Timothy 4:17 (#7), 2 Timothy 4:17 (#8), 2 Timothy 4:18 (#1), 2 Timothy 4:18 (#2), 2 Timothy 4:19 (#1), 2 Timothy 4:19 (#2), 2 Timothy 4:20 (#1), 2 Timothy 4:20 (#2), 2 Timothy 4:21 (#1), 2 Timothy 4:21 (#2), 2 Timothy 4:21 (#3), 2 Timothy 4:21 (#4), 2 Timothy 4:21 (#5), 2 Timothy 4:21 (#6), 2 Timothy 4:21 (#7), 2 Timothy 4:21 (#8), 2 Timothy 4:21 (#9), 2 Timothy 4:22 (#1), 2 Timothy 4:22 (#2), 2 Timothy 4:22 (#3), 2 Timothy 4:22 (#4), 2 Timothy 4:22 (#5), 2 Timothy 4:22 (#6), 2 Timothy 4:22 (#7)</w:t>
       </w:r>
       <w:r>
         <w:rPr>

--- a/eng/docx/55.content.docx
+++ b/eng/docx/55.content.docx
@@ -146,19 +146,6 @@
         <w:rPr>
           <w:lang w:val="en_US" w:bidi="en_US"/>
         </w:rPr>
-      </w:r>
-    </w:p>
-    <w:p>
-      <w:pPr/>
-      <w:r>
-        <w:rPr>
-          <w:lang w:val="en_US" w:bidi="en_US"/>
-        </w:rPr>
-      </w:r>
-      <w:r>
-        <w:rPr>
-          <w:lang w:val="en_US" w:bidi="en_US"/>
-        </w:rPr>
         <w:t xml:space="preserve"> </w:t>
       </w:r>
       <w:r>
@@ -4785,7 +4772,7 @@
         <w:rPr>
           <w:lang w:val="en_US" w:bidi="en_US"/>
         </w:rPr>
-        <w:t xml:space="preserve"> of a person, which refers to the inner life of a person, that is, how that person thinks, feels, and makes decisions. Alternate translation: “an attitude of fear but of power and of love and of disposition” or “a heart of fear but a heart of power and of love and of disciple” (2) the Holy Spirit. Alternate translation: “the Holy Spirit to make us cowardly but to make us powerful and loving and self-controlled”</w:t>
+        <w:t xml:space="preserve"> of a person, which refers to the inner life of a person, that is, how that person thinks, feels, and makes decisions. Alternate translation: “an attitude of fear but of power and of love and of disposition” or “a heart of fear but a heart of power and of love and of discipline” (2) the Holy Spirit. Alternate translation: “the Holy Spirit to make us cowardly but to make us powerful and loving and self-controlled”</w:t>
       </w:r>
     </w:p>
     <w:p>

--- a/eng/docx/55.content.docx
+++ b/eng/docx/55.content.docx
@@ -19,7 +19,7 @@
         <w:rPr>
           <w:lang w:val="en_US" w:bidi="en_US"/>
         </w:rPr>
-        <w:t>Resource: Translation Notes (unfoldingWord)</w:t>
+        <w:t>Resource: unfoldingWord® Translation Notes</w:t>
       </w:r>
       <w:r>
         <w:rPr>
@@ -90,7 +90,7 @@
         <w:rPr>
           <w:lang w:val="en_US" w:bidi="en_US"/>
         </w:rPr>
-        <w:t>Translation Notes (unfoldingWord)</w:t>
+        <w:t>unfoldingWord® Translation Notes</w:t>
       </w:r>
     </w:p>
     <w:p>
@@ -23544,7 +23544,7 @@
             <w:color w:val="0000EE"/>
             <w:u w:val="single"/>
           </w:rPr>
-          <w:t>16:5</w:t>
+          <w:t>Numbers 16:5</w:t>
         </w:r>
       </w:hyperlink>
       <w:r>
@@ -36502,7 +36502,7 @@
         <w:rPr>
           <w:lang w:val="en_US" w:bidi="en_US"/>
         </w:rPr>
-        <w:t xml:space="preserve"> is masculine, Jesus is using the word in a generic sense that includes both men and women. If it would be helpful in your language, you could use a phrase that makes this clear. Alternate translation: “men and women”</w:t>
+        <w:t xml:space="preserve"> is masculine, Paul is using the word in a generic sense that includes both men and women. If it would be helpful in your language, you could use a phrase that makes this clear. Alternate translation: “men and women”</w:t>
       </w:r>
     </w:p>
     <w:p>
@@ -42353,7 +42353,7 @@
             <w:color w:val="0000EE"/>
             <w:u w:val="single"/>
           </w:rPr>
-          <w:t>5:18</w:t>
+          <w:t>Ephesians 5:18</w:t>
         </w:r>
       </w:hyperlink>
       <w:r>

--- a/eng/docx/55.content.docx
+++ b/eng/docx/55.content.docx
@@ -11552,7 +11552,7 @@
           <w:b/>
           <w:lang w:val="en_US" w:bidi="en_US"/>
         </w:rPr>
-        <w:t>(δῴη αὐτῷ ὁ Κύριος, εὑρεῖν ἔλεος παρὰ Κυρίου ἐν ἐκείνῃ τῇ ἡμέρᾳ), καὶ ὅσα ἐν Ἐφέσῳ διηκόνησεν, βέλτιον σὺ γινώσκεις</w:t>
+        <w:t>δῴη αὐτῷ ὁ Κύριος, εὑρεῖν ἔλεος παρὰ Κυρίου ἐν ἐκείνῃ τῇ ἡμέρᾳ), καὶ ὅσα ἐν Ἐφέσῳ διηκόνησεν, βέλτιον σὺ γινώσκεις</w:t>
       </w:r>
     </w:p>
     <w:p>
@@ -18984,7 +18984,7 @@
           <w:b/>
           <w:lang w:val="en_US" w:bidi="en_US"/>
         </w:rPr>
-        <w:t>εἰ γὰρ συναπεθάνομεν, καὶ συνζήσομεν &amp; εἰ ὑπομένομεν, καὶ συνβασιλεύσομεν; εἰ ἀρνησόμεθα, κἀκεῖνος ἀρνήσεται ἡμᾶς &amp; εἰ ἀπιστοῦμεν, ἐκεῖνος πιστὸς μένει; ἀρνήσασθαι γὰρ ἑαυτὸν οὐ δύναται</w:t>
+        <w:t>εἰ γὰρ συναπεθάνομεν, καὶ συνζήσομεν; εἰ ὑπομένομεν, καὶ συνβασιλεύσομεν; εἰ ἀρνησόμεθα, κἀκεῖνος ἀρνήσεται ἡμᾶς; εἰ ἀπιστοῦμεν, ἐκεῖνος πιστὸς μένει; ἀρνήσασθαι γὰρ ἑαυτὸν οὐ δύναται</w:t>
       </w:r>
     </w:p>
     <w:p>
@@ -24423,7 +24423,7 @@
           <w:b/>
           <w:lang w:val="en_US" w:bidi="en_US"/>
         </w:rPr>
-        <w:t>ἐν μεγάλῃ &amp; οἰκίᾳ, οὐκ ἔστιν μόνον σκεύη χρυσᾶ καὶ ἀργυρᾶ, ἀλλὰ καὶ ξύλινα καὶ ὀστράκινα; καὶ ἃ μὲν εἰς τιμὴν, ἃ δὲ εἰς ἀτιμίαν</w:t>
+        <w:t>ἐν μεγάλῃ &amp; οἰκίᾳ, οὐκ ἔστιν μόνον σκεύη χρυσᾶ καὶ ἀργυρᾶ, ἀλλὰ καὶ ξύλινα καὶ ὀστράκινα; καὶ ἃ &amp; εἰς τιμὴν, ἃ δὲ εἰς ἀτιμίαν</w:t>
       </w:r>
     </w:p>
     <w:p>
@@ -24756,7 +24756,7 @@
           <w:b/>
           <w:lang w:val="en_US" w:bidi="en_US"/>
         </w:rPr>
-        <w:t>ἃ μὲν εἰς τιμὴν, ἃ δὲ εἰς ἀτιμίαν</w:t>
+        <w:t>ἃ &amp; εἰς τιμὴν, ἃ δὲ εἰς ἀτιμίαν</w:t>
       </w:r>
     </w:p>
     <w:p>
@@ -24854,7 +24854,7 @@
           <w:b/>
           <w:lang w:val="en_US" w:bidi="en_US"/>
         </w:rPr>
-        <w:t>ἃ μὲν εἰς τιμὴν, ἃ δὲ εἰς ἀτιμίαν</w:t>
+        <w:t>ἃ &amp; εἰς τιμὴν, ἃ δὲ εἰς ἀτιμίαν</w:t>
       </w:r>
     </w:p>
     <w:p>
@@ -35305,7 +35305,7 @@
           <w:b/>
           <w:lang w:val="en_US" w:bidi="en_US"/>
         </w:rPr>
-        <w:t>μου τῇ διδασκαλίᾳ, τῇ ἀγωγῇ, τῇ προθέσει, τῇ πίστει, τῇ μακροθυμίᾳ, τῇ ἀγάπῃ, τῇ ὑπομονῇ &amp; τοῖς διωγμοῖς, τοῖς παθήμασιν, οἷά</w:t>
+        <w:t>μου τῇ διδασκαλίᾳ, τῇ ἀγωγῇ, τῇ προθέσει, τῇ πίστει, τῇ μακροθυμίᾳ, τῇ ἀγάπῃ, τῇ ὑπομονῇ, τοῖς διωγμοῖς, τοῖς παθήμασιν, οἷά</w:t>
       </w:r>
     </w:p>
     <w:p>
@@ -41549,7 +41549,7 @@
           <w:b/>
           <w:lang w:val="en_US" w:bidi="en_US"/>
         </w:rPr>
-        <w:t>ἀπὸ μὲν τῆς ἀληθείας τὴν ἀκοὴν ἀποστρέψουσιν</w:t>
+        <w:t>ἀπὸ &amp; τῆς ἀληθείας τὴν ἀκοὴν ἀποστρέψουσιν</w:t>
       </w:r>
     </w:p>
     <w:p>
